--- a/AI_TEST/CW_FS_SDA10  发货清单查询_SD内销组_V1.0_20201114.docx
+++ b/AI_TEST/CW_FS_SDA10  发货清单查询_SD内销组_V1.0_20201114.docx
@@ -1,6 +1,6 @@
 
 <file path=word/document.xml><?xml version="1.0" encoding="utf-8"?>
-<w:document xmlns:wpc="http://schemas.microsoft.com/office/word/2010/wordprocessingCanvas" xmlns:cx="http://schemas.microsoft.com/office/drawing/2014/chartex" xmlns:cx1="http://schemas.microsoft.com/office/drawing/2015/9/8/chartex" xmlns:cx2="http://schemas.microsoft.com/office/drawing/2015/10/21/chartex" xmlns:cx3="http://schemas.microsoft.com/office/drawing/2016/5/9/chartex" xmlns:cx4="http://schemas.microsoft.com/office/drawing/2016/5/10/chartex" xmlns:cx5="http://schemas.microsoft.com/office/drawing/2016/5/11/chartex" xmlns:cx6="http://schemas.microsoft.com/office/drawing/2016/5/12/chartex" xmlns:cx7="http://schemas.microsoft.com/office/drawing/2016/5/13/chartex" xmlns:cx8="http://schemas.microsoft.com/office/drawing/2016/5/14/chartex" xmlns:mc="http://schemas.openxmlformats.org/markup-compatibility/2006" xmlns:aink="http://schemas.microsoft.com/office/drawing/2016/ink" xmlns:am3d="http://schemas.microsoft.com/office/drawing/2017/model3d" xmlns:o="urn:schemas-microsoft-com:office:office" xmlns:r="http://schemas.openxmlformats.org/officeDocument/2006/relationships" xmlns:m="http://schemas.openxmlformats.org/officeDocument/2006/math" xmlns:v="urn:schemas-microsoft-com:vml" xmlns:wp14="http://schemas.microsoft.com/office/word/2010/wordprocessingDrawing" xmlns:wp="http://schemas.openxmlformats.org/drawingml/2006/wordprocessingDrawing" xmlns:w10="urn:schemas-microsoft-com:office:word" xmlns:w="http://schemas.openxmlformats.org/wordprocessingml/2006/main" xmlns:w14="http://schemas.microsoft.com/office/word/2010/wordml" xmlns:w15="http://schemas.microsoft.com/office/word/2012/wordml" xmlns:w16cid="http://schemas.microsoft.com/office/word/2016/wordml/cid" xmlns:w16se="http://schemas.microsoft.com/office/word/2015/wordml/symex" xmlns:wpg="http://schemas.microsoft.com/office/word/2010/wordprocessingGroup" xmlns:wpi="http://schemas.microsoft.com/office/word/2010/wordprocessingInk" xmlns:wne="http://schemas.microsoft.com/office/word/2006/wordml" xmlns:wps="http://schemas.microsoft.com/office/word/2010/wordprocessingShape" mc:Ignorable="w14 w15 w16se w16cid wp14">
+<w:document xmlns:wpc="http://schemas.microsoft.com/office/word/2010/wordprocessingCanvas" xmlns:cx="http://schemas.microsoft.com/office/drawing/2014/chartex" xmlns:cx1="http://schemas.microsoft.com/office/drawing/2015/9/8/chartex" xmlns:cx2="http://schemas.microsoft.com/office/drawing/2015/10/21/chartex" xmlns:cx3="http://schemas.microsoft.com/office/drawing/2016/5/9/chartex" xmlns:cx4="http://schemas.microsoft.com/office/drawing/2016/5/10/chartex" xmlns:cx5="http://schemas.microsoft.com/office/drawing/2016/5/11/chartex" xmlns:cx6="http://schemas.microsoft.com/office/drawing/2016/5/12/chartex" xmlns:cx7="http://schemas.microsoft.com/office/drawing/2016/5/13/chartex" xmlns:cx8="http://schemas.microsoft.com/office/drawing/2016/5/14/chartex" xmlns:mc="http://schemas.openxmlformats.org/markup-compatibility/2006" xmlns:aink="http://schemas.microsoft.com/office/drawing/2016/ink" xmlns:am3d="http://schemas.microsoft.com/office/drawing/2017/model3d" xmlns:o="urn:schemas-microsoft-com:office:office" xmlns:oel="http://schemas.microsoft.com/office/2019/extlst" xmlns:r="http://schemas.openxmlformats.org/officeDocument/2006/relationships" xmlns:m="http://schemas.openxmlformats.org/officeDocument/2006/math" xmlns:v="urn:schemas-microsoft-com:vml" xmlns:wp14="http://schemas.microsoft.com/office/word/2010/wordprocessingDrawing" xmlns:wp="http://schemas.openxmlformats.org/drawingml/2006/wordprocessingDrawing" xmlns:w10="urn:schemas-microsoft-com:office:word" xmlns:w="http://schemas.openxmlformats.org/wordprocessingml/2006/main" xmlns:w14="http://schemas.microsoft.com/office/word/2010/wordml" xmlns:w15="http://schemas.microsoft.com/office/word/2012/wordml" xmlns:w16cex="http://schemas.microsoft.com/office/word/2018/wordml/cex" xmlns:w16cid="http://schemas.microsoft.com/office/word/2016/wordml/cid" xmlns:w16="http://schemas.microsoft.com/office/word/2018/wordml" xmlns:w16du="http://schemas.microsoft.com/office/word/2023/wordml/word16du" xmlns:w16sdtdh="http://schemas.microsoft.com/office/word/2020/wordml/sdtdatahash" xmlns:w16sdtfl="http://schemas.microsoft.com/office/word/2024/wordml/sdtformatlock" xmlns:w16se="http://schemas.microsoft.com/office/word/2015/wordml/symex" xmlns:wpg="http://schemas.microsoft.com/office/word/2010/wordprocessingGroup" xmlns:wpi="http://schemas.microsoft.com/office/word/2010/wordprocessingInk" xmlns:wne="http://schemas.microsoft.com/office/word/2006/wordml" xmlns:wps="http://schemas.microsoft.com/office/word/2010/wordprocessingShape" mc:Ignorable="w14 w15 w16se w16cid w16 w16cex w16sdtdh w16sdtfl w16du wp14">
   <w:background w:color="FFFFFF"/>
   <w:body>
     <w:tbl>
@@ -59,7 +59,7 @@
               <w:spacing w:before="80"/>
               <w:jc w:val="center"/>
               <w:rPr>
-                <w:rFonts w:ascii="宋体" w:hAnsi="宋体"/>
+                <w:rFonts w:ascii="宋体" w:hAnsi="宋体" w:hint="eastAsia"/>
                 <w:b/>
                 <w:color w:val="000000" w:themeColor="text1"/>
                 <w:sz w:val="56"/>
@@ -72,7 +72,7 @@
               <w:spacing w:before="80"/>
               <w:jc w:val="center"/>
               <w:rPr>
-                <w:rFonts w:ascii="宋体" w:hAnsi="宋体"/>
+                <w:rFonts w:ascii="宋体" w:hAnsi="宋体" w:hint="eastAsia"/>
                 <w:b/>
                 <w:color w:val="000000" w:themeColor="text1"/>
                 <w:sz w:val="56"/>
@@ -85,7 +85,7 @@
               <w:spacing w:before="80"/>
               <w:jc w:val="center"/>
               <w:rPr>
-                <w:rFonts w:ascii="宋体" w:hAnsi="宋体"/>
+                <w:rFonts w:ascii="宋体" w:hAnsi="宋体" w:hint="eastAsia"/>
                 <w:b/>
                 <w:color w:val="000000" w:themeColor="text1"/>
                 <w:sz w:val="56"/>
@@ -98,7 +98,7 @@
               <w:spacing w:before="80"/>
               <w:jc w:val="center"/>
               <w:rPr>
-                <w:rFonts w:ascii="宋体" w:hAnsi="宋体"/>
+                <w:rFonts w:ascii="宋体" w:hAnsi="宋体" w:hint="eastAsia"/>
                 <w:b/>
                 <w:color w:val="000000" w:themeColor="text1"/>
                 <w:sz w:val="56"/>
@@ -111,7 +111,7 @@
               <w:spacing w:before="80"/>
               <w:jc w:val="center"/>
               <w:rPr>
-                <w:rFonts w:ascii="宋体" w:hAnsi="宋体"/>
+                <w:rFonts w:ascii="宋体" w:hAnsi="宋体" w:hint="eastAsia"/>
                 <w:b/>
                 <w:color w:val="000000" w:themeColor="text1"/>
                 <w:sz w:val="56"/>
@@ -134,7 +134,7 @@
               <w:spacing w:before="80"/>
               <w:jc w:val="center"/>
               <w:rPr>
-                <w:rFonts w:ascii="宋体" w:hAnsi="宋体"/>
+                <w:rFonts w:ascii="宋体" w:hAnsi="宋体" w:hint="eastAsia"/>
                 <w:b/>
                 <w:color w:val="000000" w:themeColor="text1"/>
                 <w:sz w:val="56"/>
@@ -177,7 +177,7 @@
               <w:spacing w:before="80"/>
               <w:jc w:val="center"/>
               <w:rPr>
-                <w:rFonts w:ascii="宋体" w:hAnsi="宋体"/>
+                <w:rFonts w:ascii="宋体" w:hAnsi="宋体" w:hint="eastAsia"/>
                 <w:b/>
                 <w:color w:val="000000" w:themeColor="text1"/>
                 <w:sz w:val="56"/>
@@ -230,7 +230,7 @@
               <w:spacing w:before="80"/>
               <w:jc w:val="center"/>
               <w:rPr>
-                <w:rFonts w:ascii="宋体" w:hAnsi="宋体"/>
+                <w:rFonts w:ascii="宋体" w:hAnsi="宋体" w:hint="eastAsia"/>
                 <w:b/>
                 <w:color w:val="000000" w:themeColor="text1"/>
                 <w:sz w:val="44"/>
@@ -374,7 +374,7 @@
     <w:p>
       <w:pPr>
         <w:rPr>
-          <w:rFonts w:ascii="微软雅黑" w:eastAsia="微软雅黑" w:hAnsi="微软雅黑" w:cs="Times New Roman"/>
+          <w:rFonts w:ascii="微软雅黑" w:eastAsia="微软雅黑" w:hAnsi="微软雅黑" w:cs="Times New Roman" w:hint="eastAsia"/>
           <w:b/>
           <w:caps/>
           <w:color w:val="000000" w:themeColor="text1"/>
@@ -434,7 +434,7 @@
               <w:ind w:firstLine="0"/>
               <w:jc w:val="center"/>
               <w:rPr>
-                <w:rFonts w:ascii="微软雅黑" w:eastAsia="微软雅黑" w:hAnsi="微软雅黑"/>
+                <w:rFonts w:ascii="微软雅黑" w:eastAsia="微软雅黑" w:hAnsi="微软雅黑" w:hint="eastAsia"/>
                 <w:b/>
                 <w:color w:val="000000" w:themeColor="text1"/>
                 <w:sz w:val="20"/>
@@ -466,7 +466,7 @@
               <w:ind w:firstLine="0"/>
               <w:jc w:val="center"/>
               <w:rPr>
-                <w:rFonts w:ascii="微软雅黑" w:eastAsia="微软雅黑" w:hAnsi="微软雅黑"/>
+                <w:rFonts w:ascii="微软雅黑" w:eastAsia="微软雅黑" w:hAnsi="微软雅黑" w:hint="eastAsia"/>
                 <w:b/>
                 <w:color w:val="000000" w:themeColor="text1"/>
                 <w:sz w:val="20"/>
@@ -496,7 +496,7 @@
               <w:ind w:left="-2" w:firstLine="0"/>
               <w:jc w:val="center"/>
               <w:rPr>
-                <w:rFonts w:ascii="微软雅黑" w:eastAsia="微软雅黑" w:hAnsi="微软雅黑"/>
+                <w:rFonts w:ascii="微软雅黑" w:eastAsia="微软雅黑" w:hAnsi="微软雅黑" w:hint="eastAsia"/>
                 <w:b/>
                 <w:color w:val="000000" w:themeColor="text1"/>
                 <w:sz w:val="20"/>
@@ -526,7 +526,7 @@
               <w:ind w:left="-2" w:firstLine="0"/>
               <w:jc w:val="center"/>
               <w:rPr>
-                <w:rFonts w:ascii="微软雅黑" w:eastAsia="微软雅黑" w:hAnsi="微软雅黑"/>
+                <w:rFonts w:ascii="微软雅黑" w:eastAsia="微软雅黑" w:hAnsi="微软雅黑" w:hint="eastAsia"/>
                 <w:b/>
                 <w:color w:val="000000" w:themeColor="text1"/>
                 <w:sz w:val="20"/>
@@ -1075,7 +1075,7 @@
               <w:spacing w:before="240" w:after="240"/>
               <w:jc w:val="center"/>
               <w:rPr>
-                <w:rFonts w:ascii="微软雅黑" w:eastAsia="微软雅黑" w:hAnsi="微软雅黑"/>
+                <w:rFonts w:ascii="微软雅黑" w:eastAsia="微软雅黑" w:hAnsi="微软雅黑" w:hint="eastAsia"/>
                 <w:caps/>
                 <w:color w:val="000000" w:themeColor="text1"/>
                 <w:sz w:val="28"/>
@@ -1112,7 +1112,7 @@
               <w:ind w:firstLine="0"/>
               <w:jc w:val="center"/>
               <w:rPr>
-                <w:rFonts w:ascii="微软雅黑" w:eastAsia="微软雅黑" w:hAnsi="微软雅黑"/>
+                <w:rFonts w:ascii="微软雅黑" w:eastAsia="微软雅黑" w:hAnsi="微软雅黑" w:hint="eastAsia"/>
                 <w:color w:val="000000" w:themeColor="text1"/>
                 <w:sz w:val="20"/>
                 <w:szCs w:val="20"/>
@@ -1143,7 +1143,7 @@
             <w:pPr>
               <w:ind w:firstLine="0"/>
               <w:rPr>
-                <w:rFonts w:ascii="微软雅黑" w:eastAsia="微软雅黑" w:hAnsi="微软雅黑"/>
+                <w:rFonts w:ascii="微软雅黑" w:eastAsia="微软雅黑" w:hAnsi="微软雅黑" w:hint="eastAsia"/>
                 <w:color w:val="000000" w:themeColor="text1"/>
                 <w:sz w:val="20"/>
                 <w:szCs w:val="20"/>
@@ -1185,7 +1185,7 @@
               <w:ind w:firstLine="0"/>
               <w:jc w:val="center"/>
               <w:rPr>
-                <w:rFonts w:ascii="微软雅黑" w:eastAsia="微软雅黑" w:hAnsi="微软雅黑"/>
+                <w:rFonts w:ascii="微软雅黑" w:eastAsia="微软雅黑" w:hAnsi="微软雅黑" w:hint="eastAsia"/>
                 <w:color w:val="000000" w:themeColor="text1"/>
                 <w:sz w:val="20"/>
                 <w:szCs w:val="20"/>
@@ -1216,7 +1216,7 @@
               </w:tabs>
               <w:ind w:firstLine="0"/>
               <w:rPr>
-                <w:rFonts w:ascii="微软雅黑" w:eastAsia="微软雅黑" w:hAnsi="微软雅黑"/>
+                <w:rFonts w:ascii="微软雅黑" w:eastAsia="微软雅黑" w:hAnsi="微软雅黑" w:hint="eastAsia"/>
                 <w:color w:val="000000" w:themeColor="text1"/>
                 <w:sz w:val="20"/>
                 <w:szCs w:val="20"/>
@@ -1253,7 +1253,7 @@
             </w:r>
             <w:r>
               <w:rPr>
-                <w:rFonts w:ascii="微软雅黑" w:eastAsia="微软雅黑" w:hAnsi="微软雅黑"/>
+                <w:rFonts w:ascii="微软雅黑" w:eastAsia="微软雅黑" w:hAnsi="微软雅黑" w:hint="eastAsia"/>
                 <w:color w:val="000000" w:themeColor="text1"/>
                 <w:sz w:val="20"/>
                 <w:szCs w:val="20"/>
@@ -1261,7 +1261,7 @@
             </w:r>
             <w:r>
               <w:rPr>
-                <w:rFonts w:ascii="微软雅黑" w:eastAsia="微软雅黑" w:hAnsi="微软雅黑"/>
+                <w:rFonts w:ascii="微软雅黑" w:eastAsia="微软雅黑" w:hAnsi="微软雅黑" w:hint="eastAsia"/>
                 <w:color w:val="000000" w:themeColor="text1"/>
                 <w:sz w:val="20"/>
                 <w:szCs w:val="20"/>
@@ -1317,7 +1317,7 @@
             </w:r>
             <w:r>
               <w:rPr>
-                <w:rFonts w:ascii="微软雅黑" w:eastAsia="微软雅黑" w:hAnsi="微软雅黑"/>
+                <w:rFonts w:ascii="微软雅黑" w:eastAsia="微软雅黑" w:hAnsi="微软雅黑" w:hint="eastAsia"/>
                 <w:color w:val="000000" w:themeColor="text1"/>
                 <w:sz w:val="20"/>
                 <w:szCs w:val="20"/>
@@ -1325,7 +1325,7 @@
             </w:r>
             <w:r>
               <w:rPr>
-                <w:rFonts w:ascii="微软雅黑" w:eastAsia="微软雅黑" w:hAnsi="微软雅黑"/>
+                <w:rFonts w:ascii="微软雅黑" w:eastAsia="微软雅黑" w:hAnsi="微软雅黑" w:hint="eastAsia"/>
                 <w:color w:val="000000" w:themeColor="text1"/>
                 <w:sz w:val="20"/>
                 <w:szCs w:val="20"/>
@@ -1390,7 +1390,7 @@
             </w:r>
             <w:r>
               <w:rPr>
-                <w:rFonts w:ascii="微软雅黑" w:eastAsia="微软雅黑" w:hAnsi="微软雅黑"/>
+                <w:rFonts w:ascii="微软雅黑" w:eastAsia="微软雅黑" w:hAnsi="微软雅黑" w:hint="eastAsia"/>
                 <w:color w:val="000000" w:themeColor="text1"/>
                 <w:sz w:val="20"/>
                 <w:szCs w:val="20"/>
@@ -1398,7 +1398,7 @@
             </w:r>
             <w:r>
               <w:rPr>
-                <w:rFonts w:ascii="微软雅黑" w:eastAsia="微软雅黑" w:hAnsi="微软雅黑"/>
+                <w:rFonts w:ascii="微软雅黑" w:eastAsia="微软雅黑" w:hAnsi="微软雅黑" w:hint="eastAsia"/>
                 <w:color w:val="000000" w:themeColor="text1"/>
                 <w:sz w:val="20"/>
                 <w:szCs w:val="20"/>
@@ -1433,7 +1433,7 @@
               </w:tabs>
               <w:ind w:firstLine="0"/>
               <w:rPr>
-                <w:rFonts w:ascii="微软雅黑" w:eastAsia="微软雅黑" w:hAnsi="微软雅黑"/>
+                <w:rFonts w:ascii="微软雅黑" w:eastAsia="微软雅黑" w:hAnsi="微软雅黑" w:hint="eastAsia"/>
                 <w:color w:val="000000" w:themeColor="text1"/>
                 <w:sz w:val="20"/>
                 <w:szCs w:val="20"/>
@@ -1470,7 +1470,7 @@
             </w:r>
             <w:r>
               <w:rPr>
-                <w:rFonts w:ascii="微软雅黑" w:eastAsia="微软雅黑" w:hAnsi="微软雅黑"/>
+                <w:rFonts w:ascii="微软雅黑" w:eastAsia="微软雅黑" w:hAnsi="微软雅黑" w:hint="eastAsia"/>
                 <w:color w:val="000000" w:themeColor="text1"/>
                 <w:sz w:val="20"/>
                 <w:szCs w:val="20"/>
@@ -1478,7 +1478,7 @@
             </w:r>
             <w:r>
               <w:rPr>
-                <w:rFonts w:ascii="微软雅黑" w:eastAsia="微软雅黑" w:hAnsi="微软雅黑"/>
+                <w:rFonts w:ascii="微软雅黑" w:eastAsia="微软雅黑" w:hAnsi="微软雅黑" w:hint="eastAsia"/>
                 <w:color w:val="000000" w:themeColor="text1"/>
                 <w:sz w:val="20"/>
                 <w:szCs w:val="20"/>
@@ -1544,7 +1544,7 @@
             </w:r>
             <w:r>
               <w:rPr>
-                <w:rFonts w:ascii="微软雅黑" w:eastAsia="微软雅黑" w:hAnsi="微软雅黑"/>
+                <w:rFonts w:ascii="微软雅黑" w:eastAsia="微软雅黑" w:hAnsi="微软雅黑" w:hint="eastAsia"/>
                 <w:color w:val="000000" w:themeColor="text1"/>
                 <w:sz w:val="20"/>
                 <w:szCs w:val="20"/>
@@ -1552,7 +1552,7 @@
             </w:r>
             <w:r>
               <w:rPr>
-                <w:rFonts w:ascii="微软雅黑" w:eastAsia="微软雅黑" w:hAnsi="微软雅黑"/>
+                <w:rFonts w:ascii="微软雅黑" w:eastAsia="微软雅黑" w:hAnsi="微软雅黑" w:hint="eastAsia"/>
                 <w:color w:val="000000" w:themeColor="text1"/>
                 <w:sz w:val="20"/>
                 <w:szCs w:val="20"/>
@@ -1618,7 +1618,7 @@
             </w:r>
             <w:r>
               <w:rPr>
-                <w:rFonts w:ascii="微软雅黑" w:eastAsia="微软雅黑" w:hAnsi="微软雅黑"/>
+                <w:rFonts w:ascii="微软雅黑" w:eastAsia="微软雅黑" w:hAnsi="微软雅黑" w:hint="eastAsia"/>
                 <w:color w:val="000000" w:themeColor="text1"/>
                 <w:sz w:val="20"/>
                 <w:szCs w:val="20"/>
@@ -1626,7 +1626,7 @@
             </w:r>
             <w:r>
               <w:rPr>
-                <w:rFonts w:ascii="微软雅黑" w:eastAsia="微软雅黑" w:hAnsi="微软雅黑"/>
+                <w:rFonts w:ascii="微软雅黑" w:eastAsia="微软雅黑" w:hAnsi="微软雅黑" w:hint="eastAsia"/>
                 <w:color w:val="000000" w:themeColor="text1"/>
                 <w:sz w:val="20"/>
                 <w:szCs w:val="20"/>
@@ -1681,7 +1681,7 @@
               <w:ind w:firstLine="0"/>
               <w:jc w:val="center"/>
               <w:rPr>
-                <w:rFonts w:ascii="微软雅黑" w:eastAsia="微软雅黑" w:hAnsi="微软雅黑"/>
+                <w:rFonts w:ascii="微软雅黑" w:eastAsia="微软雅黑" w:hAnsi="微软雅黑" w:hint="eastAsia"/>
                 <w:color w:val="000000" w:themeColor="text1"/>
                 <w:sz w:val="20"/>
                 <w:szCs w:val="20"/>
@@ -1707,7 +1707,7 @@
             <w:pPr>
               <w:ind w:firstLine="0"/>
               <w:rPr>
-                <w:rFonts w:ascii="微软雅黑" w:eastAsia="微软雅黑" w:hAnsi="微软雅黑"/>
+                <w:rFonts w:ascii="微软雅黑" w:eastAsia="微软雅黑" w:hAnsi="微软雅黑" w:hint="eastAsia"/>
                 <w:color w:val="000000" w:themeColor="text1"/>
                 <w:sz w:val="20"/>
                 <w:szCs w:val="20"/>
@@ -1731,7 +1731,7 @@
               <w:ind w:firstLine="0"/>
               <w:jc w:val="center"/>
               <w:rPr>
-                <w:rFonts w:ascii="微软雅黑" w:eastAsia="微软雅黑" w:hAnsi="微软雅黑"/>
+                <w:rFonts w:ascii="微软雅黑" w:eastAsia="微软雅黑" w:hAnsi="微软雅黑" w:hint="eastAsia"/>
                 <w:color w:val="000000" w:themeColor="text1"/>
                 <w:sz w:val="20"/>
                 <w:szCs w:val="20"/>
@@ -1753,7 +1753,7 @@
               </w:tabs>
               <w:ind w:firstLine="0"/>
               <w:rPr>
-                <w:rFonts w:ascii="微软雅黑" w:eastAsia="微软雅黑" w:hAnsi="微软雅黑"/>
+                <w:rFonts w:ascii="微软雅黑" w:eastAsia="微软雅黑" w:hAnsi="微软雅黑" w:hint="eastAsia"/>
                 <w:color w:val="000000" w:themeColor="text1"/>
                 <w:sz w:val="20"/>
                 <w:szCs w:val="20"/>
@@ -1771,7 +1771,7 @@
               <w:ind w:firstLine="0"/>
               <w:jc w:val="center"/>
               <w:rPr>
-                <w:rFonts w:ascii="微软雅黑" w:eastAsia="微软雅黑" w:hAnsi="微软雅黑"/>
+                <w:rFonts w:ascii="微软雅黑" w:eastAsia="微软雅黑" w:hAnsi="微软雅黑" w:hint="eastAsia"/>
                 <w:color w:val="000000" w:themeColor="text1"/>
                 <w:sz w:val="20"/>
                 <w:szCs w:val="20"/>
@@ -1797,7 +1797,7 @@
             <w:pPr>
               <w:ind w:firstLine="0"/>
               <w:rPr>
-                <w:rFonts w:ascii="微软雅黑" w:eastAsia="微软雅黑" w:hAnsi="微软雅黑"/>
+                <w:rFonts w:ascii="微软雅黑" w:eastAsia="微软雅黑" w:hAnsi="微软雅黑" w:hint="eastAsia"/>
                 <w:color w:val="000000" w:themeColor="text1"/>
                 <w:sz w:val="20"/>
                 <w:szCs w:val="20"/>
@@ -1819,7 +1819,7 @@
             <w:pPr>
               <w:ind w:firstLineChars="200" w:firstLine="400"/>
               <w:rPr>
-                <w:rFonts w:ascii="微软雅黑" w:eastAsia="微软雅黑" w:hAnsi="微软雅黑"/>
+                <w:rFonts w:ascii="微软雅黑" w:eastAsia="微软雅黑" w:hAnsi="微软雅黑" w:hint="eastAsia"/>
                 <w:color w:val="000000" w:themeColor="text1"/>
                 <w:sz w:val="20"/>
                 <w:szCs w:val="20"/>
@@ -1850,7 +1850,7 @@
               </w:tabs>
               <w:ind w:firstLine="0"/>
               <w:rPr>
-                <w:rFonts w:ascii="微软雅黑" w:eastAsia="微软雅黑" w:hAnsi="微软雅黑"/>
+                <w:rFonts w:ascii="微软雅黑" w:eastAsia="微软雅黑" w:hAnsi="微软雅黑" w:hint="eastAsia"/>
                 <w:color w:val="000000" w:themeColor="text1"/>
                 <w:sz w:val="20"/>
                 <w:szCs w:val="20"/>
@@ -1887,7 +1887,7 @@
             </w:r>
             <w:r>
               <w:rPr>
-                <w:rFonts w:ascii="微软雅黑" w:eastAsia="微软雅黑" w:hAnsi="微软雅黑"/>
+                <w:rFonts w:ascii="微软雅黑" w:eastAsia="微软雅黑" w:hAnsi="微软雅黑" w:hint="eastAsia"/>
                 <w:color w:val="000000" w:themeColor="text1"/>
                 <w:sz w:val="20"/>
                 <w:szCs w:val="20"/>
@@ -1895,7 +1895,7 @@
             </w:r>
             <w:r>
               <w:rPr>
-                <w:rFonts w:ascii="微软雅黑" w:eastAsia="微软雅黑" w:hAnsi="微软雅黑"/>
+                <w:rFonts w:ascii="微软雅黑" w:eastAsia="微软雅黑" w:hAnsi="微软雅黑" w:hint="eastAsia"/>
                 <w:color w:val="000000" w:themeColor="text1"/>
                 <w:sz w:val="20"/>
                 <w:szCs w:val="20"/>
@@ -1960,7 +1960,7 @@
             </w:r>
             <w:r>
               <w:rPr>
-                <w:rFonts w:ascii="微软雅黑" w:eastAsia="微软雅黑" w:hAnsi="微软雅黑"/>
+                <w:rFonts w:ascii="微软雅黑" w:eastAsia="微软雅黑" w:hAnsi="微软雅黑" w:hint="eastAsia"/>
                 <w:color w:val="000000" w:themeColor="text1"/>
                 <w:sz w:val="20"/>
                 <w:szCs w:val="20"/>
@@ -1968,7 +1968,7 @@
             </w:r>
             <w:r>
               <w:rPr>
-                <w:rFonts w:ascii="微软雅黑" w:eastAsia="微软雅黑" w:hAnsi="微软雅黑"/>
+                <w:rFonts w:ascii="微软雅黑" w:eastAsia="微软雅黑" w:hAnsi="微软雅黑" w:hint="eastAsia"/>
                 <w:color w:val="000000" w:themeColor="text1"/>
                 <w:sz w:val="20"/>
                 <w:szCs w:val="20"/>
@@ -2033,7 +2033,7 @@
             </w:r>
             <w:r>
               <w:rPr>
-                <w:rFonts w:ascii="微软雅黑" w:eastAsia="微软雅黑" w:hAnsi="微软雅黑"/>
+                <w:rFonts w:ascii="微软雅黑" w:eastAsia="微软雅黑" w:hAnsi="微软雅黑" w:hint="eastAsia"/>
                 <w:color w:val="000000" w:themeColor="text1"/>
                 <w:sz w:val="20"/>
                 <w:szCs w:val="20"/>
@@ -2041,7 +2041,7 @@
             </w:r>
             <w:r>
               <w:rPr>
-                <w:rFonts w:ascii="微软雅黑" w:eastAsia="微软雅黑" w:hAnsi="微软雅黑"/>
+                <w:rFonts w:ascii="微软雅黑" w:eastAsia="微软雅黑" w:hAnsi="微软雅黑" w:hint="eastAsia"/>
                 <w:color w:val="000000" w:themeColor="text1"/>
                 <w:sz w:val="20"/>
                 <w:szCs w:val="20"/>
@@ -2106,7 +2106,7 @@
             </w:r>
             <w:r>
               <w:rPr>
-                <w:rFonts w:ascii="微软雅黑" w:eastAsia="微软雅黑" w:hAnsi="微软雅黑"/>
+                <w:rFonts w:ascii="微软雅黑" w:eastAsia="微软雅黑" w:hAnsi="微软雅黑" w:hint="eastAsia"/>
                 <w:color w:val="000000" w:themeColor="text1"/>
                 <w:sz w:val="20"/>
                 <w:szCs w:val="20"/>
@@ -2114,7 +2114,7 @@
             </w:r>
             <w:r>
               <w:rPr>
-                <w:rFonts w:ascii="微软雅黑" w:eastAsia="微软雅黑" w:hAnsi="微软雅黑"/>
+                <w:rFonts w:ascii="微软雅黑" w:eastAsia="微软雅黑" w:hAnsi="微软雅黑" w:hint="eastAsia"/>
                 <w:color w:val="000000" w:themeColor="text1"/>
                 <w:sz w:val="20"/>
                 <w:szCs w:val="20"/>
@@ -2170,7 +2170,7 @@
             </w:r>
             <w:r>
               <w:rPr>
-                <w:rFonts w:ascii="微软雅黑" w:eastAsia="微软雅黑" w:hAnsi="微软雅黑"/>
+                <w:rFonts w:ascii="微软雅黑" w:eastAsia="微软雅黑" w:hAnsi="微软雅黑" w:hint="eastAsia"/>
                 <w:color w:val="000000" w:themeColor="text1"/>
                 <w:sz w:val="20"/>
                 <w:szCs w:val="20"/>
@@ -2178,7 +2178,7 @@
             </w:r>
             <w:r>
               <w:rPr>
-                <w:rFonts w:ascii="微软雅黑" w:eastAsia="微软雅黑" w:hAnsi="微软雅黑"/>
+                <w:rFonts w:ascii="微软雅黑" w:eastAsia="微软雅黑" w:hAnsi="微软雅黑" w:hint="eastAsia"/>
                 <w:color w:val="000000" w:themeColor="text1"/>
                 <w:sz w:val="20"/>
                 <w:szCs w:val="20"/>
@@ -2234,7 +2234,7 @@
             </w:r>
             <w:r>
               <w:rPr>
-                <w:rFonts w:ascii="微软雅黑" w:eastAsia="微软雅黑" w:hAnsi="微软雅黑"/>
+                <w:rFonts w:ascii="微软雅黑" w:eastAsia="微软雅黑" w:hAnsi="微软雅黑" w:hint="eastAsia"/>
                 <w:color w:val="000000" w:themeColor="text1"/>
                 <w:sz w:val="20"/>
                 <w:szCs w:val="20"/>
@@ -2242,7 +2242,7 @@
             </w:r>
             <w:r>
               <w:rPr>
-                <w:rFonts w:ascii="微软雅黑" w:eastAsia="微软雅黑" w:hAnsi="微软雅黑"/>
+                <w:rFonts w:ascii="微软雅黑" w:eastAsia="微软雅黑" w:hAnsi="微软雅黑" w:hint="eastAsia"/>
                 <w:color w:val="000000" w:themeColor="text1"/>
                 <w:sz w:val="20"/>
                 <w:szCs w:val="20"/>
@@ -2283,7 +2283,7 @@
             <w:pPr>
               <w:ind w:firstLineChars="200" w:firstLine="400"/>
               <w:rPr>
-                <w:rFonts w:ascii="微软雅黑" w:eastAsia="微软雅黑" w:hAnsi="微软雅黑"/>
+                <w:rFonts w:ascii="微软雅黑" w:eastAsia="微软雅黑" w:hAnsi="微软雅黑" w:hint="eastAsia"/>
                 <w:color w:val="000000" w:themeColor="text1"/>
                 <w:sz w:val="20"/>
                 <w:szCs w:val="20"/>
@@ -2314,7 +2314,7 @@
               </w:tabs>
               <w:ind w:firstLine="0"/>
               <w:rPr>
-                <w:rFonts w:ascii="微软雅黑" w:eastAsia="微软雅黑" w:hAnsi="微软雅黑"/>
+                <w:rFonts w:ascii="微软雅黑" w:eastAsia="微软雅黑" w:hAnsi="微软雅黑" w:hint="eastAsia"/>
                 <w:color w:val="000000" w:themeColor="text1"/>
                 <w:sz w:val="20"/>
                 <w:szCs w:val="20"/>
@@ -2351,7 +2351,7 @@
             </w:r>
             <w:r>
               <w:rPr>
-                <w:rFonts w:ascii="微软雅黑" w:eastAsia="微软雅黑" w:hAnsi="微软雅黑"/>
+                <w:rFonts w:ascii="微软雅黑" w:eastAsia="微软雅黑" w:hAnsi="微软雅黑" w:hint="eastAsia"/>
                 <w:color w:val="000000" w:themeColor="text1"/>
                 <w:sz w:val="20"/>
                 <w:szCs w:val="20"/>
@@ -2359,7 +2359,7 @@
             </w:r>
             <w:r>
               <w:rPr>
-                <w:rFonts w:ascii="微软雅黑" w:eastAsia="微软雅黑" w:hAnsi="微软雅黑"/>
+                <w:rFonts w:ascii="微软雅黑" w:eastAsia="微软雅黑" w:hAnsi="微软雅黑" w:hint="eastAsia"/>
                 <w:color w:val="000000" w:themeColor="text1"/>
                 <w:sz w:val="20"/>
                 <w:szCs w:val="20"/>
@@ -2424,7 +2424,7 @@
             </w:r>
             <w:r>
               <w:rPr>
-                <w:rFonts w:ascii="微软雅黑" w:eastAsia="微软雅黑" w:hAnsi="微软雅黑"/>
+                <w:rFonts w:ascii="微软雅黑" w:eastAsia="微软雅黑" w:hAnsi="微软雅黑" w:hint="eastAsia"/>
                 <w:color w:val="000000" w:themeColor="text1"/>
                 <w:sz w:val="20"/>
                 <w:szCs w:val="20"/>
@@ -2432,7 +2432,7 @@
             </w:r>
             <w:r>
               <w:rPr>
-                <w:rFonts w:ascii="微软雅黑" w:eastAsia="微软雅黑" w:hAnsi="微软雅黑"/>
+                <w:rFonts w:ascii="微软雅黑" w:eastAsia="微软雅黑" w:hAnsi="微软雅黑" w:hint="eastAsia"/>
                 <w:color w:val="000000" w:themeColor="text1"/>
                 <w:sz w:val="20"/>
                 <w:szCs w:val="20"/>
@@ -2497,7 +2497,7 @@
             </w:r>
             <w:r>
               <w:rPr>
-                <w:rFonts w:ascii="微软雅黑" w:eastAsia="微软雅黑" w:hAnsi="微软雅黑"/>
+                <w:rFonts w:ascii="微软雅黑" w:eastAsia="微软雅黑" w:hAnsi="微软雅黑" w:hint="eastAsia"/>
                 <w:color w:val="000000" w:themeColor="text1"/>
                 <w:sz w:val="20"/>
                 <w:szCs w:val="20"/>
@@ -2505,7 +2505,7 @@
             </w:r>
             <w:r>
               <w:rPr>
-                <w:rFonts w:ascii="微软雅黑" w:eastAsia="微软雅黑" w:hAnsi="微软雅黑"/>
+                <w:rFonts w:ascii="微软雅黑" w:eastAsia="微软雅黑" w:hAnsi="微软雅黑" w:hint="eastAsia"/>
                 <w:color w:val="000000" w:themeColor="text1"/>
                 <w:sz w:val="20"/>
                 <w:szCs w:val="20"/>
@@ -2561,7 +2561,7 @@
             </w:r>
             <w:r>
               <w:rPr>
-                <w:rFonts w:ascii="微软雅黑" w:eastAsia="微软雅黑" w:hAnsi="微软雅黑"/>
+                <w:rFonts w:ascii="微软雅黑" w:eastAsia="微软雅黑" w:hAnsi="微软雅黑" w:hint="eastAsia"/>
                 <w:color w:val="000000" w:themeColor="text1"/>
                 <w:sz w:val="20"/>
                 <w:szCs w:val="20"/>
@@ -2569,7 +2569,7 @@
             </w:r>
             <w:r>
               <w:rPr>
-                <w:rFonts w:ascii="微软雅黑" w:eastAsia="微软雅黑" w:hAnsi="微软雅黑"/>
+                <w:rFonts w:ascii="微软雅黑" w:eastAsia="微软雅黑" w:hAnsi="微软雅黑" w:hint="eastAsia"/>
                 <w:color w:val="000000" w:themeColor="text1"/>
                 <w:sz w:val="20"/>
                 <w:szCs w:val="20"/>
@@ -2625,7 +2625,7 @@
             </w:r>
             <w:r>
               <w:rPr>
-                <w:rFonts w:ascii="微软雅黑" w:eastAsia="微软雅黑" w:hAnsi="微软雅黑"/>
+                <w:rFonts w:ascii="微软雅黑" w:eastAsia="微软雅黑" w:hAnsi="微软雅黑" w:hint="eastAsia"/>
                 <w:color w:val="000000" w:themeColor="text1"/>
                 <w:sz w:val="20"/>
                 <w:szCs w:val="20"/>
@@ -2633,7 +2633,7 @@
             </w:r>
             <w:r>
               <w:rPr>
-                <w:rFonts w:ascii="微软雅黑" w:eastAsia="微软雅黑" w:hAnsi="微软雅黑"/>
+                <w:rFonts w:ascii="微软雅黑" w:eastAsia="微软雅黑" w:hAnsi="微软雅黑" w:hint="eastAsia"/>
                 <w:color w:val="000000" w:themeColor="text1"/>
                 <w:sz w:val="20"/>
                 <w:szCs w:val="20"/>
@@ -2707,7 +2707,7 @@
             </w:r>
             <w:r>
               <w:rPr>
-                <w:rFonts w:ascii="微软雅黑" w:eastAsia="微软雅黑" w:hAnsi="微软雅黑"/>
+                <w:rFonts w:ascii="微软雅黑" w:eastAsia="微软雅黑" w:hAnsi="微软雅黑" w:hint="eastAsia"/>
                 <w:color w:val="000000" w:themeColor="text1"/>
                 <w:sz w:val="20"/>
                 <w:szCs w:val="20"/>
@@ -2715,7 +2715,7 @@
             </w:r>
             <w:r>
               <w:rPr>
-                <w:rFonts w:ascii="微软雅黑" w:eastAsia="微软雅黑" w:hAnsi="微软雅黑"/>
+                <w:rFonts w:ascii="微软雅黑" w:eastAsia="微软雅黑" w:hAnsi="微软雅黑" w:hint="eastAsia"/>
                 <w:color w:val="000000" w:themeColor="text1"/>
                 <w:sz w:val="20"/>
                 <w:szCs w:val="20"/>
@@ -2754,7 +2754,7 @@
             <w:pPr>
               <w:jc w:val="both"/>
               <w:rPr>
-                <w:rFonts w:ascii="微软雅黑" w:eastAsia="微软雅黑" w:hAnsi="微软雅黑"/>
+                <w:rFonts w:ascii="微软雅黑" w:eastAsia="微软雅黑" w:hAnsi="微软雅黑" w:hint="eastAsia"/>
                 <w:color w:val="000000" w:themeColor="text1"/>
                 <w:sz w:val="20"/>
                 <w:szCs w:val="20"/>
@@ -2782,7 +2782,7 @@
               <w:ind w:firstLine="0"/>
               <w:jc w:val="both"/>
               <w:rPr>
-                <w:rFonts w:ascii="微软雅黑" w:eastAsia="微软雅黑" w:hAnsi="微软雅黑"/>
+                <w:rFonts w:ascii="微软雅黑" w:eastAsia="微软雅黑" w:hAnsi="微软雅黑" w:hint="eastAsia"/>
                 <w:color w:val="000000" w:themeColor="text1"/>
                 <w:sz w:val="20"/>
                 <w:szCs w:val="20"/>
@@ -2819,7 +2819,7 @@
             </w:r>
             <w:r>
               <w:rPr>
-                <w:rFonts w:ascii="微软雅黑" w:eastAsia="微软雅黑" w:hAnsi="微软雅黑"/>
+                <w:rFonts w:ascii="微软雅黑" w:eastAsia="微软雅黑" w:hAnsi="微软雅黑" w:hint="eastAsia"/>
                 <w:color w:val="000000" w:themeColor="text1"/>
                 <w:sz w:val="20"/>
                 <w:szCs w:val="20"/>
@@ -2827,7 +2827,7 @@
             </w:r>
             <w:r>
               <w:rPr>
-                <w:rFonts w:ascii="微软雅黑" w:eastAsia="微软雅黑" w:hAnsi="微软雅黑"/>
+                <w:rFonts w:ascii="微软雅黑" w:eastAsia="微软雅黑" w:hAnsi="微软雅黑" w:hint="eastAsia"/>
                 <w:color w:val="000000" w:themeColor="text1"/>
                 <w:sz w:val="20"/>
                 <w:szCs w:val="20"/>
@@ -2902,7 +2902,7 @@
             </w:r>
             <w:r>
               <w:rPr>
-                <w:rFonts w:ascii="微软雅黑" w:eastAsia="微软雅黑" w:hAnsi="微软雅黑"/>
+                <w:rFonts w:ascii="微软雅黑" w:eastAsia="微软雅黑" w:hAnsi="微软雅黑" w:hint="eastAsia"/>
                 <w:color w:val="000000" w:themeColor="text1"/>
                 <w:sz w:val="20"/>
                 <w:szCs w:val="20"/>
@@ -2910,7 +2910,7 @@
             </w:r>
             <w:r>
               <w:rPr>
-                <w:rFonts w:ascii="微软雅黑" w:eastAsia="微软雅黑" w:hAnsi="微软雅黑"/>
+                <w:rFonts w:ascii="微软雅黑" w:eastAsia="微软雅黑" w:hAnsi="微软雅黑" w:hint="eastAsia"/>
                 <w:color w:val="000000" w:themeColor="text1"/>
                 <w:sz w:val="20"/>
                 <w:szCs w:val="20"/>
@@ -2976,7 +2976,7 @@
             </w:r>
             <w:r>
               <w:rPr>
-                <w:rFonts w:ascii="微软雅黑" w:eastAsia="微软雅黑" w:hAnsi="微软雅黑"/>
+                <w:rFonts w:ascii="微软雅黑" w:eastAsia="微软雅黑" w:hAnsi="微软雅黑" w:hint="eastAsia"/>
                 <w:color w:val="000000" w:themeColor="text1"/>
                 <w:sz w:val="20"/>
                 <w:szCs w:val="20"/>
@@ -2984,7 +2984,7 @@
             </w:r>
             <w:r>
               <w:rPr>
-                <w:rFonts w:ascii="微软雅黑" w:eastAsia="微软雅黑" w:hAnsi="微软雅黑"/>
+                <w:rFonts w:ascii="微软雅黑" w:eastAsia="微软雅黑" w:hAnsi="微软雅黑" w:hint="eastAsia"/>
                 <w:color w:val="000000" w:themeColor="text1"/>
                 <w:sz w:val="20"/>
                 <w:szCs w:val="20"/>
@@ -3031,7 +3031,7 @@
               <w:ind w:firstLine="0"/>
               <w:jc w:val="center"/>
               <w:rPr>
-                <w:rFonts w:ascii="微软雅黑" w:eastAsia="微软雅黑" w:hAnsi="微软雅黑"/>
+                <w:rFonts w:ascii="微软雅黑" w:eastAsia="微软雅黑" w:hAnsi="微软雅黑" w:hint="eastAsia"/>
                 <w:color w:val="000000" w:themeColor="text1"/>
                 <w:sz w:val="20"/>
                 <w:szCs w:val="20"/>
@@ -3056,7 +3056,7 @@
             <w:pPr>
               <w:ind w:firstLine="0"/>
               <w:rPr>
-                <w:rFonts w:ascii="微软雅黑" w:eastAsia="微软雅黑" w:hAnsi="微软雅黑"/>
+                <w:rFonts w:ascii="微软雅黑" w:eastAsia="微软雅黑" w:hAnsi="微软雅黑" w:hint="eastAsia"/>
                 <w:color w:val="000000" w:themeColor="text1"/>
                 <w:sz w:val="20"/>
                 <w:szCs w:val="20"/>
@@ -3074,7 +3074,7 @@
           <w:p>
             <w:pPr>
               <w:rPr>
-                <w:rFonts w:ascii="微软雅黑" w:eastAsia="微软雅黑" w:hAnsi="微软雅黑"/>
+                <w:rFonts w:ascii="微软雅黑" w:eastAsia="微软雅黑" w:hAnsi="微软雅黑" w:hint="eastAsia"/>
                 <w:color w:val="000000" w:themeColor="text1"/>
                 <w:sz w:val="20"/>
                 <w:szCs w:val="20"/>
@@ -3091,7 +3091,7 @@
             <w:pPr>
               <w:ind w:firstLine="0"/>
               <w:rPr>
-                <w:rFonts w:ascii="微软雅黑" w:eastAsia="微软雅黑" w:hAnsi="微软雅黑"/>
+                <w:rFonts w:ascii="微软雅黑" w:eastAsia="微软雅黑" w:hAnsi="微软雅黑" w:hint="eastAsia"/>
                 <w:color w:val="000000" w:themeColor="text1"/>
                 <w:sz w:val="20"/>
                 <w:szCs w:val="20"/>
@@ -3110,7 +3110,7 @@
               <w:ind w:firstLine="0"/>
               <w:jc w:val="center"/>
               <w:rPr>
-                <w:rFonts w:ascii="微软雅黑" w:eastAsia="微软雅黑" w:hAnsi="微软雅黑"/>
+                <w:rFonts w:ascii="微软雅黑" w:eastAsia="微软雅黑" w:hAnsi="微软雅黑" w:hint="eastAsia"/>
                 <w:color w:val="000000" w:themeColor="text1"/>
                 <w:sz w:val="20"/>
                 <w:szCs w:val="20"/>
@@ -3135,7 +3135,7 @@
             <w:pPr>
               <w:ind w:firstLine="0"/>
               <w:rPr>
-                <w:rFonts w:ascii="微软雅黑" w:eastAsia="微软雅黑" w:hAnsi="微软雅黑"/>
+                <w:rFonts w:ascii="微软雅黑" w:eastAsia="微软雅黑" w:hAnsi="微软雅黑" w:hint="eastAsia"/>
                 <w:color w:val="000000" w:themeColor="text1"/>
                 <w:sz w:val="20"/>
                 <w:szCs w:val="20"/>
@@ -3242,14 +3242,50 @@
       <w:pPr>
         <w:ind w:firstLineChars="200" w:firstLine="440"/>
         <w:rPr>
+          <w:rFonts w:ascii="宋体" w:hAnsi="宋体" w:hint="eastAsia"/>
+          <w:bCs/>
+          <w:iCs/>
+          <w:color w:val="000000" w:themeColor="text1"/>
+        </w:rPr>
+      </w:pPr>
+      <w:bookmarkStart w:id="5" w:name="_Toc214857088"/>
+      <w:bookmarkEnd w:id="5"/>
+      <w:r>
+        <w:rPr>
+          <w:rFonts w:ascii="宋体" w:hAnsi="宋体" w:hint="eastAsia"/>
+          <w:bCs/>
+          <w:iCs/>
+          <w:color w:val="000000" w:themeColor="text1"/>
+        </w:rPr>
+        <w:t>查询系统中的</w:t>
+      </w:r>
+      <w:r>
+        <w:rPr>
+          <w:rFonts w:ascii="宋体" w:hAnsi="宋体" w:hint="eastAsia"/>
+          <w:bCs/>
+          <w:iCs/>
+          <w:color w:val="000000" w:themeColor="text1"/>
+        </w:rPr>
+        <w:t>交货单</w:t>
+      </w:r>
+      <w:r>
+        <w:rPr>
+          <w:rFonts w:ascii="宋体" w:hAnsi="宋体" w:hint="eastAsia"/>
+          <w:bCs/>
+          <w:iCs/>
+          <w:color w:val="000000" w:themeColor="text1"/>
+        </w:rPr>
+        <w:t>清单以A</w:t>
+      </w:r>
+      <w:r>
+        <w:rPr>
           <w:rFonts w:ascii="宋体" w:hAnsi="宋体"/>
           <w:bCs/>
           <w:iCs/>
           <w:color w:val="000000" w:themeColor="text1"/>
         </w:rPr>
-      </w:pPr>
-      <w:bookmarkStart w:id="5" w:name="_Toc214857088"/>
-      <w:bookmarkEnd w:id="5"/>
+        <w:t xml:space="preserve">LV </w:t>
+      </w:r>
       <w:r>
         <w:rPr>
           <w:rFonts w:ascii="宋体" w:hAnsi="宋体" w:hint="eastAsia"/>
@@ -3257,7 +3293,16 @@
           <w:iCs/>
           <w:color w:val="000000" w:themeColor="text1"/>
         </w:rPr>
-        <w:t>查询系统中的</w:t>
+        <w:t>展现，并可以导出等</w:t>
+      </w:r>
+      <w:r>
+        <w:rPr>
+          <w:rFonts w:ascii="宋体" w:hAnsi="宋体"/>
+          <w:bCs/>
+          <w:iCs/>
+          <w:color w:val="000000" w:themeColor="text1"/>
+        </w:rPr>
+        <w:t xml:space="preserve">ALV </w:t>
       </w:r>
       <w:r>
         <w:rPr>
@@ -3266,63 +3311,18 @@
           <w:iCs/>
           <w:color w:val="000000" w:themeColor="text1"/>
         </w:rPr>
-        <w:t>交货单</w:t>
+        <w:t>基本功能</w:t>
       </w:r>
-      <w:r>
+    </w:p>
+    <w:p>
+      <w:pPr>
+        <w:ind w:firstLineChars="200" w:firstLine="440"/>
         <w:rPr>
           <w:rFonts w:ascii="宋体" w:hAnsi="宋体" w:hint="eastAsia"/>
           <w:bCs/>
           <w:iCs/>
           <w:color w:val="000000" w:themeColor="text1"/>
         </w:rPr>
-        <w:t>清单以A</w:t>
-      </w:r>
-      <w:r>
-        <w:rPr>
-          <w:rFonts w:ascii="宋体" w:hAnsi="宋体"/>
-          <w:bCs/>
-          <w:iCs/>
-          <w:color w:val="000000" w:themeColor="text1"/>
-        </w:rPr>
-        <w:t xml:space="preserve">LV </w:t>
-      </w:r>
-      <w:r>
-        <w:rPr>
-          <w:rFonts w:ascii="宋体" w:hAnsi="宋体" w:hint="eastAsia"/>
-          <w:bCs/>
-          <w:iCs/>
-          <w:color w:val="000000" w:themeColor="text1"/>
-        </w:rPr>
-        <w:t>展现，并可以导出等</w:t>
-      </w:r>
-      <w:r>
-        <w:rPr>
-          <w:rFonts w:ascii="宋体" w:hAnsi="宋体"/>
-          <w:bCs/>
-          <w:iCs/>
-          <w:color w:val="000000" w:themeColor="text1"/>
-        </w:rPr>
-        <w:t xml:space="preserve">ALV </w:t>
-      </w:r>
-      <w:r>
-        <w:rPr>
-          <w:rFonts w:ascii="宋体" w:hAnsi="宋体" w:hint="eastAsia"/>
-          <w:bCs/>
-          <w:iCs/>
-          <w:color w:val="000000" w:themeColor="text1"/>
-        </w:rPr>
-        <w:t>基本功能</w:t>
-      </w:r>
-    </w:p>
-    <w:p>
-      <w:pPr>
-        <w:ind w:firstLineChars="200" w:firstLine="440"/>
-        <w:rPr>
-          <w:rFonts w:ascii="宋体" w:hAnsi="宋体"/>
-          <w:bCs/>
-          <w:iCs/>
-          <w:color w:val="000000" w:themeColor="text1"/>
-        </w:rPr>
       </w:pPr>
     </w:p>
     <w:p>
@@ -3725,7 +3725,7 @@
       <w:pPr>
         <w:spacing w:before="170" w:after="170"/>
         <w:rPr>
-          <w:rFonts w:ascii="微软雅黑" w:eastAsia="微软雅黑" w:hAnsi="微软雅黑"/>
+          <w:rFonts w:ascii="微软雅黑" w:eastAsia="微软雅黑" w:hAnsi="微软雅黑" w:hint="eastAsia"/>
         </w:rPr>
       </w:pPr>
       <w:r>
@@ -3739,7 +3739,7 @@
       <w:pPr>
         <w:spacing w:before="170" w:after="170"/>
         <w:rPr>
-          <w:rFonts w:ascii="微软雅黑" w:eastAsia="微软雅黑" w:hAnsi="微软雅黑"/>
+          <w:rFonts w:ascii="微软雅黑" w:eastAsia="微软雅黑" w:hAnsi="微软雅黑" w:hint="eastAsia"/>
           <w:sz w:val="21"/>
           <w:szCs w:val="21"/>
         </w:rPr>
@@ -3972,7 +3972,23 @@
           <w:rFonts w:ascii="Times New Roman" w:hAnsi="Times New Roman" w:hint="eastAsia"/>
           <w:color w:val="FF0000"/>
         </w:rPr>
-        <w:t>表，通过这两张表找其他表</w:t>
+        <w:t>表，通过这</w:t>
+      </w:r>
+      <w:proofErr w:type="gramStart"/>
+      <w:r>
+        <w:rPr>
+          <w:rFonts w:ascii="Times New Roman" w:hAnsi="Times New Roman" w:hint="eastAsia"/>
+          <w:color w:val="FF0000"/>
+        </w:rPr>
+        <w:t>两张表找其他</w:t>
+      </w:r>
+      <w:proofErr w:type="gramEnd"/>
+      <w:r>
+        <w:rPr>
+          <w:rFonts w:ascii="Times New Roman" w:hAnsi="Times New Roman" w:hint="eastAsia"/>
+          <w:color w:val="FF0000"/>
+        </w:rPr>
+        <w:t>表</w:t>
       </w:r>
     </w:p>
     <w:p>
@@ -4356,7 +4372,7 @@
           <w:tab w:val="left" w:pos="1235"/>
         </w:tabs>
         <w:rPr>
-          <w:rFonts w:ascii="Times New Roman" w:hAnsi="Times New Roman" w:hint="eastAsia"/>
+          <w:rFonts w:ascii="Times New Roman" w:hAnsi="Times New Roman"/>
           <w:sz w:val="21"/>
           <w:szCs w:val="21"/>
         </w:rPr>
@@ -4670,7 +4686,6 @@
               <w:bottom w:val="nil"/>
               <w:right w:val="nil"/>
             </w:tcBorders>
-            <w:shd w:val="clear" w:color="auto" w:fill="auto"/>
             <w:noWrap/>
             <w:vAlign w:val="bottom"/>
             <w:hideMark/>
@@ -4680,7 +4695,7 @@
               <w:spacing w:before="0" w:after="0"/>
               <w:ind w:firstLine="0"/>
               <w:rPr>
-                <w:rFonts w:ascii="宋体" w:hAnsi="宋体" w:cs="宋体"/>
+                <w:rFonts w:ascii="宋体" w:hAnsi="宋体" w:cs="宋体" w:hint="eastAsia"/>
                 <w:color w:val="000000" w:themeColor="text1"/>
                 <w:sz w:val="16"/>
                 <w:szCs w:val="16"/>
@@ -4706,7 +4721,6 @@
               <w:bottom w:val="nil"/>
               <w:right w:val="nil"/>
             </w:tcBorders>
-            <w:shd w:val="clear" w:color="auto" w:fill="auto"/>
             <w:noWrap/>
             <w:vAlign w:val="bottom"/>
             <w:hideMark/>
@@ -4715,7 +4729,7 @@
             <w:pPr>
               <w:spacing w:before="0" w:after="0"/>
               <w:rPr>
-                <w:rFonts w:ascii="宋体" w:hAnsi="宋体" w:cs="宋体"/>
+                <w:rFonts w:ascii="宋体" w:hAnsi="宋体" w:cs="宋体" w:hint="eastAsia"/>
                 <w:color w:val="000000" w:themeColor="text1"/>
                 <w:sz w:val="16"/>
                 <w:szCs w:val="16"/>
@@ -4732,7 +4746,6 @@
               <w:bottom w:val="nil"/>
               <w:right w:val="nil"/>
             </w:tcBorders>
-            <w:shd w:val="clear" w:color="auto" w:fill="auto"/>
             <w:noWrap/>
             <w:vAlign w:val="bottom"/>
           </w:tcPr>
@@ -4740,7 +4753,7 @@
             <w:pPr>
               <w:spacing w:before="0" w:after="0"/>
               <w:rPr>
-                <w:rFonts w:ascii="宋体" w:hAnsi="宋体" w:cs="宋体"/>
+                <w:rFonts w:ascii="宋体" w:hAnsi="宋体" w:cs="宋体" w:hint="eastAsia"/>
                 <w:color w:val="000000" w:themeColor="text1"/>
                 <w:sz w:val="16"/>
                 <w:szCs w:val="16"/>
@@ -4757,7 +4770,6 @@
               <w:bottom w:val="nil"/>
               <w:right w:val="nil"/>
             </w:tcBorders>
-            <w:shd w:val="clear" w:color="auto" w:fill="auto"/>
             <w:noWrap/>
             <w:vAlign w:val="bottom"/>
           </w:tcPr>
@@ -4765,7 +4777,7 @@
             <w:pPr>
               <w:spacing w:before="0" w:after="0"/>
               <w:rPr>
-                <w:rFonts w:ascii="宋体" w:hAnsi="宋体" w:cs="宋体"/>
+                <w:rFonts w:ascii="宋体" w:hAnsi="宋体" w:cs="宋体" w:hint="eastAsia"/>
                 <w:color w:val="000000" w:themeColor="text1"/>
                 <w:sz w:val="16"/>
                 <w:szCs w:val="16"/>
@@ -4782,7 +4794,6 @@
               <w:bottom w:val="nil"/>
               <w:right w:val="nil"/>
             </w:tcBorders>
-            <w:shd w:val="clear" w:color="auto" w:fill="auto"/>
             <w:noWrap/>
             <w:vAlign w:val="bottom"/>
             <w:hideMark/>
@@ -4791,7 +4802,7 @@
             <w:pPr>
               <w:spacing w:before="0" w:after="0"/>
               <w:rPr>
-                <w:rFonts w:ascii="宋体" w:hAnsi="宋体" w:cs="宋体"/>
+                <w:rFonts w:ascii="宋体" w:hAnsi="宋体" w:cs="宋体" w:hint="eastAsia"/>
                 <w:color w:val="000000" w:themeColor="text1"/>
                 <w:sz w:val="16"/>
                 <w:szCs w:val="16"/>
@@ -4808,7 +4819,6 @@
               <w:bottom w:val="nil"/>
               <w:right w:val="single" w:sz="4" w:space="0" w:color="auto"/>
             </w:tcBorders>
-            <w:shd w:val="clear" w:color="auto" w:fill="auto"/>
             <w:noWrap/>
             <w:vAlign w:val="bottom"/>
             <w:hideMark/>
@@ -4817,7 +4827,7 @@
             <w:pPr>
               <w:spacing w:before="0" w:after="0"/>
               <w:rPr>
-                <w:rFonts w:ascii="宋体" w:hAnsi="宋体" w:cs="宋体"/>
+                <w:rFonts w:ascii="宋体" w:hAnsi="宋体" w:cs="宋体" w:hint="eastAsia"/>
                 <w:color w:val="000000" w:themeColor="text1"/>
                 <w:sz w:val="16"/>
                 <w:szCs w:val="16"/>
@@ -4839,7 +4849,6 @@
               <w:bottom w:val="nil"/>
               <w:right w:val="nil"/>
             </w:tcBorders>
-            <w:shd w:val="clear" w:color="auto" w:fill="auto"/>
             <w:noWrap/>
             <w:vAlign w:val="bottom"/>
             <w:hideMark/>
@@ -4848,7 +4857,7 @@
             <w:pPr>
               <w:spacing w:before="0" w:after="0"/>
               <w:rPr>
-                <w:rFonts w:ascii="宋体" w:hAnsi="宋体" w:cs="宋体"/>
+                <w:rFonts w:ascii="宋体" w:hAnsi="宋体" w:cs="宋体" w:hint="eastAsia"/>
                 <w:color w:val="000000" w:themeColor="text1"/>
                 <w:sz w:val="16"/>
                 <w:szCs w:val="16"/>
@@ -4865,7 +4874,6 @@
               <w:bottom w:val="nil"/>
               <w:right w:val="nil"/>
             </w:tcBorders>
-            <w:shd w:val="clear" w:color="auto" w:fill="auto"/>
             <w:noWrap/>
             <w:vAlign w:val="bottom"/>
             <w:hideMark/>
@@ -4874,7 +4882,7 @@
             <w:pPr>
               <w:spacing w:before="0" w:after="0"/>
               <w:rPr>
-                <w:rFonts w:ascii="宋体" w:hAnsi="宋体" w:cs="宋体"/>
+                <w:rFonts w:ascii="宋体" w:hAnsi="宋体" w:cs="宋体" w:hint="eastAsia"/>
                 <w:color w:val="000000" w:themeColor="text1"/>
                 <w:sz w:val="16"/>
                 <w:szCs w:val="16"/>
@@ -4909,7 +4917,6 @@
               <w:bottom w:val="single" w:sz="4" w:space="0" w:color="auto"/>
               <w:right w:val="single" w:sz="4" w:space="0" w:color="auto"/>
             </w:tcBorders>
-            <w:shd w:val="clear" w:color="auto" w:fill="auto"/>
             <w:noWrap/>
             <w:hideMark/>
           </w:tcPr>
@@ -4918,7 +4925,7 @@
               <w:pStyle w:val="afb"/>
               <w:jc w:val="left"/>
               <w:rPr>
-                <w:rFonts w:ascii="宋体" w:hAnsi="宋体"/>
+                <w:rFonts w:ascii="宋体" w:hAnsi="宋体" w:hint="eastAsia"/>
                 <w:color w:val="000000" w:themeColor="text1"/>
                 <w:sz w:val="16"/>
                 <w:szCs w:val="16"/>
@@ -4944,7 +4951,6 @@
               <w:bottom w:val="nil"/>
               <w:right w:val="nil"/>
             </w:tcBorders>
-            <w:shd w:val="clear" w:color="auto" w:fill="auto"/>
             <w:noWrap/>
             <w:vAlign w:val="bottom"/>
             <w:hideMark/>
@@ -4954,7 +4960,7 @@
               <w:spacing w:before="0" w:after="0"/>
               <w:jc w:val="center"/>
               <w:rPr>
-                <w:rFonts w:ascii="宋体" w:hAnsi="宋体" w:cs="宋体"/>
+                <w:rFonts w:ascii="宋体" w:hAnsi="宋体" w:cs="宋体" w:hint="eastAsia"/>
                 <w:color w:val="000000" w:themeColor="text1"/>
                 <w:sz w:val="16"/>
                 <w:szCs w:val="16"/>
@@ -4980,7 +4986,6 @@
               <w:bottom w:val="single" w:sz="4" w:space="0" w:color="auto"/>
               <w:right w:val="single" w:sz="4" w:space="0" w:color="auto"/>
             </w:tcBorders>
-            <w:shd w:val="clear" w:color="auto" w:fill="auto"/>
             <w:noWrap/>
             <w:vAlign w:val="bottom"/>
             <w:hideMark/>
@@ -4990,7 +4995,7 @@
               <w:spacing w:before="0" w:after="0"/>
               <w:ind w:firstLine="0"/>
               <w:rPr>
-                <w:rFonts w:ascii="宋体" w:eastAsiaTheme="minorEastAsia" w:hAnsi="宋体" w:cs="宋体"/>
+                <w:rFonts w:ascii="宋体" w:eastAsiaTheme="minorEastAsia" w:hAnsi="宋体" w:cs="宋体" w:hint="eastAsia"/>
                 <w:color w:val="000000" w:themeColor="text1"/>
                 <w:sz w:val="16"/>
                 <w:szCs w:val="16"/>
@@ -5016,7 +5021,6 @@
               <w:bottom w:val="nil"/>
               <w:right w:val="single" w:sz="4" w:space="0" w:color="auto"/>
             </w:tcBorders>
-            <w:shd w:val="clear" w:color="auto" w:fill="auto"/>
             <w:noWrap/>
             <w:vAlign w:val="bottom"/>
             <w:hideMark/>
@@ -5025,7 +5029,7 @@
             <w:pPr>
               <w:spacing w:before="0" w:after="0"/>
               <w:rPr>
-                <w:rFonts w:ascii="宋体" w:hAnsi="宋体" w:cs="宋体"/>
+                <w:rFonts w:ascii="宋体" w:hAnsi="宋体" w:cs="宋体" w:hint="eastAsia"/>
                 <w:color w:val="000000" w:themeColor="text1"/>
                 <w:sz w:val="16"/>
                 <w:szCs w:val="16"/>
@@ -5047,7 +5051,6 @@
               <w:bottom w:val="nil"/>
               <w:right w:val="nil"/>
             </w:tcBorders>
-            <w:shd w:val="clear" w:color="auto" w:fill="auto"/>
             <w:noWrap/>
             <w:vAlign w:val="bottom"/>
             <w:hideMark/>
@@ -5056,7 +5059,7 @@
             <w:pPr>
               <w:spacing w:before="0" w:after="0"/>
               <w:rPr>
-                <w:rFonts w:ascii="宋体" w:hAnsi="宋体" w:cs="宋体"/>
+                <w:rFonts w:ascii="宋体" w:hAnsi="宋体" w:cs="宋体" w:hint="eastAsia"/>
                 <w:color w:val="000000" w:themeColor="text1"/>
                 <w:sz w:val="16"/>
                 <w:szCs w:val="16"/>
@@ -5073,7 +5076,6 @@
               <w:bottom w:val="nil"/>
               <w:right w:val="nil"/>
             </w:tcBorders>
-            <w:shd w:val="clear" w:color="auto" w:fill="auto"/>
             <w:noWrap/>
             <w:vAlign w:val="bottom"/>
             <w:hideMark/>
@@ -5082,7 +5084,7 @@
             <w:pPr>
               <w:spacing w:before="0" w:after="0"/>
               <w:rPr>
-                <w:rFonts w:ascii="宋体" w:hAnsi="宋体" w:cs="宋体"/>
+                <w:rFonts w:ascii="宋体" w:hAnsi="宋体" w:cs="宋体" w:hint="eastAsia"/>
                 <w:color w:val="000000" w:themeColor="text1"/>
                 <w:sz w:val="16"/>
                 <w:szCs w:val="16"/>
@@ -5108,7 +5110,6 @@
               <w:bottom w:val="single" w:sz="4" w:space="0" w:color="auto"/>
               <w:right w:val="single" w:sz="4" w:space="0" w:color="auto"/>
             </w:tcBorders>
-            <w:shd w:val="clear" w:color="auto" w:fill="auto"/>
             <w:noWrap/>
             <w:hideMark/>
           </w:tcPr>
@@ -5117,7 +5118,7 @@
               <w:pStyle w:val="afb"/>
               <w:jc w:val="left"/>
               <w:rPr>
-                <w:rFonts w:ascii="宋体" w:hAnsi="宋体"/>
+                <w:rFonts w:ascii="宋体" w:hAnsi="宋体" w:hint="eastAsia"/>
                 <w:color w:val="000000" w:themeColor="text1"/>
                 <w:sz w:val="16"/>
                 <w:szCs w:val="16"/>
@@ -5143,7 +5144,6 @@
               <w:bottom w:val="nil"/>
               <w:right w:val="nil"/>
             </w:tcBorders>
-            <w:shd w:val="clear" w:color="auto" w:fill="auto"/>
             <w:noWrap/>
             <w:vAlign w:val="bottom"/>
             <w:hideMark/>
@@ -5153,7 +5153,7 @@
               <w:spacing w:before="0" w:after="0"/>
               <w:jc w:val="center"/>
               <w:rPr>
-                <w:rFonts w:ascii="宋体" w:hAnsi="宋体" w:cs="宋体"/>
+                <w:rFonts w:ascii="宋体" w:hAnsi="宋体" w:cs="宋体" w:hint="eastAsia"/>
                 <w:color w:val="000000" w:themeColor="text1"/>
                 <w:sz w:val="16"/>
                 <w:szCs w:val="16"/>
@@ -5179,7 +5179,6 @@
               <w:bottom w:val="single" w:sz="4" w:space="0" w:color="auto"/>
               <w:right w:val="single" w:sz="4" w:space="0" w:color="auto"/>
             </w:tcBorders>
-            <w:shd w:val="clear" w:color="auto" w:fill="auto"/>
             <w:noWrap/>
             <w:vAlign w:val="bottom"/>
             <w:hideMark/>
@@ -5188,7 +5187,7 @@
             <w:pPr>
               <w:spacing w:before="0" w:after="0"/>
               <w:rPr>
-                <w:rFonts w:ascii="宋体" w:hAnsi="宋体" w:cs="宋体"/>
+                <w:rFonts w:ascii="宋体" w:hAnsi="宋体" w:cs="宋体" w:hint="eastAsia"/>
                 <w:color w:val="000000" w:themeColor="text1"/>
                 <w:sz w:val="16"/>
                 <w:szCs w:val="16"/>
@@ -5214,7 +5213,6 @@
               <w:bottom w:val="nil"/>
               <w:right w:val="single" w:sz="4" w:space="0" w:color="auto"/>
             </w:tcBorders>
-            <w:shd w:val="clear" w:color="auto" w:fill="auto"/>
             <w:noWrap/>
             <w:vAlign w:val="bottom"/>
             <w:hideMark/>
@@ -5223,7 +5221,7 @@
             <w:pPr>
               <w:spacing w:before="0" w:after="0"/>
               <w:rPr>
-                <w:rFonts w:ascii="宋体" w:hAnsi="宋体" w:cs="宋体"/>
+                <w:rFonts w:ascii="宋体" w:hAnsi="宋体" w:cs="宋体" w:hint="eastAsia"/>
                 <w:color w:val="000000" w:themeColor="text1"/>
                 <w:sz w:val="16"/>
                 <w:szCs w:val="16"/>
@@ -5245,7 +5243,6 @@
               <w:bottom w:val="single" w:sz="4" w:space="0" w:color="auto"/>
               <w:right w:val="nil"/>
             </w:tcBorders>
-            <w:shd w:val="clear" w:color="auto" w:fill="auto"/>
             <w:noWrap/>
             <w:vAlign w:val="bottom"/>
             <w:hideMark/>
@@ -5254,7 +5251,7 @@
             <w:pPr>
               <w:spacing w:before="0" w:after="0"/>
               <w:rPr>
-                <w:rFonts w:ascii="宋体" w:hAnsi="宋体" w:cs="宋体"/>
+                <w:rFonts w:ascii="宋体" w:hAnsi="宋体" w:cs="宋体" w:hint="eastAsia"/>
                 <w:color w:val="000000" w:themeColor="text1"/>
                 <w:sz w:val="16"/>
                 <w:szCs w:val="16"/>
@@ -5271,7 +5268,6 @@
               <w:bottom w:val="single" w:sz="4" w:space="0" w:color="auto"/>
               <w:right w:val="nil"/>
             </w:tcBorders>
-            <w:shd w:val="clear" w:color="auto" w:fill="auto"/>
             <w:noWrap/>
             <w:vAlign w:val="bottom"/>
             <w:hideMark/>
@@ -5280,7 +5276,7 @@
             <w:pPr>
               <w:spacing w:before="0" w:after="0"/>
               <w:rPr>
-                <w:rFonts w:ascii="宋体" w:hAnsi="宋体" w:cs="宋体"/>
+                <w:rFonts w:ascii="宋体" w:hAnsi="宋体" w:cs="宋体" w:hint="eastAsia"/>
                 <w:color w:val="000000" w:themeColor="text1"/>
                 <w:sz w:val="16"/>
                 <w:szCs w:val="16"/>
@@ -5297,7 +5293,6 @@
               <w:bottom w:val="single" w:sz="4" w:space="0" w:color="auto"/>
               <w:right w:val="nil"/>
             </w:tcBorders>
-            <w:shd w:val="clear" w:color="auto" w:fill="auto"/>
             <w:noWrap/>
             <w:vAlign w:val="bottom"/>
             <w:hideMark/>
@@ -5306,7 +5301,7 @@
             <w:pPr>
               <w:spacing w:before="0" w:after="0"/>
               <w:rPr>
-                <w:rFonts w:ascii="宋体" w:hAnsi="宋体" w:cs="宋体"/>
+                <w:rFonts w:ascii="宋体" w:hAnsi="宋体" w:cs="宋体" w:hint="eastAsia"/>
                 <w:color w:val="000000" w:themeColor="text1"/>
                 <w:sz w:val="16"/>
                 <w:szCs w:val="16"/>
@@ -5323,7 +5318,6 @@
               <w:bottom w:val="single" w:sz="4" w:space="0" w:color="auto"/>
               <w:right w:val="nil"/>
             </w:tcBorders>
-            <w:shd w:val="clear" w:color="auto" w:fill="auto"/>
             <w:noWrap/>
             <w:vAlign w:val="bottom"/>
           </w:tcPr>
@@ -5331,7 +5325,7 @@
             <w:pPr>
               <w:spacing w:before="0" w:after="0"/>
               <w:rPr>
-                <w:rFonts w:ascii="宋体" w:hAnsi="宋体" w:cs="宋体"/>
+                <w:rFonts w:ascii="宋体" w:hAnsi="宋体" w:cs="宋体" w:hint="eastAsia"/>
                 <w:color w:val="000000" w:themeColor="text1"/>
                 <w:sz w:val="16"/>
                 <w:szCs w:val="16"/>
@@ -5348,7 +5342,6 @@
               <w:bottom w:val="single" w:sz="4" w:space="0" w:color="auto"/>
               <w:right w:val="nil"/>
             </w:tcBorders>
-            <w:shd w:val="clear" w:color="auto" w:fill="auto"/>
             <w:noWrap/>
             <w:vAlign w:val="bottom"/>
             <w:hideMark/>
@@ -5357,7 +5350,7 @@
             <w:pPr>
               <w:spacing w:before="0" w:after="0"/>
               <w:rPr>
-                <w:rFonts w:ascii="宋体" w:hAnsi="宋体" w:cs="宋体"/>
+                <w:rFonts w:ascii="宋体" w:hAnsi="宋体" w:cs="宋体" w:hint="eastAsia"/>
                 <w:color w:val="000000" w:themeColor="text1"/>
                 <w:sz w:val="16"/>
                 <w:szCs w:val="16"/>
@@ -5374,7 +5367,6 @@
               <w:bottom w:val="single" w:sz="4" w:space="0" w:color="auto"/>
               <w:right w:val="single" w:sz="4" w:space="0" w:color="auto"/>
             </w:tcBorders>
-            <w:shd w:val="clear" w:color="auto" w:fill="auto"/>
             <w:noWrap/>
             <w:vAlign w:val="bottom"/>
             <w:hideMark/>
@@ -5383,7 +5375,7 @@
             <w:pPr>
               <w:spacing w:before="0" w:after="0"/>
               <w:rPr>
-                <w:rFonts w:ascii="宋体" w:hAnsi="宋体" w:cs="宋体"/>
+                <w:rFonts w:ascii="宋体" w:hAnsi="宋体" w:cs="宋体" w:hint="eastAsia"/>
                 <w:color w:val="000000" w:themeColor="text1"/>
                 <w:sz w:val="16"/>
                 <w:szCs w:val="16"/>
@@ -5405,7 +5397,6 @@
               <w:bottom w:val="nil"/>
               <w:right w:val="nil"/>
             </w:tcBorders>
-            <w:shd w:val="clear" w:color="auto" w:fill="auto"/>
             <w:noWrap/>
             <w:vAlign w:val="bottom"/>
             <w:hideMark/>
@@ -5414,7 +5405,7 @@
             <w:pPr>
               <w:spacing w:before="0" w:after="0"/>
               <w:rPr>
-                <w:rFonts w:ascii="宋体" w:hAnsi="宋体" w:cs="宋体"/>
+                <w:rFonts w:ascii="宋体" w:hAnsi="宋体" w:cs="宋体" w:hint="eastAsia"/>
                 <w:color w:val="000000" w:themeColor="text1"/>
                 <w:sz w:val="16"/>
                 <w:szCs w:val="16"/>
@@ -5431,7 +5422,6 @@
               <w:bottom w:val="nil"/>
               <w:right w:val="nil"/>
             </w:tcBorders>
-            <w:shd w:val="clear" w:color="auto" w:fill="auto"/>
             <w:noWrap/>
             <w:vAlign w:val="bottom"/>
             <w:hideMark/>
@@ -5440,7 +5430,7 @@
             <w:pPr>
               <w:spacing w:before="0" w:after="0"/>
               <w:rPr>
-                <w:rFonts w:ascii="宋体" w:hAnsi="宋体" w:cs="宋体"/>
+                <w:rFonts w:ascii="宋体" w:hAnsi="宋体" w:cs="宋体" w:hint="eastAsia"/>
                 <w:color w:val="000000" w:themeColor="text1"/>
                 <w:sz w:val="16"/>
                 <w:szCs w:val="16"/>
@@ -5457,7 +5447,6 @@
               <w:bottom w:val="nil"/>
               <w:right w:val="nil"/>
             </w:tcBorders>
-            <w:shd w:val="clear" w:color="auto" w:fill="auto"/>
             <w:noWrap/>
             <w:vAlign w:val="bottom"/>
             <w:hideMark/>
@@ -5466,7 +5455,7 @@
             <w:pPr>
               <w:spacing w:before="0" w:after="0"/>
               <w:rPr>
-                <w:rFonts w:ascii="宋体" w:hAnsi="宋体" w:cs="宋体"/>
+                <w:rFonts w:ascii="宋体" w:hAnsi="宋体" w:cs="宋体" w:hint="eastAsia"/>
                 <w:color w:val="000000" w:themeColor="text1"/>
                 <w:sz w:val="16"/>
                 <w:szCs w:val="16"/>
@@ -5483,7 +5472,6 @@
               <w:bottom w:val="nil"/>
               <w:right w:val="nil"/>
             </w:tcBorders>
-            <w:shd w:val="clear" w:color="auto" w:fill="auto"/>
             <w:noWrap/>
             <w:vAlign w:val="bottom"/>
             <w:hideMark/>
@@ -5492,7 +5480,7 @@
             <w:pPr>
               <w:spacing w:before="0" w:after="0"/>
               <w:rPr>
-                <w:rFonts w:ascii="宋体" w:hAnsi="宋体" w:cs="宋体"/>
+                <w:rFonts w:ascii="宋体" w:hAnsi="宋体" w:cs="宋体" w:hint="eastAsia"/>
                 <w:color w:val="000000" w:themeColor="text1"/>
                 <w:sz w:val="16"/>
                 <w:szCs w:val="16"/>
@@ -5509,7 +5497,6 @@
               <w:bottom w:val="nil"/>
               <w:right w:val="nil"/>
             </w:tcBorders>
-            <w:shd w:val="clear" w:color="auto" w:fill="auto"/>
             <w:noWrap/>
             <w:vAlign w:val="bottom"/>
             <w:hideMark/>
@@ -5518,7 +5505,7 @@
             <w:pPr>
               <w:spacing w:before="0" w:after="0"/>
               <w:rPr>
-                <w:rFonts w:ascii="宋体" w:hAnsi="宋体" w:cs="宋体"/>
+                <w:rFonts w:ascii="宋体" w:hAnsi="宋体" w:cs="宋体" w:hint="eastAsia"/>
                 <w:color w:val="000000" w:themeColor="text1"/>
                 <w:sz w:val="16"/>
                 <w:szCs w:val="16"/>
@@ -5535,7 +5522,6 @@
               <w:bottom w:val="nil"/>
               <w:right w:val="nil"/>
             </w:tcBorders>
-            <w:shd w:val="clear" w:color="auto" w:fill="auto"/>
             <w:noWrap/>
             <w:vAlign w:val="bottom"/>
             <w:hideMark/>
@@ -5544,7 +5530,7 @@
             <w:pPr>
               <w:spacing w:before="0" w:after="0"/>
               <w:rPr>
-                <w:rFonts w:ascii="宋体" w:hAnsi="宋体" w:cs="宋体"/>
+                <w:rFonts w:ascii="宋体" w:hAnsi="宋体" w:cs="宋体" w:hint="eastAsia"/>
                 <w:color w:val="000000" w:themeColor="text1"/>
                 <w:sz w:val="16"/>
                 <w:szCs w:val="16"/>
@@ -5566,7 +5552,6 @@
               <w:bottom w:val="nil"/>
               <w:right w:val="nil"/>
             </w:tcBorders>
-            <w:shd w:val="clear" w:color="auto" w:fill="auto"/>
             <w:noWrap/>
             <w:vAlign w:val="bottom"/>
             <w:hideMark/>
@@ -5576,7 +5561,7 @@
               <w:spacing w:before="0" w:after="0"/>
               <w:ind w:firstLine="0"/>
               <w:rPr>
-                <w:rFonts w:ascii="宋体" w:hAnsi="宋体" w:cs="宋体"/>
+                <w:rFonts w:ascii="宋体" w:hAnsi="宋体" w:cs="宋体" w:hint="eastAsia"/>
                 <w:color w:val="000000" w:themeColor="text1"/>
                 <w:sz w:val="16"/>
                 <w:szCs w:val="16"/>
@@ -5602,7 +5587,6 @@
               <w:bottom w:val="nil"/>
               <w:right w:val="nil"/>
             </w:tcBorders>
-            <w:shd w:val="clear" w:color="auto" w:fill="auto"/>
             <w:noWrap/>
             <w:vAlign w:val="bottom"/>
             <w:hideMark/>
@@ -5611,7 +5595,7 @@
             <w:pPr>
               <w:spacing w:before="0" w:after="0"/>
               <w:rPr>
-                <w:rFonts w:ascii="宋体" w:hAnsi="宋体" w:cs="宋体"/>
+                <w:rFonts w:ascii="宋体" w:hAnsi="宋体" w:cs="宋体" w:hint="eastAsia"/>
                 <w:color w:val="000000" w:themeColor="text1"/>
                 <w:sz w:val="16"/>
                 <w:szCs w:val="16"/>
@@ -5628,7 +5612,6 @@
               <w:bottom w:val="nil"/>
               <w:right w:val="nil"/>
             </w:tcBorders>
-            <w:shd w:val="clear" w:color="auto" w:fill="auto"/>
             <w:noWrap/>
             <w:vAlign w:val="bottom"/>
             <w:hideMark/>
@@ -5637,7 +5620,7 @@
             <w:pPr>
               <w:spacing w:before="0" w:after="0"/>
               <w:rPr>
-                <w:rFonts w:ascii="宋体" w:hAnsi="宋体" w:cs="宋体"/>
+                <w:rFonts w:ascii="宋体" w:hAnsi="宋体" w:cs="宋体" w:hint="eastAsia"/>
                 <w:color w:val="000000" w:themeColor="text1"/>
                 <w:sz w:val="16"/>
                 <w:szCs w:val="16"/>
@@ -5654,7 +5637,6 @@
               <w:bottom w:val="nil"/>
               <w:right w:val="nil"/>
             </w:tcBorders>
-            <w:shd w:val="clear" w:color="auto" w:fill="auto"/>
             <w:noWrap/>
             <w:vAlign w:val="bottom"/>
             <w:hideMark/>
@@ -5663,7 +5645,7 @@
             <w:pPr>
               <w:spacing w:before="0" w:after="0"/>
               <w:rPr>
-                <w:rFonts w:ascii="宋体" w:hAnsi="宋体" w:cs="宋体"/>
+                <w:rFonts w:ascii="宋体" w:hAnsi="宋体" w:cs="宋体" w:hint="eastAsia"/>
                 <w:color w:val="000000" w:themeColor="text1"/>
                 <w:sz w:val="16"/>
                 <w:szCs w:val="16"/>
@@ -5680,7 +5662,6 @@
               <w:bottom w:val="nil"/>
               <w:right w:val="nil"/>
             </w:tcBorders>
-            <w:shd w:val="clear" w:color="auto" w:fill="auto"/>
             <w:noWrap/>
             <w:vAlign w:val="bottom"/>
             <w:hideMark/>
@@ -5689,7 +5670,7 @@
             <w:pPr>
               <w:spacing w:before="0" w:after="0"/>
               <w:rPr>
-                <w:rFonts w:ascii="宋体" w:hAnsi="宋体" w:cs="宋体"/>
+                <w:rFonts w:ascii="宋体" w:hAnsi="宋体" w:cs="宋体" w:hint="eastAsia"/>
                 <w:color w:val="000000" w:themeColor="text1"/>
                 <w:sz w:val="16"/>
                 <w:szCs w:val="16"/>
@@ -5706,7 +5687,6 @@
               <w:bottom w:val="nil"/>
               <w:right w:val="single" w:sz="4" w:space="0" w:color="auto"/>
             </w:tcBorders>
-            <w:shd w:val="clear" w:color="auto" w:fill="auto"/>
             <w:noWrap/>
             <w:vAlign w:val="bottom"/>
             <w:hideMark/>
@@ -5715,7 +5695,7 @@
             <w:pPr>
               <w:spacing w:before="0" w:after="0"/>
               <w:rPr>
-                <w:rFonts w:ascii="宋体" w:hAnsi="宋体" w:cs="宋体"/>
+                <w:rFonts w:ascii="宋体" w:hAnsi="宋体" w:cs="宋体" w:hint="eastAsia"/>
                 <w:color w:val="000000" w:themeColor="text1"/>
                 <w:sz w:val="16"/>
                 <w:szCs w:val="16"/>
@@ -5737,7 +5717,6 @@
               <w:bottom w:val="nil"/>
               <w:right w:val="nil"/>
             </w:tcBorders>
-            <w:shd w:val="clear" w:color="auto" w:fill="auto"/>
             <w:noWrap/>
             <w:vAlign w:val="bottom"/>
             <w:hideMark/>
@@ -5746,7 +5725,7 @@
             <w:pPr>
               <w:spacing w:before="0" w:after="0"/>
               <w:rPr>
-                <w:rFonts w:ascii="宋体" w:hAnsi="宋体" w:cs="宋体"/>
+                <w:rFonts w:ascii="宋体" w:hAnsi="宋体" w:cs="宋体" w:hint="eastAsia"/>
                 <w:color w:val="000000" w:themeColor="text1"/>
                 <w:sz w:val="16"/>
                 <w:szCs w:val="16"/>
@@ -5763,7 +5742,6 @@
               <w:bottom w:val="nil"/>
               <w:right w:val="nil"/>
             </w:tcBorders>
-            <w:shd w:val="clear" w:color="auto" w:fill="auto"/>
             <w:noWrap/>
             <w:vAlign w:val="bottom"/>
             <w:hideMark/>
@@ -5772,7 +5750,7 @@
             <w:pPr>
               <w:spacing w:before="0" w:after="0"/>
               <w:rPr>
-                <w:rFonts w:ascii="宋体" w:hAnsi="宋体" w:cs="宋体"/>
+                <w:rFonts w:ascii="宋体" w:hAnsi="宋体" w:cs="宋体" w:hint="eastAsia"/>
                 <w:color w:val="000000" w:themeColor="text1"/>
                 <w:sz w:val="16"/>
                 <w:szCs w:val="16"/>
@@ -5798,7 +5776,6 @@
               <w:bottom w:val="single" w:sz="4" w:space="0" w:color="auto"/>
               <w:right w:val="single" w:sz="4" w:space="0" w:color="auto"/>
             </w:tcBorders>
-            <w:shd w:val="clear" w:color="auto" w:fill="auto"/>
             <w:noWrap/>
             <w:vAlign w:val="bottom"/>
             <w:hideMark/>
@@ -5808,7 +5785,7 @@
               <w:spacing w:before="0" w:after="0"/>
               <w:ind w:firstLine="0"/>
               <w:rPr>
-                <w:rFonts w:ascii="宋体" w:hAnsi="宋体" w:cs="宋体"/>
+                <w:rFonts w:ascii="宋体" w:hAnsi="宋体" w:cs="宋体" w:hint="eastAsia"/>
                 <w:color w:val="000000" w:themeColor="text1"/>
                 <w:sz w:val="16"/>
                 <w:szCs w:val="16"/>
@@ -5834,7 +5811,6 @@
               <w:bottom w:val="nil"/>
               <w:right w:val="nil"/>
             </w:tcBorders>
-            <w:shd w:val="clear" w:color="auto" w:fill="auto"/>
             <w:noWrap/>
             <w:vAlign w:val="bottom"/>
             <w:hideMark/>
@@ -5844,7 +5820,7 @@
               <w:spacing w:before="0" w:after="0"/>
               <w:jc w:val="center"/>
               <w:rPr>
-                <w:rFonts w:ascii="宋体" w:hAnsi="宋体" w:cs="宋体"/>
+                <w:rFonts w:ascii="宋体" w:hAnsi="宋体" w:cs="宋体" w:hint="eastAsia"/>
                 <w:color w:val="000000" w:themeColor="text1"/>
                 <w:sz w:val="16"/>
                 <w:szCs w:val="16"/>
@@ -5870,7 +5846,6 @@
               <w:bottom w:val="single" w:sz="4" w:space="0" w:color="auto"/>
               <w:right w:val="single" w:sz="4" w:space="0" w:color="auto"/>
             </w:tcBorders>
-            <w:shd w:val="clear" w:color="auto" w:fill="auto"/>
             <w:noWrap/>
             <w:vAlign w:val="bottom"/>
             <w:hideMark/>
@@ -5879,7 +5854,7 @@
             <w:pPr>
               <w:spacing w:before="0" w:after="0"/>
               <w:rPr>
-                <w:rFonts w:ascii="宋体" w:hAnsi="宋体" w:cs="宋体"/>
+                <w:rFonts w:ascii="宋体" w:hAnsi="宋体" w:cs="宋体" w:hint="eastAsia"/>
                 <w:color w:val="000000" w:themeColor="text1"/>
                 <w:sz w:val="16"/>
                 <w:szCs w:val="16"/>
@@ -5896,7 +5871,6 @@
               <w:bottom w:val="nil"/>
               <w:right w:val="single" w:sz="4" w:space="0" w:color="auto"/>
             </w:tcBorders>
-            <w:shd w:val="clear" w:color="auto" w:fill="auto"/>
             <w:noWrap/>
             <w:vAlign w:val="bottom"/>
             <w:hideMark/>
@@ -5905,7 +5879,7 @@
             <w:pPr>
               <w:spacing w:before="0" w:after="0"/>
               <w:rPr>
-                <w:rFonts w:ascii="宋体" w:hAnsi="宋体" w:cs="宋体"/>
+                <w:rFonts w:ascii="宋体" w:hAnsi="宋体" w:cs="宋体" w:hint="eastAsia"/>
                 <w:color w:val="000000" w:themeColor="text1"/>
                 <w:sz w:val="16"/>
                 <w:szCs w:val="16"/>
@@ -5927,7 +5901,6 @@
               <w:bottom w:val="nil"/>
               <w:right w:val="nil"/>
             </w:tcBorders>
-            <w:shd w:val="clear" w:color="auto" w:fill="auto"/>
             <w:noWrap/>
             <w:vAlign w:val="bottom"/>
             <w:hideMark/>
@@ -5936,7 +5909,7 @@
             <w:pPr>
               <w:spacing w:before="0" w:after="0"/>
               <w:rPr>
-                <w:rFonts w:ascii="宋体" w:hAnsi="宋体" w:cs="宋体"/>
+                <w:rFonts w:ascii="宋体" w:hAnsi="宋体" w:cs="宋体" w:hint="eastAsia"/>
                 <w:color w:val="000000" w:themeColor="text1"/>
                 <w:sz w:val="16"/>
                 <w:szCs w:val="16"/>
@@ -5953,7 +5926,6 @@
               <w:bottom w:val="nil"/>
               <w:right w:val="nil"/>
             </w:tcBorders>
-            <w:shd w:val="clear" w:color="auto" w:fill="auto"/>
             <w:noWrap/>
             <w:vAlign w:val="bottom"/>
             <w:hideMark/>
@@ -5962,7 +5934,7 @@
             <w:pPr>
               <w:spacing w:before="0" w:after="0"/>
               <w:rPr>
-                <w:rFonts w:ascii="宋体" w:hAnsi="宋体" w:cs="宋体"/>
+                <w:rFonts w:ascii="宋体" w:hAnsi="宋体" w:cs="宋体" w:hint="eastAsia"/>
                 <w:color w:val="000000" w:themeColor="text1"/>
                 <w:sz w:val="16"/>
                 <w:szCs w:val="16"/>
@@ -5988,7 +5960,6 @@
               <w:bottom w:val="single" w:sz="4" w:space="0" w:color="auto"/>
               <w:right w:val="single" w:sz="4" w:space="0" w:color="auto"/>
             </w:tcBorders>
-            <w:shd w:val="clear" w:color="auto" w:fill="auto"/>
             <w:noWrap/>
             <w:vAlign w:val="bottom"/>
             <w:hideMark/>
@@ -5998,7 +5969,7 @@
               <w:spacing w:before="0" w:after="0"/>
               <w:ind w:firstLine="0"/>
               <w:rPr>
-                <w:rFonts w:ascii="宋体" w:eastAsiaTheme="minorEastAsia" w:hAnsi="宋体" w:cs="宋体"/>
+                <w:rFonts w:ascii="宋体" w:eastAsiaTheme="minorEastAsia" w:hAnsi="宋体" w:cs="宋体" w:hint="eastAsia"/>
                 <w:color w:val="000000" w:themeColor="text1"/>
                 <w:sz w:val="16"/>
                 <w:szCs w:val="16"/>
@@ -6033,7 +6004,6 @@
               <w:bottom w:val="nil"/>
               <w:right w:val="nil"/>
             </w:tcBorders>
-            <w:shd w:val="clear" w:color="auto" w:fill="auto"/>
             <w:noWrap/>
             <w:vAlign w:val="bottom"/>
             <w:hideMark/>
@@ -6043,7 +6013,7 @@
               <w:spacing w:before="0" w:after="0"/>
               <w:jc w:val="center"/>
               <w:rPr>
-                <w:rFonts w:ascii="宋体" w:hAnsi="宋体" w:cs="宋体"/>
+                <w:rFonts w:ascii="宋体" w:hAnsi="宋体" w:cs="宋体" w:hint="eastAsia"/>
                 <w:color w:val="000000" w:themeColor="text1"/>
                 <w:sz w:val="16"/>
                 <w:szCs w:val="16"/>
@@ -6069,7 +6039,6 @@
               <w:bottom w:val="single" w:sz="4" w:space="0" w:color="auto"/>
               <w:right w:val="single" w:sz="4" w:space="0" w:color="auto"/>
             </w:tcBorders>
-            <w:shd w:val="clear" w:color="auto" w:fill="auto"/>
             <w:noWrap/>
             <w:vAlign w:val="bottom"/>
             <w:hideMark/>
@@ -6078,7 +6047,7 @@
             <w:pPr>
               <w:spacing w:before="0" w:after="0"/>
               <w:rPr>
-                <w:rFonts w:ascii="宋体" w:hAnsi="宋体" w:cs="宋体"/>
+                <w:rFonts w:ascii="宋体" w:hAnsi="宋体" w:cs="宋体" w:hint="eastAsia"/>
                 <w:color w:val="000000" w:themeColor="text1"/>
                 <w:sz w:val="16"/>
                 <w:szCs w:val="16"/>
@@ -6095,7 +6064,6 @@
               <w:bottom w:val="nil"/>
               <w:right w:val="single" w:sz="4" w:space="0" w:color="auto"/>
             </w:tcBorders>
-            <w:shd w:val="clear" w:color="auto" w:fill="auto"/>
             <w:noWrap/>
             <w:vAlign w:val="bottom"/>
             <w:hideMark/>
@@ -6104,7 +6072,7 @@
             <w:pPr>
               <w:spacing w:before="0" w:after="0"/>
               <w:rPr>
-                <w:rFonts w:ascii="宋体" w:hAnsi="宋体" w:cs="宋体"/>
+                <w:rFonts w:ascii="宋体" w:hAnsi="宋体" w:cs="宋体" w:hint="eastAsia"/>
                 <w:color w:val="000000" w:themeColor="text1"/>
                 <w:sz w:val="16"/>
                 <w:szCs w:val="16"/>
@@ -6126,7 +6094,6 @@
               <w:bottom w:val="nil"/>
               <w:right w:val="nil"/>
             </w:tcBorders>
-            <w:shd w:val="clear" w:color="auto" w:fill="auto"/>
             <w:noWrap/>
             <w:vAlign w:val="bottom"/>
             <w:hideMark/>
@@ -6135,7 +6102,7 @@
             <w:pPr>
               <w:spacing w:before="0" w:after="0"/>
               <w:rPr>
-                <w:rFonts w:ascii="宋体" w:hAnsi="宋体" w:cs="宋体"/>
+                <w:rFonts w:ascii="宋体" w:hAnsi="宋体" w:cs="宋体" w:hint="eastAsia"/>
                 <w:color w:val="000000" w:themeColor="text1"/>
                 <w:sz w:val="16"/>
                 <w:szCs w:val="16"/>
@@ -6152,7 +6119,6 @@
               <w:bottom w:val="nil"/>
               <w:right w:val="nil"/>
             </w:tcBorders>
-            <w:shd w:val="clear" w:color="auto" w:fill="auto"/>
             <w:noWrap/>
             <w:vAlign w:val="bottom"/>
             <w:hideMark/>
@@ -6161,7 +6127,7 @@
             <w:pPr>
               <w:spacing w:before="0" w:after="0"/>
               <w:rPr>
-                <w:rFonts w:ascii="宋体" w:hAnsi="宋体" w:cs="宋体"/>
+                <w:rFonts w:ascii="宋体" w:hAnsi="宋体" w:cs="宋体" w:hint="eastAsia"/>
                 <w:color w:val="000000" w:themeColor="text1"/>
                 <w:sz w:val="16"/>
                 <w:szCs w:val="16"/>
@@ -6187,7 +6153,6 @@
               <w:bottom w:val="single" w:sz="4" w:space="0" w:color="auto"/>
               <w:right w:val="single" w:sz="4" w:space="0" w:color="auto"/>
             </w:tcBorders>
-            <w:shd w:val="clear" w:color="auto" w:fill="auto"/>
             <w:noWrap/>
             <w:vAlign w:val="bottom"/>
             <w:hideMark/>
@@ -6197,7 +6162,7 @@
               <w:spacing w:before="0" w:after="0"/>
               <w:ind w:firstLine="0"/>
               <w:rPr>
-                <w:rFonts w:ascii="宋体" w:hAnsi="宋体" w:cs="宋体"/>
+                <w:rFonts w:ascii="宋体" w:hAnsi="宋体" w:cs="宋体" w:hint="eastAsia"/>
                 <w:color w:val="000000" w:themeColor="text1"/>
                 <w:sz w:val="16"/>
                 <w:szCs w:val="16"/>
@@ -6223,7 +6188,6 @@
               <w:bottom w:val="nil"/>
               <w:right w:val="nil"/>
             </w:tcBorders>
-            <w:shd w:val="clear" w:color="auto" w:fill="auto"/>
             <w:noWrap/>
             <w:vAlign w:val="bottom"/>
             <w:hideMark/>
@@ -6233,7 +6197,7 @@
               <w:spacing w:before="0" w:after="0"/>
               <w:jc w:val="center"/>
               <w:rPr>
-                <w:rFonts w:ascii="宋体" w:hAnsi="宋体" w:cs="宋体"/>
+                <w:rFonts w:ascii="宋体" w:hAnsi="宋体" w:cs="宋体" w:hint="eastAsia"/>
                 <w:color w:val="000000" w:themeColor="text1"/>
                 <w:sz w:val="16"/>
                 <w:szCs w:val="16"/>
@@ -6259,7 +6223,6 @@
               <w:bottom w:val="single" w:sz="4" w:space="0" w:color="auto"/>
               <w:right w:val="single" w:sz="4" w:space="0" w:color="auto"/>
             </w:tcBorders>
-            <w:shd w:val="clear" w:color="auto" w:fill="auto"/>
             <w:noWrap/>
             <w:vAlign w:val="bottom"/>
             <w:hideMark/>
@@ -6268,7 +6231,7 @@
             <w:pPr>
               <w:spacing w:before="0" w:after="0"/>
               <w:rPr>
-                <w:rFonts w:ascii="宋体" w:hAnsi="宋体" w:cs="宋体"/>
+                <w:rFonts w:ascii="宋体" w:hAnsi="宋体" w:cs="宋体" w:hint="eastAsia"/>
                 <w:color w:val="000000" w:themeColor="text1"/>
                 <w:sz w:val="16"/>
                 <w:szCs w:val="16"/>
@@ -6285,7 +6248,6 @@
               <w:bottom w:val="nil"/>
               <w:right w:val="single" w:sz="4" w:space="0" w:color="auto"/>
             </w:tcBorders>
-            <w:shd w:val="clear" w:color="auto" w:fill="auto"/>
             <w:noWrap/>
             <w:vAlign w:val="bottom"/>
             <w:hideMark/>
@@ -6294,7 +6256,7 @@
             <w:pPr>
               <w:spacing w:before="0" w:after="0"/>
               <w:rPr>
-                <w:rFonts w:ascii="宋体" w:hAnsi="宋体" w:cs="宋体"/>
+                <w:rFonts w:ascii="宋体" w:hAnsi="宋体" w:cs="宋体" w:hint="eastAsia"/>
                 <w:color w:val="000000" w:themeColor="text1"/>
                 <w:sz w:val="16"/>
                 <w:szCs w:val="16"/>
@@ -6316,7 +6278,6 @@
               <w:bottom w:val="nil"/>
               <w:right w:val="nil"/>
             </w:tcBorders>
-            <w:shd w:val="clear" w:color="auto" w:fill="auto"/>
             <w:noWrap/>
             <w:vAlign w:val="bottom"/>
             <w:hideMark/>
@@ -6325,7 +6286,7 @@
             <w:pPr>
               <w:spacing w:before="0" w:after="0"/>
               <w:rPr>
-                <w:rFonts w:ascii="宋体" w:hAnsi="宋体" w:cs="宋体"/>
+                <w:rFonts w:ascii="宋体" w:hAnsi="宋体" w:cs="宋体" w:hint="eastAsia"/>
                 <w:color w:val="000000" w:themeColor="text1"/>
                 <w:sz w:val="16"/>
                 <w:szCs w:val="16"/>
@@ -6342,7 +6303,6 @@
               <w:bottom w:val="nil"/>
               <w:right w:val="nil"/>
             </w:tcBorders>
-            <w:shd w:val="clear" w:color="auto" w:fill="auto"/>
             <w:noWrap/>
             <w:vAlign w:val="bottom"/>
             <w:hideMark/>
@@ -6351,7 +6311,7 @@
             <w:pPr>
               <w:spacing w:before="0" w:after="0"/>
               <w:rPr>
-                <w:rFonts w:ascii="宋体" w:hAnsi="宋体" w:cs="宋体"/>
+                <w:rFonts w:ascii="宋体" w:hAnsi="宋体" w:cs="宋体" w:hint="eastAsia"/>
                 <w:color w:val="000000" w:themeColor="text1"/>
                 <w:sz w:val="16"/>
                 <w:szCs w:val="16"/>
@@ -6377,7 +6337,6 @@
               <w:bottom w:val="single" w:sz="4" w:space="0" w:color="auto"/>
               <w:right w:val="single" w:sz="4" w:space="0" w:color="auto"/>
             </w:tcBorders>
-            <w:shd w:val="clear" w:color="auto" w:fill="auto"/>
             <w:noWrap/>
             <w:vAlign w:val="bottom"/>
             <w:hideMark/>
@@ -6387,7 +6346,7 @@
               <w:spacing w:before="0" w:after="0"/>
               <w:ind w:firstLine="0"/>
               <w:rPr>
-                <w:rFonts w:ascii="宋体" w:eastAsiaTheme="minorEastAsia" w:hAnsi="宋体" w:cs="宋体"/>
+                <w:rFonts w:ascii="宋体" w:eastAsiaTheme="minorEastAsia" w:hAnsi="宋体" w:cs="宋体" w:hint="eastAsia"/>
                 <w:color w:val="000000" w:themeColor="text1"/>
                 <w:sz w:val="16"/>
                 <w:szCs w:val="16"/>
@@ -6422,7 +6381,6 @@
               <w:bottom w:val="nil"/>
               <w:right w:val="nil"/>
             </w:tcBorders>
-            <w:shd w:val="clear" w:color="auto" w:fill="auto"/>
             <w:noWrap/>
             <w:vAlign w:val="bottom"/>
             <w:hideMark/>
@@ -6432,7 +6390,7 @@
               <w:spacing w:before="0" w:after="0"/>
               <w:jc w:val="center"/>
               <w:rPr>
-                <w:rFonts w:ascii="宋体" w:hAnsi="宋体" w:cs="宋体"/>
+                <w:rFonts w:ascii="宋体" w:hAnsi="宋体" w:cs="宋体" w:hint="eastAsia"/>
                 <w:color w:val="000000" w:themeColor="text1"/>
                 <w:sz w:val="16"/>
                 <w:szCs w:val="16"/>
@@ -6458,7 +6416,6 @@
               <w:bottom w:val="single" w:sz="4" w:space="0" w:color="auto"/>
               <w:right w:val="single" w:sz="4" w:space="0" w:color="auto"/>
             </w:tcBorders>
-            <w:shd w:val="clear" w:color="auto" w:fill="auto"/>
             <w:noWrap/>
             <w:vAlign w:val="bottom"/>
             <w:hideMark/>
@@ -6467,7 +6424,7 @@
             <w:pPr>
               <w:spacing w:before="0" w:after="0"/>
               <w:rPr>
-                <w:rFonts w:ascii="宋体" w:hAnsi="宋体" w:cs="宋体"/>
+                <w:rFonts w:ascii="宋体" w:hAnsi="宋体" w:cs="宋体" w:hint="eastAsia"/>
                 <w:color w:val="000000" w:themeColor="text1"/>
                 <w:sz w:val="16"/>
                 <w:szCs w:val="16"/>
@@ -6484,7 +6441,6 @@
               <w:bottom w:val="nil"/>
               <w:right w:val="single" w:sz="4" w:space="0" w:color="auto"/>
             </w:tcBorders>
-            <w:shd w:val="clear" w:color="auto" w:fill="auto"/>
             <w:noWrap/>
             <w:vAlign w:val="bottom"/>
             <w:hideMark/>
@@ -6493,7 +6449,7 @@
             <w:pPr>
               <w:spacing w:before="0" w:after="0"/>
               <w:rPr>
-                <w:rFonts w:ascii="宋体" w:hAnsi="宋体" w:cs="宋体"/>
+                <w:rFonts w:ascii="宋体" w:hAnsi="宋体" w:cs="宋体" w:hint="eastAsia"/>
                 <w:color w:val="000000" w:themeColor="text1"/>
                 <w:sz w:val="16"/>
                 <w:szCs w:val="16"/>
@@ -6515,7 +6471,6 @@
               <w:bottom w:val="nil"/>
               <w:right w:val="nil"/>
             </w:tcBorders>
-            <w:shd w:val="clear" w:color="auto" w:fill="auto"/>
             <w:noWrap/>
             <w:vAlign w:val="bottom"/>
             <w:hideMark/>
@@ -6524,7 +6479,7 @@
             <w:pPr>
               <w:spacing w:before="0" w:after="0"/>
               <w:rPr>
-                <w:rFonts w:ascii="宋体" w:hAnsi="宋体" w:cs="宋体"/>
+                <w:rFonts w:ascii="宋体" w:hAnsi="宋体" w:cs="宋体" w:hint="eastAsia"/>
                 <w:color w:val="000000" w:themeColor="text1"/>
                 <w:sz w:val="16"/>
                 <w:szCs w:val="16"/>
@@ -6541,7 +6496,6 @@
               <w:bottom w:val="nil"/>
               <w:right w:val="nil"/>
             </w:tcBorders>
-            <w:shd w:val="clear" w:color="auto" w:fill="auto"/>
             <w:noWrap/>
             <w:vAlign w:val="bottom"/>
             <w:hideMark/>
@@ -6550,7 +6504,7 @@
             <w:pPr>
               <w:spacing w:before="0" w:after="0"/>
               <w:rPr>
-                <w:rFonts w:ascii="宋体" w:hAnsi="宋体" w:cs="宋体"/>
+                <w:rFonts w:ascii="宋体" w:hAnsi="宋体" w:cs="宋体" w:hint="eastAsia"/>
                 <w:color w:val="000000" w:themeColor="text1"/>
                 <w:sz w:val="16"/>
                 <w:szCs w:val="16"/>
@@ -6576,7 +6530,6 @@
               <w:bottom w:val="single" w:sz="4" w:space="0" w:color="auto"/>
               <w:right w:val="single" w:sz="4" w:space="0" w:color="auto"/>
             </w:tcBorders>
-            <w:shd w:val="clear" w:color="auto" w:fill="auto"/>
             <w:noWrap/>
             <w:vAlign w:val="bottom"/>
             <w:hideMark/>
@@ -6586,7 +6539,7 @@
               <w:spacing w:before="0" w:after="0"/>
               <w:ind w:firstLine="0"/>
               <w:rPr>
-                <w:rFonts w:ascii="宋体" w:hAnsi="宋体" w:cs="宋体"/>
+                <w:rFonts w:ascii="宋体" w:hAnsi="宋体" w:cs="宋体" w:hint="eastAsia"/>
                 <w:color w:val="000000" w:themeColor="text1"/>
                 <w:sz w:val="16"/>
                 <w:szCs w:val="16"/>
@@ -6612,7 +6565,6 @@
               <w:bottom w:val="nil"/>
               <w:right w:val="nil"/>
             </w:tcBorders>
-            <w:shd w:val="clear" w:color="auto" w:fill="auto"/>
             <w:noWrap/>
             <w:vAlign w:val="bottom"/>
             <w:hideMark/>
@@ -6622,7 +6574,7 @@
               <w:spacing w:before="0" w:after="0"/>
               <w:jc w:val="center"/>
               <w:rPr>
-                <w:rFonts w:ascii="宋体" w:hAnsi="宋体" w:cs="宋体"/>
+                <w:rFonts w:ascii="宋体" w:hAnsi="宋体" w:cs="宋体" w:hint="eastAsia"/>
                 <w:color w:val="000000" w:themeColor="text1"/>
                 <w:sz w:val="16"/>
                 <w:szCs w:val="16"/>
@@ -6648,7 +6600,6 @@
               <w:bottom w:val="single" w:sz="4" w:space="0" w:color="auto"/>
               <w:right w:val="single" w:sz="4" w:space="0" w:color="auto"/>
             </w:tcBorders>
-            <w:shd w:val="clear" w:color="auto" w:fill="auto"/>
             <w:noWrap/>
             <w:vAlign w:val="bottom"/>
             <w:hideMark/>
@@ -6657,7 +6608,7 @@
             <w:pPr>
               <w:spacing w:before="0" w:after="0"/>
               <w:rPr>
-                <w:rFonts w:ascii="宋体" w:hAnsi="宋体" w:cs="宋体"/>
+                <w:rFonts w:ascii="宋体" w:hAnsi="宋体" w:cs="宋体" w:hint="eastAsia"/>
                 <w:color w:val="000000" w:themeColor="text1"/>
                 <w:sz w:val="16"/>
                 <w:szCs w:val="16"/>
@@ -6674,7 +6625,6 @@
               <w:bottom w:val="nil"/>
               <w:right w:val="single" w:sz="4" w:space="0" w:color="auto"/>
             </w:tcBorders>
-            <w:shd w:val="clear" w:color="auto" w:fill="auto"/>
             <w:noWrap/>
             <w:vAlign w:val="bottom"/>
             <w:hideMark/>
@@ -6683,7 +6633,7 @@
             <w:pPr>
               <w:spacing w:before="0" w:after="0"/>
               <w:rPr>
-                <w:rFonts w:ascii="宋体" w:hAnsi="宋体" w:cs="宋体"/>
+                <w:rFonts w:ascii="宋体" w:hAnsi="宋体" w:cs="宋体" w:hint="eastAsia"/>
                 <w:color w:val="000000" w:themeColor="text1"/>
                 <w:sz w:val="16"/>
                 <w:szCs w:val="16"/>
@@ -6705,7 +6655,6 @@
               <w:bottom w:val="nil"/>
               <w:right w:val="nil"/>
             </w:tcBorders>
-            <w:shd w:val="clear" w:color="auto" w:fill="auto"/>
             <w:noWrap/>
             <w:vAlign w:val="bottom"/>
             <w:hideMark/>
@@ -6714,7 +6663,7 @@
             <w:pPr>
               <w:spacing w:before="0" w:after="0"/>
               <w:rPr>
-                <w:rFonts w:ascii="宋体" w:hAnsi="宋体" w:cs="宋体"/>
+                <w:rFonts w:ascii="宋体" w:hAnsi="宋体" w:cs="宋体" w:hint="eastAsia"/>
                 <w:color w:val="000000" w:themeColor="text1"/>
                 <w:sz w:val="16"/>
                 <w:szCs w:val="16"/>
@@ -6731,7 +6680,6 @@
               <w:bottom w:val="nil"/>
               <w:right w:val="nil"/>
             </w:tcBorders>
-            <w:shd w:val="clear" w:color="auto" w:fill="auto"/>
             <w:noWrap/>
             <w:vAlign w:val="bottom"/>
             <w:hideMark/>
@@ -6740,7 +6688,7 @@
             <w:pPr>
               <w:spacing w:before="0" w:after="0"/>
               <w:rPr>
-                <w:rFonts w:ascii="宋体" w:hAnsi="宋体" w:cs="宋体"/>
+                <w:rFonts w:ascii="宋体" w:hAnsi="宋体" w:cs="宋体" w:hint="eastAsia"/>
                 <w:color w:val="000000" w:themeColor="text1"/>
                 <w:sz w:val="16"/>
                 <w:szCs w:val="16"/>
@@ -6766,7 +6714,6 @@
               <w:bottom w:val="single" w:sz="4" w:space="0" w:color="auto"/>
               <w:right w:val="single" w:sz="4" w:space="0" w:color="auto"/>
             </w:tcBorders>
-            <w:shd w:val="clear" w:color="auto" w:fill="auto"/>
             <w:noWrap/>
             <w:vAlign w:val="bottom"/>
             <w:hideMark/>
@@ -6776,7 +6723,7 @@
               <w:spacing w:before="0" w:after="0"/>
               <w:ind w:firstLine="0"/>
               <w:rPr>
-                <w:rFonts w:ascii="宋体" w:hAnsi="宋体" w:cs="宋体"/>
+                <w:rFonts w:ascii="宋体" w:hAnsi="宋体" w:cs="宋体" w:hint="eastAsia"/>
                 <w:color w:val="000000" w:themeColor="text1"/>
                 <w:sz w:val="16"/>
                 <w:szCs w:val="16"/>
@@ -6802,7 +6749,6 @@
               <w:bottom w:val="nil"/>
               <w:right w:val="nil"/>
             </w:tcBorders>
-            <w:shd w:val="clear" w:color="auto" w:fill="auto"/>
             <w:noWrap/>
             <w:vAlign w:val="bottom"/>
             <w:hideMark/>
@@ -6812,7 +6758,7 @@
               <w:spacing w:before="0" w:after="0"/>
               <w:jc w:val="center"/>
               <w:rPr>
-                <w:rFonts w:ascii="宋体" w:hAnsi="宋体" w:cs="宋体"/>
+                <w:rFonts w:ascii="宋体" w:hAnsi="宋体" w:cs="宋体" w:hint="eastAsia"/>
                 <w:color w:val="000000" w:themeColor="text1"/>
                 <w:sz w:val="16"/>
                 <w:szCs w:val="16"/>
@@ -6838,7 +6784,6 @@
               <w:bottom w:val="single" w:sz="4" w:space="0" w:color="auto"/>
               <w:right w:val="single" w:sz="4" w:space="0" w:color="auto"/>
             </w:tcBorders>
-            <w:shd w:val="clear" w:color="auto" w:fill="auto"/>
             <w:noWrap/>
             <w:vAlign w:val="bottom"/>
             <w:hideMark/>
@@ -6847,7 +6792,7 @@
             <w:pPr>
               <w:spacing w:before="0" w:after="0"/>
               <w:rPr>
-                <w:rFonts w:ascii="宋体" w:hAnsi="宋体" w:cs="宋体"/>
+                <w:rFonts w:ascii="宋体" w:hAnsi="宋体" w:cs="宋体" w:hint="eastAsia"/>
                 <w:color w:val="000000" w:themeColor="text1"/>
                 <w:sz w:val="16"/>
                 <w:szCs w:val="16"/>
@@ -6864,7 +6809,6 @@
               <w:bottom w:val="nil"/>
               <w:right w:val="single" w:sz="4" w:space="0" w:color="auto"/>
             </w:tcBorders>
-            <w:shd w:val="clear" w:color="auto" w:fill="auto"/>
             <w:noWrap/>
             <w:vAlign w:val="bottom"/>
             <w:hideMark/>
@@ -6873,7 +6817,7 @@
             <w:pPr>
               <w:spacing w:before="0" w:after="0"/>
               <w:rPr>
-                <w:rFonts w:ascii="宋体" w:hAnsi="宋体" w:cs="宋体"/>
+                <w:rFonts w:ascii="宋体" w:hAnsi="宋体" w:cs="宋体" w:hint="eastAsia"/>
                 <w:color w:val="000000" w:themeColor="text1"/>
                 <w:sz w:val="16"/>
                 <w:szCs w:val="16"/>
@@ -6895,7 +6839,6 @@
               <w:bottom w:val="nil"/>
               <w:right w:val="nil"/>
             </w:tcBorders>
-            <w:shd w:val="clear" w:color="auto" w:fill="auto"/>
             <w:noWrap/>
             <w:vAlign w:val="bottom"/>
             <w:hideMark/>
@@ -6904,7 +6847,7 @@
             <w:pPr>
               <w:spacing w:before="0" w:after="0"/>
               <w:rPr>
-                <w:rFonts w:ascii="宋体" w:hAnsi="宋体" w:cs="宋体"/>
+                <w:rFonts w:ascii="宋体" w:hAnsi="宋体" w:cs="宋体" w:hint="eastAsia"/>
                 <w:color w:val="000000" w:themeColor="text1"/>
                 <w:sz w:val="16"/>
                 <w:szCs w:val="16"/>
@@ -6921,7 +6864,6 @@
               <w:bottom w:val="nil"/>
               <w:right w:val="nil"/>
             </w:tcBorders>
-            <w:shd w:val="clear" w:color="auto" w:fill="auto"/>
             <w:noWrap/>
             <w:vAlign w:val="bottom"/>
             <w:hideMark/>
@@ -6930,7 +6872,7 @@
             <w:pPr>
               <w:spacing w:before="0" w:after="0"/>
               <w:rPr>
-                <w:rFonts w:ascii="宋体" w:hAnsi="宋体" w:cs="宋体"/>
+                <w:rFonts w:ascii="宋体" w:hAnsi="宋体" w:cs="宋体" w:hint="eastAsia"/>
                 <w:color w:val="000000" w:themeColor="text1"/>
                 <w:sz w:val="16"/>
                 <w:szCs w:val="16"/>
@@ -6956,7 +6898,6 @@
               <w:bottom w:val="single" w:sz="4" w:space="0" w:color="auto"/>
               <w:right w:val="single" w:sz="4" w:space="0" w:color="auto"/>
             </w:tcBorders>
-            <w:shd w:val="clear" w:color="auto" w:fill="auto"/>
             <w:noWrap/>
             <w:vAlign w:val="bottom"/>
             <w:hideMark/>
@@ -6966,7 +6907,7 @@
               <w:spacing w:before="0" w:after="0"/>
               <w:ind w:firstLine="0"/>
               <w:rPr>
-                <w:rFonts w:ascii="宋体" w:eastAsiaTheme="minorEastAsia" w:hAnsi="宋体" w:cs="宋体"/>
+                <w:rFonts w:ascii="宋体" w:eastAsiaTheme="minorEastAsia" w:hAnsi="宋体" w:cs="宋体" w:hint="eastAsia"/>
                 <w:color w:val="000000" w:themeColor="text1"/>
                 <w:sz w:val="16"/>
                 <w:szCs w:val="16"/>
@@ -7017,7 +6958,6 @@
               <w:bottom w:val="nil"/>
               <w:right w:val="nil"/>
             </w:tcBorders>
-            <w:shd w:val="clear" w:color="auto" w:fill="auto"/>
             <w:noWrap/>
             <w:vAlign w:val="bottom"/>
             <w:hideMark/>
@@ -7027,7 +6967,7 @@
               <w:spacing w:before="0" w:after="0"/>
               <w:jc w:val="center"/>
               <w:rPr>
-                <w:rFonts w:ascii="宋体" w:hAnsi="宋体" w:cs="宋体"/>
+                <w:rFonts w:ascii="宋体" w:hAnsi="宋体" w:cs="宋体" w:hint="eastAsia"/>
                 <w:color w:val="000000" w:themeColor="text1"/>
                 <w:sz w:val="16"/>
                 <w:szCs w:val="16"/>
@@ -7053,7 +6993,6 @@
               <w:bottom w:val="single" w:sz="4" w:space="0" w:color="auto"/>
               <w:right w:val="single" w:sz="4" w:space="0" w:color="auto"/>
             </w:tcBorders>
-            <w:shd w:val="clear" w:color="auto" w:fill="auto"/>
             <w:noWrap/>
             <w:vAlign w:val="bottom"/>
             <w:hideMark/>
@@ -7062,7 +7001,7 @@
             <w:pPr>
               <w:spacing w:before="0" w:after="0"/>
               <w:rPr>
-                <w:rFonts w:ascii="宋体" w:hAnsi="宋体" w:cs="宋体"/>
+                <w:rFonts w:ascii="宋体" w:hAnsi="宋体" w:cs="宋体" w:hint="eastAsia"/>
                 <w:color w:val="000000" w:themeColor="text1"/>
                 <w:sz w:val="16"/>
                 <w:szCs w:val="16"/>
@@ -7079,7 +7018,6 @@
               <w:bottom w:val="nil"/>
               <w:right w:val="single" w:sz="4" w:space="0" w:color="auto"/>
             </w:tcBorders>
-            <w:shd w:val="clear" w:color="auto" w:fill="auto"/>
             <w:noWrap/>
             <w:vAlign w:val="bottom"/>
             <w:hideMark/>
@@ -7088,7 +7026,7 @@
             <w:pPr>
               <w:spacing w:before="0" w:after="0"/>
               <w:rPr>
-                <w:rFonts w:ascii="宋体" w:hAnsi="宋体" w:cs="宋体"/>
+                <w:rFonts w:ascii="宋体" w:hAnsi="宋体" w:cs="宋体" w:hint="eastAsia"/>
                 <w:color w:val="000000" w:themeColor="text1"/>
                 <w:sz w:val="16"/>
                 <w:szCs w:val="16"/>
@@ -7110,7 +7048,6 @@
               <w:bottom w:val="single" w:sz="4" w:space="0" w:color="auto"/>
               <w:right w:val="nil"/>
             </w:tcBorders>
-            <w:shd w:val="clear" w:color="auto" w:fill="auto"/>
             <w:noWrap/>
             <w:vAlign w:val="bottom"/>
             <w:hideMark/>
@@ -7119,7 +7056,7 @@
             <w:pPr>
               <w:spacing w:before="0" w:after="0"/>
               <w:rPr>
-                <w:rFonts w:ascii="宋体" w:hAnsi="宋体" w:cs="宋体"/>
+                <w:rFonts w:ascii="宋体" w:hAnsi="宋体" w:cs="宋体" w:hint="eastAsia"/>
                 <w:color w:val="000000" w:themeColor="text1"/>
                 <w:sz w:val="16"/>
                 <w:szCs w:val="16"/>
@@ -7136,7 +7073,6 @@
               <w:bottom w:val="single" w:sz="4" w:space="0" w:color="auto"/>
               <w:right w:val="nil"/>
             </w:tcBorders>
-            <w:shd w:val="clear" w:color="auto" w:fill="auto"/>
             <w:noWrap/>
             <w:vAlign w:val="bottom"/>
           </w:tcPr>
@@ -7144,7 +7080,7 @@
             <w:pPr>
               <w:spacing w:before="0" w:after="0"/>
               <w:rPr>
-                <w:rFonts w:ascii="宋体" w:hAnsi="宋体" w:cs="宋体"/>
+                <w:rFonts w:ascii="宋体" w:hAnsi="宋体" w:cs="宋体" w:hint="eastAsia"/>
                 <w:color w:val="000000" w:themeColor="text1"/>
                 <w:sz w:val="16"/>
                 <w:szCs w:val="16"/>
@@ -7161,7 +7097,6 @@
               <w:bottom w:val="single" w:sz="4" w:space="0" w:color="auto"/>
               <w:right w:val="nil"/>
             </w:tcBorders>
-            <w:shd w:val="clear" w:color="auto" w:fill="auto"/>
             <w:noWrap/>
             <w:vAlign w:val="bottom"/>
           </w:tcPr>
@@ -7169,7 +7104,7 @@
             <w:pPr>
               <w:spacing w:before="0" w:after="0"/>
               <w:rPr>
-                <w:rFonts w:ascii="宋体" w:hAnsi="宋体" w:cs="宋体"/>
+                <w:rFonts w:ascii="宋体" w:hAnsi="宋体" w:cs="宋体" w:hint="eastAsia"/>
                 <w:color w:val="000000" w:themeColor="text1"/>
                 <w:sz w:val="16"/>
                 <w:szCs w:val="16"/>
@@ -7186,7 +7121,6 @@
               <w:bottom w:val="single" w:sz="4" w:space="0" w:color="auto"/>
               <w:right w:val="nil"/>
             </w:tcBorders>
-            <w:shd w:val="clear" w:color="auto" w:fill="auto"/>
             <w:noWrap/>
             <w:vAlign w:val="bottom"/>
           </w:tcPr>
@@ -7194,7 +7128,7 @@
             <w:pPr>
               <w:spacing w:before="0" w:after="0"/>
               <w:rPr>
-                <w:rFonts w:ascii="宋体" w:hAnsi="宋体" w:cs="宋体"/>
+                <w:rFonts w:ascii="宋体" w:hAnsi="宋体" w:cs="宋体" w:hint="eastAsia"/>
                 <w:color w:val="000000" w:themeColor="text1"/>
                 <w:sz w:val="16"/>
                 <w:szCs w:val="16"/>
@@ -7211,7 +7145,6 @@
               <w:bottom w:val="single" w:sz="4" w:space="0" w:color="auto"/>
               <w:right w:val="nil"/>
             </w:tcBorders>
-            <w:shd w:val="clear" w:color="auto" w:fill="auto"/>
             <w:noWrap/>
             <w:vAlign w:val="bottom"/>
           </w:tcPr>
@@ -7219,7 +7152,7 @@
             <w:pPr>
               <w:spacing w:before="0" w:after="0"/>
               <w:rPr>
-                <w:rFonts w:ascii="宋体" w:hAnsi="宋体" w:cs="宋体"/>
+                <w:rFonts w:ascii="宋体" w:hAnsi="宋体" w:cs="宋体" w:hint="eastAsia"/>
                 <w:color w:val="000000" w:themeColor="text1"/>
                 <w:sz w:val="16"/>
                 <w:szCs w:val="16"/>
@@ -7236,7 +7169,6 @@
               <w:bottom w:val="single" w:sz="4" w:space="0" w:color="auto"/>
               <w:right w:val="single" w:sz="4" w:space="0" w:color="auto"/>
             </w:tcBorders>
-            <w:shd w:val="clear" w:color="auto" w:fill="auto"/>
             <w:noWrap/>
             <w:vAlign w:val="bottom"/>
             <w:hideMark/>
@@ -7245,7 +7177,7 @@
             <w:pPr>
               <w:spacing w:before="0" w:after="0"/>
               <w:rPr>
-                <w:rFonts w:ascii="宋体" w:hAnsi="宋体" w:cs="宋体"/>
+                <w:rFonts w:ascii="宋体" w:hAnsi="宋体" w:cs="宋体" w:hint="eastAsia"/>
                 <w:color w:val="000000" w:themeColor="text1"/>
                 <w:sz w:val="16"/>
                 <w:szCs w:val="16"/>
@@ -7267,7 +7199,6 @@
               <w:bottom w:val="nil"/>
               <w:right w:val="nil"/>
             </w:tcBorders>
-            <w:shd w:val="clear" w:color="auto" w:fill="auto"/>
             <w:noWrap/>
             <w:vAlign w:val="bottom"/>
             <w:hideMark/>
@@ -7276,7 +7207,7 @@
             <w:pPr>
               <w:spacing w:before="0" w:after="0"/>
               <w:rPr>
-                <w:rFonts w:ascii="宋体" w:hAnsi="宋体" w:cs="宋体"/>
+                <w:rFonts w:ascii="宋体" w:hAnsi="宋体" w:cs="宋体" w:hint="eastAsia"/>
                 <w:color w:val="000000" w:themeColor="text1"/>
                 <w:sz w:val="16"/>
                 <w:szCs w:val="16"/>
@@ -7293,7 +7224,6 @@
               <w:bottom w:val="nil"/>
               <w:right w:val="nil"/>
             </w:tcBorders>
-            <w:shd w:val="clear" w:color="auto" w:fill="auto"/>
             <w:noWrap/>
             <w:vAlign w:val="bottom"/>
             <w:hideMark/>
@@ -7302,7 +7232,7 @@
             <w:pPr>
               <w:spacing w:before="0" w:after="0"/>
               <w:rPr>
-                <w:rFonts w:ascii="宋体" w:hAnsi="宋体" w:cs="宋体"/>
+                <w:rFonts w:ascii="宋体" w:hAnsi="宋体" w:cs="宋体" w:hint="eastAsia"/>
                 <w:color w:val="000000" w:themeColor="text1"/>
                 <w:sz w:val="16"/>
                 <w:szCs w:val="16"/>
@@ -7319,7 +7249,6 @@
               <w:bottom w:val="nil"/>
               <w:right w:val="nil"/>
             </w:tcBorders>
-            <w:shd w:val="clear" w:color="auto" w:fill="auto"/>
             <w:noWrap/>
             <w:vAlign w:val="bottom"/>
             <w:hideMark/>
@@ -7328,7 +7257,7 @@
             <w:pPr>
               <w:spacing w:before="0" w:after="0"/>
               <w:rPr>
-                <w:rFonts w:ascii="宋体" w:hAnsi="宋体" w:cs="宋体"/>
+                <w:rFonts w:ascii="宋体" w:hAnsi="宋体" w:cs="宋体" w:hint="eastAsia"/>
                 <w:color w:val="000000" w:themeColor="text1"/>
                 <w:sz w:val="16"/>
                 <w:szCs w:val="16"/>
@@ -7345,7 +7274,6 @@
               <w:bottom w:val="nil"/>
               <w:right w:val="nil"/>
             </w:tcBorders>
-            <w:shd w:val="clear" w:color="auto" w:fill="auto"/>
             <w:noWrap/>
             <w:vAlign w:val="bottom"/>
             <w:hideMark/>
@@ -7354,7 +7282,7 @@
             <w:pPr>
               <w:spacing w:before="0" w:after="0"/>
               <w:rPr>
-                <w:rFonts w:ascii="宋体" w:hAnsi="宋体" w:cs="宋体"/>
+                <w:rFonts w:ascii="宋体" w:hAnsi="宋体" w:cs="宋体" w:hint="eastAsia"/>
                 <w:color w:val="000000" w:themeColor="text1"/>
                 <w:sz w:val="16"/>
                 <w:szCs w:val="16"/>
@@ -7371,7 +7299,6 @@
               <w:bottom w:val="nil"/>
               <w:right w:val="nil"/>
             </w:tcBorders>
-            <w:shd w:val="clear" w:color="auto" w:fill="auto"/>
             <w:noWrap/>
             <w:vAlign w:val="bottom"/>
             <w:hideMark/>
@@ -7380,7 +7307,7 @@
             <w:pPr>
               <w:spacing w:before="0" w:after="0"/>
               <w:rPr>
-                <w:rFonts w:ascii="宋体" w:hAnsi="宋体" w:cs="宋体"/>
+                <w:rFonts w:ascii="宋体" w:hAnsi="宋体" w:cs="宋体" w:hint="eastAsia"/>
                 <w:color w:val="000000" w:themeColor="text1"/>
                 <w:sz w:val="16"/>
                 <w:szCs w:val="16"/>
@@ -7397,7 +7324,6 @@
               <w:bottom w:val="nil"/>
               <w:right w:val="nil"/>
             </w:tcBorders>
-            <w:shd w:val="clear" w:color="auto" w:fill="auto"/>
             <w:noWrap/>
             <w:vAlign w:val="bottom"/>
             <w:hideMark/>
@@ -7406,7 +7332,7 @@
             <w:pPr>
               <w:spacing w:before="0" w:after="0"/>
               <w:rPr>
-                <w:rFonts w:ascii="宋体" w:hAnsi="宋体" w:cs="宋体"/>
+                <w:rFonts w:ascii="宋体" w:hAnsi="宋体" w:cs="宋体" w:hint="eastAsia"/>
                 <w:color w:val="000000" w:themeColor="text1"/>
                 <w:sz w:val="16"/>
                 <w:szCs w:val="16"/>
@@ -7428,7 +7354,6 @@
               <w:bottom w:val="nil"/>
               <w:right w:val="nil"/>
             </w:tcBorders>
-            <w:shd w:val="clear" w:color="auto" w:fill="auto"/>
             <w:noWrap/>
             <w:vAlign w:val="bottom"/>
             <w:hideMark/>
@@ -7438,7 +7363,7 @@
               <w:spacing w:before="0" w:after="0"/>
               <w:ind w:firstLine="0"/>
               <w:rPr>
-                <w:rFonts w:ascii="宋体" w:hAnsi="宋体" w:cs="宋体"/>
+                <w:rFonts w:ascii="宋体" w:hAnsi="宋体" w:cs="宋体" w:hint="eastAsia"/>
                 <w:color w:val="000000" w:themeColor="text1"/>
                 <w:sz w:val="16"/>
                 <w:szCs w:val="16"/>
@@ -7464,7 +7389,6 @@
               <w:bottom w:val="nil"/>
               <w:right w:val="nil"/>
             </w:tcBorders>
-            <w:shd w:val="clear" w:color="auto" w:fill="auto"/>
             <w:noWrap/>
             <w:vAlign w:val="bottom"/>
             <w:hideMark/>
@@ -7473,7 +7397,7 @@
             <w:pPr>
               <w:spacing w:before="0" w:after="0"/>
               <w:rPr>
-                <w:rFonts w:ascii="宋体" w:hAnsi="宋体" w:cs="宋体"/>
+                <w:rFonts w:ascii="宋体" w:hAnsi="宋体" w:cs="宋体" w:hint="eastAsia"/>
                 <w:color w:val="000000" w:themeColor="text1"/>
                 <w:sz w:val="16"/>
                 <w:szCs w:val="16"/>
@@ -7490,7 +7414,6 @@
               <w:bottom w:val="nil"/>
               <w:right w:val="nil"/>
             </w:tcBorders>
-            <w:shd w:val="clear" w:color="auto" w:fill="auto"/>
             <w:noWrap/>
             <w:vAlign w:val="bottom"/>
             <w:hideMark/>
@@ -7499,7 +7422,7 @@
             <w:pPr>
               <w:spacing w:before="0" w:after="0"/>
               <w:rPr>
-                <w:rFonts w:ascii="宋体" w:hAnsi="宋体" w:cs="宋体"/>
+                <w:rFonts w:ascii="宋体" w:hAnsi="宋体" w:cs="宋体" w:hint="eastAsia"/>
                 <w:color w:val="000000" w:themeColor="text1"/>
                 <w:sz w:val="16"/>
                 <w:szCs w:val="16"/>
@@ -7516,7 +7439,6 @@
               <w:bottom w:val="nil"/>
               <w:right w:val="nil"/>
             </w:tcBorders>
-            <w:shd w:val="clear" w:color="auto" w:fill="auto"/>
             <w:noWrap/>
             <w:vAlign w:val="bottom"/>
             <w:hideMark/>
@@ -7525,7 +7447,7 @@
             <w:pPr>
               <w:spacing w:before="0" w:after="0"/>
               <w:rPr>
-                <w:rFonts w:ascii="宋体" w:hAnsi="宋体" w:cs="宋体"/>
+                <w:rFonts w:ascii="宋体" w:hAnsi="宋体" w:cs="宋体" w:hint="eastAsia"/>
                 <w:color w:val="000000" w:themeColor="text1"/>
                 <w:sz w:val="16"/>
                 <w:szCs w:val="16"/>
@@ -7542,7 +7464,6 @@
               <w:bottom w:val="nil"/>
               <w:right w:val="nil"/>
             </w:tcBorders>
-            <w:shd w:val="clear" w:color="auto" w:fill="auto"/>
             <w:noWrap/>
             <w:vAlign w:val="bottom"/>
             <w:hideMark/>
@@ -7551,7 +7472,7 @@
             <w:pPr>
               <w:spacing w:before="0" w:after="0"/>
               <w:rPr>
-                <w:rFonts w:ascii="宋体" w:hAnsi="宋体" w:cs="宋体"/>
+                <w:rFonts w:ascii="宋体" w:hAnsi="宋体" w:cs="宋体" w:hint="eastAsia"/>
                 <w:color w:val="000000" w:themeColor="text1"/>
                 <w:sz w:val="16"/>
                 <w:szCs w:val="16"/>
@@ -7568,7 +7489,6 @@
               <w:bottom w:val="nil"/>
               <w:right w:val="single" w:sz="4" w:space="0" w:color="auto"/>
             </w:tcBorders>
-            <w:shd w:val="clear" w:color="auto" w:fill="auto"/>
             <w:noWrap/>
             <w:vAlign w:val="bottom"/>
             <w:hideMark/>
@@ -7577,7 +7497,7 @@
             <w:pPr>
               <w:spacing w:before="0" w:after="0"/>
               <w:rPr>
-                <w:rFonts w:ascii="宋体" w:hAnsi="宋体" w:cs="宋体"/>
+                <w:rFonts w:ascii="宋体" w:hAnsi="宋体" w:cs="宋体" w:hint="eastAsia"/>
                 <w:color w:val="000000" w:themeColor="text1"/>
                 <w:sz w:val="16"/>
                 <w:szCs w:val="16"/>
@@ -7599,7 +7519,6 @@
               <w:bottom w:val="nil"/>
               <w:right w:val="nil"/>
             </w:tcBorders>
-            <w:shd w:val="clear" w:color="auto" w:fill="auto"/>
             <w:noWrap/>
             <w:vAlign w:val="bottom"/>
             <w:hideMark/>
@@ -7608,7 +7527,7 @@
             <w:pPr>
               <w:spacing w:before="0" w:after="0"/>
               <w:rPr>
-                <w:rFonts w:ascii="宋体" w:hAnsi="宋体" w:cs="宋体"/>
+                <w:rFonts w:ascii="宋体" w:hAnsi="宋体" w:cs="宋体" w:hint="eastAsia"/>
                 <w:color w:val="000000" w:themeColor="text1"/>
                 <w:sz w:val="16"/>
                 <w:szCs w:val="16"/>
@@ -7625,7 +7544,6 @@
               <w:bottom w:val="nil"/>
               <w:right w:val="nil"/>
             </w:tcBorders>
-            <w:shd w:val="clear" w:color="auto" w:fill="auto"/>
             <w:noWrap/>
             <w:vAlign w:val="center"/>
             <w:hideMark/>
@@ -7635,7 +7553,7 @@
               <w:pStyle w:val="afb"/>
               <w:jc w:val="left"/>
               <w:rPr>
-                <w:rFonts w:ascii="宋体" w:hAnsi="宋体"/>
+                <w:rFonts w:ascii="宋体" w:hAnsi="宋体" w:hint="eastAsia"/>
                 <w:color w:val="000000" w:themeColor="text1"/>
                 <w:sz w:val="16"/>
                 <w:szCs w:val="16"/>
@@ -7661,7 +7579,6 @@
               <w:bottom w:val="single" w:sz="4" w:space="0" w:color="auto"/>
               <w:right w:val="single" w:sz="4" w:space="0" w:color="auto"/>
             </w:tcBorders>
-            <w:shd w:val="clear" w:color="auto" w:fill="auto"/>
             <w:noWrap/>
             <w:hideMark/>
           </w:tcPr>
@@ -7670,7 +7587,7 @@
               <w:pStyle w:val="afb"/>
               <w:jc w:val="left"/>
               <w:rPr>
-                <w:rFonts w:ascii="宋体" w:hAnsi="宋体"/>
+                <w:rFonts w:ascii="宋体" w:hAnsi="宋体" w:hint="eastAsia"/>
                 <w:color w:val="000000" w:themeColor="text1"/>
                 <w:sz w:val="16"/>
                 <w:szCs w:val="16"/>
@@ -7721,7 +7638,6 @@
               <w:bottom w:val="nil"/>
               <w:right w:val="nil"/>
             </w:tcBorders>
-            <w:shd w:val="clear" w:color="auto" w:fill="auto"/>
             <w:noWrap/>
             <w:vAlign w:val="bottom"/>
             <w:hideMark/>
@@ -7731,7 +7647,7 @@
               <w:spacing w:before="0" w:after="0"/>
               <w:jc w:val="center"/>
               <w:rPr>
-                <w:rFonts w:ascii="宋体" w:hAnsi="宋体" w:cs="宋体"/>
+                <w:rFonts w:ascii="宋体" w:hAnsi="宋体" w:cs="宋体" w:hint="eastAsia"/>
                 <w:color w:val="000000" w:themeColor="text1"/>
                 <w:sz w:val="16"/>
                 <w:szCs w:val="16"/>
@@ -7757,7 +7673,6 @@
               <w:bottom w:val="single" w:sz="4" w:space="0" w:color="auto"/>
               <w:right w:val="single" w:sz="4" w:space="0" w:color="auto"/>
             </w:tcBorders>
-            <w:shd w:val="clear" w:color="auto" w:fill="auto"/>
             <w:noWrap/>
             <w:vAlign w:val="bottom"/>
             <w:hideMark/>
@@ -7766,7 +7681,7 @@
             <w:pPr>
               <w:spacing w:before="0" w:after="0"/>
               <w:rPr>
-                <w:rFonts w:ascii="宋体" w:hAnsi="宋体" w:cs="宋体"/>
+                <w:rFonts w:ascii="宋体" w:hAnsi="宋体" w:cs="宋体" w:hint="eastAsia"/>
                 <w:color w:val="000000" w:themeColor="text1"/>
                 <w:sz w:val="16"/>
                 <w:szCs w:val="16"/>
@@ -7783,7 +7698,6 @@
               <w:bottom w:val="nil"/>
               <w:right w:val="single" w:sz="4" w:space="0" w:color="auto"/>
             </w:tcBorders>
-            <w:shd w:val="clear" w:color="auto" w:fill="auto"/>
             <w:noWrap/>
             <w:vAlign w:val="bottom"/>
             <w:hideMark/>
@@ -7792,7 +7706,7 @@
             <w:pPr>
               <w:spacing w:before="0" w:after="0"/>
               <w:rPr>
-                <w:rFonts w:ascii="宋体" w:hAnsi="宋体" w:cs="宋体"/>
+                <w:rFonts w:ascii="宋体" w:hAnsi="宋体" w:cs="宋体" w:hint="eastAsia"/>
                 <w:color w:val="000000" w:themeColor="text1"/>
                 <w:sz w:val="16"/>
                 <w:szCs w:val="16"/>
@@ -7814,7 +7728,6 @@
               <w:bottom w:val="nil"/>
               <w:right w:val="nil"/>
             </w:tcBorders>
-            <w:shd w:val="clear" w:color="auto" w:fill="auto"/>
             <w:noWrap/>
             <w:vAlign w:val="bottom"/>
           </w:tcPr>
@@ -7822,7 +7735,7 @@
             <w:pPr>
               <w:spacing w:before="0" w:after="0"/>
               <w:rPr>
-                <w:rFonts w:ascii="宋体" w:hAnsi="宋体" w:cs="宋体"/>
+                <w:rFonts w:ascii="宋体" w:hAnsi="宋体" w:cs="宋体" w:hint="eastAsia"/>
                 <w:color w:val="000000" w:themeColor="text1"/>
                 <w:sz w:val="16"/>
                 <w:szCs w:val="16"/>
@@ -7839,7 +7752,6 @@
               <w:bottom w:val="nil"/>
               <w:right w:val="nil"/>
             </w:tcBorders>
-            <w:shd w:val="clear" w:color="auto" w:fill="auto"/>
             <w:noWrap/>
             <w:vAlign w:val="center"/>
           </w:tcPr>
@@ -7848,7 +7760,7 @@
               <w:pStyle w:val="afb"/>
               <w:jc w:val="left"/>
               <w:rPr>
-                <w:rFonts w:ascii="宋体" w:hAnsi="宋体"/>
+                <w:rFonts w:ascii="宋体" w:hAnsi="宋体" w:hint="eastAsia"/>
                 <w:color w:val="000000" w:themeColor="text1"/>
                 <w:sz w:val="16"/>
                 <w:szCs w:val="16"/>
@@ -7874,7 +7786,6 @@
               <w:bottom w:val="single" w:sz="4" w:space="0" w:color="auto"/>
               <w:right w:val="single" w:sz="4" w:space="0" w:color="auto"/>
             </w:tcBorders>
-            <w:shd w:val="clear" w:color="auto" w:fill="auto"/>
             <w:noWrap/>
           </w:tcPr>
           <w:p>
@@ -7882,7 +7793,7 @@
               <w:pStyle w:val="afb"/>
               <w:jc w:val="left"/>
               <w:rPr>
-                <w:rFonts w:ascii="宋体" w:hAnsi="宋体"/>
+                <w:rFonts w:ascii="宋体" w:hAnsi="宋体" w:hint="eastAsia"/>
                 <w:color w:val="000000" w:themeColor="text1"/>
                 <w:sz w:val="16"/>
                 <w:szCs w:val="16"/>
@@ -7908,7 +7819,6 @@
               <w:bottom w:val="nil"/>
               <w:right w:val="nil"/>
             </w:tcBorders>
-            <w:shd w:val="clear" w:color="auto" w:fill="auto"/>
             <w:noWrap/>
             <w:vAlign w:val="bottom"/>
           </w:tcPr>
@@ -7917,7 +7827,7 @@
               <w:spacing w:before="0" w:after="0"/>
               <w:jc w:val="center"/>
               <w:rPr>
-                <w:rFonts w:ascii="宋体" w:hAnsi="宋体" w:cs="宋体"/>
+                <w:rFonts w:ascii="宋体" w:hAnsi="宋体" w:cs="宋体" w:hint="eastAsia"/>
                 <w:color w:val="000000" w:themeColor="text1"/>
                 <w:sz w:val="16"/>
                 <w:szCs w:val="16"/>
@@ -7934,7 +7844,6 @@
               <w:bottom w:val="single" w:sz="4" w:space="0" w:color="auto"/>
               <w:right w:val="single" w:sz="4" w:space="0" w:color="auto"/>
             </w:tcBorders>
-            <w:shd w:val="clear" w:color="auto" w:fill="auto"/>
             <w:noWrap/>
             <w:vAlign w:val="bottom"/>
           </w:tcPr>
@@ -7942,7 +7851,7 @@
             <w:pPr>
               <w:spacing w:before="0" w:after="0"/>
               <w:rPr>
-                <w:rFonts w:ascii="宋体" w:hAnsi="宋体" w:cs="宋体"/>
+                <w:rFonts w:ascii="宋体" w:hAnsi="宋体" w:cs="宋体" w:hint="eastAsia"/>
                 <w:color w:val="000000" w:themeColor="text1"/>
                 <w:sz w:val="16"/>
                 <w:szCs w:val="16"/>
@@ -7959,7 +7868,6 @@
               <w:bottom w:val="nil"/>
               <w:right w:val="single" w:sz="4" w:space="0" w:color="auto"/>
             </w:tcBorders>
-            <w:shd w:val="clear" w:color="auto" w:fill="auto"/>
             <w:noWrap/>
             <w:vAlign w:val="bottom"/>
           </w:tcPr>
@@ -7967,7 +7875,7 @@
             <w:pPr>
               <w:spacing w:before="0" w:after="0"/>
               <w:rPr>
-                <w:rFonts w:ascii="宋体" w:hAnsi="宋体" w:cs="宋体"/>
+                <w:rFonts w:ascii="宋体" w:hAnsi="宋体" w:cs="宋体" w:hint="eastAsia"/>
                 <w:color w:val="000000" w:themeColor="text1"/>
                 <w:sz w:val="16"/>
                 <w:szCs w:val="16"/>
@@ -7989,7 +7897,6 @@
               <w:bottom w:val="nil"/>
               <w:right w:val="nil"/>
             </w:tcBorders>
-            <w:shd w:val="clear" w:color="auto" w:fill="auto"/>
             <w:noWrap/>
             <w:vAlign w:val="bottom"/>
           </w:tcPr>
@@ -7997,7 +7904,7 @@
             <w:pPr>
               <w:spacing w:before="0" w:after="0"/>
               <w:rPr>
-                <w:rFonts w:ascii="宋体" w:hAnsi="宋体" w:cs="宋体"/>
+                <w:rFonts w:ascii="宋体" w:hAnsi="宋体" w:cs="宋体" w:hint="eastAsia"/>
                 <w:color w:val="000000" w:themeColor="text1"/>
                 <w:sz w:val="16"/>
                 <w:szCs w:val="16"/>
@@ -8014,7 +7921,6 @@
               <w:bottom w:val="nil"/>
               <w:right w:val="nil"/>
             </w:tcBorders>
-            <w:shd w:val="clear" w:color="auto" w:fill="auto"/>
             <w:noWrap/>
             <w:vAlign w:val="bottom"/>
           </w:tcPr>
@@ -8023,7 +7929,7 @@
               <w:spacing w:before="0" w:after="0"/>
               <w:ind w:firstLine="0"/>
               <w:rPr>
-                <w:rFonts w:ascii="宋体" w:hAnsi="宋体" w:cs="宋体"/>
+                <w:rFonts w:ascii="宋体" w:hAnsi="宋体" w:cs="宋体" w:hint="eastAsia"/>
                 <w:color w:val="000000" w:themeColor="text1"/>
                 <w:sz w:val="16"/>
                 <w:szCs w:val="16"/>
@@ -8049,7 +7955,6 @@
               <w:bottom w:val="single" w:sz="4" w:space="0" w:color="auto"/>
               <w:right w:val="single" w:sz="4" w:space="0" w:color="auto"/>
             </w:tcBorders>
-            <w:shd w:val="clear" w:color="auto" w:fill="auto"/>
             <w:noWrap/>
             <w:vAlign w:val="bottom"/>
           </w:tcPr>
@@ -8058,7 +7963,7 @@
               <w:spacing w:before="0" w:after="0"/>
               <w:ind w:firstLine="0"/>
               <w:rPr>
-                <w:rFonts w:ascii="宋体" w:eastAsiaTheme="minorEastAsia" w:hAnsi="宋体" w:cs="宋体"/>
+                <w:rFonts w:ascii="宋体" w:eastAsiaTheme="minorEastAsia" w:hAnsi="宋体" w:cs="宋体" w:hint="eastAsia"/>
                 <w:color w:val="000000" w:themeColor="text1"/>
                 <w:sz w:val="16"/>
                 <w:szCs w:val="16"/>
@@ -8093,7 +7998,6 @@
               <w:bottom w:val="nil"/>
               <w:right w:val="nil"/>
             </w:tcBorders>
-            <w:shd w:val="clear" w:color="auto" w:fill="auto"/>
             <w:noWrap/>
             <w:vAlign w:val="bottom"/>
           </w:tcPr>
@@ -8102,7 +8006,7 @@
               <w:spacing w:before="0" w:after="0"/>
               <w:jc w:val="center"/>
               <w:rPr>
-                <w:rFonts w:ascii="宋体" w:hAnsi="宋体" w:cs="宋体"/>
+                <w:rFonts w:ascii="宋体" w:hAnsi="宋体" w:cs="宋体" w:hint="eastAsia"/>
                 <w:color w:val="000000" w:themeColor="text1"/>
                 <w:sz w:val="16"/>
                 <w:szCs w:val="16"/>
@@ -8119,7 +8023,6 @@
               <w:bottom w:val="single" w:sz="4" w:space="0" w:color="auto"/>
               <w:right w:val="single" w:sz="4" w:space="0" w:color="auto"/>
             </w:tcBorders>
-            <w:shd w:val="clear" w:color="auto" w:fill="auto"/>
             <w:noWrap/>
             <w:vAlign w:val="bottom"/>
           </w:tcPr>
@@ -8127,7 +8030,7 @@
             <w:pPr>
               <w:spacing w:before="0" w:after="0"/>
               <w:rPr>
-                <w:rFonts w:ascii="宋体" w:hAnsi="宋体" w:cs="宋体"/>
+                <w:rFonts w:ascii="宋体" w:hAnsi="宋体" w:cs="宋体" w:hint="eastAsia"/>
                 <w:color w:val="000000" w:themeColor="text1"/>
                 <w:sz w:val="16"/>
                 <w:szCs w:val="16"/>
@@ -8144,7 +8047,6 @@
               <w:bottom w:val="nil"/>
               <w:right w:val="single" w:sz="4" w:space="0" w:color="auto"/>
             </w:tcBorders>
-            <w:shd w:val="clear" w:color="auto" w:fill="auto"/>
             <w:noWrap/>
             <w:vAlign w:val="bottom"/>
           </w:tcPr>
@@ -8152,7 +8054,7 @@
             <w:pPr>
               <w:spacing w:before="0" w:after="0"/>
               <w:rPr>
-                <w:rFonts w:ascii="宋体" w:hAnsi="宋体" w:cs="宋体"/>
+                <w:rFonts w:ascii="宋体" w:hAnsi="宋体" w:cs="宋体" w:hint="eastAsia"/>
                 <w:color w:val="000000" w:themeColor="text1"/>
                 <w:sz w:val="16"/>
                 <w:szCs w:val="16"/>
@@ -8174,7 +8076,6 @@
               <w:bottom w:val="nil"/>
               <w:right w:val="nil"/>
             </w:tcBorders>
-            <w:shd w:val="clear" w:color="auto" w:fill="auto"/>
             <w:noWrap/>
             <w:vAlign w:val="bottom"/>
             <w:hideMark/>
@@ -8183,7 +8084,7 @@
             <w:pPr>
               <w:spacing w:before="0" w:after="0"/>
               <w:rPr>
-                <w:rFonts w:ascii="宋体" w:hAnsi="宋体" w:cs="宋体"/>
+                <w:rFonts w:ascii="宋体" w:hAnsi="宋体" w:cs="宋体" w:hint="eastAsia"/>
                 <w:color w:val="000000" w:themeColor="text1"/>
                 <w:sz w:val="16"/>
                 <w:szCs w:val="16"/>
@@ -8200,7 +8101,6 @@
               <w:bottom w:val="nil"/>
               <w:right w:val="nil"/>
             </w:tcBorders>
-            <w:shd w:val="clear" w:color="auto" w:fill="auto"/>
             <w:noWrap/>
             <w:vAlign w:val="center"/>
           </w:tcPr>
@@ -8209,7 +8109,7 @@
               <w:pStyle w:val="afb"/>
               <w:jc w:val="left"/>
               <w:rPr>
-                <w:rFonts w:ascii="宋体" w:hAnsi="宋体"/>
+                <w:rFonts w:ascii="宋体" w:hAnsi="宋体" w:hint="eastAsia"/>
                 <w:color w:val="000000" w:themeColor="text1"/>
                 <w:sz w:val="16"/>
                 <w:szCs w:val="16"/>
@@ -8235,7 +8135,6 @@
               <w:bottom w:val="single" w:sz="4" w:space="0" w:color="auto"/>
               <w:right w:val="single" w:sz="4" w:space="0" w:color="auto"/>
             </w:tcBorders>
-            <w:shd w:val="clear" w:color="auto" w:fill="auto"/>
             <w:noWrap/>
             <w:hideMark/>
           </w:tcPr>
@@ -8244,7 +8143,7 @@
               <w:pStyle w:val="afb"/>
               <w:jc w:val="left"/>
               <w:rPr>
-                <w:rFonts w:ascii="宋体" w:hAnsi="宋体"/>
+                <w:rFonts w:ascii="宋体" w:hAnsi="宋体" w:hint="eastAsia"/>
                 <w:color w:val="000000" w:themeColor="text1"/>
                 <w:sz w:val="16"/>
                 <w:szCs w:val="16"/>
@@ -8270,7 +8169,6 @@
               <w:bottom w:val="nil"/>
               <w:right w:val="nil"/>
             </w:tcBorders>
-            <w:shd w:val="clear" w:color="auto" w:fill="auto"/>
             <w:noWrap/>
             <w:vAlign w:val="bottom"/>
             <w:hideMark/>
@@ -8280,7 +8178,7 @@
               <w:spacing w:before="0" w:after="0"/>
               <w:jc w:val="center"/>
               <w:rPr>
-                <w:rFonts w:ascii="宋体" w:hAnsi="宋体" w:cs="宋体"/>
+                <w:rFonts w:ascii="宋体" w:hAnsi="宋体" w:cs="宋体" w:hint="eastAsia"/>
                 <w:color w:val="000000" w:themeColor="text1"/>
                 <w:sz w:val="16"/>
                 <w:szCs w:val="16"/>
@@ -8306,7 +8204,6 @@
               <w:bottom w:val="single" w:sz="4" w:space="0" w:color="auto"/>
               <w:right w:val="single" w:sz="4" w:space="0" w:color="auto"/>
             </w:tcBorders>
-            <w:shd w:val="clear" w:color="auto" w:fill="auto"/>
             <w:noWrap/>
             <w:vAlign w:val="bottom"/>
             <w:hideMark/>
@@ -8315,7 +8212,7 @@
             <w:pPr>
               <w:spacing w:before="0" w:after="0"/>
               <w:rPr>
-                <w:rFonts w:ascii="宋体" w:hAnsi="宋体" w:cs="宋体"/>
+                <w:rFonts w:ascii="宋体" w:hAnsi="宋体" w:cs="宋体" w:hint="eastAsia"/>
                 <w:color w:val="000000" w:themeColor="text1"/>
                 <w:sz w:val="16"/>
                 <w:szCs w:val="16"/>
@@ -8332,7 +8229,6 @@
               <w:bottom w:val="nil"/>
               <w:right w:val="single" w:sz="4" w:space="0" w:color="auto"/>
             </w:tcBorders>
-            <w:shd w:val="clear" w:color="auto" w:fill="auto"/>
             <w:noWrap/>
             <w:vAlign w:val="bottom"/>
             <w:hideMark/>
@@ -8341,7 +8237,7 @@
             <w:pPr>
               <w:spacing w:before="0" w:after="0"/>
               <w:rPr>
-                <w:rFonts w:ascii="宋体" w:hAnsi="宋体" w:cs="宋体"/>
+                <w:rFonts w:ascii="宋体" w:hAnsi="宋体" w:cs="宋体" w:hint="eastAsia"/>
                 <w:color w:val="000000" w:themeColor="text1"/>
                 <w:sz w:val="16"/>
                 <w:szCs w:val="16"/>
@@ -8363,7 +8259,6 @@
               <w:bottom w:val="nil"/>
               <w:right w:val="nil"/>
             </w:tcBorders>
-            <w:shd w:val="clear" w:color="auto" w:fill="auto"/>
             <w:noWrap/>
             <w:vAlign w:val="bottom"/>
             <w:hideMark/>
@@ -8372,7 +8267,7 @@
             <w:pPr>
               <w:spacing w:before="0" w:after="0"/>
               <w:rPr>
-                <w:rFonts w:ascii="宋体" w:hAnsi="宋体" w:cs="宋体"/>
+                <w:rFonts w:ascii="宋体" w:hAnsi="宋体" w:cs="宋体" w:hint="eastAsia"/>
                 <w:color w:val="000000" w:themeColor="text1"/>
                 <w:sz w:val="16"/>
                 <w:szCs w:val="16"/>
@@ -8389,7 +8284,6 @@
               <w:bottom w:val="nil"/>
               <w:right w:val="nil"/>
             </w:tcBorders>
-            <w:shd w:val="clear" w:color="auto" w:fill="auto"/>
             <w:noWrap/>
             <w:vAlign w:val="center"/>
           </w:tcPr>
@@ -8398,7 +8292,7 @@
               <w:pStyle w:val="afb"/>
               <w:jc w:val="left"/>
               <w:rPr>
-                <w:rFonts w:ascii="宋体" w:hAnsi="宋体"/>
+                <w:rFonts w:ascii="宋体" w:hAnsi="宋体" w:hint="eastAsia"/>
                 <w:color w:val="000000" w:themeColor="text1"/>
                 <w:sz w:val="16"/>
                 <w:szCs w:val="16"/>
@@ -8424,7 +8318,6 @@
               <w:bottom w:val="single" w:sz="4" w:space="0" w:color="auto"/>
               <w:right w:val="single" w:sz="4" w:space="0" w:color="auto"/>
             </w:tcBorders>
-            <w:shd w:val="clear" w:color="auto" w:fill="auto"/>
             <w:noWrap/>
             <w:hideMark/>
           </w:tcPr>
@@ -8433,7 +8326,7 @@
               <w:pStyle w:val="afb"/>
               <w:jc w:val="left"/>
               <w:rPr>
-                <w:rFonts w:ascii="宋体" w:hAnsi="宋体"/>
+                <w:rFonts w:ascii="宋体" w:hAnsi="宋体" w:hint="eastAsia"/>
                 <w:color w:val="FF0000"/>
                 <w:sz w:val="16"/>
                 <w:szCs w:val="16"/>
@@ -8459,7 +8352,6 @@
               <w:bottom w:val="nil"/>
               <w:right w:val="nil"/>
             </w:tcBorders>
-            <w:shd w:val="clear" w:color="auto" w:fill="auto"/>
             <w:noWrap/>
             <w:vAlign w:val="bottom"/>
             <w:hideMark/>
@@ -8469,7 +8361,7 @@
               <w:spacing w:before="0" w:after="0"/>
               <w:jc w:val="center"/>
               <w:rPr>
-                <w:rFonts w:ascii="宋体" w:hAnsi="宋体" w:cs="宋体"/>
+                <w:rFonts w:ascii="宋体" w:hAnsi="宋体" w:cs="宋体" w:hint="eastAsia"/>
                 <w:color w:val="000000" w:themeColor="text1"/>
                 <w:sz w:val="16"/>
                 <w:szCs w:val="16"/>
@@ -8495,7 +8387,6 @@
               <w:bottom w:val="single" w:sz="4" w:space="0" w:color="auto"/>
               <w:right w:val="single" w:sz="4" w:space="0" w:color="auto"/>
             </w:tcBorders>
-            <w:shd w:val="clear" w:color="auto" w:fill="auto"/>
             <w:noWrap/>
             <w:vAlign w:val="bottom"/>
             <w:hideMark/>
@@ -8504,7 +8395,7 @@
             <w:pPr>
               <w:spacing w:before="0" w:after="0"/>
               <w:rPr>
-                <w:rFonts w:ascii="宋体" w:hAnsi="宋体" w:cs="宋体"/>
+                <w:rFonts w:ascii="宋体" w:hAnsi="宋体" w:cs="宋体" w:hint="eastAsia"/>
                 <w:color w:val="000000" w:themeColor="text1"/>
                 <w:sz w:val="16"/>
                 <w:szCs w:val="16"/>
@@ -8521,7 +8412,6 @@
               <w:bottom w:val="nil"/>
               <w:right w:val="single" w:sz="4" w:space="0" w:color="auto"/>
             </w:tcBorders>
-            <w:shd w:val="clear" w:color="auto" w:fill="auto"/>
             <w:noWrap/>
             <w:vAlign w:val="bottom"/>
             <w:hideMark/>
@@ -8530,7 +8420,7 @@
             <w:pPr>
               <w:spacing w:before="0" w:after="0"/>
               <w:rPr>
-                <w:rFonts w:ascii="宋体" w:hAnsi="宋体" w:cs="宋体"/>
+                <w:rFonts w:ascii="宋体" w:hAnsi="宋体" w:cs="宋体" w:hint="eastAsia"/>
                 <w:color w:val="000000" w:themeColor="text1"/>
                 <w:sz w:val="16"/>
                 <w:szCs w:val="16"/>
@@ -8552,7 +8442,6 @@
               <w:bottom w:val="nil"/>
               <w:right w:val="nil"/>
             </w:tcBorders>
-            <w:shd w:val="clear" w:color="auto" w:fill="auto"/>
             <w:noWrap/>
             <w:vAlign w:val="bottom"/>
           </w:tcPr>
@@ -8560,7 +8449,7 @@
             <w:pPr>
               <w:spacing w:before="0" w:after="0"/>
               <w:rPr>
-                <w:rFonts w:ascii="宋体" w:hAnsi="宋体" w:cs="宋体"/>
+                <w:rFonts w:ascii="宋体" w:hAnsi="宋体" w:cs="宋体" w:hint="eastAsia"/>
                 <w:color w:val="000000" w:themeColor="text1"/>
                 <w:sz w:val="16"/>
                 <w:szCs w:val="16"/>
@@ -8577,7 +8466,6 @@
               <w:bottom w:val="nil"/>
               <w:right w:val="nil"/>
             </w:tcBorders>
-            <w:shd w:val="clear" w:color="auto" w:fill="auto"/>
             <w:noWrap/>
             <w:vAlign w:val="center"/>
           </w:tcPr>
@@ -8586,7 +8474,7 @@
               <w:pStyle w:val="afb"/>
               <w:jc w:val="left"/>
               <w:rPr>
-                <w:rFonts w:ascii="宋体" w:hAnsi="宋体"/>
+                <w:rFonts w:ascii="宋体" w:hAnsi="宋体" w:hint="eastAsia"/>
                 <w:color w:val="000000" w:themeColor="text1"/>
                 <w:sz w:val="16"/>
                 <w:szCs w:val="16"/>
@@ -8621,7 +8509,6 @@
               <w:bottom w:val="single" w:sz="4" w:space="0" w:color="auto"/>
               <w:right w:val="single" w:sz="4" w:space="0" w:color="auto"/>
             </w:tcBorders>
-            <w:shd w:val="clear" w:color="auto" w:fill="auto"/>
             <w:noWrap/>
           </w:tcPr>
           <w:p>
@@ -8629,7 +8516,7 @@
               <w:pStyle w:val="afb"/>
               <w:jc w:val="left"/>
               <w:rPr>
-                <w:rFonts w:ascii="宋体" w:hAnsi="宋体"/>
+                <w:rFonts w:ascii="宋体" w:hAnsi="宋体" w:hint="eastAsia"/>
                 <w:color w:val="000000" w:themeColor="text1"/>
                 <w:sz w:val="16"/>
                 <w:szCs w:val="16"/>
@@ -8646,7 +8533,6 @@
               <w:bottom w:val="nil"/>
               <w:right w:val="nil"/>
             </w:tcBorders>
-            <w:shd w:val="clear" w:color="auto" w:fill="auto"/>
             <w:noWrap/>
             <w:vAlign w:val="bottom"/>
           </w:tcPr>
@@ -8655,7 +8541,7 @@
               <w:spacing w:before="0" w:after="0"/>
               <w:jc w:val="center"/>
               <w:rPr>
-                <w:rFonts w:ascii="宋体" w:hAnsi="宋体" w:cs="宋体"/>
+                <w:rFonts w:ascii="宋体" w:hAnsi="宋体" w:cs="宋体" w:hint="eastAsia"/>
                 <w:color w:val="000000" w:themeColor="text1"/>
                 <w:sz w:val="16"/>
                 <w:szCs w:val="16"/>
@@ -8672,7 +8558,6 @@
               <w:bottom w:val="single" w:sz="4" w:space="0" w:color="auto"/>
               <w:right w:val="single" w:sz="4" w:space="0" w:color="auto"/>
             </w:tcBorders>
-            <w:shd w:val="clear" w:color="auto" w:fill="auto"/>
             <w:noWrap/>
             <w:vAlign w:val="bottom"/>
           </w:tcPr>
@@ -8680,7 +8565,7 @@
             <w:pPr>
               <w:spacing w:before="0" w:after="0"/>
               <w:rPr>
-                <w:rFonts w:ascii="宋体" w:hAnsi="宋体" w:cs="宋体"/>
+                <w:rFonts w:ascii="宋体" w:hAnsi="宋体" w:cs="宋体" w:hint="eastAsia"/>
                 <w:color w:val="000000" w:themeColor="text1"/>
                 <w:sz w:val="16"/>
                 <w:szCs w:val="16"/>
@@ -8697,7 +8582,6 @@
               <w:bottom w:val="nil"/>
               <w:right w:val="single" w:sz="4" w:space="0" w:color="auto"/>
             </w:tcBorders>
-            <w:shd w:val="clear" w:color="auto" w:fill="auto"/>
             <w:noWrap/>
             <w:vAlign w:val="bottom"/>
           </w:tcPr>
@@ -8705,7 +8589,7 @@
             <w:pPr>
               <w:spacing w:before="0" w:after="0"/>
               <w:rPr>
-                <w:rFonts w:ascii="宋体" w:hAnsi="宋体" w:cs="宋体"/>
+                <w:rFonts w:ascii="宋体" w:hAnsi="宋体" w:cs="宋体" w:hint="eastAsia"/>
                 <w:color w:val="000000" w:themeColor="text1"/>
                 <w:sz w:val="16"/>
                 <w:szCs w:val="16"/>
@@ -8727,7 +8611,6 @@
               <w:bottom w:val="nil"/>
               <w:right w:val="nil"/>
             </w:tcBorders>
-            <w:shd w:val="clear" w:color="auto" w:fill="auto"/>
             <w:noWrap/>
             <w:vAlign w:val="bottom"/>
           </w:tcPr>
@@ -8735,7 +8618,7 @@
             <w:pPr>
               <w:spacing w:before="0" w:after="0"/>
               <w:rPr>
-                <w:rFonts w:ascii="宋体" w:hAnsi="宋体" w:cs="宋体"/>
+                <w:rFonts w:ascii="宋体" w:hAnsi="宋体" w:cs="宋体" w:hint="eastAsia"/>
                 <w:color w:val="000000" w:themeColor="text1"/>
                 <w:sz w:val="16"/>
                 <w:szCs w:val="16"/>
@@ -8752,7 +8635,6 @@
               <w:bottom w:val="nil"/>
               <w:right w:val="nil"/>
             </w:tcBorders>
-            <w:shd w:val="clear" w:color="auto" w:fill="auto"/>
             <w:noWrap/>
             <w:vAlign w:val="center"/>
           </w:tcPr>
@@ -8761,7 +8643,7 @@
               <w:pStyle w:val="afb"/>
               <w:jc w:val="left"/>
               <w:rPr>
-                <w:rFonts w:ascii="宋体" w:hAnsi="宋体"/>
+                <w:rFonts w:ascii="宋体" w:hAnsi="宋体" w:hint="eastAsia"/>
                 <w:color w:val="000000" w:themeColor="text1"/>
                 <w:sz w:val="16"/>
                 <w:szCs w:val="16"/>
@@ -8787,7 +8669,6 @@
               <w:bottom w:val="single" w:sz="4" w:space="0" w:color="auto"/>
               <w:right w:val="single" w:sz="4" w:space="0" w:color="auto"/>
             </w:tcBorders>
-            <w:shd w:val="clear" w:color="auto" w:fill="auto"/>
             <w:noWrap/>
           </w:tcPr>
           <w:p>
@@ -8795,7 +8676,7 @@
               <w:pStyle w:val="afb"/>
               <w:jc w:val="left"/>
               <w:rPr>
-                <w:rFonts w:ascii="宋体" w:hAnsi="宋体"/>
+                <w:rFonts w:ascii="宋体" w:hAnsi="宋体" w:hint="eastAsia"/>
                 <w:color w:val="000000" w:themeColor="text1"/>
                 <w:sz w:val="16"/>
                 <w:szCs w:val="16"/>
@@ -8837,7 +8718,6 @@
               <w:bottom w:val="nil"/>
               <w:right w:val="nil"/>
             </w:tcBorders>
-            <w:shd w:val="clear" w:color="auto" w:fill="auto"/>
             <w:noWrap/>
             <w:vAlign w:val="bottom"/>
           </w:tcPr>
@@ -8846,7 +8726,7 @@
               <w:spacing w:before="0" w:after="0"/>
               <w:jc w:val="center"/>
               <w:rPr>
-                <w:rFonts w:ascii="宋体" w:hAnsi="宋体" w:cs="宋体"/>
+                <w:rFonts w:ascii="宋体" w:hAnsi="宋体" w:cs="宋体" w:hint="eastAsia"/>
                 <w:color w:val="000000" w:themeColor="text1"/>
                 <w:sz w:val="16"/>
                 <w:szCs w:val="16"/>
@@ -8863,7 +8743,6 @@
               <w:bottom w:val="single" w:sz="4" w:space="0" w:color="auto"/>
               <w:right w:val="single" w:sz="4" w:space="0" w:color="auto"/>
             </w:tcBorders>
-            <w:shd w:val="clear" w:color="auto" w:fill="auto"/>
             <w:noWrap/>
             <w:vAlign w:val="bottom"/>
           </w:tcPr>
@@ -8871,7 +8750,7 @@
             <w:pPr>
               <w:spacing w:before="0" w:after="0"/>
               <w:rPr>
-                <w:rFonts w:ascii="宋体" w:hAnsi="宋体" w:cs="宋体"/>
+                <w:rFonts w:ascii="宋体" w:hAnsi="宋体" w:cs="宋体" w:hint="eastAsia"/>
                 <w:color w:val="000000" w:themeColor="text1"/>
                 <w:sz w:val="16"/>
                 <w:szCs w:val="16"/>
@@ -8888,7 +8767,6 @@
               <w:bottom w:val="nil"/>
               <w:right w:val="single" w:sz="4" w:space="0" w:color="auto"/>
             </w:tcBorders>
-            <w:shd w:val="clear" w:color="auto" w:fill="auto"/>
             <w:noWrap/>
             <w:vAlign w:val="bottom"/>
           </w:tcPr>
@@ -8896,7 +8774,7 @@
             <w:pPr>
               <w:spacing w:before="0" w:after="0"/>
               <w:rPr>
-                <w:rFonts w:ascii="宋体" w:hAnsi="宋体" w:cs="宋体"/>
+                <w:rFonts w:ascii="宋体" w:hAnsi="宋体" w:cs="宋体" w:hint="eastAsia"/>
                 <w:color w:val="000000" w:themeColor="text1"/>
                 <w:sz w:val="16"/>
                 <w:szCs w:val="16"/>
@@ -8918,7 +8796,6 @@
               <w:bottom w:val="nil"/>
               <w:right w:val="nil"/>
             </w:tcBorders>
-            <w:shd w:val="clear" w:color="auto" w:fill="auto"/>
             <w:noWrap/>
             <w:vAlign w:val="bottom"/>
           </w:tcPr>
@@ -8926,7 +8803,7 @@
             <w:pPr>
               <w:spacing w:before="0" w:after="0"/>
               <w:rPr>
-                <w:rFonts w:ascii="宋体" w:hAnsi="宋体" w:cs="宋体"/>
+                <w:rFonts w:ascii="宋体" w:hAnsi="宋体" w:cs="宋体" w:hint="eastAsia"/>
                 <w:color w:val="000000" w:themeColor="text1"/>
                 <w:sz w:val="16"/>
                 <w:szCs w:val="16"/>
@@ -8943,7 +8820,6 @@
               <w:bottom w:val="nil"/>
               <w:right w:val="nil"/>
             </w:tcBorders>
-            <w:shd w:val="clear" w:color="auto" w:fill="auto"/>
             <w:noWrap/>
             <w:vAlign w:val="center"/>
           </w:tcPr>
@@ -8952,7 +8828,7 @@
               <w:pStyle w:val="afb"/>
               <w:jc w:val="left"/>
               <w:rPr>
-                <w:rFonts w:ascii="宋体" w:hAnsi="宋体"/>
+                <w:rFonts w:ascii="宋体" w:hAnsi="宋体" w:hint="eastAsia"/>
                 <w:color w:val="000000" w:themeColor="text1"/>
                 <w:sz w:val="16"/>
                 <w:szCs w:val="16"/>
@@ -8978,7 +8854,6 @@
               <w:bottom w:val="single" w:sz="4" w:space="0" w:color="auto"/>
               <w:right w:val="single" w:sz="4" w:space="0" w:color="auto"/>
             </w:tcBorders>
-            <w:shd w:val="clear" w:color="auto" w:fill="auto"/>
             <w:noWrap/>
           </w:tcPr>
           <w:p>
@@ -8986,7 +8861,7 @@
               <w:pStyle w:val="afb"/>
               <w:jc w:val="left"/>
               <w:rPr>
-                <w:rFonts w:ascii="宋体" w:hAnsi="宋体"/>
+                <w:rFonts w:ascii="宋体" w:hAnsi="宋体" w:hint="eastAsia"/>
                 <w:color w:val="000000" w:themeColor="text1"/>
                 <w:sz w:val="16"/>
                 <w:szCs w:val="16"/>
@@ -9037,7 +8912,6 @@
               <w:bottom w:val="nil"/>
               <w:right w:val="nil"/>
             </w:tcBorders>
-            <w:shd w:val="clear" w:color="auto" w:fill="auto"/>
             <w:noWrap/>
             <w:vAlign w:val="bottom"/>
           </w:tcPr>
@@ -9046,7 +8920,7 @@
               <w:spacing w:before="0" w:after="0"/>
               <w:jc w:val="center"/>
               <w:rPr>
-                <w:rFonts w:ascii="宋体" w:hAnsi="宋体" w:cs="宋体"/>
+                <w:rFonts w:ascii="宋体" w:hAnsi="宋体" w:cs="宋体" w:hint="eastAsia"/>
                 <w:color w:val="000000" w:themeColor="text1"/>
                 <w:sz w:val="16"/>
                 <w:szCs w:val="16"/>
@@ -9063,7 +8937,6 @@
               <w:bottom w:val="single" w:sz="4" w:space="0" w:color="auto"/>
               <w:right w:val="single" w:sz="4" w:space="0" w:color="auto"/>
             </w:tcBorders>
-            <w:shd w:val="clear" w:color="auto" w:fill="auto"/>
             <w:noWrap/>
             <w:vAlign w:val="bottom"/>
           </w:tcPr>
@@ -9071,7 +8944,7 @@
             <w:pPr>
               <w:spacing w:before="0" w:after="0"/>
               <w:rPr>
-                <w:rFonts w:ascii="宋体" w:hAnsi="宋体" w:cs="宋体"/>
+                <w:rFonts w:ascii="宋体" w:hAnsi="宋体" w:cs="宋体" w:hint="eastAsia"/>
                 <w:color w:val="000000" w:themeColor="text1"/>
                 <w:sz w:val="16"/>
                 <w:szCs w:val="16"/>
@@ -9088,7 +8961,6 @@
               <w:bottom w:val="nil"/>
               <w:right w:val="single" w:sz="4" w:space="0" w:color="auto"/>
             </w:tcBorders>
-            <w:shd w:val="clear" w:color="auto" w:fill="auto"/>
             <w:noWrap/>
             <w:vAlign w:val="bottom"/>
           </w:tcPr>
@@ -9096,7 +8968,7 @@
             <w:pPr>
               <w:spacing w:before="0" w:after="0"/>
               <w:rPr>
-                <w:rFonts w:ascii="宋体" w:hAnsi="宋体" w:cs="宋体"/>
+                <w:rFonts w:ascii="宋体" w:hAnsi="宋体" w:cs="宋体" w:hint="eastAsia"/>
                 <w:color w:val="000000" w:themeColor="text1"/>
                 <w:sz w:val="16"/>
                 <w:szCs w:val="16"/>
@@ -9118,7 +8990,6 @@
               <w:bottom w:val="nil"/>
               <w:right w:val="nil"/>
             </w:tcBorders>
-            <w:shd w:val="clear" w:color="auto" w:fill="auto"/>
             <w:noWrap/>
             <w:vAlign w:val="bottom"/>
           </w:tcPr>
@@ -9126,7 +8997,7 @@
             <w:pPr>
               <w:spacing w:before="0" w:after="0"/>
               <w:rPr>
-                <w:rFonts w:ascii="宋体" w:hAnsi="宋体" w:cs="宋体"/>
+                <w:rFonts w:ascii="宋体" w:hAnsi="宋体" w:cs="宋体" w:hint="eastAsia"/>
                 <w:color w:val="000000" w:themeColor="text1"/>
                 <w:sz w:val="16"/>
                 <w:szCs w:val="16"/>
@@ -9143,7 +9014,6 @@
               <w:bottom w:val="nil"/>
               <w:right w:val="nil"/>
             </w:tcBorders>
-            <w:shd w:val="clear" w:color="auto" w:fill="auto"/>
             <w:noWrap/>
             <w:vAlign w:val="center"/>
           </w:tcPr>
@@ -9152,7 +9022,7 @@
               <w:pStyle w:val="afb"/>
               <w:jc w:val="left"/>
               <w:rPr>
-                <w:rFonts w:ascii="宋体" w:hAnsi="宋体"/>
+                <w:rFonts w:ascii="宋体" w:hAnsi="宋体" w:hint="eastAsia"/>
                 <w:color w:val="000000" w:themeColor="text1"/>
                 <w:sz w:val="16"/>
                 <w:szCs w:val="16"/>
@@ -9178,7 +9048,6 @@
               <w:bottom w:val="single" w:sz="4" w:space="0" w:color="auto"/>
               <w:right w:val="single" w:sz="4" w:space="0" w:color="auto"/>
             </w:tcBorders>
-            <w:shd w:val="clear" w:color="auto" w:fill="auto"/>
             <w:noWrap/>
           </w:tcPr>
           <w:p>
@@ -9186,7 +9055,7 @@
               <w:pStyle w:val="afb"/>
               <w:jc w:val="left"/>
               <w:rPr>
-                <w:rFonts w:ascii="宋体" w:hAnsi="宋体"/>
+                <w:rFonts w:ascii="宋体" w:hAnsi="宋体" w:hint="eastAsia"/>
                 <w:color w:val="000000" w:themeColor="text1"/>
                 <w:sz w:val="16"/>
                 <w:szCs w:val="16"/>
@@ -9228,7 +9097,6 @@
               <w:bottom w:val="nil"/>
               <w:right w:val="nil"/>
             </w:tcBorders>
-            <w:shd w:val="clear" w:color="auto" w:fill="auto"/>
             <w:noWrap/>
             <w:vAlign w:val="bottom"/>
           </w:tcPr>
@@ -9237,7 +9105,7 @@
               <w:spacing w:before="0" w:after="0"/>
               <w:jc w:val="center"/>
               <w:rPr>
-                <w:rFonts w:ascii="宋体" w:hAnsi="宋体" w:cs="宋体"/>
+                <w:rFonts w:ascii="宋体" w:hAnsi="宋体" w:cs="宋体" w:hint="eastAsia"/>
                 <w:color w:val="000000" w:themeColor="text1"/>
                 <w:sz w:val="16"/>
                 <w:szCs w:val="16"/>
@@ -9254,7 +9122,6 @@
               <w:bottom w:val="single" w:sz="4" w:space="0" w:color="auto"/>
               <w:right w:val="single" w:sz="4" w:space="0" w:color="auto"/>
             </w:tcBorders>
-            <w:shd w:val="clear" w:color="auto" w:fill="auto"/>
             <w:noWrap/>
             <w:vAlign w:val="bottom"/>
           </w:tcPr>
@@ -9262,7 +9129,7 @@
             <w:pPr>
               <w:spacing w:before="0" w:after="0"/>
               <w:rPr>
-                <w:rFonts w:ascii="宋体" w:hAnsi="宋体" w:cs="宋体"/>
+                <w:rFonts w:ascii="宋体" w:hAnsi="宋体" w:cs="宋体" w:hint="eastAsia"/>
                 <w:color w:val="000000" w:themeColor="text1"/>
                 <w:sz w:val="16"/>
                 <w:szCs w:val="16"/>
@@ -9279,7 +9146,6 @@
               <w:bottom w:val="nil"/>
               <w:right w:val="single" w:sz="4" w:space="0" w:color="auto"/>
             </w:tcBorders>
-            <w:shd w:val="clear" w:color="auto" w:fill="auto"/>
             <w:noWrap/>
             <w:vAlign w:val="bottom"/>
           </w:tcPr>
@@ -9287,7 +9153,7 @@
             <w:pPr>
               <w:spacing w:before="0" w:after="0"/>
               <w:rPr>
-                <w:rFonts w:ascii="宋体" w:hAnsi="宋体" w:cs="宋体"/>
+                <w:rFonts w:ascii="宋体" w:hAnsi="宋体" w:cs="宋体" w:hint="eastAsia"/>
                 <w:color w:val="000000" w:themeColor="text1"/>
                 <w:sz w:val="16"/>
                 <w:szCs w:val="16"/>
@@ -9309,7 +9175,6 @@
               <w:bottom w:val="nil"/>
               <w:right w:val="nil"/>
             </w:tcBorders>
-            <w:shd w:val="clear" w:color="auto" w:fill="auto"/>
             <w:noWrap/>
             <w:vAlign w:val="bottom"/>
           </w:tcPr>
@@ -9317,7 +9182,7 @@
             <w:pPr>
               <w:spacing w:before="0" w:after="0"/>
               <w:rPr>
-                <w:rFonts w:ascii="宋体" w:hAnsi="宋体" w:cs="宋体"/>
+                <w:rFonts w:ascii="宋体" w:hAnsi="宋体" w:cs="宋体" w:hint="eastAsia"/>
                 <w:color w:val="000000" w:themeColor="text1"/>
                 <w:sz w:val="16"/>
                 <w:szCs w:val="16"/>
@@ -9334,7 +9199,6 @@
               <w:bottom w:val="nil"/>
               <w:right w:val="nil"/>
             </w:tcBorders>
-            <w:shd w:val="clear" w:color="auto" w:fill="auto"/>
             <w:noWrap/>
             <w:vAlign w:val="center"/>
           </w:tcPr>
@@ -9343,7 +9207,7 @@
               <w:pStyle w:val="afb"/>
               <w:jc w:val="left"/>
               <w:rPr>
-                <w:rFonts w:ascii="宋体" w:hAnsi="宋体"/>
+                <w:rFonts w:ascii="宋体" w:hAnsi="宋体" w:hint="eastAsia"/>
                 <w:color w:val="000000" w:themeColor="text1"/>
                 <w:sz w:val="16"/>
                 <w:szCs w:val="16"/>
@@ -9369,7 +9233,6 @@
               <w:bottom w:val="single" w:sz="4" w:space="0" w:color="auto"/>
               <w:right w:val="single" w:sz="4" w:space="0" w:color="auto"/>
             </w:tcBorders>
-            <w:shd w:val="clear" w:color="auto" w:fill="auto"/>
             <w:noWrap/>
           </w:tcPr>
           <w:p>
@@ -9377,7 +9240,7 @@
               <w:pStyle w:val="afb"/>
               <w:jc w:val="left"/>
               <w:rPr>
-                <w:rFonts w:ascii="宋体" w:hAnsi="宋体"/>
+                <w:rFonts w:ascii="宋体" w:hAnsi="宋体" w:hint="eastAsia"/>
                 <w:color w:val="000000" w:themeColor="text1"/>
                 <w:sz w:val="16"/>
                 <w:szCs w:val="16"/>
@@ -9403,7 +9266,6 @@
               <w:bottom w:val="nil"/>
               <w:right w:val="nil"/>
             </w:tcBorders>
-            <w:shd w:val="clear" w:color="auto" w:fill="auto"/>
             <w:noWrap/>
             <w:vAlign w:val="bottom"/>
           </w:tcPr>
@@ -9412,7 +9274,7 @@
               <w:spacing w:before="0" w:after="0"/>
               <w:jc w:val="center"/>
               <w:rPr>
-                <w:rFonts w:ascii="宋体" w:hAnsi="宋体" w:cs="宋体"/>
+                <w:rFonts w:ascii="宋体" w:hAnsi="宋体" w:cs="宋体" w:hint="eastAsia"/>
                 <w:color w:val="000000" w:themeColor="text1"/>
                 <w:sz w:val="16"/>
                 <w:szCs w:val="16"/>
@@ -9429,7 +9291,6 @@
               <w:bottom w:val="single" w:sz="4" w:space="0" w:color="auto"/>
               <w:right w:val="single" w:sz="4" w:space="0" w:color="auto"/>
             </w:tcBorders>
-            <w:shd w:val="clear" w:color="auto" w:fill="auto"/>
             <w:noWrap/>
             <w:vAlign w:val="bottom"/>
           </w:tcPr>
@@ -9437,7 +9298,7 @@
             <w:pPr>
               <w:spacing w:before="0" w:after="0"/>
               <w:rPr>
-                <w:rFonts w:ascii="宋体" w:hAnsi="宋体" w:cs="宋体"/>
+                <w:rFonts w:ascii="宋体" w:hAnsi="宋体" w:cs="宋体" w:hint="eastAsia"/>
                 <w:color w:val="000000" w:themeColor="text1"/>
                 <w:sz w:val="16"/>
                 <w:szCs w:val="16"/>
@@ -9454,7 +9315,6 @@
               <w:bottom w:val="nil"/>
               <w:right w:val="single" w:sz="4" w:space="0" w:color="auto"/>
             </w:tcBorders>
-            <w:shd w:val="clear" w:color="auto" w:fill="auto"/>
             <w:noWrap/>
             <w:vAlign w:val="bottom"/>
           </w:tcPr>
@@ -9462,7 +9322,7 @@
             <w:pPr>
               <w:spacing w:before="0" w:after="0"/>
               <w:rPr>
-                <w:rFonts w:ascii="宋体" w:hAnsi="宋体" w:cs="宋体"/>
+                <w:rFonts w:ascii="宋体" w:hAnsi="宋体" w:cs="宋体" w:hint="eastAsia"/>
                 <w:color w:val="000000" w:themeColor="text1"/>
                 <w:sz w:val="16"/>
                 <w:szCs w:val="16"/>
@@ -9484,7 +9344,6 @@
               <w:bottom w:val="single" w:sz="4" w:space="0" w:color="auto"/>
               <w:right w:val="nil"/>
             </w:tcBorders>
-            <w:shd w:val="clear" w:color="auto" w:fill="auto"/>
             <w:noWrap/>
             <w:vAlign w:val="bottom"/>
             <w:hideMark/>
@@ -9493,7 +9352,7 @@
             <w:pPr>
               <w:spacing w:before="0" w:after="0"/>
               <w:rPr>
-                <w:rFonts w:ascii="宋体" w:hAnsi="宋体" w:cs="宋体"/>
+                <w:rFonts w:ascii="宋体" w:hAnsi="宋体" w:cs="宋体" w:hint="eastAsia"/>
                 <w:color w:val="000000" w:themeColor="text1"/>
                 <w:sz w:val="16"/>
                 <w:szCs w:val="16"/>
@@ -9510,7 +9369,6 @@
               <w:bottom w:val="single" w:sz="4" w:space="0" w:color="auto"/>
               <w:right w:val="nil"/>
             </w:tcBorders>
-            <w:shd w:val="clear" w:color="auto" w:fill="auto"/>
             <w:noWrap/>
             <w:vAlign w:val="bottom"/>
             <w:hideMark/>
@@ -9519,7 +9377,7 @@
             <w:pPr>
               <w:spacing w:before="0" w:after="0"/>
               <w:rPr>
-                <w:rFonts w:ascii="宋体" w:hAnsi="宋体" w:cs="宋体"/>
+                <w:rFonts w:ascii="宋体" w:hAnsi="宋体" w:cs="宋体" w:hint="eastAsia"/>
                 <w:color w:val="000000" w:themeColor="text1"/>
                 <w:sz w:val="16"/>
                 <w:szCs w:val="16"/>
@@ -9536,7 +9394,6 @@
               <w:bottom w:val="single" w:sz="4" w:space="0" w:color="auto"/>
               <w:right w:val="nil"/>
             </w:tcBorders>
-            <w:shd w:val="clear" w:color="auto" w:fill="auto"/>
             <w:noWrap/>
             <w:vAlign w:val="bottom"/>
             <w:hideMark/>
@@ -9545,7 +9402,7 @@
             <w:pPr>
               <w:spacing w:before="0" w:after="0"/>
               <w:rPr>
-                <w:rFonts w:ascii="宋体" w:hAnsi="宋体" w:cs="宋体"/>
+                <w:rFonts w:ascii="宋体" w:hAnsi="宋体" w:cs="宋体" w:hint="eastAsia"/>
                 <w:color w:val="000000" w:themeColor="text1"/>
                 <w:sz w:val="16"/>
                 <w:szCs w:val="16"/>
@@ -9562,7 +9419,6 @@
               <w:bottom w:val="single" w:sz="4" w:space="0" w:color="auto"/>
               <w:right w:val="nil"/>
             </w:tcBorders>
-            <w:shd w:val="clear" w:color="auto" w:fill="auto"/>
             <w:noWrap/>
             <w:vAlign w:val="bottom"/>
             <w:hideMark/>
@@ -9571,7 +9427,7 @@
             <w:pPr>
               <w:spacing w:before="0" w:after="0"/>
               <w:rPr>
-                <w:rFonts w:ascii="宋体" w:hAnsi="宋体" w:cs="宋体"/>
+                <w:rFonts w:ascii="宋体" w:hAnsi="宋体" w:cs="宋体" w:hint="eastAsia"/>
                 <w:color w:val="000000" w:themeColor="text1"/>
                 <w:sz w:val="16"/>
                 <w:szCs w:val="16"/>
@@ -9588,7 +9444,6 @@
               <w:bottom w:val="single" w:sz="4" w:space="0" w:color="auto"/>
               <w:right w:val="nil"/>
             </w:tcBorders>
-            <w:shd w:val="clear" w:color="auto" w:fill="auto"/>
             <w:noWrap/>
             <w:vAlign w:val="bottom"/>
             <w:hideMark/>
@@ -9597,7 +9452,7 @@
             <w:pPr>
               <w:spacing w:before="0" w:after="0"/>
               <w:rPr>
-                <w:rFonts w:ascii="宋体" w:hAnsi="宋体" w:cs="宋体"/>
+                <w:rFonts w:ascii="宋体" w:hAnsi="宋体" w:cs="宋体" w:hint="eastAsia"/>
                 <w:color w:val="000000" w:themeColor="text1"/>
                 <w:sz w:val="16"/>
                 <w:szCs w:val="16"/>
@@ -9614,7 +9469,6 @@
               <w:bottom w:val="single" w:sz="4" w:space="0" w:color="auto"/>
               <w:right w:val="single" w:sz="4" w:space="0" w:color="auto"/>
             </w:tcBorders>
-            <w:shd w:val="clear" w:color="auto" w:fill="auto"/>
             <w:noWrap/>
             <w:vAlign w:val="bottom"/>
             <w:hideMark/>
@@ -9623,7 +9477,7 @@
             <w:pPr>
               <w:spacing w:before="0" w:after="0"/>
               <w:rPr>
-                <w:rFonts w:ascii="宋体" w:hAnsi="宋体" w:cs="宋体"/>
+                <w:rFonts w:ascii="宋体" w:hAnsi="宋体" w:cs="宋体" w:hint="eastAsia"/>
                 <w:color w:val="000000" w:themeColor="text1"/>
                 <w:sz w:val="16"/>
                 <w:szCs w:val="16"/>
@@ -9643,7 +9497,7 @@
         </w:tabs>
         <w:ind w:firstLine="0"/>
         <w:rPr>
-          <w:rFonts w:ascii="Times New Roman" w:hAnsi="Times New Roman" w:hint="eastAsia"/>
+          <w:rFonts w:ascii="Times New Roman" w:hAnsi="Times New Roman"/>
           <w:sz w:val="21"/>
           <w:szCs w:val="21"/>
         </w:rPr>
@@ -9691,7 +9545,7 @@
         </w:tabs>
         <w:ind w:left="480"/>
         <w:rPr>
-          <w:rFonts w:ascii="Times New Roman" w:hAnsi="Times New Roman" w:hint="eastAsia"/>
+          <w:rFonts w:ascii="Times New Roman" w:hAnsi="Times New Roman"/>
         </w:rPr>
       </w:pPr>
     </w:p>
@@ -9731,7 +9585,7 @@
               <w:ind w:firstLineChars="50" w:firstLine="90"/>
               <w:jc w:val="center"/>
               <w:rPr>
-                <w:rFonts w:ascii="宋体" w:hAnsi="宋体"/>
+                <w:rFonts w:ascii="宋体" w:hAnsi="宋体" w:hint="eastAsia"/>
                 <w:b/>
                 <w:color w:val="000000" w:themeColor="text1"/>
                 <w:sz w:val="18"/>
@@ -9761,7 +9615,7 @@
               <w:ind w:firstLineChars="50" w:firstLine="90"/>
               <w:jc w:val="center"/>
               <w:rPr>
-                <w:rFonts w:ascii="宋体" w:hAnsi="宋体"/>
+                <w:rFonts w:ascii="宋体" w:hAnsi="宋体" w:hint="eastAsia"/>
                 <w:b/>
                 <w:color w:val="000000" w:themeColor="text1"/>
                 <w:sz w:val="18"/>
@@ -9790,7 +9644,7 @@
               <w:pStyle w:val="afb"/>
               <w:jc w:val="center"/>
               <w:rPr>
-                <w:rFonts w:ascii="宋体" w:hAnsi="宋体"/>
+                <w:rFonts w:ascii="宋体" w:hAnsi="宋体" w:hint="eastAsia"/>
                 <w:b/>
                 <w:color w:val="000000" w:themeColor="text1"/>
                 <w:sz w:val="18"/>
@@ -9825,7 +9679,7 @@
               <w:pStyle w:val="afb"/>
               <w:jc w:val="left"/>
               <w:rPr>
-                <w:rFonts w:ascii="宋体" w:hAnsi="宋体"/>
+                <w:rFonts w:ascii="宋体" w:hAnsi="宋体" w:hint="eastAsia"/>
                 <w:color w:val="000000" w:themeColor="text1"/>
                 <w:sz w:val="18"/>
                 <w:szCs w:val="18"/>
@@ -9845,14 +9699,13 @@
         <w:tc>
           <w:tcPr>
             <w:tcW w:w="1843" w:type="dxa"/>
-            <w:shd w:val="clear" w:color="auto" w:fill="auto"/>
           </w:tcPr>
           <w:p>
             <w:pPr>
               <w:pStyle w:val="afb"/>
               <w:jc w:val="left"/>
               <w:rPr>
-                <w:rFonts w:ascii="宋体" w:hAnsi="宋体"/>
+                <w:rFonts w:ascii="宋体" w:hAnsi="宋体" w:hint="eastAsia"/>
                 <w:color w:val="000000" w:themeColor="text1"/>
                 <w:sz w:val="18"/>
                 <w:szCs w:val="18"/>
@@ -9887,14 +9740,13 @@
         <w:tc>
           <w:tcPr>
             <w:tcW w:w="5528" w:type="dxa"/>
-            <w:shd w:val="clear" w:color="auto" w:fill="auto"/>
           </w:tcPr>
           <w:p>
             <w:pPr>
               <w:pStyle w:val="afb"/>
               <w:jc w:val="left"/>
               <w:rPr>
-                <w:rFonts w:ascii="宋体" w:hAnsi="宋体"/>
+                <w:rFonts w:ascii="宋体" w:hAnsi="宋体" w:hint="eastAsia"/>
                 <w:color w:val="000000" w:themeColor="text1"/>
                 <w:sz w:val="18"/>
                 <w:szCs w:val="18"/>
@@ -10055,7 +9907,7 @@
               <w:pStyle w:val="afb"/>
               <w:jc w:val="left"/>
               <w:rPr>
-                <w:rFonts w:ascii="宋体" w:hAnsi="宋体"/>
+                <w:rFonts w:ascii="宋体" w:hAnsi="宋体" w:hint="eastAsia"/>
                 <w:color w:val="000000" w:themeColor="text1"/>
                 <w:sz w:val="18"/>
                 <w:szCs w:val="18"/>
@@ -10075,14 +9927,13 @@
         <w:tc>
           <w:tcPr>
             <w:tcW w:w="1843" w:type="dxa"/>
-            <w:shd w:val="clear" w:color="auto" w:fill="auto"/>
           </w:tcPr>
           <w:p>
             <w:pPr>
               <w:pStyle w:val="afb"/>
               <w:jc w:val="left"/>
               <w:rPr>
-                <w:rFonts w:ascii="宋体" w:hAnsi="宋体"/>
+                <w:rFonts w:ascii="宋体" w:hAnsi="宋体" w:hint="eastAsia"/>
                 <w:color w:val="000000" w:themeColor="text1"/>
                 <w:sz w:val="18"/>
                 <w:szCs w:val="18"/>
@@ -10111,14 +9962,13 @@
         <w:tc>
           <w:tcPr>
             <w:tcW w:w="5528" w:type="dxa"/>
-            <w:shd w:val="clear" w:color="auto" w:fill="auto"/>
           </w:tcPr>
           <w:p>
             <w:pPr>
               <w:pStyle w:val="afb"/>
               <w:jc w:val="left"/>
               <w:rPr>
-                <w:rFonts w:ascii="宋体" w:hAnsi="宋体"/>
+                <w:rFonts w:ascii="宋体" w:hAnsi="宋体" w:hint="eastAsia"/>
                 <w:color w:val="000000" w:themeColor="text1"/>
                 <w:sz w:val="18"/>
                 <w:szCs w:val="18"/>
@@ -10186,7 +10036,7 @@
               <w:pStyle w:val="afb"/>
               <w:jc w:val="left"/>
               <w:rPr>
-                <w:rFonts w:ascii="宋体" w:hAnsi="宋体"/>
+                <w:rFonts w:ascii="宋体" w:hAnsi="宋体" w:hint="eastAsia"/>
                 <w:color w:val="000000" w:themeColor="text1"/>
                 <w:sz w:val="18"/>
                 <w:szCs w:val="18"/>
@@ -10206,14 +10056,13 @@
         <w:tc>
           <w:tcPr>
             <w:tcW w:w="1843" w:type="dxa"/>
-            <w:shd w:val="clear" w:color="auto" w:fill="auto"/>
           </w:tcPr>
           <w:p>
             <w:pPr>
               <w:pStyle w:val="afb"/>
               <w:jc w:val="left"/>
               <w:rPr>
-                <w:rFonts w:ascii="宋体" w:hAnsi="宋体"/>
+                <w:rFonts w:ascii="宋体" w:hAnsi="宋体" w:hint="eastAsia"/>
                 <w:color w:val="000000" w:themeColor="text1"/>
                 <w:sz w:val="18"/>
                 <w:szCs w:val="18"/>
@@ -10251,14 +10100,13 @@
         <w:tc>
           <w:tcPr>
             <w:tcW w:w="5528" w:type="dxa"/>
-            <w:shd w:val="clear" w:color="auto" w:fill="auto"/>
           </w:tcPr>
           <w:p>
             <w:pPr>
               <w:pStyle w:val="afb"/>
               <w:jc w:val="left"/>
               <w:rPr>
-                <w:rFonts w:ascii="宋体" w:hAnsi="宋体"/>
+                <w:rFonts w:ascii="宋体" w:hAnsi="宋体" w:hint="eastAsia"/>
                 <w:color w:val="000000" w:themeColor="text1"/>
                 <w:sz w:val="18"/>
                 <w:szCs w:val="18"/>
@@ -10372,7 +10220,7 @@
               <w:pStyle w:val="afb"/>
               <w:jc w:val="left"/>
               <w:rPr>
-                <w:rFonts w:ascii="宋体" w:hAnsi="宋体"/>
+                <w:rFonts w:ascii="宋体" w:hAnsi="宋体" w:hint="eastAsia"/>
                 <w:color w:val="000000" w:themeColor="text1"/>
                 <w:sz w:val="20"/>
               </w:rPr>
@@ -10390,14 +10238,13 @@
         <w:tc>
           <w:tcPr>
             <w:tcW w:w="1843" w:type="dxa"/>
-            <w:shd w:val="clear" w:color="auto" w:fill="auto"/>
           </w:tcPr>
           <w:p>
             <w:pPr>
               <w:pStyle w:val="afb"/>
               <w:jc w:val="left"/>
               <w:rPr>
-                <w:rFonts w:ascii="宋体" w:hAnsi="宋体"/>
+                <w:rFonts w:ascii="宋体" w:hAnsi="宋体" w:hint="eastAsia"/>
                 <w:color w:val="000000" w:themeColor="text1"/>
                 <w:sz w:val="20"/>
               </w:rPr>
@@ -10431,14 +10278,13 @@
         <w:tc>
           <w:tcPr>
             <w:tcW w:w="5528" w:type="dxa"/>
-            <w:shd w:val="clear" w:color="auto" w:fill="auto"/>
           </w:tcPr>
           <w:p>
             <w:pPr>
               <w:pStyle w:val="afb"/>
               <w:jc w:val="left"/>
               <w:rPr>
-                <w:rFonts w:ascii="宋体" w:hAnsi="宋体"/>
+                <w:rFonts w:ascii="宋体" w:hAnsi="宋体" w:hint="eastAsia"/>
                 <w:color w:val="000000" w:themeColor="text1"/>
                 <w:sz w:val="20"/>
               </w:rPr>
@@ -10461,7 +10307,7 @@
               <w:pStyle w:val="afb"/>
               <w:jc w:val="left"/>
               <w:rPr>
-                <w:rFonts w:ascii="宋体" w:hAnsi="宋体"/>
+                <w:rFonts w:ascii="宋体" w:hAnsi="宋体" w:hint="eastAsia"/>
                 <w:color w:val="000000" w:themeColor="text1"/>
                 <w:sz w:val="20"/>
               </w:rPr>
@@ -10479,14 +10325,13 @@
         <w:tc>
           <w:tcPr>
             <w:tcW w:w="1843" w:type="dxa"/>
-            <w:shd w:val="clear" w:color="auto" w:fill="auto"/>
           </w:tcPr>
           <w:p>
             <w:pPr>
               <w:pStyle w:val="afb"/>
               <w:jc w:val="left"/>
               <w:rPr>
-                <w:rFonts w:ascii="宋体" w:hAnsi="宋体"/>
+                <w:rFonts w:ascii="宋体" w:hAnsi="宋体" w:hint="eastAsia"/>
                 <w:color w:val="000000" w:themeColor="text1"/>
                 <w:sz w:val="20"/>
               </w:rPr>
@@ -10496,14 +10341,13 @@
         <w:tc>
           <w:tcPr>
             <w:tcW w:w="5528" w:type="dxa"/>
-            <w:shd w:val="clear" w:color="auto" w:fill="auto"/>
           </w:tcPr>
           <w:p>
             <w:pPr>
               <w:pStyle w:val="afb"/>
               <w:jc w:val="left"/>
               <w:rPr>
-                <w:rFonts w:ascii="宋体" w:hAnsi="宋体"/>
+                <w:rFonts w:ascii="宋体" w:hAnsi="宋体" w:hint="eastAsia"/>
                 <w:color w:val="000000" w:themeColor="text1"/>
                 <w:sz w:val="20"/>
               </w:rPr>
@@ -10603,7 +10447,7 @@
               <w:pStyle w:val="afb"/>
               <w:jc w:val="left"/>
               <w:rPr>
-                <w:rFonts w:ascii="宋体" w:hAnsi="宋体"/>
+                <w:rFonts w:ascii="宋体" w:hAnsi="宋体" w:hint="eastAsia"/>
                 <w:color w:val="000000" w:themeColor="text1"/>
                 <w:sz w:val="20"/>
               </w:rPr>
@@ -10621,26 +10465,27 @@
         <w:tc>
           <w:tcPr>
             <w:tcW w:w="1843" w:type="dxa"/>
-            <w:shd w:val="clear" w:color="auto" w:fill="auto"/>
           </w:tcPr>
           <w:p>
             <w:pPr>
               <w:pStyle w:val="afb"/>
               <w:jc w:val="left"/>
               <w:rPr>
-                <w:rFonts w:ascii="宋体" w:hAnsi="宋体"/>
-                <w:color w:val="000000" w:themeColor="text1"/>
-                <w:sz w:val="20"/>
-              </w:rPr>
-            </w:pPr>
-            <w:r>
-              <w:rPr>
-                <w:rFonts w:ascii="宋体" w:hAnsi="宋体"/>
-                <w:color w:val="000000" w:themeColor="text1"/>
-                <w:sz w:val="20"/>
-              </w:rPr>
-              <w:t>LIKP</w:t>
-            </w:r>
+                <w:rFonts w:ascii="宋体" w:hAnsi="宋体" w:hint="eastAsia"/>
+                <w:color w:val="000000" w:themeColor="text1"/>
+                <w:sz w:val="20"/>
+              </w:rPr>
+            </w:pPr>
+            <w:proofErr w:type="spellStart"/>
+            <w:r>
+              <w:rPr>
+                <w:rFonts w:ascii="宋体" w:hAnsi="宋体"/>
+                <w:color w:val="000000" w:themeColor="text1"/>
+                <w:sz w:val="20"/>
+              </w:rPr>
+              <w:t>vbak</w:t>
+            </w:r>
+            <w:proofErr w:type="spellEnd"/>
             <w:r>
               <w:rPr>
                 <w:rFonts w:ascii="宋体" w:hAnsi="宋体"/>
@@ -10654,14 +10499,13 @@
         <w:tc>
           <w:tcPr>
             <w:tcW w:w="5528" w:type="dxa"/>
-            <w:shd w:val="clear" w:color="auto" w:fill="auto"/>
           </w:tcPr>
           <w:p>
             <w:pPr>
               <w:pStyle w:val="afb"/>
               <w:jc w:val="left"/>
               <w:rPr>
-                <w:rFonts w:ascii="宋体" w:hAnsi="宋体"/>
+                <w:rFonts w:ascii="宋体" w:hAnsi="宋体" w:hint="eastAsia"/>
                 <w:color w:val="000000" w:themeColor="text1"/>
                 <w:sz w:val="20"/>
               </w:rPr>
@@ -10684,7 +10528,7 @@
               <w:pStyle w:val="afb"/>
               <w:jc w:val="left"/>
               <w:rPr>
-                <w:rFonts w:ascii="宋体" w:hAnsi="宋体"/>
+                <w:rFonts w:ascii="宋体" w:hAnsi="宋体" w:hint="eastAsia"/>
                 <w:color w:val="000000" w:themeColor="text1"/>
                 <w:sz w:val="20"/>
               </w:rPr>
@@ -10702,14 +10546,13 @@
         <w:tc>
           <w:tcPr>
             <w:tcW w:w="1843" w:type="dxa"/>
-            <w:shd w:val="clear" w:color="auto" w:fill="auto"/>
           </w:tcPr>
           <w:p>
             <w:pPr>
               <w:pStyle w:val="afb"/>
               <w:jc w:val="left"/>
               <w:rPr>
-                <w:rFonts w:ascii="宋体" w:hAnsi="宋体"/>
+                <w:rFonts w:ascii="宋体" w:hAnsi="宋体" w:hint="eastAsia"/>
                 <w:color w:val="000000" w:themeColor="text1"/>
                 <w:sz w:val="20"/>
               </w:rPr>
@@ -10719,14 +10562,13 @@
         <w:tc>
           <w:tcPr>
             <w:tcW w:w="5528" w:type="dxa"/>
-            <w:shd w:val="clear" w:color="auto" w:fill="auto"/>
           </w:tcPr>
           <w:p>
             <w:pPr>
               <w:pStyle w:val="afb"/>
               <w:jc w:val="left"/>
               <w:rPr>
-                <w:rFonts w:ascii="宋体" w:hAnsi="宋体"/>
+                <w:rFonts w:ascii="宋体" w:hAnsi="宋体" w:hint="eastAsia"/>
                 <w:color w:val="000000" w:themeColor="text1"/>
                 <w:sz w:val="20"/>
               </w:rPr>
@@ -10773,7 +10615,7 @@
               <w:pStyle w:val="afb"/>
               <w:jc w:val="left"/>
               <w:rPr>
-                <w:rFonts w:ascii="宋体" w:hAnsi="宋体"/>
+                <w:rFonts w:ascii="宋体" w:hAnsi="宋体" w:hint="eastAsia"/>
                 <w:color w:val="000000" w:themeColor="text1"/>
                 <w:sz w:val="20"/>
               </w:rPr>
@@ -10791,51 +10633,86 @@
         <w:tc>
           <w:tcPr>
             <w:tcW w:w="1843" w:type="dxa"/>
-            <w:shd w:val="clear" w:color="auto" w:fill="auto"/>
           </w:tcPr>
           <w:p>
             <w:pPr>
               <w:pStyle w:val="afb"/>
               <w:jc w:val="left"/>
               <w:rPr>
-                <w:rFonts w:ascii="宋体" w:hAnsi="宋体"/>
-                <w:color w:val="000000" w:themeColor="text1"/>
-                <w:sz w:val="20"/>
-              </w:rPr>
-            </w:pPr>
-            <w:r>
-              <w:rPr>
-                <w:rFonts w:ascii="宋体" w:hAnsi="宋体"/>
-                <w:color w:val="000000" w:themeColor="text1"/>
-                <w:sz w:val="20"/>
-              </w:rPr>
-              <w:t>LIKP-VKBUR</w:t>
+                <w:rFonts w:ascii="宋体" w:hAnsi="宋体" w:hint="eastAsia"/>
+                <w:color w:val="000000" w:themeColor="text1"/>
+                <w:sz w:val="20"/>
+              </w:rPr>
+            </w:pPr>
+            <w:proofErr w:type="spellStart"/>
+            <w:r>
+              <w:rPr>
+                <w:rFonts w:ascii="宋体" w:hAnsi="宋体"/>
+                <w:color w:val="000000" w:themeColor="text1"/>
+                <w:sz w:val="20"/>
+              </w:rPr>
+              <w:t>vbak</w:t>
+            </w:r>
+            <w:proofErr w:type="spellEnd"/>
+            <w:r>
+              <w:rPr>
+                <w:rFonts w:ascii="宋体" w:hAnsi="宋体"/>
+                <w:color w:val="000000" w:themeColor="text1"/>
+                <w:sz w:val="20"/>
+              </w:rPr>
+              <w:t xml:space="preserve"> </w:t>
+            </w:r>
+            <w:r>
+              <w:rPr>
+                <w:rFonts w:ascii="宋体" w:hAnsi="宋体"/>
+                <w:color w:val="000000" w:themeColor="text1"/>
+                <w:sz w:val="20"/>
+              </w:rPr>
+              <w:t>-VKBUR</w:t>
             </w:r>
           </w:p>
         </w:tc>
         <w:tc>
           <w:tcPr>
             <w:tcW w:w="5528" w:type="dxa"/>
-            <w:shd w:val="clear" w:color="auto" w:fill="auto"/>
           </w:tcPr>
           <w:p>
             <w:pPr>
               <w:pStyle w:val="afb"/>
               <w:jc w:val="left"/>
               <w:rPr>
-                <w:rFonts w:ascii="宋体" w:hAnsi="宋体"/>
-                <w:color w:val="000000" w:themeColor="text1"/>
-                <w:sz w:val="20"/>
-              </w:rPr>
-            </w:pPr>
-            <w:r>
-              <w:rPr>
-                <w:rFonts w:ascii="宋体" w:hAnsi="宋体"/>
-                <w:color w:val="000000" w:themeColor="text1"/>
-                <w:sz w:val="18"/>
-                <w:szCs w:val="18"/>
-              </w:rPr>
-              <w:t>LIKP-VKBUR</w:t>
+                <w:rFonts w:ascii="宋体" w:hAnsi="宋体" w:hint="eastAsia"/>
+                <w:color w:val="000000" w:themeColor="text1"/>
+                <w:sz w:val="20"/>
+              </w:rPr>
+            </w:pPr>
+            <w:proofErr w:type="spellStart"/>
+            <w:r>
+              <w:rPr>
+                <w:rFonts w:ascii="宋体" w:hAnsi="宋体"/>
+                <w:color w:val="000000" w:themeColor="text1"/>
+                <w:sz w:val="20"/>
+              </w:rPr>
+              <w:t>vbak</w:t>
+            </w:r>
+            <w:proofErr w:type="spellEnd"/>
+            <w:r>
+              <w:rPr>
+                <w:rFonts w:ascii="宋体" w:hAnsi="宋体"/>
+                <w:color w:val="000000" w:themeColor="text1"/>
+                <w:sz w:val="18"/>
+                <w:szCs w:val="18"/>
+              </w:rPr>
+              <w:t xml:space="preserve"> </w:t>
+            </w:r>
+            <w:r>
+              <w:rPr>
+                <w:rFonts w:ascii="宋体" w:hAnsi="宋体"/>
+                <w:color w:val="000000" w:themeColor="text1"/>
+                <w:sz w:val="18"/>
+                <w:szCs w:val="18"/>
+              </w:rPr>
+              <w:t>-VKBUR</w:t>
             </w:r>
             <w:r>
               <w:rPr>
@@ -10935,7 +10812,7 @@
               <w:pStyle w:val="afb"/>
               <w:jc w:val="left"/>
               <w:rPr>
-                <w:rFonts w:ascii="宋体" w:hAnsi="宋体"/>
+                <w:rFonts w:ascii="宋体" w:hAnsi="宋体" w:hint="eastAsia"/>
                 <w:color w:val="000000" w:themeColor="text1"/>
                 <w:sz w:val="18"/>
                 <w:szCs w:val="18"/>
@@ -10955,14 +10832,13 @@
         <w:tc>
           <w:tcPr>
             <w:tcW w:w="1843" w:type="dxa"/>
-            <w:shd w:val="clear" w:color="auto" w:fill="auto"/>
           </w:tcPr>
           <w:p>
             <w:pPr>
               <w:pStyle w:val="afb"/>
               <w:jc w:val="left"/>
               <w:rPr>
-                <w:rFonts w:ascii="宋体" w:hAnsi="宋体"/>
+                <w:rFonts w:ascii="宋体" w:hAnsi="宋体" w:hint="eastAsia"/>
                 <w:color w:val="000000" w:themeColor="text1"/>
                 <w:sz w:val="18"/>
                 <w:szCs w:val="18"/>
@@ -11000,14 +10876,13 @@
         <w:tc>
           <w:tcPr>
             <w:tcW w:w="5528" w:type="dxa"/>
-            <w:shd w:val="clear" w:color="auto" w:fill="auto"/>
           </w:tcPr>
           <w:p>
             <w:pPr>
               <w:pStyle w:val="afb"/>
               <w:jc w:val="left"/>
               <w:rPr>
-                <w:rFonts w:ascii="宋体" w:hAnsi="宋体"/>
+                <w:rFonts w:ascii="宋体" w:hAnsi="宋体" w:hint="eastAsia"/>
                 <w:color w:val="000000" w:themeColor="text1"/>
                 <w:sz w:val="18"/>
                 <w:szCs w:val="18"/>
@@ -11136,7 +11011,7 @@
               <w:pStyle w:val="afb"/>
               <w:jc w:val="left"/>
               <w:rPr>
-                <w:rFonts w:ascii="宋体" w:hAnsi="宋体"/>
+                <w:rFonts w:ascii="宋体" w:hAnsi="宋体" w:hint="eastAsia"/>
                 <w:color w:val="000000" w:themeColor="text1"/>
                 <w:sz w:val="18"/>
                 <w:szCs w:val="18"/>
@@ -11156,14 +11031,13 @@
         <w:tc>
           <w:tcPr>
             <w:tcW w:w="1843" w:type="dxa"/>
-            <w:shd w:val="clear" w:color="auto" w:fill="auto"/>
           </w:tcPr>
           <w:p>
             <w:pPr>
               <w:pStyle w:val="afb"/>
               <w:jc w:val="left"/>
               <w:rPr>
-                <w:rFonts w:ascii="宋体" w:hAnsi="宋体"/>
+                <w:rFonts w:ascii="宋体" w:hAnsi="宋体" w:hint="eastAsia"/>
                 <w:color w:val="000000" w:themeColor="text1"/>
                 <w:sz w:val="18"/>
                 <w:szCs w:val="18"/>
@@ -11213,14 +11087,13 @@
         <w:tc>
           <w:tcPr>
             <w:tcW w:w="5528" w:type="dxa"/>
-            <w:shd w:val="clear" w:color="auto" w:fill="auto"/>
           </w:tcPr>
           <w:p>
             <w:pPr>
               <w:pStyle w:val="afb"/>
               <w:jc w:val="left"/>
               <w:rPr>
-                <w:rFonts w:ascii="宋体" w:hAnsi="宋体"/>
+                <w:rFonts w:ascii="宋体" w:hAnsi="宋体" w:hint="eastAsia"/>
                 <w:color w:val="000000" w:themeColor="text1"/>
                 <w:sz w:val="18"/>
                 <w:szCs w:val="18"/>
@@ -11296,16 +11169,7 @@
                 <w:sz w:val="18"/>
                 <w:szCs w:val="18"/>
               </w:rPr>
-              <w:t xml:space="preserve">， </w:t>
-            </w:r>
-            <w:r>
-              <w:rPr>
-                <w:rFonts w:ascii="宋体" w:hAnsi="宋体" w:hint="eastAsia"/>
-                <w:color w:val="000000" w:themeColor="text1"/>
-                <w:sz w:val="18"/>
-                <w:szCs w:val="18"/>
-              </w:rPr>
-              <w:t xml:space="preserve">取 </w:t>
+              <w:t xml:space="preserve">， 取 </w:t>
             </w:r>
             <w:r>
               <w:rPr>
@@ -11384,14 +11248,13 @@
         <w:tc>
           <w:tcPr>
             <w:tcW w:w="1843" w:type="dxa"/>
-            <w:shd w:val="clear" w:color="auto" w:fill="auto"/>
           </w:tcPr>
           <w:p>
             <w:pPr>
               <w:pStyle w:val="afb"/>
               <w:jc w:val="left"/>
               <w:rPr>
-                <w:rFonts w:ascii="宋体" w:hAnsi="宋体"/>
+                <w:rFonts w:ascii="宋体" w:hAnsi="宋体" w:hint="eastAsia"/>
                 <w:color w:val="000000" w:themeColor="text1"/>
                 <w:sz w:val="18"/>
                 <w:szCs w:val="18"/>
@@ -11411,7 +11274,6 @@
         <w:tc>
           <w:tcPr>
             <w:tcW w:w="5528" w:type="dxa"/>
-            <w:shd w:val="clear" w:color="auto" w:fill="auto"/>
           </w:tcPr>
           <w:p>
             <w:pPr>
@@ -11442,12 +11304,13 @@
               <w:pStyle w:val="afb"/>
               <w:jc w:val="left"/>
               <w:rPr>
-                <w:rFonts w:ascii="宋体" w:hAnsi="宋体"/>
-                <w:color w:val="000000" w:themeColor="text1"/>
-                <w:sz w:val="18"/>
-                <w:szCs w:val="18"/>
-              </w:rPr>
-            </w:pPr>
+                <w:rFonts w:ascii="宋体" w:hAnsi="宋体" w:hint="eastAsia"/>
+                <w:color w:val="000000" w:themeColor="text1"/>
+                <w:sz w:val="18"/>
+                <w:szCs w:val="18"/>
+              </w:rPr>
+            </w:pPr>
+            <w:proofErr w:type="gramStart"/>
             <w:r>
               <w:rPr>
                 <w:rFonts w:ascii="宋体" w:hAnsi="宋体" w:hint="eastAsia"/>
@@ -11457,19 +11320,19 @@
               </w:rPr>
               <w:t>售达方</w:t>
             </w:r>
+            <w:proofErr w:type="gramEnd"/>
           </w:p>
         </w:tc>
         <w:tc>
           <w:tcPr>
             <w:tcW w:w="1843" w:type="dxa"/>
-            <w:shd w:val="clear" w:color="auto" w:fill="auto"/>
           </w:tcPr>
           <w:p>
             <w:pPr>
               <w:pStyle w:val="afb"/>
               <w:jc w:val="left"/>
               <w:rPr>
-                <w:rFonts w:ascii="宋体" w:hAnsi="宋体"/>
+                <w:rFonts w:ascii="宋体" w:hAnsi="宋体" w:hint="eastAsia"/>
                 <w:color w:val="000000" w:themeColor="text1"/>
                 <w:sz w:val="18"/>
                 <w:szCs w:val="18"/>
@@ -11489,14 +11352,13 @@
         <w:tc>
           <w:tcPr>
             <w:tcW w:w="5528" w:type="dxa"/>
-            <w:shd w:val="clear" w:color="auto" w:fill="auto"/>
           </w:tcPr>
           <w:p>
             <w:pPr>
               <w:pStyle w:val="afb"/>
               <w:jc w:val="left"/>
               <w:rPr>
-                <w:rFonts w:ascii="宋体" w:hAnsi="宋体"/>
+                <w:rFonts w:ascii="宋体" w:hAnsi="宋体" w:hint="eastAsia"/>
                 <w:color w:val="000000" w:themeColor="text1"/>
                 <w:sz w:val="18"/>
                 <w:szCs w:val="18"/>
@@ -11520,34 +11382,44 @@
               <w:pStyle w:val="afb"/>
               <w:jc w:val="left"/>
               <w:rPr>
-                <w:rFonts w:ascii="宋体" w:hAnsi="宋体"/>
-                <w:color w:val="000000" w:themeColor="text1"/>
-                <w:sz w:val="18"/>
-                <w:szCs w:val="18"/>
-              </w:rPr>
-            </w:pPr>
-            <w:r>
-              <w:rPr>
-                <w:rFonts w:ascii="宋体" w:hAnsi="宋体" w:hint="eastAsia"/>
-                <w:color w:val="000000" w:themeColor="text1"/>
-                <w:sz w:val="18"/>
-                <w:szCs w:val="18"/>
-              </w:rPr>
-              <w:t>售达方描述</w:t>
+                <w:rFonts w:ascii="宋体" w:hAnsi="宋体" w:hint="eastAsia"/>
+                <w:color w:val="000000" w:themeColor="text1"/>
+                <w:sz w:val="18"/>
+                <w:szCs w:val="18"/>
+              </w:rPr>
+            </w:pPr>
+            <w:proofErr w:type="gramStart"/>
+            <w:r>
+              <w:rPr>
+                <w:rFonts w:ascii="宋体" w:hAnsi="宋体" w:hint="eastAsia"/>
+                <w:color w:val="000000" w:themeColor="text1"/>
+                <w:sz w:val="18"/>
+                <w:szCs w:val="18"/>
+              </w:rPr>
+              <w:t>售达方</w:t>
+            </w:r>
+            <w:proofErr w:type="gramEnd"/>
+            <w:r>
+              <w:rPr>
+                <w:rFonts w:ascii="宋体" w:hAnsi="宋体" w:hint="eastAsia"/>
+                <w:color w:val="000000" w:themeColor="text1"/>
+                <w:sz w:val="18"/>
+                <w:szCs w:val="18"/>
+              </w:rPr>
+              <w:t>描述</w:t>
             </w:r>
           </w:p>
         </w:tc>
         <w:tc>
           <w:tcPr>
             <w:tcW w:w="1843" w:type="dxa"/>
-            <w:shd w:val="clear" w:color="auto" w:fill="auto"/>
           </w:tcPr>
           <w:p>
             <w:pPr>
               <w:pStyle w:val="afb"/>
               <w:jc w:val="left"/>
               <w:rPr>
-                <w:rFonts w:ascii="宋体" w:hAnsi="宋体"/>
+                <w:rFonts w:ascii="宋体" w:hAnsi="宋体" w:hint="eastAsia"/>
                 <w:color w:val="000000" w:themeColor="text1"/>
                 <w:sz w:val="18"/>
                 <w:szCs w:val="18"/>
@@ -11594,14 +11466,13 @@
         <w:tc>
           <w:tcPr>
             <w:tcW w:w="5528" w:type="dxa"/>
-            <w:shd w:val="clear" w:color="auto" w:fill="auto"/>
           </w:tcPr>
           <w:p>
             <w:pPr>
               <w:pStyle w:val="afb"/>
               <w:jc w:val="left"/>
               <w:rPr>
-                <w:rFonts w:ascii="宋体" w:hAnsi="宋体"/>
+                <w:rFonts w:ascii="宋体" w:hAnsi="宋体" w:hint="eastAsia"/>
                 <w:color w:val="000000" w:themeColor="text1"/>
                 <w:sz w:val="18"/>
                 <w:szCs w:val="18"/>
@@ -11688,7 +11559,7 @@
               <w:pStyle w:val="afb"/>
               <w:jc w:val="left"/>
               <w:rPr>
-                <w:rFonts w:ascii="宋体" w:hAnsi="宋体"/>
+                <w:rFonts w:ascii="宋体" w:hAnsi="宋体" w:hint="eastAsia"/>
                 <w:color w:val="000000" w:themeColor="text1"/>
                 <w:sz w:val="18"/>
                 <w:szCs w:val="18"/>
@@ -11708,14 +11579,13 @@
         <w:tc>
           <w:tcPr>
             <w:tcW w:w="1843" w:type="dxa"/>
-            <w:shd w:val="clear" w:color="auto" w:fill="auto"/>
           </w:tcPr>
           <w:p>
             <w:pPr>
               <w:pStyle w:val="afb"/>
               <w:jc w:val="left"/>
               <w:rPr>
-                <w:rFonts w:ascii="宋体" w:hAnsi="宋体"/>
+                <w:rFonts w:ascii="宋体" w:hAnsi="宋体" w:hint="eastAsia"/>
                 <w:color w:val="000000" w:themeColor="text1"/>
                 <w:sz w:val="18"/>
                 <w:szCs w:val="18"/>
@@ -11735,14 +11605,13 @@
         <w:tc>
           <w:tcPr>
             <w:tcW w:w="5528" w:type="dxa"/>
-            <w:shd w:val="clear" w:color="auto" w:fill="auto"/>
           </w:tcPr>
           <w:p>
             <w:pPr>
               <w:pStyle w:val="afb"/>
               <w:jc w:val="left"/>
               <w:rPr>
-                <w:rFonts w:ascii="宋体" w:hAnsi="宋体"/>
+                <w:rFonts w:ascii="宋体" w:hAnsi="宋体" w:hint="eastAsia"/>
                 <w:color w:val="000000" w:themeColor="text1"/>
                 <w:sz w:val="18"/>
                 <w:szCs w:val="18"/>
@@ -11766,7 +11635,7 @@
               <w:pStyle w:val="afb"/>
               <w:jc w:val="left"/>
               <w:rPr>
-                <w:rFonts w:ascii="宋体" w:hAnsi="宋体"/>
+                <w:rFonts w:ascii="宋体" w:hAnsi="宋体" w:hint="eastAsia"/>
                 <w:color w:val="000000" w:themeColor="text1"/>
                 <w:sz w:val="18"/>
                 <w:szCs w:val="18"/>
@@ -11786,14 +11655,13 @@
         <w:tc>
           <w:tcPr>
             <w:tcW w:w="1843" w:type="dxa"/>
-            <w:shd w:val="clear" w:color="auto" w:fill="auto"/>
           </w:tcPr>
           <w:p>
             <w:pPr>
               <w:pStyle w:val="afb"/>
               <w:jc w:val="left"/>
               <w:rPr>
-                <w:rFonts w:ascii="宋体" w:hAnsi="宋体"/>
+                <w:rFonts w:ascii="宋体" w:hAnsi="宋体" w:hint="eastAsia"/>
                 <w:color w:val="000000" w:themeColor="text1"/>
                 <w:sz w:val="18"/>
                 <w:szCs w:val="18"/>
@@ -11840,7 +11708,6 @@
         <w:tc>
           <w:tcPr>
             <w:tcW w:w="5528" w:type="dxa"/>
-            <w:shd w:val="clear" w:color="auto" w:fill="auto"/>
           </w:tcPr>
           <w:p>
             <w:pPr>
@@ -11954,7 +11821,6 @@
         <w:tc>
           <w:tcPr>
             <w:tcW w:w="1843" w:type="dxa"/>
-            <w:shd w:val="clear" w:color="auto" w:fill="auto"/>
             <w:vAlign w:val="bottom"/>
           </w:tcPr>
           <w:p>
@@ -11962,7 +11828,7 @@
               <w:pStyle w:val="afb"/>
               <w:jc w:val="left"/>
               <w:rPr>
-                <w:rFonts w:ascii="宋体" w:hAnsi="宋体"/>
+                <w:rFonts w:ascii="宋体" w:hAnsi="宋体" w:hint="eastAsia"/>
                 <w:color w:val="000000" w:themeColor="text1"/>
                 <w:sz w:val="18"/>
                 <w:szCs w:val="18"/>
@@ -12001,7 +11867,7 @@
               <w:pStyle w:val="afb"/>
               <w:jc w:val="left"/>
               <w:rPr>
-                <w:rFonts w:ascii="宋体" w:hAnsi="宋体"/>
+                <w:rFonts w:ascii="宋体" w:hAnsi="宋体" w:hint="eastAsia"/>
                 <w:color w:val="000000" w:themeColor="text1"/>
                 <w:sz w:val="18"/>
                 <w:szCs w:val="18"/>
@@ -12040,7 +11906,7 @@
               <w:pStyle w:val="afb"/>
               <w:jc w:val="left"/>
               <w:rPr>
-                <w:rFonts w:ascii="宋体" w:hAnsi="宋体"/>
+                <w:rFonts w:ascii="宋体" w:hAnsi="宋体" w:hint="eastAsia"/>
                 <w:color w:val="000000" w:themeColor="text1"/>
                 <w:sz w:val="18"/>
                 <w:szCs w:val="18"/>
@@ -12069,7 +11935,6 @@
         <w:tc>
           <w:tcPr>
             <w:tcW w:w="5528" w:type="dxa"/>
-            <w:shd w:val="clear" w:color="auto" w:fill="auto"/>
             <w:vAlign w:val="bottom"/>
           </w:tcPr>
           <w:p>
@@ -12077,7 +11942,7 @@
               <w:pStyle w:val="afb"/>
               <w:jc w:val="left"/>
               <w:rPr>
-                <w:rFonts w:ascii="宋体" w:hAnsi="宋体"/>
+                <w:rFonts w:ascii="宋体" w:hAnsi="宋体" w:hint="eastAsia"/>
                 <w:color w:val="000000" w:themeColor="text1"/>
                 <w:sz w:val="18"/>
                 <w:szCs w:val="18"/>
@@ -12088,7 +11953,7 @@
                 <w:noProof/>
               </w:rPr>
               <w:drawing>
-                <wp:inline distT="0" distB="0" distL="0" distR="0" wp14:anchorId="510D1866" wp14:editId="7E6DD69F">
+                <wp:inline distT="0" distB="0" distL="0" distR="0" wp14:anchorId="60D64CE0" wp14:editId="185022B7">
                   <wp:extent cx="2922905" cy="895350"/>
                   <wp:effectExtent l="0" t="0" r="0" b="0"/>
                   <wp:docPr id="9" name="图片 9"/>
@@ -12141,7 +12006,7 @@
               <w:pStyle w:val="afb"/>
               <w:jc w:val="left"/>
               <w:rPr>
-                <w:rFonts w:ascii="宋体" w:hAnsi="宋体"/>
+                <w:rFonts w:ascii="宋体" w:hAnsi="宋体" w:hint="eastAsia"/>
                 <w:color w:val="000000" w:themeColor="text1"/>
                 <w:sz w:val="18"/>
                 <w:szCs w:val="18"/>
@@ -12162,7 +12027,6 @@
         <w:tc>
           <w:tcPr>
             <w:tcW w:w="1843" w:type="dxa"/>
-            <w:shd w:val="clear" w:color="auto" w:fill="auto"/>
             <w:vAlign w:val="bottom"/>
           </w:tcPr>
           <w:p>
@@ -12170,7 +12034,7 @@
               <w:pStyle w:val="afb"/>
               <w:jc w:val="left"/>
               <w:rPr>
-                <w:rFonts w:ascii="宋体" w:hAnsi="宋体"/>
+                <w:rFonts w:ascii="宋体" w:hAnsi="宋体" w:hint="eastAsia"/>
                 <w:color w:val="000000" w:themeColor="text1"/>
                 <w:sz w:val="18"/>
                 <w:szCs w:val="18"/>
@@ -12199,7 +12063,6 @@
         <w:tc>
           <w:tcPr>
             <w:tcW w:w="5528" w:type="dxa"/>
-            <w:shd w:val="clear" w:color="auto" w:fill="auto"/>
             <w:vAlign w:val="bottom"/>
           </w:tcPr>
           <w:p>
@@ -12207,7 +12070,7 @@
               <w:pStyle w:val="afb"/>
               <w:jc w:val="left"/>
               <w:rPr>
-                <w:rFonts w:ascii="宋体" w:hAnsi="宋体"/>
+                <w:rFonts w:ascii="宋体" w:hAnsi="宋体" w:hint="eastAsia"/>
                 <w:color w:val="000000" w:themeColor="text1"/>
                 <w:sz w:val="18"/>
                 <w:szCs w:val="18"/>
@@ -12228,7 +12091,7 @@
               <w:pStyle w:val="afb"/>
               <w:jc w:val="left"/>
               <w:rPr>
-                <w:rFonts w:ascii="宋体" w:hAnsi="宋体"/>
+                <w:rFonts w:ascii="宋体" w:hAnsi="宋体" w:hint="eastAsia"/>
                 <w:color w:val="000000" w:themeColor="text1"/>
                 <w:sz w:val="18"/>
                 <w:szCs w:val="18"/>
@@ -12268,7 +12131,47 @@
                 <w:sz w:val="18"/>
                 <w:szCs w:val="18"/>
               </w:rPr>
-              <w:t>BPA- PARVW=”WE”,</w:t>
+              <w:t>BPA- PARVW=</w:t>
+            </w:r>
+            <w:proofErr w:type="gramStart"/>
+            <w:r>
+              <w:rPr>
+                <w:rFonts w:ascii="宋体" w:hAnsi="宋体"/>
+                <w:color w:val="000000" w:themeColor="text1"/>
+                <w:sz w:val="18"/>
+                <w:szCs w:val="18"/>
+              </w:rPr>
+              <w:t>”</w:t>
+            </w:r>
+            <w:proofErr w:type="gramEnd"/>
+            <w:r>
+              <w:rPr>
+                <w:rFonts w:ascii="宋体" w:hAnsi="宋体"/>
+                <w:color w:val="000000" w:themeColor="text1"/>
+                <w:sz w:val="18"/>
+                <w:szCs w:val="18"/>
+              </w:rPr>
+              <w:t>WE</w:t>
+            </w:r>
+            <w:proofErr w:type="gramStart"/>
+            <w:r>
+              <w:rPr>
+                <w:rFonts w:ascii="宋体" w:hAnsi="宋体"/>
+                <w:color w:val="000000" w:themeColor="text1"/>
+                <w:sz w:val="18"/>
+                <w:szCs w:val="18"/>
+              </w:rPr>
+              <w:t>”</w:t>
+            </w:r>
+            <w:proofErr w:type="gramEnd"/>
+            <w:r>
+              <w:rPr>
+                <w:rFonts w:ascii="宋体" w:hAnsi="宋体"/>
+                <w:color w:val="000000" w:themeColor="text1"/>
+                <w:sz w:val="18"/>
+                <w:szCs w:val="18"/>
+              </w:rPr>
+              <w:t>,</w:t>
             </w:r>
             <w:r>
               <w:rPr>
@@ -12330,7 +12233,7 @@
               <w:pStyle w:val="afb"/>
               <w:jc w:val="left"/>
               <w:rPr>
-                <w:rFonts w:ascii="宋体" w:hAnsi="宋体"/>
+                <w:rFonts w:ascii="宋体" w:hAnsi="宋体" w:hint="eastAsia"/>
                 <w:color w:val="000000" w:themeColor="text1"/>
                 <w:sz w:val="18"/>
                 <w:szCs w:val="18"/>
@@ -12354,7 +12257,7 @@
               <w:pStyle w:val="afb"/>
               <w:jc w:val="left"/>
               <w:rPr>
-                <w:rFonts w:ascii="宋体" w:hAnsi="宋体"/>
+                <w:rFonts w:ascii="宋体" w:hAnsi="宋体" w:hint="eastAsia"/>
                 <w:color w:val="000000" w:themeColor="text1"/>
                 <w:sz w:val="18"/>
                 <w:szCs w:val="18"/>
@@ -12383,14 +12286,13 @@
         <w:tc>
           <w:tcPr>
             <w:tcW w:w="1843" w:type="dxa"/>
-            <w:shd w:val="clear" w:color="auto" w:fill="auto"/>
           </w:tcPr>
           <w:p>
             <w:pPr>
               <w:pStyle w:val="afb"/>
               <w:jc w:val="left"/>
               <w:rPr>
-                <w:rFonts w:ascii="宋体" w:hAnsi="宋体"/>
+                <w:rFonts w:ascii="宋体" w:hAnsi="宋体" w:hint="eastAsia"/>
                 <w:color w:val="000000" w:themeColor="text1"/>
                 <w:sz w:val="18"/>
                 <w:szCs w:val="18"/>
@@ -12410,14 +12312,13 @@
         <w:tc>
           <w:tcPr>
             <w:tcW w:w="5528" w:type="dxa"/>
-            <w:shd w:val="clear" w:color="auto" w:fill="auto"/>
           </w:tcPr>
           <w:p>
             <w:pPr>
               <w:pStyle w:val="afb"/>
               <w:jc w:val="left"/>
               <w:rPr>
-                <w:rFonts w:ascii="宋体" w:hAnsi="宋体"/>
+                <w:rFonts w:ascii="宋体" w:hAnsi="宋体" w:hint="eastAsia"/>
                 <w:color w:val="000000" w:themeColor="text1"/>
                 <w:sz w:val="18"/>
                 <w:szCs w:val="18"/>
@@ -12441,7 +12342,7 @@
               <w:pStyle w:val="afb"/>
               <w:jc w:val="left"/>
               <w:rPr>
-                <w:rFonts w:ascii="宋体" w:hAnsi="宋体"/>
+                <w:rFonts w:ascii="宋体" w:hAnsi="宋体" w:hint="eastAsia"/>
                 <w:color w:val="000000" w:themeColor="text1"/>
                 <w:sz w:val="18"/>
                 <w:szCs w:val="18"/>
@@ -12470,14 +12371,13 @@
         <w:tc>
           <w:tcPr>
             <w:tcW w:w="1843" w:type="dxa"/>
-            <w:shd w:val="clear" w:color="auto" w:fill="auto"/>
           </w:tcPr>
           <w:p>
             <w:pPr>
               <w:pStyle w:val="afb"/>
               <w:jc w:val="left"/>
               <w:rPr>
-                <w:rFonts w:ascii="宋体" w:hAnsi="宋体"/>
+                <w:rFonts w:ascii="宋体" w:hAnsi="宋体" w:hint="eastAsia"/>
                 <w:color w:val="000000" w:themeColor="text1"/>
                 <w:sz w:val="18"/>
                 <w:szCs w:val="18"/>
@@ -12497,14 +12397,13 @@
         <w:tc>
           <w:tcPr>
             <w:tcW w:w="5528" w:type="dxa"/>
-            <w:shd w:val="clear" w:color="auto" w:fill="auto"/>
           </w:tcPr>
           <w:p>
             <w:pPr>
               <w:pStyle w:val="afb"/>
               <w:jc w:val="left"/>
               <w:rPr>
-                <w:rFonts w:ascii="宋体" w:hAnsi="宋体"/>
+                <w:rFonts w:ascii="宋体" w:hAnsi="宋体" w:hint="eastAsia"/>
                 <w:color w:val="000000" w:themeColor="text1"/>
                 <w:sz w:val="18"/>
                 <w:szCs w:val="18"/>
@@ -12528,34 +12427,44 @@
               <w:pStyle w:val="afb"/>
               <w:jc w:val="left"/>
               <w:rPr>
-                <w:rFonts w:ascii="宋体" w:hAnsi="宋体"/>
-                <w:color w:val="000000" w:themeColor="text1"/>
-                <w:sz w:val="18"/>
-                <w:szCs w:val="18"/>
-              </w:rPr>
-            </w:pPr>
-            <w:r>
-              <w:rPr>
-                <w:rFonts w:ascii="宋体" w:hAnsi="宋体" w:hint="eastAsia"/>
-                <w:color w:val="000000" w:themeColor="text1"/>
-                <w:sz w:val="18"/>
-                <w:szCs w:val="18"/>
-              </w:rPr>
-              <w:t>交货单行号</w:t>
-            </w:r>
+                <w:rFonts w:ascii="宋体" w:hAnsi="宋体" w:hint="eastAsia"/>
+                <w:color w:val="000000" w:themeColor="text1"/>
+                <w:sz w:val="18"/>
+                <w:szCs w:val="18"/>
+              </w:rPr>
+            </w:pPr>
+            <w:r>
+              <w:rPr>
+                <w:rFonts w:ascii="宋体" w:hAnsi="宋体" w:hint="eastAsia"/>
+                <w:color w:val="000000" w:themeColor="text1"/>
+                <w:sz w:val="18"/>
+                <w:szCs w:val="18"/>
+              </w:rPr>
+              <w:t>交货</w:t>
+            </w:r>
+            <w:proofErr w:type="gramStart"/>
+            <w:r>
+              <w:rPr>
+                <w:rFonts w:ascii="宋体" w:hAnsi="宋体" w:hint="eastAsia"/>
+                <w:color w:val="000000" w:themeColor="text1"/>
+                <w:sz w:val="18"/>
+                <w:szCs w:val="18"/>
+              </w:rPr>
+              <w:t>单行号</w:t>
+            </w:r>
+            <w:proofErr w:type="gramEnd"/>
           </w:p>
         </w:tc>
         <w:tc>
           <w:tcPr>
             <w:tcW w:w="1843" w:type="dxa"/>
-            <w:shd w:val="clear" w:color="auto" w:fill="auto"/>
           </w:tcPr>
           <w:p>
             <w:pPr>
               <w:pStyle w:val="afb"/>
               <w:jc w:val="left"/>
               <w:rPr>
-                <w:rFonts w:ascii="宋体" w:hAnsi="宋体"/>
+                <w:rFonts w:ascii="宋体" w:hAnsi="宋体" w:hint="eastAsia"/>
                 <w:color w:val="000000" w:themeColor="text1"/>
                 <w:sz w:val="18"/>
                 <w:szCs w:val="18"/>
@@ -12590,14 +12499,13 @@
         <w:tc>
           <w:tcPr>
             <w:tcW w:w="5528" w:type="dxa"/>
-            <w:shd w:val="clear" w:color="auto" w:fill="auto"/>
           </w:tcPr>
           <w:p>
             <w:pPr>
               <w:pStyle w:val="afb"/>
               <w:jc w:val="left"/>
               <w:rPr>
-                <w:rFonts w:ascii="宋体" w:hAnsi="宋体"/>
+                <w:rFonts w:ascii="宋体" w:hAnsi="宋体" w:hint="eastAsia"/>
                 <w:color w:val="000000" w:themeColor="text1"/>
                 <w:sz w:val="18"/>
                 <w:szCs w:val="18"/>
@@ -12621,7 +12529,7 @@
               <w:pStyle w:val="afb"/>
               <w:jc w:val="left"/>
               <w:rPr>
-                <w:rFonts w:ascii="宋体" w:hAnsi="宋体"/>
+                <w:rFonts w:ascii="宋体" w:hAnsi="宋体" w:hint="eastAsia"/>
                 <w:color w:val="000000" w:themeColor="text1"/>
                 <w:sz w:val="18"/>
                 <w:szCs w:val="18"/>
@@ -12641,14 +12549,13 @@
         <w:tc>
           <w:tcPr>
             <w:tcW w:w="1843" w:type="dxa"/>
-            <w:shd w:val="clear" w:color="auto" w:fill="auto"/>
           </w:tcPr>
           <w:p>
             <w:pPr>
               <w:pStyle w:val="afb"/>
               <w:jc w:val="left"/>
               <w:rPr>
-                <w:rFonts w:ascii="宋体" w:hAnsi="宋体"/>
+                <w:rFonts w:ascii="宋体" w:hAnsi="宋体" w:hint="eastAsia"/>
                 <w:color w:val="000000" w:themeColor="text1"/>
                 <w:sz w:val="18"/>
                 <w:szCs w:val="18"/>
@@ -12701,14 +12608,13 @@
         <w:tc>
           <w:tcPr>
             <w:tcW w:w="5528" w:type="dxa"/>
-            <w:shd w:val="clear" w:color="auto" w:fill="auto"/>
           </w:tcPr>
           <w:p>
             <w:pPr>
               <w:pStyle w:val="afb"/>
               <w:jc w:val="left"/>
               <w:rPr>
-                <w:rFonts w:ascii="宋体" w:hAnsi="宋体"/>
+                <w:rFonts w:ascii="宋体" w:hAnsi="宋体" w:hint="eastAsia"/>
                 <w:color w:val="000000" w:themeColor="text1"/>
                 <w:sz w:val="18"/>
                 <w:szCs w:val="18"/>
@@ -12732,7 +12638,7 @@
               <w:pStyle w:val="afb"/>
               <w:jc w:val="left"/>
               <w:rPr>
-                <w:rFonts w:ascii="宋体" w:hAnsi="宋体"/>
+                <w:rFonts w:ascii="宋体" w:hAnsi="宋体" w:hint="eastAsia"/>
                 <w:color w:val="000000" w:themeColor="text1"/>
                 <w:sz w:val="18"/>
                 <w:szCs w:val="18"/>
@@ -12752,14 +12658,13 @@
         <w:tc>
           <w:tcPr>
             <w:tcW w:w="1843" w:type="dxa"/>
-            <w:shd w:val="clear" w:color="auto" w:fill="auto"/>
           </w:tcPr>
           <w:p>
             <w:pPr>
               <w:pStyle w:val="afb"/>
               <w:jc w:val="left"/>
               <w:rPr>
-                <w:rFonts w:ascii="宋体" w:hAnsi="宋体"/>
+                <w:rFonts w:ascii="宋体" w:hAnsi="宋体" w:hint="eastAsia"/>
                 <w:color w:val="000000" w:themeColor="text1"/>
                 <w:sz w:val="18"/>
                 <w:szCs w:val="18"/>
@@ -12779,14 +12684,13 @@
         <w:tc>
           <w:tcPr>
             <w:tcW w:w="5528" w:type="dxa"/>
-            <w:shd w:val="clear" w:color="auto" w:fill="auto"/>
           </w:tcPr>
           <w:p>
             <w:pPr>
               <w:pStyle w:val="afb"/>
               <w:jc w:val="left"/>
               <w:rPr>
-                <w:rFonts w:ascii="宋体" w:hAnsi="宋体"/>
+                <w:rFonts w:ascii="宋体" w:hAnsi="宋体" w:hint="eastAsia"/>
                 <w:color w:val="000000" w:themeColor="text1"/>
                 <w:sz w:val="18"/>
                 <w:szCs w:val="18"/>
@@ -12810,12 +12714,13 @@
               <w:pStyle w:val="afb"/>
               <w:jc w:val="left"/>
               <w:rPr>
-                <w:rFonts w:ascii="宋体" w:hAnsi="宋体"/>
-                <w:color w:val="000000" w:themeColor="text1"/>
-                <w:sz w:val="18"/>
-                <w:szCs w:val="18"/>
-              </w:rPr>
-            </w:pPr>
+                <w:rFonts w:ascii="宋体" w:hAnsi="宋体" w:hint="eastAsia"/>
+                <w:color w:val="000000" w:themeColor="text1"/>
+                <w:sz w:val="18"/>
+                <w:szCs w:val="18"/>
+              </w:rPr>
+            </w:pPr>
+            <w:proofErr w:type="gramStart"/>
             <w:r>
               <w:rPr>
                 <w:rFonts w:ascii="宋体" w:hAnsi="宋体" w:hint="eastAsia"/>
@@ -12825,19 +12730,19 @@
               </w:rPr>
               <w:t>物料组</w:t>
             </w:r>
+            <w:proofErr w:type="gramEnd"/>
           </w:p>
         </w:tc>
         <w:tc>
           <w:tcPr>
             <w:tcW w:w="1843" w:type="dxa"/>
-            <w:shd w:val="clear" w:color="auto" w:fill="auto"/>
           </w:tcPr>
           <w:p>
             <w:pPr>
               <w:pStyle w:val="afb"/>
               <w:jc w:val="left"/>
               <w:rPr>
-                <w:rFonts w:ascii="宋体" w:hAnsi="宋体"/>
+                <w:rFonts w:ascii="宋体" w:hAnsi="宋体" w:hint="eastAsia"/>
                 <w:color w:val="000000" w:themeColor="text1"/>
                 <w:sz w:val="18"/>
                 <w:szCs w:val="18"/>
@@ -12866,14 +12771,13 @@
         <w:tc>
           <w:tcPr>
             <w:tcW w:w="5528" w:type="dxa"/>
-            <w:shd w:val="clear" w:color="auto" w:fill="auto"/>
           </w:tcPr>
           <w:p>
             <w:pPr>
               <w:pStyle w:val="afb"/>
               <w:jc w:val="left"/>
               <w:rPr>
-                <w:rFonts w:ascii="宋体" w:hAnsi="宋体"/>
+                <w:rFonts w:ascii="宋体" w:hAnsi="宋体" w:hint="eastAsia"/>
                 <w:color w:val="000000" w:themeColor="text1"/>
                 <w:sz w:val="18"/>
                 <w:szCs w:val="18"/>
@@ -12928,16 +12832,7 @@
                 <w:sz w:val="18"/>
                 <w:szCs w:val="18"/>
               </w:rPr>
-              <w:t xml:space="preserve"> </w:t>
-            </w:r>
-            <w:r>
-              <w:rPr>
-                <w:rFonts w:ascii="宋体" w:hAnsi="宋体" w:hint="eastAsia"/>
-                <w:color w:val="000000" w:themeColor="text1"/>
-                <w:sz w:val="18"/>
-                <w:szCs w:val="18"/>
-              </w:rPr>
-              <w:t>=</w:t>
+              <w:t xml:space="preserve"> =</w:t>
             </w:r>
             <w:r>
               <w:rPr>
@@ -12984,12 +12879,13 @@
               <w:pStyle w:val="afb"/>
               <w:jc w:val="left"/>
               <w:rPr>
-                <w:rFonts w:ascii="宋体" w:hAnsi="宋体"/>
-                <w:color w:val="000000" w:themeColor="text1"/>
-                <w:sz w:val="18"/>
-                <w:szCs w:val="18"/>
-              </w:rPr>
-            </w:pPr>
+                <w:rFonts w:ascii="宋体" w:hAnsi="宋体" w:hint="eastAsia"/>
+                <w:color w:val="000000" w:themeColor="text1"/>
+                <w:sz w:val="18"/>
+                <w:szCs w:val="18"/>
+              </w:rPr>
+            </w:pPr>
+            <w:proofErr w:type="gramStart"/>
             <w:r>
               <w:rPr>
                 <w:rFonts w:ascii="宋体" w:hAnsi="宋体" w:hint="eastAsia"/>
@@ -12999,19 +12895,19 @@
               </w:rPr>
               <w:t>物料组描述</w:t>
             </w:r>
+            <w:proofErr w:type="gramEnd"/>
           </w:p>
         </w:tc>
         <w:tc>
           <w:tcPr>
             <w:tcW w:w="1843" w:type="dxa"/>
-            <w:shd w:val="clear" w:color="auto" w:fill="auto"/>
           </w:tcPr>
           <w:p>
             <w:pPr>
               <w:pStyle w:val="afb"/>
               <w:jc w:val="left"/>
               <w:rPr>
-                <w:rFonts w:ascii="宋体" w:hAnsi="宋体"/>
+                <w:rFonts w:ascii="宋体" w:hAnsi="宋体" w:hint="eastAsia"/>
                 <w:color w:val="000000" w:themeColor="text1"/>
                 <w:sz w:val="18"/>
                 <w:szCs w:val="18"/>
@@ -13049,14 +12945,13 @@
         <w:tc>
           <w:tcPr>
             <w:tcW w:w="5528" w:type="dxa"/>
-            <w:shd w:val="clear" w:color="auto" w:fill="auto"/>
           </w:tcPr>
           <w:p>
             <w:pPr>
               <w:pStyle w:val="afb"/>
               <w:jc w:val="left"/>
               <w:rPr>
-                <w:rFonts w:ascii="宋体" w:hAnsi="宋体"/>
+                <w:rFonts w:ascii="宋体" w:hAnsi="宋体" w:hint="eastAsia"/>
                 <w:color w:val="000000" w:themeColor="text1"/>
                 <w:sz w:val="18"/>
                 <w:szCs w:val="18"/>
@@ -13134,7 +13029,7 @@
               <w:pStyle w:val="afb"/>
               <w:jc w:val="left"/>
               <w:rPr>
-                <w:rFonts w:ascii="宋体" w:hAnsi="宋体"/>
+                <w:rFonts w:ascii="宋体" w:hAnsi="宋体" w:hint="eastAsia"/>
                 <w:color w:val="000000" w:themeColor="text1"/>
                 <w:sz w:val="18"/>
                 <w:szCs w:val="18"/>
@@ -13154,14 +13049,13 @@
         <w:tc>
           <w:tcPr>
             <w:tcW w:w="1843" w:type="dxa"/>
-            <w:shd w:val="clear" w:color="auto" w:fill="auto"/>
           </w:tcPr>
           <w:p>
             <w:pPr>
               <w:pStyle w:val="afb"/>
               <w:jc w:val="left"/>
               <w:rPr>
-                <w:rFonts w:ascii="宋体" w:hAnsi="宋体"/>
+                <w:rFonts w:ascii="宋体" w:hAnsi="宋体" w:hint="eastAsia"/>
                 <w:color w:val="000000" w:themeColor="text1"/>
                 <w:sz w:val="18"/>
                 <w:szCs w:val="18"/>
@@ -13181,14 +13075,13 @@
         <w:tc>
           <w:tcPr>
             <w:tcW w:w="5528" w:type="dxa"/>
-            <w:shd w:val="clear" w:color="auto" w:fill="auto"/>
           </w:tcPr>
           <w:p>
             <w:pPr>
               <w:pStyle w:val="afb"/>
               <w:jc w:val="left"/>
               <w:rPr>
-                <w:rFonts w:ascii="宋体" w:hAnsi="宋体"/>
+                <w:rFonts w:ascii="宋体" w:hAnsi="宋体" w:hint="eastAsia"/>
                 <w:color w:val="000000" w:themeColor="text1"/>
                 <w:sz w:val="18"/>
                 <w:szCs w:val="18"/>
@@ -13232,14 +13125,13 @@
         <w:tc>
           <w:tcPr>
             <w:tcW w:w="1843" w:type="dxa"/>
-            <w:shd w:val="clear" w:color="auto" w:fill="auto"/>
           </w:tcPr>
           <w:p>
             <w:pPr>
               <w:pStyle w:val="afb"/>
               <w:jc w:val="left"/>
               <w:rPr>
-                <w:rFonts w:ascii="宋体" w:hAnsi="宋体"/>
+                <w:rFonts w:ascii="宋体" w:hAnsi="宋体" w:hint="eastAsia"/>
                 <w:color w:val="000000" w:themeColor="text1"/>
                 <w:sz w:val="18"/>
                 <w:szCs w:val="18"/>
@@ -13250,14 +13142,13 @@
         <w:tc>
           <w:tcPr>
             <w:tcW w:w="5528" w:type="dxa"/>
-            <w:shd w:val="clear" w:color="auto" w:fill="auto"/>
           </w:tcPr>
           <w:p>
             <w:pPr>
               <w:pStyle w:val="afb"/>
               <w:jc w:val="left"/>
               <w:rPr>
-                <w:rFonts w:ascii="宋体" w:hAnsi="宋体"/>
+                <w:rFonts w:ascii="宋体" w:hAnsi="宋体" w:hint="eastAsia"/>
                 <w:color w:val="000000" w:themeColor="text1"/>
                 <w:sz w:val="18"/>
                 <w:szCs w:val="18"/>
@@ -13297,16 +13188,7 @@
                 <w:sz w:val="18"/>
                 <w:szCs w:val="18"/>
               </w:rPr>
-              <w:t xml:space="preserve"> </w:t>
-            </w:r>
-            <w:r>
-              <w:rPr>
-                <w:rFonts w:ascii="宋体" w:hAnsi="宋体" w:hint="eastAsia"/>
-                <w:color w:val="000000" w:themeColor="text1"/>
-                <w:sz w:val="18"/>
-                <w:szCs w:val="18"/>
-              </w:rPr>
-              <w:t>VBAP-</w:t>
+              <w:t xml:space="preserve"> VBAP-</w:t>
             </w:r>
             <w:r>
               <w:rPr>
@@ -13362,7 +13244,7 @@
               <w:pStyle w:val="afb"/>
               <w:jc w:val="left"/>
               <w:rPr>
-                <w:rFonts w:ascii="宋体" w:hAnsi="宋体"/>
+                <w:rFonts w:ascii="宋体" w:hAnsi="宋体" w:hint="eastAsia"/>
                 <w:color w:val="000000" w:themeColor="text1"/>
                 <w:sz w:val="18"/>
                 <w:szCs w:val="18"/>
@@ -13382,14 +13264,13 @@
         <w:tc>
           <w:tcPr>
             <w:tcW w:w="1843" w:type="dxa"/>
-            <w:shd w:val="clear" w:color="auto" w:fill="auto"/>
           </w:tcPr>
           <w:p>
             <w:pPr>
               <w:pStyle w:val="afb"/>
               <w:jc w:val="left"/>
               <w:rPr>
-                <w:rFonts w:ascii="宋体" w:hAnsi="宋体"/>
+                <w:rFonts w:ascii="宋体" w:hAnsi="宋体" w:hint="eastAsia"/>
                 <w:color w:val="000000" w:themeColor="text1"/>
                 <w:sz w:val="18"/>
                 <w:szCs w:val="18"/>
@@ -13418,14 +13299,13 @@
         <w:tc>
           <w:tcPr>
             <w:tcW w:w="5528" w:type="dxa"/>
-            <w:shd w:val="clear" w:color="auto" w:fill="auto"/>
           </w:tcPr>
           <w:p>
             <w:pPr>
               <w:pStyle w:val="afb"/>
               <w:jc w:val="left"/>
               <w:rPr>
-                <w:rFonts w:ascii="宋体" w:hAnsi="宋体"/>
+                <w:rFonts w:ascii="宋体" w:hAnsi="宋体" w:hint="eastAsia"/>
                 <w:color w:val="000000" w:themeColor="text1"/>
                 <w:sz w:val="18"/>
                 <w:szCs w:val="18"/>
@@ -13449,7 +13329,7 @@
               <w:pStyle w:val="afb"/>
               <w:jc w:val="left"/>
               <w:rPr>
-                <w:rFonts w:ascii="宋体" w:hAnsi="宋体"/>
+                <w:rFonts w:ascii="宋体" w:hAnsi="宋体" w:hint="eastAsia"/>
                 <w:color w:val="000000" w:themeColor="text1"/>
                 <w:sz w:val="18"/>
                 <w:szCs w:val="18"/>
@@ -13469,14 +13349,13 @@
         <w:tc>
           <w:tcPr>
             <w:tcW w:w="1843" w:type="dxa"/>
-            <w:shd w:val="clear" w:color="auto" w:fill="auto"/>
           </w:tcPr>
           <w:p>
             <w:pPr>
               <w:pStyle w:val="afb"/>
               <w:jc w:val="left"/>
               <w:rPr>
-                <w:rFonts w:ascii="宋体" w:hAnsi="宋体"/>
+                <w:rFonts w:ascii="宋体" w:hAnsi="宋体" w:hint="eastAsia"/>
                 <w:color w:val="000000" w:themeColor="text1"/>
                 <w:sz w:val="18"/>
                 <w:szCs w:val="18"/>
@@ -13514,14 +13393,13 @@
         <w:tc>
           <w:tcPr>
             <w:tcW w:w="5528" w:type="dxa"/>
-            <w:shd w:val="clear" w:color="auto" w:fill="auto"/>
           </w:tcPr>
           <w:p>
             <w:pPr>
               <w:pStyle w:val="afb"/>
               <w:jc w:val="left"/>
               <w:rPr>
-                <w:rFonts w:ascii="宋体" w:hAnsi="宋体"/>
+                <w:rFonts w:ascii="宋体" w:hAnsi="宋体" w:hint="eastAsia"/>
                 <w:color w:val="000000" w:themeColor="text1"/>
                 <w:sz w:val="18"/>
                 <w:szCs w:val="18"/>
@@ -13617,7 +13495,7 @@
               <w:pStyle w:val="afb"/>
               <w:jc w:val="left"/>
               <w:rPr>
-                <w:rFonts w:ascii="宋体" w:hAnsi="宋体"/>
+                <w:rFonts w:ascii="宋体" w:hAnsi="宋体" w:hint="eastAsia"/>
                 <w:color w:val="000000" w:themeColor="text1"/>
                 <w:sz w:val="18"/>
                 <w:szCs w:val="18"/>
@@ -13637,14 +13515,13 @@
         <w:tc>
           <w:tcPr>
             <w:tcW w:w="1843" w:type="dxa"/>
-            <w:shd w:val="clear" w:color="auto" w:fill="auto"/>
           </w:tcPr>
           <w:p>
             <w:pPr>
               <w:pStyle w:val="afb"/>
               <w:jc w:val="left"/>
               <w:rPr>
-                <w:rFonts w:ascii="宋体" w:hAnsi="宋体"/>
+                <w:rFonts w:ascii="宋体" w:hAnsi="宋体" w:hint="eastAsia"/>
                 <w:color w:val="000000" w:themeColor="text1"/>
                 <w:sz w:val="18"/>
                 <w:szCs w:val="18"/>
@@ -13664,14 +13541,13 @@
         <w:tc>
           <w:tcPr>
             <w:tcW w:w="5528" w:type="dxa"/>
-            <w:shd w:val="clear" w:color="auto" w:fill="auto"/>
           </w:tcPr>
           <w:p>
             <w:pPr>
               <w:pStyle w:val="afb"/>
               <w:jc w:val="left"/>
               <w:rPr>
-                <w:rFonts w:ascii="宋体" w:hAnsi="宋体"/>
+                <w:rFonts w:ascii="宋体" w:hAnsi="宋体" w:hint="eastAsia"/>
                 <w:color w:val="000000" w:themeColor="text1"/>
                 <w:sz w:val="18"/>
                 <w:szCs w:val="18"/>
@@ -13695,7 +13571,7 @@
               <w:pStyle w:val="afb"/>
               <w:jc w:val="left"/>
               <w:rPr>
-                <w:rFonts w:ascii="宋体" w:hAnsi="宋体"/>
+                <w:rFonts w:ascii="宋体" w:hAnsi="宋体" w:hint="eastAsia"/>
                 <w:color w:val="000000" w:themeColor="text1"/>
                 <w:sz w:val="18"/>
                 <w:szCs w:val="18"/>
@@ -13715,14 +13591,13 @@
         <w:tc>
           <w:tcPr>
             <w:tcW w:w="1843" w:type="dxa"/>
-            <w:shd w:val="clear" w:color="auto" w:fill="auto"/>
           </w:tcPr>
           <w:p>
             <w:pPr>
               <w:pStyle w:val="afb"/>
               <w:jc w:val="left"/>
               <w:rPr>
-                <w:rFonts w:ascii="宋体" w:hAnsi="宋体"/>
+                <w:rFonts w:ascii="宋体" w:hAnsi="宋体" w:hint="eastAsia"/>
                 <w:color w:val="000000" w:themeColor="text1"/>
                 <w:sz w:val="18"/>
                 <w:szCs w:val="18"/>
@@ -13742,14 +13617,13 @@
         <w:tc>
           <w:tcPr>
             <w:tcW w:w="5528" w:type="dxa"/>
-            <w:shd w:val="clear" w:color="auto" w:fill="auto"/>
           </w:tcPr>
           <w:p>
             <w:pPr>
               <w:pStyle w:val="afb"/>
               <w:jc w:val="left"/>
               <w:rPr>
-                <w:rFonts w:ascii="宋体" w:hAnsi="宋体"/>
+                <w:rFonts w:ascii="宋体" w:hAnsi="宋体" w:hint="eastAsia"/>
                 <w:color w:val="000000" w:themeColor="text1"/>
                 <w:sz w:val="18"/>
                 <w:szCs w:val="18"/>
@@ -13785,14 +13659,25 @@
               </w:rPr>
               <w:t xml:space="preserve"> </w:t>
             </w:r>
-            <w:r>
-              <w:rPr>
-                <w:rFonts w:ascii="宋体" w:hAnsi="宋体"/>
-                <w:color w:val="000000" w:themeColor="text1"/>
-                <w:sz w:val="18"/>
-                <w:szCs w:val="18"/>
-              </w:rPr>
-              <w:t xml:space="preserve">LGORT,and    </w:t>
+            <w:proofErr w:type="spellStart"/>
+            <w:r>
+              <w:rPr>
+                <w:rFonts w:ascii="宋体" w:hAnsi="宋体"/>
+                <w:color w:val="000000" w:themeColor="text1"/>
+                <w:sz w:val="18"/>
+                <w:szCs w:val="18"/>
+              </w:rPr>
+              <w:t>LGORT,and</w:t>
+            </w:r>
+            <w:proofErr w:type="spellEnd"/>
+            <w:r>
+              <w:rPr>
+                <w:rFonts w:ascii="宋体" w:hAnsi="宋体"/>
+                <w:color w:val="000000" w:themeColor="text1"/>
+                <w:sz w:val="18"/>
+                <w:szCs w:val="18"/>
+              </w:rPr>
+              <w:t xml:space="preserve">    </w:t>
             </w:r>
             <w:r>
               <w:rPr>
@@ -13863,7 +13748,7 @@
               <w:pStyle w:val="afb"/>
               <w:jc w:val="left"/>
               <w:rPr>
-                <w:rFonts w:ascii="宋体" w:hAnsi="宋体"/>
+                <w:rFonts w:ascii="宋体" w:hAnsi="宋体" w:hint="eastAsia"/>
                 <w:color w:val="000000" w:themeColor="text1"/>
                 <w:sz w:val="18"/>
                 <w:szCs w:val="18"/>
@@ -13883,14 +13768,13 @@
         <w:tc>
           <w:tcPr>
             <w:tcW w:w="1843" w:type="dxa"/>
-            <w:shd w:val="clear" w:color="auto" w:fill="auto"/>
           </w:tcPr>
           <w:p>
             <w:pPr>
               <w:pStyle w:val="afb"/>
               <w:jc w:val="left"/>
               <w:rPr>
-                <w:rFonts w:ascii="宋体" w:hAnsi="宋体"/>
+                <w:rFonts w:ascii="宋体" w:hAnsi="宋体" w:hint="eastAsia"/>
                 <w:color w:val="000000" w:themeColor="text1"/>
                 <w:sz w:val="18"/>
                 <w:szCs w:val="18"/>
@@ -13910,14 +13794,13 @@
         <w:tc>
           <w:tcPr>
             <w:tcW w:w="5528" w:type="dxa"/>
-            <w:shd w:val="clear" w:color="auto" w:fill="auto"/>
           </w:tcPr>
           <w:p>
             <w:pPr>
               <w:pStyle w:val="afb"/>
               <w:jc w:val="left"/>
               <w:rPr>
-                <w:rFonts w:ascii="宋体" w:hAnsi="宋体"/>
+                <w:rFonts w:ascii="宋体" w:hAnsi="宋体" w:hint="eastAsia"/>
                 <w:color w:val="000000" w:themeColor="text1"/>
                 <w:sz w:val="18"/>
                 <w:szCs w:val="18"/>
@@ -13986,7 +13869,7 @@
               <w:pStyle w:val="afb"/>
               <w:jc w:val="left"/>
               <w:rPr>
-                <w:rFonts w:ascii="宋体" w:hAnsi="宋体"/>
+                <w:rFonts w:ascii="宋体" w:hAnsi="宋体" w:hint="eastAsia"/>
                 <w:color w:val="000000" w:themeColor="text1"/>
                 <w:sz w:val="18"/>
                 <w:szCs w:val="18"/>
@@ -14006,14 +13889,13 @@
         <w:tc>
           <w:tcPr>
             <w:tcW w:w="1843" w:type="dxa"/>
-            <w:shd w:val="clear" w:color="auto" w:fill="auto"/>
           </w:tcPr>
           <w:p>
             <w:pPr>
               <w:pStyle w:val="afb"/>
               <w:jc w:val="left"/>
               <w:rPr>
-                <w:rFonts w:ascii="宋体" w:hAnsi="宋体"/>
+                <w:rFonts w:ascii="宋体" w:hAnsi="宋体" w:hint="eastAsia"/>
                 <w:color w:val="000000" w:themeColor="text1"/>
                 <w:sz w:val="18"/>
                 <w:szCs w:val="18"/>
@@ -14033,14 +13915,13 @@
         <w:tc>
           <w:tcPr>
             <w:tcW w:w="5528" w:type="dxa"/>
-            <w:shd w:val="clear" w:color="auto" w:fill="auto"/>
           </w:tcPr>
           <w:p>
             <w:pPr>
               <w:pStyle w:val="afb"/>
               <w:jc w:val="left"/>
               <w:rPr>
-                <w:rFonts w:ascii="宋体" w:hAnsi="宋体"/>
+                <w:rFonts w:ascii="宋体" w:hAnsi="宋体" w:hint="eastAsia"/>
                 <w:color w:val="000000" w:themeColor="text1"/>
                 <w:sz w:val="18"/>
                 <w:szCs w:val="18"/>
@@ -14100,7 +13981,7 @@
               <w:pStyle w:val="afb"/>
               <w:jc w:val="left"/>
               <w:rPr>
-                <w:rFonts w:ascii="宋体" w:hAnsi="宋体"/>
+                <w:rFonts w:ascii="宋体" w:hAnsi="宋体" w:hint="eastAsia"/>
                 <w:color w:val="000000" w:themeColor="text1"/>
                 <w:sz w:val="18"/>
                 <w:szCs w:val="18"/>
@@ -14120,14 +14001,13 @@
         <w:tc>
           <w:tcPr>
             <w:tcW w:w="1843" w:type="dxa"/>
-            <w:shd w:val="clear" w:color="auto" w:fill="auto"/>
           </w:tcPr>
           <w:p>
             <w:pPr>
               <w:pStyle w:val="afb"/>
               <w:jc w:val="left"/>
               <w:rPr>
-                <w:rFonts w:ascii="宋体" w:hAnsi="宋体"/>
+                <w:rFonts w:ascii="宋体" w:hAnsi="宋体" w:hint="eastAsia"/>
                 <w:color w:val="000000" w:themeColor="text1"/>
                 <w:sz w:val="18"/>
                 <w:szCs w:val="18"/>
@@ -14147,14 +14027,13 @@
         <w:tc>
           <w:tcPr>
             <w:tcW w:w="5528" w:type="dxa"/>
-            <w:shd w:val="clear" w:color="auto" w:fill="auto"/>
           </w:tcPr>
           <w:p>
             <w:pPr>
               <w:pStyle w:val="afb"/>
               <w:jc w:val="left"/>
               <w:rPr>
-                <w:rFonts w:ascii="宋体" w:hAnsi="宋体"/>
+                <w:rFonts w:ascii="宋体" w:hAnsi="宋体" w:hint="eastAsia"/>
                 <w:color w:val="000000" w:themeColor="text1"/>
                 <w:sz w:val="18"/>
                 <w:szCs w:val="18"/>
@@ -14259,7 +14138,7 @@
               <w:pStyle w:val="afb"/>
               <w:jc w:val="left"/>
               <w:rPr>
-                <w:rFonts w:ascii="宋体" w:hAnsi="宋体"/>
+                <w:rFonts w:ascii="宋体" w:hAnsi="宋体" w:hint="eastAsia"/>
                 <w:color w:val="000000" w:themeColor="text1"/>
                 <w:sz w:val="18"/>
                 <w:szCs w:val="18"/>
@@ -14279,14 +14158,13 @@
         <w:tc>
           <w:tcPr>
             <w:tcW w:w="1843" w:type="dxa"/>
-            <w:shd w:val="clear" w:color="auto" w:fill="auto"/>
           </w:tcPr>
           <w:p>
             <w:pPr>
               <w:pStyle w:val="afb"/>
               <w:jc w:val="left"/>
               <w:rPr>
-                <w:rFonts w:ascii="宋体" w:hAnsi="宋体"/>
+                <w:rFonts w:ascii="宋体" w:hAnsi="宋体" w:hint="eastAsia"/>
                 <w:color w:val="000000" w:themeColor="text1"/>
                 <w:sz w:val="18"/>
                 <w:szCs w:val="18"/>
@@ -14306,14 +14184,13 @@
         <w:tc>
           <w:tcPr>
             <w:tcW w:w="5528" w:type="dxa"/>
-            <w:shd w:val="clear" w:color="auto" w:fill="auto"/>
           </w:tcPr>
           <w:p>
             <w:pPr>
               <w:pStyle w:val="afb"/>
               <w:jc w:val="left"/>
               <w:rPr>
-                <w:rFonts w:ascii="宋体" w:hAnsi="宋体"/>
+                <w:rFonts w:ascii="宋体" w:hAnsi="宋体" w:hint="eastAsia"/>
                 <w:color w:val="000000" w:themeColor="text1"/>
                 <w:sz w:val="18"/>
                 <w:szCs w:val="18"/>
@@ -14337,7 +14214,7 @@
               <w:pStyle w:val="afb"/>
               <w:jc w:val="left"/>
               <w:rPr>
-                <w:rFonts w:ascii="宋体" w:hAnsi="宋体"/>
+                <w:rFonts w:ascii="宋体" w:hAnsi="宋体" w:hint="eastAsia"/>
                 <w:color w:val="000000" w:themeColor="text1"/>
                 <w:sz w:val="18"/>
                 <w:szCs w:val="18"/>
@@ -14357,14 +14234,13 @@
         <w:tc>
           <w:tcPr>
             <w:tcW w:w="1843" w:type="dxa"/>
-            <w:shd w:val="clear" w:color="auto" w:fill="auto"/>
           </w:tcPr>
           <w:p>
             <w:pPr>
               <w:pStyle w:val="afb"/>
               <w:jc w:val="left"/>
               <w:rPr>
-                <w:rFonts w:ascii="宋体" w:hAnsi="宋体"/>
+                <w:rFonts w:ascii="宋体" w:hAnsi="宋体" w:hint="eastAsia"/>
                 <w:color w:val="000000" w:themeColor="text1"/>
                 <w:sz w:val="18"/>
                 <w:szCs w:val="18"/>
@@ -14384,14 +14260,13 @@
         <w:tc>
           <w:tcPr>
             <w:tcW w:w="5528" w:type="dxa"/>
-            <w:shd w:val="clear" w:color="auto" w:fill="auto"/>
           </w:tcPr>
           <w:p>
             <w:pPr>
               <w:pStyle w:val="afb"/>
               <w:jc w:val="left"/>
               <w:rPr>
-                <w:rFonts w:ascii="宋体" w:hAnsi="宋体"/>
+                <w:rFonts w:ascii="宋体" w:hAnsi="宋体" w:hint="eastAsia"/>
                 <w:color w:val="000000" w:themeColor="text1"/>
                 <w:sz w:val="18"/>
                 <w:szCs w:val="18"/>
@@ -14460,7 +14335,7 @@
               <w:pStyle w:val="afb"/>
               <w:jc w:val="left"/>
               <w:rPr>
-                <w:rFonts w:ascii="宋体" w:hAnsi="宋体"/>
+                <w:rFonts w:ascii="宋体" w:hAnsi="宋体" w:hint="eastAsia"/>
                 <w:color w:val="000000" w:themeColor="text1"/>
                 <w:sz w:val="18"/>
                 <w:szCs w:val="18"/>
@@ -14480,14 +14355,13 @@
         <w:tc>
           <w:tcPr>
             <w:tcW w:w="1843" w:type="dxa"/>
-            <w:shd w:val="clear" w:color="auto" w:fill="auto"/>
           </w:tcPr>
           <w:p>
             <w:pPr>
               <w:pStyle w:val="afb"/>
               <w:jc w:val="left"/>
               <w:rPr>
-                <w:rFonts w:ascii="宋体" w:hAnsi="宋体"/>
+                <w:rFonts w:ascii="宋体" w:hAnsi="宋体" w:hint="eastAsia"/>
                 <w:color w:val="000000" w:themeColor="text1"/>
                 <w:sz w:val="18"/>
                 <w:szCs w:val="18"/>
@@ -14507,14 +14381,13 @@
         <w:tc>
           <w:tcPr>
             <w:tcW w:w="5528" w:type="dxa"/>
-            <w:shd w:val="clear" w:color="auto" w:fill="auto"/>
           </w:tcPr>
           <w:p>
             <w:pPr>
               <w:pStyle w:val="afb"/>
               <w:jc w:val="left"/>
               <w:rPr>
-                <w:rFonts w:ascii="宋体" w:hAnsi="宋体"/>
+                <w:rFonts w:ascii="宋体" w:hAnsi="宋体" w:hint="eastAsia"/>
                 <w:color w:val="000000" w:themeColor="text1"/>
                 <w:sz w:val="18"/>
                 <w:szCs w:val="18"/>
@@ -14565,7 +14438,7 @@
               <w:pStyle w:val="afb"/>
               <w:jc w:val="left"/>
               <w:rPr>
-                <w:rFonts w:ascii="宋体" w:hAnsi="宋体"/>
+                <w:rFonts w:ascii="宋体" w:hAnsi="宋体" w:hint="eastAsia"/>
                 <w:color w:val="000000" w:themeColor="text1"/>
                 <w:sz w:val="18"/>
                 <w:szCs w:val="18"/>
@@ -14585,14 +14458,13 @@
         <w:tc>
           <w:tcPr>
             <w:tcW w:w="1843" w:type="dxa"/>
-            <w:shd w:val="clear" w:color="auto" w:fill="auto"/>
           </w:tcPr>
           <w:p>
             <w:pPr>
               <w:pStyle w:val="afb"/>
               <w:jc w:val="left"/>
               <w:rPr>
-                <w:rFonts w:ascii="宋体" w:hAnsi="宋体"/>
+                <w:rFonts w:ascii="宋体" w:hAnsi="宋体" w:hint="eastAsia"/>
                 <w:color w:val="000000" w:themeColor="text1"/>
                 <w:sz w:val="18"/>
                 <w:szCs w:val="18"/>
@@ -14612,14 +14484,13 @@
         <w:tc>
           <w:tcPr>
             <w:tcW w:w="5528" w:type="dxa"/>
-            <w:shd w:val="clear" w:color="auto" w:fill="auto"/>
           </w:tcPr>
           <w:p>
             <w:pPr>
               <w:pStyle w:val="afb"/>
               <w:jc w:val="left"/>
               <w:rPr>
-                <w:rFonts w:ascii="宋体" w:hAnsi="宋体"/>
+                <w:rFonts w:ascii="宋体" w:hAnsi="宋体" w:hint="eastAsia"/>
                 <w:color w:val="000000" w:themeColor="text1"/>
                 <w:sz w:val="18"/>
                 <w:szCs w:val="18"/>
@@ -14643,7 +14514,7 @@
               <w:pStyle w:val="afb"/>
               <w:jc w:val="left"/>
               <w:rPr>
-                <w:rFonts w:ascii="宋体" w:hAnsi="宋体"/>
+                <w:rFonts w:ascii="宋体" w:hAnsi="宋体" w:hint="eastAsia"/>
                 <w:color w:val="000000" w:themeColor="text1"/>
                 <w:sz w:val="18"/>
                 <w:szCs w:val="18"/>
@@ -14663,14 +14534,13 @@
         <w:tc>
           <w:tcPr>
             <w:tcW w:w="1843" w:type="dxa"/>
-            <w:shd w:val="clear" w:color="auto" w:fill="auto"/>
           </w:tcPr>
           <w:p>
             <w:pPr>
               <w:pStyle w:val="afb"/>
               <w:jc w:val="left"/>
               <w:rPr>
-                <w:rFonts w:ascii="宋体" w:hAnsi="宋体"/>
+                <w:rFonts w:ascii="宋体" w:hAnsi="宋体" w:hint="eastAsia"/>
                 <w:color w:val="000000" w:themeColor="text1"/>
                 <w:sz w:val="18"/>
                 <w:szCs w:val="18"/>
@@ -14708,14 +14578,13 @@
         <w:tc>
           <w:tcPr>
             <w:tcW w:w="5528" w:type="dxa"/>
-            <w:shd w:val="clear" w:color="auto" w:fill="auto"/>
           </w:tcPr>
           <w:p>
             <w:pPr>
               <w:pStyle w:val="afb"/>
               <w:jc w:val="left"/>
               <w:rPr>
-                <w:rFonts w:ascii="宋体" w:hAnsi="宋体"/>
+                <w:rFonts w:ascii="宋体" w:hAnsi="宋体" w:hint="eastAsia"/>
                 <w:color w:val="000000" w:themeColor="text1"/>
                 <w:sz w:val="18"/>
                 <w:szCs w:val="18"/>
@@ -14752,21 +14621,31 @@
                 <w:sz w:val="18"/>
                 <w:szCs w:val="18"/>
               </w:rPr>
-              <w:t>是否开金税</w:t>
-            </w:r>
+              <w:t>是否</w:t>
+            </w:r>
+            <w:proofErr w:type="gramStart"/>
+            <w:r>
+              <w:rPr>
+                <w:rFonts w:ascii="宋体" w:hAnsi="宋体" w:hint="eastAsia"/>
+                <w:color w:val="000000" w:themeColor="text1"/>
+                <w:sz w:val="18"/>
+                <w:szCs w:val="18"/>
+              </w:rPr>
+              <w:t>开金税</w:t>
+            </w:r>
+            <w:proofErr w:type="gramEnd"/>
           </w:p>
         </w:tc>
         <w:tc>
           <w:tcPr>
             <w:tcW w:w="1843" w:type="dxa"/>
-            <w:shd w:val="clear" w:color="auto" w:fill="auto"/>
           </w:tcPr>
           <w:p>
             <w:pPr>
               <w:pStyle w:val="afb"/>
               <w:jc w:val="left"/>
               <w:rPr>
-                <w:rFonts w:ascii="宋体" w:hAnsi="宋体"/>
+                <w:rFonts w:ascii="宋体" w:hAnsi="宋体" w:hint="eastAsia"/>
                 <w:color w:val="000000" w:themeColor="text1"/>
                 <w:sz w:val="18"/>
                 <w:szCs w:val="18"/>
@@ -14777,21 +14656,18 @@
         <w:tc>
           <w:tcPr>
             <w:tcW w:w="5528" w:type="dxa"/>
-            <w:shd w:val="clear" w:color="auto" w:fill="auto"/>
           </w:tcPr>
           <w:p>
             <w:pPr>
               <w:pStyle w:val="afb"/>
               <w:jc w:val="left"/>
               <w:rPr>
-                <w:rFonts w:ascii="宋体" w:hAnsi="宋体"/>
-                <w:color w:val="000000" w:themeColor="text1"/>
-                <w:sz w:val="18"/>
-                <w:szCs w:val="18"/>
-              </w:rPr>
-            </w:pPr>
-            <w:bookmarkStart w:id="6" w:name="_GoBack"/>
-            <w:bookmarkEnd w:id="6"/>
+                <w:rFonts w:ascii="宋体" w:hAnsi="宋体" w:hint="eastAsia"/>
+                <w:color w:val="000000" w:themeColor="text1"/>
+                <w:sz w:val="18"/>
+                <w:szCs w:val="18"/>
+              </w:rPr>
+            </w:pPr>
           </w:p>
         </w:tc>
       </w:tr>
@@ -14810,7 +14686,7 @@
               <w:pStyle w:val="afb"/>
               <w:jc w:val="left"/>
               <w:rPr>
-                <w:rFonts w:ascii="宋体" w:hAnsi="宋体"/>
+                <w:rFonts w:ascii="宋体" w:hAnsi="宋体" w:hint="eastAsia"/>
                 <w:color w:val="000000" w:themeColor="text1"/>
                 <w:sz w:val="18"/>
                 <w:szCs w:val="18"/>
@@ -14830,14 +14706,13 @@
         <w:tc>
           <w:tcPr>
             <w:tcW w:w="1843" w:type="dxa"/>
-            <w:shd w:val="clear" w:color="auto" w:fill="auto"/>
           </w:tcPr>
           <w:p>
             <w:pPr>
               <w:pStyle w:val="afb"/>
               <w:jc w:val="left"/>
               <w:rPr>
-                <w:rFonts w:ascii="宋体" w:hAnsi="宋体"/>
+                <w:rFonts w:ascii="宋体" w:hAnsi="宋体" w:hint="eastAsia"/>
                 <w:color w:val="000000" w:themeColor="text1"/>
                 <w:sz w:val="18"/>
                 <w:szCs w:val="18"/>
@@ -14857,14 +14732,13 @@
         <w:tc>
           <w:tcPr>
             <w:tcW w:w="5528" w:type="dxa"/>
-            <w:shd w:val="clear" w:color="auto" w:fill="auto"/>
           </w:tcPr>
           <w:p>
             <w:pPr>
               <w:pStyle w:val="afb"/>
               <w:jc w:val="left"/>
               <w:rPr>
-                <w:rFonts w:ascii="宋体" w:hAnsi="宋体"/>
+                <w:rFonts w:ascii="宋体" w:hAnsi="宋体" w:hint="eastAsia"/>
                 <w:color w:val="000000" w:themeColor="text1"/>
                 <w:sz w:val="18"/>
                 <w:szCs w:val="18"/>
@@ -14888,7 +14762,7 @@
               <w:pStyle w:val="afb"/>
               <w:jc w:val="left"/>
               <w:rPr>
-                <w:rFonts w:ascii="宋体" w:hAnsi="宋体"/>
+                <w:rFonts w:ascii="宋体" w:hAnsi="宋体" w:hint="eastAsia"/>
                 <w:color w:val="000000" w:themeColor="text1"/>
                 <w:sz w:val="18"/>
                 <w:szCs w:val="18"/>
@@ -14908,14 +14782,13 @@
         <w:tc>
           <w:tcPr>
             <w:tcW w:w="1843" w:type="dxa"/>
-            <w:shd w:val="clear" w:color="auto" w:fill="auto"/>
           </w:tcPr>
           <w:p>
             <w:pPr>
               <w:pStyle w:val="afb"/>
               <w:jc w:val="left"/>
               <w:rPr>
-                <w:rFonts w:ascii="宋体" w:hAnsi="宋体"/>
+                <w:rFonts w:ascii="宋体" w:hAnsi="宋体" w:hint="eastAsia"/>
                 <w:color w:val="000000" w:themeColor="text1"/>
                 <w:sz w:val="18"/>
                 <w:szCs w:val="18"/>
@@ -14944,14 +14817,13 @@
         <w:tc>
           <w:tcPr>
             <w:tcW w:w="5528" w:type="dxa"/>
-            <w:shd w:val="clear" w:color="auto" w:fill="auto"/>
           </w:tcPr>
           <w:p>
             <w:pPr>
               <w:pStyle w:val="afb"/>
               <w:jc w:val="left"/>
               <w:rPr>
-                <w:rFonts w:ascii="宋体" w:hAnsi="宋体"/>
+                <w:rFonts w:ascii="宋体" w:hAnsi="宋体" w:hint="eastAsia"/>
                 <w:color w:val="000000" w:themeColor="text1"/>
                 <w:sz w:val="18"/>
                 <w:szCs w:val="18"/>
@@ -14975,7 +14847,7 @@
               <w:pStyle w:val="afb"/>
               <w:jc w:val="left"/>
               <w:rPr>
-                <w:rFonts w:ascii="宋体" w:hAnsi="宋体"/>
+                <w:rFonts w:ascii="宋体" w:hAnsi="宋体" w:hint="eastAsia"/>
                 <w:color w:val="000000" w:themeColor="text1"/>
                 <w:sz w:val="18"/>
                 <w:szCs w:val="18"/>
@@ -14995,14 +14867,13 @@
         <w:tc>
           <w:tcPr>
             <w:tcW w:w="1843" w:type="dxa"/>
-            <w:shd w:val="clear" w:color="auto" w:fill="auto"/>
           </w:tcPr>
           <w:p>
             <w:pPr>
               <w:pStyle w:val="afb"/>
               <w:jc w:val="left"/>
               <w:rPr>
-                <w:rFonts w:ascii="宋体" w:hAnsi="宋体"/>
+                <w:rFonts w:ascii="宋体" w:hAnsi="宋体" w:hint="eastAsia"/>
                 <w:color w:val="000000" w:themeColor="text1"/>
                 <w:sz w:val="18"/>
                 <w:szCs w:val="18"/>
@@ -15022,14 +14893,13 @@
         <w:tc>
           <w:tcPr>
             <w:tcW w:w="5528" w:type="dxa"/>
-            <w:shd w:val="clear" w:color="auto" w:fill="auto"/>
           </w:tcPr>
           <w:p>
             <w:pPr>
               <w:pStyle w:val="afb"/>
               <w:jc w:val="left"/>
               <w:rPr>
-                <w:rFonts w:ascii="宋体" w:hAnsi="宋体"/>
+                <w:rFonts w:ascii="宋体" w:hAnsi="宋体" w:hint="eastAsia"/>
                 <w:color w:val="000000" w:themeColor="text1"/>
                 <w:sz w:val="18"/>
                 <w:szCs w:val="18"/>
@@ -15053,7 +14923,7 @@
               <w:pStyle w:val="afb"/>
               <w:jc w:val="left"/>
               <w:rPr>
-                <w:rFonts w:ascii="宋体" w:hAnsi="宋体"/>
+                <w:rFonts w:ascii="宋体" w:hAnsi="宋体" w:hint="eastAsia"/>
                 <w:color w:val="000000" w:themeColor="text1"/>
                 <w:sz w:val="18"/>
                 <w:szCs w:val="18"/>
@@ -15073,14 +14943,13 @@
         <w:tc>
           <w:tcPr>
             <w:tcW w:w="1843" w:type="dxa"/>
-            <w:shd w:val="clear" w:color="auto" w:fill="auto"/>
           </w:tcPr>
           <w:p>
             <w:pPr>
               <w:pStyle w:val="afb"/>
               <w:jc w:val="left"/>
               <w:rPr>
-                <w:rFonts w:ascii="宋体" w:hAnsi="宋体"/>
+                <w:rFonts w:ascii="宋体" w:hAnsi="宋体" w:hint="eastAsia"/>
                 <w:color w:val="000000" w:themeColor="text1"/>
                 <w:sz w:val="18"/>
                 <w:szCs w:val="18"/>
@@ -15100,14 +14969,13 @@
         <w:tc>
           <w:tcPr>
             <w:tcW w:w="5528" w:type="dxa"/>
-            <w:shd w:val="clear" w:color="auto" w:fill="auto"/>
           </w:tcPr>
           <w:p>
             <w:pPr>
               <w:pStyle w:val="afb"/>
               <w:jc w:val="left"/>
               <w:rPr>
-                <w:rFonts w:ascii="宋体" w:hAnsi="宋体"/>
+                <w:rFonts w:ascii="宋体" w:hAnsi="宋体" w:hint="eastAsia"/>
                 <w:color w:val="000000" w:themeColor="text1"/>
                 <w:sz w:val="18"/>
                 <w:szCs w:val="18"/>
@@ -15130,7 +14998,7 @@
               <w:pStyle w:val="afb"/>
               <w:jc w:val="left"/>
               <w:rPr>
-                <w:rFonts w:ascii="宋体" w:hAnsi="宋体"/>
+                <w:rFonts w:ascii="宋体" w:hAnsi="宋体" w:hint="eastAsia"/>
                 <w:color w:val="000000" w:themeColor="text1"/>
                 <w:sz w:val="18"/>
                 <w:szCs w:val="18"/>
@@ -15150,14 +15018,13 @@
         <w:tc>
           <w:tcPr>
             <w:tcW w:w="1843" w:type="dxa"/>
-            <w:shd w:val="clear" w:color="auto" w:fill="auto"/>
           </w:tcPr>
           <w:p>
             <w:pPr>
               <w:pStyle w:val="afb"/>
               <w:jc w:val="left"/>
               <w:rPr>
-                <w:rFonts w:ascii="宋体" w:hAnsi="宋体"/>
+                <w:rFonts w:ascii="宋体" w:hAnsi="宋体" w:hint="eastAsia"/>
                 <w:color w:val="000000" w:themeColor="text1"/>
                 <w:sz w:val="18"/>
                 <w:szCs w:val="18"/>
@@ -15168,14 +15035,13 @@
         <w:tc>
           <w:tcPr>
             <w:tcW w:w="5528" w:type="dxa"/>
-            <w:shd w:val="clear" w:color="auto" w:fill="auto"/>
           </w:tcPr>
           <w:p>
             <w:pPr>
               <w:pStyle w:val="afb"/>
               <w:jc w:val="left"/>
               <w:rPr>
-                <w:rFonts w:ascii="宋体" w:hAnsi="宋体"/>
+                <w:rFonts w:ascii="宋体" w:hAnsi="宋体" w:hint="eastAsia"/>
                 <w:color w:val="000000" w:themeColor="text1"/>
                 <w:sz w:val="18"/>
                 <w:szCs w:val="18"/>
@@ -15378,7 +15244,7 @@
               <w:pStyle w:val="afb"/>
               <w:jc w:val="left"/>
               <w:rPr>
-                <w:rFonts w:ascii="宋体" w:hAnsi="宋体"/>
+                <w:rFonts w:ascii="宋体" w:hAnsi="宋体" w:hint="eastAsia"/>
                 <w:color w:val="000000" w:themeColor="text1"/>
                 <w:sz w:val="18"/>
                 <w:szCs w:val="18"/>
@@ -15398,14 +15264,13 @@
         <w:tc>
           <w:tcPr>
             <w:tcW w:w="1843" w:type="dxa"/>
-            <w:shd w:val="clear" w:color="auto" w:fill="auto"/>
           </w:tcPr>
           <w:p>
             <w:pPr>
               <w:pStyle w:val="afb"/>
               <w:jc w:val="left"/>
               <w:rPr>
-                <w:rFonts w:ascii="宋体" w:hAnsi="宋体"/>
+                <w:rFonts w:ascii="宋体" w:hAnsi="宋体" w:hint="eastAsia"/>
                 <w:color w:val="000000" w:themeColor="text1"/>
                 <w:sz w:val="18"/>
                 <w:szCs w:val="18"/>
@@ -15416,14 +15281,13 @@
         <w:tc>
           <w:tcPr>
             <w:tcW w:w="5528" w:type="dxa"/>
-            <w:shd w:val="clear" w:color="auto" w:fill="auto"/>
           </w:tcPr>
           <w:p>
             <w:pPr>
               <w:pStyle w:val="afb"/>
               <w:jc w:val="left"/>
               <w:rPr>
-                <w:rFonts w:ascii="宋体" w:hAnsi="宋体"/>
+                <w:rFonts w:ascii="宋体" w:hAnsi="宋体" w:hint="eastAsia"/>
                 <w:color w:val="000000" w:themeColor="text1"/>
                 <w:sz w:val="18"/>
                 <w:szCs w:val="18"/>
@@ -15519,7 +15383,7 @@
               <w:pStyle w:val="afb"/>
               <w:jc w:val="left"/>
               <w:rPr>
-                <w:rFonts w:ascii="宋体" w:hAnsi="宋体"/>
+                <w:rFonts w:ascii="宋体" w:hAnsi="宋体" w:hint="eastAsia"/>
                 <w:color w:val="000000" w:themeColor="text1"/>
                 <w:sz w:val="18"/>
                 <w:szCs w:val="18"/>
@@ -15539,14 +15403,13 @@
         <w:tc>
           <w:tcPr>
             <w:tcW w:w="1843" w:type="dxa"/>
-            <w:shd w:val="clear" w:color="auto" w:fill="auto"/>
           </w:tcPr>
           <w:p>
             <w:pPr>
               <w:pStyle w:val="afb"/>
               <w:jc w:val="left"/>
               <w:rPr>
-                <w:rFonts w:ascii="宋体" w:hAnsi="宋体"/>
+                <w:rFonts w:ascii="宋体" w:hAnsi="宋体" w:hint="eastAsia"/>
                 <w:color w:val="000000" w:themeColor="text1"/>
                 <w:sz w:val="18"/>
                 <w:szCs w:val="18"/>
@@ -15566,14 +15429,13 @@
         <w:tc>
           <w:tcPr>
             <w:tcW w:w="5528" w:type="dxa"/>
-            <w:shd w:val="clear" w:color="auto" w:fill="auto"/>
           </w:tcPr>
           <w:p>
             <w:pPr>
               <w:pStyle w:val="afb"/>
               <w:jc w:val="left"/>
               <w:rPr>
-                <w:rFonts w:ascii="宋体" w:hAnsi="宋体"/>
+                <w:rFonts w:ascii="宋体" w:hAnsi="宋体" w:hint="eastAsia"/>
                 <w:color w:val="000000" w:themeColor="text1"/>
                 <w:sz w:val="18"/>
                 <w:szCs w:val="18"/>
@@ -15597,7 +15459,7 @@
               <w:pStyle w:val="afb"/>
               <w:jc w:val="left"/>
               <w:rPr>
-                <w:rFonts w:ascii="宋体" w:hAnsi="宋体"/>
+                <w:rFonts w:ascii="宋体" w:hAnsi="宋体" w:hint="eastAsia"/>
                 <w:color w:val="000000" w:themeColor="text1"/>
                 <w:sz w:val="18"/>
                 <w:szCs w:val="18"/>
@@ -15617,14 +15479,13 @@
         <w:tc>
           <w:tcPr>
             <w:tcW w:w="1843" w:type="dxa"/>
-            <w:shd w:val="clear" w:color="auto" w:fill="auto"/>
           </w:tcPr>
           <w:p>
             <w:pPr>
               <w:pStyle w:val="afb"/>
               <w:jc w:val="left"/>
               <w:rPr>
-                <w:rFonts w:ascii="宋体" w:hAnsi="宋体"/>
+                <w:rFonts w:ascii="宋体" w:hAnsi="宋体" w:hint="eastAsia"/>
                 <w:color w:val="000000" w:themeColor="text1"/>
                 <w:sz w:val="18"/>
                 <w:szCs w:val="18"/>
@@ -15644,14 +15505,13 @@
         <w:tc>
           <w:tcPr>
             <w:tcW w:w="5528" w:type="dxa"/>
-            <w:shd w:val="clear" w:color="auto" w:fill="auto"/>
           </w:tcPr>
           <w:p>
             <w:pPr>
               <w:pStyle w:val="afb"/>
               <w:jc w:val="left"/>
               <w:rPr>
-                <w:rFonts w:ascii="宋体" w:hAnsi="宋体"/>
+                <w:rFonts w:ascii="宋体" w:hAnsi="宋体" w:hint="eastAsia"/>
                 <w:color w:val="000000" w:themeColor="text1"/>
                 <w:sz w:val="18"/>
                 <w:szCs w:val="18"/>
@@ -15717,7 +15577,7 @@
               <w:pStyle w:val="afb"/>
               <w:jc w:val="left"/>
               <w:rPr>
-                <w:rFonts w:ascii="宋体" w:hAnsi="宋体"/>
+                <w:rFonts w:ascii="宋体" w:hAnsi="宋体" w:hint="eastAsia"/>
                 <w:color w:val="000000" w:themeColor="text1"/>
                 <w:sz w:val="18"/>
                 <w:szCs w:val="18"/>
@@ -15737,14 +15597,13 @@
         <w:tc>
           <w:tcPr>
             <w:tcW w:w="1843" w:type="dxa"/>
-            <w:shd w:val="clear" w:color="auto" w:fill="auto"/>
           </w:tcPr>
           <w:p>
             <w:pPr>
               <w:pStyle w:val="afb"/>
               <w:jc w:val="left"/>
               <w:rPr>
-                <w:rFonts w:ascii="宋体" w:hAnsi="宋体"/>
+                <w:rFonts w:ascii="宋体" w:hAnsi="宋体" w:hint="eastAsia"/>
                 <w:color w:val="000000" w:themeColor="text1"/>
                 <w:sz w:val="18"/>
                 <w:szCs w:val="18"/>
@@ -15782,14 +15641,13 @@
         <w:tc>
           <w:tcPr>
             <w:tcW w:w="5528" w:type="dxa"/>
-            <w:shd w:val="clear" w:color="auto" w:fill="auto"/>
           </w:tcPr>
           <w:p>
             <w:pPr>
               <w:pStyle w:val="afb"/>
               <w:jc w:val="left"/>
               <w:rPr>
-                <w:rFonts w:ascii="宋体" w:hAnsi="宋体"/>
+                <w:rFonts w:ascii="宋体" w:hAnsi="宋体" w:hint="eastAsia"/>
                 <w:color w:val="000000" w:themeColor="text1"/>
                 <w:sz w:val="18"/>
                 <w:szCs w:val="18"/>
@@ -15966,7 +15824,7 @@
               <w:pStyle w:val="afb"/>
               <w:jc w:val="left"/>
               <w:rPr>
-                <w:rFonts w:ascii="宋体" w:hAnsi="宋体"/>
+                <w:rFonts w:ascii="宋体" w:hAnsi="宋体" w:hint="eastAsia"/>
                 <w:color w:val="000000" w:themeColor="text1"/>
                 <w:sz w:val="18"/>
                 <w:szCs w:val="18"/>
@@ -15986,14 +15844,13 @@
         <w:tc>
           <w:tcPr>
             <w:tcW w:w="1843" w:type="dxa"/>
-            <w:shd w:val="clear" w:color="auto" w:fill="auto"/>
           </w:tcPr>
           <w:p>
             <w:pPr>
               <w:pStyle w:val="afb"/>
               <w:jc w:val="left"/>
               <w:rPr>
-                <w:rFonts w:ascii="宋体" w:hAnsi="宋体"/>
+                <w:rFonts w:ascii="宋体" w:hAnsi="宋体" w:hint="eastAsia"/>
                 <w:color w:val="000000" w:themeColor="text1"/>
                 <w:sz w:val="18"/>
                 <w:szCs w:val="18"/>
@@ -16013,14 +15870,13 @@
         <w:tc>
           <w:tcPr>
             <w:tcW w:w="5528" w:type="dxa"/>
-            <w:shd w:val="clear" w:color="auto" w:fill="auto"/>
           </w:tcPr>
           <w:p>
             <w:pPr>
               <w:pStyle w:val="afb"/>
               <w:jc w:val="left"/>
               <w:rPr>
-                <w:rFonts w:ascii="宋体" w:hAnsi="宋体"/>
+                <w:rFonts w:ascii="宋体" w:hAnsi="宋体" w:hint="eastAsia"/>
                 <w:color w:val="000000" w:themeColor="text1"/>
                 <w:sz w:val="18"/>
                 <w:szCs w:val="18"/>
@@ -16044,7 +15900,7 @@
               <w:pStyle w:val="afb"/>
               <w:jc w:val="left"/>
               <w:rPr>
-                <w:rFonts w:ascii="宋体" w:hAnsi="宋体"/>
+                <w:rFonts w:ascii="宋体" w:hAnsi="宋体" w:hint="eastAsia"/>
                 <w:color w:val="000000" w:themeColor="text1"/>
                 <w:sz w:val="18"/>
                 <w:szCs w:val="18"/>
@@ -16064,14 +15920,13 @@
         <w:tc>
           <w:tcPr>
             <w:tcW w:w="1843" w:type="dxa"/>
-            <w:shd w:val="clear" w:color="auto" w:fill="auto"/>
           </w:tcPr>
           <w:p>
             <w:pPr>
               <w:pStyle w:val="afb"/>
               <w:jc w:val="left"/>
               <w:rPr>
-                <w:rFonts w:ascii="宋体" w:hAnsi="宋体"/>
+                <w:rFonts w:ascii="宋体" w:hAnsi="宋体" w:hint="eastAsia"/>
                 <w:color w:val="000000" w:themeColor="text1"/>
                 <w:sz w:val="18"/>
                 <w:szCs w:val="18"/>
@@ -16091,14 +15946,13 @@
         <w:tc>
           <w:tcPr>
             <w:tcW w:w="5528" w:type="dxa"/>
-            <w:shd w:val="clear" w:color="auto" w:fill="auto"/>
           </w:tcPr>
           <w:p>
             <w:pPr>
               <w:pStyle w:val="afb"/>
               <w:jc w:val="left"/>
               <w:rPr>
-                <w:rFonts w:ascii="宋体" w:hAnsi="宋体"/>
+                <w:rFonts w:ascii="宋体" w:hAnsi="宋体" w:hint="eastAsia"/>
                 <w:color w:val="000000" w:themeColor="text1"/>
                 <w:sz w:val="18"/>
                 <w:szCs w:val="18"/>
@@ -16122,7 +15976,7 @@
               <w:pStyle w:val="afb"/>
               <w:jc w:val="left"/>
               <w:rPr>
-                <w:rFonts w:ascii="宋体" w:hAnsi="宋体"/>
+                <w:rFonts w:ascii="宋体" w:hAnsi="宋体" w:hint="eastAsia"/>
                 <w:color w:val="000000" w:themeColor="text1"/>
                 <w:sz w:val="18"/>
                 <w:szCs w:val="18"/>
@@ -16142,14 +15996,13 @@
         <w:tc>
           <w:tcPr>
             <w:tcW w:w="1843" w:type="dxa"/>
-            <w:shd w:val="clear" w:color="auto" w:fill="auto"/>
           </w:tcPr>
           <w:p>
             <w:pPr>
               <w:pStyle w:val="afb"/>
               <w:jc w:val="left"/>
               <w:rPr>
-                <w:rFonts w:ascii="宋体" w:hAnsi="宋体"/>
+                <w:rFonts w:ascii="宋体" w:hAnsi="宋体" w:hint="eastAsia"/>
                 <w:color w:val="000000" w:themeColor="text1"/>
                 <w:sz w:val="18"/>
                 <w:szCs w:val="18"/>
@@ -16177,7 +16030,6 @@
         <w:tc>
           <w:tcPr>
             <w:tcW w:w="5528" w:type="dxa"/>
-            <w:shd w:val="clear" w:color="auto" w:fill="auto"/>
           </w:tcPr>
           <w:p>
             <w:pPr>
@@ -16185,7 +16037,7 @@
               <w:ind w:rightChars="-311" w:right="-684"/>
               <w:jc w:val="left"/>
               <w:rPr>
-                <w:rFonts w:ascii="宋体" w:hAnsi="宋体"/>
+                <w:rFonts w:ascii="宋体" w:hAnsi="宋体" w:hint="eastAsia"/>
                 <w:color w:val="000000" w:themeColor="text1"/>
                 <w:sz w:val="18"/>
                 <w:szCs w:val="18"/>
@@ -16252,15 +16104,7 @@
                 <w:color w:val="000000" w:themeColor="text1"/>
                 <w:sz w:val="20"/>
               </w:rPr>
-              <w:t xml:space="preserve"> </w:t>
-            </w:r>
-            <w:r>
-              <w:rPr>
-                <w:rFonts w:ascii="宋体" w:hAnsi="宋体"/>
-                <w:color w:val="000000" w:themeColor="text1"/>
-                <w:sz w:val="20"/>
-              </w:rPr>
-              <w:t>ADRC-</w:t>
+              <w:t xml:space="preserve"> ADRC-</w:t>
             </w:r>
             <w:r>
               <w:rPr>
@@ -16289,7 +16133,7 @@
               <w:pStyle w:val="afb"/>
               <w:jc w:val="left"/>
               <w:rPr>
-                <w:rFonts w:ascii="宋体" w:hAnsi="宋体"/>
+                <w:rFonts w:ascii="宋体" w:hAnsi="宋体" w:hint="eastAsia"/>
                 <w:color w:val="000000" w:themeColor="text1"/>
                 <w:sz w:val="18"/>
                 <w:szCs w:val="18"/>
@@ -16309,14 +16153,13 @@
         <w:tc>
           <w:tcPr>
             <w:tcW w:w="1843" w:type="dxa"/>
-            <w:shd w:val="clear" w:color="auto" w:fill="auto"/>
           </w:tcPr>
           <w:p>
             <w:pPr>
               <w:pStyle w:val="afb"/>
               <w:jc w:val="left"/>
               <w:rPr>
-                <w:rFonts w:ascii="宋体" w:hAnsi="宋体"/>
+                <w:rFonts w:ascii="宋体" w:hAnsi="宋体" w:hint="eastAsia"/>
                 <w:color w:val="000000" w:themeColor="text1"/>
                 <w:sz w:val="18"/>
                 <w:szCs w:val="18"/>
@@ -16344,7 +16187,6 @@
         <w:tc>
           <w:tcPr>
             <w:tcW w:w="5528" w:type="dxa"/>
-            <w:shd w:val="clear" w:color="auto" w:fill="auto"/>
           </w:tcPr>
           <w:p>
             <w:pPr>
@@ -16352,7 +16194,7 @@
               <w:ind w:rightChars="17" w:right="37"/>
               <w:jc w:val="left"/>
               <w:rPr>
-                <w:rFonts w:ascii="宋体" w:hAnsi="宋体"/>
+                <w:rFonts w:ascii="宋体" w:hAnsi="宋体" w:hint="eastAsia"/>
                 <w:color w:val="000000" w:themeColor="text1"/>
                 <w:sz w:val="18"/>
                 <w:szCs w:val="18"/>
@@ -16466,7 +16308,7 @@
               <w:pStyle w:val="afb"/>
               <w:jc w:val="left"/>
               <w:rPr>
-                <w:rFonts w:ascii="宋体" w:hAnsi="宋体"/>
+                <w:rFonts w:ascii="宋体" w:hAnsi="宋体" w:hint="eastAsia"/>
                 <w:color w:val="000000" w:themeColor="text1"/>
                 <w:sz w:val="18"/>
                 <w:szCs w:val="18"/>
@@ -16486,14 +16328,13 @@
         <w:tc>
           <w:tcPr>
             <w:tcW w:w="1843" w:type="dxa"/>
-            <w:shd w:val="clear" w:color="auto" w:fill="auto"/>
           </w:tcPr>
           <w:p>
             <w:pPr>
               <w:pStyle w:val="afb"/>
               <w:jc w:val="left"/>
               <w:rPr>
-                <w:rFonts w:ascii="宋体" w:hAnsi="宋体"/>
+                <w:rFonts w:ascii="宋体" w:hAnsi="宋体" w:hint="eastAsia"/>
                 <w:color w:val="000000" w:themeColor="text1"/>
                 <w:sz w:val="18"/>
                 <w:szCs w:val="18"/>
@@ -16521,7 +16362,6 @@
         <w:tc>
           <w:tcPr>
             <w:tcW w:w="5528" w:type="dxa"/>
-            <w:shd w:val="clear" w:color="auto" w:fill="auto"/>
           </w:tcPr>
           <w:p>
             <w:pPr>
@@ -16529,7 +16369,7 @@
               <w:ind w:rightChars="17" w:right="37"/>
               <w:jc w:val="left"/>
               <w:rPr>
-                <w:rFonts w:ascii="宋体" w:hAnsi="宋体"/>
+                <w:rFonts w:ascii="宋体" w:hAnsi="宋体" w:hint="eastAsia"/>
                 <w:color w:val="000000" w:themeColor="text1"/>
                 <w:sz w:val="18"/>
                 <w:szCs w:val="18"/>
@@ -16622,16 +16462,7 @@
                 <w:sz w:val="18"/>
                 <w:szCs w:val="18"/>
               </w:rPr>
-              <w:t xml:space="preserve"> </w:t>
-            </w:r>
-            <w:r>
-              <w:rPr>
-                <w:rFonts w:ascii="宋体" w:hAnsi="宋体"/>
-                <w:color w:val="000000" w:themeColor="text1"/>
-                <w:sz w:val="18"/>
-                <w:szCs w:val="18"/>
-              </w:rPr>
-              <w:t>ORT01</w:t>
+              <w:t xml:space="preserve"> ORT01</w:t>
             </w:r>
           </w:p>
         </w:tc>
@@ -16651,7 +16482,7 @@
               <w:pStyle w:val="afb"/>
               <w:jc w:val="left"/>
               <w:rPr>
-                <w:rFonts w:ascii="宋体" w:hAnsi="宋体"/>
+                <w:rFonts w:ascii="宋体" w:hAnsi="宋体" w:hint="eastAsia"/>
                 <w:color w:val="000000" w:themeColor="text1"/>
                 <w:sz w:val="18"/>
                 <w:szCs w:val="18"/>
@@ -16672,14 +16503,13 @@
         <w:tc>
           <w:tcPr>
             <w:tcW w:w="1843" w:type="dxa"/>
-            <w:shd w:val="clear" w:color="auto" w:fill="auto"/>
           </w:tcPr>
           <w:p>
             <w:pPr>
               <w:pStyle w:val="afb"/>
               <w:jc w:val="left"/>
               <w:rPr>
-                <w:rFonts w:ascii="宋体" w:hAnsi="宋体"/>
+                <w:rFonts w:ascii="宋体" w:hAnsi="宋体" w:hint="eastAsia"/>
                 <w:color w:val="000000" w:themeColor="text1"/>
                 <w:sz w:val="18"/>
                 <w:szCs w:val="18"/>
@@ -16708,14 +16538,13 @@
         <w:tc>
           <w:tcPr>
             <w:tcW w:w="5528" w:type="dxa"/>
-            <w:shd w:val="clear" w:color="auto" w:fill="auto"/>
           </w:tcPr>
           <w:p>
             <w:pPr>
               <w:pStyle w:val="afb"/>
               <w:jc w:val="left"/>
               <w:rPr>
-                <w:rFonts w:ascii="宋体" w:hAnsi="宋体"/>
+                <w:rFonts w:ascii="宋体" w:hAnsi="宋体" w:hint="eastAsia"/>
                 <w:color w:val="000000" w:themeColor="text1"/>
                 <w:sz w:val="18"/>
                 <w:szCs w:val="18"/>
@@ -16739,12 +16568,13 @@
               <w:pStyle w:val="afb"/>
               <w:jc w:val="left"/>
               <w:rPr>
-                <w:rFonts w:ascii="宋体" w:hAnsi="宋体"/>
-                <w:color w:val="000000" w:themeColor="text1"/>
-                <w:sz w:val="18"/>
-                <w:szCs w:val="18"/>
-              </w:rPr>
-            </w:pPr>
+                <w:rFonts w:ascii="宋体" w:hAnsi="宋体" w:hint="eastAsia"/>
+                <w:color w:val="000000" w:themeColor="text1"/>
+                <w:sz w:val="18"/>
+                <w:szCs w:val="18"/>
+              </w:rPr>
+            </w:pPr>
+            <w:proofErr w:type="gramStart"/>
             <w:r>
               <w:rPr>
                 <w:rFonts w:ascii="宋体" w:hAnsi="宋体" w:hint="eastAsia"/>
@@ -16754,19 +16584,19 @@
               </w:rPr>
               <w:t>物料组</w:t>
             </w:r>
+            <w:proofErr w:type="gramEnd"/>
           </w:p>
         </w:tc>
         <w:tc>
           <w:tcPr>
             <w:tcW w:w="1843" w:type="dxa"/>
-            <w:shd w:val="clear" w:color="auto" w:fill="auto"/>
           </w:tcPr>
           <w:p>
             <w:pPr>
               <w:pStyle w:val="afb"/>
               <w:jc w:val="left"/>
               <w:rPr>
-                <w:rFonts w:ascii="宋体" w:hAnsi="宋体"/>
+                <w:rFonts w:ascii="宋体" w:hAnsi="宋体" w:hint="eastAsia"/>
                 <w:color w:val="000000" w:themeColor="text1"/>
                 <w:sz w:val="18"/>
                 <w:szCs w:val="18"/>
@@ -16795,14 +16625,13 @@
         <w:tc>
           <w:tcPr>
             <w:tcW w:w="5528" w:type="dxa"/>
-            <w:shd w:val="clear" w:color="auto" w:fill="auto"/>
           </w:tcPr>
           <w:p>
             <w:pPr>
               <w:pStyle w:val="afb"/>
               <w:jc w:val="left"/>
               <w:rPr>
-                <w:rFonts w:ascii="宋体" w:hAnsi="宋体"/>
+                <w:rFonts w:ascii="宋体" w:hAnsi="宋体" w:hint="eastAsia"/>
                 <w:color w:val="000000" w:themeColor="text1"/>
                 <w:sz w:val="18"/>
                 <w:szCs w:val="18"/>
@@ -16880,12 +16709,13 @@
               <w:pStyle w:val="afb"/>
               <w:jc w:val="left"/>
               <w:rPr>
-                <w:rFonts w:ascii="宋体" w:hAnsi="宋体"/>
-                <w:color w:val="000000" w:themeColor="text1"/>
-                <w:sz w:val="18"/>
-                <w:szCs w:val="18"/>
-              </w:rPr>
-            </w:pPr>
+                <w:rFonts w:ascii="宋体" w:hAnsi="宋体" w:hint="eastAsia"/>
+                <w:color w:val="000000" w:themeColor="text1"/>
+                <w:sz w:val="18"/>
+                <w:szCs w:val="18"/>
+              </w:rPr>
+            </w:pPr>
+            <w:proofErr w:type="gramStart"/>
             <w:r>
               <w:rPr>
                 <w:rFonts w:ascii="宋体" w:hAnsi="宋体" w:hint="eastAsia"/>
@@ -16895,19 +16725,19 @@
               </w:rPr>
               <w:t>物料组描述</w:t>
             </w:r>
+            <w:proofErr w:type="gramEnd"/>
           </w:p>
         </w:tc>
         <w:tc>
           <w:tcPr>
             <w:tcW w:w="1843" w:type="dxa"/>
-            <w:shd w:val="clear" w:color="auto" w:fill="auto"/>
           </w:tcPr>
           <w:p>
             <w:pPr>
               <w:pStyle w:val="afb"/>
               <w:jc w:val="left"/>
               <w:rPr>
-                <w:rFonts w:ascii="宋体" w:hAnsi="宋体"/>
+                <w:rFonts w:ascii="宋体" w:hAnsi="宋体" w:hint="eastAsia"/>
                 <w:color w:val="000000" w:themeColor="text1"/>
                 <w:sz w:val="18"/>
                 <w:szCs w:val="18"/>
@@ -16945,14 +16775,13 @@
         <w:tc>
           <w:tcPr>
             <w:tcW w:w="5528" w:type="dxa"/>
-            <w:shd w:val="clear" w:color="auto" w:fill="auto"/>
           </w:tcPr>
           <w:p>
             <w:pPr>
               <w:pStyle w:val="afb"/>
               <w:jc w:val="left"/>
               <w:rPr>
-                <w:rFonts w:ascii="宋体" w:hAnsi="宋体"/>
+                <w:rFonts w:ascii="宋体" w:hAnsi="宋体" w:hint="eastAsia"/>
                 <w:color w:val="000000" w:themeColor="text1"/>
                 <w:sz w:val="18"/>
                 <w:szCs w:val="18"/>
@@ -17030,7 +16859,7 @@
               <w:pStyle w:val="afb"/>
               <w:jc w:val="left"/>
               <w:rPr>
-                <w:rFonts w:ascii="宋体" w:hAnsi="宋体"/>
+                <w:rFonts w:ascii="宋体" w:hAnsi="宋体" w:hint="eastAsia"/>
                 <w:color w:val="000000" w:themeColor="text1"/>
                 <w:sz w:val="18"/>
                 <w:szCs w:val="18"/>
@@ -17050,14 +16879,13 @@
         <w:tc>
           <w:tcPr>
             <w:tcW w:w="1843" w:type="dxa"/>
-            <w:shd w:val="clear" w:color="auto" w:fill="auto"/>
           </w:tcPr>
           <w:p>
             <w:pPr>
               <w:pStyle w:val="afb"/>
               <w:jc w:val="left"/>
               <w:rPr>
-                <w:rFonts w:ascii="宋体" w:hAnsi="宋体"/>
+                <w:rFonts w:ascii="宋体" w:hAnsi="宋体" w:hint="eastAsia"/>
                 <w:color w:val="000000" w:themeColor="text1"/>
                 <w:sz w:val="18"/>
                 <w:szCs w:val="18"/>
@@ -17086,14 +16914,13 @@
         <w:tc>
           <w:tcPr>
             <w:tcW w:w="5528" w:type="dxa"/>
-            <w:shd w:val="clear" w:color="auto" w:fill="auto"/>
           </w:tcPr>
           <w:p>
             <w:pPr>
               <w:pStyle w:val="afb"/>
               <w:jc w:val="left"/>
               <w:rPr>
-                <w:rFonts w:ascii="宋体" w:hAnsi="宋体"/>
+                <w:rFonts w:ascii="宋体" w:hAnsi="宋体" w:hint="eastAsia"/>
                 <w:color w:val="000000" w:themeColor="text1"/>
                 <w:sz w:val="18"/>
                 <w:szCs w:val="18"/>
@@ -17117,7 +16944,7 @@
               <w:pStyle w:val="afb"/>
               <w:jc w:val="left"/>
               <w:rPr>
-                <w:rFonts w:ascii="宋体" w:hAnsi="宋体"/>
+                <w:rFonts w:ascii="宋体" w:hAnsi="宋体" w:hint="eastAsia"/>
                 <w:color w:val="000000" w:themeColor="text1"/>
                 <w:sz w:val="18"/>
                 <w:szCs w:val="18"/>
@@ -17137,14 +16964,13 @@
         <w:tc>
           <w:tcPr>
             <w:tcW w:w="1843" w:type="dxa"/>
-            <w:shd w:val="clear" w:color="auto" w:fill="auto"/>
           </w:tcPr>
           <w:p>
             <w:pPr>
               <w:pStyle w:val="afb"/>
               <w:jc w:val="left"/>
               <w:rPr>
-                <w:rFonts w:ascii="宋体" w:hAnsi="宋体"/>
+                <w:rFonts w:ascii="宋体" w:hAnsi="宋体" w:hint="eastAsia"/>
                 <w:color w:val="000000" w:themeColor="text1"/>
                 <w:sz w:val="18"/>
                 <w:szCs w:val="18"/>
@@ -17173,14 +16999,13 @@
         <w:tc>
           <w:tcPr>
             <w:tcW w:w="5528" w:type="dxa"/>
-            <w:shd w:val="clear" w:color="auto" w:fill="auto"/>
           </w:tcPr>
           <w:p>
             <w:pPr>
               <w:pStyle w:val="afb"/>
               <w:jc w:val="left"/>
               <w:rPr>
-                <w:rFonts w:ascii="宋体" w:hAnsi="宋体"/>
+                <w:rFonts w:ascii="宋体" w:hAnsi="宋体" w:hint="eastAsia"/>
                 <w:color w:val="000000" w:themeColor="text1"/>
                 <w:sz w:val="18"/>
                 <w:szCs w:val="18"/>
@@ -17204,7 +17029,7 @@
               <w:pStyle w:val="afb"/>
               <w:jc w:val="left"/>
               <w:rPr>
-                <w:rFonts w:ascii="宋体" w:hAnsi="宋体"/>
+                <w:rFonts w:ascii="宋体" w:hAnsi="宋体" w:hint="eastAsia"/>
                 <w:color w:val="000000" w:themeColor="text1"/>
                 <w:sz w:val="18"/>
                 <w:szCs w:val="18"/>
@@ -17233,14 +17058,13 @@
         <w:tc>
           <w:tcPr>
             <w:tcW w:w="1843" w:type="dxa"/>
-            <w:shd w:val="clear" w:color="auto" w:fill="auto"/>
           </w:tcPr>
           <w:p>
             <w:pPr>
               <w:pStyle w:val="afb"/>
               <w:jc w:val="left"/>
               <w:rPr>
-                <w:rFonts w:ascii="宋体" w:hAnsi="宋体"/>
+                <w:rFonts w:ascii="宋体" w:hAnsi="宋体" w:hint="eastAsia"/>
                 <w:color w:val="000000" w:themeColor="text1"/>
                 <w:sz w:val="18"/>
                 <w:szCs w:val="18"/>
@@ -17287,14 +17111,13 @@
         <w:tc>
           <w:tcPr>
             <w:tcW w:w="5528" w:type="dxa"/>
-            <w:shd w:val="clear" w:color="auto" w:fill="auto"/>
           </w:tcPr>
           <w:p>
             <w:pPr>
               <w:pStyle w:val="afb"/>
               <w:jc w:val="left"/>
               <w:rPr>
-                <w:rFonts w:ascii="宋体" w:hAnsi="宋体"/>
+                <w:rFonts w:ascii="宋体" w:hAnsi="宋体" w:hint="eastAsia"/>
                 <w:color w:val="000000" w:themeColor="text1"/>
                 <w:sz w:val="18"/>
                 <w:szCs w:val="18"/>
@@ -17318,7 +17141,7 @@
               <w:pStyle w:val="afb"/>
               <w:jc w:val="left"/>
               <w:rPr>
-                <w:rFonts w:ascii="宋体" w:hAnsi="宋体"/>
+                <w:rFonts w:ascii="宋体" w:hAnsi="宋体" w:hint="eastAsia"/>
                 <w:color w:val="000000" w:themeColor="text1"/>
                 <w:sz w:val="18"/>
                 <w:szCs w:val="18"/>
@@ -17338,14 +17161,13 @@
         <w:tc>
           <w:tcPr>
             <w:tcW w:w="1843" w:type="dxa"/>
-            <w:shd w:val="clear" w:color="auto" w:fill="auto"/>
           </w:tcPr>
           <w:p>
             <w:pPr>
               <w:pStyle w:val="afb"/>
               <w:jc w:val="left"/>
               <w:rPr>
-                <w:rFonts w:ascii="宋体" w:hAnsi="宋体"/>
+                <w:rFonts w:ascii="宋体" w:hAnsi="宋体" w:hint="eastAsia"/>
                 <w:color w:val="000000" w:themeColor="text1"/>
                 <w:sz w:val="18"/>
                 <w:szCs w:val="18"/>
@@ -17383,14 +17205,13 @@
         <w:tc>
           <w:tcPr>
             <w:tcW w:w="5528" w:type="dxa"/>
-            <w:shd w:val="clear" w:color="auto" w:fill="auto"/>
           </w:tcPr>
           <w:p>
             <w:pPr>
               <w:pStyle w:val="afb"/>
               <w:jc w:val="left"/>
               <w:rPr>
-                <w:rFonts w:ascii="宋体" w:hAnsi="宋体"/>
+                <w:rFonts w:ascii="宋体" w:hAnsi="宋体" w:hint="eastAsia"/>
                 <w:color w:val="000000" w:themeColor="text1"/>
                 <w:sz w:val="18"/>
                 <w:szCs w:val="18"/>
@@ -17414,7 +17235,7 @@
               <w:pStyle w:val="afb"/>
               <w:jc w:val="left"/>
               <w:rPr>
-                <w:rFonts w:ascii="宋体" w:hAnsi="宋体"/>
+                <w:rFonts w:ascii="宋体" w:hAnsi="宋体" w:hint="eastAsia"/>
                 <w:color w:val="000000" w:themeColor="text1"/>
                 <w:sz w:val="20"/>
               </w:rPr>
@@ -17432,14 +17253,13 @@
         <w:tc>
           <w:tcPr>
             <w:tcW w:w="1843" w:type="dxa"/>
-            <w:shd w:val="clear" w:color="auto" w:fill="auto"/>
           </w:tcPr>
           <w:p>
             <w:pPr>
               <w:pStyle w:val="afb"/>
               <w:jc w:val="left"/>
               <w:rPr>
-                <w:rFonts w:ascii="宋体" w:hAnsi="宋体"/>
+                <w:rFonts w:ascii="宋体" w:hAnsi="宋体" w:hint="eastAsia"/>
                 <w:color w:val="000000" w:themeColor="text1"/>
                 <w:sz w:val="20"/>
               </w:rPr>
@@ -17457,14 +17277,13 @@
         <w:tc>
           <w:tcPr>
             <w:tcW w:w="5528" w:type="dxa"/>
-            <w:shd w:val="clear" w:color="auto" w:fill="auto"/>
           </w:tcPr>
           <w:p>
             <w:pPr>
               <w:pStyle w:val="afb"/>
               <w:jc w:val="left"/>
               <w:rPr>
-                <w:rFonts w:ascii="宋体" w:hAnsi="宋体"/>
+                <w:rFonts w:ascii="宋体" w:hAnsi="宋体" w:hint="eastAsia"/>
                 <w:color w:val="000000" w:themeColor="text1"/>
                 <w:sz w:val="18"/>
                 <w:szCs w:val="18"/>
@@ -17488,7 +17307,7 @@
               <w:pStyle w:val="afb"/>
               <w:jc w:val="left"/>
               <w:rPr>
-                <w:rFonts w:ascii="宋体" w:hAnsi="宋体"/>
+                <w:rFonts w:ascii="宋体" w:hAnsi="宋体" w:hint="eastAsia"/>
                 <w:color w:val="000000" w:themeColor="text1"/>
                 <w:sz w:val="18"/>
                 <w:szCs w:val="18"/>
@@ -17499,14 +17318,13 @@
         <w:tc>
           <w:tcPr>
             <w:tcW w:w="1843" w:type="dxa"/>
-            <w:shd w:val="clear" w:color="auto" w:fill="auto"/>
           </w:tcPr>
           <w:p>
             <w:pPr>
               <w:pStyle w:val="afb"/>
               <w:jc w:val="left"/>
               <w:rPr>
-                <w:rFonts w:ascii="宋体" w:hAnsi="宋体"/>
+                <w:rFonts w:ascii="宋体" w:hAnsi="宋体" w:hint="eastAsia"/>
                 <w:color w:val="000000" w:themeColor="text1"/>
                 <w:sz w:val="18"/>
                 <w:szCs w:val="18"/>
@@ -17517,14 +17335,13 @@
         <w:tc>
           <w:tcPr>
             <w:tcW w:w="5528" w:type="dxa"/>
-            <w:shd w:val="clear" w:color="auto" w:fill="auto"/>
           </w:tcPr>
           <w:p>
             <w:pPr>
               <w:pStyle w:val="afb"/>
               <w:jc w:val="left"/>
               <w:rPr>
-                <w:rFonts w:ascii="宋体" w:hAnsi="宋体"/>
+                <w:rFonts w:ascii="宋体" w:hAnsi="宋体" w:hint="eastAsia"/>
                 <w:color w:val="000000" w:themeColor="text1"/>
                 <w:sz w:val="18"/>
                 <w:szCs w:val="18"/>
@@ -17548,7 +17365,7 @@
               <w:pStyle w:val="afb"/>
               <w:jc w:val="left"/>
               <w:rPr>
-                <w:rFonts w:ascii="宋体" w:hAnsi="宋体"/>
+                <w:rFonts w:ascii="宋体" w:hAnsi="宋体" w:hint="eastAsia"/>
                 <w:color w:val="000000" w:themeColor="text1"/>
                 <w:sz w:val="18"/>
                 <w:szCs w:val="18"/>
@@ -17559,14 +17376,13 @@
         <w:tc>
           <w:tcPr>
             <w:tcW w:w="1843" w:type="dxa"/>
-            <w:shd w:val="clear" w:color="auto" w:fill="auto"/>
           </w:tcPr>
           <w:p>
             <w:pPr>
               <w:pStyle w:val="afb"/>
               <w:jc w:val="left"/>
               <w:rPr>
-                <w:rFonts w:ascii="宋体" w:hAnsi="宋体"/>
+                <w:rFonts w:ascii="宋体" w:hAnsi="宋体" w:hint="eastAsia"/>
                 <w:color w:val="000000" w:themeColor="text1"/>
                 <w:sz w:val="18"/>
                 <w:szCs w:val="18"/>
@@ -17577,14 +17393,13 @@
         <w:tc>
           <w:tcPr>
             <w:tcW w:w="5528" w:type="dxa"/>
-            <w:shd w:val="clear" w:color="auto" w:fill="auto"/>
           </w:tcPr>
           <w:p>
             <w:pPr>
               <w:pStyle w:val="afb"/>
               <w:jc w:val="left"/>
               <w:rPr>
-                <w:rFonts w:ascii="宋体" w:hAnsi="宋体"/>
+                <w:rFonts w:ascii="宋体" w:hAnsi="宋体" w:hint="eastAsia"/>
                 <w:color w:val="000000" w:themeColor="text1"/>
                 <w:sz w:val="18"/>
                 <w:szCs w:val="18"/>
@@ -17615,7 +17430,7 @@
       <w:pPr>
         <w:ind w:firstLine="0"/>
         <w:rPr>
-          <w:rFonts w:ascii="宋体" w:hAnsi="宋体"/>
+          <w:rFonts w:ascii="宋体" w:hAnsi="宋体" w:hint="eastAsia"/>
           <w:bCs/>
           <w:iCs/>
           <w:color w:val="000000" w:themeColor="text1"/>
@@ -17959,7 +17774,7 @@
               <w:ind w:firstLine="0"/>
               <w:jc w:val="center"/>
               <w:rPr>
-                <w:rFonts w:ascii="微软雅黑" w:eastAsia="微软雅黑" w:hAnsi="微软雅黑"/>
+                <w:rFonts w:ascii="微软雅黑" w:eastAsia="微软雅黑" w:hAnsi="微软雅黑" w:hint="eastAsia"/>
                 <w:b/>
                 <w:color w:val="000000" w:themeColor="text1"/>
                 <w:sz w:val="20"/>
@@ -17989,7 +17804,7 @@
               <w:ind w:left="-2" w:firstLine="0"/>
               <w:jc w:val="center"/>
               <w:rPr>
-                <w:rFonts w:ascii="微软雅黑" w:eastAsia="微软雅黑" w:hAnsi="微软雅黑"/>
+                <w:rFonts w:ascii="微软雅黑" w:eastAsia="微软雅黑" w:hAnsi="微软雅黑" w:hint="eastAsia"/>
                 <w:b/>
                 <w:color w:val="000000" w:themeColor="text1"/>
                 <w:sz w:val="20"/>
@@ -18019,7 +17834,7 @@
               <w:ind w:left="-2" w:firstLine="0"/>
               <w:jc w:val="center"/>
               <w:rPr>
-                <w:rFonts w:ascii="微软雅黑" w:eastAsia="微软雅黑" w:hAnsi="微软雅黑"/>
+                <w:rFonts w:ascii="微软雅黑" w:eastAsia="微软雅黑" w:hAnsi="微软雅黑" w:hint="eastAsia"/>
                 <w:b/>
                 <w:color w:val="000000" w:themeColor="text1"/>
                 <w:sz w:val="20"/>
@@ -18138,7 +17953,7 @@
       <w:pPr>
         <w:ind w:firstLine="0"/>
         <w:rPr>
-          <w:rFonts w:ascii="微软雅黑" w:eastAsia="微软雅黑" w:hAnsi="微软雅黑"/>
+          <w:rFonts w:ascii="微软雅黑" w:eastAsia="微软雅黑" w:hAnsi="微软雅黑" w:hint="eastAsia"/>
           <w:b/>
           <w:color w:val="000000" w:themeColor="text1"/>
           <w:sz w:val="24"/>
@@ -18196,7 +18011,7 @@
               <w:ind w:firstLine="0"/>
               <w:jc w:val="center"/>
               <w:rPr>
-                <w:rFonts w:ascii="微软雅黑" w:eastAsia="微软雅黑" w:hAnsi="微软雅黑"/>
+                <w:rFonts w:ascii="微软雅黑" w:eastAsia="微软雅黑" w:hAnsi="微软雅黑" w:hint="eastAsia"/>
                 <w:b/>
                 <w:color w:val="000000" w:themeColor="text1"/>
                 <w:sz w:val="20"/>
@@ -18226,7 +18041,7 @@
               <w:ind w:left="-2" w:firstLine="0"/>
               <w:jc w:val="center"/>
               <w:rPr>
-                <w:rFonts w:ascii="微软雅黑" w:eastAsia="微软雅黑" w:hAnsi="微软雅黑"/>
+                <w:rFonts w:ascii="微软雅黑" w:eastAsia="微软雅黑" w:hAnsi="微软雅黑" w:hint="eastAsia"/>
                 <w:b/>
                 <w:color w:val="000000" w:themeColor="text1"/>
                 <w:sz w:val="20"/>
@@ -18256,7 +18071,7 @@
               <w:ind w:left="-2" w:firstLine="0"/>
               <w:jc w:val="center"/>
               <w:rPr>
-                <w:rFonts w:ascii="微软雅黑" w:eastAsia="微软雅黑" w:hAnsi="微软雅黑"/>
+                <w:rFonts w:ascii="微软雅黑" w:eastAsia="微软雅黑" w:hAnsi="微软雅黑" w:hint="eastAsia"/>
                 <w:b/>
                 <w:color w:val="000000" w:themeColor="text1"/>
                 <w:sz w:val="20"/>
@@ -18673,19 +18488,19 @@
               <w:ind w:left="360" w:hanging="360"/>
               <w:jc w:val="center"/>
               <w:rPr>
-                <w:rFonts w:ascii="微软雅黑" w:eastAsia="微软雅黑" w:hAnsi="微软雅黑"/>
+                <w:rFonts w:ascii="微软雅黑" w:eastAsia="微软雅黑" w:hAnsi="微软雅黑" w:hint="eastAsia"/>
                 <w:b/>
                 <w:color w:val="000000" w:themeColor="text1"/>
                 <w:sz w:val="24"/>
                 <w:szCs w:val="24"/>
               </w:rPr>
             </w:pPr>
-            <w:bookmarkStart w:id="7" w:name="OLE_LINK19"/>
-            <w:bookmarkStart w:id="8" w:name="OLE_LINK20"/>
-            <w:bookmarkStart w:id="9" w:name="OLE_LINK17"/>
-            <w:bookmarkStart w:id="10" w:name="OLE_LINK18"/>
-            <w:bookmarkStart w:id="11" w:name="OLE_LINK13"/>
-            <w:bookmarkStart w:id="12" w:name="OLE_LINK14"/>
+            <w:bookmarkStart w:id="6" w:name="OLE_LINK19"/>
+            <w:bookmarkStart w:id="7" w:name="OLE_LINK20"/>
+            <w:bookmarkStart w:id="8" w:name="OLE_LINK17"/>
+            <w:bookmarkStart w:id="9" w:name="OLE_LINK18"/>
+            <w:bookmarkStart w:id="10" w:name="OLE_LINK13"/>
+            <w:bookmarkStart w:id="11" w:name="OLE_LINK14"/>
             <w:r>
               <w:rPr>
                 <w:rFonts w:ascii="微软雅黑" w:eastAsia="微软雅黑" w:hAnsi="微软雅黑" w:hint="eastAsia"/>
@@ -18697,13 +18512,13 @@
               <w:lastRenderedPageBreak/>
               <w:t>技术说明概览</w:t>
             </w:r>
+            <w:bookmarkEnd w:id="6"/>
             <w:bookmarkEnd w:id="7"/>
-            <w:bookmarkEnd w:id="8"/>
           </w:p>
         </w:tc>
       </w:tr>
+      <w:bookmarkEnd w:id="8"/>
       <w:bookmarkEnd w:id="9"/>
-      <w:bookmarkEnd w:id="10"/>
       <w:tr>
         <w:trPr>
           <w:trHeight w:val="586"/>
@@ -18718,7 +18533,7 @@
               <w:ind w:firstLine="0"/>
               <w:jc w:val="center"/>
               <w:rPr>
-                <w:rFonts w:ascii="微软雅黑" w:eastAsia="微软雅黑" w:hAnsi="微软雅黑"/>
+                <w:rFonts w:ascii="微软雅黑" w:eastAsia="微软雅黑" w:hAnsi="微软雅黑" w:hint="eastAsia"/>
                 <w:color w:val="000000" w:themeColor="text1"/>
                 <w:sz w:val="20"/>
                 <w:szCs w:val="20"/>
@@ -18744,7 +18559,7 @@
             <w:pPr>
               <w:ind w:firstLine="0"/>
               <w:rPr>
-                <w:rFonts w:ascii="微软雅黑" w:eastAsia="微软雅黑" w:hAnsi="微软雅黑"/>
+                <w:rFonts w:ascii="微软雅黑" w:eastAsia="微软雅黑" w:hAnsi="微软雅黑" w:hint="eastAsia"/>
                 <w:color w:val="000000" w:themeColor="text1"/>
                 <w:sz w:val="20"/>
                 <w:szCs w:val="20"/>
@@ -18767,7 +18582,7 @@
               <w:ind w:firstLine="0"/>
               <w:jc w:val="center"/>
               <w:rPr>
-                <w:rFonts w:ascii="微软雅黑" w:eastAsia="微软雅黑" w:hAnsi="微软雅黑"/>
+                <w:rFonts w:ascii="微软雅黑" w:eastAsia="微软雅黑" w:hAnsi="微软雅黑" w:hint="eastAsia"/>
                 <w:color w:val="000000" w:themeColor="text1"/>
                 <w:sz w:val="20"/>
                 <w:szCs w:val="20"/>
@@ -18792,7 +18607,7 @@
             <w:pPr>
               <w:ind w:firstLine="0"/>
               <w:rPr>
-                <w:rFonts w:ascii="微软雅黑" w:eastAsia="微软雅黑" w:hAnsi="微软雅黑"/>
+                <w:rFonts w:ascii="微软雅黑" w:eastAsia="微软雅黑" w:hAnsi="微软雅黑" w:hint="eastAsia"/>
                 <w:color w:val="000000" w:themeColor="text1"/>
                 <w:sz w:val="20"/>
                 <w:szCs w:val="20"/>
@@ -18809,7 +18624,7 @@
               <w:ind w:firstLine="0"/>
               <w:jc w:val="center"/>
               <w:rPr>
-                <w:rFonts w:ascii="微软雅黑" w:eastAsia="微软雅黑" w:hAnsi="微软雅黑"/>
+                <w:rFonts w:ascii="微软雅黑" w:eastAsia="微软雅黑" w:hAnsi="微软雅黑" w:hint="eastAsia"/>
                 <w:color w:val="000000" w:themeColor="text1"/>
                 <w:sz w:val="20"/>
                 <w:szCs w:val="20"/>
@@ -18834,7 +18649,7 @@
             <w:pPr>
               <w:ind w:firstLine="0"/>
               <w:rPr>
-                <w:rFonts w:ascii="微软雅黑" w:eastAsia="微软雅黑" w:hAnsi="微软雅黑"/>
+                <w:rFonts w:ascii="微软雅黑" w:eastAsia="微软雅黑" w:hAnsi="微软雅黑" w:hint="eastAsia"/>
                 <w:color w:val="000000" w:themeColor="text1"/>
                 <w:sz w:val="20"/>
                 <w:szCs w:val="20"/>
@@ -18857,7 +18672,7 @@
               <w:ind w:firstLine="0"/>
               <w:jc w:val="center"/>
               <w:rPr>
-                <w:rFonts w:ascii="微软雅黑" w:eastAsia="微软雅黑" w:hAnsi="微软雅黑"/>
+                <w:rFonts w:ascii="微软雅黑" w:eastAsia="微软雅黑" w:hAnsi="微软雅黑" w:hint="eastAsia"/>
                 <w:color w:val="000000" w:themeColor="text1"/>
                 <w:sz w:val="20"/>
                 <w:szCs w:val="20"/>
@@ -18882,7 +18697,7 @@
             <w:pPr>
               <w:ind w:firstLine="0"/>
               <w:rPr>
-                <w:rFonts w:ascii="微软雅黑" w:eastAsia="微软雅黑" w:hAnsi="微软雅黑"/>
+                <w:rFonts w:ascii="微软雅黑" w:eastAsia="微软雅黑" w:hAnsi="微软雅黑" w:hint="eastAsia"/>
                 <w:color w:val="000000" w:themeColor="text1"/>
                 <w:sz w:val="20"/>
                 <w:szCs w:val="20"/>
@@ -18900,7 +18715,7 @@
               <w:ind w:firstLine="0"/>
               <w:jc w:val="center"/>
               <w:rPr>
-                <w:rFonts w:ascii="微软雅黑" w:eastAsia="微软雅黑" w:hAnsi="微软雅黑"/>
+                <w:rFonts w:ascii="微软雅黑" w:eastAsia="微软雅黑" w:hAnsi="微软雅黑" w:hint="eastAsia"/>
                 <w:color w:val="000000" w:themeColor="text1"/>
                 <w:sz w:val="20"/>
                 <w:szCs w:val="20"/>
@@ -18925,7 +18740,7 @@
             <w:pPr>
               <w:ind w:firstLine="0"/>
               <w:rPr>
-                <w:rFonts w:ascii="微软雅黑" w:eastAsia="微软雅黑" w:hAnsi="微软雅黑"/>
+                <w:rFonts w:ascii="微软雅黑" w:eastAsia="微软雅黑" w:hAnsi="微软雅黑" w:hint="eastAsia"/>
                 <w:color w:val="000000" w:themeColor="text1"/>
                 <w:sz w:val="20"/>
                 <w:szCs w:val="20"/>
@@ -18948,7 +18763,7 @@
               <w:ind w:firstLine="0"/>
               <w:jc w:val="center"/>
               <w:rPr>
-                <w:rFonts w:ascii="微软雅黑" w:eastAsia="微软雅黑" w:hAnsi="微软雅黑"/>
+                <w:rFonts w:ascii="微软雅黑" w:eastAsia="微软雅黑" w:hAnsi="微软雅黑" w:hint="eastAsia"/>
                 <w:color w:val="000000" w:themeColor="text1"/>
                 <w:sz w:val="20"/>
                 <w:szCs w:val="20"/>
@@ -18973,7 +18788,7 @@
             <w:pPr>
               <w:ind w:firstLine="0"/>
               <w:rPr>
-                <w:rFonts w:ascii="微软雅黑" w:eastAsia="微软雅黑" w:hAnsi="微软雅黑"/>
+                <w:rFonts w:ascii="微软雅黑" w:eastAsia="微软雅黑" w:hAnsi="微软雅黑" w:hint="eastAsia"/>
                 <w:color w:val="000000" w:themeColor="text1"/>
                 <w:sz w:val="20"/>
                 <w:szCs w:val="20"/>
@@ -18991,7 +18806,7 @@
               <w:ind w:firstLine="0"/>
               <w:jc w:val="center"/>
               <w:rPr>
-                <w:rFonts w:ascii="微软雅黑" w:eastAsia="微软雅黑" w:hAnsi="微软雅黑"/>
+                <w:rFonts w:ascii="微软雅黑" w:eastAsia="微软雅黑" w:hAnsi="微软雅黑" w:hint="eastAsia"/>
                 <w:color w:val="000000" w:themeColor="text1"/>
                 <w:sz w:val="20"/>
                 <w:szCs w:val="20"/>
@@ -19016,7 +18831,7 @@
             <w:pPr>
               <w:ind w:firstLine="0"/>
               <w:rPr>
-                <w:rFonts w:ascii="微软雅黑" w:eastAsia="微软雅黑" w:hAnsi="微软雅黑"/>
+                <w:rFonts w:ascii="微软雅黑" w:eastAsia="微软雅黑" w:hAnsi="微软雅黑" w:hint="eastAsia"/>
                 <w:color w:val="000000" w:themeColor="text1"/>
                 <w:sz w:val="20"/>
                 <w:szCs w:val="20"/>
@@ -19025,8 +18840,8 @@
           </w:p>
         </w:tc>
       </w:tr>
+      <w:bookmarkEnd w:id="10"/>
       <w:bookmarkEnd w:id="11"/>
-      <w:bookmarkEnd w:id="12"/>
     </w:tbl>
     <w:p>
       <w:pPr>
@@ -19189,7 +19004,7 @@
 </file>
 
 <file path=word/endnotes.xml><?xml version="1.0" encoding="utf-8"?>
-<w:endnotes xmlns:wpc="http://schemas.microsoft.com/office/word/2010/wordprocessingCanvas" xmlns:cx="http://schemas.microsoft.com/office/drawing/2014/chartex" xmlns:cx1="http://schemas.microsoft.com/office/drawing/2015/9/8/chartex" xmlns:cx2="http://schemas.microsoft.com/office/drawing/2015/10/21/chartex" xmlns:cx3="http://schemas.microsoft.com/office/drawing/2016/5/9/chartex" xmlns:cx4="http://schemas.microsoft.com/office/drawing/2016/5/10/chartex" xmlns:cx5="http://schemas.microsoft.com/office/drawing/2016/5/11/chartex" xmlns:cx6="http://schemas.microsoft.com/office/drawing/2016/5/12/chartex" xmlns:cx7="http://schemas.microsoft.com/office/drawing/2016/5/13/chartex" xmlns:cx8="http://schemas.microsoft.com/office/drawing/2016/5/14/chartex" xmlns:mc="http://schemas.openxmlformats.org/markup-compatibility/2006" xmlns:aink="http://schemas.microsoft.com/office/drawing/2016/ink" xmlns:am3d="http://schemas.microsoft.com/office/drawing/2017/model3d" xmlns:o="urn:schemas-microsoft-com:office:office" xmlns:r="http://schemas.openxmlformats.org/officeDocument/2006/relationships" xmlns:m="http://schemas.openxmlformats.org/officeDocument/2006/math" xmlns:v="urn:schemas-microsoft-com:vml" xmlns:wp14="http://schemas.microsoft.com/office/word/2010/wordprocessingDrawing" xmlns:wp="http://schemas.openxmlformats.org/drawingml/2006/wordprocessingDrawing" xmlns:w10="urn:schemas-microsoft-com:office:word" xmlns:w="http://schemas.openxmlformats.org/wordprocessingml/2006/main" xmlns:w14="http://schemas.microsoft.com/office/word/2010/wordml" xmlns:w15="http://schemas.microsoft.com/office/word/2012/wordml" xmlns:w16cid="http://schemas.microsoft.com/office/word/2016/wordml/cid" xmlns:w16se="http://schemas.microsoft.com/office/word/2015/wordml/symex" xmlns:wpg="http://schemas.microsoft.com/office/word/2010/wordprocessingGroup" xmlns:wpi="http://schemas.microsoft.com/office/word/2010/wordprocessingInk" xmlns:wne="http://schemas.microsoft.com/office/word/2006/wordml" xmlns:wps="http://schemas.microsoft.com/office/word/2010/wordprocessingShape" mc:Ignorable="w14 w15 w16se w16cid wp14">
+<w:endnotes xmlns:wpc="http://schemas.microsoft.com/office/word/2010/wordprocessingCanvas" xmlns:cx="http://schemas.microsoft.com/office/drawing/2014/chartex" xmlns:cx1="http://schemas.microsoft.com/office/drawing/2015/9/8/chartex" xmlns:cx2="http://schemas.microsoft.com/office/drawing/2015/10/21/chartex" xmlns:cx3="http://schemas.microsoft.com/office/drawing/2016/5/9/chartex" xmlns:cx4="http://schemas.microsoft.com/office/drawing/2016/5/10/chartex" xmlns:cx5="http://schemas.microsoft.com/office/drawing/2016/5/11/chartex" xmlns:cx6="http://schemas.microsoft.com/office/drawing/2016/5/12/chartex" xmlns:cx7="http://schemas.microsoft.com/office/drawing/2016/5/13/chartex" xmlns:cx8="http://schemas.microsoft.com/office/drawing/2016/5/14/chartex" xmlns:mc="http://schemas.openxmlformats.org/markup-compatibility/2006" xmlns:aink="http://schemas.microsoft.com/office/drawing/2016/ink" xmlns:am3d="http://schemas.microsoft.com/office/drawing/2017/model3d" xmlns:o="urn:schemas-microsoft-com:office:office" xmlns:oel="http://schemas.microsoft.com/office/2019/extlst" xmlns:r="http://schemas.openxmlformats.org/officeDocument/2006/relationships" xmlns:m="http://schemas.openxmlformats.org/officeDocument/2006/math" xmlns:v="urn:schemas-microsoft-com:vml" xmlns:wp14="http://schemas.microsoft.com/office/word/2010/wordprocessingDrawing" xmlns:wp="http://schemas.openxmlformats.org/drawingml/2006/wordprocessingDrawing" xmlns:w10="urn:schemas-microsoft-com:office:word" xmlns:w="http://schemas.openxmlformats.org/wordprocessingml/2006/main" xmlns:w14="http://schemas.microsoft.com/office/word/2010/wordml" xmlns:w15="http://schemas.microsoft.com/office/word/2012/wordml" xmlns:w16cex="http://schemas.microsoft.com/office/word/2018/wordml/cex" xmlns:w16cid="http://schemas.microsoft.com/office/word/2016/wordml/cid" xmlns:w16="http://schemas.microsoft.com/office/word/2018/wordml" xmlns:w16du="http://schemas.microsoft.com/office/word/2023/wordml/word16du" xmlns:w16sdtdh="http://schemas.microsoft.com/office/word/2020/wordml/sdtdatahash" xmlns:w16sdtfl="http://schemas.microsoft.com/office/word/2024/wordml/sdtformatlock" xmlns:w16se="http://schemas.microsoft.com/office/word/2015/wordml/symex" xmlns:wpg="http://schemas.microsoft.com/office/word/2010/wordprocessingGroup" xmlns:wpi="http://schemas.microsoft.com/office/word/2010/wordprocessingInk" xmlns:wne="http://schemas.microsoft.com/office/word/2006/wordml" xmlns:wps="http://schemas.microsoft.com/office/word/2010/wordprocessingShape" mc:Ignorable="w14 w15 w16se w16cid w16 w16cex w16sdtdh w16sdtfl w16du wp14">
   <w:endnote w:type="separator" w:id="-1">
     <w:p>
       <w:pPr>
@@ -19214,10 +19029,10 @@
 </file>
 
 <file path=word/footer1.xml><?xml version="1.0" encoding="utf-8"?>
-<w:ftr xmlns:wpc="http://schemas.microsoft.com/office/word/2010/wordprocessingCanvas" xmlns:cx="http://schemas.microsoft.com/office/drawing/2014/chartex" xmlns:cx1="http://schemas.microsoft.com/office/drawing/2015/9/8/chartex" xmlns:cx2="http://schemas.microsoft.com/office/drawing/2015/10/21/chartex" xmlns:cx3="http://schemas.microsoft.com/office/drawing/2016/5/9/chartex" xmlns:cx4="http://schemas.microsoft.com/office/drawing/2016/5/10/chartex" xmlns:cx5="http://schemas.microsoft.com/office/drawing/2016/5/11/chartex" xmlns:cx6="http://schemas.microsoft.com/office/drawing/2016/5/12/chartex" xmlns:cx7="http://schemas.microsoft.com/office/drawing/2016/5/13/chartex" xmlns:cx8="http://schemas.microsoft.com/office/drawing/2016/5/14/chartex" xmlns:mc="http://schemas.openxmlformats.org/markup-compatibility/2006" xmlns:aink="http://schemas.microsoft.com/office/drawing/2016/ink" xmlns:am3d="http://schemas.microsoft.com/office/drawing/2017/model3d" xmlns:o="urn:schemas-microsoft-com:office:office" xmlns:r="http://schemas.openxmlformats.org/officeDocument/2006/relationships" xmlns:m="http://schemas.openxmlformats.org/officeDocument/2006/math" xmlns:v="urn:schemas-microsoft-com:vml" xmlns:wp14="http://schemas.microsoft.com/office/word/2010/wordprocessingDrawing" xmlns:wp="http://schemas.openxmlformats.org/drawingml/2006/wordprocessingDrawing" xmlns:w10="urn:schemas-microsoft-com:office:word" xmlns:w="http://schemas.openxmlformats.org/wordprocessingml/2006/main" xmlns:w14="http://schemas.microsoft.com/office/word/2010/wordml" xmlns:w15="http://schemas.microsoft.com/office/word/2012/wordml" xmlns:w16cid="http://schemas.microsoft.com/office/word/2016/wordml/cid" xmlns:w16se="http://schemas.microsoft.com/office/word/2015/wordml/symex" xmlns:wpg="http://schemas.microsoft.com/office/word/2010/wordprocessingGroup" xmlns:wpi="http://schemas.microsoft.com/office/word/2010/wordprocessingInk" xmlns:wne="http://schemas.microsoft.com/office/word/2006/wordml" xmlns:wps="http://schemas.microsoft.com/office/word/2010/wordprocessingShape" mc:Ignorable="w14 w15 w16se w16cid wp14">
-  <w:bookmarkStart w:id="13" w:name="OLE_LINK7"/>
-  <w:bookmarkStart w:id="14" w:name="OLE_LINK8"/>
-  <w:bookmarkStart w:id="15" w:name="_Hlk453507624"/>
+<w:ftr xmlns:wpc="http://schemas.microsoft.com/office/word/2010/wordprocessingCanvas" xmlns:cx="http://schemas.microsoft.com/office/drawing/2014/chartex" xmlns:cx1="http://schemas.microsoft.com/office/drawing/2015/9/8/chartex" xmlns:cx2="http://schemas.microsoft.com/office/drawing/2015/10/21/chartex" xmlns:cx3="http://schemas.microsoft.com/office/drawing/2016/5/9/chartex" xmlns:cx4="http://schemas.microsoft.com/office/drawing/2016/5/10/chartex" xmlns:cx5="http://schemas.microsoft.com/office/drawing/2016/5/11/chartex" xmlns:cx6="http://schemas.microsoft.com/office/drawing/2016/5/12/chartex" xmlns:cx7="http://schemas.microsoft.com/office/drawing/2016/5/13/chartex" xmlns:cx8="http://schemas.microsoft.com/office/drawing/2016/5/14/chartex" xmlns:mc="http://schemas.openxmlformats.org/markup-compatibility/2006" xmlns:aink="http://schemas.microsoft.com/office/drawing/2016/ink" xmlns:am3d="http://schemas.microsoft.com/office/drawing/2017/model3d" xmlns:o="urn:schemas-microsoft-com:office:office" xmlns:oel="http://schemas.microsoft.com/office/2019/extlst" xmlns:r="http://schemas.openxmlformats.org/officeDocument/2006/relationships" xmlns:m="http://schemas.openxmlformats.org/officeDocument/2006/math" xmlns:v="urn:schemas-microsoft-com:vml" xmlns:wp14="http://schemas.microsoft.com/office/word/2010/wordprocessingDrawing" xmlns:wp="http://schemas.openxmlformats.org/drawingml/2006/wordprocessingDrawing" xmlns:w10="urn:schemas-microsoft-com:office:word" xmlns:w="http://schemas.openxmlformats.org/wordprocessingml/2006/main" xmlns:w14="http://schemas.microsoft.com/office/word/2010/wordml" xmlns:w15="http://schemas.microsoft.com/office/word/2012/wordml" xmlns:w16cex="http://schemas.microsoft.com/office/word/2018/wordml/cex" xmlns:w16cid="http://schemas.microsoft.com/office/word/2016/wordml/cid" xmlns:w16="http://schemas.microsoft.com/office/word/2018/wordml" xmlns:w16du="http://schemas.microsoft.com/office/word/2023/wordml/word16du" xmlns:w16sdtdh="http://schemas.microsoft.com/office/word/2020/wordml/sdtdatahash" xmlns:w16sdtfl="http://schemas.microsoft.com/office/word/2024/wordml/sdtformatlock" xmlns:w16se="http://schemas.microsoft.com/office/word/2015/wordml/symex" xmlns:wpg="http://schemas.microsoft.com/office/word/2010/wordprocessingGroup" xmlns:wpi="http://schemas.microsoft.com/office/word/2010/wordprocessingInk" xmlns:wne="http://schemas.microsoft.com/office/word/2006/wordml" xmlns:wps="http://schemas.microsoft.com/office/word/2010/wordprocessingShape" mc:Ignorable="w14 w15 w16se w16cid w16 w16cex w16sdtdh w16sdtfl w16du wp14">
+  <w:bookmarkStart w:id="12" w:name="OLE_LINK7"/>
+  <w:bookmarkStart w:id="13" w:name="OLE_LINK8"/>
+  <w:bookmarkStart w:id="14" w:name="_Hlk453507624"/>
   <w:p>
     <w:pPr>
       <w:pStyle w:val="af4"/>
@@ -19239,7 +19054,7 @@
       <mc:AlternateContent>
         <mc:Choice Requires="wps">
           <w:drawing>
-            <wp:anchor distT="0" distB="0" distL="114300" distR="114300" simplePos="0" relativeHeight="251658240" behindDoc="0" locked="0" layoutInCell="1" allowOverlap="1">
+            <wp:anchor distT="0" distB="0" distL="114300" distR="114300" simplePos="0" relativeHeight="251658240" behindDoc="0" locked="0" layoutInCell="1" allowOverlap="1" wp14:anchorId="40FFFAC3" wp14:editId="3743E0DC">
               <wp:simplePos x="0" y="0"/>
               <wp:positionH relativeFrom="column">
                 <wp:posOffset>0</wp:posOffset>
@@ -19367,9 +19182,9 @@
       <w:fldChar w:fldCharType="end"/>
     </w:r>
   </w:p>
+  <w:bookmarkEnd w:id="12"/>
   <w:bookmarkEnd w:id="13"/>
   <w:bookmarkEnd w:id="14"/>
-  <w:bookmarkEnd w:id="15"/>
   <w:p>
     <w:pPr>
       <w:pStyle w:val="af4"/>
@@ -19387,7 +19202,7 @@
 </file>
 
 <file path=word/footer2.xml><?xml version="1.0" encoding="utf-8"?>
-<w:ftr xmlns:wpc="http://schemas.microsoft.com/office/word/2010/wordprocessingCanvas" xmlns:cx="http://schemas.microsoft.com/office/drawing/2014/chartex" xmlns:cx1="http://schemas.microsoft.com/office/drawing/2015/9/8/chartex" xmlns:cx2="http://schemas.microsoft.com/office/drawing/2015/10/21/chartex" xmlns:cx3="http://schemas.microsoft.com/office/drawing/2016/5/9/chartex" xmlns:cx4="http://schemas.microsoft.com/office/drawing/2016/5/10/chartex" xmlns:cx5="http://schemas.microsoft.com/office/drawing/2016/5/11/chartex" xmlns:cx6="http://schemas.microsoft.com/office/drawing/2016/5/12/chartex" xmlns:cx7="http://schemas.microsoft.com/office/drawing/2016/5/13/chartex" xmlns:cx8="http://schemas.microsoft.com/office/drawing/2016/5/14/chartex" xmlns:mc="http://schemas.openxmlformats.org/markup-compatibility/2006" xmlns:aink="http://schemas.microsoft.com/office/drawing/2016/ink" xmlns:am3d="http://schemas.microsoft.com/office/drawing/2017/model3d" xmlns:o="urn:schemas-microsoft-com:office:office" xmlns:r="http://schemas.openxmlformats.org/officeDocument/2006/relationships" xmlns:m="http://schemas.openxmlformats.org/officeDocument/2006/math" xmlns:v="urn:schemas-microsoft-com:vml" xmlns:wp14="http://schemas.microsoft.com/office/word/2010/wordprocessingDrawing" xmlns:wp="http://schemas.openxmlformats.org/drawingml/2006/wordprocessingDrawing" xmlns:w10="urn:schemas-microsoft-com:office:word" xmlns:w="http://schemas.openxmlformats.org/wordprocessingml/2006/main" xmlns:w14="http://schemas.microsoft.com/office/word/2010/wordml" xmlns:w15="http://schemas.microsoft.com/office/word/2012/wordml" xmlns:w16cid="http://schemas.microsoft.com/office/word/2016/wordml/cid" xmlns:w16se="http://schemas.microsoft.com/office/word/2015/wordml/symex" xmlns:wpg="http://schemas.microsoft.com/office/word/2010/wordprocessingGroup" xmlns:wpi="http://schemas.microsoft.com/office/word/2010/wordprocessingInk" xmlns:wne="http://schemas.microsoft.com/office/word/2006/wordml" xmlns:wps="http://schemas.microsoft.com/office/word/2010/wordprocessingShape" mc:Ignorable="w14 w15 w16se w16cid wp14">
+<w:ftr xmlns:wpc="http://schemas.microsoft.com/office/word/2010/wordprocessingCanvas" xmlns:cx="http://schemas.microsoft.com/office/drawing/2014/chartex" xmlns:cx1="http://schemas.microsoft.com/office/drawing/2015/9/8/chartex" xmlns:cx2="http://schemas.microsoft.com/office/drawing/2015/10/21/chartex" xmlns:cx3="http://schemas.microsoft.com/office/drawing/2016/5/9/chartex" xmlns:cx4="http://schemas.microsoft.com/office/drawing/2016/5/10/chartex" xmlns:cx5="http://schemas.microsoft.com/office/drawing/2016/5/11/chartex" xmlns:cx6="http://schemas.microsoft.com/office/drawing/2016/5/12/chartex" xmlns:cx7="http://schemas.microsoft.com/office/drawing/2016/5/13/chartex" xmlns:cx8="http://schemas.microsoft.com/office/drawing/2016/5/14/chartex" xmlns:mc="http://schemas.openxmlformats.org/markup-compatibility/2006" xmlns:aink="http://schemas.microsoft.com/office/drawing/2016/ink" xmlns:am3d="http://schemas.microsoft.com/office/drawing/2017/model3d" xmlns:o="urn:schemas-microsoft-com:office:office" xmlns:oel="http://schemas.microsoft.com/office/2019/extlst" xmlns:r="http://schemas.openxmlformats.org/officeDocument/2006/relationships" xmlns:m="http://schemas.openxmlformats.org/officeDocument/2006/math" xmlns:v="urn:schemas-microsoft-com:vml" xmlns:wp14="http://schemas.microsoft.com/office/word/2010/wordprocessingDrawing" xmlns:wp="http://schemas.openxmlformats.org/drawingml/2006/wordprocessingDrawing" xmlns:w10="urn:schemas-microsoft-com:office:word" xmlns:w="http://schemas.openxmlformats.org/wordprocessingml/2006/main" xmlns:w14="http://schemas.microsoft.com/office/word/2010/wordml" xmlns:w15="http://schemas.microsoft.com/office/word/2012/wordml" xmlns:w16cex="http://schemas.microsoft.com/office/word/2018/wordml/cex" xmlns:w16cid="http://schemas.microsoft.com/office/word/2016/wordml/cid" xmlns:w16="http://schemas.microsoft.com/office/word/2018/wordml" xmlns:w16du="http://schemas.microsoft.com/office/word/2023/wordml/word16du" xmlns:w16sdtdh="http://schemas.microsoft.com/office/word/2020/wordml/sdtdatahash" xmlns:w16sdtfl="http://schemas.microsoft.com/office/word/2024/wordml/sdtformatlock" xmlns:w16se="http://schemas.microsoft.com/office/word/2015/wordml/symex" xmlns:wpg="http://schemas.microsoft.com/office/word/2010/wordprocessingGroup" xmlns:wpi="http://schemas.microsoft.com/office/word/2010/wordprocessingInk" xmlns:wne="http://schemas.microsoft.com/office/word/2006/wordml" xmlns:wps="http://schemas.microsoft.com/office/word/2010/wordprocessingShape" mc:Ignorable="w14 w15 w16se w16cid w16 w16cex w16sdtdh w16sdtfl w16du wp14">
   <w:p>
     <w:pPr>
       <w:tabs>
@@ -19415,7 +19230,7 @@
       <mc:AlternateContent>
         <mc:Choice Requires="wps">
           <w:drawing>
-            <wp:anchor distT="0" distB="0" distL="114300" distR="114300" simplePos="0" relativeHeight="251657216" behindDoc="0" locked="0" layoutInCell="1" allowOverlap="1">
+            <wp:anchor distT="0" distB="0" distL="114300" distR="114300" simplePos="0" relativeHeight="251657216" behindDoc="0" locked="0" layoutInCell="1" allowOverlap="1" wp14:anchorId="130B1DDD" wp14:editId="2C857570">
               <wp:simplePos x="0" y="0"/>
               <wp:positionH relativeFrom="column">
                 <wp:posOffset>0</wp:posOffset>
@@ -19621,7 +19436,7 @@
 </file>
 
 <file path=word/footnotes.xml><?xml version="1.0" encoding="utf-8"?>
-<w:footnotes xmlns:wpc="http://schemas.microsoft.com/office/word/2010/wordprocessingCanvas" xmlns:cx="http://schemas.microsoft.com/office/drawing/2014/chartex" xmlns:cx1="http://schemas.microsoft.com/office/drawing/2015/9/8/chartex" xmlns:cx2="http://schemas.microsoft.com/office/drawing/2015/10/21/chartex" xmlns:cx3="http://schemas.microsoft.com/office/drawing/2016/5/9/chartex" xmlns:cx4="http://schemas.microsoft.com/office/drawing/2016/5/10/chartex" xmlns:cx5="http://schemas.microsoft.com/office/drawing/2016/5/11/chartex" xmlns:cx6="http://schemas.microsoft.com/office/drawing/2016/5/12/chartex" xmlns:cx7="http://schemas.microsoft.com/office/drawing/2016/5/13/chartex" xmlns:cx8="http://schemas.microsoft.com/office/drawing/2016/5/14/chartex" xmlns:mc="http://schemas.openxmlformats.org/markup-compatibility/2006" xmlns:aink="http://schemas.microsoft.com/office/drawing/2016/ink" xmlns:am3d="http://schemas.microsoft.com/office/drawing/2017/model3d" xmlns:o="urn:schemas-microsoft-com:office:office" xmlns:r="http://schemas.openxmlformats.org/officeDocument/2006/relationships" xmlns:m="http://schemas.openxmlformats.org/officeDocument/2006/math" xmlns:v="urn:schemas-microsoft-com:vml" xmlns:wp14="http://schemas.microsoft.com/office/word/2010/wordprocessingDrawing" xmlns:wp="http://schemas.openxmlformats.org/drawingml/2006/wordprocessingDrawing" xmlns:w10="urn:schemas-microsoft-com:office:word" xmlns:w="http://schemas.openxmlformats.org/wordprocessingml/2006/main" xmlns:w14="http://schemas.microsoft.com/office/word/2010/wordml" xmlns:w15="http://schemas.microsoft.com/office/word/2012/wordml" xmlns:w16cid="http://schemas.microsoft.com/office/word/2016/wordml/cid" xmlns:w16se="http://schemas.microsoft.com/office/word/2015/wordml/symex" xmlns:wpg="http://schemas.microsoft.com/office/word/2010/wordprocessingGroup" xmlns:wpi="http://schemas.microsoft.com/office/word/2010/wordprocessingInk" xmlns:wne="http://schemas.microsoft.com/office/word/2006/wordml" xmlns:wps="http://schemas.microsoft.com/office/word/2010/wordprocessingShape" mc:Ignorable="w14 w15 w16se w16cid wp14">
+<w:footnotes xmlns:wpc="http://schemas.microsoft.com/office/word/2010/wordprocessingCanvas" xmlns:cx="http://schemas.microsoft.com/office/drawing/2014/chartex" xmlns:cx1="http://schemas.microsoft.com/office/drawing/2015/9/8/chartex" xmlns:cx2="http://schemas.microsoft.com/office/drawing/2015/10/21/chartex" xmlns:cx3="http://schemas.microsoft.com/office/drawing/2016/5/9/chartex" xmlns:cx4="http://schemas.microsoft.com/office/drawing/2016/5/10/chartex" xmlns:cx5="http://schemas.microsoft.com/office/drawing/2016/5/11/chartex" xmlns:cx6="http://schemas.microsoft.com/office/drawing/2016/5/12/chartex" xmlns:cx7="http://schemas.microsoft.com/office/drawing/2016/5/13/chartex" xmlns:cx8="http://schemas.microsoft.com/office/drawing/2016/5/14/chartex" xmlns:mc="http://schemas.openxmlformats.org/markup-compatibility/2006" xmlns:aink="http://schemas.microsoft.com/office/drawing/2016/ink" xmlns:am3d="http://schemas.microsoft.com/office/drawing/2017/model3d" xmlns:o="urn:schemas-microsoft-com:office:office" xmlns:oel="http://schemas.microsoft.com/office/2019/extlst" xmlns:r="http://schemas.openxmlformats.org/officeDocument/2006/relationships" xmlns:m="http://schemas.openxmlformats.org/officeDocument/2006/math" xmlns:v="urn:schemas-microsoft-com:vml" xmlns:wp14="http://schemas.microsoft.com/office/word/2010/wordprocessingDrawing" xmlns:wp="http://schemas.openxmlformats.org/drawingml/2006/wordprocessingDrawing" xmlns:w10="urn:schemas-microsoft-com:office:word" xmlns:w="http://schemas.openxmlformats.org/wordprocessingml/2006/main" xmlns:w14="http://schemas.microsoft.com/office/word/2010/wordml" xmlns:w15="http://schemas.microsoft.com/office/word/2012/wordml" xmlns:w16cex="http://schemas.microsoft.com/office/word/2018/wordml/cex" xmlns:w16cid="http://schemas.microsoft.com/office/word/2016/wordml/cid" xmlns:w16="http://schemas.microsoft.com/office/word/2018/wordml" xmlns:w16du="http://schemas.microsoft.com/office/word/2023/wordml/word16du" xmlns:w16sdtdh="http://schemas.microsoft.com/office/word/2020/wordml/sdtdatahash" xmlns:w16sdtfl="http://schemas.microsoft.com/office/word/2024/wordml/sdtformatlock" xmlns:w16se="http://schemas.microsoft.com/office/word/2015/wordml/symex" xmlns:wpg="http://schemas.microsoft.com/office/word/2010/wordprocessingGroup" xmlns:wpi="http://schemas.microsoft.com/office/word/2010/wordprocessingInk" xmlns:wne="http://schemas.microsoft.com/office/word/2006/wordml" xmlns:wps="http://schemas.microsoft.com/office/word/2010/wordprocessingShape" mc:Ignorable="w14 w15 w16se w16cid w16 w16cex w16sdtdh w16sdtfl w16du wp14">
   <w:footnote w:type="separator" w:id="-1">
     <w:p>
       <w:pPr>
@@ -19646,7 +19461,7 @@
 </file>
 
 <file path=word/header1.xml><?xml version="1.0" encoding="utf-8"?>
-<w:hdr xmlns:wpc="http://schemas.microsoft.com/office/word/2010/wordprocessingCanvas" xmlns:cx="http://schemas.microsoft.com/office/drawing/2014/chartex" xmlns:cx1="http://schemas.microsoft.com/office/drawing/2015/9/8/chartex" xmlns:cx2="http://schemas.microsoft.com/office/drawing/2015/10/21/chartex" xmlns:cx3="http://schemas.microsoft.com/office/drawing/2016/5/9/chartex" xmlns:cx4="http://schemas.microsoft.com/office/drawing/2016/5/10/chartex" xmlns:cx5="http://schemas.microsoft.com/office/drawing/2016/5/11/chartex" xmlns:cx6="http://schemas.microsoft.com/office/drawing/2016/5/12/chartex" xmlns:cx7="http://schemas.microsoft.com/office/drawing/2016/5/13/chartex" xmlns:cx8="http://schemas.microsoft.com/office/drawing/2016/5/14/chartex" xmlns:mc="http://schemas.openxmlformats.org/markup-compatibility/2006" xmlns:aink="http://schemas.microsoft.com/office/drawing/2016/ink" xmlns:am3d="http://schemas.microsoft.com/office/drawing/2017/model3d" xmlns:o="urn:schemas-microsoft-com:office:office" xmlns:r="http://schemas.openxmlformats.org/officeDocument/2006/relationships" xmlns:m="http://schemas.openxmlformats.org/officeDocument/2006/math" xmlns:v="urn:schemas-microsoft-com:vml" xmlns:wp14="http://schemas.microsoft.com/office/word/2010/wordprocessingDrawing" xmlns:wp="http://schemas.openxmlformats.org/drawingml/2006/wordprocessingDrawing" xmlns:w10="urn:schemas-microsoft-com:office:word" xmlns:w="http://schemas.openxmlformats.org/wordprocessingml/2006/main" xmlns:w14="http://schemas.microsoft.com/office/word/2010/wordml" xmlns:w15="http://schemas.microsoft.com/office/word/2012/wordml" xmlns:w16cid="http://schemas.microsoft.com/office/word/2016/wordml/cid" xmlns:w16se="http://schemas.microsoft.com/office/word/2015/wordml/symex" xmlns:wpg="http://schemas.microsoft.com/office/word/2010/wordprocessingGroup" xmlns:wpi="http://schemas.microsoft.com/office/word/2010/wordprocessingInk" xmlns:wne="http://schemas.microsoft.com/office/word/2006/wordml" xmlns:wps="http://schemas.microsoft.com/office/word/2010/wordprocessingShape" mc:Ignorable="w14 w15 w16se w16cid wp14">
+<w:hdr xmlns:wpc="http://schemas.microsoft.com/office/word/2010/wordprocessingCanvas" xmlns:cx="http://schemas.microsoft.com/office/drawing/2014/chartex" xmlns:cx1="http://schemas.microsoft.com/office/drawing/2015/9/8/chartex" xmlns:cx2="http://schemas.microsoft.com/office/drawing/2015/10/21/chartex" xmlns:cx3="http://schemas.microsoft.com/office/drawing/2016/5/9/chartex" xmlns:cx4="http://schemas.microsoft.com/office/drawing/2016/5/10/chartex" xmlns:cx5="http://schemas.microsoft.com/office/drawing/2016/5/11/chartex" xmlns:cx6="http://schemas.microsoft.com/office/drawing/2016/5/12/chartex" xmlns:cx7="http://schemas.microsoft.com/office/drawing/2016/5/13/chartex" xmlns:cx8="http://schemas.microsoft.com/office/drawing/2016/5/14/chartex" xmlns:mc="http://schemas.openxmlformats.org/markup-compatibility/2006" xmlns:aink="http://schemas.microsoft.com/office/drawing/2016/ink" xmlns:am3d="http://schemas.microsoft.com/office/drawing/2017/model3d" xmlns:o="urn:schemas-microsoft-com:office:office" xmlns:oel="http://schemas.microsoft.com/office/2019/extlst" xmlns:r="http://schemas.openxmlformats.org/officeDocument/2006/relationships" xmlns:m="http://schemas.openxmlformats.org/officeDocument/2006/math" xmlns:v="urn:schemas-microsoft-com:vml" xmlns:wp14="http://schemas.microsoft.com/office/word/2010/wordprocessingDrawing" xmlns:wp="http://schemas.openxmlformats.org/drawingml/2006/wordprocessingDrawing" xmlns:w10="urn:schemas-microsoft-com:office:word" xmlns:w="http://schemas.openxmlformats.org/wordprocessingml/2006/main" xmlns:w14="http://schemas.microsoft.com/office/word/2010/wordml" xmlns:w15="http://schemas.microsoft.com/office/word/2012/wordml" xmlns:w16cex="http://schemas.microsoft.com/office/word/2018/wordml/cex" xmlns:w16cid="http://schemas.microsoft.com/office/word/2016/wordml/cid" xmlns:w16="http://schemas.microsoft.com/office/word/2018/wordml" xmlns:w16du="http://schemas.microsoft.com/office/word/2023/wordml/word16du" xmlns:w16sdtdh="http://schemas.microsoft.com/office/word/2020/wordml/sdtdatahash" xmlns:w16sdtfl="http://schemas.microsoft.com/office/word/2024/wordml/sdtformatlock" xmlns:w16se="http://schemas.microsoft.com/office/word/2015/wordml/symex" xmlns:wpg="http://schemas.microsoft.com/office/word/2010/wordprocessingGroup" xmlns:wpi="http://schemas.microsoft.com/office/word/2010/wordprocessingInk" xmlns:wne="http://schemas.microsoft.com/office/word/2006/wordml" xmlns:wps="http://schemas.microsoft.com/office/word/2010/wordprocessingShape" mc:Ignorable="w14 w15 w16se w16cid w16 w16cex w16sdtdh w16sdtfl w16du wp14">
   <w:p>
     <w:pPr>
       <w:pStyle w:val="ac"/>
@@ -19666,7 +19481,7 @@
         <w:noProof/>
       </w:rPr>
       <w:drawing>
-        <wp:inline distT="0" distB="0" distL="0" distR="0">
+        <wp:inline distT="0" distB="0" distL="0" distR="0" wp14:anchorId="71C0DD4F" wp14:editId="0EF710FE">
           <wp:extent cx="883920" cy="342900"/>
           <wp:effectExtent l="19050" t="0" r="0" b="0"/>
           <wp:docPr id="4" name="图片 4" descr="创维.jpg"/>
@@ -19728,7 +19543,7 @@
         <w:noProof/>
       </w:rPr>
       <w:drawing>
-        <wp:inline distT="0" distB="0" distL="0" distR="0">
+        <wp:inline distT="0" distB="0" distL="0" distR="0" wp14:anchorId="3753AC54" wp14:editId="2006D401">
           <wp:extent cx="800100" cy="320040"/>
           <wp:effectExtent l="19050" t="0" r="0" b="0"/>
           <wp:docPr id="5" name="图片 5" descr="https://timgsa.baidu.com/timg?image&amp;quality=80&amp;size=b9999_10000&amp;sec=1522780123846&amp;di=12b34fa916a3bc7e436762c3fc118f4d&amp;imgtype=0&amp;src=http%3A%2F%2Fwww.techclinch.com%2Fwp-content%2Fuploads%2F2014%2F11%2F800px-IBM_logo.png"/>
@@ -19778,7 +19593,7 @@
 </file>
 
 <file path=word/header2.xml><?xml version="1.0" encoding="utf-8"?>
-<w:hdr xmlns:wpc="http://schemas.microsoft.com/office/word/2010/wordprocessingCanvas" xmlns:cx="http://schemas.microsoft.com/office/drawing/2014/chartex" xmlns:cx1="http://schemas.microsoft.com/office/drawing/2015/9/8/chartex" xmlns:cx2="http://schemas.microsoft.com/office/drawing/2015/10/21/chartex" xmlns:cx3="http://schemas.microsoft.com/office/drawing/2016/5/9/chartex" xmlns:cx4="http://schemas.microsoft.com/office/drawing/2016/5/10/chartex" xmlns:cx5="http://schemas.microsoft.com/office/drawing/2016/5/11/chartex" xmlns:cx6="http://schemas.microsoft.com/office/drawing/2016/5/12/chartex" xmlns:cx7="http://schemas.microsoft.com/office/drawing/2016/5/13/chartex" xmlns:cx8="http://schemas.microsoft.com/office/drawing/2016/5/14/chartex" xmlns:mc="http://schemas.openxmlformats.org/markup-compatibility/2006" xmlns:aink="http://schemas.microsoft.com/office/drawing/2016/ink" xmlns:am3d="http://schemas.microsoft.com/office/drawing/2017/model3d" xmlns:o="urn:schemas-microsoft-com:office:office" xmlns:r="http://schemas.openxmlformats.org/officeDocument/2006/relationships" xmlns:m="http://schemas.openxmlformats.org/officeDocument/2006/math" xmlns:v="urn:schemas-microsoft-com:vml" xmlns:wp14="http://schemas.microsoft.com/office/word/2010/wordprocessingDrawing" xmlns:wp="http://schemas.openxmlformats.org/drawingml/2006/wordprocessingDrawing" xmlns:w10="urn:schemas-microsoft-com:office:word" xmlns:w="http://schemas.openxmlformats.org/wordprocessingml/2006/main" xmlns:w14="http://schemas.microsoft.com/office/word/2010/wordml" xmlns:w15="http://schemas.microsoft.com/office/word/2012/wordml" xmlns:w16cid="http://schemas.microsoft.com/office/word/2016/wordml/cid" xmlns:w16se="http://schemas.microsoft.com/office/word/2015/wordml/symex" xmlns:wpg="http://schemas.microsoft.com/office/word/2010/wordprocessingGroup" xmlns:wpi="http://schemas.microsoft.com/office/word/2010/wordprocessingInk" xmlns:wne="http://schemas.microsoft.com/office/word/2006/wordml" xmlns:wps="http://schemas.microsoft.com/office/word/2010/wordprocessingShape" mc:Ignorable="w14 w15 w16se w16cid wp14">
+<w:hdr xmlns:wpc="http://schemas.microsoft.com/office/word/2010/wordprocessingCanvas" xmlns:cx="http://schemas.microsoft.com/office/drawing/2014/chartex" xmlns:cx1="http://schemas.microsoft.com/office/drawing/2015/9/8/chartex" xmlns:cx2="http://schemas.microsoft.com/office/drawing/2015/10/21/chartex" xmlns:cx3="http://schemas.microsoft.com/office/drawing/2016/5/9/chartex" xmlns:cx4="http://schemas.microsoft.com/office/drawing/2016/5/10/chartex" xmlns:cx5="http://schemas.microsoft.com/office/drawing/2016/5/11/chartex" xmlns:cx6="http://schemas.microsoft.com/office/drawing/2016/5/12/chartex" xmlns:cx7="http://schemas.microsoft.com/office/drawing/2016/5/13/chartex" xmlns:cx8="http://schemas.microsoft.com/office/drawing/2016/5/14/chartex" xmlns:mc="http://schemas.openxmlformats.org/markup-compatibility/2006" xmlns:aink="http://schemas.microsoft.com/office/drawing/2016/ink" xmlns:am3d="http://schemas.microsoft.com/office/drawing/2017/model3d" xmlns:o="urn:schemas-microsoft-com:office:office" xmlns:oel="http://schemas.microsoft.com/office/2019/extlst" xmlns:r="http://schemas.openxmlformats.org/officeDocument/2006/relationships" xmlns:m="http://schemas.openxmlformats.org/officeDocument/2006/math" xmlns:v="urn:schemas-microsoft-com:vml" xmlns:wp14="http://schemas.microsoft.com/office/word/2010/wordprocessingDrawing" xmlns:wp="http://schemas.openxmlformats.org/drawingml/2006/wordprocessingDrawing" xmlns:w10="urn:schemas-microsoft-com:office:word" xmlns:w="http://schemas.openxmlformats.org/wordprocessingml/2006/main" xmlns:w14="http://schemas.microsoft.com/office/word/2010/wordml" xmlns:w15="http://schemas.microsoft.com/office/word/2012/wordml" xmlns:w16cex="http://schemas.microsoft.com/office/word/2018/wordml/cex" xmlns:w16cid="http://schemas.microsoft.com/office/word/2016/wordml/cid" xmlns:w16="http://schemas.microsoft.com/office/word/2018/wordml" xmlns:w16du="http://schemas.microsoft.com/office/word/2023/wordml/word16du" xmlns:w16sdtdh="http://schemas.microsoft.com/office/word/2020/wordml/sdtdatahash" xmlns:w16sdtfl="http://schemas.microsoft.com/office/word/2024/wordml/sdtformatlock" xmlns:w16se="http://schemas.microsoft.com/office/word/2015/wordml/symex" xmlns:wpg="http://schemas.microsoft.com/office/word/2010/wordprocessingGroup" xmlns:wpi="http://schemas.microsoft.com/office/word/2010/wordprocessingInk" xmlns:wne="http://schemas.microsoft.com/office/word/2006/wordml" xmlns:wps="http://schemas.microsoft.com/office/word/2010/wordprocessingShape" mc:Ignorable="w14 w15 w16se w16cid w16 w16cex w16sdtdh w16sdtfl w16du wp14">
   <w:p>
     <w:pPr>
       <w:pStyle w:val="ac"/>
@@ -19798,7 +19613,7 @@
         <w:noProof/>
       </w:rPr>
       <w:drawing>
-        <wp:inline distT="0" distB="0" distL="0" distR="0">
+        <wp:inline distT="0" distB="0" distL="0" distR="0" wp14:anchorId="42161F7B" wp14:editId="65C27711">
           <wp:extent cx="883920" cy="342900"/>
           <wp:effectExtent l="19050" t="0" r="0" b="0"/>
           <wp:docPr id="6" name="图片 7" descr="创维.jpg"/>
@@ -19869,7 +19684,7 @@
         <w:noProof/>
       </w:rPr>
       <w:drawing>
-        <wp:inline distT="0" distB="0" distL="0" distR="0">
+        <wp:inline distT="0" distB="0" distL="0" distR="0" wp14:anchorId="705EA8A8" wp14:editId="7A791AEE">
           <wp:extent cx="800100" cy="320040"/>
           <wp:effectExtent l="19050" t="0" r="0" b="0"/>
           <wp:docPr id="7" name="Picture 4" descr="https://timgsa.baidu.com/timg?image&amp;quality=80&amp;size=b9999_10000&amp;sec=1522780123846&amp;di=12b34fa916a3bc7e436762c3fc118f4d&amp;imgtype=0&amp;src=http%3A%2F%2Fwww.techclinch.com%2Fwp-content%2Fuploads%2F2014%2F11%2F800px-IBM_logo.png"/>
@@ -19919,7 +19734,7 @@
 </file>
 
 <file path=word/numbering.xml><?xml version="1.0" encoding="utf-8"?>
-<w:numbering xmlns:wpc="http://schemas.microsoft.com/office/word/2010/wordprocessingCanvas" xmlns:cx="http://schemas.microsoft.com/office/drawing/2014/chartex" xmlns:cx1="http://schemas.microsoft.com/office/drawing/2015/9/8/chartex" xmlns:cx2="http://schemas.microsoft.com/office/drawing/2015/10/21/chartex" xmlns:cx3="http://schemas.microsoft.com/office/drawing/2016/5/9/chartex" xmlns:cx4="http://schemas.microsoft.com/office/drawing/2016/5/10/chartex" xmlns:cx5="http://schemas.microsoft.com/office/drawing/2016/5/11/chartex" xmlns:cx6="http://schemas.microsoft.com/office/drawing/2016/5/12/chartex" xmlns:cx7="http://schemas.microsoft.com/office/drawing/2016/5/13/chartex" xmlns:cx8="http://schemas.microsoft.com/office/drawing/2016/5/14/chartex" xmlns:mc="http://schemas.openxmlformats.org/markup-compatibility/2006" xmlns:aink="http://schemas.microsoft.com/office/drawing/2016/ink" xmlns:am3d="http://schemas.microsoft.com/office/drawing/2017/model3d" xmlns:o="urn:schemas-microsoft-com:office:office" xmlns:r="http://schemas.openxmlformats.org/officeDocument/2006/relationships" xmlns:m="http://schemas.openxmlformats.org/officeDocument/2006/math" xmlns:v="urn:schemas-microsoft-com:vml" xmlns:wp14="http://schemas.microsoft.com/office/word/2010/wordprocessingDrawing" xmlns:wp="http://schemas.openxmlformats.org/drawingml/2006/wordprocessingDrawing" xmlns:w10="urn:schemas-microsoft-com:office:word" xmlns:w="http://schemas.openxmlformats.org/wordprocessingml/2006/main" xmlns:w14="http://schemas.microsoft.com/office/word/2010/wordml" xmlns:w15="http://schemas.microsoft.com/office/word/2012/wordml" xmlns:w16cid="http://schemas.microsoft.com/office/word/2016/wordml/cid" xmlns:w16se="http://schemas.microsoft.com/office/word/2015/wordml/symex" xmlns:wpg="http://schemas.microsoft.com/office/word/2010/wordprocessingGroup" xmlns:wpi="http://schemas.microsoft.com/office/word/2010/wordprocessingInk" xmlns:wne="http://schemas.microsoft.com/office/word/2006/wordml" xmlns:wps="http://schemas.microsoft.com/office/word/2010/wordprocessingShape" mc:Ignorable="w14 w15 w16se w16cid wp14">
+<w:numbering xmlns:wpc="http://schemas.microsoft.com/office/word/2010/wordprocessingCanvas" xmlns:cx="http://schemas.microsoft.com/office/drawing/2014/chartex" xmlns:cx1="http://schemas.microsoft.com/office/drawing/2015/9/8/chartex" xmlns:cx2="http://schemas.microsoft.com/office/drawing/2015/10/21/chartex" xmlns:cx3="http://schemas.microsoft.com/office/drawing/2016/5/9/chartex" xmlns:cx4="http://schemas.microsoft.com/office/drawing/2016/5/10/chartex" xmlns:cx5="http://schemas.microsoft.com/office/drawing/2016/5/11/chartex" xmlns:cx6="http://schemas.microsoft.com/office/drawing/2016/5/12/chartex" xmlns:cx7="http://schemas.microsoft.com/office/drawing/2016/5/13/chartex" xmlns:cx8="http://schemas.microsoft.com/office/drawing/2016/5/14/chartex" xmlns:mc="http://schemas.openxmlformats.org/markup-compatibility/2006" xmlns:aink="http://schemas.microsoft.com/office/drawing/2016/ink" xmlns:am3d="http://schemas.microsoft.com/office/drawing/2017/model3d" xmlns:o="urn:schemas-microsoft-com:office:office" xmlns:oel="http://schemas.microsoft.com/office/2019/extlst" xmlns:r="http://schemas.openxmlformats.org/officeDocument/2006/relationships" xmlns:m="http://schemas.openxmlformats.org/officeDocument/2006/math" xmlns:v="urn:schemas-microsoft-com:vml" xmlns:wp14="http://schemas.microsoft.com/office/word/2010/wordprocessingDrawing" xmlns:wp="http://schemas.openxmlformats.org/drawingml/2006/wordprocessingDrawing" xmlns:w10="urn:schemas-microsoft-com:office:word" xmlns:w="http://schemas.openxmlformats.org/wordprocessingml/2006/main" xmlns:w14="http://schemas.microsoft.com/office/word/2010/wordml" xmlns:w15="http://schemas.microsoft.com/office/word/2012/wordml" xmlns:w16cex="http://schemas.microsoft.com/office/word/2018/wordml/cex" xmlns:w16cid="http://schemas.microsoft.com/office/word/2016/wordml/cid" xmlns:w16="http://schemas.microsoft.com/office/word/2018/wordml" xmlns:w16du="http://schemas.microsoft.com/office/word/2023/wordml/word16du" xmlns:w16sdtdh="http://schemas.microsoft.com/office/word/2020/wordml/sdtdatahash" xmlns:w16sdtfl="http://schemas.microsoft.com/office/word/2024/wordml/sdtformatlock" xmlns:w16se="http://schemas.microsoft.com/office/word/2015/wordml/symex" xmlns:wpg="http://schemas.microsoft.com/office/word/2010/wordprocessingGroup" xmlns:wpi="http://schemas.microsoft.com/office/word/2010/wordprocessingInk" xmlns:wne="http://schemas.microsoft.com/office/word/2006/wordml" xmlns:wps="http://schemas.microsoft.com/office/word/2010/wordprocessingShape" mc:Ignorable="w14 w15 w16se w16cid w16 w16cex w16sdtdh w16sdtfl w16du wp14">
   <w:abstractNum w:abstractNumId="0" w15:restartNumberingAfterBreak="0">
     <w:nsid w:val="0000001B"/>
     <w:multiLevelType w:val="multilevel"/>
@@ -21994,86 +21809,86 @@
       </w:pPr>
     </w:lvl>
   </w:abstractNum>
-  <w:num w:numId="1">
+  <w:num w:numId="1" w16cid:durableId="884416404">
     <w:abstractNumId w:val="0"/>
   </w:num>
-  <w:num w:numId="2">
+  <w:num w:numId="2" w16cid:durableId="1257440602">
     <w:abstractNumId w:val="12"/>
   </w:num>
-  <w:num w:numId="3">
+  <w:num w:numId="3" w16cid:durableId="66003848">
     <w:abstractNumId w:val="15"/>
   </w:num>
-  <w:num w:numId="4">
+  <w:num w:numId="4" w16cid:durableId="641159406">
     <w:abstractNumId w:val="22"/>
   </w:num>
-  <w:num w:numId="5">
+  <w:num w:numId="5" w16cid:durableId="293751824">
     <w:abstractNumId w:val="24"/>
   </w:num>
-  <w:num w:numId="6">
+  <w:num w:numId="6" w16cid:durableId="707097910">
     <w:abstractNumId w:val="7"/>
   </w:num>
-  <w:num w:numId="7">
+  <w:num w:numId="7" w16cid:durableId="1558278313">
     <w:abstractNumId w:val="17"/>
   </w:num>
-  <w:num w:numId="8">
+  <w:num w:numId="8" w16cid:durableId="1591354380">
     <w:abstractNumId w:val="18"/>
   </w:num>
-  <w:num w:numId="9">
+  <w:num w:numId="9" w16cid:durableId="1740513771">
     <w:abstractNumId w:val="16"/>
   </w:num>
-  <w:num w:numId="10">
+  <w:num w:numId="10" w16cid:durableId="1568876175">
     <w:abstractNumId w:val="13"/>
   </w:num>
-  <w:num w:numId="11">
+  <w:num w:numId="11" w16cid:durableId="1505054627">
     <w:abstractNumId w:val="14"/>
   </w:num>
-  <w:num w:numId="12">
+  <w:num w:numId="12" w16cid:durableId="1725713132">
     <w:abstractNumId w:val="1"/>
   </w:num>
-  <w:num w:numId="13">
+  <w:num w:numId="13" w16cid:durableId="165479562">
     <w:abstractNumId w:val="10"/>
   </w:num>
-  <w:num w:numId="14">
+  <w:num w:numId="14" w16cid:durableId="474369410">
     <w:abstractNumId w:val="4"/>
   </w:num>
-  <w:num w:numId="15">
+  <w:num w:numId="15" w16cid:durableId="276373044">
     <w:abstractNumId w:val="11"/>
   </w:num>
-  <w:num w:numId="16">
+  <w:num w:numId="16" w16cid:durableId="1851943018">
     <w:abstractNumId w:val="20"/>
   </w:num>
-  <w:num w:numId="17">
+  <w:num w:numId="17" w16cid:durableId="1386642461">
     <w:abstractNumId w:val="9"/>
   </w:num>
-  <w:num w:numId="18">
+  <w:num w:numId="18" w16cid:durableId="1735666419">
     <w:abstractNumId w:val="23"/>
   </w:num>
-  <w:num w:numId="19">
+  <w:num w:numId="19" w16cid:durableId="1631276315">
     <w:abstractNumId w:val="21"/>
   </w:num>
-  <w:num w:numId="20">
+  <w:num w:numId="20" w16cid:durableId="1813643738">
     <w:abstractNumId w:val="5"/>
   </w:num>
-  <w:num w:numId="21">
+  <w:num w:numId="21" w16cid:durableId="948046501">
     <w:abstractNumId w:val="6"/>
   </w:num>
-  <w:num w:numId="22">
+  <w:num w:numId="22" w16cid:durableId="1043596269">
     <w:abstractNumId w:val="2"/>
   </w:num>
-  <w:num w:numId="23">
+  <w:num w:numId="23" w16cid:durableId="822507571">
     <w:abstractNumId w:val="19"/>
   </w:num>
-  <w:num w:numId="24">
+  <w:num w:numId="24" w16cid:durableId="396981085">
     <w:abstractNumId w:val="8"/>
   </w:num>
-  <w:num w:numId="25">
+  <w:num w:numId="25" w16cid:durableId="1377729975">
     <w:abstractNumId w:val="3"/>
   </w:num>
 </w:numbering>
 </file>
 
 <file path=word/styles.xml><?xml version="1.0" encoding="utf-8"?>
-<w:styles xmlns:mc="http://schemas.openxmlformats.org/markup-compatibility/2006" xmlns:r="http://schemas.openxmlformats.org/officeDocument/2006/relationships" xmlns:w="http://schemas.openxmlformats.org/wordprocessingml/2006/main" xmlns:w14="http://schemas.microsoft.com/office/word/2010/wordml" xmlns:w15="http://schemas.microsoft.com/office/word/2012/wordml" xmlns:w16cid="http://schemas.microsoft.com/office/word/2016/wordml/cid" xmlns:w16se="http://schemas.microsoft.com/office/word/2015/wordml/symex" mc:Ignorable="w14 w15 w16se w16cid">
+<w:styles xmlns:mc="http://schemas.openxmlformats.org/markup-compatibility/2006" xmlns:r="http://schemas.openxmlformats.org/officeDocument/2006/relationships" xmlns:w="http://schemas.openxmlformats.org/wordprocessingml/2006/main" xmlns:w14="http://schemas.microsoft.com/office/word/2010/wordml" xmlns:w15="http://schemas.microsoft.com/office/word/2012/wordml" xmlns:w16cex="http://schemas.microsoft.com/office/word/2018/wordml/cex" xmlns:w16cid="http://schemas.microsoft.com/office/word/2016/wordml/cid" xmlns:w16="http://schemas.microsoft.com/office/word/2018/wordml" xmlns:w16du="http://schemas.microsoft.com/office/word/2023/wordml/word16du" xmlns:w16sdtdh="http://schemas.microsoft.com/office/word/2020/wordml/sdtdatahash" xmlns:w16sdtfl="http://schemas.microsoft.com/office/word/2024/wordml/sdtformatlock" xmlns:w16se="http://schemas.microsoft.com/office/word/2015/wordml/symex" mc:Ignorable="w14 w15 w16se w16cid w16 w16cex w16sdtdh w16sdtfl w16du">
   <w:docDefaults>
     <w:rPrDefault>
       <w:rPr>
@@ -22700,7 +22515,6 @@
   <w:style w:type="character" w:default="1" w:styleId="a0">
     <w:name w:val="Default Paragraph Font"/>
     <w:uiPriority w:val="1"/>
-    <w:semiHidden/>
     <w:unhideWhenUsed/>
   </w:style>
   <w:style w:type="table" w:default="1" w:styleId="a1">

--- a/AI_TEST/CW_FS_SDA10  发货清单查询_SD内销组_V1.0_20201114.docx
+++ b/AI_TEST/CW_FS_SDA10  发货清单查询_SD内销组_V1.0_20201114.docx
@@ -1,6 +1,6 @@
 
 <file path=word/document.xml><?xml version="1.0" encoding="utf-8"?>
-<w:document xmlns:wpc="http://schemas.microsoft.com/office/word/2010/wordprocessingCanvas" xmlns:cx="http://schemas.microsoft.com/office/drawing/2014/chartex" xmlns:cx1="http://schemas.microsoft.com/office/drawing/2015/9/8/chartex" xmlns:cx2="http://schemas.microsoft.com/office/drawing/2015/10/21/chartex" xmlns:cx3="http://schemas.microsoft.com/office/drawing/2016/5/9/chartex" xmlns:cx4="http://schemas.microsoft.com/office/drawing/2016/5/10/chartex" xmlns:cx5="http://schemas.microsoft.com/office/drawing/2016/5/11/chartex" xmlns:cx6="http://schemas.microsoft.com/office/drawing/2016/5/12/chartex" xmlns:cx7="http://schemas.microsoft.com/office/drawing/2016/5/13/chartex" xmlns:cx8="http://schemas.microsoft.com/office/drawing/2016/5/14/chartex" xmlns:mc="http://schemas.openxmlformats.org/markup-compatibility/2006" xmlns:aink="http://schemas.microsoft.com/office/drawing/2016/ink" xmlns:am3d="http://schemas.microsoft.com/office/drawing/2017/model3d" xmlns:o="urn:schemas-microsoft-com:office:office" xmlns:oel="http://schemas.microsoft.com/office/2019/extlst" xmlns:r="http://schemas.openxmlformats.org/officeDocument/2006/relationships" xmlns:m="http://schemas.openxmlformats.org/officeDocument/2006/math" xmlns:v="urn:schemas-microsoft-com:vml" xmlns:wp14="http://schemas.microsoft.com/office/word/2010/wordprocessingDrawing" xmlns:wp="http://schemas.openxmlformats.org/drawingml/2006/wordprocessingDrawing" xmlns:w10="urn:schemas-microsoft-com:office:word" xmlns:w="http://schemas.openxmlformats.org/wordprocessingml/2006/main" xmlns:w14="http://schemas.microsoft.com/office/word/2010/wordml" xmlns:w15="http://schemas.microsoft.com/office/word/2012/wordml" xmlns:w16cex="http://schemas.microsoft.com/office/word/2018/wordml/cex" xmlns:w16cid="http://schemas.microsoft.com/office/word/2016/wordml/cid" xmlns:w16="http://schemas.microsoft.com/office/word/2018/wordml" xmlns:w16du="http://schemas.microsoft.com/office/word/2023/wordml/word16du" xmlns:w16sdtdh="http://schemas.microsoft.com/office/word/2020/wordml/sdtdatahash" xmlns:w16sdtfl="http://schemas.microsoft.com/office/word/2024/wordml/sdtformatlock" xmlns:w16se="http://schemas.microsoft.com/office/word/2015/wordml/symex" xmlns:wpg="http://schemas.microsoft.com/office/word/2010/wordprocessingGroup" xmlns:wpi="http://schemas.microsoft.com/office/word/2010/wordprocessingInk" xmlns:wne="http://schemas.microsoft.com/office/word/2006/wordml" xmlns:wps="http://schemas.microsoft.com/office/word/2010/wordprocessingShape" mc:Ignorable="w14 w15 w16se w16cid w16 w16cex w16sdtdh w16sdtfl w16du wp14">
+<w:document xmlns:wpc="http://schemas.microsoft.com/office/word/2010/wordprocessingCanvas" xmlns:cx="http://schemas.microsoft.com/office/drawing/2014/chartex" xmlns:cx1="http://schemas.microsoft.com/office/drawing/2015/9/8/chartex" xmlns:cx2="http://schemas.microsoft.com/office/drawing/2015/10/21/chartex" xmlns:cx3="http://schemas.microsoft.com/office/drawing/2016/5/9/chartex" xmlns:cx4="http://schemas.microsoft.com/office/drawing/2016/5/10/chartex" xmlns:cx5="http://schemas.microsoft.com/office/drawing/2016/5/11/chartex" xmlns:cx6="http://schemas.microsoft.com/office/drawing/2016/5/12/chartex" xmlns:cx7="http://schemas.microsoft.com/office/drawing/2016/5/13/chartex" xmlns:cx8="http://schemas.microsoft.com/office/drawing/2016/5/14/chartex" xmlns:mc="http://schemas.openxmlformats.org/markup-compatibility/2006" xmlns:aink="http://schemas.microsoft.com/office/drawing/2016/ink" xmlns:am3d="http://schemas.microsoft.com/office/drawing/2017/model3d" xmlns:o="urn:schemas-microsoft-com:office:office" xmlns:r="http://schemas.openxmlformats.org/officeDocument/2006/relationships" xmlns:m="http://schemas.openxmlformats.org/officeDocument/2006/math" xmlns:v="urn:schemas-microsoft-com:vml" xmlns:wp14="http://schemas.microsoft.com/office/word/2010/wordprocessingDrawing" xmlns:wp="http://schemas.openxmlformats.org/drawingml/2006/wordprocessingDrawing" xmlns:w10="urn:schemas-microsoft-com:office:word" xmlns:w="http://schemas.openxmlformats.org/wordprocessingml/2006/main" xmlns:w14="http://schemas.microsoft.com/office/word/2010/wordml" xmlns:w15="http://schemas.microsoft.com/office/word/2012/wordml" xmlns:w16cid="http://schemas.microsoft.com/office/word/2016/wordml/cid" xmlns:w16se="http://schemas.microsoft.com/office/word/2015/wordml/symex" xmlns:wpg="http://schemas.microsoft.com/office/word/2010/wordprocessingGroup" xmlns:wpi="http://schemas.microsoft.com/office/word/2010/wordprocessingInk" xmlns:wne="http://schemas.microsoft.com/office/word/2006/wordml" xmlns:wps="http://schemas.microsoft.com/office/word/2010/wordprocessingShape" mc:Ignorable="w14 w15 w16se w16cid wp14">
   <w:background w:color="FFFFFF"/>
   <w:body>
     <w:tbl>
@@ -59,178 +59,178 @@
               <w:spacing w:before="80"/>
               <w:jc w:val="center"/>
               <w:rPr>
+                <w:rFonts w:ascii="宋体" w:hAnsi="宋体"/>
+                <w:b/>
+                <w:color w:val="000000" w:themeColor="text1"/>
+                <w:sz w:val="56"/>
+                <w:szCs w:val="56"/>
+              </w:rPr>
+            </w:pPr>
+          </w:p>
+          <w:p>
+            <w:pPr>
+              <w:spacing w:before="80"/>
+              <w:jc w:val="center"/>
+              <w:rPr>
+                <w:rFonts w:ascii="宋体" w:hAnsi="宋体"/>
+                <w:b/>
+                <w:color w:val="000000" w:themeColor="text1"/>
+                <w:sz w:val="56"/>
+                <w:szCs w:val="56"/>
+              </w:rPr>
+            </w:pPr>
+          </w:p>
+          <w:p>
+            <w:pPr>
+              <w:spacing w:before="80"/>
+              <w:jc w:val="center"/>
+              <w:rPr>
+                <w:rFonts w:ascii="宋体" w:hAnsi="宋体"/>
+                <w:b/>
+                <w:color w:val="000000" w:themeColor="text1"/>
+                <w:sz w:val="56"/>
+                <w:szCs w:val="56"/>
+              </w:rPr>
+            </w:pPr>
+          </w:p>
+          <w:p>
+            <w:pPr>
+              <w:spacing w:before="80"/>
+              <w:jc w:val="center"/>
+              <w:rPr>
+                <w:rFonts w:ascii="宋体" w:hAnsi="宋体"/>
+                <w:b/>
+                <w:color w:val="000000" w:themeColor="text1"/>
+                <w:sz w:val="56"/>
+                <w:szCs w:val="56"/>
+              </w:rPr>
+            </w:pPr>
+          </w:p>
+          <w:p>
+            <w:pPr>
+              <w:spacing w:before="80"/>
+              <w:jc w:val="center"/>
+              <w:rPr>
+                <w:rFonts w:ascii="宋体" w:hAnsi="宋体"/>
+                <w:b/>
+                <w:color w:val="000000" w:themeColor="text1"/>
+                <w:sz w:val="56"/>
+                <w:szCs w:val="56"/>
+              </w:rPr>
+            </w:pPr>
+            <w:r>
+              <w:rPr>
                 <w:rFonts w:ascii="宋体" w:hAnsi="宋体" w:hint="eastAsia"/>
                 <w:b/>
                 <w:color w:val="000000" w:themeColor="text1"/>
                 <w:sz w:val="56"/>
                 <w:szCs w:val="56"/>
               </w:rPr>
-            </w:pPr>
+              <w:t>创维集团企业信息化（一期）项目组</w:t>
+            </w:r>
           </w:p>
           <w:p>
             <w:pPr>
               <w:spacing w:before="80"/>
               <w:jc w:val="center"/>
               <w:rPr>
+                <w:rFonts w:ascii="宋体" w:hAnsi="宋体"/>
+                <w:b/>
+                <w:color w:val="000000" w:themeColor="text1"/>
+                <w:sz w:val="56"/>
+                <w:szCs w:val="56"/>
+              </w:rPr>
+            </w:pPr>
+            <w:r>
+              <w:rPr>
                 <w:rFonts w:ascii="宋体" w:hAnsi="宋体" w:hint="eastAsia"/>
                 <w:b/>
                 <w:color w:val="000000" w:themeColor="text1"/>
                 <w:sz w:val="56"/>
                 <w:szCs w:val="56"/>
               </w:rPr>
-            </w:pPr>
+              <w:t>SAP ERP</w:t>
+            </w:r>
+            <w:r>
+              <w:rPr>
+                <w:rFonts w:ascii="宋体" w:hAnsi="宋体" w:hint="eastAsia"/>
+                <w:b/>
+                <w:color w:val="000000" w:themeColor="text1"/>
+                <w:sz w:val="56"/>
+                <w:szCs w:val="56"/>
+              </w:rPr>
+              <w:t>系统实施子</w:t>
+            </w:r>
+            <w:r>
+              <w:rPr>
+                <w:rFonts w:ascii="宋体" w:hAnsi="宋体"/>
+                <w:b/>
+                <w:color w:val="000000" w:themeColor="text1"/>
+                <w:sz w:val="56"/>
+                <w:szCs w:val="56"/>
+              </w:rPr>
+              <w:t>项目</w:t>
+            </w:r>
           </w:p>
           <w:p>
             <w:pPr>
               <w:spacing w:before="80"/>
               <w:jc w:val="center"/>
               <w:rPr>
+                <w:rFonts w:ascii="宋体" w:hAnsi="宋体"/>
+                <w:b/>
+                <w:color w:val="000000" w:themeColor="text1"/>
+                <w:sz w:val="56"/>
+                <w:szCs w:val="56"/>
+              </w:rPr>
+            </w:pPr>
+            <w:r>
+              <w:rPr>
                 <w:rFonts w:ascii="宋体" w:hAnsi="宋体" w:hint="eastAsia"/>
                 <w:b/>
                 <w:color w:val="000000" w:themeColor="text1"/>
                 <w:sz w:val="56"/>
                 <w:szCs w:val="56"/>
               </w:rPr>
-            </w:pPr>
+              <w:t>CW_FS_SDA</w:t>
+            </w:r>
+            <w:r>
+              <w:rPr>
+                <w:rFonts w:ascii="宋体" w:hAnsi="宋体"/>
+                <w:b/>
+                <w:color w:val="000000" w:themeColor="text1"/>
+                <w:sz w:val="56"/>
+                <w:szCs w:val="56"/>
+              </w:rPr>
+              <w:t>10</w:t>
+            </w:r>
+            <w:r>
+              <w:rPr>
+                <w:rFonts w:ascii="宋体" w:hAnsi="宋体" w:hint="eastAsia"/>
+                <w:b/>
+                <w:color w:val="000000" w:themeColor="text1"/>
+                <w:sz w:val="56"/>
+                <w:szCs w:val="56"/>
+              </w:rPr>
+              <w:t xml:space="preserve"> </w:t>
+            </w:r>
+            <w:r>
+              <w:rPr>
+                <w:rFonts w:ascii="宋体" w:hAnsi="宋体" w:hint="eastAsia"/>
+                <w:b/>
+                <w:color w:val="000000" w:themeColor="text1"/>
+                <w:sz w:val="56"/>
+                <w:szCs w:val="56"/>
+              </w:rPr>
+              <w:t>发货清单查询</w:t>
+            </w:r>
           </w:p>
           <w:p>
             <w:pPr>
               <w:spacing w:before="80"/>
               <w:jc w:val="center"/>
               <w:rPr>
-                <w:rFonts w:ascii="宋体" w:hAnsi="宋体" w:hint="eastAsia"/>
-                <w:b/>
-                <w:color w:val="000000" w:themeColor="text1"/>
-                <w:sz w:val="56"/>
-                <w:szCs w:val="56"/>
-              </w:rPr>
-            </w:pPr>
-          </w:p>
-          <w:p>
-            <w:pPr>
-              <w:spacing w:before="80"/>
-              <w:jc w:val="center"/>
-              <w:rPr>
-                <w:rFonts w:ascii="宋体" w:hAnsi="宋体" w:hint="eastAsia"/>
-                <w:b/>
-                <w:color w:val="000000" w:themeColor="text1"/>
-                <w:sz w:val="56"/>
-                <w:szCs w:val="56"/>
-              </w:rPr>
-            </w:pPr>
-            <w:r>
-              <w:rPr>
-                <w:rFonts w:ascii="宋体" w:hAnsi="宋体" w:hint="eastAsia"/>
-                <w:b/>
-                <w:color w:val="000000" w:themeColor="text1"/>
-                <w:sz w:val="56"/>
-                <w:szCs w:val="56"/>
-              </w:rPr>
-              <w:t>创维集团企业信息化（一期）项目组</w:t>
-            </w:r>
-          </w:p>
-          <w:p>
-            <w:pPr>
-              <w:spacing w:before="80"/>
-              <w:jc w:val="center"/>
-              <w:rPr>
-                <w:rFonts w:ascii="宋体" w:hAnsi="宋体" w:hint="eastAsia"/>
-                <w:b/>
-                <w:color w:val="000000" w:themeColor="text1"/>
-                <w:sz w:val="56"/>
-                <w:szCs w:val="56"/>
-              </w:rPr>
-            </w:pPr>
-            <w:r>
-              <w:rPr>
-                <w:rFonts w:ascii="宋体" w:hAnsi="宋体" w:hint="eastAsia"/>
-                <w:b/>
-                <w:color w:val="000000" w:themeColor="text1"/>
-                <w:sz w:val="56"/>
-                <w:szCs w:val="56"/>
-              </w:rPr>
-              <w:t>SAP ERP</w:t>
-            </w:r>
-            <w:r>
-              <w:rPr>
-                <w:rFonts w:ascii="宋体" w:hAnsi="宋体" w:hint="eastAsia"/>
-                <w:b/>
-                <w:color w:val="000000" w:themeColor="text1"/>
-                <w:sz w:val="56"/>
-                <w:szCs w:val="56"/>
-              </w:rPr>
-              <w:t>系统实施子</w:t>
-            </w:r>
-            <w:r>
-              <w:rPr>
-                <w:rFonts w:ascii="宋体" w:hAnsi="宋体"/>
-                <w:b/>
-                <w:color w:val="000000" w:themeColor="text1"/>
-                <w:sz w:val="56"/>
-                <w:szCs w:val="56"/>
-              </w:rPr>
-              <w:t>项目</w:t>
-            </w:r>
-          </w:p>
-          <w:p>
-            <w:pPr>
-              <w:spacing w:before="80"/>
-              <w:jc w:val="center"/>
-              <w:rPr>
-                <w:rFonts w:ascii="宋体" w:hAnsi="宋体" w:hint="eastAsia"/>
-                <w:b/>
-                <w:color w:val="000000" w:themeColor="text1"/>
-                <w:sz w:val="56"/>
-                <w:szCs w:val="56"/>
-              </w:rPr>
-            </w:pPr>
-            <w:r>
-              <w:rPr>
-                <w:rFonts w:ascii="宋体" w:hAnsi="宋体" w:hint="eastAsia"/>
-                <w:b/>
-                <w:color w:val="000000" w:themeColor="text1"/>
-                <w:sz w:val="56"/>
-                <w:szCs w:val="56"/>
-              </w:rPr>
-              <w:t>CW_FS_SDA</w:t>
-            </w:r>
-            <w:r>
-              <w:rPr>
-                <w:rFonts w:ascii="宋体" w:hAnsi="宋体"/>
-                <w:b/>
-                <w:color w:val="000000" w:themeColor="text1"/>
-                <w:sz w:val="56"/>
-                <w:szCs w:val="56"/>
-              </w:rPr>
-              <w:t>10</w:t>
-            </w:r>
-            <w:r>
-              <w:rPr>
-                <w:rFonts w:ascii="宋体" w:hAnsi="宋体" w:hint="eastAsia"/>
-                <w:b/>
-                <w:color w:val="000000" w:themeColor="text1"/>
-                <w:sz w:val="56"/>
-                <w:szCs w:val="56"/>
-              </w:rPr>
-              <w:t xml:space="preserve"> </w:t>
-            </w:r>
-            <w:r>
-              <w:rPr>
-                <w:rFonts w:ascii="宋体" w:hAnsi="宋体" w:hint="eastAsia"/>
-                <w:b/>
-                <w:color w:val="000000" w:themeColor="text1"/>
-                <w:sz w:val="56"/>
-                <w:szCs w:val="56"/>
-              </w:rPr>
-              <w:t>发货清单查询</w:t>
-            </w:r>
-          </w:p>
-          <w:p>
-            <w:pPr>
-              <w:spacing w:before="80"/>
-              <w:jc w:val="center"/>
-              <w:rPr>
-                <w:rFonts w:ascii="宋体" w:hAnsi="宋体" w:hint="eastAsia"/>
+                <w:rFonts w:ascii="宋体" w:hAnsi="宋体"/>
                 <w:b/>
                 <w:color w:val="000000" w:themeColor="text1"/>
                 <w:sz w:val="44"/>
@@ -374,7 +374,7 @@
     <w:p>
       <w:pPr>
         <w:rPr>
-          <w:rFonts w:ascii="微软雅黑" w:eastAsia="微软雅黑" w:hAnsi="微软雅黑" w:cs="Times New Roman" w:hint="eastAsia"/>
+          <w:rFonts w:ascii="微软雅黑" w:eastAsia="微软雅黑" w:hAnsi="微软雅黑" w:cs="Times New Roman"/>
           <w:b/>
           <w:caps/>
           <w:color w:val="000000" w:themeColor="text1"/>
@@ -434,7 +434,7 @@
               <w:ind w:firstLine="0"/>
               <w:jc w:val="center"/>
               <w:rPr>
-                <w:rFonts w:ascii="微软雅黑" w:eastAsia="微软雅黑" w:hAnsi="微软雅黑" w:hint="eastAsia"/>
+                <w:rFonts w:ascii="微软雅黑" w:eastAsia="微软雅黑" w:hAnsi="微软雅黑"/>
                 <w:b/>
                 <w:color w:val="000000" w:themeColor="text1"/>
                 <w:sz w:val="20"/>
@@ -466,7 +466,7 @@
               <w:ind w:firstLine="0"/>
               <w:jc w:val="center"/>
               <w:rPr>
-                <w:rFonts w:ascii="微软雅黑" w:eastAsia="微软雅黑" w:hAnsi="微软雅黑" w:hint="eastAsia"/>
+                <w:rFonts w:ascii="微软雅黑" w:eastAsia="微软雅黑" w:hAnsi="微软雅黑"/>
                 <w:b/>
                 <w:color w:val="000000" w:themeColor="text1"/>
                 <w:sz w:val="20"/>
@@ -496,7 +496,7 @@
               <w:ind w:left="-2" w:firstLine="0"/>
               <w:jc w:val="center"/>
               <w:rPr>
-                <w:rFonts w:ascii="微软雅黑" w:eastAsia="微软雅黑" w:hAnsi="微软雅黑" w:hint="eastAsia"/>
+                <w:rFonts w:ascii="微软雅黑" w:eastAsia="微软雅黑" w:hAnsi="微软雅黑"/>
                 <w:b/>
                 <w:color w:val="000000" w:themeColor="text1"/>
                 <w:sz w:val="20"/>
@@ -526,7 +526,7 @@
               <w:ind w:left="-2" w:firstLine="0"/>
               <w:jc w:val="center"/>
               <w:rPr>
-                <w:rFonts w:ascii="微软雅黑" w:eastAsia="微软雅黑" w:hAnsi="微软雅黑" w:hint="eastAsia"/>
+                <w:rFonts w:ascii="微软雅黑" w:eastAsia="微软雅黑" w:hAnsi="微软雅黑"/>
                 <w:b/>
                 <w:color w:val="000000" w:themeColor="text1"/>
                 <w:sz w:val="20"/>
@@ -1075,7 +1075,7 @@
               <w:spacing w:before="240" w:after="240"/>
               <w:jc w:val="center"/>
               <w:rPr>
-                <w:rFonts w:ascii="微软雅黑" w:eastAsia="微软雅黑" w:hAnsi="微软雅黑" w:hint="eastAsia"/>
+                <w:rFonts w:ascii="微软雅黑" w:eastAsia="微软雅黑" w:hAnsi="微软雅黑"/>
                 <w:caps/>
                 <w:color w:val="000000" w:themeColor="text1"/>
                 <w:sz w:val="28"/>
@@ -1112,7 +1112,7 @@
               <w:ind w:firstLine="0"/>
               <w:jc w:val="center"/>
               <w:rPr>
-                <w:rFonts w:ascii="微软雅黑" w:eastAsia="微软雅黑" w:hAnsi="微软雅黑" w:hint="eastAsia"/>
+                <w:rFonts w:ascii="微软雅黑" w:eastAsia="微软雅黑" w:hAnsi="微软雅黑"/>
                 <w:color w:val="000000" w:themeColor="text1"/>
                 <w:sz w:val="20"/>
                 <w:szCs w:val="20"/>
@@ -1143,7 +1143,7 @@
             <w:pPr>
               <w:ind w:firstLine="0"/>
               <w:rPr>
-                <w:rFonts w:ascii="微软雅黑" w:eastAsia="微软雅黑" w:hAnsi="微软雅黑" w:hint="eastAsia"/>
+                <w:rFonts w:ascii="微软雅黑" w:eastAsia="微软雅黑" w:hAnsi="微软雅黑"/>
                 <w:color w:val="000000" w:themeColor="text1"/>
                 <w:sz w:val="20"/>
                 <w:szCs w:val="20"/>
@@ -1185,7 +1185,7 @@
               <w:ind w:firstLine="0"/>
               <w:jc w:val="center"/>
               <w:rPr>
-                <w:rFonts w:ascii="微软雅黑" w:eastAsia="微软雅黑" w:hAnsi="微软雅黑" w:hint="eastAsia"/>
+                <w:rFonts w:ascii="微软雅黑" w:eastAsia="微软雅黑" w:hAnsi="微软雅黑"/>
                 <w:color w:val="000000" w:themeColor="text1"/>
                 <w:sz w:val="20"/>
                 <w:szCs w:val="20"/>
@@ -1216,7 +1216,7 @@
               </w:tabs>
               <w:ind w:firstLine="0"/>
               <w:rPr>
-                <w:rFonts w:ascii="微软雅黑" w:eastAsia="微软雅黑" w:hAnsi="微软雅黑" w:hint="eastAsia"/>
+                <w:rFonts w:ascii="微软雅黑" w:eastAsia="微软雅黑" w:hAnsi="微软雅黑"/>
                 <w:color w:val="000000" w:themeColor="text1"/>
                 <w:sz w:val="20"/>
                 <w:szCs w:val="20"/>
@@ -1253,7 +1253,7 @@
             </w:r>
             <w:r>
               <w:rPr>
-                <w:rFonts w:ascii="微软雅黑" w:eastAsia="微软雅黑" w:hAnsi="微软雅黑" w:hint="eastAsia"/>
+                <w:rFonts w:ascii="微软雅黑" w:eastAsia="微软雅黑" w:hAnsi="微软雅黑"/>
                 <w:color w:val="000000" w:themeColor="text1"/>
                 <w:sz w:val="20"/>
                 <w:szCs w:val="20"/>
@@ -1261,7 +1261,7 @@
             </w:r>
             <w:r>
               <w:rPr>
-                <w:rFonts w:ascii="微软雅黑" w:eastAsia="微软雅黑" w:hAnsi="微软雅黑" w:hint="eastAsia"/>
+                <w:rFonts w:ascii="微软雅黑" w:eastAsia="微软雅黑" w:hAnsi="微软雅黑"/>
                 <w:color w:val="000000" w:themeColor="text1"/>
                 <w:sz w:val="20"/>
                 <w:szCs w:val="20"/>
@@ -1317,7 +1317,7 @@
             </w:r>
             <w:r>
               <w:rPr>
-                <w:rFonts w:ascii="微软雅黑" w:eastAsia="微软雅黑" w:hAnsi="微软雅黑" w:hint="eastAsia"/>
+                <w:rFonts w:ascii="微软雅黑" w:eastAsia="微软雅黑" w:hAnsi="微软雅黑"/>
                 <w:color w:val="000000" w:themeColor="text1"/>
                 <w:sz w:val="20"/>
                 <w:szCs w:val="20"/>
@@ -1325,7 +1325,7 @@
             </w:r>
             <w:r>
               <w:rPr>
-                <w:rFonts w:ascii="微软雅黑" w:eastAsia="微软雅黑" w:hAnsi="微软雅黑" w:hint="eastAsia"/>
+                <w:rFonts w:ascii="微软雅黑" w:eastAsia="微软雅黑" w:hAnsi="微软雅黑"/>
                 <w:color w:val="000000" w:themeColor="text1"/>
                 <w:sz w:val="20"/>
                 <w:szCs w:val="20"/>
@@ -1390,7 +1390,7 @@
             </w:r>
             <w:r>
               <w:rPr>
-                <w:rFonts w:ascii="微软雅黑" w:eastAsia="微软雅黑" w:hAnsi="微软雅黑" w:hint="eastAsia"/>
+                <w:rFonts w:ascii="微软雅黑" w:eastAsia="微软雅黑" w:hAnsi="微软雅黑"/>
                 <w:color w:val="000000" w:themeColor="text1"/>
                 <w:sz w:val="20"/>
                 <w:szCs w:val="20"/>
@@ -1398,7 +1398,7 @@
             </w:r>
             <w:r>
               <w:rPr>
-                <w:rFonts w:ascii="微软雅黑" w:eastAsia="微软雅黑" w:hAnsi="微软雅黑" w:hint="eastAsia"/>
+                <w:rFonts w:ascii="微软雅黑" w:eastAsia="微软雅黑" w:hAnsi="微软雅黑"/>
                 <w:color w:val="000000" w:themeColor="text1"/>
                 <w:sz w:val="20"/>
                 <w:szCs w:val="20"/>
@@ -1433,7 +1433,7 @@
               </w:tabs>
               <w:ind w:firstLine="0"/>
               <w:rPr>
-                <w:rFonts w:ascii="微软雅黑" w:eastAsia="微软雅黑" w:hAnsi="微软雅黑" w:hint="eastAsia"/>
+                <w:rFonts w:ascii="微软雅黑" w:eastAsia="微软雅黑" w:hAnsi="微软雅黑"/>
                 <w:color w:val="000000" w:themeColor="text1"/>
                 <w:sz w:val="20"/>
                 <w:szCs w:val="20"/>
@@ -1470,7 +1470,7 @@
             </w:r>
             <w:r>
               <w:rPr>
-                <w:rFonts w:ascii="微软雅黑" w:eastAsia="微软雅黑" w:hAnsi="微软雅黑" w:hint="eastAsia"/>
+                <w:rFonts w:ascii="微软雅黑" w:eastAsia="微软雅黑" w:hAnsi="微软雅黑"/>
                 <w:color w:val="000000" w:themeColor="text1"/>
                 <w:sz w:val="20"/>
                 <w:szCs w:val="20"/>
@@ -1478,7 +1478,7 @@
             </w:r>
             <w:r>
               <w:rPr>
-                <w:rFonts w:ascii="微软雅黑" w:eastAsia="微软雅黑" w:hAnsi="微软雅黑" w:hint="eastAsia"/>
+                <w:rFonts w:ascii="微软雅黑" w:eastAsia="微软雅黑" w:hAnsi="微软雅黑"/>
                 <w:color w:val="000000" w:themeColor="text1"/>
                 <w:sz w:val="20"/>
                 <w:szCs w:val="20"/>
@@ -1544,7 +1544,7 @@
             </w:r>
             <w:r>
               <w:rPr>
-                <w:rFonts w:ascii="微软雅黑" w:eastAsia="微软雅黑" w:hAnsi="微软雅黑" w:hint="eastAsia"/>
+                <w:rFonts w:ascii="微软雅黑" w:eastAsia="微软雅黑" w:hAnsi="微软雅黑"/>
                 <w:color w:val="000000" w:themeColor="text1"/>
                 <w:sz w:val="20"/>
                 <w:szCs w:val="20"/>
@@ -1552,7 +1552,7 @@
             </w:r>
             <w:r>
               <w:rPr>
-                <w:rFonts w:ascii="微软雅黑" w:eastAsia="微软雅黑" w:hAnsi="微软雅黑" w:hint="eastAsia"/>
+                <w:rFonts w:ascii="微软雅黑" w:eastAsia="微软雅黑" w:hAnsi="微软雅黑"/>
                 <w:color w:val="000000" w:themeColor="text1"/>
                 <w:sz w:val="20"/>
                 <w:szCs w:val="20"/>
@@ -1618,7 +1618,7 @@
             </w:r>
             <w:r>
               <w:rPr>
-                <w:rFonts w:ascii="微软雅黑" w:eastAsia="微软雅黑" w:hAnsi="微软雅黑" w:hint="eastAsia"/>
+                <w:rFonts w:ascii="微软雅黑" w:eastAsia="微软雅黑" w:hAnsi="微软雅黑"/>
                 <w:color w:val="000000" w:themeColor="text1"/>
                 <w:sz w:val="20"/>
                 <w:szCs w:val="20"/>
@@ -1626,7 +1626,7 @@
             </w:r>
             <w:r>
               <w:rPr>
-                <w:rFonts w:ascii="微软雅黑" w:eastAsia="微软雅黑" w:hAnsi="微软雅黑" w:hint="eastAsia"/>
+                <w:rFonts w:ascii="微软雅黑" w:eastAsia="微软雅黑" w:hAnsi="微软雅黑"/>
                 <w:color w:val="000000" w:themeColor="text1"/>
                 <w:sz w:val="20"/>
                 <w:szCs w:val="20"/>
@@ -1681,7 +1681,7 @@
               <w:ind w:firstLine="0"/>
               <w:jc w:val="center"/>
               <w:rPr>
-                <w:rFonts w:ascii="微软雅黑" w:eastAsia="微软雅黑" w:hAnsi="微软雅黑" w:hint="eastAsia"/>
+                <w:rFonts w:ascii="微软雅黑" w:eastAsia="微软雅黑" w:hAnsi="微软雅黑"/>
                 <w:color w:val="000000" w:themeColor="text1"/>
                 <w:sz w:val="20"/>
                 <w:szCs w:val="20"/>
@@ -1707,7 +1707,7 @@
             <w:pPr>
               <w:ind w:firstLine="0"/>
               <w:rPr>
-                <w:rFonts w:ascii="微软雅黑" w:eastAsia="微软雅黑" w:hAnsi="微软雅黑" w:hint="eastAsia"/>
+                <w:rFonts w:ascii="微软雅黑" w:eastAsia="微软雅黑" w:hAnsi="微软雅黑"/>
                 <w:color w:val="000000" w:themeColor="text1"/>
                 <w:sz w:val="20"/>
                 <w:szCs w:val="20"/>
@@ -1731,7 +1731,7 @@
               <w:ind w:firstLine="0"/>
               <w:jc w:val="center"/>
               <w:rPr>
-                <w:rFonts w:ascii="微软雅黑" w:eastAsia="微软雅黑" w:hAnsi="微软雅黑" w:hint="eastAsia"/>
+                <w:rFonts w:ascii="微软雅黑" w:eastAsia="微软雅黑" w:hAnsi="微软雅黑"/>
                 <w:color w:val="000000" w:themeColor="text1"/>
                 <w:sz w:val="20"/>
                 <w:szCs w:val="20"/>
@@ -1753,7 +1753,7 @@
               </w:tabs>
               <w:ind w:firstLine="0"/>
               <w:rPr>
-                <w:rFonts w:ascii="微软雅黑" w:eastAsia="微软雅黑" w:hAnsi="微软雅黑" w:hint="eastAsia"/>
+                <w:rFonts w:ascii="微软雅黑" w:eastAsia="微软雅黑" w:hAnsi="微软雅黑"/>
                 <w:color w:val="000000" w:themeColor="text1"/>
                 <w:sz w:val="20"/>
                 <w:szCs w:val="20"/>
@@ -1771,7 +1771,7 @@
               <w:ind w:firstLine="0"/>
               <w:jc w:val="center"/>
               <w:rPr>
-                <w:rFonts w:ascii="微软雅黑" w:eastAsia="微软雅黑" w:hAnsi="微软雅黑" w:hint="eastAsia"/>
+                <w:rFonts w:ascii="微软雅黑" w:eastAsia="微软雅黑" w:hAnsi="微软雅黑"/>
                 <w:color w:val="000000" w:themeColor="text1"/>
                 <w:sz w:val="20"/>
                 <w:szCs w:val="20"/>
@@ -1797,7 +1797,7 @@
             <w:pPr>
               <w:ind w:firstLine="0"/>
               <w:rPr>
-                <w:rFonts w:ascii="微软雅黑" w:eastAsia="微软雅黑" w:hAnsi="微软雅黑" w:hint="eastAsia"/>
+                <w:rFonts w:ascii="微软雅黑" w:eastAsia="微软雅黑" w:hAnsi="微软雅黑"/>
                 <w:color w:val="000000" w:themeColor="text1"/>
                 <w:sz w:val="20"/>
                 <w:szCs w:val="20"/>
@@ -1819,7 +1819,7 @@
             <w:pPr>
               <w:ind w:firstLineChars="200" w:firstLine="400"/>
               <w:rPr>
-                <w:rFonts w:ascii="微软雅黑" w:eastAsia="微软雅黑" w:hAnsi="微软雅黑" w:hint="eastAsia"/>
+                <w:rFonts w:ascii="微软雅黑" w:eastAsia="微软雅黑" w:hAnsi="微软雅黑"/>
                 <w:color w:val="000000" w:themeColor="text1"/>
                 <w:sz w:val="20"/>
                 <w:szCs w:val="20"/>
@@ -1850,7 +1850,7 @@
               </w:tabs>
               <w:ind w:firstLine="0"/>
               <w:rPr>
-                <w:rFonts w:ascii="微软雅黑" w:eastAsia="微软雅黑" w:hAnsi="微软雅黑" w:hint="eastAsia"/>
+                <w:rFonts w:ascii="微软雅黑" w:eastAsia="微软雅黑" w:hAnsi="微软雅黑"/>
                 <w:color w:val="000000" w:themeColor="text1"/>
                 <w:sz w:val="20"/>
                 <w:szCs w:val="20"/>
@@ -1887,7 +1887,7 @@
             </w:r>
             <w:r>
               <w:rPr>
-                <w:rFonts w:ascii="微软雅黑" w:eastAsia="微软雅黑" w:hAnsi="微软雅黑" w:hint="eastAsia"/>
+                <w:rFonts w:ascii="微软雅黑" w:eastAsia="微软雅黑" w:hAnsi="微软雅黑"/>
                 <w:color w:val="000000" w:themeColor="text1"/>
                 <w:sz w:val="20"/>
                 <w:szCs w:val="20"/>
@@ -1895,7 +1895,7 @@
             </w:r>
             <w:r>
               <w:rPr>
-                <w:rFonts w:ascii="微软雅黑" w:eastAsia="微软雅黑" w:hAnsi="微软雅黑" w:hint="eastAsia"/>
+                <w:rFonts w:ascii="微软雅黑" w:eastAsia="微软雅黑" w:hAnsi="微软雅黑"/>
                 <w:color w:val="000000" w:themeColor="text1"/>
                 <w:sz w:val="20"/>
                 <w:szCs w:val="20"/>
@@ -1960,7 +1960,7 @@
             </w:r>
             <w:r>
               <w:rPr>
-                <w:rFonts w:ascii="微软雅黑" w:eastAsia="微软雅黑" w:hAnsi="微软雅黑" w:hint="eastAsia"/>
+                <w:rFonts w:ascii="微软雅黑" w:eastAsia="微软雅黑" w:hAnsi="微软雅黑"/>
                 <w:color w:val="000000" w:themeColor="text1"/>
                 <w:sz w:val="20"/>
                 <w:szCs w:val="20"/>
@@ -1968,7 +1968,7 @@
             </w:r>
             <w:r>
               <w:rPr>
-                <w:rFonts w:ascii="微软雅黑" w:eastAsia="微软雅黑" w:hAnsi="微软雅黑" w:hint="eastAsia"/>
+                <w:rFonts w:ascii="微软雅黑" w:eastAsia="微软雅黑" w:hAnsi="微软雅黑"/>
                 <w:color w:val="000000" w:themeColor="text1"/>
                 <w:sz w:val="20"/>
                 <w:szCs w:val="20"/>
@@ -2033,7 +2033,7 @@
             </w:r>
             <w:r>
               <w:rPr>
-                <w:rFonts w:ascii="微软雅黑" w:eastAsia="微软雅黑" w:hAnsi="微软雅黑" w:hint="eastAsia"/>
+                <w:rFonts w:ascii="微软雅黑" w:eastAsia="微软雅黑" w:hAnsi="微软雅黑"/>
                 <w:color w:val="000000" w:themeColor="text1"/>
                 <w:sz w:val="20"/>
                 <w:szCs w:val="20"/>
@@ -2041,7 +2041,7 @@
             </w:r>
             <w:r>
               <w:rPr>
-                <w:rFonts w:ascii="微软雅黑" w:eastAsia="微软雅黑" w:hAnsi="微软雅黑" w:hint="eastAsia"/>
+                <w:rFonts w:ascii="微软雅黑" w:eastAsia="微软雅黑" w:hAnsi="微软雅黑"/>
                 <w:color w:val="000000" w:themeColor="text1"/>
                 <w:sz w:val="20"/>
                 <w:szCs w:val="20"/>
@@ -2106,7 +2106,7 @@
             </w:r>
             <w:r>
               <w:rPr>
-                <w:rFonts w:ascii="微软雅黑" w:eastAsia="微软雅黑" w:hAnsi="微软雅黑" w:hint="eastAsia"/>
+                <w:rFonts w:ascii="微软雅黑" w:eastAsia="微软雅黑" w:hAnsi="微软雅黑"/>
                 <w:color w:val="000000" w:themeColor="text1"/>
                 <w:sz w:val="20"/>
                 <w:szCs w:val="20"/>
@@ -2114,7 +2114,7 @@
             </w:r>
             <w:r>
               <w:rPr>
-                <w:rFonts w:ascii="微软雅黑" w:eastAsia="微软雅黑" w:hAnsi="微软雅黑" w:hint="eastAsia"/>
+                <w:rFonts w:ascii="微软雅黑" w:eastAsia="微软雅黑" w:hAnsi="微软雅黑"/>
                 <w:color w:val="000000" w:themeColor="text1"/>
                 <w:sz w:val="20"/>
                 <w:szCs w:val="20"/>
@@ -2170,7 +2170,7 @@
             </w:r>
             <w:r>
               <w:rPr>
-                <w:rFonts w:ascii="微软雅黑" w:eastAsia="微软雅黑" w:hAnsi="微软雅黑" w:hint="eastAsia"/>
+                <w:rFonts w:ascii="微软雅黑" w:eastAsia="微软雅黑" w:hAnsi="微软雅黑"/>
                 <w:color w:val="000000" w:themeColor="text1"/>
                 <w:sz w:val="20"/>
                 <w:szCs w:val="20"/>
@@ -2178,7 +2178,7 @@
             </w:r>
             <w:r>
               <w:rPr>
-                <w:rFonts w:ascii="微软雅黑" w:eastAsia="微软雅黑" w:hAnsi="微软雅黑" w:hint="eastAsia"/>
+                <w:rFonts w:ascii="微软雅黑" w:eastAsia="微软雅黑" w:hAnsi="微软雅黑"/>
                 <w:color w:val="000000" w:themeColor="text1"/>
                 <w:sz w:val="20"/>
                 <w:szCs w:val="20"/>
@@ -2234,7 +2234,7 @@
             </w:r>
             <w:r>
               <w:rPr>
-                <w:rFonts w:ascii="微软雅黑" w:eastAsia="微软雅黑" w:hAnsi="微软雅黑" w:hint="eastAsia"/>
+                <w:rFonts w:ascii="微软雅黑" w:eastAsia="微软雅黑" w:hAnsi="微软雅黑"/>
                 <w:color w:val="000000" w:themeColor="text1"/>
                 <w:sz w:val="20"/>
                 <w:szCs w:val="20"/>
@@ -2242,7 +2242,7 @@
             </w:r>
             <w:r>
               <w:rPr>
-                <w:rFonts w:ascii="微软雅黑" w:eastAsia="微软雅黑" w:hAnsi="微软雅黑" w:hint="eastAsia"/>
+                <w:rFonts w:ascii="微软雅黑" w:eastAsia="微软雅黑" w:hAnsi="微软雅黑"/>
                 <w:color w:val="000000" w:themeColor="text1"/>
                 <w:sz w:val="20"/>
                 <w:szCs w:val="20"/>
@@ -2283,7 +2283,7 @@
             <w:pPr>
               <w:ind w:firstLineChars="200" w:firstLine="400"/>
               <w:rPr>
-                <w:rFonts w:ascii="微软雅黑" w:eastAsia="微软雅黑" w:hAnsi="微软雅黑" w:hint="eastAsia"/>
+                <w:rFonts w:ascii="微软雅黑" w:eastAsia="微软雅黑" w:hAnsi="微软雅黑"/>
                 <w:color w:val="000000" w:themeColor="text1"/>
                 <w:sz w:val="20"/>
                 <w:szCs w:val="20"/>
@@ -2314,7 +2314,7 @@
               </w:tabs>
               <w:ind w:firstLine="0"/>
               <w:rPr>
-                <w:rFonts w:ascii="微软雅黑" w:eastAsia="微软雅黑" w:hAnsi="微软雅黑" w:hint="eastAsia"/>
+                <w:rFonts w:ascii="微软雅黑" w:eastAsia="微软雅黑" w:hAnsi="微软雅黑"/>
                 <w:color w:val="000000" w:themeColor="text1"/>
                 <w:sz w:val="20"/>
                 <w:szCs w:val="20"/>
@@ -2351,7 +2351,7 @@
             </w:r>
             <w:r>
               <w:rPr>
-                <w:rFonts w:ascii="微软雅黑" w:eastAsia="微软雅黑" w:hAnsi="微软雅黑" w:hint="eastAsia"/>
+                <w:rFonts w:ascii="微软雅黑" w:eastAsia="微软雅黑" w:hAnsi="微软雅黑"/>
                 <w:color w:val="000000" w:themeColor="text1"/>
                 <w:sz w:val="20"/>
                 <w:szCs w:val="20"/>
@@ -2359,7 +2359,7 @@
             </w:r>
             <w:r>
               <w:rPr>
-                <w:rFonts w:ascii="微软雅黑" w:eastAsia="微软雅黑" w:hAnsi="微软雅黑" w:hint="eastAsia"/>
+                <w:rFonts w:ascii="微软雅黑" w:eastAsia="微软雅黑" w:hAnsi="微软雅黑"/>
                 <w:color w:val="000000" w:themeColor="text1"/>
                 <w:sz w:val="20"/>
                 <w:szCs w:val="20"/>
@@ -2424,7 +2424,7 @@
             </w:r>
             <w:r>
               <w:rPr>
-                <w:rFonts w:ascii="微软雅黑" w:eastAsia="微软雅黑" w:hAnsi="微软雅黑" w:hint="eastAsia"/>
+                <w:rFonts w:ascii="微软雅黑" w:eastAsia="微软雅黑" w:hAnsi="微软雅黑"/>
                 <w:color w:val="000000" w:themeColor="text1"/>
                 <w:sz w:val="20"/>
                 <w:szCs w:val="20"/>
@@ -2432,7 +2432,7 @@
             </w:r>
             <w:r>
               <w:rPr>
-                <w:rFonts w:ascii="微软雅黑" w:eastAsia="微软雅黑" w:hAnsi="微软雅黑" w:hint="eastAsia"/>
+                <w:rFonts w:ascii="微软雅黑" w:eastAsia="微软雅黑" w:hAnsi="微软雅黑"/>
                 <w:color w:val="000000" w:themeColor="text1"/>
                 <w:sz w:val="20"/>
                 <w:szCs w:val="20"/>
@@ -2497,7 +2497,7 @@
             </w:r>
             <w:r>
               <w:rPr>
-                <w:rFonts w:ascii="微软雅黑" w:eastAsia="微软雅黑" w:hAnsi="微软雅黑" w:hint="eastAsia"/>
+                <w:rFonts w:ascii="微软雅黑" w:eastAsia="微软雅黑" w:hAnsi="微软雅黑"/>
                 <w:color w:val="000000" w:themeColor="text1"/>
                 <w:sz w:val="20"/>
                 <w:szCs w:val="20"/>
@@ -2505,7 +2505,7 @@
             </w:r>
             <w:r>
               <w:rPr>
-                <w:rFonts w:ascii="微软雅黑" w:eastAsia="微软雅黑" w:hAnsi="微软雅黑" w:hint="eastAsia"/>
+                <w:rFonts w:ascii="微软雅黑" w:eastAsia="微软雅黑" w:hAnsi="微软雅黑"/>
                 <w:color w:val="000000" w:themeColor="text1"/>
                 <w:sz w:val="20"/>
                 <w:szCs w:val="20"/>
@@ -2561,7 +2561,7 @@
             </w:r>
             <w:r>
               <w:rPr>
-                <w:rFonts w:ascii="微软雅黑" w:eastAsia="微软雅黑" w:hAnsi="微软雅黑" w:hint="eastAsia"/>
+                <w:rFonts w:ascii="微软雅黑" w:eastAsia="微软雅黑" w:hAnsi="微软雅黑"/>
                 <w:color w:val="000000" w:themeColor="text1"/>
                 <w:sz w:val="20"/>
                 <w:szCs w:val="20"/>
@@ -2569,7 +2569,7 @@
             </w:r>
             <w:r>
               <w:rPr>
-                <w:rFonts w:ascii="微软雅黑" w:eastAsia="微软雅黑" w:hAnsi="微软雅黑" w:hint="eastAsia"/>
+                <w:rFonts w:ascii="微软雅黑" w:eastAsia="微软雅黑" w:hAnsi="微软雅黑"/>
                 <w:color w:val="000000" w:themeColor="text1"/>
                 <w:sz w:val="20"/>
                 <w:szCs w:val="20"/>
@@ -2625,7 +2625,7 @@
             </w:r>
             <w:r>
               <w:rPr>
-                <w:rFonts w:ascii="微软雅黑" w:eastAsia="微软雅黑" w:hAnsi="微软雅黑" w:hint="eastAsia"/>
+                <w:rFonts w:ascii="微软雅黑" w:eastAsia="微软雅黑" w:hAnsi="微软雅黑"/>
                 <w:color w:val="000000" w:themeColor="text1"/>
                 <w:sz w:val="20"/>
                 <w:szCs w:val="20"/>
@@ -2633,7 +2633,7 @@
             </w:r>
             <w:r>
               <w:rPr>
-                <w:rFonts w:ascii="微软雅黑" w:eastAsia="微软雅黑" w:hAnsi="微软雅黑" w:hint="eastAsia"/>
+                <w:rFonts w:ascii="微软雅黑" w:eastAsia="微软雅黑" w:hAnsi="微软雅黑"/>
                 <w:color w:val="000000" w:themeColor="text1"/>
                 <w:sz w:val="20"/>
                 <w:szCs w:val="20"/>
@@ -2707,7 +2707,7 @@
             </w:r>
             <w:r>
               <w:rPr>
-                <w:rFonts w:ascii="微软雅黑" w:eastAsia="微软雅黑" w:hAnsi="微软雅黑" w:hint="eastAsia"/>
+                <w:rFonts w:ascii="微软雅黑" w:eastAsia="微软雅黑" w:hAnsi="微软雅黑"/>
                 <w:color w:val="000000" w:themeColor="text1"/>
                 <w:sz w:val="20"/>
                 <w:szCs w:val="20"/>
@@ -2715,7 +2715,7 @@
             </w:r>
             <w:r>
               <w:rPr>
-                <w:rFonts w:ascii="微软雅黑" w:eastAsia="微软雅黑" w:hAnsi="微软雅黑" w:hint="eastAsia"/>
+                <w:rFonts w:ascii="微软雅黑" w:eastAsia="微软雅黑" w:hAnsi="微软雅黑"/>
                 <w:color w:val="000000" w:themeColor="text1"/>
                 <w:sz w:val="20"/>
                 <w:szCs w:val="20"/>
@@ -2754,7 +2754,7 @@
             <w:pPr>
               <w:jc w:val="both"/>
               <w:rPr>
-                <w:rFonts w:ascii="微软雅黑" w:eastAsia="微软雅黑" w:hAnsi="微软雅黑" w:hint="eastAsia"/>
+                <w:rFonts w:ascii="微软雅黑" w:eastAsia="微软雅黑" w:hAnsi="微软雅黑"/>
                 <w:color w:val="000000" w:themeColor="text1"/>
                 <w:sz w:val="20"/>
                 <w:szCs w:val="20"/>
@@ -2782,7 +2782,7 @@
               <w:ind w:firstLine="0"/>
               <w:jc w:val="both"/>
               <w:rPr>
-                <w:rFonts w:ascii="微软雅黑" w:eastAsia="微软雅黑" w:hAnsi="微软雅黑" w:hint="eastAsia"/>
+                <w:rFonts w:ascii="微软雅黑" w:eastAsia="微软雅黑" w:hAnsi="微软雅黑"/>
                 <w:color w:val="000000" w:themeColor="text1"/>
                 <w:sz w:val="20"/>
                 <w:szCs w:val="20"/>
@@ -2819,7 +2819,7 @@
             </w:r>
             <w:r>
               <w:rPr>
-                <w:rFonts w:ascii="微软雅黑" w:eastAsia="微软雅黑" w:hAnsi="微软雅黑" w:hint="eastAsia"/>
+                <w:rFonts w:ascii="微软雅黑" w:eastAsia="微软雅黑" w:hAnsi="微软雅黑"/>
                 <w:color w:val="000000" w:themeColor="text1"/>
                 <w:sz w:val="20"/>
                 <w:szCs w:val="20"/>
@@ -2827,7 +2827,7 @@
             </w:r>
             <w:r>
               <w:rPr>
-                <w:rFonts w:ascii="微软雅黑" w:eastAsia="微软雅黑" w:hAnsi="微软雅黑" w:hint="eastAsia"/>
+                <w:rFonts w:ascii="微软雅黑" w:eastAsia="微软雅黑" w:hAnsi="微软雅黑"/>
                 <w:color w:val="000000" w:themeColor="text1"/>
                 <w:sz w:val="20"/>
                 <w:szCs w:val="20"/>
@@ -2902,7 +2902,7 @@
             </w:r>
             <w:r>
               <w:rPr>
-                <w:rFonts w:ascii="微软雅黑" w:eastAsia="微软雅黑" w:hAnsi="微软雅黑" w:hint="eastAsia"/>
+                <w:rFonts w:ascii="微软雅黑" w:eastAsia="微软雅黑" w:hAnsi="微软雅黑"/>
                 <w:color w:val="000000" w:themeColor="text1"/>
                 <w:sz w:val="20"/>
                 <w:szCs w:val="20"/>
@@ -2910,7 +2910,7 @@
             </w:r>
             <w:r>
               <w:rPr>
-                <w:rFonts w:ascii="微软雅黑" w:eastAsia="微软雅黑" w:hAnsi="微软雅黑" w:hint="eastAsia"/>
+                <w:rFonts w:ascii="微软雅黑" w:eastAsia="微软雅黑" w:hAnsi="微软雅黑"/>
                 <w:color w:val="000000" w:themeColor="text1"/>
                 <w:sz w:val="20"/>
                 <w:szCs w:val="20"/>
@@ -2976,7 +2976,7 @@
             </w:r>
             <w:r>
               <w:rPr>
-                <w:rFonts w:ascii="微软雅黑" w:eastAsia="微软雅黑" w:hAnsi="微软雅黑" w:hint="eastAsia"/>
+                <w:rFonts w:ascii="微软雅黑" w:eastAsia="微软雅黑" w:hAnsi="微软雅黑"/>
                 <w:color w:val="000000" w:themeColor="text1"/>
                 <w:sz w:val="20"/>
                 <w:szCs w:val="20"/>
@@ -2984,7 +2984,7 @@
             </w:r>
             <w:r>
               <w:rPr>
-                <w:rFonts w:ascii="微软雅黑" w:eastAsia="微软雅黑" w:hAnsi="微软雅黑" w:hint="eastAsia"/>
+                <w:rFonts w:ascii="微软雅黑" w:eastAsia="微软雅黑" w:hAnsi="微软雅黑"/>
                 <w:color w:val="000000" w:themeColor="text1"/>
                 <w:sz w:val="20"/>
                 <w:szCs w:val="20"/>
@@ -3031,19 +3031,19 @@
               <w:ind w:firstLine="0"/>
               <w:jc w:val="center"/>
               <w:rPr>
+                <w:rFonts w:ascii="微软雅黑" w:eastAsia="微软雅黑" w:hAnsi="微软雅黑"/>
+                <w:color w:val="000000" w:themeColor="text1"/>
+                <w:sz w:val="20"/>
+                <w:szCs w:val="20"/>
+              </w:rPr>
+            </w:pPr>
+            <w:r>
+              <w:rPr>
                 <w:rFonts w:ascii="微软雅黑" w:eastAsia="微软雅黑" w:hAnsi="微软雅黑" w:hint="eastAsia"/>
                 <w:color w:val="000000" w:themeColor="text1"/>
                 <w:sz w:val="20"/>
                 <w:szCs w:val="20"/>
               </w:rPr>
-            </w:pPr>
-            <w:r>
-              <w:rPr>
-                <w:rFonts w:ascii="微软雅黑" w:eastAsia="微软雅黑" w:hAnsi="微软雅黑" w:hint="eastAsia"/>
-                <w:color w:val="000000" w:themeColor="text1"/>
-                <w:sz w:val="20"/>
-                <w:szCs w:val="20"/>
-              </w:rPr>
               <w:t>预计使用时间</w:t>
             </w:r>
           </w:p>
@@ -3056,7 +3056,7 @@
             <w:pPr>
               <w:ind w:firstLine="0"/>
               <w:rPr>
-                <w:rFonts w:ascii="微软雅黑" w:eastAsia="微软雅黑" w:hAnsi="微软雅黑" w:hint="eastAsia"/>
+                <w:rFonts w:ascii="微软雅黑" w:eastAsia="微软雅黑" w:hAnsi="微软雅黑"/>
                 <w:color w:val="000000" w:themeColor="text1"/>
                 <w:sz w:val="20"/>
                 <w:szCs w:val="20"/>
@@ -3074,7 +3074,7 @@
           <w:p>
             <w:pPr>
               <w:rPr>
-                <w:rFonts w:ascii="微软雅黑" w:eastAsia="微软雅黑" w:hAnsi="微软雅黑" w:hint="eastAsia"/>
+                <w:rFonts w:ascii="微软雅黑" w:eastAsia="微软雅黑" w:hAnsi="微软雅黑"/>
                 <w:color w:val="000000" w:themeColor="text1"/>
                 <w:sz w:val="20"/>
                 <w:szCs w:val="20"/>
@@ -3091,7 +3091,7 @@
             <w:pPr>
               <w:ind w:firstLine="0"/>
               <w:rPr>
-                <w:rFonts w:ascii="微软雅黑" w:eastAsia="微软雅黑" w:hAnsi="微软雅黑" w:hint="eastAsia"/>
+                <w:rFonts w:ascii="微软雅黑" w:eastAsia="微软雅黑" w:hAnsi="微软雅黑"/>
                 <w:color w:val="000000" w:themeColor="text1"/>
                 <w:sz w:val="20"/>
                 <w:szCs w:val="20"/>
@@ -3110,19 +3110,19 @@
               <w:ind w:firstLine="0"/>
               <w:jc w:val="center"/>
               <w:rPr>
+                <w:rFonts w:ascii="微软雅黑" w:eastAsia="微软雅黑" w:hAnsi="微软雅黑"/>
+                <w:color w:val="000000" w:themeColor="text1"/>
+                <w:sz w:val="20"/>
+                <w:szCs w:val="20"/>
+              </w:rPr>
+            </w:pPr>
+            <w:r>
+              <w:rPr>
                 <w:rFonts w:ascii="微软雅黑" w:eastAsia="微软雅黑" w:hAnsi="微软雅黑" w:hint="eastAsia"/>
                 <w:color w:val="000000" w:themeColor="text1"/>
                 <w:sz w:val="20"/>
                 <w:szCs w:val="20"/>
               </w:rPr>
-            </w:pPr>
-            <w:r>
-              <w:rPr>
-                <w:rFonts w:ascii="微软雅黑" w:eastAsia="微软雅黑" w:hAnsi="微软雅黑" w:hint="eastAsia"/>
-                <w:color w:val="000000" w:themeColor="text1"/>
-                <w:sz w:val="20"/>
-                <w:szCs w:val="20"/>
-              </w:rPr>
               <w:t>开发难度</w:t>
             </w:r>
           </w:p>
@@ -3135,7 +3135,7 @@
             <w:pPr>
               <w:ind w:firstLine="0"/>
               <w:rPr>
-                <w:rFonts w:ascii="微软雅黑" w:eastAsia="微软雅黑" w:hAnsi="微软雅黑" w:hint="eastAsia"/>
+                <w:rFonts w:ascii="微软雅黑" w:eastAsia="微软雅黑" w:hAnsi="微软雅黑"/>
                 <w:color w:val="000000" w:themeColor="text1"/>
                 <w:sz w:val="20"/>
                 <w:szCs w:val="20"/>
@@ -3242,14 +3242,23 @@
       <w:pPr>
         <w:ind w:firstLineChars="200" w:firstLine="440"/>
         <w:rPr>
+          <w:rFonts w:ascii="宋体" w:hAnsi="宋体"/>
+          <w:bCs/>
+          <w:iCs/>
+          <w:color w:val="000000" w:themeColor="text1"/>
+        </w:rPr>
+      </w:pPr>
+      <w:bookmarkStart w:id="5" w:name="_Toc214857088"/>
+      <w:bookmarkEnd w:id="5"/>
+      <w:r>
+        <w:rPr>
           <w:rFonts w:ascii="宋体" w:hAnsi="宋体" w:hint="eastAsia"/>
           <w:bCs/>
           <w:iCs/>
           <w:color w:val="000000" w:themeColor="text1"/>
         </w:rPr>
-      </w:pPr>
-      <w:bookmarkStart w:id="5" w:name="_Toc214857088"/>
-      <w:bookmarkEnd w:id="5"/>
+        <w:t>查询系统中的</w:t>
+      </w:r>
       <w:r>
         <w:rPr>
           <w:rFonts w:ascii="宋体" w:hAnsi="宋体" w:hint="eastAsia"/>
@@ -3257,7 +3266,7 @@
           <w:iCs/>
           <w:color w:val="000000" w:themeColor="text1"/>
         </w:rPr>
-        <w:t>查询系统中的</w:t>
+        <w:t>交货单</w:t>
       </w:r>
       <w:r>
         <w:rPr>
@@ -3266,7 +3275,16 @@
           <w:iCs/>
           <w:color w:val="000000" w:themeColor="text1"/>
         </w:rPr>
-        <w:t>交货单</w:t>
+        <w:t>清单以A</w:t>
+      </w:r>
+      <w:r>
+        <w:rPr>
+          <w:rFonts w:ascii="宋体" w:hAnsi="宋体"/>
+          <w:bCs/>
+          <w:iCs/>
+          <w:color w:val="000000" w:themeColor="text1"/>
+        </w:rPr>
+        <w:t xml:space="preserve">LV </w:t>
       </w:r>
       <w:r>
         <w:rPr>
@@ -3275,7 +3293,7 @@
           <w:iCs/>
           <w:color w:val="000000" w:themeColor="text1"/>
         </w:rPr>
-        <w:t>清单以A</w:t>
+        <w:t>展现，并可以导出等</w:t>
       </w:r>
       <w:r>
         <w:rPr>
@@ -3284,7 +3302,7 @@
           <w:iCs/>
           <w:color w:val="000000" w:themeColor="text1"/>
         </w:rPr>
-        <w:t xml:space="preserve">LV </w:t>
+        <w:t xml:space="preserve">ALV </w:t>
       </w:r>
       <w:r>
         <w:rPr>
@@ -3293,36 +3311,18 @@
           <w:iCs/>
           <w:color w:val="000000" w:themeColor="text1"/>
         </w:rPr>
-        <w:t>展现，并可以导出等</w:t>
+        <w:t>基本功能</w:t>
       </w:r>
-      <w:r>
+    </w:p>
+    <w:p>
+      <w:pPr>
+        <w:ind w:firstLineChars="200" w:firstLine="440"/>
         <w:rPr>
           <w:rFonts w:ascii="宋体" w:hAnsi="宋体"/>
           <w:bCs/>
           <w:iCs/>
           <w:color w:val="000000" w:themeColor="text1"/>
         </w:rPr>
-        <w:t xml:space="preserve">ALV </w:t>
-      </w:r>
-      <w:r>
-        <w:rPr>
-          <w:rFonts w:ascii="宋体" w:hAnsi="宋体" w:hint="eastAsia"/>
-          <w:bCs/>
-          <w:iCs/>
-          <w:color w:val="000000" w:themeColor="text1"/>
-        </w:rPr>
-        <w:t>基本功能</w:t>
-      </w:r>
-    </w:p>
-    <w:p>
-      <w:pPr>
-        <w:ind w:firstLineChars="200" w:firstLine="440"/>
-        <w:rPr>
-          <w:rFonts w:ascii="宋体" w:hAnsi="宋体" w:hint="eastAsia"/>
-          <w:bCs/>
-          <w:iCs/>
-          <w:color w:val="000000" w:themeColor="text1"/>
-        </w:rPr>
       </w:pPr>
     </w:p>
     <w:p>
@@ -3725,7 +3725,7 @@
       <w:pPr>
         <w:spacing w:before="170" w:after="170"/>
         <w:rPr>
-          <w:rFonts w:ascii="微软雅黑" w:eastAsia="微软雅黑" w:hAnsi="微软雅黑" w:hint="eastAsia"/>
+          <w:rFonts w:ascii="微软雅黑" w:eastAsia="微软雅黑" w:hAnsi="微软雅黑"/>
         </w:rPr>
       </w:pPr>
       <w:r>
@@ -3739,7 +3739,7 @@
       <w:pPr>
         <w:spacing w:before="170" w:after="170"/>
         <w:rPr>
-          <w:rFonts w:ascii="微软雅黑" w:eastAsia="微软雅黑" w:hAnsi="微软雅黑" w:hint="eastAsia"/>
+          <w:rFonts w:ascii="微软雅黑" w:eastAsia="微软雅黑" w:hAnsi="微软雅黑"/>
           <w:sz w:val="21"/>
           <w:szCs w:val="21"/>
         </w:rPr>
@@ -3972,23 +3972,7 @@
           <w:rFonts w:ascii="Times New Roman" w:hAnsi="Times New Roman" w:hint="eastAsia"/>
           <w:color w:val="FF0000"/>
         </w:rPr>
-        <w:t>表，通过这</w:t>
-      </w:r>
-      <w:proofErr w:type="gramStart"/>
-      <w:r>
-        <w:rPr>
-          <w:rFonts w:ascii="Times New Roman" w:hAnsi="Times New Roman" w:hint="eastAsia"/>
-          <w:color w:val="FF0000"/>
-        </w:rPr>
-        <w:t>两张表找其他</w:t>
-      </w:r>
-      <w:proofErr w:type="gramEnd"/>
-      <w:r>
-        <w:rPr>
-          <w:rFonts w:ascii="Times New Roman" w:hAnsi="Times New Roman" w:hint="eastAsia"/>
-          <w:color w:val="FF0000"/>
-        </w:rPr>
-        <w:t>表</w:t>
+        <w:t>表，通过这两张表找其他表</w:t>
       </w:r>
     </w:p>
     <w:p>
@@ -4372,7 +4356,7 @@
           <w:tab w:val="left" w:pos="1235"/>
         </w:tabs>
         <w:rPr>
-          <w:rFonts w:ascii="Times New Roman" w:hAnsi="Times New Roman"/>
+          <w:rFonts w:ascii="Times New Roman" w:hAnsi="Times New Roman" w:hint="eastAsia"/>
           <w:sz w:val="21"/>
           <w:szCs w:val="21"/>
         </w:rPr>
@@ -4686,6 +4670,7 @@
               <w:bottom w:val="nil"/>
               <w:right w:val="nil"/>
             </w:tcBorders>
+            <w:shd w:val="clear" w:color="auto" w:fill="auto"/>
             <w:noWrap/>
             <w:vAlign w:val="bottom"/>
             <w:hideMark/>
@@ -4695,7 +4680,7 @@
               <w:spacing w:before="0" w:after="0"/>
               <w:ind w:firstLine="0"/>
               <w:rPr>
-                <w:rFonts w:ascii="宋体" w:hAnsi="宋体" w:cs="宋体" w:hint="eastAsia"/>
+                <w:rFonts w:ascii="宋体" w:hAnsi="宋体" w:cs="宋体"/>
                 <w:color w:val="000000" w:themeColor="text1"/>
                 <w:sz w:val="16"/>
                 <w:szCs w:val="16"/>
@@ -4721,6 +4706,7 @@
               <w:bottom w:val="nil"/>
               <w:right w:val="nil"/>
             </w:tcBorders>
+            <w:shd w:val="clear" w:color="auto" w:fill="auto"/>
             <w:noWrap/>
             <w:vAlign w:val="bottom"/>
             <w:hideMark/>
@@ -4729,7 +4715,7 @@
             <w:pPr>
               <w:spacing w:before="0" w:after="0"/>
               <w:rPr>
-                <w:rFonts w:ascii="宋体" w:hAnsi="宋体" w:cs="宋体" w:hint="eastAsia"/>
+                <w:rFonts w:ascii="宋体" w:hAnsi="宋体" w:cs="宋体"/>
                 <w:color w:val="000000" w:themeColor="text1"/>
                 <w:sz w:val="16"/>
                 <w:szCs w:val="16"/>
@@ -4746,6 +4732,7 @@
               <w:bottom w:val="nil"/>
               <w:right w:val="nil"/>
             </w:tcBorders>
+            <w:shd w:val="clear" w:color="auto" w:fill="auto"/>
             <w:noWrap/>
             <w:vAlign w:val="bottom"/>
           </w:tcPr>
@@ -4753,7 +4740,7 @@
             <w:pPr>
               <w:spacing w:before="0" w:after="0"/>
               <w:rPr>
-                <w:rFonts w:ascii="宋体" w:hAnsi="宋体" w:cs="宋体" w:hint="eastAsia"/>
+                <w:rFonts w:ascii="宋体" w:hAnsi="宋体" w:cs="宋体"/>
                 <w:color w:val="000000" w:themeColor="text1"/>
                 <w:sz w:val="16"/>
                 <w:szCs w:val="16"/>
@@ -4770,6 +4757,7 @@
               <w:bottom w:val="nil"/>
               <w:right w:val="nil"/>
             </w:tcBorders>
+            <w:shd w:val="clear" w:color="auto" w:fill="auto"/>
             <w:noWrap/>
             <w:vAlign w:val="bottom"/>
           </w:tcPr>
@@ -4777,7 +4765,7 @@
             <w:pPr>
               <w:spacing w:before="0" w:after="0"/>
               <w:rPr>
-                <w:rFonts w:ascii="宋体" w:hAnsi="宋体" w:cs="宋体" w:hint="eastAsia"/>
+                <w:rFonts w:ascii="宋体" w:hAnsi="宋体" w:cs="宋体"/>
                 <w:color w:val="000000" w:themeColor="text1"/>
                 <w:sz w:val="16"/>
                 <w:szCs w:val="16"/>
@@ -4794,6 +4782,7 @@
               <w:bottom w:val="nil"/>
               <w:right w:val="nil"/>
             </w:tcBorders>
+            <w:shd w:val="clear" w:color="auto" w:fill="auto"/>
             <w:noWrap/>
             <w:vAlign w:val="bottom"/>
             <w:hideMark/>
@@ -4802,7 +4791,7 @@
             <w:pPr>
               <w:spacing w:before="0" w:after="0"/>
               <w:rPr>
-                <w:rFonts w:ascii="宋体" w:hAnsi="宋体" w:cs="宋体" w:hint="eastAsia"/>
+                <w:rFonts w:ascii="宋体" w:hAnsi="宋体" w:cs="宋体"/>
                 <w:color w:val="000000" w:themeColor="text1"/>
                 <w:sz w:val="16"/>
                 <w:szCs w:val="16"/>
@@ -4819,6 +4808,7 @@
               <w:bottom w:val="nil"/>
               <w:right w:val="single" w:sz="4" w:space="0" w:color="auto"/>
             </w:tcBorders>
+            <w:shd w:val="clear" w:color="auto" w:fill="auto"/>
             <w:noWrap/>
             <w:vAlign w:val="bottom"/>
             <w:hideMark/>
@@ -4827,7 +4817,7 @@
             <w:pPr>
               <w:spacing w:before="0" w:after="0"/>
               <w:rPr>
-                <w:rFonts w:ascii="宋体" w:hAnsi="宋体" w:cs="宋体" w:hint="eastAsia"/>
+                <w:rFonts w:ascii="宋体" w:hAnsi="宋体" w:cs="宋体"/>
                 <w:color w:val="000000" w:themeColor="text1"/>
                 <w:sz w:val="16"/>
                 <w:szCs w:val="16"/>
@@ -4849,6 +4839,7 @@
               <w:bottom w:val="nil"/>
               <w:right w:val="nil"/>
             </w:tcBorders>
+            <w:shd w:val="clear" w:color="auto" w:fill="auto"/>
             <w:noWrap/>
             <w:vAlign w:val="bottom"/>
             <w:hideMark/>
@@ -4857,7 +4848,7 @@
             <w:pPr>
               <w:spacing w:before="0" w:after="0"/>
               <w:rPr>
-                <w:rFonts w:ascii="宋体" w:hAnsi="宋体" w:cs="宋体" w:hint="eastAsia"/>
+                <w:rFonts w:ascii="宋体" w:hAnsi="宋体" w:cs="宋体"/>
                 <w:color w:val="000000" w:themeColor="text1"/>
                 <w:sz w:val="16"/>
                 <w:szCs w:val="16"/>
@@ -4874,6 +4865,7 @@
               <w:bottom w:val="nil"/>
               <w:right w:val="nil"/>
             </w:tcBorders>
+            <w:shd w:val="clear" w:color="auto" w:fill="auto"/>
             <w:noWrap/>
             <w:vAlign w:val="bottom"/>
             <w:hideMark/>
@@ -4882,7 +4874,7 @@
             <w:pPr>
               <w:spacing w:before="0" w:after="0"/>
               <w:rPr>
-                <w:rFonts w:ascii="宋体" w:hAnsi="宋体" w:cs="宋体" w:hint="eastAsia"/>
+                <w:rFonts w:ascii="宋体" w:hAnsi="宋体" w:cs="宋体"/>
                 <w:color w:val="000000" w:themeColor="text1"/>
                 <w:sz w:val="16"/>
                 <w:szCs w:val="16"/>
@@ -4917,6 +4909,7 @@
               <w:bottom w:val="single" w:sz="4" w:space="0" w:color="auto"/>
               <w:right w:val="single" w:sz="4" w:space="0" w:color="auto"/>
             </w:tcBorders>
+            <w:shd w:val="clear" w:color="auto" w:fill="auto"/>
             <w:noWrap/>
             <w:hideMark/>
           </w:tcPr>
@@ -4925,7 +4918,7 @@
               <w:pStyle w:val="afb"/>
               <w:jc w:val="left"/>
               <w:rPr>
-                <w:rFonts w:ascii="宋体" w:hAnsi="宋体" w:hint="eastAsia"/>
+                <w:rFonts w:ascii="宋体" w:hAnsi="宋体"/>
                 <w:color w:val="000000" w:themeColor="text1"/>
                 <w:sz w:val="16"/>
                 <w:szCs w:val="16"/>
@@ -4951,6 +4944,7 @@
               <w:bottom w:val="nil"/>
               <w:right w:val="nil"/>
             </w:tcBorders>
+            <w:shd w:val="clear" w:color="auto" w:fill="auto"/>
             <w:noWrap/>
             <w:vAlign w:val="bottom"/>
             <w:hideMark/>
@@ -4960,7 +4954,7 @@
               <w:spacing w:before="0" w:after="0"/>
               <w:jc w:val="center"/>
               <w:rPr>
-                <w:rFonts w:ascii="宋体" w:hAnsi="宋体" w:cs="宋体" w:hint="eastAsia"/>
+                <w:rFonts w:ascii="宋体" w:hAnsi="宋体" w:cs="宋体"/>
                 <w:color w:val="000000" w:themeColor="text1"/>
                 <w:sz w:val="16"/>
                 <w:szCs w:val="16"/>
@@ -4986,6 +4980,7 @@
               <w:bottom w:val="single" w:sz="4" w:space="0" w:color="auto"/>
               <w:right w:val="single" w:sz="4" w:space="0" w:color="auto"/>
             </w:tcBorders>
+            <w:shd w:val="clear" w:color="auto" w:fill="auto"/>
             <w:noWrap/>
             <w:vAlign w:val="bottom"/>
             <w:hideMark/>
@@ -4995,7 +4990,7 @@
               <w:spacing w:before="0" w:after="0"/>
               <w:ind w:firstLine="0"/>
               <w:rPr>
-                <w:rFonts w:ascii="宋体" w:eastAsiaTheme="minorEastAsia" w:hAnsi="宋体" w:cs="宋体" w:hint="eastAsia"/>
+                <w:rFonts w:ascii="宋体" w:eastAsiaTheme="minorEastAsia" w:hAnsi="宋体" w:cs="宋体"/>
                 <w:color w:val="000000" w:themeColor="text1"/>
                 <w:sz w:val="16"/>
                 <w:szCs w:val="16"/>
@@ -5021,6 +5016,7 @@
               <w:bottom w:val="nil"/>
               <w:right w:val="single" w:sz="4" w:space="0" w:color="auto"/>
             </w:tcBorders>
+            <w:shd w:val="clear" w:color="auto" w:fill="auto"/>
             <w:noWrap/>
             <w:vAlign w:val="bottom"/>
             <w:hideMark/>
@@ -5029,7 +5025,7 @@
             <w:pPr>
               <w:spacing w:before="0" w:after="0"/>
               <w:rPr>
-                <w:rFonts w:ascii="宋体" w:hAnsi="宋体" w:cs="宋体" w:hint="eastAsia"/>
+                <w:rFonts w:ascii="宋体" w:hAnsi="宋体" w:cs="宋体"/>
                 <w:color w:val="000000" w:themeColor="text1"/>
                 <w:sz w:val="16"/>
                 <w:szCs w:val="16"/>
@@ -5051,6 +5047,7 @@
               <w:bottom w:val="nil"/>
               <w:right w:val="nil"/>
             </w:tcBorders>
+            <w:shd w:val="clear" w:color="auto" w:fill="auto"/>
             <w:noWrap/>
             <w:vAlign w:val="bottom"/>
             <w:hideMark/>
@@ -5059,7 +5056,7 @@
             <w:pPr>
               <w:spacing w:before="0" w:after="0"/>
               <w:rPr>
-                <w:rFonts w:ascii="宋体" w:hAnsi="宋体" w:cs="宋体" w:hint="eastAsia"/>
+                <w:rFonts w:ascii="宋体" w:hAnsi="宋体" w:cs="宋体"/>
                 <w:color w:val="000000" w:themeColor="text1"/>
                 <w:sz w:val="16"/>
                 <w:szCs w:val="16"/>
@@ -5076,6 +5073,7 @@
               <w:bottom w:val="nil"/>
               <w:right w:val="nil"/>
             </w:tcBorders>
+            <w:shd w:val="clear" w:color="auto" w:fill="auto"/>
             <w:noWrap/>
             <w:vAlign w:val="bottom"/>
             <w:hideMark/>
@@ -5084,7 +5082,7 @@
             <w:pPr>
               <w:spacing w:before="0" w:after="0"/>
               <w:rPr>
-                <w:rFonts w:ascii="宋体" w:hAnsi="宋体" w:cs="宋体" w:hint="eastAsia"/>
+                <w:rFonts w:ascii="宋体" w:hAnsi="宋体" w:cs="宋体"/>
                 <w:color w:val="000000" w:themeColor="text1"/>
                 <w:sz w:val="16"/>
                 <w:szCs w:val="16"/>
@@ -5110,6 +5108,7 @@
               <w:bottom w:val="single" w:sz="4" w:space="0" w:color="auto"/>
               <w:right w:val="single" w:sz="4" w:space="0" w:color="auto"/>
             </w:tcBorders>
+            <w:shd w:val="clear" w:color="auto" w:fill="auto"/>
             <w:noWrap/>
             <w:hideMark/>
           </w:tcPr>
@@ -5118,7 +5117,7 @@
               <w:pStyle w:val="afb"/>
               <w:jc w:val="left"/>
               <w:rPr>
-                <w:rFonts w:ascii="宋体" w:hAnsi="宋体" w:hint="eastAsia"/>
+                <w:rFonts w:ascii="宋体" w:hAnsi="宋体"/>
                 <w:color w:val="000000" w:themeColor="text1"/>
                 <w:sz w:val="16"/>
                 <w:szCs w:val="16"/>
@@ -5144,6 +5143,7 @@
               <w:bottom w:val="nil"/>
               <w:right w:val="nil"/>
             </w:tcBorders>
+            <w:shd w:val="clear" w:color="auto" w:fill="auto"/>
             <w:noWrap/>
             <w:vAlign w:val="bottom"/>
             <w:hideMark/>
@@ -5153,7 +5153,7 @@
               <w:spacing w:before="0" w:after="0"/>
               <w:jc w:val="center"/>
               <w:rPr>
-                <w:rFonts w:ascii="宋体" w:hAnsi="宋体" w:cs="宋体" w:hint="eastAsia"/>
+                <w:rFonts w:ascii="宋体" w:hAnsi="宋体" w:cs="宋体"/>
                 <w:color w:val="000000" w:themeColor="text1"/>
                 <w:sz w:val="16"/>
                 <w:szCs w:val="16"/>
@@ -5179,6 +5179,7 @@
               <w:bottom w:val="single" w:sz="4" w:space="0" w:color="auto"/>
               <w:right w:val="single" w:sz="4" w:space="0" w:color="auto"/>
             </w:tcBorders>
+            <w:shd w:val="clear" w:color="auto" w:fill="auto"/>
             <w:noWrap/>
             <w:vAlign w:val="bottom"/>
             <w:hideMark/>
@@ -5187,7 +5188,7 @@
             <w:pPr>
               <w:spacing w:before="0" w:after="0"/>
               <w:rPr>
-                <w:rFonts w:ascii="宋体" w:hAnsi="宋体" w:cs="宋体" w:hint="eastAsia"/>
+                <w:rFonts w:ascii="宋体" w:hAnsi="宋体" w:cs="宋体"/>
                 <w:color w:val="000000" w:themeColor="text1"/>
                 <w:sz w:val="16"/>
                 <w:szCs w:val="16"/>
@@ -5213,6 +5214,7 @@
               <w:bottom w:val="nil"/>
               <w:right w:val="single" w:sz="4" w:space="0" w:color="auto"/>
             </w:tcBorders>
+            <w:shd w:val="clear" w:color="auto" w:fill="auto"/>
             <w:noWrap/>
             <w:vAlign w:val="bottom"/>
             <w:hideMark/>
@@ -5221,7 +5223,7 @@
             <w:pPr>
               <w:spacing w:before="0" w:after="0"/>
               <w:rPr>
-                <w:rFonts w:ascii="宋体" w:hAnsi="宋体" w:cs="宋体" w:hint="eastAsia"/>
+                <w:rFonts w:ascii="宋体" w:hAnsi="宋体" w:cs="宋体"/>
                 <w:color w:val="000000" w:themeColor="text1"/>
                 <w:sz w:val="16"/>
                 <w:szCs w:val="16"/>
@@ -5243,6 +5245,7 @@
               <w:bottom w:val="single" w:sz="4" w:space="0" w:color="auto"/>
               <w:right w:val="nil"/>
             </w:tcBorders>
+            <w:shd w:val="clear" w:color="auto" w:fill="auto"/>
             <w:noWrap/>
             <w:vAlign w:val="bottom"/>
             <w:hideMark/>
@@ -5251,7 +5254,7 @@
             <w:pPr>
               <w:spacing w:before="0" w:after="0"/>
               <w:rPr>
-                <w:rFonts w:ascii="宋体" w:hAnsi="宋体" w:cs="宋体" w:hint="eastAsia"/>
+                <w:rFonts w:ascii="宋体" w:hAnsi="宋体" w:cs="宋体"/>
                 <w:color w:val="000000" w:themeColor="text1"/>
                 <w:sz w:val="16"/>
                 <w:szCs w:val="16"/>
@@ -5268,6 +5271,7 @@
               <w:bottom w:val="single" w:sz="4" w:space="0" w:color="auto"/>
               <w:right w:val="nil"/>
             </w:tcBorders>
+            <w:shd w:val="clear" w:color="auto" w:fill="auto"/>
             <w:noWrap/>
             <w:vAlign w:val="bottom"/>
             <w:hideMark/>
@@ -5276,7 +5280,7 @@
             <w:pPr>
               <w:spacing w:before="0" w:after="0"/>
               <w:rPr>
-                <w:rFonts w:ascii="宋体" w:hAnsi="宋体" w:cs="宋体" w:hint="eastAsia"/>
+                <w:rFonts w:ascii="宋体" w:hAnsi="宋体" w:cs="宋体"/>
                 <w:color w:val="000000" w:themeColor="text1"/>
                 <w:sz w:val="16"/>
                 <w:szCs w:val="16"/>
@@ -5293,6 +5297,7 @@
               <w:bottom w:val="single" w:sz="4" w:space="0" w:color="auto"/>
               <w:right w:val="nil"/>
             </w:tcBorders>
+            <w:shd w:val="clear" w:color="auto" w:fill="auto"/>
             <w:noWrap/>
             <w:vAlign w:val="bottom"/>
             <w:hideMark/>
@@ -5301,7 +5306,7 @@
             <w:pPr>
               <w:spacing w:before="0" w:after="0"/>
               <w:rPr>
-                <w:rFonts w:ascii="宋体" w:hAnsi="宋体" w:cs="宋体" w:hint="eastAsia"/>
+                <w:rFonts w:ascii="宋体" w:hAnsi="宋体" w:cs="宋体"/>
                 <w:color w:val="000000" w:themeColor="text1"/>
                 <w:sz w:val="16"/>
                 <w:szCs w:val="16"/>
@@ -5318,6 +5323,7 @@
               <w:bottom w:val="single" w:sz="4" w:space="0" w:color="auto"/>
               <w:right w:val="nil"/>
             </w:tcBorders>
+            <w:shd w:val="clear" w:color="auto" w:fill="auto"/>
             <w:noWrap/>
             <w:vAlign w:val="bottom"/>
           </w:tcPr>
@@ -5325,7 +5331,7 @@
             <w:pPr>
               <w:spacing w:before="0" w:after="0"/>
               <w:rPr>
-                <w:rFonts w:ascii="宋体" w:hAnsi="宋体" w:cs="宋体" w:hint="eastAsia"/>
+                <w:rFonts w:ascii="宋体" w:hAnsi="宋体" w:cs="宋体"/>
                 <w:color w:val="000000" w:themeColor="text1"/>
                 <w:sz w:val="16"/>
                 <w:szCs w:val="16"/>
@@ -5342,6 +5348,7 @@
               <w:bottom w:val="single" w:sz="4" w:space="0" w:color="auto"/>
               <w:right w:val="nil"/>
             </w:tcBorders>
+            <w:shd w:val="clear" w:color="auto" w:fill="auto"/>
             <w:noWrap/>
             <w:vAlign w:val="bottom"/>
             <w:hideMark/>
@@ -5350,7 +5357,7 @@
             <w:pPr>
               <w:spacing w:before="0" w:after="0"/>
               <w:rPr>
-                <w:rFonts w:ascii="宋体" w:hAnsi="宋体" w:cs="宋体" w:hint="eastAsia"/>
+                <w:rFonts w:ascii="宋体" w:hAnsi="宋体" w:cs="宋体"/>
                 <w:color w:val="000000" w:themeColor="text1"/>
                 <w:sz w:val="16"/>
                 <w:szCs w:val="16"/>
@@ -5367,6 +5374,7 @@
               <w:bottom w:val="single" w:sz="4" w:space="0" w:color="auto"/>
               <w:right w:val="single" w:sz="4" w:space="0" w:color="auto"/>
             </w:tcBorders>
+            <w:shd w:val="clear" w:color="auto" w:fill="auto"/>
             <w:noWrap/>
             <w:vAlign w:val="bottom"/>
             <w:hideMark/>
@@ -5375,7 +5383,7 @@
             <w:pPr>
               <w:spacing w:before="0" w:after="0"/>
               <w:rPr>
-                <w:rFonts w:ascii="宋体" w:hAnsi="宋体" w:cs="宋体" w:hint="eastAsia"/>
+                <w:rFonts w:ascii="宋体" w:hAnsi="宋体" w:cs="宋体"/>
                 <w:color w:val="000000" w:themeColor="text1"/>
                 <w:sz w:val="16"/>
                 <w:szCs w:val="16"/>
@@ -5397,6 +5405,7 @@
               <w:bottom w:val="nil"/>
               <w:right w:val="nil"/>
             </w:tcBorders>
+            <w:shd w:val="clear" w:color="auto" w:fill="auto"/>
             <w:noWrap/>
             <w:vAlign w:val="bottom"/>
             <w:hideMark/>
@@ -5405,7 +5414,7 @@
             <w:pPr>
               <w:spacing w:before="0" w:after="0"/>
               <w:rPr>
-                <w:rFonts w:ascii="宋体" w:hAnsi="宋体" w:cs="宋体" w:hint="eastAsia"/>
+                <w:rFonts w:ascii="宋体" w:hAnsi="宋体" w:cs="宋体"/>
                 <w:color w:val="000000" w:themeColor="text1"/>
                 <w:sz w:val="16"/>
                 <w:szCs w:val="16"/>
@@ -5422,6 +5431,7 @@
               <w:bottom w:val="nil"/>
               <w:right w:val="nil"/>
             </w:tcBorders>
+            <w:shd w:val="clear" w:color="auto" w:fill="auto"/>
             <w:noWrap/>
             <w:vAlign w:val="bottom"/>
             <w:hideMark/>
@@ -5430,7 +5440,7 @@
             <w:pPr>
               <w:spacing w:before="0" w:after="0"/>
               <w:rPr>
-                <w:rFonts w:ascii="宋体" w:hAnsi="宋体" w:cs="宋体" w:hint="eastAsia"/>
+                <w:rFonts w:ascii="宋体" w:hAnsi="宋体" w:cs="宋体"/>
                 <w:color w:val="000000" w:themeColor="text1"/>
                 <w:sz w:val="16"/>
                 <w:szCs w:val="16"/>
@@ -5447,6 +5457,7 @@
               <w:bottom w:val="nil"/>
               <w:right w:val="nil"/>
             </w:tcBorders>
+            <w:shd w:val="clear" w:color="auto" w:fill="auto"/>
             <w:noWrap/>
             <w:vAlign w:val="bottom"/>
             <w:hideMark/>
@@ -5455,7 +5466,7 @@
             <w:pPr>
               <w:spacing w:before="0" w:after="0"/>
               <w:rPr>
-                <w:rFonts w:ascii="宋体" w:hAnsi="宋体" w:cs="宋体" w:hint="eastAsia"/>
+                <w:rFonts w:ascii="宋体" w:hAnsi="宋体" w:cs="宋体"/>
                 <w:color w:val="000000" w:themeColor="text1"/>
                 <w:sz w:val="16"/>
                 <w:szCs w:val="16"/>
@@ -5472,6 +5483,7 @@
               <w:bottom w:val="nil"/>
               <w:right w:val="nil"/>
             </w:tcBorders>
+            <w:shd w:val="clear" w:color="auto" w:fill="auto"/>
             <w:noWrap/>
             <w:vAlign w:val="bottom"/>
             <w:hideMark/>
@@ -5480,7 +5492,7 @@
             <w:pPr>
               <w:spacing w:before="0" w:after="0"/>
               <w:rPr>
-                <w:rFonts w:ascii="宋体" w:hAnsi="宋体" w:cs="宋体" w:hint="eastAsia"/>
+                <w:rFonts w:ascii="宋体" w:hAnsi="宋体" w:cs="宋体"/>
                 <w:color w:val="000000" w:themeColor="text1"/>
                 <w:sz w:val="16"/>
                 <w:szCs w:val="16"/>
@@ -5497,6 +5509,7 @@
               <w:bottom w:val="nil"/>
               <w:right w:val="nil"/>
             </w:tcBorders>
+            <w:shd w:val="clear" w:color="auto" w:fill="auto"/>
             <w:noWrap/>
             <w:vAlign w:val="bottom"/>
             <w:hideMark/>
@@ -5505,7 +5518,7 @@
             <w:pPr>
               <w:spacing w:before="0" w:after="0"/>
               <w:rPr>
-                <w:rFonts w:ascii="宋体" w:hAnsi="宋体" w:cs="宋体" w:hint="eastAsia"/>
+                <w:rFonts w:ascii="宋体" w:hAnsi="宋体" w:cs="宋体"/>
                 <w:color w:val="000000" w:themeColor="text1"/>
                 <w:sz w:val="16"/>
                 <w:szCs w:val="16"/>
@@ -5522,6 +5535,7 @@
               <w:bottom w:val="nil"/>
               <w:right w:val="nil"/>
             </w:tcBorders>
+            <w:shd w:val="clear" w:color="auto" w:fill="auto"/>
             <w:noWrap/>
             <w:vAlign w:val="bottom"/>
             <w:hideMark/>
@@ -5530,7 +5544,7 @@
             <w:pPr>
               <w:spacing w:before="0" w:after="0"/>
               <w:rPr>
-                <w:rFonts w:ascii="宋体" w:hAnsi="宋体" w:cs="宋体" w:hint="eastAsia"/>
+                <w:rFonts w:ascii="宋体" w:hAnsi="宋体" w:cs="宋体"/>
                 <w:color w:val="000000" w:themeColor="text1"/>
                 <w:sz w:val="16"/>
                 <w:szCs w:val="16"/>
@@ -5552,6 +5566,7 @@
               <w:bottom w:val="nil"/>
               <w:right w:val="nil"/>
             </w:tcBorders>
+            <w:shd w:val="clear" w:color="auto" w:fill="auto"/>
             <w:noWrap/>
             <w:vAlign w:val="bottom"/>
             <w:hideMark/>
@@ -5561,7 +5576,7 @@
               <w:spacing w:before="0" w:after="0"/>
               <w:ind w:firstLine="0"/>
               <w:rPr>
-                <w:rFonts w:ascii="宋体" w:hAnsi="宋体" w:cs="宋体" w:hint="eastAsia"/>
+                <w:rFonts w:ascii="宋体" w:hAnsi="宋体" w:cs="宋体"/>
                 <w:color w:val="000000" w:themeColor="text1"/>
                 <w:sz w:val="16"/>
                 <w:szCs w:val="16"/>
@@ -5587,6 +5602,7 @@
               <w:bottom w:val="nil"/>
               <w:right w:val="nil"/>
             </w:tcBorders>
+            <w:shd w:val="clear" w:color="auto" w:fill="auto"/>
             <w:noWrap/>
             <w:vAlign w:val="bottom"/>
             <w:hideMark/>
@@ -5595,7 +5611,7 @@
             <w:pPr>
               <w:spacing w:before="0" w:after="0"/>
               <w:rPr>
-                <w:rFonts w:ascii="宋体" w:hAnsi="宋体" w:cs="宋体" w:hint="eastAsia"/>
+                <w:rFonts w:ascii="宋体" w:hAnsi="宋体" w:cs="宋体"/>
                 <w:color w:val="000000" w:themeColor="text1"/>
                 <w:sz w:val="16"/>
                 <w:szCs w:val="16"/>
@@ -5612,6 +5628,7 @@
               <w:bottom w:val="nil"/>
               <w:right w:val="nil"/>
             </w:tcBorders>
+            <w:shd w:val="clear" w:color="auto" w:fill="auto"/>
             <w:noWrap/>
             <w:vAlign w:val="bottom"/>
             <w:hideMark/>
@@ -5620,7 +5637,7 @@
             <w:pPr>
               <w:spacing w:before="0" w:after="0"/>
               <w:rPr>
-                <w:rFonts w:ascii="宋体" w:hAnsi="宋体" w:cs="宋体" w:hint="eastAsia"/>
+                <w:rFonts w:ascii="宋体" w:hAnsi="宋体" w:cs="宋体"/>
                 <w:color w:val="000000" w:themeColor="text1"/>
                 <w:sz w:val="16"/>
                 <w:szCs w:val="16"/>
@@ -5637,6 +5654,7 @@
               <w:bottom w:val="nil"/>
               <w:right w:val="nil"/>
             </w:tcBorders>
+            <w:shd w:val="clear" w:color="auto" w:fill="auto"/>
             <w:noWrap/>
             <w:vAlign w:val="bottom"/>
             <w:hideMark/>
@@ -5645,7 +5663,7 @@
             <w:pPr>
               <w:spacing w:before="0" w:after="0"/>
               <w:rPr>
-                <w:rFonts w:ascii="宋体" w:hAnsi="宋体" w:cs="宋体" w:hint="eastAsia"/>
+                <w:rFonts w:ascii="宋体" w:hAnsi="宋体" w:cs="宋体"/>
                 <w:color w:val="000000" w:themeColor="text1"/>
                 <w:sz w:val="16"/>
                 <w:szCs w:val="16"/>
@@ -5662,6 +5680,7 @@
               <w:bottom w:val="nil"/>
               <w:right w:val="nil"/>
             </w:tcBorders>
+            <w:shd w:val="clear" w:color="auto" w:fill="auto"/>
             <w:noWrap/>
             <w:vAlign w:val="bottom"/>
             <w:hideMark/>
@@ -5670,7 +5689,7 @@
             <w:pPr>
               <w:spacing w:before="0" w:after="0"/>
               <w:rPr>
-                <w:rFonts w:ascii="宋体" w:hAnsi="宋体" w:cs="宋体" w:hint="eastAsia"/>
+                <w:rFonts w:ascii="宋体" w:hAnsi="宋体" w:cs="宋体"/>
                 <w:color w:val="000000" w:themeColor="text1"/>
                 <w:sz w:val="16"/>
                 <w:szCs w:val="16"/>
@@ -5687,6 +5706,7 @@
               <w:bottom w:val="nil"/>
               <w:right w:val="single" w:sz="4" w:space="0" w:color="auto"/>
             </w:tcBorders>
+            <w:shd w:val="clear" w:color="auto" w:fill="auto"/>
             <w:noWrap/>
             <w:vAlign w:val="bottom"/>
             <w:hideMark/>
@@ -5695,7 +5715,7 @@
             <w:pPr>
               <w:spacing w:before="0" w:after="0"/>
               <w:rPr>
-                <w:rFonts w:ascii="宋体" w:hAnsi="宋体" w:cs="宋体" w:hint="eastAsia"/>
+                <w:rFonts w:ascii="宋体" w:hAnsi="宋体" w:cs="宋体"/>
                 <w:color w:val="000000" w:themeColor="text1"/>
                 <w:sz w:val="16"/>
                 <w:szCs w:val="16"/>
@@ -5717,6 +5737,7 @@
               <w:bottom w:val="nil"/>
               <w:right w:val="nil"/>
             </w:tcBorders>
+            <w:shd w:val="clear" w:color="auto" w:fill="auto"/>
             <w:noWrap/>
             <w:vAlign w:val="bottom"/>
             <w:hideMark/>
@@ -5725,7 +5746,7 @@
             <w:pPr>
               <w:spacing w:before="0" w:after="0"/>
               <w:rPr>
-                <w:rFonts w:ascii="宋体" w:hAnsi="宋体" w:cs="宋体" w:hint="eastAsia"/>
+                <w:rFonts w:ascii="宋体" w:hAnsi="宋体" w:cs="宋体"/>
                 <w:color w:val="000000" w:themeColor="text1"/>
                 <w:sz w:val="16"/>
                 <w:szCs w:val="16"/>
@@ -5742,6 +5763,7 @@
               <w:bottom w:val="nil"/>
               <w:right w:val="nil"/>
             </w:tcBorders>
+            <w:shd w:val="clear" w:color="auto" w:fill="auto"/>
             <w:noWrap/>
             <w:vAlign w:val="bottom"/>
             <w:hideMark/>
@@ -5750,7 +5772,7 @@
             <w:pPr>
               <w:spacing w:before="0" w:after="0"/>
               <w:rPr>
-                <w:rFonts w:ascii="宋体" w:hAnsi="宋体" w:cs="宋体" w:hint="eastAsia"/>
+                <w:rFonts w:ascii="宋体" w:hAnsi="宋体" w:cs="宋体"/>
                 <w:color w:val="000000" w:themeColor="text1"/>
                 <w:sz w:val="16"/>
                 <w:szCs w:val="16"/>
@@ -5776,6 +5798,7 @@
               <w:bottom w:val="single" w:sz="4" w:space="0" w:color="auto"/>
               <w:right w:val="single" w:sz="4" w:space="0" w:color="auto"/>
             </w:tcBorders>
+            <w:shd w:val="clear" w:color="auto" w:fill="auto"/>
             <w:noWrap/>
             <w:vAlign w:val="bottom"/>
             <w:hideMark/>
@@ -5785,7 +5808,7 @@
               <w:spacing w:before="0" w:after="0"/>
               <w:ind w:firstLine="0"/>
               <w:rPr>
-                <w:rFonts w:ascii="宋体" w:hAnsi="宋体" w:cs="宋体" w:hint="eastAsia"/>
+                <w:rFonts w:ascii="宋体" w:hAnsi="宋体" w:cs="宋体"/>
                 <w:color w:val="000000" w:themeColor="text1"/>
                 <w:sz w:val="16"/>
                 <w:szCs w:val="16"/>
@@ -5811,6 +5834,7 @@
               <w:bottom w:val="nil"/>
               <w:right w:val="nil"/>
             </w:tcBorders>
+            <w:shd w:val="clear" w:color="auto" w:fill="auto"/>
             <w:noWrap/>
             <w:vAlign w:val="bottom"/>
             <w:hideMark/>
@@ -5820,7 +5844,7 @@
               <w:spacing w:before="0" w:after="0"/>
               <w:jc w:val="center"/>
               <w:rPr>
-                <w:rFonts w:ascii="宋体" w:hAnsi="宋体" w:cs="宋体" w:hint="eastAsia"/>
+                <w:rFonts w:ascii="宋体" w:hAnsi="宋体" w:cs="宋体"/>
                 <w:color w:val="000000" w:themeColor="text1"/>
                 <w:sz w:val="16"/>
                 <w:szCs w:val="16"/>
@@ -5846,6 +5870,7 @@
               <w:bottom w:val="single" w:sz="4" w:space="0" w:color="auto"/>
               <w:right w:val="single" w:sz="4" w:space="0" w:color="auto"/>
             </w:tcBorders>
+            <w:shd w:val="clear" w:color="auto" w:fill="auto"/>
             <w:noWrap/>
             <w:vAlign w:val="bottom"/>
             <w:hideMark/>
@@ -5854,7 +5879,7 @@
             <w:pPr>
               <w:spacing w:before="0" w:after="0"/>
               <w:rPr>
-                <w:rFonts w:ascii="宋体" w:hAnsi="宋体" w:cs="宋体" w:hint="eastAsia"/>
+                <w:rFonts w:ascii="宋体" w:hAnsi="宋体" w:cs="宋体"/>
                 <w:color w:val="000000" w:themeColor="text1"/>
                 <w:sz w:val="16"/>
                 <w:szCs w:val="16"/>
@@ -5871,6 +5896,7 @@
               <w:bottom w:val="nil"/>
               <w:right w:val="single" w:sz="4" w:space="0" w:color="auto"/>
             </w:tcBorders>
+            <w:shd w:val="clear" w:color="auto" w:fill="auto"/>
             <w:noWrap/>
             <w:vAlign w:val="bottom"/>
             <w:hideMark/>
@@ -5879,7 +5905,7 @@
             <w:pPr>
               <w:spacing w:before="0" w:after="0"/>
               <w:rPr>
-                <w:rFonts w:ascii="宋体" w:hAnsi="宋体" w:cs="宋体" w:hint="eastAsia"/>
+                <w:rFonts w:ascii="宋体" w:hAnsi="宋体" w:cs="宋体"/>
                 <w:color w:val="000000" w:themeColor="text1"/>
                 <w:sz w:val="16"/>
                 <w:szCs w:val="16"/>
@@ -5901,6 +5927,7 @@
               <w:bottom w:val="nil"/>
               <w:right w:val="nil"/>
             </w:tcBorders>
+            <w:shd w:val="clear" w:color="auto" w:fill="auto"/>
             <w:noWrap/>
             <w:vAlign w:val="bottom"/>
             <w:hideMark/>
@@ -5909,7 +5936,7 @@
             <w:pPr>
               <w:spacing w:before="0" w:after="0"/>
               <w:rPr>
-                <w:rFonts w:ascii="宋体" w:hAnsi="宋体" w:cs="宋体" w:hint="eastAsia"/>
+                <w:rFonts w:ascii="宋体" w:hAnsi="宋体" w:cs="宋体"/>
                 <w:color w:val="000000" w:themeColor="text1"/>
                 <w:sz w:val="16"/>
                 <w:szCs w:val="16"/>
@@ -5926,6 +5953,7 @@
               <w:bottom w:val="nil"/>
               <w:right w:val="nil"/>
             </w:tcBorders>
+            <w:shd w:val="clear" w:color="auto" w:fill="auto"/>
             <w:noWrap/>
             <w:vAlign w:val="bottom"/>
             <w:hideMark/>
@@ -5934,7 +5962,7 @@
             <w:pPr>
               <w:spacing w:before="0" w:after="0"/>
               <w:rPr>
-                <w:rFonts w:ascii="宋体" w:hAnsi="宋体" w:cs="宋体" w:hint="eastAsia"/>
+                <w:rFonts w:ascii="宋体" w:hAnsi="宋体" w:cs="宋体"/>
                 <w:color w:val="000000" w:themeColor="text1"/>
                 <w:sz w:val="16"/>
                 <w:szCs w:val="16"/>
@@ -5960,6 +5988,7 @@
               <w:bottom w:val="single" w:sz="4" w:space="0" w:color="auto"/>
               <w:right w:val="single" w:sz="4" w:space="0" w:color="auto"/>
             </w:tcBorders>
+            <w:shd w:val="clear" w:color="auto" w:fill="auto"/>
             <w:noWrap/>
             <w:vAlign w:val="bottom"/>
             <w:hideMark/>
@@ -5969,7 +5998,7 @@
               <w:spacing w:before="0" w:after="0"/>
               <w:ind w:firstLine="0"/>
               <w:rPr>
-                <w:rFonts w:ascii="宋体" w:eastAsiaTheme="minorEastAsia" w:hAnsi="宋体" w:cs="宋体" w:hint="eastAsia"/>
+                <w:rFonts w:ascii="宋体" w:eastAsiaTheme="minorEastAsia" w:hAnsi="宋体" w:cs="宋体"/>
                 <w:color w:val="000000" w:themeColor="text1"/>
                 <w:sz w:val="16"/>
                 <w:szCs w:val="16"/>
@@ -6004,6 +6033,7 @@
               <w:bottom w:val="nil"/>
               <w:right w:val="nil"/>
             </w:tcBorders>
+            <w:shd w:val="clear" w:color="auto" w:fill="auto"/>
             <w:noWrap/>
             <w:vAlign w:val="bottom"/>
             <w:hideMark/>
@@ -6013,7 +6043,7 @@
               <w:spacing w:before="0" w:after="0"/>
               <w:jc w:val="center"/>
               <w:rPr>
-                <w:rFonts w:ascii="宋体" w:hAnsi="宋体" w:cs="宋体" w:hint="eastAsia"/>
+                <w:rFonts w:ascii="宋体" w:hAnsi="宋体" w:cs="宋体"/>
                 <w:color w:val="000000" w:themeColor="text1"/>
                 <w:sz w:val="16"/>
                 <w:szCs w:val="16"/>
@@ -6039,6 +6069,7 @@
               <w:bottom w:val="single" w:sz="4" w:space="0" w:color="auto"/>
               <w:right w:val="single" w:sz="4" w:space="0" w:color="auto"/>
             </w:tcBorders>
+            <w:shd w:val="clear" w:color="auto" w:fill="auto"/>
             <w:noWrap/>
             <w:vAlign w:val="bottom"/>
             <w:hideMark/>
@@ -6047,7 +6078,7 @@
             <w:pPr>
               <w:spacing w:before="0" w:after="0"/>
               <w:rPr>
-                <w:rFonts w:ascii="宋体" w:hAnsi="宋体" w:cs="宋体" w:hint="eastAsia"/>
+                <w:rFonts w:ascii="宋体" w:hAnsi="宋体" w:cs="宋体"/>
                 <w:color w:val="000000" w:themeColor="text1"/>
                 <w:sz w:val="16"/>
                 <w:szCs w:val="16"/>
@@ -6064,6 +6095,7 @@
               <w:bottom w:val="nil"/>
               <w:right w:val="single" w:sz="4" w:space="0" w:color="auto"/>
             </w:tcBorders>
+            <w:shd w:val="clear" w:color="auto" w:fill="auto"/>
             <w:noWrap/>
             <w:vAlign w:val="bottom"/>
             <w:hideMark/>
@@ -6072,7 +6104,7 @@
             <w:pPr>
               <w:spacing w:before="0" w:after="0"/>
               <w:rPr>
-                <w:rFonts w:ascii="宋体" w:hAnsi="宋体" w:cs="宋体" w:hint="eastAsia"/>
+                <w:rFonts w:ascii="宋体" w:hAnsi="宋体" w:cs="宋体"/>
                 <w:color w:val="000000" w:themeColor="text1"/>
                 <w:sz w:val="16"/>
                 <w:szCs w:val="16"/>
@@ -6094,6 +6126,7 @@
               <w:bottom w:val="nil"/>
               <w:right w:val="nil"/>
             </w:tcBorders>
+            <w:shd w:val="clear" w:color="auto" w:fill="auto"/>
             <w:noWrap/>
             <w:vAlign w:val="bottom"/>
             <w:hideMark/>
@@ -6102,7 +6135,7 @@
             <w:pPr>
               <w:spacing w:before="0" w:after="0"/>
               <w:rPr>
-                <w:rFonts w:ascii="宋体" w:hAnsi="宋体" w:cs="宋体" w:hint="eastAsia"/>
+                <w:rFonts w:ascii="宋体" w:hAnsi="宋体" w:cs="宋体"/>
                 <w:color w:val="000000" w:themeColor="text1"/>
                 <w:sz w:val="16"/>
                 <w:szCs w:val="16"/>
@@ -6119,6 +6152,7 @@
               <w:bottom w:val="nil"/>
               <w:right w:val="nil"/>
             </w:tcBorders>
+            <w:shd w:val="clear" w:color="auto" w:fill="auto"/>
             <w:noWrap/>
             <w:vAlign w:val="bottom"/>
             <w:hideMark/>
@@ -6127,7 +6161,7 @@
             <w:pPr>
               <w:spacing w:before="0" w:after="0"/>
               <w:rPr>
-                <w:rFonts w:ascii="宋体" w:hAnsi="宋体" w:cs="宋体" w:hint="eastAsia"/>
+                <w:rFonts w:ascii="宋体" w:hAnsi="宋体" w:cs="宋体"/>
                 <w:color w:val="000000" w:themeColor="text1"/>
                 <w:sz w:val="16"/>
                 <w:szCs w:val="16"/>
@@ -6153,6 +6187,7 @@
               <w:bottom w:val="single" w:sz="4" w:space="0" w:color="auto"/>
               <w:right w:val="single" w:sz="4" w:space="0" w:color="auto"/>
             </w:tcBorders>
+            <w:shd w:val="clear" w:color="auto" w:fill="auto"/>
             <w:noWrap/>
             <w:vAlign w:val="bottom"/>
             <w:hideMark/>
@@ -6162,7 +6197,7 @@
               <w:spacing w:before="0" w:after="0"/>
               <w:ind w:firstLine="0"/>
               <w:rPr>
-                <w:rFonts w:ascii="宋体" w:hAnsi="宋体" w:cs="宋体" w:hint="eastAsia"/>
+                <w:rFonts w:ascii="宋体" w:hAnsi="宋体" w:cs="宋体"/>
                 <w:color w:val="000000" w:themeColor="text1"/>
                 <w:sz w:val="16"/>
                 <w:szCs w:val="16"/>
@@ -6188,6 +6223,7 @@
               <w:bottom w:val="nil"/>
               <w:right w:val="nil"/>
             </w:tcBorders>
+            <w:shd w:val="clear" w:color="auto" w:fill="auto"/>
             <w:noWrap/>
             <w:vAlign w:val="bottom"/>
             <w:hideMark/>
@@ -6197,7 +6233,7 @@
               <w:spacing w:before="0" w:after="0"/>
               <w:jc w:val="center"/>
               <w:rPr>
-                <w:rFonts w:ascii="宋体" w:hAnsi="宋体" w:cs="宋体" w:hint="eastAsia"/>
+                <w:rFonts w:ascii="宋体" w:hAnsi="宋体" w:cs="宋体"/>
                 <w:color w:val="000000" w:themeColor="text1"/>
                 <w:sz w:val="16"/>
                 <w:szCs w:val="16"/>
@@ -6223,6 +6259,7 @@
               <w:bottom w:val="single" w:sz="4" w:space="0" w:color="auto"/>
               <w:right w:val="single" w:sz="4" w:space="0" w:color="auto"/>
             </w:tcBorders>
+            <w:shd w:val="clear" w:color="auto" w:fill="auto"/>
             <w:noWrap/>
             <w:vAlign w:val="bottom"/>
             <w:hideMark/>
@@ -6231,7 +6268,7 @@
             <w:pPr>
               <w:spacing w:before="0" w:after="0"/>
               <w:rPr>
-                <w:rFonts w:ascii="宋体" w:hAnsi="宋体" w:cs="宋体" w:hint="eastAsia"/>
+                <w:rFonts w:ascii="宋体" w:hAnsi="宋体" w:cs="宋体"/>
                 <w:color w:val="000000" w:themeColor="text1"/>
                 <w:sz w:val="16"/>
                 <w:szCs w:val="16"/>
@@ -6248,6 +6285,7 @@
               <w:bottom w:val="nil"/>
               <w:right w:val="single" w:sz="4" w:space="0" w:color="auto"/>
             </w:tcBorders>
+            <w:shd w:val="clear" w:color="auto" w:fill="auto"/>
             <w:noWrap/>
             <w:vAlign w:val="bottom"/>
             <w:hideMark/>
@@ -6256,7 +6294,7 @@
             <w:pPr>
               <w:spacing w:before="0" w:after="0"/>
               <w:rPr>
-                <w:rFonts w:ascii="宋体" w:hAnsi="宋体" w:cs="宋体" w:hint="eastAsia"/>
+                <w:rFonts w:ascii="宋体" w:hAnsi="宋体" w:cs="宋体"/>
                 <w:color w:val="000000" w:themeColor="text1"/>
                 <w:sz w:val="16"/>
                 <w:szCs w:val="16"/>
@@ -6278,6 +6316,7 @@
               <w:bottom w:val="nil"/>
               <w:right w:val="nil"/>
             </w:tcBorders>
+            <w:shd w:val="clear" w:color="auto" w:fill="auto"/>
             <w:noWrap/>
             <w:vAlign w:val="bottom"/>
             <w:hideMark/>
@@ -6286,7 +6325,7 @@
             <w:pPr>
               <w:spacing w:before="0" w:after="0"/>
               <w:rPr>
-                <w:rFonts w:ascii="宋体" w:hAnsi="宋体" w:cs="宋体" w:hint="eastAsia"/>
+                <w:rFonts w:ascii="宋体" w:hAnsi="宋体" w:cs="宋体"/>
                 <w:color w:val="000000" w:themeColor="text1"/>
                 <w:sz w:val="16"/>
                 <w:szCs w:val="16"/>
@@ -6303,6 +6342,7 @@
               <w:bottom w:val="nil"/>
               <w:right w:val="nil"/>
             </w:tcBorders>
+            <w:shd w:val="clear" w:color="auto" w:fill="auto"/>
             <w:noWrap/>
             <w:vAlign w:val="bottom"/>
             <w:hideMark/>
@@ -6311,7 +6351,7 @@
             <w:pPr>
               <w:spacing w:before="0" w:after="0"/>
               <w:rPr>
-                <w:rFonts w:ascii="宋体" w:hAnsi="宋体" w:cs="宋体" w:hint="eastAsia"/>
+                <w:rFonts w:ascii="宋体" w:hAnsi="宋体" w:cs="宋体"/>
                 <w:color w:val="000000" w:themeColor="text1"/>
                 <w:sz w:val="16"/>
                 <w:szCs w:val="16"/>
@@ -6337,6 +6377,7 @@
               <w:bottom w:val="single" w:sz="4" w:space="0" w:color="auto"/>
               <w:right w:val="single" w:sz="4" w:space="0" w:color="auto"/>
             </w:tcBorders>
+            <w:shd w:val="clear" w:color="auto" w:fill="auto"/>
             <w:noWrap/>
             <w:vAlign w:val="bottom"/>
             <w:hideMark/>
@@ -6346,7 +6387,7 @@
               <w:spacing w:before="0" w:after="0"/>
               <w:ind w:firstLine="0"/>
               <w:rPr>
-                <w:rFonts w:ascii="宋体" w:eastAsiaTheme="minorEastAsia" w:hAnsi="宋体" w:cs="宋体" w:hint="eastAsia"/>
+                <w:rFonts w:ascii="宋体" w:eastAsiaTheme="minorEastAsia" w:hAnsi="宋体" w:cs="宋体"/>
                 <w:color w:val="000000" w:themeColor="text1"/>
                 <w:sz w:val="16"/>
                 <w:szCs w:val="16"/>
@@ -6381,6 +6422,7 @@
               <w:bottom w:val="nil"/>
               <w:right w:val="nil"/>
             </w:tcBorders>
+            <w:shd w:val="clear" w:color="auto" w:fill="auto"/>
             <w:noWrap/>
             <w:vAlign w:val="bottom"/>
             <w:hideMark/>
@@ -6390,7 +6432,7 @@
               <w:spacing w:before="0" w:after="0"/>
               <w:jc w:val="center"/>
               <w:rPr>
-                <w:rFonts w:ascii="宋体" w:hAnsi="宋体" w:cs="宋体" w:hint="eastAsia"/>
+                <w:rFonts w:ascii="宋体" w:hAnsi="宋体" w:cs="宋体"/>
                 <w:color w:val="000000" w:themeColor="text1"/>
                 <w:sz w:val="16"/>
                 <w:szCs w:val="16"/>
@@ -6416,6 +6458,7 @@
               <w:bottom w:val="single" w:sz="4" w:space="0" w:color="auto"/>
               <w:right w:val="single" w:sz="4" w:space="0" w:color="auto"/>
             </w:tcBorders>
+            <w:shd w:val="clear" w:color="auto" w:fill="auto"/>
             <w:noWrap/>
             <w:vAlign w:val="bottom"/>
             <w:hideMark/>
@@ -6424,7 +6467,7 @@
             <w:pPr>
               <w:spacing w:before="0" w:after="0"/>
               <w:rPr>
-                <w:rFonts w:ascii="宋体" w:hAnsi="宋体" w:cs="宋体" w:hint="eastAsia"/>
+                <w:rFonts w:ascii="宋体" w:hAnsi="宋体" w:cs="宋体"/>
                 <w:color w:val="000000" w:themeColor="text1"/>
                 <w:sz w:val="16"/>
                 <w:szCs w:val="16"/>
@@ -6441,6 +6484,7 @@
               <w:bottom w:val="nil"/>
               <w:right w:val="single" w:sz="4" w:space="0" w:color="auto"/>
             </w:tcBorders>
+            <w:shd w:val="clear" w:color="auto" w:fill="auto"/>
             <w:noWrap/>
             <w:vAlign w:val="bottom"/>
             <w:hideMark/>
@@ -6449,7 +6493,7 @@
             <w:pPr>
               <w:spacing w:before="0" w:after="0"/>
               <w:rPr>
-                <w:rFonts w:ascii="宋体" w:hAnsi="宋体" w:cs="宋体" w:hint="eastAsia"/>
+                <w:rFonts w:ascii="宋体" w:hAnsi="宋体" w:cs="宋体"/>
                 <w:color w:val="000000" w:themeColor="text1"/>
                 <w:sz w:val="16"/>
                 <w:szCs w:val="16"/>
@@ -6471,6 +6515,7 @@
               <w:bottom w:val="nil"/>
               <w:right w:val="nil"/>
             </w:tcBorders>
+            <w:shd w:val="clear" w:color="auto" w:fill="auto"/>
             <w:noWrap/>
             <w:vAlign w:val="bottom"/>
             <w:hideMark/>
@@ -6479,7 +6524,7 @@
             <w:pPr>
               <w:spacing w:before="0" w:after="0"/>
               <w:rPr>
-                <w:rFonts w:ascii="宋体" w:hAnsi="宋体" w:cs="宋体" w:hint="eastAsia"/>
+                <w:rFonts w:ascii="宋体" w:hAnsi="宋体" w:cs="宋体"/>
                 <w:color w:val="000000" w:themeColor="text1"/>
                 <w:sz w:val="16"/>
                 <w:szCs w:val="16"/>
@@ -6496,6 +6541,7 @@
               <w:bottom w:val="nil"/>
               <w:right w:val="nil"/>
             </w:tcBorders>
+            <w:shd w:val="clear" w:color="auto" w:fill="auto"/>
             <w:noWrap/>
             <w:vAlign w:val="bottom"/>
             <w:hideMark/>
@@ -6504,7 +6550,7 @@
             <w:pPr>
               <w:spacing w:before="0" w:after="0"/>
               <w:rPr>
-                <w:rFonts w:ascii="宋体" w:hAnsi="宋体" w:cs="宋体" w:hint="eastAsia"/>
+                <w:rFonts w:ascii="宋体" w:hAnsi="宋体" w:cs="宋体"/>
                 <w:color w:val="000000" w:themeColor="text1"/>
                 <w:sz w:val="16"/>
                 <w:szCs w:val="16"/>
@@ -6530,6 +6576,7 @@
               <w:bottom w:val="single" w:sz="4" w:space="0" w:color="auto"/>
               <w:right w:val="single" w:sz="4" w:space="0" w:color="auto"/>
             </w:tcBorders>
+            <w:shd w:val="clear" w:color="auto" w:fill="auto"/>
             <w:noWrap/>
             <w:vAlign w:val="bottom"/>
             <w:hideMark/>
@@ -6539,7 +6586,7 @@
               <w:spacing w:before="0" w:after="0"/>
               <w:ind w:firstLine="0"/>
               <w:rPr>
-                <w:rFonts w:ascii="宋体" w:hAnsi="宋体" w:cs="宋体" w:hint="eastAsia"/>
+                <w:rFonts w:ascii="宋体" w:hAnsi="宋体" w:cs="宋体"/>
                 <w:color w:val="000000" w:themeColor="text1"/>
                 <w:sz w:val="16"/>
                 <w:szCs w:val="16"/>
@@ -6565,6 +6612,7 @@
               <w:bottom w:val="nil"/>
               <w:right w:val="nil"/>
             </w:tcBorders>
+            <w:shd w:val="clear" w:color="auto" w:fill="auto"/>
             <w:noWrap/>
             <w:vAlign w:val="bottom"/>
             <w:hideMark/>
@@ -6574,7 +6622,7 @@
               <w:spacing w:before="0" w:after="0"/>
               <w:jc w:val="center"/>
               <w:rPr>
-                <w:rFonts w:ascii="宋体" w:hAnsi="宋体" w:cs="宋体" w:hint="eastAsia"/>
+                <w:rFonts w:ascii="宋体" w:hAnsi="宋体" w:cs="宋体"/>
                 <w:color w:val="000000" w:themeColor="text1"/>
                 <w:sz w:val="16"/>
                 <w:szCs w:val="16"/>
@@ -6600,6 +6648,7 @@
               <w:bottom w:val="single" w:sz="4" w:space="0" w:color="auto"/>
               <w:right w:val="single" w:sz="4" w:space="0" w:color="auto"/>
             </w:tcBorders>
+            <w:shd w:val="clear" w:color="auto" w:fill="auto"/>
             <w:noWrap/>
             <w:vAlign w:val="bottom"/>
             <w:hideMark/>
@@ -6608,7 +6657,7 @@
             <w:pPr>
               <w:spacing w:before="0" w:after="0"/>
               <w:rPr>
-                <w:rFonts w:ascii="宋体" w:hAnsi="宋体" w:cs="宋体" w:hint="eastAsia"/>
+                <w:rFonts w:ascii="宋体" w:hAnsi="宋体" w:cs="宋体"/>
                 <w:color w:val="000000" w:themeColor="text1"/>
                 <w:sz w:val="16"/>
                 <w:szCs w:val="16"/>
@@ -6625,6 +6674,7 @@
               <w:bottom w:val="nil"/>
               <w:right w:val="single" w:sz="4" w:space="0" w:color="auto"/>
             </w:tcBorders>
+            <w:shd w:val="clear" w:color="auto" w:fill="auto"/>
             <w:noWrap/>
             <w:vAlign w:val="bottom"/>
             <w:hideMark/>
@@ -6633,7 +6683,7 @@
             <w:pPr>
               <w:spacing w:before="0" w:after="0"/>
               <w:rPr>
-                <w:rFonts w:ascii="宋体" w:hAnsi="宋体" w:cs="宋体" w:hint="eastAsia"/>
+                <w:rFonts w:ascii="宋体" w:hAnsi="宋体" w:cs="宋体"/>
                 <w:color w:val="000000" w:themeColor="text1"/>
                 <w:sz w:val="16"/>
                 <w:szCs w:val="16"/>
@@ -6655,6 +6705,7 @@
               <w:bottom w:val="nil"/>
               <w:right w:val="nil"/>
             </w:tcBorders>
+            <w:shd w:val="clear" w:color="auto" w:fill="auto"/>
             <w:noWrap/>
             <w:vAlign w:val="bottom"/>
             <w:hideMark/>
@@ -6663,7 +6714,7 @@
             <w:pPr>
               <w:spacing w:before="0" w:after="0"/>
               <w:rPr>
-                <w:rFonts w:ascii="宋体" w:hAnsi="宋体" w:cs="宋体" w:hint="eastAsia"/>
+                <w:rFonts w:ascii="宋体" w:hAnsi="宋体" w:cs="宋体"/>
                 <w:color w:val="000000" w:themeColor="text1"/>
                 <w:sz w:val="16"/>
                 <w:szCs w:val="16"/>
@@ -6680,6 +6731,7 @@
               <w:bottom w:val="nil"/>
               <w:right w:val="nil"/>
             </w:tcBorders>
+            <w:shd w:val="clear" w:color="auto" w:fill="auto"/>
             <w:noWrap/>
             <w:vAlign w:val="bottom"/>
             <w:hideMark/>
@@ -6688,7 +6740,7 @@
             <w:pPr>
               <w:spacing w:before="0" w:after="0"/>
               <w:rPr>
-                <w:rFonts w:ascii="宋体" w:hAnsi="宋体" w:cs="宋体" w:hint="eastAsia"/>
+                <w:rFonts w:ascii="宋体" w:hAnsi="宋体" w:cs="宋体"/>
                 <w:color w:val="000000" w:themeColor="text1"/>
                 <w:sz w:val="16"/>
                 <w:szCs w:val="16"/>
@@ -6714,6 +6766,7 @@
               <w:bottom w:val="single" w:sz="4" w:space="0" w:color="auto"/>
               <w:right w:val="single" w:sz="4" w:space="0" w:color="auto"/>
             </w:tcBorders>
+            <w:shd w:val="clear" w:color="auto" w:fill="auto"/>
             <w:noWrap/>
             <w:vAlign w:val="bottom"/>
             <w:hideMark/>
@@ -6723,7 +6776,7 @@
               <w:spacing w:before="0" w:after="0"/>
               <w:ind w:firstLine="0"/>
               <w:rPr>
-                <w:rFonts w:ascii="宋体" w:hAnsi="宋体" w:cs="宋体" w:hint="eastAsia"/>
+                <w:rFonts w:ascii="宋体" w:hAnsi="宋体" w:cs="宋体"/>
                 <w:color w:val="000000" w:themeColor="text1"/>
                 <w:sz w:val="16"/>
                 <w:szCs w:val="16"/>
@@ -6749,6 +6802,7 @@
               <w:bottom w:val="nil"/>
               <w:right w:val="nil"/>
             </w:tcBorders>
+            <w:shd w:val="clear" w:color="auto" w:fill="auto"/>
             <w:noWrap/>
             <w:vAlign w:val="bottom"/>
             <w:hideMark/>
@@ -6758,7 +6812,7 @@
               <w:spacing w:before="0" w:after="0"/>
               <w:jc w:val="center"/>
               <w:rPr>
-                <w:rFonts w:ascii="宋体" w:hAnsi="宋体" w:cs="宋体" w:hint="eastAsia"/>
+                <w:rFonts w:ascii="宋体" w:hAnsi="宋体" w:cs="宋体"/>
                 <w:color w:val="000000" w:themeColor="text1"/>
                 <w:sz w:val="16"/>
                 <w:szCs w:val="16"/>
@@ -6784,6 +6838,7 @@
               <w:bottom w:val="single" w:sz="4" w:space="0" w:color="auto"/>
               <w:right w:val="single" w:sz="4" w:space="0" w:color="auto"/>
             </w:tcBorders>
+            <w:shd w:val="clear" w:color="auto" w:fill="auto"/>
             <w:noWrap/>
             <w:vAlign w:val="bottom"/>
             <w:hideMark/>
@@ -6792,7 +6847,7 @@
             <w:pPr>
               <w:spacing w:before="0" w:after="0"/>
               <w:rPr>
-                <w:rFonts w:ascii="宋体" w:hAnsi="宋体" w:cs="宋体" w:hint="eastAsia"/>
+                <w:rFonts w:ascii="宋体" w:hAnsi="宋体" w:cs="宋体"/>
                 <w:color w:val="000000" w:themeColor="text1"/>
                 <w:sz w:val="16"/>
                 <w:szCs w:val="16"/>
@@ -6809,6 +6864,7 @@
               <w:bottom w:val="nil"/>
               <w:right w:val="single" w:sz="4" w:space="0" w:color="auto"/>
             </w:tcBorders>
+            <w:shd w:val="clear" w:color="auto" w:fill="auto"/>
             <w:noWrap/>
             <w:vAlign w:val="bottom"/>
             <w:hideMark/>
@@ -6817,7 +6873,7 @@
             <w:pPr>
               <w:spacing w:before="0" w:after="0"/>
               <w:rPr>
-                <w:rFonts w:ascii="宋体" w:hAnsi="宋体" w:cs="宋体" w:hint="eastAsia"/>
+                <w:rFonts w:ascii="宋体" w:hAnsi="宋体" w:cs="宋体"/>
                 <w:color w:val="000000" w:themeColor="text1"/>
                 <w:sz w:val="16"/>
                 <w:szCs w:val="16"/>
@@ -6839,6 +6895,7 @@
               <w:bottom w:val="nil"/>
               <w:right w:val="nil"/>
             </w:tcBorders>
+            <w:shd w:val="clear" w:color="auto" w:fill="auto"/>
             <w:noWrap/>
             <w:vAlign w:val="bottom"/>
             <w:hideMark/>
@@ -6847,7 +6904,7 @@
             <w:pPr>
               <w:spacing w:before="0" w:after="0"/>
               <w:rPr>
-                <w:rFonts w:ascii="宋体" w:hAnsi="宋体" w:cs="宋体" w:hint="eastAsia"/>
+                <w:rFonts w:ascii="宋体" w:hAnsi="宋体" w:cs="宋体"/>
                 <w:color w:val="000000" w:themeColor="text1"/>
                 <w:sz w:val="16"/>
                 <w:szCs w:val="16"/>
@@ -6864,6 +6921,7 @@
               <w:bottom w:val="nil"/>
               <w:right w:val="nil"/>
             </w:tcBorders>
+            <w:shd w:val="clear" w:color="auto" w:fill="auto"/>
             <w:noWrap/>
             <w:vAlign w:val="bottom"/>
             <w:hideMark/>
@@ -6872,7 +6930,7 @@
             <w:pPr>
               <w:spacing w:before="0" w:after="0"/>
               <w:rPr>
-                <w:rFonts w:ascii="宋体" w:hAnsi="宋体" w:cs="宋体" w:hint="eastAsia"/>
+                <w:rFonts w:ascii="宋体" w:hAnsi="宋体" w:cs="宋体"/>
                 <w:color w:val="000000" w:themeColor="text1"/>
                 <w:sz w:val="16"/>
                 <w:szCs w:val="16"/>
@@ -6898,6 +6956,7 @@
               <w:bottom w:val="single" w:sz="4" w:space="0" w:color="auto"/>
               <w:right w:val="single" w:sz="4" w:space="0" w:color="auto"/>
             </w:tcBorders>
+            <w:shd w:val="clear" w:color="auto" w:fill="auto"/>
             <w:noWrap/>
             <w:vAlign w:val="bottom"/>
             <w:hideMark/>
@@ -6907,7 +6966,7 @@
               <w:spacing w:before="0" w:after="0"/>
               <w:ind w:firstLine="0"/>
               <w:rPr>
-                <w:rFonts w:ascii="宋体" w:eastAsiaTheme="minorEastAsia" w:hAnsi="宋体" w:cs="宋体" w:hint="eastAsia"/>
+                <w:rFonts w:ascii="宋体" w:eastAsiaTheme="minorEastAsia" w:hAnsi="宋体" w:cs="宋体"/>
                 <w:color w:val="000000" w:themeColor="text1"/>
                 <w:sz w:val="16"/>
                 <w:szCs w:val="16"/>
@@ -6958,6 +7017,7 @@
               <w:bottom w:val="nil"/>
               <w:right w:val="nil"/>
             </w:tcBorders>
+            <w:shd w:val="clear" w:color="auto" w:fill="auto"/>
             <w:noWrap/>
             <w:vAlign w:val="bottom"/>
             <w:hideMark/>
@@ -6967,7 +7027,7 @@
               <w:spacing w:before="0" w:after="0"/>
               <w:jc w:val="center"/>
               <w:rPr>
-                <w:rFonts w:ascii="宋体" w:hAnsi="宋体" w:cs="宋体" w:hint="eastAsia"/>
+                <w:rFonts w:ascii="宋体" w:hAnsi="宋体" w:cs="宋体"/>
                 <w:color w:val="000000" w:themeColor="text1"/>
                 <w:sz w:val="16"/>
                 <w:szCs w:val="16"/>
@@ -6993,6 +7053,7 @@
               <w:bottom w:val="single" w:sz="4" w:space="0" w:color="auto"/>
               <w:right w:val="single" w:sz="4" w:space="0" w:color="auto"/>
             </w:tcBorders>
+            <w:shd w:val="clear" w:color="auto" w:fill="auto"/>
             <w:noWrap/>
             <w:vAlign w:val="bottom"/>
             <w:hideMark/>
@@ -7001,7 +7062,7 @@
             <w:pPr>
               <w:spacing w:before="0" w:after="0"/>
               <w:rPr>
-                <w:rFonts w:ascii="宋体" w:hAnsi="宋体" w:cs="宋体" w:hint="eastAsia"/>
+                <w:rFonts w:ascii="宋体" w:hAnsi="宋体" w:cs="宋体"/>
                 <w:color w:val="000000" w:themeColor="text1"/>
                 <w:sz w:val="16"/>
                 <w:szCs w:val="16"/>
@@ -7018,6 +7079,7 @@
               <w:bottom w:val="nil"/>
               <w:right w:val="single" w:sz="4" w:space="0" w:color="auto"/>
             </w:tcBorders>
+            <w:shd w:val="clear" w:color="auto" w:fill="auto"/>
             <w:noWrap/>
             <w:vAlign w:val="bottom"/>
             <w:hideMark/>
@@ -7026,7 +7088,7 @@
             <w:pPr>
               <w:spacing w:before="0" w:after="0"/>
               <w:rPr>
-                <w:rFonts w:ascii="宋体" w:hAnsi="宋体" w:cs="宋体" w:hint="eastAsia"/>
+                <w:rFonts w:ascii="宋体" w:hAnsi="宋体" w:cs="宋体"/>
                 <w:color w:val="000000" w:themeColor="text1"/>
                 <w:sz w:val="16"/>
                 <w:szCs w:val="16"/>
@@ -7048,6 +7110,7 @@
               <w:bottom w:val="single" w:sz="4" w:space="0" w:color="auto"/>
               <w:right w:val="nil"/>
             </w:tcBorders>
+            <w:shd w:val="clear" w:color="auto" w:fill="auto"/>
             <w:noWrap/>
             <w:vAlign w:val="bottom"/>
             <w:hideMark/>
@@ -7056,7 +7119,7 @@
             <w:pPr>
               <w:spacing w:before="0" w:after="0"/>
               <w:rPr>
-                <w:rFonts w:ascii="宋体" w:hAnsi="宋体" w:cs="宋体" w:hint="eastAsia"/>
+                <w:rFonts w:ascii="宋体" w:hAnsi="宋体" w:cs="宋体"/>
                 <w:color w:val="000000" w:themeColor="text1"/>
                 <w:sz w:val="16"/>
                 <w:szCs w:val="16"/>
@@ -7073,6 +7136,7 @@
               <w:bottom w:val="single" w:sz="4" w:space="0" w:color="auto"/>
               <w:right w:val="nil"/>
             </w:tcBorders>
+            <w:shd w:val="clear" w:color="auto" w:fill="auto"/>
             <w:noWrap/>
             <w:vAlign w:val="bottom"/>
           </w:tcPr>
@@ -7080,7 +7144,7 @@
             <w:pPr>
               <w:spacing w:before="0" w:after="0"/>
               <w:rPr>
-                <w:rFonts w:ascii="宋体" w:hAnsi="宋体" w:cs="宋体" w:hint="eastAsia"/>
+                <w:rFonts w:ascii="宋体" w:hAnsi="宋体" w:cs="宋体"/>
                 <w:color w:val="000000" w:themeColor="text1"/>
                 <w:sz w:val="16"/>
                 <w:szCs w:val="16"/>
@@ -7097,6 +7161,7 @@
               <w:bottom w:val="single" w:sz="4" w:space="0" w:color="auto"/>
               <w:right w:val="nil"/>
             </w:tcBorders>
+            <w:shd w:val="clear" w:color="auto" w:fill="auto"/>
             <w:noWrap/>
             <w:vAlign w:val="bottom"/>
           </w:tcPr>
@@ -7104,7 +7169,7 @@
             <w:pPr>
               <w:spacing w:before="0" w:after="0"/>
               <w:rPr>
-                <w:rFonts w:ascii="宋体" w:hAnsi="宋体" w:cs="宋体" w:hint="eastAsia"/>
+                <w:rFonts w:ascii="宋体" w:hAnsi="宋体" w:cs="宋体"/>
                 <w:color w:val="000000" w:themeColor="text1"/>
                 <w:sz w:val="16"/>
                 <w:szCs w:val="16"/>
@@ -7121,6 +7186,7 @@
               <w:bottom w:val="single" w:sz="4" w:space="0" w:color="auto"/>
               <w:right w:val="nil"/>
             </w:tcBorders>
+            <w:shd w:val="clear" w:color="auto" w:fill="auto"/>
             <w:noWrap/>
             <w:vAlign w:val="bottom"/>
           </w:tcPr>
@@ -7128,7 +7194,7 @@
             <w:pPr>
               <w:spacing w:before="0" w:after="0"/>
               <w:rPr>
-                <w:rFonts w:ascii="宋体" w:hAnsi="宋体" w:cs="宋体" w:hint="eastAsia"/>
+                <w:rFonts w:ascii="宋体" w:hAnsi="宋体" w:cs="宋体"/>
                 <w:color w:val="000000" w:themeColor="text1"/>
                 <w:sz w:val="16"/>
                 <w:szCs w:val="16"/>
@@ -7145,6 +7211,7 @@
               <w:bottom w:val="single" w:sz="4" w:space="0" w:color="auto"/>
               <w:right w:val="nil"/>
             </w:tcBorders>
+            <w:shd w:val="clear" w:color="auto" w:fill="auto"/>
             <w:noWrap/>
             <w:vAlign w:val="bottom"/>
           </w:tcPr>
@@ -7152,7 +7219,7 @@
             <w:pPr>
               <w:spacing w:before="0" w:after="0"/>
               <w:rPr>
-                <w:rFonts w:ascii="宋体" w:hAnsi="宋体" w:cs="宋体" w:hint="eastAsia"/>
+                <w:rFonts w:ascii="宋体" w:hAnsi="宋体" w:cs="宋体"/>
                 <w:color w:val="000000" w:themeColor="text1"/>
                 <w:sz w:val="16"/>
                 <w:szCs w:val="16"/>
@@ -7169,6 +7236,7 @@
               <w:bottom w:val="single" w:sz="4" w:space="0" w:color="auto"/>
               <w:right w:val="single" w:sz="4" w:space="0" w:color="auto"/>
             </w:tcBorders>
+            <w:shd w:val="clear" w:color="auto" w:fill="auto"/>
             <w:noWrap/>
             <w:vAlign w:val="bottom"/>
             <w:hideMark/>
@@ -7177,7 +7245,7 @@
             <w:pPr>
               <w:spacing w:before="0" w:after="0"/>
               <w:rPr>
-                <w:rFonts w:ascii="宋体" w:hAnsi="宋体" w:cs="宋体" w:hint="eastAsia"/>
+                <w:rFonts w:ascii="宋体" w:hAnsi="宋体" w:cs="宋体"/>
                 <w:color w:val="000000" w:themeColor="text1"/>
                 <w:sz w:val="16"/>
                 <w:szCs w:val="16"/>
@@ -7199,6 +7267,7 @@
               <w:bottom w:val="nil"/>
               <w:right w:val="nil"/>
             </w:tcBorders>
+            <w:shd w:val="clear" w:color="auto" w:fill="auto"/>
             <w:noWrap/>
             <w:vAlign w:val="bottom"/>
             <w:hideMark/>
@@ -7207,7 +7276,7 @@
             <w:pPr>
               <w:spacing w:before="0" w:after="0"/>
               <w:rPr>
-                <w:rFonts w:ascii="宋体" w:hAnsi="宋体" w:cs="宋体" w:hint="eastAsia"/>
+                <w:rFonts w:ascii="宋体" w:hAnsi="宋体" w:cs="宋体"/>
                 <w:color w:val="000000" w:themeColor="text1"/>
                 <w:sz w:val="16"/>
                 <w:szCs w:val="16"/>
@@ -7224,6 +7293,7 @@
               <w:bottom w:val="nil"/>
               <w:right w:val="nil"/>
             </w:tcBorders>
+            <w:shd w:val="clear" w:color="auto" w:fill="auto"/>
             <w:noWrap/>
             <w:vAlign w:val="bottom"/>
             <w:hideMark/>
@@ -7232,7 +7302,7 @@
             <w:pPr>
               <w:spacing w:before="0" w:after="0"/>
               <w:rPr>
-                <w:rFonts w:ascii="宋体" w:hAnsi="宋体" w:cs="宋体" w:hint="eastAsia"/>
+                <w:rFonts w:ascii="宋体" w:hAnsi="宋体" w:cs="宋体"/>
                 <w:color w:val="000000" w:themeColor="text1"/>
                 <w:sz w:val="16"/>
                 <w:szCs w:val="16"/>
@@ -7249,6 +7319,7 @@
               <w:bottom w:val="nil"/>
               <w:right w:val="nil"/>
             </w:tcBorders>
+            <w:shd w:val="clear" w:color="auto" w:fill="auto"/>
             <w:noWrap/>
             <w:vAlign w:val="bottom"/>
             <w:hideMark/>
@@ -7257,7 +7328,7 @@
             <w:pPr>
               <w:spacing w:before="0" w:after="0"/>
               <w:rPr>
-                <w:rFonts w:ascii="宋体" w:hAnsi="宋体" w:cs="宋体" w:hint="eastAsia"/>
+                <w:rFonts w:ascii="宋体" w:hAnsi="宋体" w:cs="宋体"/>
                 <w:color w:val="000000" w:themeColor="text1"/>
                 <w:sz w:val="16"/>
                 <w:szCs w:val="16"/>
@@ -7274,6 +7345,7 @@
               <w:bottom w:val="nil"/>
               <w:right w:val="nil"/>
             </w:tcBorders>
+            <w:shd w:val="clear" w:color="auto" w:fill="auto"/>
             <w:noWrap/>
             <w:vAlign w:val="bottom"/>
             <w:hideMark/>
@@ -7282,7 +7354,7 @@
             <w:pPr>
               <w:spacing w:before="0" w:after="0"/>
               <w:rPr>
-                <w:rFonts w:ascii="宋体" w:hAnsi="宋体" w:cs="宋体" w:hint="eastAsia"/>
+                <w:rFonts w:ascii="宋体" w:hAnsi="宋体" w:cs="宋体"/>
                 <w:color w:val="000000" w:themeColor="text1"/>
                 <w:sz w:val="16"/>
                 <w:szCs w:val="16"/>
@@ -7299,6 +7371,7 @@
               <w:bottom w:val="nil"/>
               <w:right w:val="nil"/>
             </w:tcBorders>
+            <w:shd w:val="clear" w:color="auto" w:fill="auto"/>
             <w:noWrap/>
             <w:vAlign w:val="bottom"/>
             <w:hideMark/>
@@ -7307,7 +7380,7 @@
             <w:pPr>
               <w:spacing w:before="0" w:after="0"/>
               <w:rPr>
-                <w:rFonts w:ascii="宋体" w:hAnsi="宋体" w:cs="宋体" w:hint="eastAsia"/>
+                <w:rFonts w:ascii="宋体" w:hAnsi="宋体" w:cs="宋体"/>
                 <w:color w:val="000000" w:themeColor="text1"/>
                 <w:sz w:val="16"/>
                 <w:szCs w:val="16"/>
@@ -7324,6 +7397,7 @@
               <w:bottom w:val="nil"/>
               <w:right w:val="nil"/>
             </w:tcBorders>
+            <w:shd w:val="clear" w:color="auto" w:fill="auto"/>
             <w:noWrap/>
             <w:vAlign w:val="bottom"/>
             <w:hideMark/>
@@ -7332,7 +7406,7 @@
             <w:pPr>
               <w:spacing w:before="0" w:after="0"/>
               <w:rPr>
-                <w:rFonts w:ascii="宋体" w:hAnsi="宋体" w:cs="宋体" w:hint="eastAsia"/>
+                <w:rFonts w:ascii="宋体" w:hAnsi="宋体" w:cs="宋体"/>
                 <w:color w:val="000000" w:themeColor="text1"/>
                 <w:sz w:val="16"/>
                 <w:szCs w:val="16"/>
@@ -7354,6 +7428,7 @@
               <w:bottom w:val="nil"/>
               <w:right w:val="nil"/>
             </w:tcBorders>
+            <w:shd w:val="clear" w:color="auto" w:fill="auto"/>
             <w:noWrap/>
             <w:vAlign w:val="bottom"/>
             <w:hideMark/>
@@ -7363,7 +7438,7 @@
               <w:spacing w:before="0" w:after="0"/>
               <w:ind w:firstLine="0"/>
               <w:rPr>
-                <w:rFonts w:ascii="宋体" w:hAnsi="宋体" w:cs="宋体" w:hint="eastAsia"/>
+                <w:rFonts w:ascii="宋体" w:hAnsi="宋体" w:cs="宋体"/>
                 <w:color w:val="000000" w:themeColor="text1"/>
                 <w:sz w:val="16"/>
                 <w:szCs w:val="16"/>
@@ -7389,6 +7464,7 @@
               <w:bottom w:val="nil"/>
               <w:right w:val="nil"/>
             </w:tcBorders>
+            <w:shd w:val="clear" w:color="auto" w:fill="auto"/>
             <w:noWrap/>
             <w:vAlign w:val="bottom"/>
             <w:hideMark/>
@@ -7397,7 +7473,7 @@
             <w:pPr>
               <w:spacing w:before="0" w:after="0"/>
               <w:rPr>
-                <w:rFonts w:ascii="宋体" w:hAnsi="宋体" w:cs="宋体" w:hint="eastAsia"/>
+                <w:rFonts w:ascii="宋体" w:hAnsi="宋体" w:cs="宋体"/>
                 <w:color w:val="000000" w:themeColor="text1"/>
                 <w:sz w:val="16"/>
                 <w:szCs w:val="16"/>
@@ -7414,6 +7490,7 @@
               <w:bottom w:val="nil"/>
               <w:right w:val="nil"/>
             </w:tcBorders>
+            <w:shd w:val="clear" w:color="auto" w:fill="auto"/>
             <w:noWrap/>
             <w:vAlign w:val="bottom"/>
             <w:hideMark/>
@@ -7422,7 +7499,7 @@
             <w:pPr>
               <w:spacing w:before="0" w:after="0"/>
               <w:rPr>
-                <w:rFonts w:ascii="宋体" w:hAnsi="宋体" w:cs="宋体" w:hint="eastAsia"/>
+                <w:rFonts w:ascii="宋体" w:hAnsi="宋体" w:cs="宋体"/>
                 <w:color w:val="000000" w:themeColor="text1"/>
                 <w:sz w:val="16"/>
                 <w:szCs w:val="16"/>
@@ -7439,6 +7516,7 @@
               <w:bottom w:val="nil"/>
               <w:right w:val="nil"/>
             </w:tcBorders>
+            <w:shd w:val="clear" w:color="auto" w:fill="auto"/>
             <w:noWrap/>
             <w:vAlign w:val="bottom"/>
             <w:hideMark/>
@@ -7447,7 +7525,7 @@
             <w:pPr>
               <w:spacing w:before="0" w:after="0"/>
               <w:rPr>
-                <w:rFonts w:ascii="宋体" w:hAnsi="宋体" w:cs="宋体" w:hint="eastAsia"/>
+                <w:rFonts w:ascii="宋体" w:hAnsi="宋体" w:cs="宋体"/>
                 <w:color w:val="000000" w:themeColor="text1"/>
                 <w:sz w:val="16"/>
                 <w:szCs w:val="16"/>
@@ -7464,6 +7542,7 @@
               <w:bottom w:val="nil"/>
               <w:right w:val="nil"/>
             </w:tcBorders>
+            <w:shd w:val="clear" w:color="auto" w:fill="auto"/>
             <w:noWrap/>
             <w:vAlign w:val="bottom"/>
             <w:hideMark/>
@@ -7472,7 +7551,7 @@
             <w:pPr>
               <w:spacing w:before="0" w:after="0"/>
               <w:rPr>
-                <w:rFonts w:ascii="宋体" w:hAnsi="宋体" w:cs="宋体" w:hint="eastAsia"/>
+                <w:rFonts w:ascii="宋体" w:hAnsi="宋体" w:cs="宋体"/>
                 <w:color w:val="000000" w:themeColor="text1"/>
                 <w:sz w:val="16"/>
                 <w:szCs w:val="16"/>
@@ -7489,6 +7568,7 @@
               <w:bottom w:val="nil"/>
               <w:right w:val="single" w:sz="4" w:space="0" w:color="auto"/>
             </w:tcBorders>
+            <w:shd w:val="clear" w:color="auto" w:fill="auto"/>
             <w:noWrap/>
             <w:vAlign w:val="bottom"/>
             <w:hideMark/>
@@ -7497,7 +7577,7 @@
             <w:pPr>
               <w:spacing w:before="0" w:after="0"/>
               <w:rPr>
-                <w:rFonts w:ascii="宋体" w:hAnsi="宋体" w:cs="宋体" w:hint="eastAsia"/>
+                <w:rFonts w:ascii="宋体" w:hAnsi="宋体" w:cs="宋体"/>
                 <w:color w:val="000000" w:themeColor="text1"/>
                 <w:sz w:val="16"/>
                 <w:szCs w:val="16"/>
@@ -7519,6 +7599,7 @@
               <w:bottom w:val="nil"/>
               <w:right w:val="nil"/>
             </w:tcBorders>
+            <w:shd w:val="clear" w:color="auto" w:fill="auto"/>
             <w:noWrap/>
             <w:vAlign w:val="bottom"/>
             <w:hideMark/>
@@ -7527,7 +7608,7 @@
             <w:pPr>
               <w:spacing w:before="0" w:after="0"/>
               <w:rPr>
-                <w:rFonts w:ascii="宋体" w:hAnsi="宋体" w:cs="宋体" w:hint="eastAsia"/>
+                <w:rFonts w:ascii="宋体" w:hAnsi="宋体" w:cs="宋体"/>
                 <w:color w:val="000000" w:themeColor="text1"/>
                 <w:sz w:val="16"/>
                 <w:szCs w:val="16"/>
@@ -7544,6 +7625,7 @@
               <w:bottom w:val="nil"/>
               <w:right w:val="nil"/>
             </w:tcBorders>
+            <w:shd w:val="clear" w:color="auto" w:fill="auto"/>
             <w:noWrap/>
             <w:vAlign w:val="center"/>
             <w:hideMark/>
@@ -7553,7 +7635,7 @@
               <w:pStyle w:val="afb"/>
               <w:jc w:val="left"/>
               <w:rPr>
-                <w:rFonts w:ascii="宋体" w:hAnsi="宋体" w:hint="eastAsia"/>
+                <w:rFonts w:ascii="宋体" w:hAnsi="宋体"/>
                 <w:color w:val="000000" w:themeColor="text1"/>
                 <w:sz w:val="16"/>
                 <w:szCs w:val="16"/>
@@ -7579,6 +7661,7 @@
               <w:bottom w:val="single" w:sz="4" w:space="0" w:color="auto"/>
               <w:right w:val="single" w:sz="4" w:space="0" w:color="auto"/>
             </w:tcBorders>
+            <w:shd w:val="clear" w:color="auto" w:fill="auto"/>
             <w:noWrap/>
             <w:hideMark/>
           </w:tcPr>
@@ -7587,7 +7670,7 @@
               <w:pStyle w:val="afb"/>
               <w:jc w:val="left"/>
               <w:rPr>
-                <w:rFonts w:ascii="宋体" w:hAnsi="宋体" w:hint="eastAsia"/>
+                <w:rFonts w:ascii="宋体" w:hAnsi="宋体"/>
                 <w:color w:val="000000" w:themeColor="text1"/>
                 <w:sz w:val="16"/>
                 <w:szCs w:val="16"/>
@@ -7638,6 +7721,7 @@
               <w:bottom w:val="nil"/>
               <w:right w:val="nil"/>
             </w:tcBorders>
+            <w:shd w:val="clear" w:color="auto" w:fill="auto"/>
             <w:noWrap/>
             <w:vAlign w:val="bottom"/>
             <w:hideMark/>
@@ -7647,7 +7731,7 @@
               <w:spacing w:before="0" w:after="0"/>
               <w:jc w:val="center"/>
               <w:rPr>
-                <w:rFonts w:ascii="宋体" w:hAnsi="宋体" w:cs="宋体" w:hint="eastAsia"/>
+                <w:rFonts w:ascii="宋体" w:hAnsi="宋体" w:cs="宋体"/>
                 <w:color w:val="000000" w:themeColor="text1"/>
                 <w:sz w:val="16"/>
                 <w:szCs w:val="16"/>
@@ -7673,6 +7757,7 @@
               <w:bottom w:val="single" w:sz="4" w:space="0" w:color="auto"/>
               <w:right w:val="single" w:sz="4" w:space="0" w:color="auto"/>
             </w:tcBorders>
+            <w:shd w:val="clear" w:color="auto" w:fill="auto"/>
             <w:noWrap/>
             <w:vAlign w:val="bottom"/>
             <w:hideMark/>
@@ -7681,7 +7766,7 @@
             <w:pPr>
               <w:spacing w:before="0" w:after="0"/>
               <w:rPr>
-                <w:rFonts w:ascii="宋体" w:hAnsi="宋体" w:cs="宋体" w:hint="eastAsia"/>
+                <w:rFonts w:ascii="宋体" w:hAnsi="宋体" w:cs="宋体"/>
                 <w:color w:val="000000" w:themeColor="text1"/>
                 <w:sz w:val="16"/>
                 <w:szCs w:val="16"/>
@@ -7698,6 +7783,7 @@
               <w:bottom w:val="nil"/>
               <w:right w:val="single" w:sz="4" w:space="0" w:color="auto"/>
             </w:tcBorders>
+            <w:shd w:val="clear" w:color="auto" w:fill="auto"/>
             <w:noWrap/>
             <w:vAlign w:val="bottom"/>
             <w:hideMark/>
@@ -7706,7 +7792,7 @@
             <w:pPr>
               <w:spacing w:before="0" w:after="0"/>
               <w:rPr>
-                <w:rFonts w:ascii="宋体" w:hAnsi="宋体" w:cs="宋体" w:hint="eastAsia"/>
+                <w:rFonts w:ascii="宋体" w:hAnsi="宋体" w:cs="宋体"/>
                 <w:color w:val="000000" w:themeColor="text1"/>
                 <w:sz w:val="16"/>
                 <w:szCs w:val="16"/>
@@ -7728,6 +7814,7 @@
               <w:bottom w:val="nil"/>
               <w:right w:val="nil"/>
             </w:tcBorders>
+            <w:shd w:val="clear" w:color="auto" w:fill="auto"/>
             <w:noWrap/>
             <w:vAlign w:val="bottom"/>
           </w:tcPr>
@@ -7735,7 +7822,7 @@
             <w:pPr>
               <w:spacing w:before="0" w:after="0"/>
               <w:rPr>
-                <w:rFonts w:ascii="宋体" w:hAnsi="宋体" w:cs="宋体" w:hint="eastAsia"/>
+                <w:rFonts w:ascii="宋体" w:hAnsi="宋体" w:cs="宋体"/>
                 <w:color w:val="000000" w:themeColor="text1"/>
                 <w:sz w:val="16"/>
                 <w:szCs w:val="16"/>
@@ -7752,6 +7839,7 @@
               <w:bottom w:val="nil"/>
               <w:right w:val="nil"/>
             </w:tcBorders>
+            <w:shd w:val="clear" w:color="auto" w:fill="auto"/>
             <w:noWrap/>
             <w:vAlign w:val="center"/>
           </w:tcPr>
@@ -7760,7 +7848,7 @@
               <w:pStyle w:val="afb"/>
               <w:jc w:val="left"/>
               <w:rPr>
-                <w:rFonts w:ascii="宋体" w:hAnsi="宋体" w:hint="eastAsia"/>
+                <w:rFonts w:ascii="宋体" w:hAnsi="宋体"/>
                 <w:color w:val="000000" w:themeColor="text1"/>
                 <w:sz w:val="16"/>
                 <w:szCs w:val="16"/>
@@ -7786,6 +7874,7 @@
               <w:bottom w:val="single" w:sz="4" w:space="0" w:color="auto"/>
               <w:right w:val="single" w:sz="4" w:space="0" w:color="auto"/>
             </w:tcBorders>
+            <w:shd w:val="clear" w:color="auto" w:fill="auto"/>
             <w:noWrap/>
           </w:tcPr>
           <w:p>
@@ -7793,7 +7882,7 @@
               <w:pStyle w:val="afb"/>
               <w:jc w:val="left"/>
               <w:rPr>
-                <w:rFonts w:ascii="宋体" w:hAnsi="宋体" w:hint="eastAsia"/>
+                <w:rFonts w:ascii="宋体" w:hAnsi="宋体"/>
                 <w:color w:val="000000" w:themeColor="text1"/>
                 <w:sz w:val="16"/>
                 <w:szCs w:val="16"/>
@@ -7819,6 +7908,7 @@
               <w:bottom w:val="nil"/>
               <w:right w:val="nil"/>
             </w:tcBorders>
+            <w:shd w:val="clear" w:color="auto" w:fill="auto"/>
             <w:noWrap/>
             <w:vAlign w:val="bottom"/>
           </w:tcPr>
@@ -7827,7 +7917,7 @@
               <w:spacing w:before="0" w:after="0"/>
               <w:jc w:val="center"/>
               <w:rPr>
-                <w:rFonts w:ascii="宋体" w:hAnsi="宋体" w:cs="宋体" w:hint="eastAsia"/>
+                <w:rFonts w:ascii="宋体" w:hAnsi="宋体" w:cs="宋体"/>
                 <w:color w:val="000000" w:themeColor="text1"/>
                 <w:sz w:val="16"/>
                 <w:szCs w:val="16"/>
@@ -7844,6 +7934,7 @@
               <w:bottom w:val="single" w:sz="4" w:space="0" w:color="auto"/>
               <w:right w:val="single" w:sz="4" w:space="0" w:color="auto"/>
             </w:tcBorders>
+            <w:shd w:val="clear" w:color="auto" w:fill="auto"/>
             <w:noWrap/>
             <w:vAlign w:val="bottom"/>
           </w:tcPr>
@@ -7851,7 +7942,7 @@
             <w:pPr>
               <w:spacing w:before="0" w:after="0"/>
               <w:rPr>
-                <w:rFonts w:ascii="宋体" w:hAnsi="宋体" w:cs="宋体" w:hint="eastAsia"/>
+                <w:rFonts w:ascii="宋体" w:hAnsi="宋体" w:cs="宋体"/>
                 <w:color w:val="000000" w:themeColor="text1"/>
                 <w:sz w:val="16"/>
                 <w:szCs w:val="16"/>
@@ -7868,6 +7959,7 @@
               <w:bottom w:val="nil"/>
               <w:right w:val="single" w:sz="4" w:space="0" w:color="auto"/>
             </w:tcBorders>
+            <w:shd w:val="clear" w:color="auto" w:fill="auto"/>
             <w:noWrap/>
             <w:vAlign w:val="bottom"/>
           </w:tcPr>
@@ -7875,7 +7967,7 @@
             <w:pPr>
               <w:spacing w:before="0" w:after="0"/>
               <w:rPr>
-                <w:rFonts w:ascii="宋体" w:hAnsi="宋体" w:cs="宋体" w:hint="eastAsia"/>
+                <w:rFonts w:ascii="宋体" w:hAnsi="宋体" w:cs="宋体"/>
                 <w:color w:val="000000" w:themeColor="text1"/>
                 <w:sz w:val="16"/>
                 <w:szCs w:val="16"/>
@@ -7897,6 +7989,7 @@
               <w:bottom w:val="nil"/>
               <w:right w:val="nil"/>
             </w:tcBorders>
+            <w:shd w:val="clear" w:color="auto" w:fill="auto"/>
             <w:noWrap/>
             <w:vAlign w:val="bottom"/>
           </w:tcPr>
@@ -7904,7 +7997,7 @@
             <w:pPr>
               <w:spacing w:before="0" w:after="0"/>
               <w:rPr>
-                <w:rFonts w:ascii="宋体" w:hAnsi="宋体" w:cs="宋体" w:hint="eastAsia"/>
+                <w:rFonts w:ascii="宋体" w:hAnsi="宋体" w:cs="宋体"/>
                 <w:color w:val="000000" w:themeColor="text1"/>
                 <w:sz w:val="16"/>
                 <w:szCs w:val="16"/>
@@ -7921,6 +8014,7 @@
               <w:bottom w:val="nil"/>
               <w:right w:val="nil"/>
             </w:tcBorders>
+            <w:shd w:val="clear" w:color="auto" w:fill="auto"/>
             <w:noWrap/>
             <w:vAlign w:val="bottom"/>
           </w:tcPr>
@@ -7929,7 +8023,7 @@
               <w:spacing w:before="0" w:after="0"/>
               <w:ind w:firstLine="0"/>
               <w:rPr>
-                <w:rFonts w:ascii="宋体" w:hAnsi="宋体" w:cs="宋体" w:hint="eastAsia"/>
+                <w:rFonts w:ascii="宋体" w:hAnsi="宋体" w:cs="宋体"/>
                 <w:color w:val="000000" w:themeColor="text1"/>
                 <w:sz w:val="16"/>
                 <w:szCs w:val="16"/>
@@ -7955,6 +8049,7 @@
               <w:bottom w:val="single" w:sz="4" w:space="0" w:color="auto"/>
               <w:right w:val="single" w:sz="4" w:space="0" w:color="auto"/>
             </w:tcBorders>
+            <w:shd w:val="clear" w:color="auto" w:fill="auto"/>
             <w:noWrap/>
             <w:vAlign w:val="bottom"/>
           </w:tcPr>
@@ -7963,7 +8058,7 @@
               <w:spacing w:before="0" w:after="0"/>
               <w:ind w:firstLine="0"/>
               <w:rPr>
-                <w:rFonts w:ascii="宋体" w:eastAsiaTheme="minorEastAsia" w:hAnsi="宋体" w:cs="宋体" w:hint="eastAsia"/>
+                <w:rFonts w:ascii="宋体" w:eastAsiaTheme="minorEastAsia" w:hAnsi="宋体" w:cs="宋体"/>
                 <w:color w:val="000000" w:themeColor="text1"/>
                 <w:sz w:val="16"/>
                 <w:szCs w:val="16"/>
@@ -7998,6 +8093,7 @@
               <w:bottom w:val="nil"/>
               <w:right w:val="nil"/>
             </w:tcBorders>
+            <w:shd w:val="clear" w:color="auto" w:fill="auto"/>
             <w:noWrap/>
             <w:vAlign w:val="bottom"/>
           </w:tcPr>
@@ -8006,7 +8102,7 @@
               <w:spacing w:before="0" w:after="0"/>
               <w:jc w:val="center"/>
               <w:rPr>
-                <w:rFonts w:ascii="宋体" w:hAnsi="宋体" w:cs="宋体" w:hint="eastAsia"/>
+                <w:rFonts w:ascii="宋体" w:hAnsi="宋体" w:cs="宋体"/>
                 <w:color w:val="000000" w:themeColor="text1"/>
                 <w:sz w:val="16"/>
                 <w:szCs w:val="16"/>
@@ -8023,6 +8119,7 @@
               <w:bottom w:val="single" w:sz="4" w:space="0" w:color="auto"/>
               <w:right w:val="single" w:sz="4" w:space="0" w:color="auto"/>
             </w:tcBorders>
+            <w:shd w:val="clear" w:color="auto" w:fill="auto"/>
             <w:noWrap/>
             <w:vAlign w:val="bottom"/>
           </w:tcPr>
@@ -8030,7 +8127,7 @@
             <w:pPr>
               <w:spacing w:before="0" w:after="0"/>
               <w:rPr>
-                <w:rFonts w:ascii="宋体" w:hAnsi="宋体" w:cs="宋体" w:hint="eastAsia"/>
+                <w:rFonts w:ascii="宋体" w:hAnsi="宋体" w:cs="宋体"/>
                 <w:color w:val="000000" w:themeColor="text1"/>
                 <w:sz w:val="16"/>
                 <w:szCs w:val="16"/>
@@ -8047,6 +8144,7 @@
               <w:bottom w:val="nil"/>
               <w:right w:val="single" w:sz="4" w:space="0" w:color="auto"/>
             </w:tcBorders>
+            <w:shd w:val="clear" w:color="auto" w:fill="auto"/>
             <w:noWrap/>
             <w:vAlign w:val="bottom"/>
           </w:tcPr>
@@ -8054,7 +8152,7 @@
             <w:pPr>
               <w:spacing w:before="0" w:after="0"/>
               <w:rPr>
-                <w:rFonts w:ascii="宋体" w:hAnsi="宋体" w:cs="宋体" w:hint="eastAsia"/>
+                <w:rFonts w:ascii="宋体" w:hAnsi="宋体" w:cs="宋体"/>
                 <w:color w:val="000000" w:themeColor="text1"/>
                 <w:sz w:val="16"/>
                 <w:szCs w:val="16"/>
@@ -8076,6 +8174,7 @@
               <w:bottom w:val="nil"/>
               <w:right w:val="nil"/>
             </w:tcBorders>
+            <w:shd w:val="clear" w:color="auto" w:fill="auto"/>
             <w:noWrap/>
             <w:vAlign w:val="bottom"/>
             <w:hideMark/>
@@ -8084,7 +8183,7 @@
             <w:pPr>
               <w:spacing w:before="0" w:after="0"/>
               <w:rPr>
-                <w:rFonts w:ascii="宋体" w:hAnsi="宋体" w:cs="宋体" w:hint="eastAsia"/>
+                <w:rFonts w:ascii="宋体" w:hAnsi="宋体" w:cs="宋体"/>
                 <w:color w:val="000000" w:themeColor="text1"/>
                 <w:sz w:val="16"/>
                 <w:szCs w:val="16"/>
@@ -8101,6 +8200,7 @@
               <w:bottom w:val="nil"/>
               <w:right w:val="nil"/>
             </w:tcBorders>
+            <w:shd w:val="clear" w:color="auto" w:fill="auto"/>
             <w:noWrap/>
             <w:vAlign w:val="center"/>
           </w:tcPr>
@@ -8109,7 +8209,7 @@
               <w:pStyle w:val="afb"/>
               <w:jc w:val="left"/>
               <w:rPr>
-                <w:rFonts w:ascii="宋体" w:hAnsi="宋体" w:hint="eastAsia"/>
+                <w:rFonts w:ascii="宋体" w:hAnsi="宋体"/>
                 <w:color w:val="000000" w:themeColor="text1"/>
                 <w:sz w:val="16"/>
                 <w:szCs w:val="16"/>
@@ -8135,6 +8235,7 @@
               <w:bottom w:val="single" w:sz="4" w:space="0" w:color="auto"/>
               <w:right w:val="single" w:sz="4" w:space="0" w:color="auto"/>
             </w:tcBorders>
+            <w:shd w:val="clear" w:color="auto" w:fill="auto"/>
             <w:noWrap/>
             <w:hideMark/>
           </w:tcPr>
@@ -8143,7 +8244,7 @@
               <w:pStyle w:val="afb"/>
               <w:jc w:val="left"/>
               <w:rPr>
-                <w:rFonts w:ascii="宋体" w:hAnsi="宋体" w:hint="eastAsia"/>
+                <w:rFonts w:ascii="宋体" w:hAnsi="宋体"/>
                 <w:color w:val="000000" w:themeColor="text1"/>
                 <w:sz w:val="16"/>
                 <w:szCs w:val="16"/>
@@ -8169,6 +8270,7 @@
               <w:bottom w:val="nil"/>
               <w:right w:val="nil"/>
             </w:tcBorders>
+            <w:shd w:val="clear" w:color="auto" w:fill="auto"/>
             <w:noWrap/>
             <w:vAlign w:val="bottom"/>
             <w:hideMark/>
@@ -8178,7 +8280,7 @@
               <w:spacing w:before="0" w:after="0"/>
               <w:jc w:val="center"/>
               <w:rPr>
-                <w:rFonts w:ascii="宋体" w:hAnsi="宋体" w:cs="宋体" w:hint="eastAsia"/>
+                <w:rFonts w:ascii="宋体" w:hAnsi="宋体" w:cs="宋体"/>
                 <w:color w:val="000000" w:themeColor="text1"/>
                 <w:sz w:val="16"/>
                 <w:szCs w:val="16"/>
@@ -8204,6 +8306,7 @@
               <w:bottom w:val="single" w:sz="4" w:space="0" w:color="auto"/>
               <w:right w:val="single" w:sz="4" w:space="0" w:color="auto"/>
             </w:tcBorders>
+            <w:shd w:val="clear" w:color="auto" w:fill="auto"/>
             <w:noWrap/>
             <w:vAlign w:val="bottom"/>
             <w:hideMark/>
@@ -8212,7 +8315,7 @@
             <w:pPr>
               <w:spacing w:before="0" w:after="0"/>
               <w:rPr>
-                <w:rFonts w:ascii="宋体" w:hAnsi="宋体" w:cs="宋体" w:hint="eastAsia"/>
+                <w:rFonts w:ascii="宋体" w:hAnsi="宋体" w:cs="宋体"/>
                 <w:color w:val="000000" w:themeColor="text1"/>
                 <w:sz w:val="16"/>
                 <w:szCs w:val="16"/>
@@ -8229,6 +8332,7 @@
               <w:bottom w:val="nil"/>
               <w:right w:val="single" w:sz="4" w:space="0" w:color="auto"/>
             </w:tcBorders>
+            <w:shd w:val="clear" w:color="auto" w:fill="auto"/>
             <w:noWrap/>
             <w:vAlign w:val="bottom"/>
             <w:hideMark/>
@@ -8237,7 +8341,7 @@
             <w:pPr>
               <w:spacing w:before="0" w:after="0"/>
               <w:rPr>
-                <w:rFonts w:ascii="宋体" w:hAnsi="宋体" w:cs="宋体" w:hint="eastAsia"/>
+                <w:rFonts w:ascii="宋体" w:hAnsi="宋体" w:cs="宋体"/>
                 <w:color w:val="000000" w:themeColor="text1"/>
                 <w:sz w:val="16"/>
                 <w:szCs w:val="16"/>
@@ -8259,6 +8363,7 @@
               <w:bottom w:val="nil"/>
               <w:right w:val="nil"/>
             </w:tcBorders>
+            <w:shd w:val="clear" w:color="auto" w:fill="auto"/>
             <w:noWrap/>
             <w:vAlign w:val="bottom"/>
             <w:hideMark/>
@@ -8267,7 +8372,7 @@
             <w:pPr>
               <w:spacing w:before="0" w:after="0"/>
               <w:rPr>
-                <w:rFonts w:ascii="宋体" w:hAnsi="宋体" w:cs="宋体" w:hint="eastAsia"/>
+                <w:rFonts w:ascii="宋体" w:hAnsi="宋体" w:cs="宋体"/>
                 <w:color w:val="000000" w:themeColor="text1"/>
                 <w:sz w:val="16"/>
                 <w:szCs w:val="16"/>
@@ -8284,6 +8389,7 @@
               <w:bottom w:val="nil"/>
               <w:right w:val="nil"/>
             </w:tcBorders>
+            <w:shd w:val="clear" w:color="auto" w:fill="auto"/>
             <w:noWrap/>
             <w:vAlign w:val="center"/>
           </w:tcPr>
@@ -8292,7 +8398,7 @@
               <w:pStyle w:val="afb"/>
               <w:jc w:val="left"/>
               <w:rPr>
-                <w:rFonts w:ascii="宋体" w:hAnsi="宋体" w:hint="eastAsia"/>
+                <w:rFonts w:ascii="宋体" w:hAnsi="宋体"/>
                 <w:color w:val="000000" w:themeColor="text1"/>
                 <w:sz w:val="16"/>
                 <w:szCs w:val="16"/>
@@ -8318,6 +8424,7 @@
               <w:bottom w:val="single" w:sz="4" w:space="0" w:color="auto"/>
               <w:right w:val="single" w:sz="4" w:space="0" w:color="auto"/>
             </w:tcBorders>
+            <w:shd w:val="clear" w:color="auto" w:fill="auto"/>
             <w:noWrap/>
             <w:hideMark/>
           </w:tcPr>
@@ -8326,7 +8433,7 @@
               <w:pStyle w:val="afb"/>
               <w:jc w:val="left"/>
               <w:rPr>
-                <w:rFonts w:ascii="宋体" w:hAnsi="宋体" w:hint="eastAsia"/>
+                <w:rFonts w:ascii="宋体" w:hAnsi="宋体"/>
                 <w:color w:val="FF0000"/>
                 <w:sz w:val="16"/>
                 <w:szCs w:val="16"/>
@@ -8352,6 +8459,7 @@
               <w:bottom w:val="nil"/>
               <w:right w:val="nil"/>
             </w:tcBorders>
+            <w:shd w:val="clear" w:color="auto" w:fill="auto"/>
             <w:noWrap/>
             <w:vAlign w:val="bottom"/>
             <w:hideMark/>
@@ -8361,7 +8469,7 @@
               <w:spacing w:before="0" w:after="0"/>
               <w:jc w:val="center"/>
               <w:rPr>
-                <w:rFonts w:ascii="宋体" w:hAnsi="宋体" w:cs="宋体" w:hint="eastAsia"/>
+                <w:rFonts w:ascii="宋体" w:hAnsi="宋体" w:cs="宋体"/>
                 <w:color w:val="000000" w:themeColor="text1"/>
                 <w:sz w:val="16"/>
                 <w:szCs w:val="16"/>
@@ -8387,6 +8495,7 @@
               <w:bottom w:val="single" w:sz="4" w:space="0" w:color="auto"/>
               <w:right w:val="single" w:sz="4" w:space="0" w:color="auto"/>
             </w:tcBorders>
+            <w:shd w:val="clear" w:color="auto" w:fill="auto"/>
             <w:noWrap/>
             <w:vAlign w:val="bottom"/>
             <w:hideMark/>
@@ -8395,7 +8504,7 @@
             <w:pPr>
               <w:spacing w:before="0" w:after="0"/>
               <w:rPr>
-                <w:rFonts w:ascii="宋体" w:hAnsi="宋体" w:cs="宋体" w:hint="eastAsia"/>
+                <w:rFonts w:ascii="宋体" w:hAnsi="宋体" w:cs="宋体"/>
                 <w:color w:val="000000" w:themeColor="text1"/>
                 <w:sz w:val="16"/>
                 <w:szCs w:val="16"/>
@@ -8412,6 +8521,7 @@
               <w:bottom w:val="nil"/>
               <w:right w:val="single" w:sz="4" w:space="0" w:color="auto"/>
             </w:tcBorders>
+            <w:shd w:val="clear" w:color="auto" w:fill="auto"/>
             <w:noWrap/>
             <w:vAlign w:val="bottom"/>
             <w:hideMark/>
@@ -8420,7 +8530,7 @@
             <w:pPr>
               <w:spacing w:before="0" w:after="0"/>
               <w:rPr>
-                <w:rFonts w:ascii="宋体" w:hAnsi="宋体" w:cs="宋体" w:hint="eastAsia"/>
+                <w:rFonts w:ascii="宋体" w:hAnsi="宋体" w:cs="宋体"/>
                 <w:color w:val="000000" w:themeColor="text1"/>
                 <w:sz w:val="16"/>
                 <w:szCs w:val="16"/>
@@ -8442,6 +8552,7 @@
               <w:bottom w:val="nil"/>
               <w:right w:val="nil"/>
             </w:tcBorders>
+            <w:shd w:val="clear" w:color="auto" w:fill="auto"/>
             <w:noWrap/>
             <w:vAlign w:val="bottom"/>
           </w:tcPr>
@@ -8449,7 +8560,7 @@
             <w:pPr>
               <w:spacing w:before="0" w:after="0"/>
               <w:rPr>
-                <w:rFonts w:ascii="宋体" w:hAnsi="宋体" w:cs="宋体" w:hint="eastAsia"/>
+                <w:rFonts w:ascii="宋体" w:hAnsi="宋体" w:cs="宋体"/>
                 <w:color w:val="000000" w:themeColor="text1"/>
                 <w:sz w:val="16"/>
                 <w:szCs w:val="16"/>
@@ -8466,6 +8577,7 @@
               <w:bottom w:val="nil"/>
               <w:right w:val="nil"/>
             </w:tcBorders>
+            <w:shd w:val="clear" w:color="auto" w:fill="auto"/>
             <w:noWrap/>
             <w:vAlign w:val="center"/>
           </w:tcPr>
@@ -8474,7 +8586,7 @@
               <w:pStyle w:val="afb"/>
               <w:jc w:val="left"/>
               <w:rPr>
-                <w:rFonts w:ascii="宋体" w:hAnsi="宋体" w:hint="eastAsia"/>
+                <w:rFonts w:ascii="宋体" w:hAnsi="宋体"/>
                 <w:color w:val="000000" w:themeColor="text1"/>
                 <w:sz w:val="16"/>
                 <w:szCs w:val="16"/>
@@ -8509,6 +8621,7 @@
               <w:bottom w:val="single" w:sz="4" w:space="0" w:color="auto"/>
               <w:right w:val="single" w:sz="4" w:space="0" w:color="auto"/>
             </w:tcBorders>
+            <w:shd w:val="clear" w:color="auto" w:fill="auto"/>
             <w:noWrap/>
           </w:tcPr>
           <w:p>
@@ -8516,7 +8629,7 @@
               <w:pStyle w:val="afb"/>
               <w:jc w:val="left"/>
               <w:rPr>
-                <w:rFonts w:ascii="宋体" w:hAnsi="宋体" w:hint="eastAsia"/>
+                <w:rFonts w:ascii="宋体" w:hAnsi="宋体"/>
                 <w:color w:val="000000" w:themeColor="text1"/>
                 <w:sz w:val="16"/>
                 <w:szCs w:val="16"/>
@@ -8533,6 +8646,7 @@
               <w:bottom w:val="nil"/>
               <w:right w:val="nil"/>
             </w:tcBorders>
+            <w:shd w:val="clear" w:color="auto" w:fill="auto"/>
             <w:noWrap/>
             <w:vAlign w:val="bottom"/>
           </w:tcPr>
@@ -8541,7 +8655,7 @@
               <w:spacing w:before="0" w:after="0"/>
               <w:jc w:val="center"/>
               <w:rPr>
-                <w:rFonts w:ascii="宋体" w:hAnsi="宋体" w:cs="宋体" w:hint="eastAsia"/>
+                <w:rFonts w:ascii="宋体" w:hAnsi="宋体" w:cs="宋体"/>
                 <w:color w:val="000000" w:themeColor="text1"/>
                 <w:sz w:val="16"/>
                 <w:szCs w:val="16"/>
@@ -8558,6 +8672,7 @@
               <w:bottom w:val="single" w:sz="4" w:space="0" w:color="auto"/>
               <w:right w:val="single" w:sz="4" w:space="0" w:color="auto"/>
             </w:tcBorders>
+            <w:shd w:val="clear" w:color="auto" w:fill="auto"/>
             <w:noWrap/>
             <w:vAlign w:val="bottom"/>
           </w:tcPr>
@@ -8565,7 +8680,7 @@
             <w:pPr>
               <w:spacing w:before="0" w:after="0"/>
               <w:rPr>
-                <w:rFonts w:ascii="宋体" w:hAnsi="宋体" w:cs="宋体" w:hint="eastAsia"/>
+                <w:rFonts w:ascii="宋体" w:hAnsi="宋体" w:cs="宋体"/>
                 <w:color w:val="000000" w:themeColor="text1"/>
                 <w:sz w:val="16"/>
                 <w:szCs w:val="16"/>
@@ -8582,6 +8697,7 @@
               <w:bottom w:val="nil"/>
               <w:right w:val="single" w:sz="4" w:space="0" w:color="auto"/>
             </w:tcBorders>
+            <w:shd w:val="clear" w:color="auto" w:fill="auto"/>
             <w:noWrap/>
             <w:vAlign w:val="bottom"/>
           </w:tcPr>
@@ -8589,7 +8705,7 @@
             <w:pPr>
               <w:spacing w:before="0" w:after="0"/>
               <w:rPr>
-                <w:rFonts w:ascii="宋体" w:hAnsi="宋体" w:cs="宋体" w:hint="eastAsia"/>
+                <w:rFonts w:ascii="宋体" w:hAnsi="宋体" w:cs="宋体"/>
                 <w:color w:val="000000" w:themeColor="text1"/>
                 <w:sz w:val="16"/>
                 <w:szCs w:val="16"/>
@@ -8611,6 +8727,7 @@
               <w:bottom w:val="nil"/>
               <w:right w:val="nil"/>
             </w:tcBorders>
+            <w:shd w:val="clear" w:color="auto" w:fill="auto"/>
             <w:noWrap/>
             <w:vAlign w:val="bottom"/>
           </w:tcPr>
@@ -8618,7 +8735,7 @@
             <w:pPr>
               <w:spacing w:before="0" w:after="0"/>
               <w:rPr>
-                <w:rFonts w:ascii="宋体" w:hAnsi="宋体" w:cs="宋体" w:hint="eastAsia"/>
+                <w:rFonts w:ascii="宋体" w:hAnsi="宋体" w:cs="宋体"/>
                 <w:color w:val="000000" w:themeColor="text1"/>
                 <w:sz w:val="16"/>
                 <w:szCs w:val="16"/>
@@ -8635,6 +8752,7 @@
               <w:bottom w:val="nil"/>
               <w:right w:val="nil"/>
             </w:tcBorders>
+            <w:shd w:val="clear" w:color="auto" w:fill="auto"/>
             <w:noWrap/>
             <w:vAlign w:val="center"/>
           </w:tcPr>
@@ -8643,7 +8761,7 @@
               <w:pStyle w:val="afb"/>
               <w:jc w:val="left"/>
               <w:rPr>
-                <w:rFonts w:ascii="宋体" w:hAnsi="宋体" w:hint="eastAsia"/>
+                <w:rFonts w:ascii="宋体" w:hAnsi="宋体"/>
                 <w:color w:val="000000" w:themeColor="text1"/>
                 <w:sz w:val="16"/>
                 <w:szCs w:val="16"/>
@@ -8669,6 +8787,7 @@
               <w:bottom w:val="single" w:sz="4" w:space="0" w:color="auto"/>
               <w:right w:val="single" w:sz="4" w:space="0" w:color="auto"/>
             </w:tcBorders>
+            <w:shd w:val="clear" w:color="auto" w:fill="auto"/>
             <w:noWrap/>
           </w:tcPr>
           <w:p>
@@ -8676,7 +8795,7 @@
               <w:pStyle w:val="afb"/>
               <w:jc w:val="left"/>
               <w:rPr>
-                <w:rFonts w:ascii="宋体" w:hAnsi="宋体" w:hint="eastAsia"/>
+                <w:rFonts w:ascii="宋体" w:hAnsi="宋体"/>
                 <w:color w:val="000000" w:themeColor="text1"/>
                 <w:sz w:val="16"/>
                 <w:szCs w:val="16"/>
@@ -8718,6 +8837,7 @@
               <w:bottom w:val="nil"/>
               <w:right w:val="nil"/>
             </w:tcBorders>
+            <w:shd w:val="clear" w:color="auto" w:fill="auto"/>
             <w:noWrap/>
             <w:vAlign w:val="bottom"/>
           </w:tcPr>
@@ -8726,7 +8846,7 @@
               <w:spacing w:before="0" w:after="0"/>
               <w:jc w:val="center"/>
               <w:rPr>
-                <w:rFonts w:ascii="宋体" w:hAnsi="宋体" w:cs="宋体" w:hint="eastAsia"/>
+                <w:rFonts w:ascii="宋体" w:hAnsi="宋体" w:cs="宋体"/>
                 <w:color w:val="000000" w:themeColor="text1"/>
                 <w:sz w:val="16"/>
                 <w:szCs w:val="16"/>
@@ -8743,6 +8863,7 @@
               <w:bottom w:val="single" w:sz="4" w:space="0" w:color="auto"/>
               <w:right w:val="single" w:sz="4" w:space="0" w:color="auto"/>
             </w:tcBorders>
+            <w:shd w:val="clear" w:color="auto" w:fill="auto"/>
             <w:noWrap/>
             <w:vAlign w:val="bottom"/>
           </w:tcPr>
@@ -8750,7 +8871,7 @@
             <w:pPr>
               <w:spacing w:before="0" w:after="0"/>
               <w:rPr>
-                <w:rFonts w:ascii="宋体" w:hAnsi="宋体" w:cs="宋体" w:hint="eastAsia"/>
+                <w:rFonts w:ascii="宋体" w:hAnsi="宋体" w:cs="宋体"/>
                 <w:color w:val="000000" w:themeColor="text1"/>
                 <w:sz w:val="16"/>
                 <w:szCs w:val="16"/>
@@ -8767,6 +8888,7 @@
               <w:bottom w:val="nil"/>
               <w:right w:val="single" w:sz="4" w:space="0" w:color="auto"/>
             </w:tcBorders>
+            <w:shd w:val="clear" w:color="auto" w:fill="auto"/>
             <w:noWrap/>
             <w:vAlign w:val="bottom"/>
           </w:tcPr>
@@ -8774,7 +8896,7 @@
             <w:pPr>
               <w:spacing w:before="0" w:after="0"/>
               <w:rPr>
-                <w:rFonts w:ascii="宋体" w:hAnsi="宋体" w:cs="宋体" w:hint="eastAsia"/>
+                <w:rFonts w:ascii="宋体" w:hAnsi="宋体" w:cs="宋体"/>
                 <w:color w:val="000000" w:themeColor="text1"/>
                 <w:sz w:val="16"/>
                 <w:szCs w:val="16"/>
@@ -8796,6 +8918,7 @@
               <w:bottom w:val="nil"/>
               <w:right w:val="nil"/>
             </w:tcBorders>
+            <w:shd w:val="clear" w:color="auto" w:fill="auto"/>
             <w:noWrap/>
             <w:vAlign w:val="bottom"/>
           </w:tcPr>
@@ -8803,7 +8926,7 @@
             <w:pPr>
               <w:spacing w:before="0" w:after="0"/>
               <w:rPr>
-                <w:rFonts w:ascii="宋体" w:hAnsi="宋体" w:cs="宋体" w:hint="eastAsia"/>
+                <w:rFonts w:ascii="宋体" w:hAnsi="宋体" w:cs="宋体"/>
                 <w:color w:val="000000" w:themeColor="text1"/>
                 <w:sz w:val="16"/>
                 <w:szCs w:val="16"/>
@@ -8820,6 +8943,7 @@
               <w:bottom w:val="nil"/>
               <w:right w:val="nil"/>
             </w:tcBorders>
+            <w:shd w:val="clear" w:color="auto" w:fill="auto"/>
             <w:noWrap/>
             <w:vAlign w:val="center"/>
           </w:tcPr>
@@ -8828,7 +8952,7 @@
               <w:pStyle w:val="afb"/>
               <w:jc w:val="left"/>
               <w:rPr>
-                <w:rFonts w:ascii="宋体" w:hAnsi="宋体" w:hint="eastAsia"/>
+                <w:rFonts w:ascii="宋体" w:hAnsi="宋体"/>
                 <w:color w:val="000000" w:themeColor="text1"/>
                 <w:sz w:val="16"/>
                 <w:szCs w:val="16"/>
@@ -8854,6 +8978,7 @@
               <w:bottom w:val="single" w:sz="4" w:space="0" w:color="auto"/>
               <w:right w:val="single" w:sz="4" w:space="0" w:color="auto"/>
             </w:tcBorders>
+            <w:shd w:val="clear" w:color="auto" w:fill="auto"/>
             <w:noWrap/>
           </w:tcPr>
           <w:p>
@@ -8861,7 +8986,7 @@
               <w:pStyle w:val="afb"/>
               <w:jc w:val="left"/>
               <w:rPr>
-                <w:rFonts w:ascii="宋体" w:hAnsi="宋体" w:hint="eastAsia"/>
+                <w:rFonts w:ascii="宋体" w:hAnsi="宋体"/>
                 <w:color w:val="000000" w:themeColor="text1"/>
                 <w:sz w:val="16"/>
                 <w:szCs w:val="16"/>
@@ -8912,6 +9037,7 @@
               <w:bottom w:val="nil"/>
               <w:right w:val="nil"/>
             </w:tcBorders>
+            <w:shd w:val="clear" w:color="auto" w:fill="auto"/>
             <w:noWrap/>
             <w:vAlign w:val="bottom"/>
           </w:tcPr>
@@ -8920,7 +9046,7 @@
               <w:spacing w:before="0" w:after="0"/>
               <w:jc w:val="center"/>
               <w:rPr>
-                <w:rFonts w:ascii="宋体" w:hAnsi="宋体" w:cs="宋体" w:hint="eastAsia"/>
+                <w:rFonts w:ascii="宋体" w:hAnsi="宋体" w:cs="宋体"/>
                 <w:color w:val="000000" w:themeColor="text1"/>
                 <w:sz w:val="16"/>
                 <w:szCs w:val="16"/>
@@ -8937,6 +9063,7 @@
               <w:bottom w:val="single" w:sz="4" w:space="0" w:color="auto"/>
               <w:right w:val="single" w:sz="4" w:space="0" w:color="auto"/>
             </w:tcBorders>
+            <w:shd w:val="clear" w:color="auto" w:fill="auto"/>
             <w:noWrap/>
             <w:vAlign w:val="bottom"/>
           </w:tcPr>
@@ -8944,7 +9071,7 @@
             <w:pPr>
               <w:spacing w:before="0" w:after="0"/>
               <w:rPr>
-                <w:rFonts w:ascii="宋体" w:hAnsi="宋体" w:cs="宋体" w:hint="eastAsia"/>
+                <w:rFonts w:ascii="宋体" w:hAnsi="宋体" w:cs="宋体"/>
                 <w:color w:val="000000" w:themeColor="text1"/>
                 <w:sz w:val="16"/>
                 <w:szCs w:val="16"/>
@@ -8961,6 +9088,7 @@
               <w:bottom w:val="nil"/>
               <w:right w:val="single" w:sz="4" w:space="0" w:color="auto"/>
             </w:tcBorders>
+            <w:shd w:val="clear" w:color="auto" w:fill="auto"/>
             <w:noWrap/>
             <w:vAlign w:val="bottom"/>
           </w:tcPr>
@@ -8968,7 +9096,7 @@
             <w:pPr>
               <w:spacing w:before="0" w:after="0"/>
               <w:rPr>
-                <w:rFonts w:ascii="宋体" w:hAnsi="宋体" w:cs="宋体" w:hint="eastAsia"/>
+                <w:rFonts w:ascii="宋体" w:hAnsi="宋体" w:cs="宋体"/>
                 <w:color w:val="000000" w:themeColor="text1"/>
                 <w:sz w:val="16"/>
                 <w:szCs w:val="16"/>
@@ -8990,6 +9118,7 @@
               <w:bottom w:val="nil"/>
               <w:right w:val="nil"/>
             </w:tcBorders>
+            <w:shd w:val="clear" w:color="auto" w:fill="auto"/>
             <w:noWrap/>
             <w:vAlign w:val="bottom"/>
           </w:tcPr>
@@ -8997,7 +9126,7 @@
             <w:pPr>
               <w:spacing w:before="0" w:after="0"/>
               <w:rPr>
-                <w:rFonts w:ascii="宋体" w:hAnsi="宋体" w:cs="宋体" w:hint="eastAsia"/>
+                <w:rFonts w:ascii="宋体" w:hAnsi="宋体" w:cs="宋体"/>
                 <w:color w:val="000000" w:themeColor="text1"/>
                 <w:sz w:val="16"/>
                 <w:szCs w:val="16"/>
@@ -9014,6 +9143,7 @@
               <w:bottom w:val="nil"/>
               <w:right w:val="nil"/>
             </w:tcBorders>
+            <w:shd w:val="clear" w:color="auto" w:fill="auto"/>
             <w:noWrap/>
             <w:vAlign w:val="center"/>
           </w:tcPr>
@@ -9022,7 +9152,7 @@
               <w:pStyle w:val="afb"/>
               <w:jc w:val="left"/>
               <w:rPr>
-                <w:rFonts w:ascii="宋体" w:hAnsi="宋体" w:hint="eastAsia"/>
+                <w:rFonts w:ascii="宋体" w:hAnsi="宋体"/>
                 <w:color w:val="000000" w:themeColor="text1"/>
                 <w:sz w:val="16"/>
                 <w:szCs w:val="16"/>
@@ -9048,6 +9178,7 @@
               <w:bottom w:val="single" w:sz="4" w:space="0" w:color="auto"/>
               <w:right w:val="single" w:sz="4" w:space="0" w:color="auto"/>
             </w:tcBorders>
+            <w:shd w:val="clear" w:color="auto" w:fill="auto"/>
             <w:noWrap/>
           </w:tcPr>
           <w:p>
@@ -9055,7 +9186,7 @@
               <w:pStyle w:val="afb"/>
               <w:jc w:val="left"/>
               <w:rPr>
-                <w:rFonts w:ascii="宋体" w:hAnsi="宋体" w:hint="eastAsia"/>
+                <w:rFonts w:ascii="宋体" w:hAnsi="宋体"/>
                 <w:color w:val="000000" w:themeColor="text1"/>
                 <w:sz w:val="16"/>
                 <w:szCs w:val="16"/>
@@ -9097,6 +9228,7 @@
               <w:bottom w:val="nil"/>
               <w:right w:val="nil"/>
             </w:tcBorders>
+            <w:shd w:val="clear" w:color="auto" w:fill="auto"/>
             <w:noWrap/>
             <w:vAlign w:val="bottom"/>
           </w:tcPr>
@@ -9105,7 +9237,7 @@
               <w:spacing w:before="0" w:after="0"/>
               <w:jc w:val="center"/>
               <w:rPr>
-                <w:rFonts w:ascii="宋体" w:hAnsi="宋体" w:cs="宋体" w:hint="eastAsia"/>
+                <w:rFonts w:ascii="宋体" w:hAnsi="宋体" w:cs="宋体"/>
                 <w:color w:val="000000" w:themeColor="text1"/>
                 <w:sz w:val="16"/>
                 <w:szCs w:val="16"/>
@@ -9122,6 +9254,7 @@
               <w:bottom w:val="single" w:sz="4" w:space="0" w:color="auto"/>
               <w:right w:val="single" w:sz="4" w:space="0" w:color="auto"/>
             </w:tcBorders>
+            <w:shd w:val="clear" w:color="auto" w:fill="auto"/>
             <w:noWrap/>
             <w:vAlign w:val="bottom"/>
           </w:tcPr>
@@ -9129,7 +9262,7 @@
             <w:pPr>
               <w:spacing w:before="0" w:after="0"/>
               <w:rPr>
-                <w:rFonts w:ascii="宋体" w:hAnsi="宋体" w:cs="宋体" w:hint="eastAsia"/>
+                <w:rFonts w:ascii="宋体" w:hAnsi="宋体" w:cs="宋体"/>
                 <w:color w:val="000000" w:themeColor="text1"/>
                 <w:sz w:val="16"/>
                 <w:szCs w:val="16"/>
@@ -9146,6 +9279,7 @@
               <w:bottom w:val="nil"/>
               <w:right w:val="single" w:sz="4" w:space="0" w:color="auto"/>
             </w:tcBorders>
+            <w:shd w:val="clear" w:color="auto" w:fill="auto"/>
             <w:noWrap/>
             <w:vAlign w:val="bottom"/>
           </w:tcPr>
@@ -9153,7 +9287,7 @@
             <w:pPr>
               <w:spacing w:before="0" w:after="0"/>
               <w:rPr>
-                <w:rFonts w:ascii="宋体" w:hAnsi="宋体" w:cs="宋体" w:hint="eastAsia"/>
+                <w:rFonts w:ascii="宋体" w:hAnsi="宋体" w:cs="宋体"/>
                 <w:color w:val="000000" w:themeColor="text1"/>
                 <w:sz w:val="16"/>
                 <w:szCs w:val="16"/>
@@ -9175,6 +9309,7 @@
               <w:bottom w:val="nil"/>
               <w:right w:val="nil"/>
             </w:tcBorders>
+            <w:shd w:val="clear" w:color="auto" w:fill="auto"/>
             <w:noWrap/>
             <w:vAlign w:val="bottom"/>
           </w:tcPr>
@@ -9182,7 +9317,7 @@
             <w:pPr>
               <w:spacing w:before="0" w:after="0"/>
               <w:rPr>
-                <w:rFonts w:ascii="宋体" w:hAnsi="宋体" w:cs="宋体" w:hint="eastAsia"/>
+                <w:rFonts w:ascii="宋体" w:hAnsi="宋体" w:cs="宋体"/>
                 <w:color w:val="000000" w:themeColor="text1"/>
                 <w:sz w:val="16"/>
                 <w:szCs w:val="16"/>
@@ -9199,6 +9334,7 @@
               <w:bottom w:val="nil"/>
               <w:right w:val="nil"/>
             </w:tcBorders>
+            <w:shd w:val="clear" w:color="auto" w:fill="auto"/>
             <w:noWrap/>
             <w:vAlign w:val="center"/>
           </w:tcPr>
@@ -9207,7 +9343,7 @@
               <w:pStyle w:val="afb"/>
               <w:jc w:val="left"/>
               <w:rPr>
-                <w:rFonts w:ascii="宋体" w:hAnsi="宋体" w:hint="eastAsia"/>
+                <w:rFonts w:ascii="宋体" w:hAnsi="宋体"/>
                 <w:color w:val="000000" w:themeColor="text1"/>
                 <w:sz w:val="16"/>
                 <w:szCs w:val="16"/>
@@ -9233,6 +9369,7 @@
               <w:bottom w:val="single" w:sz="4" w:space="0" w:color="auto"/>
               <w:right w:val="single" w:sz="4" w:space="0" w:color="auto"/>
             </w:tcBorders>
+            <w:shd w:val="clear" w:color="auto" w:fill="auto"/>
             <w:noWrap/>
           </w:tcPr>
           <w:p>
@@ -9240,7 +9377,7 @@
               <w:pStyle w:val="afb"/>
               <w:jc w:val="left"/>
               <w:rPr>
-                <w:rFonts w:ascii="宋体" w:hAnsi="宋体" w:hint="eastAsia"/>
+                <w:rFonts w:ascii="宋体" w:hAnsi="宋体"/>
                 <w:color w:val="000000" w:themeColor="text1"/>
                 <w:sz w:val="16"/>
                 <w:szCs w:val="16"/>
@@ -9266,6 +9403,7 @@
               <w:bottom w:val="nil"/>
               <w:right w:val="nil"/>
             </w:tcBorders>
+            <w:shd w:val="clear" w:color="auto" w:fill="auto"/>
             <w:noWrap/>
             <w:vAlign w:val="bottom"/>
           </w:tcPr>
@@ -9274,7 +9412,7 @@
               <w:spacing w:before="0" w:after="0"/>
               <w:jc w:val="center"/>
               <w:rPr>
-                <w:rFonts w:ascii="宋体" w:hAnsi="宋体" w:cs="宋体" w:hint="eastAsia"/>
+                <w:rFonts w:ascii="宋体" w:hAnsi="宋体" w:cs="宋体"/>
                 <w:color w:val="000000" w:themeColor="text1"/>
                 <w:sz w:val="16"/>
                 <w:szCs w:val="16"/>
@@ -9291,6 +9429,7 @@
               <w:bottom w:val="single" w:sz="4" w:space="0" w:color="auto"/>
               <w:right w:val="single" w:sz="4" w:space="0" w:color="auto"/>
             </w:tcBorders>
+            <w:shd w:val="clear" w:color="auto" w:fill="auto"/>
             <w:noWrap/>
             <w:vAlign w:val="bottom"/>
           </w:tcPr>
@@ -9298,7 +9437,7 @@
             <w:pPr>
               <w:spacing w:before="0" w:after="0"/>
               <w:rPr>
-                <w:rFonts w:ascii="宋体" w:hAnsi="宋体" w:cs="宋体" w:hint="eastAsia"/>
+                <w:rFonts w:ascii="宋体" w:hAnsi="宋体" w:cs="宋体"/>
                 <w:color w:val="000000" w:themeColor="text1"/>
                 <w:sz w:val="16"/>
                 <w:szCs w:val="16"/>
@@ -9315,6 +9454,7 @@
               <w:bottom w:val="nil"/>
               <w:right w:val="single" w:sz="4" w:space="0" w:color="auto"/>
             </w:tcBorders>
+            <w:shd w:val="clear" w:color="auto" w:fill="auto"/>
             <w:noWrap/>
             <w:vAlign w:val="bottom"/>
           </w:tcPr>
@@ -9322,7 +9462,7 @@
             <w:pPr>
               <w:spacing w:before="0" w:after="0"/>
               <w:rPr>
-                <w:rFonts w:ascii="宋体" w:hAnsi="宋体" w:cs="宋体" w:hint="eastAsia"/>
+                <w:rFonts w:ascii="宋体" w:hAnsi="宋体" w:cs="宋体"/>
                 <w:color w:val="000000" w:themeColor="text1"/>
                 <w:sz w:val="16"/>
                 <w:szCs w:val="16"/>
@@ -9344,6 +9484,7 @@
               <w:bottom w:val="single" w:sz="4" w:space="0" w:color="auto"/>
               <w:right w:val="nil"/>
             </w:tcBorders>
+            <w:shd w:val="clear" w:color="auto" w:fill="auto"/>
             <w:noWrap/>
             <w:vAlign w:val="bottom"/>
             <w:hideMark/>
@@ -9352,7 +9493,7 @@
             <w:pPr>
               <w:spacing w:before="0" w:after="0"/>
               <w:rPr>
-                <w:rFonts w:ascii="宋体" w:hAnsi="宋体" w:cs="宋体" w:hint="eastAsia"/>
+                <w:rFonts w:ascii="宋体" w:hAnsi="宋体" w:cs="宋体"/>
                 <w:color w:val="000000" w:themeColor="text1"/>
                 <w:sz w:val="16"/>
                 <w:szCs w:val="16"/>
@@ -9369,6 +9510,7 @@
               <w:bottom w:val="single" w:sz="4" w:space="0" w:color="auto"/>
               <w:right w:val="nil"/>
             </w:tcBorders>
+            <w:shd w:val="clear" w:color="auto" w:fill="auto"/>
             <w:noWrap/>
             <w:vAlign w:val="bottom"/>
             <w:hideMark/>
@@ -9377,7 +9519,7 @@
             <w:pPr>
               <w:spacing w:before="0" w:after="0"/>
               <w:rPr>
-                <w:rFonts w:ascii="宋体" w:hAnsi="宋体" w:cs="宋体" w:hint="eastAsia"/>
+                <w:rFonts w:ascii="宋体" w:hAnsi="宋体" w:cs="宋体"/>
                 <w:color w:val="000000" w:themeColor="text1"/>
                 <w:sz w:val="16"/>
                 <w:szCs w:val="16"/>
@@ -9394,6 +9536,7 @@
               <w:bottom w:val="single" w:sz="4" w:space="0" w:color="auto"/>
               <w:right w:val="nil"/>
             </w:tcBorders>
+            <w:shd w:val="clear" w:color="auto" w:fill="auto"/>
             <w:noWrap/>
             <w:vAlign w:val="bottom"/>
             <w:hideMark/>
@@ -9402,7 +9545,7 @@
             <w:pPr>
               <w:spacing w:before="0" w:after="0"/>
               <w:rPr>
-                <w:rFonts w:ascii="宋体" w:hAnsi="宋体" w:cs="宋体" w:hint="eastAsia"/>
+                <w:rFonts w:ascii="宋体" w:hAnsi="宋体" w:cs="宋体"/>
                 <w:color w:val="000000" w:themeColor="text1"/>
                 <w:sz w:val="16"/>
                 <w:szCs w:val="16"/>
@@ -9419,6 +9562,7 @@
               <w:bottom w:val="single" w:sz="4" w:space="0" w:color="auto"/>
               <w:right w:val="nil"/>
             </w:tcBorders>
+            <w:shd w:val="clear" w:color="auto" w:fill="auto"/>
             <w:noWrap/>
             <w:vAlign w:val="bottom"/>
             <w:hideMark/>
@@ -9427,7 +9571,7 @@
             <w:pPr>
               <w:spacing w:before="0" w:after="0"/>
               <w:rPr>
-                <w:rFonts w:ascii="宋体" w:hAnsi="宋体" w:cs="宋体" w:hint="eastAsia"/>
+                <w:rFonts w:ascii="宋体" w:hAnsi="宋体" w:cs="宋体"/>
                 <w:color w:val="000000" w:themeColor="text1"/>
                 <w:sz w:val="16"/>
                 <w:szCs w:val="16"/>
@@ -9444,6 +9588,7 @@
               <w:bottom w:val="single" w:sz="4" w:space="0" w:color="auto"/>
               <w:right w:val="nil"/>
             </w:tcBorders>
+            <w:shd w:val="clear" w:color="auto" w:fill="auto"/>
             <w:noWrap/>
             <w:vAlign w:val="bottom"/>
             <w:hideMark/>
@@ -9452,7 +9597,7 @@
             <w:pPr>
               <w:spacing w:before="0" w:after="0"/>
               <w:rPr>
-                <w:rFonts w:ascii="宋体" w:hAnsi="宋体" w:cs="宋体" w:hint="eastAsia"/>
+                <w:rFonts w:ascii="宋体" w:hAnsi="宋体" w:cs="宋体"/>
                 <w:color w:val="000000" w:themeColor="text1"/>
                 <w:sz w:val="16"/>
                 <w:szCs w:val="16"/>
@@ -9469,6 +9614,7 @@
               <w:bottom w:val="single" w:sz="4" w:space="0" w:color="auto"/>
               <w:right w:val="single" w:sz="4" w:space="0" w:color="auto"/>
             </w:tcBorders>
+            <w:shd w:val="clear" w:color="auto" w:fill="auto"/>
             <w:noWrap/>
             <w:vAlign w:val="bottom"/>
             <w:hideMark/>
@@ -9477,7 +9623,7 @@
             <w:pPr>
               <w:spacing w:before="0" w:after="0"/>
               <w:rPr>
-                <w:rFonts w:ascii="宋体" w:hAnsi="宋体" w:cs="宋体" w:hint="eastAsia"/>
+                <w:rFonts w:ascii="宋体" w:hAnsi="宋体" w:cs="宋体"/>
                 <w:color w:val="000000" w:themeColor="text1"/>
                 <w:sz w:val="16"/>
                 <w:szCs w:val="16"/>
@@ -9497,7 +9643,7 @@
         </w:tabs>
         <w:ind w:firstLine="0"/>
         <w:rPr>
-          <w:rFonts w:ascii="Times New Roman" w:hAnsi="Times New Roman"/>
+          <w:rFonts w:ascii="Times New Roman" w:hAnsi="Times New Roman" w:hint="eastAsia"/>
           <w:sz w:val="21"/>
           <w:szCs w:val="21"/>
         </w:rPr>
@@ -9545,7 +9691,7 @@
         </w:tabs>
         <w:ind w:left="480"/>
         <w:rPr>
-          <w:rFonts w:ascii="Times New Roman" w:hAnsi="Times New Roman"/>
+          <w:rFonts w:ascii="Times New Roman" w:hAnsi="Times New Roman" w:hint="eastAsia"/>
         </w:rPr>
       </w:pPr>
     </w:p>
@@ -9585,7 +9731,7 @@
               <w:ind w:firstLineChars="50" w:firstLine="90"/>
               <w:jc w:val="center"/>
               <w:rPr>
-                <w:rFonts w:ascii="宋体" w:hAnsi="宋体" w:hint="eastAsia"/>
+                <w:rFonts w:ascii="宋体" w:hAnsi="宋体"/>
                 <w:b/>
                 <w:color w:val="000000" w:themeColor="text1"/>
                 <w:sz w:val="18"/>
@@ -9615,21 +9761,21 @@
               <w:ind w:firstLineChars="50" w:firstLine="90"/>
               <w:jc w:val="center"/>
               <w:rPr>
+                <w:rFonts w:ascii="宋体" w:hAnsi="宋体"/>
+                <w:b/>
+                <w:color w:val="000000" w:themeColor="text1"/>
+                <w:sz w:val="18"/>
+                <w:szCs w:val="18"/>
+              </w:rPr>
+            </w:pPr>
+            <w:r>
+              <w:rPr>
                 <w:rFonts w:ascii="宋体" w:hAnsi="宋体" w:hint="eastAsia"/>
                 <w:b/>
                 <w:color w:val="000000" w:themeColor="text1"/>
                 <w:sz w:val="18"/>
                 <w:szCs w:val="18"/>
               </w:rPr>
-            </w:pPr>
-            <w:r>
-              <w:rPr>
-                <w:rFonts w:ascii="宋体" w:hAnsi="宋体" w:hint="eastAsia"/>
-                <w:b/>
-                <w:color w:val="000000" w:themeColor="text1"/>
-                <w:sz w:val="18"/>
-                <w:szCs w:val="18"/>
-              </w:rPr>
               <w:t>字段</w:t>
             </w:r>
           </w:p>
@@ -9644,7 +9790,7 @@
               <w:pStyle w:val="afb"/>
               <w:jc w:val="center"/>
               <w:rPr>
-                <w:rFonts w:ascii="宋体" w:hAnsi="宋体" w:hint="eastAsia"/>
+                <w:rFonts w:ascii="宋体" w:hAnsi="宋体"/>
                 <w:b/>
                 <w:color w:val="000000" w:themeColor="text1"/>
                 <w:sz w:val="18"/>
@@ -9679,19 +9825,19 @@
               <w:pStyle w:val="afb"/>
               <w:jc w:val="left"/>
               <w:rPr>
+                <w:rFonts w:ascii="宋体" w:hAnsi="宋体"/>
+                <w:color w:val="000000" w:themeColor="text1"/>
+                <w:sz w:val="18"/>
+                <w:szCs w:val="18"/>
+              </w:rPr>
+            </w:pPr>
+            <w:r>
+              <w:rPr>
                 <w:rFonts w:ascii="宋体" w:hAnsi="宋体" w:hint="eastAsia"/>
                 <w:color w:val="000000" w:themeColor="text1"/>
                 <w:sz w:val="18"/>
                 <w:szCs w:val="18"/>
               </w:rPr>
-            </w:pPr>
-            <w:r>
-              <w:rPr>
-                <w:rFonts w:ascii="宋体" w:hAnsi="宋体" w:hint="eastAsia"/>
-                <w:color w:val="000000" w:themeColor="text1"/>
-                <w:sz w:val="18"/>
-                <w:szCs w:val="18"/>
-              </w:rPr>
               <w:t>交货单号</w:t>
             </w:r>
           </w:p>
@@ -9699,13 +9845,14 @@
         <w:tc>
           <w:tcPr>
             <w:tcW w:w="1843" w:type="dxa"/>
+            <w:shd w:val="clear" w:color="auto" w:fill="auto"/>
           </w:tcPr>
           <w:p>
             <w:pPr>
               <w:pStyle w:val="afb"/>
               <w:jc w:val="left"/>
               <w:rPr>
-                <w:rFonts w:ascii="宋体" w:hAnsi="宋体" w:hint="eastAsia"/>
+                <w:rFonts w:ascii="宋体" w:hAnsi="宋体"/>
                 <w:color w:val="000000" w:themeColor="text1"/>
                 <w:sz w:val="18"/>
                 <w:szCs w:val="18"/>
@@ -9740,13 +9887,14 @@
         <w:tc>
           <w:tcPr>
             <w:tcW w:w="5528" w:type="dxa"/>
+            <w:shd w:val="clear" w:color="auto" w:fill="auto"/>
           </w:tcPr>
           <w:p>
             <w:pPr>
               <w:pStyle w:val="afb"/>
               <w:jc w:val="left"/>
               <w:rPr>
-                <w:rFonts w:ascii="宋体" w:hAnsi="宋体" w:hint="eastAsia"/>
+                <w:rFonts w:ascii="宋体" w:hAnsi="宋体"/>
                 <w:color w:val="000000" w:themeColor="text1"/>
                 <w:sz w:val="18"/>
                 <w:szCs w:val="18"/>
@@ -9907,19 +10055,19 @@
               <w:pStyle w:val="afb"/>
               <w:jc w:val="left"/>
               <w:rPr>
+                <w:rFonts w:ascii="宋体" w:hAnsi="宋体"/>
+                <w:color w:val="000000" w:themeColor="text1"/>
+                <w:sz w:val="18"/>
+                <w:szCs w:val="18"/>
+              </w:rPr>
+            </w:pPr>
+            <w:r>
+              <w:rPr>
                 <w:rFonts w:ascii="宋体" w:hAnsi="宋体" w:hint="eastAsia"/>
                 <w:color w:val="000000" w:themeColor="text1"/>
                 <w:sz w:val="18"/>
                 <w:szCs w:val="18"/>
               </w:rPr>
-            </w:pPr>
-            <w:r>
-              <w:rPr>
-                <w:rFonts w:ascii="宋体" w:hAnsi="宋体" w:hint="eastAsia"/>
-                <w:color w:val="000000" w:themeColor="text1"/>
-                <w:sz w:val="18"/>
-                <w:szCs w:val="18"/>
-              </w:rPr>
               <w:t>公司编码</w:t>
             </w:r>
           </w:p>
@@ -9927,25 +10075,26 @@
         <w:tc>
           <w:tcPr>
             <w:tcW w:w="1843" w:type="dxa"/>
+            <w:shd w:val="clear" w:color="auto" w:fill="auto"/>
           </w:tcPr>
           <w:p>
             <w:pPr>
               <w:pStyle w:val="afb"/>
               <w:jc w:val="left"/>
               <w:rPr>
+                <w:rFonts w:ascii="宋体" w:hAnsi="宋体"/>
+                <w:color w:val="000000" w:themeColor="text1"/>
+                <w:sz w:val="18"/>
+                <w:szCs w:val="18"/>
+              </w:rPr>
+            </w:pPr>
+            <w:r>
+              <w:rPr>
                 <w:rFonts w:ascii="宋体" w:hAnsi="宋体" w:hint="eastAsia"/>
                 <w:color w:val="000000" w:themeColor="text1"/>
                 <w:sz w:val="18"/>
                 <w:szCs w:val="18"/>
               </w:rPr>
-            </w:pPr>
-            <w:r>
-              <w:rPr>
-                <w:rFonts w:ascii="宋体" w:hAnsi="宋体" w:hint="eastAsia"/>
-                <w:color w:val="000000" w:themeColor="text1"/>
-                <w:sz w:val="18"/>
-                <w:szCs w:val="18"/>
-              </w:rPr>
               <w:t>T</w:t>
             </w:r>
             <w:r>
@@ -9962,13 +10111,14 @@
         <w:tc>
           <w:tcPr>
             <w:tcW w:w="5528" w:type="dxa"/>
+            <w:shd w:val="clear" w:color="auto" w:fill="auto"/>
           </w:tcPr>
           <w:p>
             <w:pPr>
               <w:pStyle w:val="afb"/>
               <w:jc w:val="left"/>
               <w:rPr>
-                <w:rFonts w:ascii="宋体" w:hAnsi="宋体" w:hint="eastAsia"/>
+                <w:rFonts w:ascii="宋体" w:hAnsi="宋体"/>
                 <w:color w:val="000000" w:themeColor="text1"/>
                 <w:sz w:val="18"/>
                 <w:szCs w:val="18"/>
@@ -10036,19 +10186,19 @@
               <w:pStyle w:val="afb"/>
               <w:jc w:val="left"/>
               <w:rPr>
+                <w:rFonts w:ascii="宋体" w:hAnsi="宋体"/>
+                <w:color w:val="000000" w:themeColor="text1"/>
+                <w:sz w:val="18"/>
+                <w:szCs w:val="18"/>
+              </w:rPr>
+            </w:pPr>
+            <w:r>
+              <w:rPr>
                 <w:rFonts w:ascii="宋体" w:hAnsi="宋体" w:hint="eastAsia"/>
                 <w:color w:val="000000" w:themeColor="text1"/>
                 <w:sz w:val="18"/>
                 <w:szCs w:val="18"/>
               </w:rPr>
-            </w:pPr>
-            <w:r>
-              <w:rPr>
-                <w:rFonts w:ascii="宋体" w:hAnsi="宋体" w:hint="eastAsia"/>
-                <w:color w:val="000000" w:themeColor="text1"/>
-                <w:sz w:val="18"/>
-                <w:szCs w:val="18"/>
-              </w:rPr>
               <w:t>公司描述</w:t>
             </w:r>
           </w:p>
@@ -10056,34 +10206,35 @@
         <w:tc>
           <w:tcPr>
             <w:tcW w:w="1843" w:type="dxa"/>
+            <w:shd w:val="clear" w:color="auto" w:fill="auto"/>
           </w:tcPr>
           <w:p>
             <w:pPr>
               <w:pStyle w:val="afb"/>
               <w:jc w:val="left"/>
               <w:rPr>
+                <w:rFonts w:ascii="宋体" w:hAnsi="宋体"/>
+                <w:color w:val="000000" w:themeColor="text1"/>
+                <w:sz w:val="18"/>
+                <w:szCs w:val="18"/>
+              </w:rPr>
+            </w:pPr>
+            <w:r>
+              <w:rPr>
+                <w:rFonts w:ascii="宋体" w:hAnsi="宋体"/>
+                <w:color w:val="000000" w:themeColor="text1"/>
+                <w:sz w:val="18"/>
+                <w:szCs w:val="18"/>
+              </w:rPr>
+              <w:t>T001</w:t>
+            </w:r>
+            <w:r>
+              <w:rPr>
                 <w:rFonts w:ascii="宋体" w:hAnsi="宋体" w:hint="eastAsia"/>
                 <w:color w:val="000000" w:themeColor="text1"/>
                 <w:sz w:val="18"/>
                 <w:szCs w:val="18"/>
               </w:rPr>
-            </w:pPr>
-            <w:r>
-              <w:rPr>
-                <w:rFonts w:ascii="宋体" w:hAnsi="宋体"/>
-                <w:color w:val="000000" w:themeColor="text1"/>
-                <w:sz w:val="18"/>
-                <w:szCs w:val="18"/>
-              </w:rPr>
-              <w:t>T001</w:t>
-            </w:r>
-            <w:r>
-              <w:rPr>
-                <w:rFonts w:ascii="宋体" w:hAnsi="宋体" w:hint="eastAsia"/>
-                <w:color w:val="000000" w:themeColor="text1"/>
-                <w:sz w:val="18"/>
-                <w:szCs w:val="18"/>
-              </w:rPr>
               <w:t>-</w:t>
             </w:r>
             <w:r>
@@ -10100,13 +10251,14 @@
         <w:tc>
           <w:tcPr>
             <w:tcW w:w="5528" w:type="dxa"/>
+            <w:shd w:val="clear" w:color="auto" w:fill="auto"/>
           </w:tcPr>
           <w:p>
             <w:pPr>
               <w:pStyle w:val="afb"/>
               <w:jc w:val="left"/>
               <w:rPr>
-                <w:rFonts w:ascii="宋体" w:hAnsi="宋体" w:hint="eastAsia"/>
+                <w:rFonts w:ascii="宋体" w:hAnsi="宋体"/>
                 <w:color w:val="000000" w:themeColor="text1"/>
                 <w:sz w:val="18"/>
                 <w:szCs w:val="18"/>
@@ -10220,17 +10372,17 @@
               <w:pStyle w:val="afb"/>
               <w:jc w:val="left"/>
               <w:rPr>
+                <w:rFonts w:ascii="宋体" w:hAnsi="宋体"/>
+                <w:color w:val="000000" w:themeColor="text1"/>
+                <w:sz w:val="20"/>
+              </w:rPr>
+            </w:pPr>
+            <w:r>
+              <w:rPr>
                 <w:rFonts w:ascii="宋体" w:hAnsi="宋体" w:hint="eastAsia"/>
                 <w:color w:val="000000" w:themeColor="text1"/>
                 <w:sz w:val="20"/>
               </w:rPr>
-            </w:pPr>
-            <w:r>
-              <w:rPr>
-                <w:rFonts w:ascii="宋体" w:hAnsi="宋体" w:hint="eastAsia"/>
-                <w:color w:val="000000" w:themeColor="text1"/>
-                <w:sz w:val="20"/>
-              </w:rPr>
               <w:t>销售组织</w:t>
             </w:r>
           </w:p>
@@ -10238,13 +10390,14 @@
         <w:tc>
           <w:tcPr>
             <w:tcW w:w="1843" w:type="dxa"/>
+            <w:shd w:val="clear" w:color="auto" w:fill="auto"/>
           </w:tcPr>
           <w:p>
             <w:pPr>
               <w:pStyle w:val="afb"/>
               <w:jc w:val="left"/>
               <w:rPr>
-                <w:rFonts w:ascii="宋体" w:hAnsi="宋体" w:hint="eastAsia"/>
+                <w:rFonts w:ascii="宋体" w:hAnsi="宋体"/>
                 <w:color w:val="000000" w:themeColor="text1"/>
                 <w:sz w:val="20"/>
               </w:rPr>
@@ -10278,13 +10431,14 @@
         <w:tc>
           <w:tcPr>
             <w:tcW w:w="5528" w:type="dxa"/>
+            <w:shd w:val="clear" w:color="auto" w:fill="auto"/>
           </w:tcPr>
           <w:p>
             <w:pPr>
               <w:pStyle w:val="afb"/>
               <w:jc w:val="left"/>
               <w:rPr>
-                <w:rFonts w:ascii="宋体" w:hAnsi="宋体" w:hint="eastAsia"/>
+                <w:rFonts w:ascii="宋体" w:hAnsi="宋体"/>
                 <w:color w:val="000000" w:themeColor="text1"/>
                 <w:sz w:val="20"/>
               </w:rPr>
@@ -10307,17 +10461,17 @@
               <w:pStyle w:val="afb"/>
               <w:jc w:val="left"/>
               <w:rPr>
+                <w:rFonts w:ascii="宋体" w:hAnsi="宋体"/>
+                <w:color w:val="000000" w:themeColor="text1"/>
+                <w:sz w:val="20"/>
+              </w:rPr>
+            </w:pPr>
+            <w:r>
+              <w:rPr>
                 <w:rFonts w:ascii="宋体" w:hAnsi="宋体" w:hint="eastAsia"/>
                 <w:color w:val="000000" w:themeColor="text1"/>
                 <w:sz w:val="20"/>
               </w:rPr>
-            </w:pPr>
-            <w:r>
-              <w:rPr>
-                <w:rFonts w:ascii="宋体" w:hAnsi="宋体" w:hint="eastAsia"/>
-                <w:color w:val="000000" w:themeColor="text1"/>
-                <w:sz w:val="20"/>
-              </w:rPr>
               <w:t>销售组织描述</w:t>
             </w:r>
           </w:p>
@@ -10325,13 +10479,14 @@
         <w:tc>
           <w:tcPr>
             <w:tcW w:w="1843" w:type="dxa"/>
+            <w:shd w:val="clear" w:color="auto" w:fill="auto"/>
           </w:tcPr>
           <w:p>
             <w:pPr>
               <w:pStyle w:val="afb"/>
               <w:jc w:val="left"/>
               <w:rPr>
-                <w:rFonts w:ascii="宋体" w:hAnsi="宋体" w:hint="eastAsia"/>
+                <w:rFonts w:ascii="宋体" w:hAnsi="宋体"/>
                 <w:color w:val="000000" w:themeColor="text1"/>
                 <w:sz w:val="20"/>
               </w:rPr>
@@ -10341,13 +10496,14 @@
         <w:tc>
           <w:tcPr>
             <w:tcW w:w="5528" w:type="dxa"/>
+            <w:shd w:val="clear" w:color="auto" w:fill="auto"/>
           </w:tcPr>
           <w:p>
             <w:pPr>
               <w:pStyle w:val="afb"/>
               <w:jc w:val="left"/>
               <w:rPr>
-                <w:rFonts w:ascii="宋体" w:hAnsi="宋体" w:hint="eastAsia"/>
+                <w:rFonts w:ascii="宋体" w:hAnsi="宋体"/>
                 <w:color w:val="000000" w:themeColor="text1"/>
                 <w:sz w:val="20"/>
               </w:rPr>
@@ -10447,17 +10603,17 @@
               <w:pStyle w:val="afb"/>
               <w:jc w:val="left"/>
               <w:rPr>
+                <w:rFonts w:ascii="宋体" w:hAnsi="宋体"/>
+                <w:color w:val="000000" w:themeColor="text1"/>
+                <w:sz w:val="20"/>
+              </w:rPr>
+            </w:pPr>
+            <w:r>
+              <w:rPr>
                 <w:rFonts w:ascii="宋体" w:hAnsi="宋体" w:hint="eastAsia"/>
                 <w:color w:val="000000" w:themeColor="text1"/>
                 <w:sz w:val="20"/>
               </w:rPr>
-            </w:pPr>
-            <w:r>
-              <w:rPr>
-                <w:rFonts w:ascii="宋体" w:hAnsi="宋体" w:hint="eastAsia"/>
-                <w:color w:val="000000" w:themeColor="text1"/>
-                <w:sz w:val="20"/>
-              </w:rPr>
               <w:t>分销渠道</w:t>
             </w:r>
           </w:p>
@@ -10465,27 +10621,26 @@
         <w:tc>
           <w:tcPr>
             <w:tcW w:w="1843" w:type="dxa"/>
+            <w:shd w:val="clear" w:color="auto" w:fill="auto"/>
           </w:tcPr>
           <w:p>
             <w:pPr>
               <w:pStyle w:val="afb"/>
               <w:jc w:val="left"/>
               <w:rPr>
-                <w:rFonts w:ascii="宋体" w:hAnsi="宋体" w:hint="eastAsia"/>
-                <w:color w:val="000000" w:themeColor="text1"/>
-                <w:sz w:val="20"/>
-              </w:rPr>
-            </w:pPr>
-            <w:proofErr w:type="spellStart"/>
-            <w:r>
-              <w:rPr>
-                <w:rFonts w:ascii="宋体" w:hAnsi="宋体"/>
-                <w:color w:val="000000" w:themeColor="text1"/>
-                <w:sz w:val="20"/>
-              </w:rPr>
-              <w:t>vbak</w:t>
-            </w:r>
-            <w:proofErr w:type="spellEnd"/>
+                <w:rFonts w:ascii="宋体" w:hAnsi="宋体"/>
+                <w:color w:val="000000" w:themeColor="text1"/>
+                <w:sz w:val="20"/>
+              </w:rPr>
+            </w:pPr>
+            <w:r>
+              <w:rPr>
+                <w:rFonts w:ascii="宋体" w:hAnsi="宋体"/>
+                <w:color w:val="000000" w:themeColor="text1"/>
+                <w:sz w:val="20"/>
+              </w:rPr>
+              <w:t>LIKP</w:t>
+            </w:r>
             <w:r>
               <w:rPr>
                 <w:rFonts w:ascii="宋体" w:hAnsi="宋体"/>
@@ -10499,13 +10654,14 @@
         <w:tc>
           <w:tcPr>
             <w:tcW w:w="5528" w:type="dxa"/>
+            <w:shd w:val="clear" w:color="auto" w:fill="auto"/>
           </w:tcPr>
           <w:p>
             <w:pPr>
               <w:pStyle w:val="afb"/>
               <w:jc w:val="left"/>
               <w:rPr>
-                <w:rFonts w:ascii="宋体" w:hAnsi="宋体" w:hint="eastAsia"/>
+                <w:rFonts w:ascii="宋体" w:hAnsi="宋体"/>
                 <w:color w:val="000000" w:themeColor="text1"/>
                 <w:sz w:val="20"/>
               </w:rPr>
@@ -10528,17 +10684,17 @@
               <w:pStyle w:val="afb"/>
               <w:jc w:val="left"/>
               <w:rPr>
+                <w:rFonts w:ascii="宋体" w:hAnsi="宋体"/>
+                <w:color w:val="000000" w:themeColor="text1"/>
+                <w:sz w:val="20"/>
+              </w:rPr>
+            </w:pPr>
+            <w:r>
+              <w:rPr>
                 <w:rFonts w:ascii="宋体" w:hAnsi="宋体" w:hint="eastAsia"/>
                 <w:color w:val="000000" w:themeColor="text1"/>
                 <w:sz w:val="20"/>
               </w:rPr>
-            </w:pPr>
-            <w:r>
-              <w:rPr>
-                <w:rFonts w:ascii="宋体" w:hAnsi="宋体" w:hint="eastAsia"/>
-                <w:color w:val="000000" w:themeColor="text1"/>
-                <w:sz w:val="20"/>
-              </w:rPr>
               <w:t>分销渠道描述</w:t>
             </w:r>
           </w:p>
@@ -10546,13 +10702,14 @@
         <w:tc>
           <w:tcPr>
             <w:tcW w:w="1843" w:type="dxa"/>
+            <w:shd w:val="clear" w:color="auto" w:fill="auto"/>
           </w:tcPr>
           <w:p>
             <w:pPr>
               <w:pStyle w:val="afb"/>
               <w:jc w:val="left"/>
               <w:rPr>
-                <w:rFonts w:ascii="宋体" w:hAnsi="宋体" w:hint="eastAsia"/>
+                <w:rFonts w:ascii="宋体" w:hAnsi="宋体"/>
                 <w:color w:val="000000" w:themeColor="text1"/>
                 <w:sz w:val="20"/>
               </w:rPr>
@@ -10562,13 +10719,14 @@
         <w:tc>
           <w:tcPr>
             <w:tcW w:w="5528" w:type="dxa"/>
+            <w:shd w:val="clear" w:color="auto" w:fill="auto"/>
           </w:tcPr>
           <w:p>
             <w:pPr>
               <w:pStyle w:val="afb"/>
               <w:jc w:val="left"/>
               <w:rPr>
-                <w:rFonts w:ascii="宋体" w:hAnsi="宋体" w:hint="eastAsia"/>
+                <w:rFonts w:ascii="宋体" w:hAnsi="宋体"/>
                 <w:color w:val="000000" w:themeColor="text1"/>
                 <w:sz w:val="20"/>
               </w:rPr>
@@ -10615,17 +10773,17 @@
               <w:pStyle w:val="afb"/>
               <w:jc w:val="left"/>
               <w:rPr>
+                <w:rFonts w:ascii="宋体" w:hAnsi="宋体"/>
+                <w:color w:val="000000" w:themeColor="text1"/>
+                <w:sz w:val="20"/>
+              </w:rPr>
+            </w:pPr>
+            <w:r>
+              <w:rPr>
                 <w:rFonts w:ascii="宋体" w:hAnsi="宋体" w:hint="eastAsia"/>
                 <w:color w:val="000000" w:themeColor="text1"/>
                 <w:sz w:val="20"/>
               </w:rPr>
-            </w:pPr>
-            <w:r>
-              <w:rPr>
-                <w:rFonts w:ascii="宋体" w:hAnsi="宋体" w:hint="eastAsia"/>
-                <w:color w:val="000000" w:themeColor="text1"/>
-                <w:sz w:val="20"/>
-              </w:rPr>
               <w:t>销售区域</w:t>
             </w:r>
           </w:p>
@@ -10633,86 +10791,51 @@
         <w:tc>
           <w:tcPr>
             <w:tcW w:w="1843" w:type="dxa"/>
+            <w:shd w:val="clear" w:color="auto" w:fill="auto"/>
           </w:tcPr>
           <w:p>
             <w:pPr>
               <w:pStyle w:val="afb"/>
               <w:jc w:val="left"/>
               <w:rPr>
-                <w:rFonts w:ascii="宋体" w:hAnsi="宋体" w:hint="eastAsia"/>
-                <w:color w:val="000000" w:themeColor="text1"/>
-                <w:sz w:val="20"/>
-              </w:rPr>
-            </w:pPr>
-            <w:proofErr w:type="spellStart"/>
-            <w:r>
-              <w:rPr>
-                <w:rFonts w:ascii="宋体" w:hAnsi="宋体"/>
-                <w:color w:val="000000" w:themeColor="text1"/>
-                <w:sz w:val="20"/>
-              </w:rPr>
-              <w:t>vbak</w:t>
-            </w:r>
-            <w:proofErr w:type="spellEnd"/>
-            <w:r>
-              <w:rPr>
-                <w:rFonts w:ascii="宋体" w:hAnsi="宋体"/>
-                <w:color w:val="000000" w:themeColor="text1"/>
-                <w:sz w:val="20"/>
-              </w:rPr>
-              <w:t xml:space="preserve"> </w:t>
-            </w:r>
-            <w:r>
-              <w:rPr>
-                <w:rFonts w:ascii="宋体" w:hAnsi="宋体"/>
-                <w:color w:val="000000" w:themeColor="text1"/>
-                <w:sz w:val="20"/>
-              </w:rPr>
-              <w:t>-VKBUR</w:t>
+                <w:rFonts w:ascii="宋体" w:hAnsi="宋体"/>
+                <w:color w:val="000000" w:themeColor="text1"/>
+                <w:sz w:val="20"/>
+              </w:rPr>
+            </w:pPr>
+            <w:r>
+              <w:rPr>
+                <w:rFonts w:ascii="宋体" w:hAnsi="宋体"/>
+                <w:color w:val="000000" w:themeColor="text1"/>
+                <w:sz w:val="20"/>
+              </w:rPr>
+              <w:t>LIKP-VKBUR</w:t>
             </w:r>
           </w:p>
         </w:tc>
         <w:tc>
           <w:tcPr>
             <w:tcW w:w="5528" w:type="dxa"/>
+            <w:shd w:val="clear" w:color="auto" w:fill="auto"/>
           </w:tcPr>
           <w:p>
             <w:pPr>
               <w:pStyle w:val="afb"/>
               <w:jc w:val="left"/>
               <w:rPr>
-                <w:rFonts w:ascii="宋体" w:hAnsi="宋体" w:hint="eastAsia"/>
-                <w:color w:val="000000" w:themeColor="text1"/>
-                <w:sz w:val="20"/>
-              </w:rPr>
-            </w:pPr>
-            <w:proofErr w:type="spellStart"/>
-            <w:r>
-              <w:rPr>
-                <w:rFonts w:ascii="宋体" w:hAnsi="宋体"/>
-                <w:color w:val="000000" w:themeColor="text1"/>
-                <w:sz w:val="20"/>
-              </w:rPr>
-              <w:t>vbak</w:t>
-            </w:r>
-            <w:proofErr w:type="spellEnd"/>
-            <w:r>
-              <w:rPr>
-                <w:rFonts w:ascii="宋体" w:hAnsi="宋体"/>
-                <w:color w:val="000000" w:themeColor="text1"/>
-                <w:sz w:val="18"/>
-                <w:szCs w:val="18"/>
-              </w:rPr>
-              <w:t xml:space="preserve"> </w:t>
-            </w:r>
-            <w:r>
-              <w:rPr>
-                <w:rFonts w:ascii="宋体" w:hAnsi="宋体"/>
-                <w:color w:val="000000" w:themeColor="text1"/>
-                <w:sz w:val="18"/>
-                <w:szCs w:val="18"/>
-              </w:rPr>
-              <w:t>-VKBUR</w:t>
+                <w:rFonts w:ascii="宋体" w:hAnsi="宋体"/>
+                <w:color w:val="000000" w:themeColor="text1"/>
+                <w:sz w:val="20"/>
+              </w:rPr>
+            </w:pPr>
+            <w:r>
+              <w:rPr>
+                <w:rFonts w:ascii="宋体" w:hAnsi="宋体"/>
+                <w:color w:val="000000" w:themeColor="text1"/>
+                <w:sz w:val="18"/>
+                <w:szCs w:val="18"/>
+              </w:rPr>
+              <w:t>LIKP-VKBUR</w:t>
             </w:r>
             <w:r>
               <w:rPr>
@@ -10812,19 +10935,19 @@
               <w:pStyle w:val="afb"/>
               <w:jc w:val="left"/>
               <w:rPr>
+                <w:rFonts w:ascii="宋体" w:hAnsi="宋体"/>
+                <w:color w:val="000000" w:themeColor="text1"/>
+                <w:sz w:val="18"/>
+                <w:szCs w:val="18"/>
+              </w:rPr>
+            </w:pPr>
+            <w:r>
+              <w:rPr>
                 <w:rFonts w:ascii="宋体" w:hAnsi="宋体" w:hint="eastAsia"/>
                 <w:color w:val="000000" w:themeColor="text1"/>
                 <w:sz w:val="18"/>
                 <w:szCs w:val="18"/>
               </w:rPr>
-            </w:pPr>
-            <w:r>
-              <w:rPr>
-                <w:rFonts w:ascii="宋体" w:hAnsi="宋体" w:hint="eastAsia"/>
-                <w:color w:val="000000" w:themeColor="text1"/>
-                <w:sz w:val="18"/>
-                <w:szCs w:val="18"/>
-              </w:rPr>
               <w:t>交货类型</w:t>
             </w:r>
           </w:p>
@@ -10832,34 +10955,35 @@
         <w:tc>
           <w:tcPr>
             <w:tcW w:w="1843" w:type="dxa"/>
+            <w:shd w:val="clear" w:color="auto" w:fill="auto"/>
           </w:tcPr>
           <w:p>
             <w:pPr>
               <w:pStyle w:val="afb"/>
               <w:jc w:val="left"/>
               <w:rPr>
+                <w:rFonts w:ascii="宋体" w:hAnsi="宋体"/>
+                <w:color w:val="000000" w:themeColor="text1"/>
+                <w:sz w:val="18"/>
+                <w:szCs w:val="18"/>
+              </w:rPr>
+            </w:pPr>
+            <w:r>
+              <w:rPr>
+                <w:rFonts w:ascii="宋体" w:hAnsi="宋体"/>
+                <w:color w:val="000000" w:themeColor="text1"/>
+                <w:sz w:val="18"/>
+                <w:szCs w:val="18"/>
+              </w:rPr>
+              <w:t>TVLK</w:t>
+            </w:r>
+            <w:r>
+              <w:rPr>
                 <w:rFonts w:ascii="宋体" w:hAnsi="宋体" w:hint="eastAsia"/>
                 <w:color w:val="000000" w:themeColor="text1"/>
                 <w:sz w:val="18"/>
                 <w:szCs w:val="18"/>
               </w:rPr>
-            </w:pPr>
-            <w:r>
-              <w:rPr>
-                <w:rFonts w:ascii="宋体" w:hAnsi="宋体"/>
-                <w:color w:val="000000" w:themeColor="text1"/>
-                <w:sz w:val="18"/>
-                <w:szCs w:val="18"/>
-              </w:rPr>
-              <w:t>TVLK</w:t>
-            </w:r>
-            <w:r>
-              <w:rPr>
-                <w:rFonts w:ascii="宋体" w:hAnsi="宋体" w:hint="eastAsia"/>
-                <w:color w:val="000000" w:themeColor="text1"/>
-                <w:sz w:val="18"/>
-                <w:szCs w:val="18"/>
-              </w:rPr>
               <w:t>-</w:t>
             </w:r>
             <w:r>
@@ -10876,13 +11000,14 @@
         <w:tc>
           <w:tcPr>
             <w:tcW w:w="5528" w:type="dxa"/>
+            <w:shd w:val="clear" w:color="auto" w:fill="auto"/>
           </w:tcPr>
           <w:p>
             <w:pPr>
               <w:pStyle w:val="afb"/>
               <w:jc w:val="left"/>
               <w:rPr>
-                <w:rFonts w:ascii="宋体" w:hAnsi="宋体" w:hint="eastAsia"/>
+                <w:rFonts w:ascii="宋体" w:hAnsi="宋体"/>
                 <w:color w:val="000000" w:themeColor="text1"/>
                 <w:sz w:val="18"/>
                 <w:szCs w:val="18"/>
@@ -11011,19 +11136,19 @@
               <w:pStyle w:val="afb"/>
               <w:jc w:val="left"/>
               <w:rPr>
+                <w:rFonts w:ascii="宋体" w:hAnsi="宋体"/>
+                <w:color w:val="000000" w:themeColor="text1"/>
+                <w:sz w:val="18"/>
+                <w:szCs w:val="18"/>
+              </w:rPr>
+            </w:pPr>
+            <w:r>
+              <w:rPr>
                 <w:rFonts w:ascii="宋体" w:hAnsi="宋体" w:hint="eastAsia"/>
                 <w:color w:val="000000" w:themeColor="text1"/>
                 <w:sz w:val="18"/>
                 <w:szCs w:val="18"/>
               </w:rPr>
-            </w:pPr>
-            <w:r>
-              <w:rPr>
-                <w:rFonts w:ascii="宋体" w:hAnsi="宋体" w:hint="eastAsia"/>
-                <w:color w:val="000000" w:themeColor="text1"/>
-                <w:sz w:val="18"/>
-                <w:szCs w:val="18"/>
-              </w:rPr>
               <w:t>自提/送货</w:t>
             </w:r>
           </w:p>
@@ -11031,26 +11156,36 @@
         <w:tc>
           <w:tcPr>
             <w:tcW w:w="1843" w:type="dxa"/>
+            <w:shd w:val="clear" w:color="auto" w:fill="auto"/>
           </w:tcPr>
           <w:p>
             <w:pPr>
               <w:pStyle w:val="afb"/>
               <w:jc w:val="left"/>
               <w:rPr>
+                <w:rFonts w:ascii="宋体" w:hAnsi="宋体"/>
+                <w:color w:val="000000" w:themeColor="text1"/>
+                <w:sz w:val="18"/>
+                <w:szCs w:val="18"/>
+              </w:rPr>
+            </w:pPr>
+            <w:r>
+              <w:rPr>
+                <w:rFonts w:ascii="宋体" w:hAnsi="宋体"/>
+                <w:color w:val="000000" w:themeColor="text1"/>
+                <w:sz w:val="18"/>
+                <w:szCs w:val="18"/>
+              </w:rPr>
+              <w:t>TVSAK</w:t>
+            </w:r>
+            <w:r>
+              <w:rPr>
                 <w:rFonts w:ascii="宋体" w:hAnsi="宋体" w:hint="eastAsia"/>
                 <w:color w:val="000000" w:themeColor="text1"/>
                 <w:sz w:val="18"/>
                 <w:szCs w:val="18"/>
               </w:rPr>
-            </w:pPr>
-            <w:r>
-              <w:rPr>
-                <w:rFonts w:ascii="宋体" w:hAnsi="宋体"/>
-                <w:color w:val="000000" w:themeColor="text1"/>
-                <w:sz w:val="18"/>
-                <w:szCs w:val="18"/>
-              </w:rPr>
-              <w:t>TVSAK</w:t>
+              <w:t xml:space="preserve"> </w:t>
             </w:r>
             <w:r>
               <w:rPr>
@@ -11059,22 +11194,13 @@
                 <w:sz w:val="18"/>
                 <w:szCs w:val="18"/>
               </w:rPr>
+              <w:t>-</w:t>
+            </w:r>
+            <w:r>
               <w:t xml:space="preserve"> </w:t>
             </w:r>
             <w:r>
               <w:rPr>
-                <w:rFonts w:ascii="宋体" w:hAnsi="宋体" w:hint="eastAsia"/>
-                <w:color w:val="000000" w:themeColor="text1"/>
-                <w:sz w:val="18"/>
-                <w:szCs w:val="18"/>
-              </w:rPr>
-              <w:t>-</w:t>
-            </w:r>
-            <w:r>
-              <w:t xml:space="preserve"> </w:t>
-            </w:r>
-            <w:r>
-              <w:rPr>
                 <w:rFonts w:ascii="宋体" w:hAnsi="宋体"/>
                 <w:color w:val="000000" w:themeColor="text1"/>
                 <w:sz w:val="18"/>
@@ -11087,30 +11213,58 @@
         <w:tc>
           <w:tcPr>
             <w:tcW w:w="5528" w:type="dxa"/>
+            <w:shd w:val="clear" w:color="auto" w:fill="auto"/>
           </w:tcPr>
           <w:p>
             <w:pPr>
               <w:pStyle w:val="afb"/>
               <w:jc w:val="left"/>
               <w:rPr>
+                <w:rFonts w:ascii="宋体" w:hAnsi="宋体"/>
+                <w:color w:val="000000" w:themeColor="text1"/>
+                <w:sz w:val="18"/>
+                <w:szCs w:val="18"/>
+              </w:rPr>
+            </w:pPr>
+            <w:r>
+              <w:rPr>
+                <w:rFonts w:ascii="宋体" w:hAnsi="宋体"/>
+                <w:color w:val="000000" w:themeColor="text1"/>
+                <w:sz w:val="18"/>
+                <w:szCs w:val="18"/>
+              </w:rPr>
+              <w:t>LIKP-SDABW</w:t>
+            </w:r>
+            <w:r>
+              <w:rPr>
+                <w:rFonts w:ascii="宋体" w:hAnsi="宋体"/>
+                <w:color w:val="000000" w:themeColor="text1"/>
+                <w:sz w:val="18"/>
+                <w:szCs w:val="18"/>
+              </w:rPr>
+              <w:t xml:space="preserve"> </w:t>
+            </w:r>
+            <w:r>
+              <w:rPr>
                 <w:rFonts w:ascii="宋体" w:hAnsi="宋体" w:hint="eastAsia"/>
                 <w:color w:val="000000" w:themeColor="text1"/>
                 <w:sz w:val="18"/>
                 <w:szCs w:val="18"/>
               </w:rPr>
-            </w:pPr>
-            <w:r>
-              <w:rPr>
-                <w:rFonts w:ascii="宋体" w:hAnsi="宋体"/>
-                <w:color w:val="000000" w:themeColor="text1"/>
-                <w:sz w:val="18"/>
-                <w:szCs w:val="18"/>
-              </w:rPr>
-              <w:t>LIKP-SDABW</w:t>
-            </w:r>
-            <w:r>
-              <w:rPr>
-                <w:rFonts w:ascii="宋体" w:hAnsi="宋体"/>
+              <w:t>=</w:t>
+            </w:r>
+            <w:r>
+              <w:rPr>
+                <w:rFonts w:ascii="宋体" w:hAnsi="宋体"/>
+                <w:color w:val="000000" w:themeColor="text1"/>
+                <w:sz w:val="18"/>
+                <w:szCs w:val="18"/>
+              </w:rPr>
+              <w:t>TVSAK</w:t>
+            </w:r>
+            <w:r>
+              <w:rPr>
+                <w:rFonts w:ascii="宋体" w:hAnsi="宋体" w:hint="eastAsia"/>
                 <w:color w:val="000000" w:themeColor="text1"/>
                 <w:sz w:val="18"/>
                 <w:szCs w:val="18"/>
@@ -11124,16 +11278,16 @@
                 <w:sz w:val="18"/>
                 <w:szCs w:val="18"/>
               </w:rPr>
-              <w:t>=</w:t>
-            </w:r>
-            <w:r>
-              <w:rPr>
-                <w:rFonts w:ascii="宋体" w:hAnsi="宋体"/>
-                <w:color w:val="000000" w:themeColor="text1"/>
-                <w:sz w:val="18"/>
-                <w:szCs w:val="18"/>
-              </w:rPr>
-              <w:t>TVSAK</w:t>
+              <w:t>-</w:t>
+            </w:r>
+            <w:r>
+              <w:rPr>
+                <w:rFonts w:ascii="宋体" w:hAnsi="宋体"/>
+                <w:color w:val="000000" w:themeColor="text1"/>
+                <w:sz w:val="18"/>
+                <w:szCs w:val="18"/>
+              </w:rPr>
+              <w:t>SDABW</w:t>
             </w:r>
             <w:r>
               <w:rPr>
@@ -11142,7 +11296,7 @@
                 <w:sz w:val="18"/>
                 <w:szCs w:val="18"/>
               </w:rPr>
-              <w:t xml:space="preserve"> </w:t>
+              <w:t xml:space="preserve">， </w:t>
             </w:r>
             <w:r>
               <w:rPr>
@@ -11151,25 +11305,7 @@
                 <w:sz w:val="18"/>
                 <w:szCs w:val="18"/>
               </w:rPr>
-              <w:t>-</w:t>
-            </w:r>
-            <w:r>
-              <w:rPr>
-                <w:rFonts w:ascii="宋体" w:hAnsi="宋体"/>
-                <w:color w:val="000000" w:themeColor="text1"/>
-                <w:sz w:val="18"/>
-                <w:szCs w:val="18"/>
-              </w:rPr>
-              <w:t>SDABW</w:t>
-            </w:r>
-            <w:r>
-              <w:rPr>
-                <w:rFonts w:ascii="宋体" w:hAnsi="宋体" w:hint="eastAsia"/>
-                <w:color w:val="000000" w:themeColor="text1"/>
-                <w:sz w:val="18"/>
-                <w:szCs w:val="18"/>
-              </w:rPr>
-              <w:t xml:space="preserve">， 取 </w:t>
+              <w:t xml:space="preserve">取 </w:t>
             </w:r>
             <w:r>
               <w:rPr>
@@ -11248,13 +11384,14 @@
         <w:tc>
           <w:tcPr>
             <w:tcW w:w="1843" w:type="dxa"/>
+            <w:shd w:val="clear" w:color="auto" w:fill="auto"/>
           </w:tcPr>
           <w:p>
             <w:pPr>
               <w:pStyle w:val="afb"/>
               <w:jc w:val="left"/>
               <w:rPr>
-                <w:rFonts w:ascii="宋体" w:hAnsi="宋体" w:hint="eastAsia"/>
+                <w:rFonts w:ascii="宋体" w:hAnsi="宋体"/>
                 <w:color w:val="000000" w:themeColor="text1"/>
                 <w:sz w:val="18"/>
                 <w:szCs w:val="18"/>
@@ -11274,6 +11411,7 @@
         <w:tc>
           <w:tcPr>
             <w:tcW w:w="5528" w:type="dxa"/>
+            <w:shd w:val="clear" w:color="auto" w:fill="auto"/>
           </w:tcPr>
           <w:p>
             <w:pPr>
@@ -11304,35 +11442,34 @@
               <w:pStyle w:val="afb"/>
               <w:jc w:val="left"/>
               <w:rPr>
+                <w:rFonts w:ascii="宋体" w:hAnsi="宋体"/>
+                <w:color w:val="000000" w:themeColor="text1"/>
+                <w:sz w:val="18"/>
+                <w:szCs w:val="18"/>
+              </w:rPr>
+            </w:pPr>
+            <w:r>
+              <w:rPr>
                 <w:rFonts w:ascii="宋体" w:hAnsi="宋体" w:hint="eastAsia"/>
                 <w:color w:val="000000" w:themeColor="text1"/>
                 <w:sz w:val="18"/>
                 <w:szCs w:val="18"/>
               </w:rPr>
-            </w:pPr>
-            <w:proofErr w:type="gramStart"/>
-            <w:r>
-              <w:rPr>
-                <w:rFonts w:ascii="宋体" w:hAnsi="宋体" w:hint="eastAsia"/>
-                <w:color w:val="000000" w:themeColor="text1"/>
-                <w:sz w:val="18"/>
-                <w:szCs w:val="18"/>
-              </w:rPr>
               <w:t>售达方</w:t>
             </w:r>
-            <w:proofErr w:type="gramEnd"/>
           </w:p>
         </w:tc>
         <w:tc>
           <w:tcPr>
             <w:tcW w:w="1843" w:type="dxa"/>
+            <w:shd w:val="clear" w:color="auto" w:fill="auto"/>
           </w:tcPr>
           <w:p>
             <w:pPr>
               <w:pStyle w:val="afb"/>
               <w:jc w:val="left"/>
               <w:rPr>
-                <w:rFonts w:ascii="宋体" w:hAnsi="宋体" w:hint="eastAsia"/>
+                <w:rFonts w:ascii="宋体" w:hAnsi="宋体"/>
                 <w:color w:val="000000" w:themeColor="text1"/>
                 <w:sz w:val="18"/>
                 <w:szCs w:val="18"/>
@@ -11352,13 +11489,14 @@
         <w:tc>
           <w:tcPr>
             <w:tcW w:w="5528" w:type="dxa"/>
+            <w:shd w:val="clear" w:color="auto" w:fill="auto"/>
           </w:tcPr>
           <w:p>
             <w:pPr>
               <w:pStyle w:val="afb"/>
               <w:jc w:val="left"/>
               <w:rPr>
-                <w:rFonts w:ascii="宋体" w:hAnsi="宋体" w:hint="eastAsia"/>
+                <w:rFonts w:ascii="宋体" w:hAnsi="宋体"/>
                 <w:color w:val="000000" w:themeColor="text1"/>
                 <w:sz w:val="18"/>
                 <w:szCs w:val="18"/>
@@ -11382,49 +11520,57 @@
               <w:pStyle w:val="afb"/>
               <w:jc w:val="left"/>
               <w:rPr>
+                <w:rFonts w:ascii="宋体" w:hAnsi="宋体"/>
+                <w:color w:val="000000" w:themeColor="text1"/>
+                <w:sz w:val="18"/>
+                <w:szCs w:val="18"/>
+              </w:rPr>
+            </w:pPr>
+            <w:r>
+              <w:rPr>
                 <w:rFonts w:ascii="宋体" w:hAnsi="宋体" w:hint="eastAsia"/>
                 <w:color w:val="000000" w:themeColor="text1"/>
                 <w:sz w:val="18"/>
                 <w:szCs w:val="18"/>
               </w:rPr>
-            </w:pPr>
-            <w:proofErr w:type="gramStart"/>
-            <w:r>
-              <w:rPr>
-                <w:rFonts w:ascii="宋体" w:hAnsi="宋体" w:hint="eastAsia"/>
-                <w:color w:val="000000" w:themeColor="text1"/>
-                <w:sz w:val="18"/>
-                <w:szCs w:val="18"/>
-              </w:rPr>
-              <w:t>售达方</w:t>
-            </w:r>
-            <w:proofErr w:type="gramEnd"/>
-            <w:r>
-              <w:rPr>
-                <w:rFonts w:ascii="宋体" w:hAnsi="宋体" w:hint="eastAsia"/>
-                <w:color w:val="000000" w:themeColor="text1"/>
-                <w:sz w:val="18"/>
-                <w:szCs w:val="18"/>
-              </w:rPr>
-              <w:t>描述</w:t>
+              <w:t>售达方描述</w:t>
             </w:r>
           </w:p>
         </w:tc>
         <w:tc>
           <w:tcPr>
             <w:tcW w:w="1843" w:type="dxa"/>
+            <w:shd w:val="clear" w:color="auto" w:fill="auto"/>
           </w:tcPr>
           <w:p>
             <w:pPr>
               <w:pStyle w:val="afb"/>
               <w:jc w:val="left"/>
               <w:rPr>
+                <w:rFonts w:ascii="宋体" w:hAnsi="宋体"/>
+                <w:color w:val="000000" w:themeColor="text1"/>
+                <w:sz w:val="18"/>
+                <w:szCs w:val="18"/>
+              </w:rPr>
+            </w:pPr>
+            <w:r>
+              <w:rPr>
                 <w:rFonts w:ascii="宋体" w:hAnsi="宋体" w:hint="eastAsia"/>
                 <w:color w:val="000000" w:themeColor="text1"/>
                 <w:sz w:val="18"/>
                 <w:szCs w:val="18"/>
               </w:rPr>
-            </w:pPr>
+              <w:t>KAN1-NAME1+ K</w:t>
+            </w:r>
+            <w:r>
+              <w:rPr>
+                <w:rFonts w:ascii="宋体" w:hAnsi="宋体"/>
+                <w:color w:val="000000" w:themeColor="text1"/>
+                <w:sz w:val="18"/>
+                <w:szCs w:val="18"/>
+              </w:rPr>
+              <w:t>NA1-</w:t>
+            </w:r>
             <w:r>
               <w:rPr>
                 <w:rFonts w:ascii="宋体" w:hAnsi="宋体" w:hint="eastAsia"/>
@@ -11432,24 +11578,6 @@
                 <w:sz w:val="18"/>
                 <w:szCs w:val="18"/>
               </w:rPr>
-              <w:t>KAN1-NAME1+ K</w:t>
-            </w:r>
-            <w:r>
-              <w:rPr>
-                <w:rFonts w:ascii="宋体" w:hAnsi="宋体"/>
-                <w:color w:val="000000" w:themeColor="text1"/>
-                <w:sz w:val="18"/>
-                <w:szCs w:val="18"/>
-              </w:rPr>
-              <w:t>NA1-</w:t>
-            </w:r>
-            <w:r>
-              <w:rPr>
-                <w:rFonts w:ascii="宋体" w:hAnsi="宋体" w:hint="eastAsia"/>
-                <w:color w:val="000000" w:themeColor="text1"/>
-                <w:sz w:val="18"/>
-                <w:szCs w:val="18"/>
-              </w:rPr>
               <w:t>NAME</w:t>
             </w:r>
             <w:r>
@@ -11466,13 +11594,14 @@
         <w:tc>
           <w:tcPr>
             <w:tcW w:w="5528" w:type="dxa"/>
+            <w:shd w:val="clear" w:color="auto" w:fill="auto"/>
           </w:tcPr>
           <w:p>
             <w:pPr>
               <w:pStyle w:val="afb"/>
               <w:jc w:val="left"/>
               <w:rPr>
-                <w:rFonts w:ascii="宋体" w:hAnsi="宋体" w:hint="eastAsia"/>
+                <w:rFonts w:ascii="宋体" w:hAnsi="宋体"/>
                 <w:color w:val="000000" w:themeColor="text1"/>
                 <w:sz w:val="18"/>
                 <w:szCs w:val="18"/>
@@ -11559,19 +11688,19 @@
               <w:pStyle w:val="afb"/>
               <w:jc w:val="left"/>
               <w:rPr>
+                <w:rFonts w:ascii="宋体" w:hAnsi="宋体"/>
+                <w:color w:val="000000" w:themeColor="text1"/>
+                <w:sz w:val="18"/>
+                <w:szCs w:val="18"/>
+              </w:rPr>
+            </w:pPr>
+            <w:r>
+              <w:rPr>
                 <w:rFonts w:ascii="宋体" w:hAnsi="宋体" w:hint="eastAsia"/>
                 <w:color w:val="000000" w:themeColor="text1"/>
                 <w:sz w:val="18"/>
                 <w:szCs w:val="18"/>
               </w:rPr>
-            </w:pPr>
-            <w:r>
-              <w:rPr>
-                <w:rFonts w:ascii="宋体" w:hAnsi="宋体" w:hint="eastAsia"/>
-                <w:color w:val="000000" w:themeColor="text1"/>
-                <w:sz w:val="18"/>
-                <w:szCs w:val="18"/>
-              </w:rPr>
               <w:t>送达方</w:t>
             </w:r>
           </w:p>
@@ -11579,13 +11708,14 @@
         <w:tc>
           <w:tcPr>
             <w:tcW w:w="1843" w:type="dxa"/>
+            <w:shd w:val="clear" w:color="auto" w:fill="auto"/>
           </w:tcPr>
           <w:p>
             <w:pPr>
               <w:pStyle w:val="afb"/>
               <w:jc w:val="left"/>
               <w:rPr>
-                <w:rFonts w:ascii="宋体" w:hAnsi="宋体" w:hint="eastAsia"/>
+                <w:rFonts w:ascii="宋体" w:hAnsi="宋体"/>
                 <w:color w:val="000000" w:themeColor="text1"/>
                 <w:sz w:val="18"/>
                 <w:szCs w:val="18"/>
@@ -11605,13 +11735,14 @@
         <w:tc>
           <w:tcPr>
             <w:tcW w:w="5528" w:type="dxa"/>
+            <w:shd w:val="clear" w:color="auto" w:fill="auto"/>
           </w:tcPr>
           <w:p>
             <w:pPr>
               <w:pStyle w:val="afb"/>
               <w:jc w:val="left"/>
               <w:rPr>
-                <w:rFonts w:ascii="宋体" w:hAnsi="宋体" w:hint="eastAsia"/>
+                <w:rFonts w:ascii="宋体" w:hAnsi="宋体"/>
                 <w:color w:val="000000" w:themeColor="text1"/>
                 <w:sz w:val="18"/>
                 <w:szCs w:val="18"/>
@@ -11635,19 +11766,19 @@
               <w:pStyle w:val="afb"/>
               <w:jc w:val="left"/>
               <w:rPr>
+                <w:rFonts w:ascii="宋体" w:hAnsi="宋体"/>
+                <w:color w:val="000000" w:themeColor="text1"/>
+                <w:sz w:val="18"/>
+                <w:szCs w:val="18"/>
+              </w:rPr>
+            </w:pPr>
+            <w:r>
+              <w:rPr>
                 <w:rFonts w:ascii="宋体" w:hAnsi="宋体" w:hint="eastAsia"/>
                 <w:color w:val="000000" w:themeColor="text1"/>
                 <w:sz w:val="18"/>
                 <w:szCs w:val="18"/>
               </w:rPr>
-            </w:pPr>
-            <w:r>
-              <w:rPr>
-                <w:rFonts w:ascii="宋体" w:hAnsi="宋体" w:hint="eastAsia"/>
-                <w:color w:val="000000" w:themeColor="text1"/>
-                <w:sz w:val="18"/>
-                <w:szCs w:val="18"/>
-              </w:rPr>
               <w:t>送达方描述</w:t>
             </w:r>
           </w:p>
@@ -11655,18 +11786,37 @@
         <w:tc>
           <w:tcPr>
             <w:tcW w:w="1843" w:type="dxa"/>
+            <w:shd w:val="clear" w:color="auto" w:fill="auto"/>
           </w:tcPr>
           <w:p>
             <w:pPr>
               <w:pStyle w:val="afb"/>
               <w:jc w:val="left"/>
               <w:rPr>
+                <w:rFonts w:ascii="宋体" w:hAnsi="宋体"/>
+                <w:color w:val="000000" w:themeColor="text1"/>
+                <w:sz w:val="18"/>
+                <w:szCs w:val="18"/>
+              </w:rPr>
+            </w:pPr>
+            <w:r>
+              <w:rPr>
                 <w:rFonts w:ascii="宋体" w:hAnsi="宋体" w:hint="eastAsia"/>
                 <w:color w:val="000000" w:themeColor="text1"/>
                 <w:sz w:val="18"/>
                 <w:szCs w:val="18"/>
               </w:rPr>
-            </w:pPr>
+              <w:t>KAN1-NAME1+ K</w:t>
+            </w:r>
+            <w:r>
+              <w:rPr>
+                <w:rFonts w:ascii="宋体" w:hAnsi="宋体"/>
+                <w:color w:val="000000" w:themeColor="text1"/>
+                <w:sz w:val="18"/>
+                <w:szCs w:val="18"/>
+              </w:rPr>
+              <w:t>NA1-</w:t>
+            </w:r>
             <w:r>
               <w:rPr>
                 <w:rFonts w:ascii="宋体" w:hAnsi="宋体" w:hint="eastAsia"/>
@@ -11674,24 +11824,6 @@
                 <w:sz w:val="18"/>
                 <w:szCs w:val="18"/>
               </w:rPr>
-              <w:t>KAN1-NAME1+ K</w:t>
-            </w:r>
-            <w:r>
-              <w:rPr>
-                <w:rFonts w:ascii="宋体" w:hAnsi="宋体"/>
-                <w:color w:val="000000" w:themeColor="text1"/>
-                <w:sz w:val="18"/>
-                <w:szCs w:val="18"/>
-              </w:rPr>
-              <w:t>NA1-</w:t>
-            </w:r>
-            <w:r>
-              <w:rPr>
-                <w:rFonts w:ascii="宋体" w:hAnsi="宋体" w:hint="eastAsia"/>
-                <w:color w:val="000000" w:themeColor="text1"/>
-                <w:sz w:val="18"/>
-                <w:szCs w:val="18"/>
-              </w:rPr>
               <w:t>NAME</w:t>
             </w:r>
             <w:r>
@@ -11708,6 +11840,7 @@
         <w:tc>
           <w:tcPr>
             <w:tcW w:w="5528" w:type="dxa"/>
+            <w:shd w:val="clear" w:color="auto" w:fill="auto"/>
           </w:tcPr>
           <w:p>
             <w:pPr>
@@ -11821,6 +11954,7 @@
         <w:tc>
           <w:tcPr>
             <w:tcW w:w="1843" w:type="dxa"/>
+            <w:shd w:val="clear" w:color="auto" w:fill="auto"/>
             <w:vAlign w:val="bottom"/>
           </w:tcPr>
           <w:p>
@@ -11828,7 +11962,7 @@
               <w:pStyle w:val="afb"/>
               <w:jc w:val="left"/>
               <w:rPr>
-                <w:rFonts w:ascii="宋体" w:hAnsi="宋体" w:hint="eastAsia"/>
+                <w:rFonts w:ascii="宋体" w:hAnsi="宋体"/>
                 <w:color w:val="000000" w:themeColor="text1"/>
                 <w:sz w:val="18"/>
                 <w:szCs w:val="18"/>
@@ -11867,7 +12001,7 @@
               <w:pStyle w:val="afb"/>
               <w:jc w:val="left"/>
               <w:rPr>
-                <w:rFonts w:ascii="宋体" w:hAnsi="宋体" w:hint="eastAsia"/>
+                <w:rFonts w:ascii="宋体" w:hAnsi="宋体"/>
                 <w:color w:val="000000" w:themeColor="text1"/>
                 <w:sz w:val="18"/>
                 <w:szCs w:val="18"/>
@@ -11906,19 +12040,19 @@
               <w:pStyle w:val="afb"/>
               <w:jc w:val="left"/>
               <w:rPr>
+                <w:rFonts w:ascii="宋体" w:hAnsi="宋体"/>
+                <w:color w:val="000000" w:themeColor="text1"/>
+                <w:sz w:val="18"/>
+                <w:szCs w:val="18"/>
+              </w:rPr>
+            </w:pPr>
+            <w:r>
+              <w:rPr>
                 <w:rFonts w:ascii="宋体" w:hAnsi="宋体" w:hint="eastAsia"/>
                 <w:color w:val="000000" w:themeColor="text1"/>
                 <w:sz w:val="18"/>
                 <w:szCs w:val="18"/>
               </w:rPr>
-            </w:pPr>
-            <w:r>
-              <w:rPr>
-                <w:rFonts w:ascii="宋体" w:hAnsi="宋体" w:hint="eastAsia"/>
-                <w:color w:val="000000" w:themeColor="text1"/>
-                <w:sz w:val="18"/>
-                <w:szCs w:val="18"/>
-              </w:rPr>
               <w:t>文本I</w:t>
             </w:r>
             <w:r>
@@ -11935,6 +12069,7 @@
         <w:tc>
           <w:tcPr>
             <w:tcW w:w="5528" w:type="dxa"/>
+            <w:shd w:val="clear" w:color="auto" w:fill="auto"/>
             <w:vAlign w:val="bottom"/>
           </w:tcPr>
           <w:p>
@@ -11942,7 +12077,7 @@
               <w:pStyle w:val="afb"/>
               <w:jc w:val="left"/>
               <w:rPr>
-                <w:rFonts w:ascii="宋体" w:hAnsi="宋体" w:hint="eastAsia"/>
+                <w:rFonts w:ascii="宋体" w:hAnsi="宋体"/>
                 <w:color w:val="000000" w:themeColor="text1"/>
                 <w:sz w:val="18"/>
                 <w:szCs w:val="18"/>
@@ -11953,7 +12088,7 @@
                 <w:noProof/>
               </w:rPr>
               <w:drawing>
-                <wp:inline distT="0" distB="0" distL="0" distR="0" wp14:anchorId="60D64CE0" wp14:editId="185022B7">
+                <wp:inline distT="0" distB="0" distL="0" distR="0" wp14:anchorId="510D1866" wp14:editId="7E6DD69F">
                   <wp:extent cx="2922905" cy="895350"/>
                   <wp:effectExtent l="0" t="0" r="0" b="0"/>
                   <wp:docPr id="9" name="图片 9"/>
@@ -12006,7 +12141,7 @@
               <w:pStyle w:val="afb"/>
               <w:jc w:val="left"/>
               <w:rPr>
-                <w:rFonts w:ascii="宋体" w:hAnsi="宋体" w:hint="eastAsia"/>
+                <w:rFonts w:ascii="宋体" w:hAnsi="宋体"/>
                 <w:color w:val="000000" w:themeColor="text1"/>
                 <w:sz w:val="18"/>
                 <w:szCs w:val="18"/>
@@ -12027,6 +12162,7 @@
         <w:tc>
           <w:tcPr>
             <w:tcW w:w="1843" w:type="dxa"/>
+            <w:shd w:val="clear" w:color="auto" w:fill="auto"/>
             <w:vAlign w:val="bottom"/>
           </w:tcPr>
           <w:p>
@@ -12034,19 +12170,19 @@
               <w:pStyle w:val="afb"/>
               <w:jc w:val="left"/>
               <w:rPr>
+                <w:rFonts w:ascii="宋体" w:hAnsi="宋体"/>
+                <w:color w:val="000000" w:themeColor="text1"/>
+                <w:sz w:val="18"/>
+                <w:szCs w:val="18"/>
+              </w:rPr>
+            </w:pPr>
+            <w:r>
+              <w:rPr>
                 <w:rFonts w:ascii="宋体" w:hAnsi="宋体" w:hint="eastAsia"/>
                 <w:color w:val="000000" w:themeColor="text1"/>
                 <w:sz w:val="18"/>
                 <w:szCs w:val="18"/>
               </w:rPr>
-            </w:pPr>
-            <w:r>
-              <w:rPr>
-                <w:rFonts w:ascii="宋体" w:hAnsi="宋体" w:hint="eastAsia"/>
-                <w:color w:val="000000" w:themeColor="text1"/>
-                <w:sz w:val="18"/>
-                <w:szCs w:val="18"/>
-              </w:rPr>
               <w:t xml:space="preserve">　</w:t>
             </w:r>
             <w:r>
@@ -12063,6 +12199,7 @@
         <w:tc>
           <w:tcPr>
             <w:tcW w:w="5528" w:type="dxa"/>
+            <w:shd w:val="clear" w:color="auto" w:fill="auto"/>
             <w:vAlign w:val="bottom"/>
           </w:tcPr>
           <w:p>
@@ -12070,7 +12207,7 @@
               <w:pStyle w:val="afb"/>
               <w:jc w:val="left"/>
               <w:rPr>
-                <w:rFonts w:ascii="宋体" w:hAnsi="宋体" w:hint="eastAsia"/>
+                <w:rFonts w:ascii="宋体" w:hAnsi="宋体"/>
                 <w:color w:val="000000" w:themeColor="text1"/>
                 <w:sz w:val="18"/>
                 <w:szCs w:val="18"/>
@@ -12091,12 +12228,30 @@
               <w:pStyle w:val="afb"/>
               <w:jc w:val="left"/>
               <w:rPr>
+                <w:rFonts w:ascii="宋体" w:hAnsi="宋体"/>
+                <w:color w:val="000000" w:themeColor="text1"/>
+                <w:sz w:val="18"/>
+                <w:szCs w:val="18"/>
+              </w:rPr>
+            </w:pPr>
+            <w:r>
+              <w:rPr>
                 <w:rFonts w:ascii="宋体" w:hAnsi="宋体" w:hint="eastAsia"/>
                 <w:color w:val="000000" w:themeColor="text1"/>
                 <w:sz w:val="18"/>
                 <w:szCs w:val="18"/>
               </w:rPr>
-            </w:pPr>
+              <w:t>L</w:t>
+            </w:r>
+            <w:r>
+              <w:rPr>
+                <w:rFonts w:ascii="宋体" w:hAnsi="宋体"/>
+                <w:color w:val="000000" w:themeColor="text1"/>
+                <w:sz w:val="18"/>
+                <w:szCs w:val="18"/>
+              </w:rPr>
+              <w:t xml:space="preserve">IKP-VBELN=VBPA- VBELN, </w:t>
+            </w:r>
             <w:r>
               <w:rPr>
                 <w:rFonts w:ascii="宋体" w:hAnsi="宋体" w:hint="eastAsia"/>
@@ -12104,24 +12259,6 @@
                 <w:sz w:val="18"/>
                 <w:szCs w:val="18"/>
               </w:rPr>
-              <w:t>L</w:t>
-            </w:r>
-            <w:r>
-              <w:rPr>
-                <w:rFonts w:ascii="宋体" w:hAnsi="宋体"/>
-                <w:color w:val="000000" w:themeColor="text1"/>
-                <w:sz w:val="18"/>
-                <w:szCs w:val="18"/>
-              </w:rPr>
-              <w:t xml:space="preserve">IKP-VBELN=VBPA- VBELN, </w:t>
-            </w:r>
-            <w:r>
-              <w:rPr>
-                <w:rFonts w:ascii="宋体" w:hAnsi="宋体" w:hint="eastAsia"/>
-                <w:color w:val="000000" w:themeColor="text1"/>
-                <w:sz w:val="18"/>
-                <w:szCs w:val="18"/>
-              </w:rPr>
               <w:t>当V</w:t>
             </w:r>
             <w:r>
@@ -12131,47 +12268,7 @@
                 <w:sz w:val="18"/>
                 <w:szCs w:val="18"/>
               </w:rPr>
-              <w:t>BPA- PARVW=</w:t>
-            </w:r>
-            <w:proofErr w:type="gramStart"/>
-            <w:r>
-              <w:rPr>
-                <w:rFonts w:ascii="宋体" w:hAnsi="宋体"/>
-                <w:color w:val="000000" w:themeColor="text1"/>
-                <w:sz w:val="18"/>
-                <w:szCs w:val="18"/>
-              </w:rPr>
-              <w:t>”</w:t>
-            </w:r>
-            <w:proofErr w:type="gramEnd"/>
-            <w:r>
-              <w:rPr>
-                <w:rFonts w:ascii="宋体" w:hAnsi="宋体"/>
-                <w:color w:val="000000" w:themeColor="text1"/>
-                <w:sz w:val="18"/>
-                <w:szCs w:val="18"/>
-              </w:rPr>
-              <w:t>WE</w:t>
-            </w:r>
-            <w:proofErr w:type="gramStart"/>
-            <w:r>
-              <w:rPr>
-                <w:rFonts w:ascii="宋体" w:hAnsi="宋体"/>
-                <w:color w:val="000000" w:themeColor="text1"/>
-                <w:sz w:val="18"/>
-                <w:szCs w:val="18"/>
-              </w:rPr>
-              <w:t>”</w:t>
-            </w:r>
-            <w:proofErr w:type="gramEnd"/>
-            <w:r>
-              <w:rPr>
-                <w:rFonts w:ascii="宋体" w:hAnsi="宋体"/>
-                <w:color w:val="000000" w:themeColor="text1"/>
-                <w:sz w:val="18"/>
-                <w:szCs w:val="18"/>
-              </w:rPr>
-              <w:t>,</w:t>
+              <w:t>BPA- PARVW=”WE”,</w:t>
             </w:r>
             <w:r>
               <w:rPr>
@@ -12233,7 +12330,7 @@
               <w:pStyle w:val="afb"/>
               <w:jc w:val="left"/>
               <w:rPr>
-                <w:rFonts w:ascii="宋体" w:hAnsi="宋体" w:hint="eastAsia"/>
+                <w:rFonts w:ascii="宋体" w:hAnsi="宋体"/>
                 <w:color w:val="000000" w:themeColor="text1"/>
                 <w:sz w:val="18"/>
                 <w:szCs w:val="18"/>
@@ -12257,12 +12354,21 @@
               <w:pStyle w:val="afb"/>
               <w:jc w:val="left"/>
               <w:rPr>
+                <w:rFonts w:ascii="宋体" w:hAnsi="宋体"/>
+                <w:color w:val="000000" w:themeColor="text1"/>
+                <w:sz w:val="18"/>
+                <w:szCs w:val="18"/>
+              </w:rPr>
+            </w:pPr>
+            <w:r>
+              <w:rPr>
                 <w:rFonts w:ascii="宋体" w:hAnsi="宋体" w:hint="eastAsia"/>
                 <w:color w:val="000000" w:themeColor="text1"/>
                 <w:sz w:val="18"/>
                 <w:szCs w:val="18"/>
               </w:rPr>
-            </w:pPr>
+              <w:t>交货单</w:t>
+            </w:r>
             <w:r>
               <w:rPr>
                 <w:rFonts w:ascii="宋体" w:hAnsi="宋体" w:hint="eastAsia"/>
@@ -12270,15 +12376,6 @@
                 <w:sz w:val="18"/>
                 <w:szCs w:val="18"/>
               </w:rPr>
-              <w:t>交货单</w:t>
-            </w:r>
-            <w:r>
-              <w:rPr>
-                <w:rFonts w:ascii="宋体" w:hAnsi="宋体" w:hint="eastAsia"/>
-                <w:color w:val="000000" w:themeColor="text1"/>
-                <w:sz w:val="18"/>
-                <w:szCs w:val="18"/>
-              </w:rPr>
               <w:t>建立人</w:t>
             </w:r>
           </w:p>
@@ -12286,13 +12383,14 @@
         <w:tc>
           <w:tcPr>
             <w:tcW w:w="1843" w:type="dxa"/>
+            <w:shd w:val="clear" w:color="auto" w:fill="auto"/>
           </w:tcPr>
           <w:p>
             <w:pPr>
               <w:pStyle w:val="afb"/>
               <w:jc w:val="left"/>
               <w:rPr>
-                <w:rFonts w:ascii="宋体" w:hAnsi="宋体" w:hint="eastAsia"/>
+                <w:rFonts w:ascii="宋体" w:hAnsi="宋体"/>
                 <w:color w:val="000000" w:themeColor="text1"/>
                 <w:sz w:val="18"/>
                 <w:szCs w:val="18"/>
@@ -12312,13 +12410,14 @@
         <w:tc>
           <w:tcPr>
             <w:tcW w:w="5528" w:type="dxa"/>
+            <w:shd w:val="clear" w:color="auto" w:fill="auto"/>
           </w:tcPr>
           <w:p>
             <w:pPr>
               <w:pStyle w:val="afb"/>
               <w:jc w:val="left"/>
               <w:rPr>
-                <w:rFonts w:ascii="宋体" w:hAnsi="宋体" w:hint="eastAsia"/>
+                <w:rFonts w:ascii="宋体" w:hAnsi="宋体"/>
                 <w:color w:val="000000" w:themeColor="text1"/>
                 <w:sz w:val="18"/>
                 <w:szCs w:val="18"/>
@@ -12342,12 +12441,21 @@
               <w:pStyle w:val="afb"/>
               <w:jc w:val="left"/>
               <w:rPr>
+                <w:rFonts w:ascii="宋体" w:hAnsi="宋体"/>
+                <w:color w:val="000000" w:themeColor="text1"/>
+                <w:sz w:val="18"/>
+                <w:szCs w:val="18"/>
+              </w:rPr>
+            </w:pPr>
+            <w:r>
+              <w:rPr>
                 <w:rFonts w:ascii="宋体" w:hAnsi="宋体" w:hint="eastAsia"/>
                 <w:color w:val="000000" w:themeColor="text1"/>
                 <w:sz w:val="18"/>
                 <w:szCs w:val="18"/>
               </w:rPr>
-            </w:pPr>
+              <w:t>交货单</w:t>
+            </w:r>
             <w:r>
               <w:rPr>
                 <w:rFonts w:ascii="宋体" w:hAnsi="宋体" w:hint="eastAsia"/>
@@ -12355,15 +12463,6 @@
                 <w:sz w:val="18"/>
                 <w:szCs w:val="18"/>
               </w:rPr>
-              <w:t>交货单</w:t>
-            </w:r>
-            <w:r>
-              <w:rPr>
-                <w:rFonts w:ascii="宋体" w:hAnsi="宋体" w:hint="eastAsia"/>
-                <w:color w:val="000000" w:themeColor="text1"/>
-                <w:sz w:val="18"/>
-                <w:szCs w:val="18"/>
-              </w:rPr>
               <w:t>建立日期</w:t>
             </w:r>
           </w:p>
@@ -12371,13 +12470,14 @@
         <w:tc>
           <w:tcPr>
             <w:tcW w:w="1843" w:type="dxa"/>
+            <w:shd w:val="clear" w:color="auto" w:fill="auto"/>
           </w:tcPr>
           <w:p>
             <w:pPr>
               <w:pStyle w:val="afb"/>
               <w:jc w:val="left"/>
               <w:rPr>
-                <w:rFonts w:ascii="宋体" w:hAnsi="宋体" w:hint="eastAsia"/>
+                <w:rFonts w:ascii="宋体" w:hAnsi="宋体"/>
                 <w:color w:val="000000" w:themeColor="text1"/>
                 <w:sz w:val="18"/>
                 <w:szCs w:val="18"/>
@@ -12397,13 +12497,14 @@
         <w:tc>
           <w:tcPr>
             <w:tcW w:w="5528" w:type="dxa"/>
+            <w:shd w:val="clear" w:color="auto" w:fill="auto"/>
           </w:tcPr>
           <w:p>
             <w:pPr>
               <w:pStyle w:val="afb"/>
               <w:jc w:val="left"/>
               <w:rPr>
-                <w:rFonts w:ascii="宋体" w:hAnsi="宋体" w:hint="eastAsia"/>
+                <w:rFonts w:ascii="宋体" w:hAnsi="宋体"/>
                 <w:color w:val="000000" w:themeColor="text1"/>
                 <w:sz w:val="18"/>
                 <w:szCs w:val="18"/>
@@ -12427,44 +12528,34 @@
               <w:pStyle w:val="afb"/>
               <w:jc w:val="left"/>
               <w:rPr>
+                <w:rFonts w:ascii="宋体" w:hAnsi="宋体"/>
+                <w:color w:val="000000" w:themeColor="text1"/>
+                <w:sz w:val="18"/>
+                <w:szCs w:val="18"/>
+              </w:rPr>
+            </w:pPr>
+            <w:r>
+              <w:rPr>
                 <w:rFonts w:ascii="宋体" w:hAnsi="宋体" w:hint="eastAsia"/>
                 <w:color w:val="000000" w:themeColor="text1"/>
                 <w:sz w:val="18"/>
                 <w:szCs w:val="18"/>
               </w:rPr>
-            </w:pPr>
-            <w:r>
-              <w:rPr>
-                <w:rFonts w:ascii="宋体" w:hAnsi="宋体" w:hint="eastAsia"/>
-                <w:color w:val="000000" w:themeColor="text1"/>
-                <w:sz w:val="18"/>
-                <w:szCs w:val="18"/>
-              </w:rPr>
-              <w:t>交货</w:t>
-            </w:r>
-            <w:proofErr w:type="gramStart"/>
-            <w:r>
-              <w:rPr>
-                <w:rFonts w:ascii="宋体" w:hAnsi="宋体" w:hint="eastAsia"/>
-                <w:color w:val="000000" w:themeColor="text1"/>
-                <w:sz w:val="18"/>
-                <w:szCs w:val="18"/>
-              </w:rPr>
-              <w:t>单行号</w:t>
-            </w:r>
-            <w:proofErr w:type="gramEnd"/>
+              <w:t>交货单行号</w:t>
+            </w:r>
           </w:p>
         </w:tc>
         <w:tc>
           <w:tcPr>
             <w:tcW w:w="1843" w:type="dxa"/>
+            <w:shd w:val="clear" w:color="auto" w:fill="auto"/>
           </w:tcPr>
           <w:p>
             <w:pPr>
               <w:pStyle w:val="afb"/>
               <w:jc w:val="left"/>
               <w:rPr>
-                <w:rFonts w:ascii="宋体" w:hAnsi="宋体" w:hint="eastAsia"/>
+                <w:rFonts w:ascii="宋体" w:hAnsi="宋体"/>
                 <w:color w:val="000000" w:themeColor="text1"/>
                 <w:sz w:val="18"/>
                 <w:szCs w:val="18"/>
@@ -12499,13 +12590,14 @@
         <w:tc>
           <w:tcPr>
             <w:tcW w:w="5528" w:type="dxa"/>
+            <w:shd w:val="clear" w:color="auto" w:fill="auto"/>
           </w:tcPr>
           <w:p>
             <w:pPr>
               <w:pStyle w:val="afb"/>
               <w:jc w:val="left"/>
               <w:rPr>
-                <w:rFonts w:ascii="宋体" w:hAnsi="宋体" w:hint="eastAsia"/>
+                <w:rFonts w:ascii="宋体" w:hAnsi="宋体"/>
                 <w:color w:val="000000" w:themeColor="text1"/>
                 <w:sz w:val="18"/>
                 <w:szCs w:val="18"/>
@@ -12529,19 +12621,19 @@
               <w:pStyle w:val="afb"/>
               <w:jc w:val="left"/>
               <w:rPr>
+                <w:rFonts w:ascii="宋体" w:hAnsi="宋体"/>
+                <w:color w:val="000000" w:themeColor="text1"/>
+                <w:sz w:val="18"/>
+                <w:szCs w:val="18"/>
+              </w:rPr>
+            </w:pPr>
+            <w:r>
+              <w:rPr>
                 <w:rFonts w:ascii="宋体" w:hAnsi="宋体" w:hint="eastAsia"/>
                 <w:color w:val="000000" w:themeColor="text1"/>
                 <w:sz w:val="18"/>
                 <w:szCs w:val="18"/>
               </w:rPr>
-            </w:pPr>
-            <w:r>
-              <w:rPr>
-                <w:rFonts w:ascii="宋体" w:hAnsi="宋体" w:hint="eastAsia"/>
-                <w:color w:val="000000" w:themeColor="text1"/>
-                <w:sz w:val="18"/>
-                <w:szCs w:val="18"/>
-              </w:rPr>
               <w:t>交货单物料</w:t>
             </w:r>
           </w:p>
@@ -12549,34 +12641,35 @@
         <w:tc>
           <w:tcPr>
             <w:tcW w:w="1843" w:type="dxa"/>
+            <w:shd w:val="clear" w:color="auto" w:fill="auto"/>
           </w:tcPr>
           <w:p>
             <w:pPr>
               <w:pStyle w:val="afb"/>
               <w:jc w:val="left"/>
               <w:rPr>
+                <w:rFonts w:ascii="宋体" w:hAnsi="宋体"/>
+                <w:color w:val="000000" w:themeColor="text1"/>
+                <w:sz w:val="18"/>
+                <w:szCs w:val="18"/>
+              </w:rPr>
+            </w:pPr>
+            <w:r>
+              <w:rPr>
+                <w:rFonts w:ascii="宋体" w:hAnsi="宋体"/>
+                <w:color w:val="000000" w:themeColor="text1"/>
+                <w:sz w:val="18"/>
+                <w:szCs w:val="18"/>
+              </w:rPr>
+              <w:t>L</w:t>
+            </w:r>
+            <w:r>
+              <w:rPr>
                 <w:rFonts w:ascii="宋体" w:hAnsi="宋体" w:hint="eastAsia"/>
                 <w:color w:val="000000" w:themeColor="text1"/>
                 <w:sz w:val="18"/>
                 <w:szCs w:val="18"/>
               </w:rPr>
-            </w:pPr>
-            <w:r>
-              <w:rPr>
-                <w:rFonts w:ascii="宋体" w:hAnsi="宋体"/>
-                <w:color w:val="000000" w:themeColor="text1"/>
-                <w:sz w:val="18"/>
-                <w:szCs w:val="18"/>
-              </w:rPr>
-              <w:t>L</w:t>
-            </w:r>
-            <w:r>
-              <w:rPr>
-                <w:rFonts w:ascii="宋体" w:hAnsi="宋体" w:hint="eastAsia"/>
-                <w:color w:val="000000" w:themeColor="text1"/>
-                <w:sz w:val="18"/>
-                <w:szCs w:val="18"/>
-              </w:rPr>
               <w:t>ips</w:t>
             </w:r>
             <w:r>
@@ -12608,13 +12701,14 @@
         <w:tc>
           <w:tcPr>
             <w:tcW w:w="5528" w:type="dxa"/>
+            <w:shd w:val="clear" w:color="auto" w:fill="auto"/>
           </w:tcPr>
           <w:p>
             <w:pPr>
               <w:pStyle w:val="afb"/>
               <w:jc w:val="left"/>
               <w:rPr>
-                <w:rFonts w:ascii="宋体" w:hAnsi="宋体" w:hint="eastAsia"/>
+                <w:rFonts w:ascii="宋体" w:hAnsi="宋体"/>
                 <w:color w:val="000000" w:themeColor="text1"/>
                 <w:sz w:val="18"/>
                 <w:szCs w:val="18"/>
@@ -12638,19 +12732,19 @@
               <w:pStyle w:val="afb"/>
               <w:jc w:val="left"/>
               <w:rPr>
+                <w:rFonts w:ascii="宋体" w:hAnsi="宋体"/>
+                <w:color w:val="000000" w:themeColor="text1"/>
+                <w:sz w:val="18"/>
+                <w:szCs w:val="18"/>
+              </w:rPr>
+            </w:pPr>
+            <w:r>
+              <w:rPr>
                 <w:rFonts w:ascii="宋体" w:hAnsi="宋体" w:hint="eastAsia"/>
                 <w:color w:val="000000" w:themeColor="text1"/>
                 <w:sz w:val="18"/>
                 <w:szCs w:val="18"/>
               </w:rPr>
-            </w:pPr>
-            <w:r>
-              <w:rPr>
-                <w:rFonts w:ascii="宋体" w:hAnsi="宋体" w:hint="eastAsia"/>
-                <w:color w:val="000000" w:themeColor="text1"/>
-                <w:sz w:val="18"/>
-                <w:szCs w:val="18"/>
-              </w:rPr>
               <w:t>物料描述</w:t>
             </w:r>
           </w:p>
@@ -12658,13 +12752,14 @@
         <w:tc>
           <w:tcPr>
             <w:tcW w:w="1843" w:type="dxa"/>
+            <w:shd w:val="clear" w:color="auto" w:fill="auto"/>
           </w:tcPr>
           <w:p>
             <w:pPr>
               <w:pStyle w:val="afb"/>
               <w:jc w:val="left"/>
               <w:rPr>
-                <w:rFonts w:ascii="宋体" w:hAnsi="宋体" w:hint="eastAsia"/>
+                <w:rFonts w:ascii="宋体" w:hAnsi="宋体"/>
                 <w:color w:val="000000" w:themeColor="text1"/>
                 <w:sz w:val="18"/>
                 <w:szCs w:val="18"/>
@@ -12684,13 +12779,14 @@
         <w:tc>
           <w:tcPr>
             <w:tcW w:w="5528" w:type="dxa"/>
+            <w:shd w:val="clear" w:color="auto" w:fill="auto"/>
           </w:tcPr>
           <w:p>
             <w:pPr>
               <w:pStyle w:val="afb"/>
               <w:jc w:val="left"/>
               <w:rPr>
-                <w:rFonts w:ascii="宋体" w:hAnsi="宋体" w:hint="eastAsia"/>
+                <w:rFonts w:ascii="宋体" w:hAnsi="宋体"/>
                 <w:color w:val="000000" w:themeColor="text1"/>
                 <w:sz w:val="18"/>
                 <w:szCs w:val="18"/>
@@ -12714,47 +12810,46 @@
               <w:pStyle w:val="afb"/>
               <w:jc w:val="left"/>
               <w:rPr>
+                <w:rFonts w:ascii="宋体" w:hAnsi="宋体"/>
+                <w:color w:val="000000" w:themeColor="text1"/>
+                <w:sz w:val="18"/>
+                <w:szCs w:val="18"/>
+              </w:rPr>
+            </w:pPr>
+            <w:r>
+              <w:rPr>
                 <w:rFonts w:ascii="宋体" w:hAnsi="宋体" w:hint="eastAsia"/>
                 <w:color w:val="000000" w:themeColor="text1"/>
                 <w:sz w:val="18"/>
                 <w:szCs w:val="18"/>
               </w:rPr>
-            </w:pPr>
-            <w:proofErr w:type="gramStart"/>
-            <w:r>
-              <w:rPr>
-                <w:rFonts w:ascii="宋体" w:hAnsi="宋体" w:hint="eastAsia"/>
-                <w:color w:val="000000" w:themeColor="text1"/>
-                <w:sz w:val="18"/>
-                <w:szCs w:val="18"/>
-              </w:rPr>
               <w:t>物料组</w:t>
             </w:r>
-            <w:proofErr w:type="gramEnd"/>
           </w:p>
         </w:tc>
         <w:tc>
           <w:tcPr>
             <w:tcW w:w="1843" w:type="dxa"/>
+            <w:shd w:val="clear" w:color="auto" w:fill="auto"/>
           </w:tcPr>
           <w:p>
             <w:pPr>
               <w:pStyle w:val="afb"/>
               <w:jc w:val="left"/>
               <w:rPr>
+                <w:rFonts w:ascii="宋体" w:hAnsi="宋体"/>
+                <w:color w:val="000000" w:themeColor="text1"/>
+                <w:sz w:val="18"/>
+                <w:szCs w:val="18"/>
+              </w:rPr>
+            </w:pPr>
+            <w:r>
+              <w:rPr>
                 <w:rFonts w:ascii="宋体" w:hAnsi="宋体" w:hint="eastAsia"/>
                 <w:color w:val="000000" w:themeColor="text1"/>
                 <w:sz w:val="18"/>
                 <w:szCs w:val="18"/>
               </w:rPr>
-            </w:pPr>
-            <w:r>
-              <w:rPr>
-                <w:rFonts w:ascii="宋体" w:hAnsi="宋体" w:hint="eastAsia"/>
-                <w:color w:val="000000" w:themeColor="text1"/>
-                <w:sz w:val="18"/>
-                <w:szCs w:val="18"/>
-              </w:rPr>
               <w:t>M</w:t>
             </w:r>
             <w:r>
@@ -12771,26 +12866,60 @@
         <w:tc>
           <w:tcPr>
             <w:tcW w:w="5528" w:type="dxa"/>
+            <w:shd w:val="clear" w:color="auto" w:fill="auto"/>
           </w:tcPr>
           <w:p>
             <w:pPr>
               <w:pStyle w:val="afb"/>
               <w:jc w:val="left"/>
               <w:rPr>
+                <w:rFonts w:ascii="宋体" w:hAnsi="宋体"/>
+                <w:color w:val="000000" w:themeColor="text1"/>
+                <w:sz w:val="18"/>
+                <w:szCs w:val="18"/>
+              </w:rPr>
+            </w:pPr>
+            <w:r>
+              <w:rPr>
+                <w:rFonts w:ascii="宋体" w:hAnsi="宋体"/>
+                <w:color w:val="000000" w:themeColor="text1"/>
+                <w:sz w:val="18"/>
+                <w:szCs w:val="18"/>
+              </w:rPr>
+              <w:t>L</w:t>
+            </w:r>
+            <w:r>
+              <w:rPr>
                 <w:rFonts w:ascii="宋体" w:hAnsi="宋体" w:hint="eastAsia"/>
                 <w:color w:val="000000" w:themeColor="text1"/>
                 <w:sz w:val="18"/>
                 <w:szCs w:val="18"/>
               </w:rPr>
-            </w:pPr>
-            <w:r>
-              <w:rPr>
-                <w:rFonts w:ascii="宋体" w:hAnsi="宋体"/>
-                <w:color w:val="000000" w:themeColor="text1"/>
-                <w:sz w:val="18"/>
-                <w:szCs w:val="18"/>
-              </w:rPr>
-              <w:t>L</w:t>
+              <w:t>ips</w:t>
+            </w:r>
+            <w:r>
+              <w:rPr>
+                <w:rFonts w:ascii="宋体" w:hAnsi="宋体"/>
+                <w:color w:val="000000" w:themeColor="text1"/>
+                <w:sz w:val="18"/>
+                <w:szCs w:val="18"/>
+              </w:rPr>
+              <w:t>-</w:t>
+            </w:r>
+            <w:r>
+              <w:rPr>
+                <w:color w:val="000000" w:themeColor="text1"/>
+              </w:rPr>
+              <w:t xml:space="preserve"> </w:t>
+            </w:r>
+            <w:r>
+              <w:rPr>
+                <w:rFonts w:ascii="宋体" w:hAnsi="宋体"/>
+                <w:color w:val="000000" w:themeColor="text1"/>
+                <w:sz w:val="18"/>
+                <w:szCs w:val="18"/>
+              </w:rPr>
+              <w:t>MATNR</w:t>
             </w:r>
             <w:r>
               <w:rPr>
@@ -12799,40 +12928,16 @@
                 <w:sz w:val="18"/>
                 <w:szCs w:val="18"/>
               </w:rPr>
-              <w:t>ips</w:t>
-            </w:r>
-            <w:r>
-              <w:rPr>
-                <w:rFonts w:ascii="宋体" w:hAnsi="宋体"/>
-                <w:color w:val="000000" w:themeColor="text1"/>
-                <w:sz w:val="18"/>
-                <w:szCs w:val="18"/>
-              </w:rPr>
-              <w:t>-</w:t>
-            </w:r>
-            <w:r>
-              <w:rPr>
-                <w:color w:val="000000" w:themeColor="text1"/>
-              </w:rPr>
               <w:t xml:space="preserve"> </w:t>
             </w:r>
             <w:r>
               <w:rPr>
-                <w:rFonts w:ascii="宋体" w:hAnsi="宋体"/>
-                <w:color w:val="000000" w:themeColor="text1"/>
-                <w:sz w:val="18"/>
-                <w:szCs w:val="18"/>
-              </w:rPr>
-              <w:t>MATNR</w:t>
-            </w:r>
-            <w:r>
-              <w:rPr>
                 <w:rFonts w:ascii="宋体" w:hAnsi="宋体" w:hint="eastAsia"/>
                 <w:color w:val="000000" w:themeColor="text1"/>
                 <w:sz w:val="18"/>
                 <w:szCs w:val="18"/>
               </w:rPr>
-              <w:t xml:space="preserve"> =</w:t>
+              <w:t>=</w:t>
             </w:r>
             <w:r>
               <w:rPr>
@@ -12879,56 +12984,55 @@
               <w:pStyle w:val="afb"/>
               <w:jc w:val="left"/>
               <w:rPr>
+                <w:rFonts w:ascii="宋体" w:hAnsi="宋体"/>
+                <w:color w:val="000000" w:themeColor="text1"/>
+                <w:sz w:val="18"/>
+                <w:szCs w:val="18"/>
+              </w:rPr>
+            </w:pPr>
+            <w:r>
+              <w:rPr>
                 <w:rFonts w:ascii="宋体" w:hAnsi="宋体" w:hint="eastAsia"/>
                 <w:color w:val="000000" w:themeColor="text1"/>
                 <w:sz w:val="18"/>
                 <w:szCs w:val="18"/>
               </w:rPr>
-            </w:pPr>
-            <w:proofErr w:type="gramStart"/>
-            <w:r>
-              <w:rPr>
-                <w:rFonts w:ascii="宋体" w:hAnsi="宋体" w:hint="eastAsia"/>
-                <w:color w:val="000000" w:themeColor="text1"/>
-                <w:sz w:val="18"/>
-                <w:szCs w:val="18"/>
-              </w:rPr>
               <w:t>物料组描述</w:t>
             </w:r>
-            <w:proofErr w:type="gramEnd"/>
           </w:p>
         </w:tc>
         <w:tc>
           <w:tcPr>
             <w:tcW w:w="1843" w:type="dxa"/>
+            <w:shd w:val="clear" w:color="auto" w:fill="auto"/>
           </w:tcPr>
           <w:p>
             <w:pPr>
               <w:pStyle w:val="afb"/>
               <w:jc w:val="left"/>
               <w:rPr>
+                <w:rFonts w:ascii="宋体" w:hAnsi="宋体"/>
+                <w:color w:val="000000" w:themeColor="text1"/>
+                <w:sz w:val="18"/>
+                <w:szCs w:val="18"/>
+              </w:rPr>
+            </w:pPr>
+            <w:r>
+              <w:rPr>
+                <w:rFonts w:ascii="宋体" w:hAnsi="宋体"/>
+                <w:color w:val="000000" w:themeColor="text1"/>
+                <w:sz w:val="18"/>
+                <w:szCs w:val="18"/>
+              </w:rPr>
+              <w:t>V023</w:t>
+            </w:r>
+            <w:r>
+              <w:rPr>
                 <w:rFonts w:ascii="宋体" w:hAnsi="宋体" w:hint="eastAsia"/>
                 <w:color w:val="000000" w:themeColor="text1"/>
                 <w:sz w:val="18"/>
                 <w:szCs w:val="18"/>
               </w:rPr>
-            </w:pPr>
-            <w:r>
-              <w:rPr>
-                <w:rFonts w:ascii="宋体" w:hAnsi="宋体"/>
-                <w:color w:val="000000" w:themeColor="text1"/>
-                <w:sz w:val="18"/>
-                <w:szCs w:val="18"/>
-              </w:rPr>
-              <w:t>V023</w:t>
-            </w:r>
-            <w:r>
-              <w:rPr>
-                <w:rFonts w:ascii="宋体" w:hAnsi="宋体" w:hint="eastAsia"/>
-                <w:color w:val="000000" w:themeColor="text1"/>
-                <w:sz w:val="18"/>
-                <w:szCs w:val="18"/>
-              </w:rPr>
               <w:t>-</w:t>
             </w:r>
             <w:r>
@@ -12945,13 +13049,14 @@
         <w:tc>
           <w:tcPr>
             <w:tcW w:w="5528" w:type="dxa"/>
+            <w:shd w:val="clear" w:color="auto" w:fill="auto"/>
           </w:tcPr>
           <w:p>
             <w:pPr>
               <w:pStyle w:val="afb"/>
               <w:jc w:val="left"/>
               <w:rPr>
-                <w:rFonts w:ascii="宋体" w:hAnsi="宋体" w:hint="eastAsia"/>
+                <w:rFonts w:ascii="宋体" w:hAnsi="宋体"/>
                 <w:color w:val="000000" w:themeColor="text1"/>
                 <w:sz w:val="18"/>
                 <w:szCs w:val="18"/>
@@ -13029,19 +13134,19 @@
               <w:pStyle w:val="afb"/>
               <w:jc w:val="left"/>
               <w:rPr>
+                <w:rFonts w:ascii="宋体" w:hAnsi="宋体"/>
+                <w:color w:val="000000" w:themeColor="text1"/>
+                <w:sz w:val="18"/>
+                <w:szCs w:val="18"/>
+              </w:rPr>
+            </w:pPr>
+            <w:r>
+              <w:rPr>
                 <w:rFonts w:ascii="宋体" w:hAnsi="宋体" w:hint="eastAsia"/>
                 <w:color w:val="000000" w:themeColor="text1"/>
                 <w:sz w:val="18"/>
                 <w:szCs w:val="18"/>
               </w:rPr>
-            </w:pPr>
-            <w:r>
-              <w:rPr>
-                <w:rFonts w:ascii="宋体" w:hAnsi="宋体" w:hint="eastAsia"/>
-                <w:color w:val="000000" w:themeColor="text1"/>
-                <w:sz w:val="18"/>
-                <w:szCs w:val="18"/>
-              </w:rPr>
               <w:t>交货单数量</w:t>
             </w:r>
           </w:p>
@@ -13049,13 +13154,14 @@
         <w:tc>
           <w:tcPr>
             <w:tcW w:w="1843" w:type="dxa"/>
+            <w:shd w:val="clear" w:color="auto" w:fill="auto"/>
           </w:tcPr>
           <w:p>
             <w:pPr>
               <w:pStyle w:val="afb"/>
               <w:jc w:val="left"/>
               <w:rPr>
-                <w:rFonts w:ascii="宋体" w:hAnsi="宋体" w:hint="eastAsia"/>
+                <w:rFonts w:ascii="宋体" w:hAnsi="宋体"/>
                 <w:color w:val="000000" w:themeColor="text1"/>
                 <w:sz w:val="18"/>
                 <w:szCs w:val="18"/>
@@ -13075,13 +13181,14 @@
         <w:tc>
           <w:tcPr>
             <w:tcW w:w="5528" w:type="dxa"/>
+            <w:shd w:val="clear" w:color="auto" w:fill="auto"/>
           </w:tcPr>
           <w:p>
             <w:pPr>
               <w:pStyle w:val="afb"/>
               <w:jc w:val="left"/>
               <w:rPr>
-                <w:rFonts w:ascii="宋体" w:hAnsi="宋体" w:hint="eastAsia"/>
+                <w:rFonts w:ascii="宋体" w:hAnsi="宋体"/>
                 <w:color w:val="000000" w:themeColor="text1"/>
                 <w:sz w:val="18"/>
                 <w:szCs w:val="18"/>
@@ -13125,13 +13232,14 @@
         <w:tc>
           <w:tcPr>
             <w:tcW w:w="1843" w:type="dxa"/>
+            <w:shd w:val="clear" w:color="auto" w:fill="auto"/>
           </w:tcPr>
           <w:p>
             <w:pPr>
               <w:pStyle w:val="afb"/>
               <w:jc w:val="left"/>
               <w:rPr>
-                <w:rFonts w:ascii="宋体" w:hAnsi="宋体" w:hint="eastAsia"/>
+                <w:rFonts w:ascii="宋体" w:hAnsi="宋体"/>
                 <w:color w:val="000000" w:themeColor="text1"/>
                 <w:sz w:val="18"/>
                 <w:szCs w:val="18"/>
@@ -13142,18 +13250,28 @@
         <w:tc>
           <w:tcPr>
             <w:tcW w:w="5528" w:type="dxa"/>
+            <w:shd w:val="clear" w:color="auto" w:fill="auto"/>
           </w:tcPr>
           <w:p>
             <w:pPr>
               <w:pStyle w:val="afb"/>
               <w:jc w:val="left"/>
               <w:rPr>
+                <w:rFonts w:ascii="宋体" w:hAnsi="宋体"/>
+                <w:color w:val="000000" w:themeColor="text1"/>
+                <w:sz w:val="18"/>
+                <w:szCs w:val="18"/>
+              </w:rPr>
+            </w:pPr>
+            <w:r>
+              <w:rPr>
                 <w:rFonts w:ascii="宋体" w:hAnsi="宋体" w:hint="eastAsia"/>
                 <w:color w:val="000000" w:themeColor="text1"/>
                 <w:sz w:val="18"/>
                 <w:szCs w:val="18"/>
               </w:rPr>
-            </w:pPr>
+              <w:t>【</w:t>
+            </w:r>
             <w:r>
               <w:rPr>
                 <w:rFonts w:ascii="宋体" w:hAnsi="宋体" w:hint="eastAsia"/>
@@ -13161,7 +13279,7 @@
                 <w:sz w:val="18"/>
                 <w:szCs w:val="18"/>
               </w:rPr>
-              <w:t>【</w:t>
+              <w:t>交货单数量</w:t>
             </w:r>
             <w:r>
               <w:rPr>
@@ -13170,7 +13288,7 @@
                 <w:sz w:val="18"/>
                 <w:szCs w:val="18"/>
               </w:rPr>
-              <w:t>交货单数量</w:t>
+              <w:t>】*【</w:t>
             </w:r>
             <w:r>
               <w:rPr>
@@ -13179,7 +13297,7 @@
                 <w:sz w:val="18"/>
                 <w:szCs w:val="18"/>
               </w:rPr>
-              <w:t>】*【</w:t>
+              <w:t xml:space="preserve"> </w:t>
             </w:r>
             <w:r>
               <w:rPr>
@@ -13188,7 +13306,7 @@
                 <w:sz w:val="18"/>
                 <w:szCs w:val="18"/>
               </w:rPr>
-              <w:t xml:space="preserve"> VBAP-</w:t>
+              <w:t>VBAP-</w:t>
             </w:r>
             <w:r>
               <w:rPr>
@@ -13244,19 +13362,19 @@
               <w:pStyle w:val="afb"/>
               <w:jc w:val="left"/>
               <w:rPr>
+                <w:rFonts w:ascii="宋体" w:hAnsi="宋体"/>
+                <w:color w:val="000000" w:themeColor="text1"/>
+                <w:sz w:val="18"/>
+                <w:szCs w:val="18"/>
+              </w:rPr>
+            </w:pPr>
+            <w:r>
+              <w:rPr>
                 <w:rFonts w:ascii="宋体" w:hAnsi="宋体" w:hint="eastAsia"/>
                 <w:color w:val="000000" w:themeColor="text1"/>
                 <w:sz w:val="18"/>
                 <w:szCs w:val="18"/>
               </w:rPr>
-            </w:pPr>
-            <w:r>
-              <w:rPr>
-                <w:rFonts w:ascii="宋体" w:hAnsi="宋体" w:hint="eastAsia"/>
-                <w:color w:val="000000" w:themeColor="text1"/>
-                <w:sz w:val="18"/>
-                <w:szCs w:val="18"/>
-              </w:rPr>
               <w:t>工厂</w:t>
             </w:r>
           </w:p>
@@ -13264,25 +13382,26 @@
         <w:tc>
           <w:tcPr>
             <w:tcW w:w="1843" w:type="dxa"/>
+            <w:shd w:val="clear" w:color="auto" w:fill="auto"/>
           </w:tcPr>
           <w:p>
             <w:pPr>
               <w:pStyle w:val="afb"/>
               <w:jc w:val="left"/>
               <w:rPr>
+                <w:rFonts w:ascii="宋体" w:hAnsi="宋体"/>
+                <w:color w:val="000000" w:themeColor="text1"/>
+                <w:sz w:val="18"/>
+                <w:szCs w:val="18"/>
+              </w:rPr>
+            </w:pPr>
+            <w:r>
+              <w:rPr>
                 <w:rFonts w:ascii="宋体" w:hAnsi="宋体" w:hint="eastAsia"/>
                 <w:color w:val="000000" w:themeColor="text1"/>
                 <w:sz w:val="18"/>
                 <w:szCs w:val="18"/>
               </w:rPr>
-            </w:pPr>
-            <w:r>
-              <w:rPr>
-                <w:rFonts w:ascii="宋体" w:hAnsi="宋体" w:hint="eastAsia"/>
-                <w:color w:val="000000" w:themeColor="text1"/>
-                <w:sz w:val="18"/>
-                <w:szCs w:val="18"/>
-              </w:rPr>
               <w:t>L</w:t>
             </w:r>
             <w:r>
@@ -13299,13 +13418,14 @@
         <w:tc>
           <w:tcPr>
             <w:tcW w:w="5528" w:type="dxa"/>
+            <w:shd w:val="clear" w:color="auto" w:fill="auto"/>
           </w:tcPr>
           <w:p>
             <w:pPr>
               <w:pStyle w:val="afb"/>
               <w:jc w:val="left"/>
               <w:rPr>
-                <w:rFonts w:ascii="宋体" w:hAnsi="宋体" w:hint="eastAsia"/>
+                <w:rFonts w:ascii="宋体" w:hAnsi="宋体"/>
                 <w:color w:val="000000" w:themeColor="text1"/>
                 <w:sz w:val="18"/>
                 <w:szCs w:val="18"/>
@@ -13329,19 +13449,19 @@
               <w:pStyle w:val="afb"/>
               <w:jc w:val="left"/>
               <w:rPr>
+                <w:rFonts w:ascii="宋体" w:hAnsi="宋体"/>
+                <w:color w:val="000000" w:themeColor="text1"/>
+                <w:sz w:val="18"/>
+                <w:szCs w:val="18"/>
+              </w:rPr>
+            </w:pPr>
+            <w:r>
+              <w:rPr>
                 <w:rFonts w:ascii="宋体" w:hAnsi="宋体" w:hint="eastAsia"/>
                 <w:color w:val="000000" w:themeColor="text1"/>
                 <w:sz w:val="18"/>
                 <w:szCs w:val="18"/>
               </w:rPr>
-            </w:pPr>
-            <w:r>
-              <w:rPr>
-                <w:rFonts w:ascii="宋体" w:hAnsi="宋体" w:hint="eastAsia"/>
-                <w:color w:val="000000" w:themeColor="text1"/>
-                <w:sz w:val="18"/>
-                <w:szCs w:val="18"/>
-              </w:rPr>
               <w:t>工厂描述</w:t>
             </w:r>
           </w:p>
@@ -13349,34 +13469,35 @@
         <w:tc>
           <w:tcPr>
             <w:tcW w:w="1843" w:type="dxa"/>
+            <w:shd w:val="clear" w:color="auto" w:fill="auto"/>
           </w:tcPr>
           <w:p>
             <w:pPr>
               <w:pStyle w:val="afb"/>
               <w:jc w:val="left"/>
               <w:rPr>
+                <w:rFonts w:ascii="宋体" w:hAnsi="宋体"/>
+                <w:color w:val="000000" w:themeColor="text1"/>
+                <w:sz w:val="18"/>
+                <w:szCs w:val="18"/>
+              </w:rPr>
+            </w:pPr>
+            <w:r>
+              <w:rPr>
+                <w:rFonts w:ascii="宋体" w:hAnsi="宋体"/>
+                <w:color w:val="000000" w:themeColor="text1"/>
+                <w:sz w:val="18"/>
+                <w:szCs w:val="18"/>
+              </w:rPr>
+              <w:t>T001W</w:t>
+            </w:r>
+            <w:r>
+              <w:rPr>
                 <w:rFonts w:ascii="宋体" w:hAnsi="宋体" w:hint="eastAsia"/>
                 <w:color w:val="000000" w:themeColor="text1"/>
                 <w:sz w:val="18"/>
                 <w:szCs w:val="18"/>
               </w:rPr>
-            </w:pPr>
-            <w:r>
-              <w:rPr>
-                <w:rFonts w:ascii="宋体" w:hAnsi="宋体"/>
-                <w:color w:val="000000" w:themeColor="text1"/>
-                <w:sz w:val="18"/>
-                <w:szCs w:val="18"/>
-              </w:rPr>
-              <w:t>T001W</w:t>
-            </w:r>
-            <w:r>
-              <w:rPr>
-                <w:rFonts w:ascii="宋体" w:hAnsi="宋体" w:hint="eastAsia"/>
-                <w:color w:val="000000" w:themeColor="text1"/>
-                <w:sz w:val="18"/>
-                <w:szCs w:val="18"/>
-              </w:rPr>
               <w:t>-</w:t>
             </w:r>
             <w:r>
@@ -13393,13 +13514,14 @@
         <w:tc>
           <w:tcPr>
             <w:tcW w:w="5528" w:type="dxa"/>
+            <w:shd w:val="clear" w:color="auto" w:fill="auto"/>
           </w:tcPr>
           <w:p>
             <w:pPr>
               <w:pStyle w:val="afb"/>
               <w:jc w:val="left"/>
               <w:rPr>
-                <w:rFonts w:ascii="宋体" w:hAnsi="宋体" w:hint="eastAsia"/>
+                <w:rFonts w:ascii="宋体" w:hAnsi="宋体"/>
                 <w:color w:val="000000" w:themeColor="text1"/>
                 <w:sz w:val="18"/>
                 <w:szCs w:val="18"/>
@@ -13495,19 +13617,19 @@
               <w:pStyle w:val="afb"/>
               <w:jc w:val="left"/>
               <w:rPr>
+                <w:rFonts w:ascii="宋体" w:hAnsi="宋体"/>
+                <w:color w:val="000000" w:themeColor="text1"/>
+                <w:sz w:val="18"/>
+                <w:szCs w:val="18"/>
+              </w:rPr>
+            </w:pPr>
+            <w:r>
+              <w:rPr>
                 <w:rFonts w:ascii="宋体" w:hAnsi="宋体" w:hint="eastAsia"/>
                 <w:color w:val="000000" w:themeColor="text1"/>
                 <w:sz w:val="18"/>
                 <w:szCs w:val="18"/>
               </w:rPr>
-            </w:pPr>
-            <w:r>
-              <w:rPr>
-                <w:rFonts w:ascii="宋体" w:hAnsi="宋体" w:hint="eastAsia"/>
-                <w:color w:val="000000" w:themeColor="text1"/>
-                <w:sz w:val="18"/>
-                <w:szCs w:val="18"/>
-              </w:rPr>
               <w:t>仓库</w:t>
             </w:r>
           </w:p>
@@ -13515,13 +13637,14 @@
         <w:tc>
           <w:tcPr>
             <w:tcW w:w="1843" w:type="dxa"/>
+            <w:shd w:val="clear" w:color="auto" w:fill="auto"/>
           </w:tcPr>
           <w:p>
             <w:pPr>
               <w:pStyle w:val="afb"/>
               <w:jc w:val="left"/>
               <w:rPr>
-                <w:rFonts w:ascii="宋体" w:hAnsi="宋体" w:hint="eastAsia"/>
+                <w:rFonts w:ascii="宋体" w:hAnsi="宋体"/>
                 <w:color w:val="000000" w:themeColor="text1"/>
                 <w:sz w:val="18"/>
                 <w:szCs w:val="18"/>
@@ -13541,13 +13664,14 @@
         <w:tc>
           <w:tcPr>
             <w:tcW w:w="5528" w:type="dxa"/>
+            <w:shd w:val="clear" w:color="auto" w:fill="auto"/>
           </w:tcPr>
           <w:p>
             <w:pPr>
               <w:pStyle w:val="afb"/>
               <w:jc w:val="left"/>
               <w:rPr>
-                <w:rFonts w:ascii="宋体" w:hAnsi="宋体" w:hint="eastAsia"/>
+                <w:rFonts w:ascii="宋体" w:hAnsi="宋体"/>
                 <w:color w:val="000000" w:themeColor="text1"/>
                 <w:sz w:val="18"/>
                 <w:szCs w:val="18"/>
@@ -13571,19 +13695,19 @@
               <w:pStyle w:val="afb"/>
               <w:jc w:val="left"/>
               <w:rPr>
+                <w:rFonts w:ascii="宋体" w:hAnsi="宋体"/>
+                <w:color w:val="000000" w:themeColor="text1"/>
+                <w:sz w:val="18"/>
+                <w:szCs w:val="18"/>
+              </w:rPr>
+            </w:pPr>
+            <w:r>
+              <w:rPr>
                 <w:rFonts w:ascii="宋体" w:hAnsi="宋体" w:hint="eastAsia"/>
                 <w:color w:val="000000" w:themeColor="text1"/>
                 <w:sz w:val="18"/>
                 <w:szCs w:val="18"/>
               </w:rPr>
-            </w:pPr>
-            <w:r>
-              <w:rPr>
-                <w:rFonts w:ascii="宋体" w:hAnsi="宋体" w:hint="eastAsia"/>
-                <w:color w:val="000000" w:themeColor="text1"/>
-                <w:sz w:val="18"/>
-                <w:szCs w:val="18"/>
-              </w:rPr>
               <w:t>仓库描述</w:t>
             </w:r>
           </w:p>
@@ -13591,13 +13715,14 @@
         <w:tc>
           <w:tcPr>
             <w:tcW w:w="1843" w:type="dxa"/>
+            <w:shd w:val="clear" w:color="auto" w:fill="auto"/>
           </w:tcPr>
           <w:p>
             <w:pPr>
               <w:pStyle w:val="afb"/>
               <w:jc w:val="left"/>
               <w:rPr>
-                <w:rFonts w:ascii="宋体" w:hAnsi="宋体" w:hint="eastAsia"/>
+                <w:rFonts w:ascii="宋体" w:hAnsi="宋体"/>
                 <w:color w:val="000000" w:themeColor="text1"/>
                 <w:sz w:val="18"/>
                 <w:szCs w:val="18"/>
@@ -13617,13 +13742,14 @@
         <w:tc>
           <w:tcPr>
             <w:tcW w:w="5528" w:type="dxa"/>
+            <w:shd w:val="clear" w:color="auto" w:fill="auto"/>
           </w:tcPr>
           <w:p>
             <w:pPr>
               <w:pStyle w:val="afb"/>
               <w:jc w:val="left"/>
               <w:rPr>
-                <w:rFonts w:ascii="宋体" w:hAnsi="宋体" w:hint="eastAsia"/>
+                <w:rFonts w:ascii="宋体" w:hAnsi="宋体"/>
                 <w:color w:val="000000" w:themeColor="text1"/>
                 <w:sz w:val="18"/>
                 <w:szCs w:val="18"/>
@@ -13659,25 +13785,14 @@
               </w:rPr>
               <w:t xml:space="preserve"> </w:t>
             </w:r>
-            <w:proofErr w:type="spellStart"/>
-            <w:r>
-              <w:rPr>
-                <w:rFonts w:ascii="宋体" w:hAnsi="宋体"/>
-                <w:color w:val="000000" w:themeColor="text1"/>
-                <w:sz w:val="18"/>
-                <w:szCs w:val="18"/>
-              </w:rPr>
-              <w:t>LGORT,and</w:t>
-            </w:r>
-            <w:proofErr w:type="spellEnd"/>
-            <w:r>
-              <w:rPr>
-                <w:rFonts w:ascii="宋体" w:hAnsi="宋体"/>
-                <w:color w:val="000000" w:themeColor="text1"/>
-                <w:sz w:val="18"/>
-                <w:szCs w:val="18"/>
-              </w:rPr>
-              <w:t xml:space="preserve">    </w:t>
+            <w:r>
+              <w:rPr>
+                <w:rFonts w:ascii="宋体" w:hAnsi="宋体"/>
+                <w:color w:val="000000" w:themeColor="text1"/>
+                <w:sz w:val="18"/>
+                <w:szCs w:val="18"/>
+              </w:rPr>
+              <w:t xml:space="preserve">LGORT,and    </w:t>
             </w:r>
             <w:r>
               <w:rPr>
@@ -13748,19 +13863,19 @@
               <w:pStyle w:val="afb"/>
               <w:jc w:val="left"/>
               <w:rPr>
+                <w:rFonts w:ascii="宋体" w:hAnsi="宋体"/>
+                <w:color w:val="000000" w:themeColor="text1"/>
+                <w:sz w:val="18"/>
+                <w:szCs w:val="18"/>
+              </w:rPr>
+            </w:pPr>
+            <w:r>
+              <w:rPr>
                 <w:rFonts w:ascii="宋体" w:hAnsi="宋体" w:hint="eastAsia"/>
                 <w:color w:val="000000" w:themeColor="text1"/>
                 <w:sz w:val="18"/>
                 <w:szCs w:val="18"/>
               </w:rPr>
-            </w:pPr>
-            <w:r>
-              <w:rPr>
-                <w:rFonts w:ascii="宋体" w:hAnsi="宋体" w:hint="eastAsia"/>
-                <w:color w:val="000000" w:themeColor="text1"/>
-                <w:sz w:val="18"/>
-                <w:szCs w:val="18"/>
-              </w:rPr>
               <w:t>是否发货</w:t>
             </w:r>
           </w:p>
@@ -13768,13 +13883,14 @@
         <w:tc>
           <w:tcPr>
             <w:tcW w:w="1843" w:type="dxa"/>
+            <w:shd w:val="clear" w:color="auto" w:fill="auto"/>
           </w:tcPr>
           <w:p>
             <w:pPr>
               <w:pStyle w:val="afb"/>
               <w:jc w:val="left"/>
               <w:rPr>
-                <w:rFonts w:ascii="宋体" w:hAnsi="宋体" w:hint="eastAsia"/>
+                <w:rFonts w:ascii="宋体" w:hAnsi="宋体"/>
                 <w:color w:val="000000" w:themeColor="text1"/>
                 <w:sz w:val="18"/>
                 <w:szCs w:val="18"/>
@@ -13794,13 +13910,14 @@
         <w:tc>
           <w:tcPr>
             <w:tcW w:w="5528" w:type="dxa"/>
+            <w:shd w:val="clear" w:color="auto" w:fill="auto"/>
           </w:tcPr>
           <w:p>
             <w:pPr>
               <w:pStyle w:val="afb"/>
               <w:jc w:val="left"/>
               <w:rPr>
-                <w:rFonts w:ascii="宋体" w:hAnsi="宋体" w:hint="eastAsia"/>
+                <w:rFonts w:ascii="宋体" w:hAnsi="宋体"/>
                 <w:color w:val="000000" w:themeColor="text1"/>
                 <w:sz w:val="18"/>
                 <w:szCs w:val="18"/>
@@ -13869,19 +13986,19 @@
               <w:pStyle w:val="afb"/>
               <w:jc w:val="left"/>
               <w:rPr>
+                <w:rFonts w:ascii="宋体" w:hAnsi="宋体"/>
+                <w:color w:val="000000" w:themeColor="text1"/>
+                <w:sz w:val="18"/>
+                <w:szCs w:val="18"/>
+              </w:rPr>
+            </w:pPr>
+            <w:r>
+              <w:rPr>
                 <w:rFonts w:ascii="宋体" w:hAnsi="宋体" w:hint="eastAsia"/>
                 <w:color w:val="000000" w:themeColor="text1"/>
                 <w:sz w:val="18"/>
                 <w:szCs w:val="18"/>
               </w:rPr>
-            </w:pPr>
-            <w:r>
-              <w:rPr>
-                <w:rFonts w:ascii="宋体" w:hAnsi="宋体" w:hint="eastAsia"/>
-                <w:color w:val="000000" w:themeColor="text1"/>
-                <w:sz w:val="18"/>
-                <w:szCs w:val="18"/>
-              </w:rPr>
               <w:t>发货日期</w:t>
             </w:r>
           </w:p>
@@ -13889,13 +14006,14 @@
         <w:tc>
           <w:tcPr>
             <w:tcW w:w="1843" w:type="dxa"/>
+            <w:shd w:val="clear" w:color="auto" w:fill="auto"/>
           </w:tcPr>
           <w:p>
             <w:pPr>
               <w:pStyle w:val="afb"/>
               <w:jc w:val="left"/>
               <w:rPr>
-                <w:rFonts w:ascii="宋体" w:hAnsi="宋体" w:hint="eastAsia"/>
+                <w:rFonts w:ascii="宋体" w:hAnsi="宋体"/>
                 <w:color w:val="000000" w:themeColor="text1"/>
                 <w:sz w:val="18"/>
                 <w:szCs w:val="18"/>
@@ -13915,13 +14033,14 @@
         <w:tc>
           <w:tcPr>
             <w:tcW w:w="5528" w:type="dxa"/>
+            <w:shd w:val="clear" w:color="auto" w:fill="auto"/>
           </w:tcPr>
           <w:p>
             <w:pPr>
               <w:pStyle w:val="afb"/>
               <w:jc w:val="left"/>
               <w:rPr>
-                <w:rFonts w:ascii="宋体" w:hAnsi="宋体" w:hint="eastAsia"/>
+                <w:rFonts w:ascii="宋体" w:hAnsi="宋体"/>
                 <w:color w:val="000000" w:themeColor="text1"/>
                 <w:sz w:val="18"/>
                 <w:szCs w:val="18"/>
@@ -13981,19 +14100,19 @@
               <w:pStyle w:val="afb"/>
               <w:jc w:val="left"/>
               <w:rPr>
+                <w:rFonts w:ascii="宋体" w:hAnsi="宋体"/>
+                <w:color w:val="000000" w:themeColor="text1"/>
+                <w:sz w:val="18"/>
+                <w:szCs w:val="18"/>
+              </w:rPr>
+            </w:pPr>
+            <w:r>
+              <w:rPr>
                 <w:rFonts w:ascii="宋体" w:hAnsi="宋体" w:hint="eastAsia"/>
                 <w:color w:val="000000" w:themeColor="text1"/>
                 <w:sz w:val="18"/>
                 <w:szCs w:val="18"/>
               </w:rPr>
-            </w:pPr>
-            <w:r>
-              <w:rPr>
-                <w:rFonts w:ascii="宋体" w:hAnsi="宋体" w:hint="eastAsia"/>
-                <w:color w:val="000000" w:themeColor="text1"/>
-                <w:sz w:val="18"/>
-                <w:szCs w:val="18"/>
-              </w:rPr>
               <w:t>是否签收</w:t>
             </w:r>
           </w:p>
@@ -14001,13 +14120,14 @@
         <w:tc>
           <w:tcPr>
             <w:tcW w:w="1843" w:type="dxa"/>
+            <w:shd w:val="clear" w:color="auto" w:fill="auto"/>
           </w:tcPr>
           <w:p>
             <w:pPr>
               <w:pStyle w:val="afb"/>
               <w:jc w:val="left"/>
               <w:rPr>
-                <w:rFonts w:ascii="宋体" w:hAnsi="宋体" w:hint="eastAsia"/>
+                <w:rFonts w:ascii="宋体" w:hAnsi="宋体"/>
                 <w:color w:val="000000" w:themeColor="text1"/>
                 <w:sz w:val="18"/>
                 <w:szCs w:val="18"/>
@@ -14027,13 +14147,14 @@
         <w:tc>
           <w:tcPr>
             <w:tcW w:w="5528" w:type="dxa"/>
+            <w:shd w:val="clear" w:color="auto" w:fill="auto"/>
           </w:tcPr>
           <w:p>
             <w:pPr>
               <w:pStyle w:val="afb"/>
               <w:jc w:val="left"/>
               <w:rPr>
-                <w:rFonts w:ascii="宋体" w:hAnsi="宋体" w:hint="eastAsia"/>
+                <w:rFonts w:ascii="宋体" w:hAnsi="宋体"/>
                 <w:color w:val="000000" w:themeColor="text1"/>
                 <w:sz w:val="18"/>
                 <w:szCs w:val="18"/>
@@ -14138,19 +14259,19 @@
               <w:pStyle w:val="afb"/>
               <w:jc w:val="left"/>
               <w:rPr>
+                <w:rFonts w:ascii="宋体" w:hAnsi="宋体"/>
+                <w:color w:val="000000" w:themeColor="text1"/>
+                <w:sz w:val="18"/>
+                <w:szCs w:val="18"/>
+              </w:rPr>
+            </w:pPr>
+            <w:r>
+              <w:rPr>
                 <w:rFonts w:ascii="宋体" w:hAnsi="宋体" w:hint="eastAsia"/>
                 <w:color w:val="000000" w:themeColor="text1"/>
                 <w:sz w:val="18"/>
                 <w:szCs w:val="18"/>
               </w:rPr>
-            </w:pPr>
-            <w:r>
-              <w:rPr>
-                <w:rFonts w:ascii="宋体" w:hAnsi="宋体" w:hint="eastAsia"/>
-                <w:color w:val="000000" w:themeColor="text1"/>
-                <w:sz w:val="18"/>
-                <w:szCs w:val="18"/>
-              </w:rPr>
               <w:t>签收日期</w:t>
             </w:r>
           </w:p>
@@ -14158,13 +14279,14 @@
         <w:tc>
           <w:tcPr>
             <w:tcW w:w="1843" w:type="dxa"/>
+            <w:shd w:val="clear" w:color="auto" w:fill="auto"/>
           </w:tcPr>
           <w:p>
             <w:pPr>
               <w:pStyle w:val="afb"/>
               <w:jc w:val="left"/>
               <w:rPr>
-                <w:rFonts w:ascii="宋体" w:hAnsi="宋体" w:hint="eastAsia"/>
+                <w:rFonts w:ascii="宋体" w:hAnsi="宋体"/>
                 <w:color w:val="000000" w:themeColor="text1"/>
                 <w:sz w:val="18"/>
                 <w:szCs w:val="18"/>
@@ -14184,13 +14306,14 @@
         <w:tc>
           <w:tcPr>
             <w:tcW w:w="5528" w:type="dxa"/>
+            <w:shd w:val="clear" w:color="auto" w:fill="auto"/>
           </w:tcPr>
           <w:p>
             <w:pPr>
               <w:pStyle w:val="afb"/>
               <w:jc w:val="left"/>
               <w:rPr>
-                <w:rFonts w:ascii="宋体" w:hAnsi="宋体" w:hint="eastAsia"/>
+                <w:rFonts w:ascii="宋体" w:hAnsi="宋体"/>
                 <w:color w:val="000000" w:themeColor="text1"/>
                 <w:sz w:val="18"/>
                 <w:szCs w:val="18"/>
@@ -14214,19 +14337,19 @@
               <w:pStyle w:val="afb"/>
               <w:jc w:val="left"/>
               <w:rPr>
+                <w:rFonts w:ascii="宋体" w:hAnsi="宋体"/>
+                <w:color w:val="000000" w:themeColor="text1"/>
+                <w:sz w:val="18"/>
+                <w:szCs w:val="18"/>
+              </w:rPr>
+            </w:pPr>
+            <w:r>
+              <w:rPr>
                 <w:rFonts w:ascii="宋体" w:hAnsi="宋体" w:hint="eastAsia"/>
                 <w:color w:val="000000" w:themeColor="text1"/>
                 <w:sz w:val="18"/>
                 <w:szCs w:val="18"/>
               </w:rPr>
-            </w:pPr>
-            <w:r>
-              <w:rPr>
-                <w:rFonts w:ascii="宋体" w:hAnsi="宋体" w:hint="eastAsia"/>
-                <w:color w:val="000000" w:themeColor="text1"/>
-                <w:sz w:val="18"/>
-                <w:szCs w:val="18"/>
-              </w:rPr>
               <w:t>差异数量</w:t>
             </w:r>
           </w:p>
@@ -14234,13 +14357,14 @@
         <w:tc>
           <w:tcPr>
             <w:tcW w:w="1843" w:type="dxa"/>
+            <w:shd w:val="clear" w:color="auto" w:fill="auto"/>
           </w:tcPr>
           <w:p>
             <w:pPr>
               <w:pStyle w:val="afb"/>
               <w:jc w:val="left"/>
               <w:rPr>
-                <w:rFonts w:ascii="宋体" w:hAnsi="宋体" w:hint="eastAsia"/>
+                <w:rFonts w:ascii="宋体" w:hAnsi="宋体"/>
                 <w:color w:val="000000" w:themeColor="text1"/>
                 <w:sz w:val="18"/>
                 <w:szCs w:val="18"/>
@@ -14260,13 +14384,14 @@
         <w:tc>
           <w:tcPr>
             <w:tcW w:w="5528" w:type="dxa"/>
+            <w:shd w:val="clear" w:color="auto" w:fill="auto"/>
           </w:tcPr>
           <w:p>
             <w:pPr>
               <w:pStyle w:val="afb"/>
               <w:jc w:val="left"/>
               <w:rPr>
-                <w:rFonts w:ascii="宋体" w:hAnsi="宋体" w:hint="eastAsia"/>
+                <w:rFonts w:ascii="宋体" w:hAnsi="宋体"/>
                 <w:color w:val="000000" w:themeColor="text1"/>
                 <w:sz w:val="18"/>
                 <w:szCs w:val="18"/>
@@ -14335,19 +14460,19 @@
               <w:pStyle w:val="afb"/>
               <w:jc w:val="left"/>
               <w:rPr>
+                <w:rFonts w:ascii="宋体" w:hAnsi="宋体"/>
+                <w:color w:val="000000" w:themeColor="text1"/>
+                <w:sz w:val="18"/>
+                <w:szCs w:val="18"/>
+              </w:rPr>
+            </w:pPr>
+            <w:r>
+              <w:rPr>
                 <w:rFonts w:ascii="宋体" w:hAnsi="宋体" w:hint="eastAsia"/>
                 <w:color w:val="000000" w:themeColor="text1"/>
                 <w:sz w:val="18"/>
                 <w:szCs w:val="18"/>
               </w:rPr>
-            </w:pPr>
-            <w:r>
-              <w:rPr>
-                <w:rFonts w:ascii="宋体" w:hAnsi="宋体" w:hint="eastAsia"/>
-                <w:color w:val="000000" w:themeColor="text1"/>
-                <w:sz w:val="18"/>
-                <w:szCs w:val="18"/>
-              </w:rPr>
               <w:t>发票号码</w:t>
             </w:r>
           </w:p>
@@ -14355,13 +14480,14 @@
         <w:tc>
           <w:tcPr>
             <w:tcW w:w="1843" w:type="dxa"/>
+            <w:shd w:val="clear" w:color="auto" w:fill="auto"/>
           </w:tcPr>
           <w:p>
             <w:pPr>
               <w:pStyle w:val="afb"/>
               <w:jc w:val="left"/>
               <w:rPr>
-                <w:rFonts w:ascii="宋体" w:hAnsi="宋体" w:hint="eastAsia"/>
+                <w:rFonts w:ascii="宋体" w:hAnsi="宋体"/>
                 <w:color w:val="000000" w:themeColor="text1"/>
                 <w:sz w:val="18"/>
                 <w:szCs w:val="18"/>
@@ -14381,13 +14507,14 @@
         <w:tc>
           <w:tcPr>
             <w:tcW w:w="5528" w:type="dxa"/>
+            <w:shd w:val="clear" w:color="auto" w:fill="auto"/>
           </w:tcPr>
           <w:p>
             <w:pPr>
               <w:pStyle w:val="afb"/>
               <w:jc w:val="left"/>
               <w:rPr>
-                <w:rFonts w:ascii="宋体" w:hAnsi="宋体" w:hint="eastAsia"/>
+                <w:rFonts w:ascii="宋体" w:hAnsi="宋体"/>
                 <w:color w:val="000000" w:themeColor="text1"/>
                 <w:sz w:val="18"/>
                 <w:szCs w:val="18"/>
@@ -14438,19 +14565,19 @@
               <w:pStyle w:val="afb"/>
               <w:jc w:val="left"/>
               <w:rPr>
+                <w:rFonts w:ascii="宋体" w:hAnsi="宋体"/>
+                <w:color w:val="000000" w:themeColor="text1"/>
+                <w:sz w:val="18"/>
+                <w:szCs w:val="18"/>
+              </w:rPr>
+            </w:pPr>
+            <w:r>
+              <w:rPr>
                 <w:rFonts w:ascii="宋体" w:hAnsi="宋体" w:hint="eastAsia"/>
                 <w:color w:val="000000" w:themeColor="text1"/>
                 <w:sz w:val="18"/>
                 <w:szCs w:val="18"/>
               </w:rPr>
-            </w:pPr>
-            <w:r>
-              <w:rPr>
-                <w:rFonts w:ascii="宋体" w:hAnsi="宋体" w:hint="eastAsia"/>
-                <w:color w:val="000000" w:themeColor="text1"/>
-                <w:sz w:val="18"/>
-                <w:szCs w:val="18"/>
-              </w:rPr>
               <w:t>发票行</w:t>
             </w:r>
           </w:p>
@@ -14458,13 +14585,14 @@
         <w:tc>
           <w:tcPr>
             <w:tcW w:w="1843" w:type="dxa"/>
+            <w:shd w:val="clear" w:color="auto" w:fill="auto"/>
           </w:tcPr>
           <w:p>
             <w:pPr>
               <w:pStyle w:val="afb"/>
               <w:jc w:val="left"/>
               <w:rPr>
-                <w:rFonts w:ascii="宋体" w:hAnsi="宋体" w:hint="eastAsia"/>
+                <w:rFonts w:ascii="宋体" w:hAnsi="宋体"/>
                 <w:color w:val="000000" w:themeColor="text1"/>
                 <w:sz w:val="18"/>
                 <w:szCs w:val="18"/>
@@ -14484,13 +14612,14 @@
         <w:tc>
           <w:tcPr>
             <w:tcW w:w="5528" w:type="dxa"/>
+            <w:shd w:val="clear" w:color="auto" w:fill="auto"/>
           </w:tcPr>
           <w:p>
             <w:pPr>
               <w:pStyle w:val="afb"/>
               <w:jc w:val="left"/>
               <w:rPr>
-                <w:rFonts w:ascii="宋体" w:hAnsi="宋体" w:hint="eastAsia"/>
+                <w:rFonts w:ascii="宋体" w:hAnsi="宋体"/>
                 <w:color w:val="000000" w:themeColor="text1"/>
                 <w:sz w:val="18"/>
                 <w:szCs w:val="18"/>
@@ -14514,19 +14643,19 @@
               <w:pStyle w:val="afb"/>
               <w:jc w:val="left"/>
               <w:rPr>
+                <w:rFonts w:ascii="宋体" w:hAnsi="宋体"/>
+                <w:color w:val="000000" w:themeColor="text1"/>
+                <w:sz w:val="18"/>
+                <w:szCs w:val="18"/>
+              </w:rPr>
+            </w:pPr>
+            <w:r>
+              <w:rPr>
                 <w:rFonts w:ascii="宋体" w:hAnsi="宋体" w:hint="eastAsia"/>
                 <w:color w:val="000000" w:themeColor="text1"/>
                 <w:sz w:val="18"/>
                 <w:szCs w:val="18"/>
               </w:rPr>
-            </w:pPr>
-            <w:r>
-              <w:rPr>
-                <w:rFonts w:ascii="宋体" w:hAnsi="宋体" w:hint="eastAsia"/>
-                <w:color w:val="000000" w:themeColor="text1"/>
-                <w:sz w:val="18"/>
-                <w:szCs w:val="18"/>
-              </w:rPr>
               <w:t>发票数量</w:t>
             </w:r>
           </w:p>
@@ -14534,34 +14663,35 @@
         <w:tc>
           <w:tcPr>
             <w:tcW w:w="1843" w:type="dxa"/>
+            <w:shd w:val="clear" w:color="auto" w:fill="auto"/>
           </w:tcPr>
           <w:p>
             <w:pPr>
               <w:pStyle w:val="afb"/>
               <w:jc w:val="left"/>
               <w:rPr>
+                <w:rFonts w:ascii="宋体" w:hAnsi="宋体"/>
+                <w:color w:val="000000" w:themeColor="text1"/>
+                <w:sz w:val="18"/>
+                <w:szCs w:val="18"/>
+              </w:rPr>
+            </w:pPr>
+            <w:r>
+              <w:rPr>
+                <w:rFonts w:ascii="宋体" w:hAnsi="宋体"/>
+                <w:color w:val="000000" w:themeColor="text1"/>
+                <w:sz w:val="18"/>
+                <w:szCs w:val="18"/>
+              </w:rPr>
+              <w:t>VBRP</w:t>
+            </w:r>
+            <w:r>
+              <w:rPr>
                 <w:rFonts w:ascii="宋体" w:hAnsi="宋体" w:hint="eastAsia"/>
                 <w:color w:val="000000" w:themeColor="text1"/>
                 <w:sz w:val="18"/>
                 <w:szCs w:val="18"/>
               </w:rPr>
-            </w:pPr>
-            <w:r>
-              <w:rPr>
-                <w:rFonts w:ascii="宋体" w:hAnsi="宋体"/>
-                <w:color w:val="000000" w:themeColor="text1"/>
-                <w:sz w:val="18"/>
-                <w:szCs w:val="18"/>
-              </w:rPr>
-              <w:t>VBRP</w:t>
-            </w:r>
-            <w:r>
-              <w:rPr>
-                <w:rFonts w:ascii="宋体" w:hAnsi="宋体" w:hint="eastAsia"/>
-                <w:color w:val="000000" w:themeColor="text1"/>
-                <w:sz w:val="18"/>
-                <w:szCs w:val="18"/>
-              </w:rPr>
               <w:t xml:space="preserve"> -</w:t>
             </w:r>
             <w:r>
@@ -14578,13 +14708,14 @@
         <w:tc>
           <w:tcPr>
             <w:tcW w:w="5528" w:type="dxa"/>
+            <w:shd w:val="clear" w:color="auto" w:fill="auto"/>
           </w:tcPr>
           <w:p>
             <w:pPr>
               <w:pStyle w:val="afb"/>
               <w:jc w:val="left"/>
               <w:rPr>
-                <w:rFonts w:ascii="宋体" w:hAnsi="宋体" w:hint="eastAsia"/>
+                <w:rFonts w:ascii="宋体" w:hAnsi="宋体"/>
                 <w:color w:val="000000" w:themeColor="text1"/>
                 <w:sz w:val="18"/>
                 <w:szCs w:val="18"/>
@@ -14621,31 +14752,21 @@
                 <w:sz w:val="18"/>
                 <w:szCs w:val="18"/>
               </w:rPr>
-              <w:t>是否</w:t>
-            </w:r>
-            <w:proofErr w:type="gramStart"/>
-            <w:r>
-              <w:rPr>
-                <w:rFonts w:ascii="宋体" w:hAnsi="宋体" w:hint="eastAsia"/>
-                <w:color w:val="000000" w:themeColor="text1"/>
-                <w:sz w:val="18"/>
-                <w:szCs w:val="18"/>
-              </w:rPr>
-              <w:t>开金税</w:t>
-            </w:r>
-            <w:proofErr w:type="gramEnd"/>
+              <w:t>是否开金税</w:t>
+            </w:r>
           </w:p>
         </w:tc>
         <w:tc>
           <w:tcPr>
             <w:tcW w:w="1843" w:type="dxa"/>
+            <w:shd w:val="clear" w:color="auto" w:fill="auto"/>
           </w:tcPr>
           <w:p>
             <w:pPr>
               <w:pStyle w:val="afb"/>
               <w:jc w:val="left"/>
               <w:rPr>
-                <w:rFonts w:ascii="宋体" w:hAnsi="宋体" w:hint="eastAsia"/>
+                <w:rFonts w:ascii="宋体" w:hAnsi="宋体"/>
                 <w:color w:val="000000" w:themeColor="text1"/>
                 <w:sz w:val="18"/>
                 <w:szCs w:val="18"/>
@@ -14656,18 +14777,21 @@
         <w:tc>
           <w:tcPr>
             <w:tcW w:w="5528" w:type="dxa"/>
+            <w:shd w:val="clear" w:color="auto" w:fill="auto"/>
           </w:tcPr>
           <w:p>
             <w:pPr>
               <w:pStyle w:val="afb"/>
               <w:jc w:val="left"/>
               <w:rPr>
-                <w:rFonts w:ascii="宋体" w:hAnsi="宋体" w:hint="eastAsia"/>
-                <w:color w:val="000000" w:themeColor="text1"/>
-                <w:sz w:val="18"/>
-                <w:szCs w:val="18"/>
-              </w:rPr>
-            </w:pPr>
+                <w:rFonts w:ascii="宋体" w:hAnsi="宋体"/>
+                <w:color w:val="000000" w:themeColor="text1"/>
+                <w:sz w:val="18"/>
+                <w:szCs w:val="18"/>
+              </w:rPr>
+            </w:pPr>
+            <w:bookmarkStart w:id="6" w:name="_GoBack"/>
+            <w:bookmarkEnd w:id="6"/>
           </w:p>
         </w:tc>
       </w:tr>
@@ -14686,19 +14810,19 @@
               <w:pStyle w:val="afb"/>
               <w:jc w:val="left"/>
               <w:rPr>
+                <w:rFonts w:ascii="宋体" w:hAnsi="宋体"/>
+                <w:color w:val="000000" w:themeColor="text1"/>
+                <w:sz w:val="18"/>
+                <w:szCs w:val="18"/>
+              </w:rPr>
+            </w:pPr>
+            <w:r>
+              <w:rPr>
                 <w:rFonts w:ascii="宋体" w:hAnsi="宋体" w:hint="eastAsia"/>
                 <w:color w:val="000000" w:themeColor="text1"/>
                 <w:sz w:val="18"/>
                 <w:szCs w:val="18"/>
               </w:rPr>
-            </w:pPr>
-            <w:r>
-              <w:rPr>
-                <w:rFonts w:ascii="宋体" w:hAnsi="宋体" w:hint="eastAsia"/>
-                <w:color w:val="000000" w:themeColor="text1"/>
-                <w:sz w:val="18"/>
-                <w:szCs w:val="18"/>
-              </w:rPr>
               <w:t>销售订单号</w:t>
             </w:r>
           </w:p>
@@ -14706,13 +14830,14 @@
         <w:tc>
           <w:tcPr>
             <w:tcW w:w="1843" w:type="dxa"/>
+            <w:shd w:val="clear" w:color="auto" w:fill="auto"/>
           </w:tcPr>
           <w:p>
             <w:pPr>
               <w:pStyle w:val="afb"/>
               <w:jc w:val="left"/>
               <w:rPr>
-                <w:rFonts w:ascii="宋体" w:hAnsi="宋体" w:hint="eastAsia"/>
+                <w:rFonts w:ascii="宋体" w:hAnsi="宋体"/>
                 <w:color w:val="000000" w:themeColor="text1"/>
                 <w:sz w:val="18"/>
                 <w:szCs w:val="18"/>
@@ -14732,13 +14857,14 @@
         <w:tc>
           <w:tcPr>
             <w:tcW w:w="5528" w:type="dxa"/>
+            <w:shd w:val="clear" w:color="auto" w:fill="auto"/>
           </w:tcPr>
           <w:p>
             <w:pPr>
               <w:pStyle w:val="afb"/>
               <w:jc w:val="left"/>
               <w:rPr>
-                <w:rFonts w:ascii="宋体" w:hAnsi="宋体" w:hint="eastAsia"/>
+                <w:rFonts w:ascii="宋体" w:hAnsi="宋体"/>
                 <w:color w:val="000000" w:themeColor="text1"/>
                 <w:sz w:val="18"/>
                 <w:szCs w:val="18"/>
@@ -14762,19 +14888,19 @@
               <w:pStyle w:val="afb"/>
               <w:jc w:val="left"/>
               <w:rPr>
+                <w:rFonts w:ascii="宋体" w:hAnsi="宋体"/>
+                <w:color w:val="000000" w:themeColor="text1"/>
+                <w:sz w:val="18"/>
+                <w:szCs w:val="18"/>
+              </w:rPr>
+            </w:pPr>
+            <w:r>
+              <w:rPr>
                 <w:rFonts w:ascii="宋体" w:hAnsi="宋体" w:hint="eastAsia"/>
                 <w:color w:val="000000" w:themeColor="text1"/>
                 <w:sz w:val="18"/>
                 <w:szCs w:val="18"/>
               </w:rPr>
-            </w:pPr>
-            <w:r>
-              <w:rPr>
-                <w:rFonts w:ascii="宋体" w:hAnsi="宋体" w:hint="eastAsia"/>
-                <w:color w:val="000000" w:themeColor="text1"/>
-                <w:sz w:val="18"/>
-                <w:szCs w:val="18"/>
-              </w:rPr>
               <w:t>客户单号</w:t>
             </w:r>
           </w:p>
@@ -14782,25 +14908,26 @@
         <w:tc>
           <w:tcPr>
             <w:tcW w:w="1843" w:type="dxa"/>
+            <w:shd w:val="clear" w:color="auto" w:fill="auto"/>
           </w:tcPr>
           <w:p>
             <w:pPr>
               <w:pStyle w:val="afb"/>
               <w:jc w:val="left"/>
               <w:rPr>
+                <w:rFonts w:ascii="宋体" w:hAnsi="宋体"/>
+                <w:color w:val="000000" w:themeColor="text1"/>
+                <w:sz w:val="18"/>
+                <w:szCs w:val="18"/>
+              </w:rPr>
+            </w:pPr>
+            <w:r>
+              <w:rPr>
                 <w:rFonts w:ascii="宋体" w:hAnsi="宋体" w:hint="eastAsia"/>
                 <w:color w:val="000000" w:themeColor="text1"/>
                 <w:sz w:val="18"/>
                 <w:szCs w:val="18"/>
               </w:rPr>
-            </w:pPr>
-            <w:r>
-              <w:rPr>
-                <w:rFonts w:ascii="宋体" w:hAnsi="宋体" w:hint="eastAsia"/>
-                <w:color w:val="000000" w:themeColor="text1"/>
-                <w:sz w:val="18"/>
-                <w:szCs w:val="18"/>
-              </w:rPr>
               <w:t>V</w:t>
             </w:r>
             <w:r>
@@ -14817,13 +14944,14 @@
         <w:tc>
           <w:tcPr>
             <w:tcW w:w="5528" w:type="dxa"/>
+            <w:shd w:val="clear" w:color="auto" w:fill="auto"/>
           </w:tcPr>
           <w:p>
             <w:pPr>
               <w:pStyle w:val="afb"/>
               <w:jc w:val="left"/>
               <w:rPr>
-                <w:rFonts w:ascii="宋体" w:hAnsi="宋体" w:hint="eastAsia"/>
+                <w:rFonts w:ascii="宋体" w:hAnsi="宋体"/>
                 <w:color w:val="000000" w:themeColor="text1"/>
                 <w:sz w:val="18"/>
                 <w:szCs w:val="18"/>
@@ -14847,19 +14975,19 @@
               <w:pStyle w:val="afb"/>
               <w:jc w:val="left"/>
               <w:rPr>
+                <w:rFonts w:ascii="宋体" w:hAnsi="宋体"/>
+                <w:color w:val="000000" w:themeColor="text1"/>
+                <w:sz w:val="18"/>
+                <w:szCs w:val="18"/>
+              </w:rPr>
+            </w:pPr>
+            <w:r>
+              <w:rPr>
                 <w:rFonts w:ascii="宋体" w:hAnsi="宋体" w:hint="eastAsia"/>
                 <w:color w:val="000000" w:themeColor="text1"/>
                 <w:sz w:val="18"/>
                 <w:szCs w:val="18"/>
               </w:rPr>
-            </w:pPr>
-            <w:r>
-              <w:rPr>
-                <w:rFonts w:ascii="宋体" w:hAnsi="宋体" w:hint="eastAsia"/>
-                <w:color w:val="000000" w:themeColor="text1"/>
-                <w:sz w:val="18"/>
-                <w:szCs w:val="18"/>
-              </w:rPr>
               <w:t>订单类型</w:t>
             </w:r>
           </w:p>
@@ -14867,13 +14995,14 @@
         <w:tc>
           <w:tcPr>
             <w:tcW w:w="1843" w:type="dxa"/>
+            <w:shd w:val="clear" w:color="auto" w:fill="auto"/>
           </w:tcPr>
           <w:p>
             <w:pPr>
               <w:pStyle w:val="afb"/>
               <w:jc w:val="left"/>
               <w:rPr>
-                <w:rFonts w:ascii="宋体" w:hAnsi="宋体" w:hint="eastAsia"/>
+                <w:rFonts w:ascii="宋体" w:hAnsi="宋体"/>
                 <w:color w:val="000000" w:themeColor="text1"/>
                 <w:sz w:val="18"/>
                 <w:szCs w:val="18"/>
@@ -14893,13 +15022,14 @@
         <w:tc>
           <w:tcPr>
             <w:tcW w:w="5528" w:type="dxa"/>
+            <w:shd w:val="clear" w:color="auto" w:fill="auto"/>
           </w:tcPr>
           <w:p>
             <w:pPr>
               <w:pStyle w:val="afb"/>
               <w:jc w:val="left"/>
               <w:rPr>
-                <w:rFonts w:ascii="宋体" w:hAnsi="宋体" w:hint="eastAsia"/>
+                <w:rFonts w:ascii="宋体" w:hAnsi="宋体"/>
                 <w:color w:val="000000" w:themeColor="text1"/>
                 <w:sz w:val="18"/>
                 <w:szCs w:val="18"/>
@@ -14923,19 +15053,19 @@
               <w:pStyle w:val="afb"/>
               <w:jc w:val="left"/>
               <w:rPr>
+                <w:rFonts w:ascii="宋体" w:hAnsi="宋体"/>
+                <w:color w:val="000000" w:themeColor="text1"/>
+                <w:sz w:val="18"/>
+                <w:szCs w:val="18"/>
+              </w:rPr>
+            </w:pPr>
+            <w:r>
+              <w:rPr>
                 <w:rFonts w:ascii="宋体" w:hAnsi="宋体" w:hint="eastAsia"/>
                 <w:color w:val="000000" w:themeColor="text1"/>
                 <w:sz w:val="18"/>
                 <w:szCs w:val="18"/>
               </w:rPr>
-            </w:pPr>
-            <w:r>
-              <w:rPr>
-                <w:rFonts w:ascii="宋体" w:hAnsi="宋体" w:hint="eastAsia"/>
-                <w:color w:val="000000" w:themeColor="text1"/>
-                <w:sz w:val="18"/>
-                <w:szCs w:val="18"/>
-              </w:rPr>
               <w:t>订单类型描述</w:t>
             </w:r>
           </w:p>
@@ -14943,13 +15073,14 @@
         <w:tc>
           <w:tcPr>
             <w:tcW w:w="1843" w:type="dxa"/>
+            <w:shd w:val="clear" w:color="auto" w:fill="auto"/>
           </w:tcPr>
           <w:p>
             <w:pPr>
               <w:pStyle w:val="afb"/>
               <w:jc w:val="left"/>
               <w:rPr>
-                <w:rFonts w:ascii="宋体" w:hAnsi="宋体" w:hint="eastAsia"/>
+                <w:rFonts w:ascii="宋体" w:hAnsi="宋体"/>
                 <w:color w:val="000000" w:themeColor="text1"/>
                 <w:sz w:val="18"/>
                 <w:szCs w:val="18"/>
@@ -14969,13 +15100,14 @@
         <w:tc>
           <w:tcPr>
             <w:tcW w:w="5528" w:type="dxa"/>
+            <w:shd w:val="clear" w:color="auto" w:fill="auto"/>
           </w:tcPr>
           <w:p>
             <w:pPr>
               <w:pStyle w:val="afb"/>
               <w:jc w:val="left"/>
               <w:rPr>
-                <w:rFonts w:ascii="宋体" w:hAnsi="宋体" w:hint="eastAsia"/>
+                <w:rFonts w:ascii="宋体" w:hAnsi="宋体"/>
                 <w:color w:val="000000" w:themeColor="text1"/>
                 <w:sz w:val="18"/>
                 <w:szCs w:val="18"/>
@@ -14998,19 +15130,19 @@
               <w:pStyle w:val="afb"/>
               <w:jc w:val="left"/>
               <w:rPr>
+                <w:rFonts w:ascii="宋体" w:hAnsi="宋体"/>
+                <w:color w:val="000000" w:themeColor="text1"/>
+                <w:sz w:val="18"/>
+                <w:szCs w:val="18"/>
+              </w:rPr>
+            </w:pPr>
+            <w:r>
+              <w:rPr>
                 <w:rFonts w:ascii="宋体" w:hAnsi="宋体" w:hint="eastAsia"/>
                 <w:color w:val="000000" w:themeColor="text1"/>
                 <w:sz w:val="18"/>
                 <w:szCs w:val="18"/>
               </w:rPr>
-            </w:pPr>
-            <w:r>
-              <w:rPr>
-                <w:rFonts w:ascii="宋体" w:hAnsi="宋体" w:hint="eastAsia"/>
-                <w:color w:val="000000" w:themeColor="text1"/>
-                <w:sz w:val="18"/>
-                <w:szCs w:val="18"/>
-              </w:rPr>
               <w:t>业务员编码</w:t>
             </w:r>
           </w:p>
@@ -15018,13 +15150,14 @@
         <w:tc>
           <w:tcPr>
             <w:tcW w:w="1843" w:type="dxa"/>
+            <w:shd w:val="clear" w:color="auto" w:fill="auto"/>
           </w:tcPr>
           <w:p>
             <w:pPr>
               <w:pStyle w:val="afb"/>
               <w:jc w:val="left"/>
               <w:rPr>
-                <w:rFonts w:ascii="宋体" w:hAnsi="宋体" w:hint="eastAsia"/>
+                <w:rFonts w:ascii="宋体" w:hAnsi="宋体"/>
                 <w:color w:val="000000" w:themeColor="text1"/>
                 <w:sz w:val="18"/>
                 <w:szCs w:val="18"/>
@@ -15035,13 +15168,14 @@
         <w:tc>
           <w:tcPr>
             <w:tcW w:w="5528" w:type="dxa"/>
+            <w:shd w:val="clear" w:color="auto" w:fill="auto"/>
           </w:tcPr>
           <w:p>
             <w:pPr>
               <w:pStyle w:val="afb"/>
               <w:jc w:val="left"/>
               <w:rPr>
-                <w:rFonts w:ascii="宋体" w:hAnsi="宋体" w:hint="eastAsia"/>
+                <w:rFonts w:ascii="宋体" w:hAnsi="宋体"/>
                 <w:color w:val="000000" w:themeColor="text1"/>
                 <w:sz w:val="18"/>
                 <w:szCs w:val="18"/>
@@ -15244,19 +15378,19 @@
               <w:pStyle w:val="afb"/>
               <w:jc w:val="left"/>
               <w:rPr>
+                <w:rFonts w:ascii="宋体" w:hAnsi="宋体"/>
+                <w:color w:val="000000" w:themeColor="text1"/>
+                <w:sz w:val="18"/>
+                <w:szCs w:val="18"/>
+              </w:rPr>
+            </w:pPr>
+            <w:r>
+              <w:rPr>
                 <w:rFonts w:ascii="宋体" w:hAnsi="宋体" w:hint="eastAsia"/>
                 <w:color w:val="000000" w:themeColor="text1"/>
                 <w:sz w:val="18"/>
                 <w:szCs w:val="18"/>
               </w:rPr>
-            </w:pPr>
-            <w:r>
-              <w:rPr>
-                <w:rFonts w:ascii="宋体" w:hAnsi="宋体" w:hint="eastAsia"/>
-                <w:color w:val="000000" w:themeColor="text1"/>
-                <w:sz w:val="18"/>
-                <w:szCs w:val="18"/>
-              </w:rPr>
               <w:t>业务员名称</w:t>
             </w:r>
           </w:p>
@@ -15264,13 +15398,14 @@
         <w:tc>
           <w:tcPr>
             <w:tcW w:w="1843" w:type="dxa"/>
+            <w:shd w:val="clear" w:color="auto" w:fill="auto"/>
           </w:tcPr>
           <w:p>
             <w:pPr>
               <w:pStyle w:val="afb"/>
               <w:jc w:val="left"/>
               <w:rPr>
-                <w:rFonts w:ascii="宋体" w:hAnsi="宋体" w:hint="eastAsia"/>
+                <w:rFonts w:ascii="宋体" w:hAnsi="宋体"/>
                 <w:color w:val="000000" w:themeColor="text1"/>
                 <w:sz w:val="18"/>
                 <w:szCs w:val="18"/>
@@ -15281,13 +15416,14 @@
         <w:tc>
           <w:tcPr>
             <w:tcW w:w="5528" w:type="dxa"/>
+            <w:shd w:val="clear" w:color="auto" w:fill="auto"/>
           </w:tcPr>
           <w:p>
             <w:pPr>
               <w:pStyle w:val="afb"/>
               <w:jc w:val="left"/>
               <w:rPr>
-                <w:rFonts w:ascii="宋体" w:hAnsi="宋体" w:hint="eastAsia"/>
+                <w:rFonts w:ascii="宋体" w:hAnsi="宋体"/>
                 <w:color w:val="000000" w:themeColor="text1"/>
                 <w:sz w:val="18"/>
                 <w:szCs w:val="18"/>
@@ -15383,19 +15519,19 @@
               <w:pStyle w:val="afb"/>
               <w:jc w:val="left"/>
               <w:rPr>
+                <w:rFonts w:ascii="宋体" w:hAnsi="宋体"/>
+                <w:color w:val="000000" w:themeColor="text1"/>
+                <w:sz w:val="18"/>
+                <w:szCs w:val="18"/>
+              </w:rPr>
+            </w:pPr>
+            <w:r>
+              <w:rPr>
                 <w:rFonts w:ascii="宋体" w:hAnsi="宋体" w:hint="eastAsia"/>
                 <w:color w:val="000000" w:themeColor="text1"/>
                 <w:sz w:val="18"/>
                 <w:szCs w:val="18"/>
               </w:rPr>
-            </w:pPr>
-            <w:r>
-              <w:rPr>
-                <w:rFonts w:ascii="宋体" w:hAnsi="宋体" w:hint="eastAsia"/>
-                <w:color w:val="000000" w:themeColor="text1"/>
-                <w:sz w:val="18"/>
-                <w:szCs w:val="18"/>
-              </w:rPr>
               <w:t>凭证货币</w:t>
             </w:r>
           </w:p>
@@ -15403,13 +15539,14 @@
         <w:tc>
           <w:tcPr>
             <w:tcW w:w="1843" w:type="dxa"/>
+            <w:shd w:val="clear" w:color="auto" w:fill="auto"/>
           </w:tcPr>
           <w:p>
             <w:pPr>
               <w:pStyle w:val="afb"/>
               <w:jc w:val="left"/>
               <w:rPr>
-                <w:rFonts w:ascii="宋体" w:hAnsi="宋体" w:hint="eastAsia"/>
+                <w:rFonts w:ascii="宋体" w:hAnsi="宋体"/>
                 <w:color w:val="000000" w:themeColor="text1"/>
                 <w:sz w:val="18"/>
                 <w:szCs w:val="18"/>
@@ -15429,13 +15566,14 @@
         <w:tc>
           <w:tcPr>
             <w:tcW w:w="5528" w:type="dxa"/>
+            <w:shd w:val="clear" w:color="auto" w:fill="auto"/>
           </w:tcPr>
           <w:p>
             <w:pPr>
               <w:pStyle w:val="afb"/>
               <w:jc w:val="left"/>
               <w:rPr>
-                <w:rFonts w:ascii="宋体" w:hAnsi="宋体" w:hint="eastAsia"/>
+                <w:rFonts w:ascii="宋体" w:hAnsi="宋体"/>
                 <w:color w:val="000000" w:themeColor="text1"/>
                 <w:sz w:val="18"/>
                 <w:szCs w:val="18"/>
@@ -15459,19 +15597,19 @@
               <w:pStyle w:val="afb"/>
               <w:jc w:val="left"/>
               <w:rPr>
+                <w:rFonts w:ascii="宋体" w:hAnsi="宋体"/>
+                <w:color w:val="000000" w:themeColor="text1"/>
+                <w:sz w:val="18"/>
+                <w:szCs w:val="18"/>
+              </w:rPr>
+            </w:pPr>
+            <w:r>
+              <w:rPr>
                 <w:rFonts w:ascii="宋体" w:hAnsi="宋体" w:hint="eastAsia"/>
                 <w:color w:val="000000" w:themeColor="text1"/>
                 <w:sz w:val="18"/>
                 <w:szCs w:val="18"/>
               </w:rPr>
-            </w:pPr>
-            <w:r>
-              <w:rPr>
-                <w:rFonts w:ascii="宋体" w:hAnsi="宋体" w:hint="eastAsia"/>
-                <w:color w:val="000000" w:themeColor="text1"/>
-                <w:sz w:val="18"/>
-                <w:szCs w:val="18"/>
-              </w:rPr>
               <w:t>付款方式</w:t>
             </w:r>
           </w:p>
@@ -15479,13 +15617,14 @@
         <w:tc>
           <w:tcPr>
             <w:tcW w:w="1843" w:type="dxa"/>
+            <w:shd w:val="clear" w:color="auto" w:fill="auto"/>
           </w:tcPr>
           <w:p>
             <w:pPr>
               <w:pStyle w:val="afb"/>
               <w:jc w:val="left"/>
               <w:rPr>
-                <w:rFonts w:ascii="宋体" w:hAnsi="宋体" w:hint="eastAsia"/>
+                <w:rFonts w:ascii="宋体" w:hAnsi="宋体"/>
                 <w:color w:val="000000" w:themeColor="text1"/>
                 <w:sz w:val="18"/>
                 <w:szCs w:val="18"/>
@@ -15505,13 +15644,14 @@
         <w:tc>
           <w:tcPr>
             <w:tcW w:w="5528" w:type="dxa"/>
+            <w:shd w:val="clear" w:color="auto" w:fill="auto"/>
           </w:tcPr>
           <w:p>
             <w:pPr>
               <w:pStyle w:val="afb"/>
               <w:jc w:val="left"/>
               <w:rPr>
-                <w:rFonts w:ascii="宋体" w:hAnsi="宋体" w:hint="eastAsia"/>
+                <w:rFonts w:ascii="宋体" w:hAnsi="宋体"/>
                 <w:color w:val="000000" w:themeColor="text1"/>
                 <w:sz w:val="18"/>
                 <w:szCs w:val="18"/>
@@ -15577,19 +15717,19 @@
               <w:pStyle w:val="afb"/>
               <w:jc w:val="left"/>
               <w:rPr>
+                <w:rFonts w:ascii="宋体" w:hAnsi="宋体"/>
+                <w:color w:val="000000" w:themeColor="text1"/>
+                <w:sz w:val="18"/>
+                <w:szCs w:val="18"/>
+              </w:rPr>
+            </w:pPr>
+            <w:r>
+              <w:rPr>
                 <w:rFonts w:ascii="宋体" w:hAnsi="宋体" w:hint="eastAsia"/>
                 <w:color w:val="000000" w:themeColor="text1"/>
                 <w:sz w:val="18"/>
                 <w:szCs w:val="18"/>
               </w:rPr>
-            </w:pPr>
-            <w:r>
-              <w:rPr>
-                <w:rFonts w:ascii="宋体" w:hAnsi="宋体" w:hint="eastAsia"/>
-                <w:color w:val="000000" w:themeColor="text1"/>
-                <w:sz w:val="18"/>
-                <w:szCs w:val="18"/>
-              </w:rPr>
               <w:t>付款方式说明</w:t>
             </w:r>
           </w:p>
@@ -15597,34 +15737,35 @@
         <w:tc>
           <w:tcPr>
             <w:tcW w:w="1843" w:type="dxa"/>
+            <w:shd w:val="clear" w:color="auto" w:fill="auto"/>
           </w:tcPr>
           <w:p>
             <w:pPr>
               <w:pStyle w:val="afb"/>
               <w:jc w:val="left"/>
               <w:rPr>
+                <w:rFonts w:ascii="宋体" w:hAnsi="宋体"/>
+                <w:color w:val="000000" w:themeColor="text1"/>
+                <w:sz w:val="18"/>
+                <w:szCs w:val="18"/>
+              </w:rPr>
+            </w:pPr>
+            <w:r>
+              <w:rPr>
+                <w:rFonts w:ascii="宋体" w:hAnsi="宋体"/>
+                <w:color w:val="000000" w:themeColor="text1"/>
+                <w:sz w:val="18"/>
+                <w:szCs w:val="18"/>
+              </w:rPr>
+              <w:t>TVZBT</w:t>
+            </w:r>
+            <w:r>
+              <w:rPr>
                 <w:rFonts w:ascii="宋体" w:hAnsi="宋体" w:hint="eastAsia"/>
                 <w:color w:val="000000" w:themeColor="text1"/>
                 <w:sz w:val="18"/>
                 <w:szCs w:val="18"/>
               </w:rPr>
-            </w:pPr>
-            <w:r>
-              <w:rPr>
-                <w:rFonts w:ascii="宋体" w:hAnsi="宋体"/>
-                <w:color w:val="000000" w:themeColor="text1"/>
-                <w:sz w:val="18"/>
-                <w:szCs w:val="18"/>
-              </w:rPr>
-              <w:t>TVZBT</w:t>
-            </w:r>
-            <w:r>
-              <w:rPr>
-                <w:rFonts w:ascii="宋体" w:hAnsi="宋体" w:hint="eastAsia"/>
-                <w:color w:val="000000" w:themeColor="text1"/>
-                <w:sz w:val="18"/>
-                <w:szCs w:val="18"/>
-              </w:rPr>
               <w:t>-</w:t>
             </w:r>
             <w:r>
@@ -15641,13 +15782,14 @@
         <w:tc>
           <w:tcPr>
             <w:tcW w:w="5528" w:type="dxa"/>
+            <w:shd w:val="clear" w:color="auto" w:fill="auto"/>
           </w:tcPr>
           <w:p>
             <w:pPr>
               <w:pStyle w:val="afb"/>
               <w:jc w:val="left"/>
               <w:rPr>
-                <w:rFonts w:ascii="宋体" w:hAnsi="宋体" w:hint="eastAsia"/>
+                <w:rFonts w:ascii="宋体" w:hAnsi="宋体"/>
                 <w:color w:val="000000" w:themeColor="text1"/>
                 <w:sz w:val="18"/>
                 <w:szCs w:val="18"/>
@@ -15824,19 +15966,19 @@
               <w:pStyle w:val="afb"/>
               <w:jc w:val="left"/>
               <w:rPr>
+                <w:rFonts w:ascii="宋体" w:hAnsi="宋体"/>
+                <w:color w:val="000000" w:themeColor="text1"/>
+                <w:sz w:val="18"/>
+                <w:szCs w:val="18"/>
+              </w:rPr>
+            </w:pPr>
+            <w:r>
+              <w:rPr>
                 <w:rFonts w:ascii="宋体" w:hAnsi="宋体" w:hint="eastAsia"/>
                 <w:color w:val="000000" w:themeColor="text1"/>
                 <w:sz w:val="18"/>
                 <w:szCs w:val="18"/>
               </w:rPr>
-            </w:pPr>
-            <w:r>
-              <w:rPr>
-                <w:rFonts w:ascii="宋体" w:hAnsi="宋体" w:hint="eastAsia"/>
-                <w:color w:val="000000" w:themeColor="text1"/>
-                <w:sz w:val="18"/>
-                <w:szCs w:val="18"/>
-              </w:rPr>
               <w:t>订单创建日期</w:t>
             </w:r>
           </w:p>
@@ -15844,13 +15986,14 @@
         <w:tc>
           <w:tcPr>
             <w:tcW w:w="1843" w:type="dxa"/>
+            <w:shd w:val="clear" w:color="auto" w:fill="auto"/>
           </w:tcPr>
           <w:p>
             <w:pPr>
               <w:pStyle w:val="afb"/>
               <w:jc w:val="left"/>
               <w:rPr>
-                <w:rFonts w:ascii="宋体" w:hAnsi="宋体" w:hint="eastAsia"/>
+                <w:rFonts w:ascii="宋体" w:hAnsi="宋体"/>
                 <w:color w:val="000000" w:themeColor="text1"/>
                 <w:sz w:val="18"/>
                 <w:szCs w:val="18"/>
@@ -15870,13 +16013,14 @@
         <w:tc>
           <w:tcPr>
             <w:tcW w:w="5528" w:type="dxa"/>
+            <w:shd w:val="clear" w:color="auto" w:fill="auto"/>
           </w:tcPr>
           <w:p>
             <w:pPr>
               <w:pStyle w:val="afb"/>
               <w:jc w:val="left"/>
               <w:rPr>
-                <w:rFonts w:ascii="宋体" w:hAnsi="宋体" w:hint="eastAsia"/>
+                <w:rFonts w:ascii="宋体" w:hAnsi="宋体"/>
                 <w:color w:val="000000" w:themeColor="text1"/>
                 <w:sz w:val="18"/>
                 <w:szCs w:val="18"/>
@@ -15900,19 +16044,19 @@
               <w:pStyle w:val="afb"/>
               <w:jc w:val="left"/>
               <w:rPr>
+                <w:rFonts w:ascii="宋体" w:hAnsi="宋体"/>
+                <w:color w:val="000000" w:themeColor="text1"/>
+                <w:sz w:val="18"/>
+                <w:szCs w:val="18"/>
+              </w:rPr>
+            </w:pPr>
+            <w:r>
+              <w:rPr>
                 <w:rFonts w:ascii="宋体" w:hAnsi="宋体" w:hint="eastAsia"/>
                 <w:color w:val="000000" w:themeColor="text1"/>
                 <w:sz w:val="18"/>
                 <w:szCs w:val="18"/>
               </w:rPr>
-            </w:pPr>
-            <w:r>
-              <w:rPr>
-                <w:rFonts w:ascii="宋体" w:hAnsi="宋体" w:hint="eastAsia"/>
-                <w:color w:val="000000" w:themeColor="text1"/>
-                <w:sz w:val="18"/>
-                <w:szCs w:val="18"/>
-              </w:rPr>
               <w:t>创建者</w:t>
             </w:r>
           </w:p>
@@ -15920,13 +16064,14 @@
         <w:tc>
           <w:tcPr>
             <w:tcW w:w="1843" w:type="dxa"/>
+            <w:shd w:val="clear" w:color="auto" w:fill="auto"/>
           </w:tcPr>
           <w:p>
             <w:pPr>
               <w:pStyle w:val="afb"/>
               <w:jc w:val="left"/>
               <w:rPr>
-                <w:rFonts w:ascii="宋体" w:hAnsi="宋体" w:hint="eastAsia"/>
+                <w:rFonts w:ascii="宋体" w:hAnsi="宋体"/>
                 <w:color w:val="000000" w:themeColor="text1"/>
                 <w:sz w:val="18"/>
                 <w:szCs w:val="18"/>
@@ -15946,13 +16091,14 @@
         <w:tc>
           <w:tcPr>
             <w:tcW w:w="5528" w:type="dxa"/>
+            <w:shd w:val="clear" w:color="auto" w:fill="auto"/>
           </w:tcPr>
           <w:p>
             <w:pPr>
               <w:pStyle w:val="afb"/>
               <w:jc w:val="left"/>
               <w:rPr>
-                <w:rFonts w:ascii="宋体" w:hAnsi="宋体" w:hint="eastAsia"/>
+                <w:rFonts w:ascii="宋体" w:hAnsi="宋体"/>
                 <w:color w:val="000000" w:themeColor="text1"/>
                 <w:sz w:val="18"/>
                 <w:szCs w:val="18"/>
@@ -15976,19 +16122,19 @@
               <w:pStyle w:val="afb"/>
               <w:jc w:val="left"/>
               <w:rPr>
+                <w:rFonts w:ascii="宋体" w:hAnsi="宋体"/>
+                <w:color w:val="000000" w:themeColor="text1"/>
+                <w:sz w:val="18"/>
+                <w:szCs w:val="18"/>
+              </w:rPr>
+            </w:pPr>
+            <w:r>
+              <w:rPr>
                 <w:rFonts w:ascii="宋体" w:hAnsi="宋体" w:hint="eastAsia"/>
                 <w:color w:val="000000" w:themeColor="text1"/>
                 <w:sz w:val="18"/>
                 <w:szCs w:val="18"/>
               </w:rPr>
-            </w:pPr>
-            <w:r>
-              <w:rPr>
-                <w:rFonts w:ascii="宋体" w:hAnsi="宋体" w:hint="eastAsia"/>
-                <w:color w:val="000000" w:themeColor="text1"/>
-                <w:sz w:val="18"/>
-                <w:szCs w:val="18"/>
-              </w:rPr>
               <w:t>国家</w:t>
             </w:r>
           </w:p>
@@ -15996,13 +16142,14 @@
         <w:tc>
           <w:tcPr>
             <w:tcW w:w="1843" w:type="dxa"/>
+            <w:shd w:val="clear" w:color="auto" w:fill="auto"/>
           </w:tcPr>
           <w:p>
             <w:pPr>
               <w:pStyle w:val="afb"/>
               <w:jc w:val="left"/>
               <w:rPr>
-                <w:rFonts w:ascii="宋体" w:hAnsi="宋体" w:hint="eastAsia"/>
+                <w:rFonts w:ascii="宋体" w:hAnsi="宋体"/>
                 <w:color w:val="000000" w:themeColor="text1"/>
                 <w:sz w:val="18"/>
                 <w:szCs w:val="18"/>
@@ -16030,6 +16177,7 @@
         <w:tc>
           <w:tcPr>
             <w:tcW w:w="5528" w:type="dxa"/>
+            <w:shd w:val="clear" w:color="auto" w:fill="auto"/>
           </w:tcPr>
           <w:p>
             <w:pPr>
@@ -16037,7 +16185,7 @@
               <w:ind w:rightChars="-311" w:right="-684"/>
               <w:jc w:val="left"/>
               <w:rPr>
-                <w:rFonts w:ascii="宋体" w:hAnsi="宋体" w:hint="eastAsia"/>
+                <w:rFonts w:ascii="宋体" w:hAnsi="宋体"/>
                 <w:color w:val="000000" w:themeColor="text1"/>
                 <w:sz w:val="18"/>
                 <w:szCs w:val="18"/>
@@ -16104,7 +16252,15 @@
                 <w:color w:val="000000" w:themeColor="text1"/>
                 <w:sz w:val="20"/>
               </w:rPr>
-              <w:t xml:space="preserve"> ADRC-</w:t>
+              <w:t xml:space="preserve"> </w:t>
+            </w:r>
+            <w:r>
+              <w:rPr>
+                <w:rFonts w:ascii="宋体" w:hAnsi="宋体"/>
+                <w:color w:val="000000" w:themeColor="text1"/>
+                <w:sz w:val="20"/>
+              </w:rPr>
+              <w:t>ADRC-</w:t>
             </w:r>
             <w:r>
               <w:rPr>
@@ -16133,19 +16289,19 @@
               <w:pStyle w:val="afb"/>
               <w:jc w:val="left"/>
               <w:rPr>
+                <w:rFonts w:ascii="宋体" w:hAnsi="宋体"/>
+                <w:color w:val="000000" w:themeColor="text1"/>
+                <w:sz w:val="18"/>
+                <w:szCs w:val="18"/>
+              </w:rPr>
+            </w:pPr>
+            <w:r>
+              <w:rPr>
                 <w:rFonts w:ascii="宋体" w:hAnsi="宋体" w:hint="eastAsia"/>
                 <w:color w:val="000000" w:themeColor="text1"/>
                 <w:sz w:val="18"/>
                 <w:szCs w:val="18"/>
               </w:rPr>
-            </w:pPr>
-            <w:r>
-              <w:rPr>
-                <w:rFonts w:ascii="宋体" w:hAnsi="宋体" w:hint="eastAsia"/>
-                <w:color w:val="000000" w:themeColor="text1"/>
-                <w:sz w:val="18"/>
-                <w:szCs w:val="18"/>
-              </w:rPr>
               <w:t>省份</w:t>
             </w:r>
           </w:p>
@@ -16153,13 +16309,14 @@
         <w:tc>
           <w:tcPr>
             <w:tcW w:w="1843" w:type="dxa"/>
+            <w:shd w:val="clear" w:color="auto" w:fill="auto"/>
           </w:tcPr>
           <w:p>
             <w:pPr>
               <w:pStyle w:val="afb"/>
               <w:jc w:val="left"/>
               <w:rPr>
-                <w:rFonts w:ascii="宋体" w:hAnsi="宋体" w:hint="eastAsia"/>
+                <w:rFonts w:ascii="宋体" w:hAnsi="宋体"/>
                 <w:color w:val="000000" w:themeColor="text1"/>
                 <w:sz w:val="18"/>
                 <w:szCs w:val="18"/>
@@ -16187,6 +16344,7 @@
         <w:tc>
           <w:tcPr>
             <w:tcW w:w="5528" w:type="dxa"/>
+            <w:shd w:val="clear" w:color="auto" w:fill="auto"/>
           </w:tcPr>
           <w:p>
             <w:pPr>
@@ -16194,7 +16352,7 @@
               <w:ind w:rightChars="17" w:right="37"/>
               <w:jc w:val="left"/>
               <w:rPr>
-                <w:rFonts w:ascii="宋体" w:hAnsi="宋体" w:hint="eastAsia"/>
+                <w:rFonts w:ascii="宋体" w:hAnsi="宋体"/>
                 <w:color w:val="000000" w:themeColor="text1"/>
                 <w:sz w:val="18"/>
                 <w:szCs w:val="18"/>
@@ -16308,19 +16466,19 @@
               <w:pStyle w:val="afb"/>
               <w:jc w:val="left"/>
               <w:rPr>
+                <w:rFonts w:ascii="宋体" w:hAnsi="宋体"/>
+                <w:color w:val="000000" w:themeColor="text1"/>
+                <w:sz w:val="18"/>
+                <w:szCs w:val="18"/>
+              </w:rPr>
+            </w:pPr>
+            <w:r>
+              <w:rPr>
                 <w:rFonts w:ascii="宋体" w:hAnsi="宋体" w:hint="eastAsia"/>
                 <w:color w:val="000000" w:themeColor="text1"/>
                 <w:sz w:val="18"/>
                 <w:szCs w:val="18"/>
               </w:rPr>
-            </w:pPr>
-            <w:r>
-              <w:rPr>
-                <w:rFonts w:ascii="宋体" w:hAnsi="宋体" w:hint="eastAsia"/>
-                <w:color w:val="000000" w:themeColor="text1"/>
-                <w:sz w:val="18"/>
-                <w:szCs w:val="18"/>
-              </w:rPr>
               <w:t>城市</w:t>
             </w:r>
           </w:p>
@@ -16328,13 +16486,14 @@
         <w:tc>
           <w:tcPr>
             <w:tcW w:w="1843" w:type="dxa"/>
+            <w:shd w:val="clear" w:color="auto" w:fill="auto"/>
           </w:tcPr>
           <w:p>
             <w:pPr>
               <w:pStyle w:val="afb"/>
               <w:jc w:val="left"/>
               <w:rPr>
-                <w:rFonts w:ascii="宋体" w:hAnsi="宋体" w:hint="eastAsia"/>
+                <w:rFonts w:ascii="宋体" w:hAnsi="宋体"/>
                 <w:color w:val="000000" w:themeColor="text1"/>
                 <w:sz w:val="18"/>
                 <w:szCs w:val="18"/>
@@ -16362,6 +16521,7 @@
         <w:tc>
           <w:tcPr>
             <w:tcW w:w="5528" w:type="dxa"/>
+            <w:shd w:val="clear" w:color="auto" w:fill="auto"/>
           </w:tcPr>
           <w:p>
             <w:pPr>
@@ -16369,7 +16529,7 @@
               <w:ind w:rightChars="17" w:right="37"/>
               <w:jc w:val="left"/>
               <w:rPr>
-                <w:rFonts w:ascii="宋体" w:hAnsi="宋体" w:hint="eastAsia"/>
+                <w:rFonts w:ascii="宋体" w:hAnsi="宋体"/>
                 <w:color w:val="000000" w:themeColor="text1"/>
                 <w:sz w:val="18"/>
                 <w:szCs w:val="18"/>
@@ -16462,7 +16622,16 @@
                 <w:sz w:val="18"/>
                 <w:szCs w:val="18"/>
               </w:rPr>
-              <w:t xml:space="preserve"> ORT01</w:t>
+              <w:t xml:space="preserve"> </w:t>
+            </w:r>
+            <w:r>
+              <w:rPr>
+                <w:rFonts w:ascii="宋体" w:hAnsi="宋体"/>
+                <w:color w:val="000000" w:themeColor="text1"/>
+                <w:sz w:val="18"/>
+                <w:szCs w:val="18"/>
+              </w:rPr>
+              <w:t>ORT01</w:t>
             </w:r>
           </w:p>
         </w:tc>
@@ -16482,7 +16651,7 @@
               <w:pStyle w:val="afb"/>
               <w:jc w:val="left"/>
               <w:rPr>
-                <w:rFonts w:ascii="宋体" w:hAnsi="宋体" w:hint="eastAsia"/>
+                <w:rFonts w:ascii="宋体" w:hAnsi="宋体"/>
                 <w:color w:val="000000" w:themeColor="text1"/>
                 <w:sz w:val="18"/>
                 <w:szCs w:val="18"/>
@@ -16503,25 +16672,26 @@
         <w:tc>
           <w:tcPr>
             <w:tcW w:w="1843" w:type="dxa"/>
+            <w:shd w:val="clear" w:color="auto" w:fill="auto"/>
           </w:tcPr>
           <w:p>
             <w:pPr>
               <w:pStyle w:val="afb"/>
               <w:jc w:val="left"/>
               <w:rPr>
+                <w:rFonts w:ascii="宋体" w:hAnsi="宋体"/>
+                <w:color w:val="000000" w:themeColor="text1"/>
+                <w:sz w:val="18"/>
+                <w:szCs w:val="18"/>
+              </w:rPr>
+            </w:pPr>
+            <w:r>
+              <w:rPr>
                 <w:rFonts w:ascii="宋体" w:hAnsi="宋体" w:hint="eastAsia"/>
                 <w:color w:val="000000" w:themeColor="text1"/>
                 <w:sz w:val="18"/>
                 <w:szCs w:val="18"/>
               </w:rPr>
-            </w:pPr>
-            <w:r>
-              <w:rPr>
-                <w:rFonts w:ascii="宋体" w:hAnsi="宋体" w:hint="eastAsia"/>
-                <w:color w:val="000000" w:themeColor="text1"/>
-                <w:sz w:val="18"/>
-                <w:szCs w:val="18"/>
-              </w:rPr>
               <w:t>L</w:t>
             </w:r>
             <w:r>
@@ -16538,13 +16708,14 @@
         <w:tc>
           <w:tcPr>
             <w:tcW w:w="5528" w:type="dxa"/>
+            <w:shd w:val="clear" w:color="auto" w:fill="auto"/>
           </w:tcPr>
           <w:p>
             <w:pPr>
               <w:pStyle w:val="afb"/>
               <w:jc w:val="left"/>
               <w:rPr>
-                <w:rFonts w:ascii="宋体" w:hAnsi="宋体" w:hint="eastAsia"/>
+                <w:rFonts w:ascii="宋体" w:hAnsi="宋体"/>
                 <w:color w:val="000000" w:themeColor="text1"/>
                 <w:sz w:val="18"/>
                 <w:szCs w:val="18"/>
@@ -16568,47 +16739,46 @@
               <w:pStyle w:val="afb"/>
               <w:jc w:val="left"/>
               <w:rPr>
+                <w:rFonts w:ascii="宋体" w:hAnsi="宋体"/>
+                <w:color w:val="000000" w:themeColor="text1"/>
+                <w:sz w:val="18"/>
+                <w:szCs w:val="18"/>
+              </w:rPr>
+            </w:pPr>
+            <w:r>
+              <w:rPr>
                 <w:rFonts w:ascii="宋体" w:hAnsi="宋体" w:hint="eastAsia"/>
                 <w:color w:val="000000" w:themeColor="text1"/>
                 <w:sz w:val="18"/>
                 <w:szCs w:val="18"/>
               </w:rPr>
-            </w:pPr>
-            <w:proofErr w:type="gramStart"/>
-            <w:r>
-              <w:rPr>
-                <w:rFonts w:ascii="宋体" w:hAnsi="宋体" w:hint="eastAsia"/>
-                <w:color w:val="000000" w:themeColor="text1"/>
-                <w:sz w:val="18"/>
-                <w:szCs w:val="18"/>
-              </w:rPr>
               <w:t>物料组</w:t>
             </w:r>
-            <w:proofErr w:type="gramEnd"/>
           </w:p>
         </w:tc>
         <w:tc>
           <w:tcPr>
             <w:tcW w:w="1843" w:type="dxa"/>
+            <w:shd w:val="clear" w:color="auto" w:fill="auto"/>
           </w:tcPr>
           <w:p>
             <w:pPr>
               <w:pStyle w:val="afb"/>
               <w:jc w:val="left"/>
               <w:rPr>
+                <w:rFonts w:ascii="宋体" w:hAnsi="宋体"/>
+                <w:color w:val="000000" w:themeColor="text1"/>
+                <w:sz w:val="18"/>
+                <w:szCs w:val="18"/>
+              </w:rPr>
+            </w:pPr>
+            <w:r>
+              <w:rPr>
                 <w:rFonts w:ascii="宋体" w:hAnsi="宋体" w:hint="eastAsia"/>
                 <w:color w:val="000000" w:themeColor="text1"/>
                 <w:sz w:val="18"/>
                 <w:szCs w:val="18"/>
               </w:rPr>
-            </w:pPr>
-            <w:r>
-              <w:rPr>
-                <w:rFonts w:ascii="宋体" w:hAnsi="宋体" w:hint="eastAsia"/>
-                <w:color w:val="000000" w:themeColor="text1"/>
-                <w:sz w:val="18"/>
-                <w:szCs w:val="18"/>
-              </w:rPr>
               <w:t>M</w:t>
             </w:r>
             <w:r>
@@ -16625,13 +16795,14 @@
         <w:tc>
           <w:tcPr>
             <w:tcW w:w="5528" w:type="dxa"/>
+            <w:shd w:val="clear" w:color="auto" w:fill="auto"/>
           </w:tcPr>
           <w:p>
             <w:pPr>
               <w:pStyle w:val="afb"/>
               <w:jc w:val="left"/>
               <w:rPr>
-                <w:rFonts w:ascii="宋体" w:hAnsi="宋体" w:hint="eastAsia"/>
+                <w:rFonts w:ascii="宋体" w:hAnsi="宋体"/>
                 <w:color w:val="000000" w:themeColor="text1"/>
                 <w:sz w:val="18"/>
                 <w:szCs w:val="18"/>
@@ -16709,56 +16880,55 @@
               <w:pStyle w:val="afb"/>
               <w:jc w:val="left"/>
               <w:rPr>
+                <w:rFonts w:ascii="宋体" w:hAnsi="宋体"/>
+                <w:color w:val="000000" w:themeColor="text1"/>
+                <w:sz w:val="18"/>
+                <w:szCs w:val="18"/>
+              </w:rPr>
+            </w:pPr>
+            <w:r>
+              <w:rPr>
                 <w:rFonts w:ascii="宋体" w:hAnsi="宋体" w:hint="eastAsia"/>
                 <w:color w:val="000000" w:themeColor="text1"/>
                 <w:sz w:val="18"/>
                 <w:szCs w:val="18"/>
               </w:rPr>
-            </w:pPr>
-            <w:proofErr w:type="gramStart"/>
-            <w:r>
-              <w:rPr>
-                <w:rFonts w:ascii="宋体" w:hAnsi="宋体" w:hint="eastAsia"/>
-                <w:color w:val="000000" w:themeColor="text1"/>
-                <w:sz w:val="18"/>
-                <w:szCs w:val="18"/>
-              </w:rPr>
               <w:t>物料组描述</w:t>
             </w:r>
-            <w:proofErr w:type="gramEnd"/>
           </w:p>
         </w:tc>
         <w:tc>
           <w:tcPr>
             <w:tcW w:w="1843" w:type="dxa"/>
+            <w:shd w:val="clear" w:color="auto" w:fill="auto"/>
           </w:tcPr>
           <w:p>
             <w:pPr>
               <w:pStyle w:val="afb"/>
               <w:jc w:val="left"/>
               <w:rPr>
+                <w:rFonts w:ascii="宋体" w:hAnsi="宋体"/>
+                <w:color w:val="000000" w:themeColor="text1"/>
+                <w:sz w:val="18"/>
+                <w:szCs w:val="18"/>
+              </w:rPr>
+            </w:pPr>
+            <w:r>
+              <w:rPr>
+                <w:rFonts w:ascii="宋体" w:hAnsi="宋体"/>
+                <w:color w:val="000000" w:themeColor="text1"/>
+                <w:sz w:val="18"/>
+                <w:szCs w:val="18"/>
+              </w:rPr>
+              <w:t>V023</w:t>
+            </w:r>
+            <w:r>
+              <w:rPr>
                 <w:rFonts w:ascii="宋体" w:hAnsi="宋体" w:hint="eastAsia"/>
                 <w:color w:val="000000" w:themeColor="text1"/>
                 <w:sz w:val="18"/>
                 <w:szCs w:val="18"/>
               </w:rPr>
-            </w:pPr>
-            <w:r>
-              <w:rPr>
-                <w:rFonts w:ascii="宋体" w:hAnsi="宋体"/>
-                <w:color w:val="000000" w:themeColor="text1"/>
-                <w:sz w:val="18"/>
-                <w:szCs w:val="18"/>
-              </w:rPr>
-              <w:t>V023</w:t>
-            </w:r>
-            <w:r>
-              <w:rPr>
-                <w:rFonts w:ascii="宋体" w:hAnsi="宋体" w:hint="eastAsia"/>
-                <w:color w:val="000000" w:themeColor="text1"/>
-                <w:sz w:val="18"/>
-                <w:szCs w:val="18"/>
-              </w:rPr>
               <w:t>-</w:t>
             </w:r>
             <w:r>
@@ -16775,13 +16945,14 @@
         <w:tc>
           <w:tcPr>
             <w:tcW w:w="5528" w:type="dxa"/>
+            <w:shd w:val="clear" w:color="auto" w:fill="auto"/>
           </w:tcPr>
           <w:p>
             <w:pPr>
               <w:pStyle w:val="afb"/>
               <w:jc w:val="left"/>
               <w:rPr>
-                <w:rFonts w:ascii="宋体" w:hAnsi="宋体" w:hint="eastAsia"/>
+                <w:rFonts w:ascii="宋体" w:hAnsi="宋体"/>
                 <w:color w:val="000000" w:themeColor="text1"/>
                 <w:sz w:val="18"/>
                 <w:szCs w:val="18"/>
@@ -16859,19 +17030,19 @@
               <w:pStyle w:val="afb"/>
               <w:jc w:val="left"/>
               <w:rPr>
+                <w:rFonts w:ascii="宋体" w:hAnsi="宋体"/>
+                <w:color w:val="000000" w:themeColor="text1"/>
+                <w:sz w:val="18"/>
+                <w:szCs w:val="18"/>
+              </w:rPr>
+            </w:pPr>
+            <w:r>
+              <w:rPr>
                 <w:rFonts w:ascii="宋体" w:hAnsi="宋体" w:hint="eastAsia"/>
                 <w:color w:val="000000" w:themeColor="text1"/>
                 <w:sz w:val="18"/>
                 <w:szCs w:val="18"/>
               </w:rPr>
-            </w:pPr>
-            <w:r>
-              <w:rPr>
-                <w:rFonts w:ascii="宋体" w:hAnsi="宋体" w:hint="eastAsia"/>
-                <w:color w:val="000000" w:themeColor="text1"/>
-                <w:sz w:val="18"/>
-                <w:szCs w:val="18"/>
-              </w:rPr>
               <w:t>订单数量</w:t>
             </w:r>
           </w:p>
@@ -16879,25 +17050,26 @@
         <w:tc>
           <w:tcPr>
             <w:tcW w:w="1843" w:type="dxa"/>
+            <w:shd w:val="clear" w:color="auto" w:fill="auto"/>
           </w:tcPr>
           <w:p>
             <w:pPr>
               <w:pStyle w:val="afb"/>
               <w:jc w:val="left"/>
               <w:rPr>
+                <w:rFonts w:ascii="宋体" w:hAnsi="宋体"/>
+                <w:color w:val="000000" w:themeColor="text1"/>
+                <w:sz w:val="18"/>
+                <w:szCs w:val="18"/>
+              </w:rPr>
+            </w:pPr>
+            <w:r>
+              <w:rPr>
                 <w:rFonts w:ascii="宋体" w:hAnsi="宋体" w:hint="eastAsia"/>
                 <w:color w:val="000000" w:themeColor="text1"/>
                 <w:sz w:val="18"/>
                 <w:szCs w:val="18"/>
               </w:rPr>
-            </w:pPr>
-            <w:r>
-              <w:rPr>
-                <w:rFonts w:ascii="宋体" w:hAnsi="宋体" w:hint="eastAsia"/>
-                <w:color w:val="000000" w:themeColor="text1"/>
-                <w:sz w:val="18"/>
-                <w:szCs w:val="18"/>
-              </w:rPr>
               <w:t>VBAP-</w:t>
             </w:r>
             <w:r>
@@ -16914,13 +17086,14 @@
         <w:tc>
           <w:tcPr>
             <w:tcW w:w="5528" w:type="dxa"/>
+            <w:shd w:val="clear" w:color="auto" w:fill="auto"/>
           </w:tcPr>
           <w:p>
             <w:pPr>
               <w:pStyle w:val="afb"/>
               <w:jc w:val="left"/>
               <w:rPr>
-                <w:rFonts w:ascii="宋体" w:hAnsi="宋体" w:hint="eastAsia"/>
+                <w:rFonts w:ascii="宋体" w:hAnsi="宋体"/>
                 <w:color w:val="000000" w:themeColor="text1"/>
                 <w:sz w:val="18"/>
                 <w:szCs w:val="18"/>
@@ -16944,19 +17117,19 @@
               <w:pStyle w:val="afb"/>
               <w:jc w:val="left"/>
               <w:rPr>
+                <w:rFonts w:ascii="宋体" w:hAnsi="宋体"/>
+                <w:color w:val="000000" w:themeColor="text1"/>
+                <w:sz w:val="18"/>
+                <w:szCs w:val="18"/>
+              </w:rPr>
+            </w:pPr>
+            <w:r>
+              <w:rPr>
                 <w:rFonts w:ascii="宋体" w:hAnsi="宋体" w:hint="eastAsia"/>
                 <w:color w:val="000000" w:themeColor="text1"/>
                 <w:sz w:val="18"/>
                 <w:szCs w:val="18"/>
               </w:rPr>
-            </w:pPr>
-            <w:r>
-              <w:rPr>
-                <w:rFonts w:ascii="宋体" w:hAnsi="宋体" w:hint="eastAsia"/>
-                <w:color w:val="000000" w:themeColor="text1"/>
-                <w:sz w:val="18"/>
-                <w:szCs w:val="18"/>
-              </w:rPr>
               <w:t>销售单位</w:t>
             </w:r>
           </w:p>
@@ -16964,25 +17137,26 @@
         <w:tc>
           <w:tcPr>
             <w:tcW w:w="1843" w:type="dxa"/>
+            <w:shd w:val="clear" w:color="auto" w:fill="auto"/>
           </w:tcPr>
           <w:p>
             <w:pPr>
               <w:pStyle w:val="afb"/>
               <w:jc w:val="left"/>
               <w:rPr>
+                <w:rFonts w:ascii="宋体" w:hAnsi="宋体"/>
+                <w:color w:val="000000" w:themeColor="text1"/>
+                <w:sz w:val="18"/>
+                <w:szCs w:val="18"/>
+              </w:rPr>
+            </w:pPr>
+            <w:r>
+              <w:rPr>
                 <w:rFonts w:ascii="宋体" w:hAnsi="宋体" w:hint="eastAsia"/>
                 <w:color w:val="000000" w:themeColor="text1"/>
                 <w:sz w:val="18"/>
                 <w:szCs w:val="18"/>
               </w:rPr>
-            </w:pPr>
-            <w:r>
-              <w:rPr>
-                <w:rFonts w:ascii="宋体" w:hAnsi="宋体" w:hint="eastAsia"/>
-                <w:color w:val="000000" w:themeColor="text1"/>
-                <w:sz w:val="18"/>
-                <w:szCs w:val="18"/>
-              </w:rPr>
               <w:t>VBAP-</w:t>
             </w:r>
             <w:r>
@@ -16999,13 +17173,14 @@
         <w:tc>
           <w:tcPr>
             <w:tcW w:w="5528" w:type="dxa"/>
+            <w:shd w:val="clear" w:color="auto" w:fill="auto"/>
           </w:tcPr>
           <w:p>
             <w:pPr>
               <w:pStyle w:val="afb"/>
               <w:jc w:val="left"/>
               <w:rPr>
-                <w:rFonts w:ascii="宋体" w:hAnsi="宋体" w:hint="eastAsia"/>
+                <w:rFonts w:ascii="宋体" w:hAnsi="宋体"/>
                 <w:color w:val="000000" w:themeColor="text1"/>
                 <w:sz w:val="18"/>
                 <w:szCs w:val="18"/>
@@ -17029,12 +17204,21 @@
               <w:pStyle w:val="afb"/>
               <w:jc w:val="left"/>
               <w:rPr>
+                <w:rFonts w:ascii="宋体" w:hAnsi="宋体"/>
+                <w:color w:val="000000" w:themeColor="text1"/>
+                <w:sz w:val="18"/>
+                <w:szCs w:val="18"/>
+              </w:rPr>
+            </w:pPr>
+            <w:r>
+              <w:rPr>
                 <w:rFonts w:ascii="宋体" w:hAnsi="宋体" w:hint="eastAsia"/>
                 <w:color w:val="000000" w:themeColor="text1"/>
                 <w:sz w:val="18"/>
                 <w:szCs w:val="18"/>
               </w:rPr>
-            </w:pPr>
+              <w:t>销售</w:t>
+            </w:r>
             <w:r>
               <w:rPr>
                 <w:rFonts w:ascii="宋体" w:hAnsi="宋体" w:hint="eastAsia"/>
@@ -17042,15 +17226,6 @@
                 <w:sz w:val="18"/>
                 <w:szCs w:val="18"/>
               </w:rPr>
-              <w:t>销售</w:t>
-            </w:r>
-            <w:r>
-              <w:rPr>
-                <w:rFonts w:ascii="宋体" w:hAnsi="宋体" w:hint="eastAsia"/>
-                <w:color w:val="000000" w:themeColor="text1"/>
-                <w:sz w:val="18"/>
-                <w:szCs w:val="18"/>
-              </w:rPr>
               <w:t>单价</w:t>
             </w:r>
           </w:p>
@@ -17058,18 +17233,37 @@
         <w:tc>
           <w:tcPr>
             <w:tcW w:w="1843" w:type="dxa"/>
+            <w:shd w:val="clear" w:color="auto" w:fill="auto"/>
           </w:tcPr>
           <w:p>
             <w:pPr>
               <w:pStyle w:val="afb"/>
               <w:jc w:val="left"/>
               <w:rPr>
+                <w:rFonts w:ascii="宋体" w:hAnsi="宋体"/>
+                <w:color w:val="000000" w:themeColor="text1"/>
+                <w:sz w:val="18"/>
+                <w:szCs w:val="18"/>
+              </w:rPr>
+            </w:pPr>
+            <w:r>
+              <w:rPr>
                 <w:rFonts w:ascii="宋体" w:hAnsi="宋体" w:hint="eastAsia"/>
                 <w:color w:val="000000" w:themeColor="text1"/>
                 <w:sz w:val="18"/>
                 <w:szCs w:val="18"/>
               </w:rPr>
-            </w:pPr>
+              <w:t>VBAP-</w:t>
+            </w:r>
+            <w:r>
+              <w:rPr>
+                <w:rFonts w:ascii="宋体" w:hAnsi="宋体"/>
+                <w:color w:val="000000" w:themeColor="text1"/>
+                <w:sz w:val="18"/>
+                <w:szCs w:val="18"/>
+              </w:rPr>
+              <w:t xml:space="preserve"> KZWI1</w:t>
+            </w:r>
             <w:r>
               <w:rPr>
                 <w:rFonts w:ascii="宋体" w:hAnsi="宋体" w:hint="eastAsia"/>
@@ -17077,24 +17271,6 @@
                 <w:sz w:val="18"/>
                 <w:szCs w:val="18"/>
               </w:rPr>
-              <w:t>VBAP-</w:t>
-            </w:r>
-            <w:r>
-              <w:rPr>
-                <w:rFonts w:ascii="宋体" w:hAnsi="宋体"/>
-                <w:color w:val="000000" w:themeColor="text1"/>
-                <w:sz w:val="18"/>
-                <w:szCs w:val="18"/>
-              </w:rPr>
-              <w:t xml:space="preserve"> KZWI1</w:t>
-            </w:r>
-            <w:r>
-              <w:rPr>
-                <w:rFonts w:ascii="宋体" w:hAnsi="宋体" w:hint="eastAsia"/>
-                <w:color w:val="000000" w:themeColor="text1"/>
-                <w:sz w:val="18"/>
-                <w:szCs w:val="18"/>
-              </w:rPr>
               <w:t>除以 VBAP-</w:t>
             </w:r>
             <w:r>
@@ -17111,13 +17287,14 @@
         <w:tc>
           <w:tcPr>
             <w:tcW w:w="5528" w:type="dxa"/>
+            <w:shd w:val="clear" w:color="auto" w:fill="auto"/>
           </w:tcPr>
           <w:p>
             <w:pPr>
               <w:pStyle w:val="afb"/>
               <w:jc w:val="left"/>
               <w:rPr>
-                <w:rFonts w:ascii="宋体" w:hAnsi="宋体" w:hint="eastAsia"/>
+                <w:rFonts w:ascii="宋体" w:hAnsi="宋体"/>
                 <w:color w:val="000000" w:themeColor="text1"/>
                 <w:sz w:val="18"/>
                 <w:szCs w:val="18"/>
@@ -17141,19 +17318,19 @@
               <w:pStyle w:val="afb"/>
               <w:jc w:val="left"/>
               <w:rPr>
+                <w:rFonts w:ascii="宋体" w:hAnsi="宋体"/>
+                <w:color w:val="000000" w:themeColor="text1"/>
+                <w:sz w:val="18"/>
+                <w:szCs w:val="18"/>
+              </w:rPr>
+            </w:pPr>
+            <w:r>
+              <w:rPr>
                 <w:rFonts w:ascii="宋体" w:hAnsi="宋体" w:hint="eastAsia"/>
                 <w:color w:val="000000" w:themeColor="text1"/>
                 <w:sz w:val="18"/>
                 <w:szCs w:val="18"/>
               </w:rPr>
-            </w:pPr>
-            <w:r>
-              <w:rPr>
-                <w:rFonts w:ascii="宋体" w:hAnsi="宋体" w:hint="eastAsia"/>
-                <w:color w:val="000000" w:themeColor="text1"/>
-                <w:sz w:val="18"/>
-                <w:szCs w:val="18"/>
-              </w:rPr>
               <w:t>销售订单总价</w:t>
             </w:r>
           </w:p>
@@ -17161,13 +17338,14 @@
         <w:tc>
           <w:tcPr>
             <w:tcW w:w="1843" w:type="dxa"/>
+            <w:shd w:val="clear" w:color="auto" w:fill="auto"/>
           </w:tcPr>
           <w:p>
             <w:pPr>
               <w:pStyle w:val="afb"/>
               <w:jc w:val="left"/>
               <w:rPr>
-                <w:rFonts w:ascii="宋体" w:hAnsi="宋体" w:hint="eastAsia"/>
+                <w:rFonts w:ascii="宋体" w:hAnsi="宋体"/>
                 <w:color w:val="000000" w:themeColor="text1"/>
                 <w:sz w:val="18"/>
                 <w:szCs w:val="18"/>
@@ -17205,13 +17383,14 @@
         <w:tc>
           <w:tcPr>
             <w:tcW w:w="5528" w:type="dxa"/>
+            <w:shd w:val="clear" w:color="auto" w:fill="auto"/>
           </w:tcPr>
           <w:p>
             <w:pPr>
               <w:pStyle w:val="afb"/>
               <w:jc w:val="left"/>
               <w:rPr>
-                <w:rFonts w:ascii="宋体" w:hAnsi="宋体" w:hint="eastAsia"/>
+                <w:rFonts w:ascii="宋体" w:hAnsi="宋体"/>
                 <w:color w:val="000000" w:themeColor="text1"/>
                 <w:sz w:val="18"/>
                 <w:szCs w:val="18"/>
@@ -17235,17 +17414,17 @@
               <w:pStyle w:val="afb"/>
               <w:jc w:val="left"/>
               <w:rPr>
+                <w:rFonts w:ascii="宋体" w:hAnsi="宋体"/>
+                <w:color w:val="000000" w:themeColor="text1"/>
+                <w:sz w:val="20"/>
+              </w:rPr>
+            </w:pPr>
+            <w:r>
+              <w:rPr>
                 <w:rFonts w:ascii="宋体" w:hAnsi="宋体" w:hint="eastAsia"/>
                 <w:color w:val="000000" w:themeColor="text1"/>
                 <w:sz w:val="20"/>
               </w:rPr>
-            </w:pPr>
-            <w:r>
-              <w:rPr>
-                <w:rFonts w:ascii="宋体" w:hAnsi="宋体" w:hint="eastAsia"/>
-                <w:color w:val="000000" w:themeColor="text1"/>
-                <w:sz w:val="20"/>
-              </w:rPr>
               <w:t>税额</w:t>
             </w:r>
           </w:p>
@@ -17253,13 +17432,14 @@
         <w:tc>
           <w:tcPr>
             <w:tcW w:w="1843" w:type="dxa"/>
+            <w:shd w:val="clear" w:color="auto" w:fill="auto"/>
           </w:tcPr>
           <w:p>
             <w:pPr>
               <w:pStyle w:val="afb"/>
               <w:jc w:val="left"/>
               <w:rPr>
-                <w:rFonts w:ascii="宋体" w:hAnsi="宋体" w:hint="eastAsia"/>
+                <w:rFonts w:ascii="宋体" w:hAnsi="宋体"/>
                 <w:color w:val="000000" w:themeColor="text1"/>
                 <w:sz w:val="20"/>
               </w:rPr>
@@ -17277,13 +17457,14 @@
         <w:tc>
           <w:tcPr>
             <w:tcW w:w="5528" w:type="dxa"/>
+            <w:shd w:val="clear" w:color="auto" w:fill="auto"/>
           </w:tcPr>
           <w:p>
             <w:pPr>
               <w:pStyle w:val="afb"/>
               <w:jc w:val="left"/>
               <w:rPr>
-                <w:rFonts w:ascii="宋体" w:hAnsi="宋体" w:hint="eastAsia"/>
+                <w:rFonts w:ascii="宋体" w:hAnsi="宋体"/>
                 <w:color w:val="000000" w:themeColor="text1"/>
                 <w:sz w:val="18"/>
                 <w:szCs w:val="18"/>
@@ -17307,7 +17488,7 @@
               <w:pStyle w:val="afb"/>
               <w:jc w:val="left"/>
               <w:rPr>
-                <w:rFonts w:ascii="宋体" w:hAnsi="宋体" w:hint="eastAsia"/>
+                <w:rFonts w:ascii="宋体" w:hAnsi="宋体"/>
                 <w:color w:val="000000" w:themeColor="text1"/>
                 <w:sz w:val="18"/>
                 <w:szCs w:val="18"/>
@@ -17318,13 +17499,14 @@
         <w:tc>
           <w:tcPr>
             <w:tcW w:w="1843" w:type="dxa"/>
+            <w:shd w:val="clear" w:color="auto" w:fill="auto"/>
           </w:tcPr>
           <w:p>
             <w:pPr>
               <w:pStyle w:val="afb"/>
               <w:jc w:val="left"/>
               <w:rPr>
-                <w:rFonts w:ascii="宋体" w:hAnsi="宋体" w:hint="eastAsia"/>
+                <w:rFonts w:ascii="宋体" w:hAnsi="宋体"/>
                 <w:color w:val="000000" w:themeColor="text1"/>
                 <w:sz w:val="18"/>
                 <w:szCs w:val="18"/>
@@ -17335,13 +17517,14 @@
         <w:tc>
           <w:tcPr>
             <w:tcW w:w="5528" w:type="dxa"/>
+            <w:shd w:val="clear" w:color="auto" w:fill="auto"/>
           </w:tcPr>
           <w:p>
             <w:pPr>
               <w:pStyle w:val="afb"/>
               <w:jc w:val="left"/>
               <w:rPr>
-                <w:rFonts w:ascii="宋体" w:hAnsi="宋体" w:hint="eastAsia"/>
+                <w:rFonts w:ascii="宋体" w:hAnsi="宋体"/>
                 <w:color w:val="000000" w:themeColor="text1"/>
                 <w:sz w:val="18"/>
                 <w:szCs w:val="18"/>
@@ -17365,7 +17548,7 @@
               <w:pStyle w:val="afb"/>
               <w:jc w:val="left"/>
               <w:rPr>
-                <w:rFonts w:ascii="宋体" w:hAnsi="宋体" w:hint="eastAsia"/>
+                <w:rFonts w:ascii="宋体" w:hAnsi="宋体"/>
                 <w:color w:val="000000" w:themeColor="text1"/>
                 <w:sz w:val="18"/>
                 <w:szCs w:val="18"/>
@@ -17376,13 +17559,14 @@
         <w:tc>
           <w:tcPr>
             <w:tcW w:w="1843" w:type="dxa"/>
+            <w:shd w:val="clear" w:color="auto" w:fill="auto"/>
           </w:tcPr>
           <w:p>
             <w:pPr>
               <w:pStyle w:val="afb"/>
               <w:jc w:val="left"/>
               <w:rPr>
-                <w:rFonts w:ascii="宋体" w:hAnsi="宋体" w:hint="eastAsia"/>
+                <w:rFonts w:ascii="宋体" w:hAnsi="宋体"/>
                 <w:color w:val="000000" w:themeColor="text1"/>
                 <w:sz w:val="18"/>
                 <w:szCs w:val="18"/>
@@ -17393,13 +17577,14 @@
         <w:tc>
           <w:tcPr>
             <w:tcW w:w="5528" w:type="dxa"/>
+            <w:shd w:val="clear" w:color="auto" w:fill="auto"/>
           </w:tcPr>
           <w:p>
             <w:pPr>
               <w:pStyle w:val="afb"/>
               <w:jc w:val="left"/>
               <w:rPr>
-                <w:rFonts w:ascii="宋体" w:hAnsi="宋体" w:hint="eastAsia"/>
+                <w:rFonts w:ascii="宋体" w:hAnsi="宋体"/>
                 <w:color w:val="000000" w:themeColor="text1"/>
                 <w:sz w:val="18"/>
                 <w:szCs w:val="18"/>
@@ -17430,7 +17615,7 @@
       <w:pPr>
         <w:ind w:firstLine="0"/>
         <w:rPr>
-          <w:rFonts w:ascii="宋体" w:hAnsi="宋体" w:hint="eastAsia"/>
+          <w:rFonts w:ascii="宋体" w:hAnsi="宋体"/>
           <w:bCs/>
           <w:iCs/>
           <w:color w:val="000000" w:themeColor="text1"/>
@@ -17774,7 +17959,7 @@
               <w:ind w:firstLine="0"/>
               <w:jc w:val="center"/>
               <w:rPr>
-                <w:rFonts w:ascii="微软雅黑" w:eastAsia="微软雅黑" w:hAnsi="微软雅黑" w:hint="eastAsia"/>
+                <w:rFonts w:ascii="微软雅黑" w:eastAsia="微软雅黑" w:hAnsi="微软雅黑"/>
                 <w:b/>
                 <w:color w:val="000000" w:themeColor="text1"/>
                 <w:sz w:val="20"/>
@@ -17804,7 +17989,7 @@
               <w:ind w:left="-2" w:firstLine="0"/>
               <w:jc w:val="center"/>
               <w:rPr>
-                <w:rFonts w:ascii="微软雅黑" w:eastAsia="微软雅黑" w:hAnsi="微软雅黑" w:hint="eastAsia"/>
+                <w:rFonts w:ascii="微软雅黑" w:eastAsia="微软雅黑" w:hAnsi="微软雅黑"/>
                 <w:b/>
                 <w:color w:val="000000" w:themeColor="text1"/>
                 <w:sz w:val="20"/>
@@ -17834,7 +18019,7 @@
               <w:ind w:left="-2" w:firstLine="0"/>
               <w:jc w:val="center"/>
               <w:rPr>
-                <w:rFonts w:ascii="微软雅黑" w:eastAsia="微软雅黑" w:hAnsi="微软雅黑" w:hint="eastAsia"/>
+                <w:rFonts w:ascii="微软雅黑" w:eastAsia="微软雅黑" w:hAnsi="微软雅黑"/>
                 <w:b/>
                 <w:color w:val="000000" w:themeColor="text1"/>
                 <w:sz w:val="20"/>
@@ -17953,7 +18138,7 @@
       <w:pPr>
         <w:ind w:firstLine="0"/>
         <w:rPr>
-          <w:rFonts w:ascii="微软雅黑" w:eastAsia="微软雅黑" w:hAnsi="微软雅黑" w:hint="eastAsia"/>
+          <w:rFonts w:ascii="微软雅黑" w:eastAsia="微软雅黑" w:hAnsi="微软雅黑"/>
           <w:b/>
           <w:color w:val="000000" w:themeColor="text1"/>
           <w:sz w:val="24"/>
@@ -18011,7 +18196,7 @@
               <w:ind w:firstLine="0"/>
               <w:jc w:val="center"/>
               <w:rPr>
-                <w:rFonts w:ascii="微软雅黑" w:eastAsia="微软雅黑" w:hAnsi="微软雅黑" w:hint="eastAsia"/>
+                <w:rFonts w:ascii="微软雅黑" w:eastAsia="微软雅黑" w:hAnsi="微软雅黑"/>
                 <w:b/>
                 <w:color w:val="000000" w:themeColor="text1"/>
                 <w:sz w:val="20"/>
@@ -18041,7 +18226,7 @@
               <w:ind w:left="-2" w:firstLine="0"/>
               <w:jc w:val="center"/>
               <w:rPr>
-                <w:rFonts w:ascii="微软雅黑" w:eastAsia="微软雅黑" w:hAnsi="微软雅黑" w:hint="eastAsia"/>
+                <w:rFonts w:ascii="微软雅黑" w:eastAsia="微软雅黑" w:hAnsi="微软雅黑"/>
                 <w:b/>
                 <w:color w:val="000000" w:themeColor="text1"/>
                 <w:sz w:val="20"/>
@@ -18071,7 +18256,7 @@
               <w:ind w:left="-2" w:firstLine="0"/>
               <w:jc w:val="center"/>
               <w:rPr>
-                <w:rFonts w:ascii="微软雅黑" w:eastAsia="微软雅黑" w:hAnsi="微软雅黑" w:hint="eastAsia"/>
+                <w:rFonts w:ascii="微软雅黑" w:eastAsia="微软雅黑" w:hAnsi="微软雅黑"/>
                 <w:b/>
                 <w:color w:val="000000" w:themeColor="text1"/>
                 <w:sz w:val="20"/>
@@ -18488,19 +18673,19 @@
               <w:ind w:left="360" w:hanging="360"/>
               <w:jc w:val="center"/>
               <w:rPr>
-                <w:rFonts w:ascii="微软雅黑" w:eastAsia="微软雅黑" w:hAnsi="微软雅黑" w:hint="eastAsia"/>
+                <w:rFonts w:ascii="微软雅黑" w:eastAsia="微软雅黑" w:hAnsi="微软雅黑"/>
                 <w:b/>
                 <w:color w:val="000000" w:themeColor="text1"/>
                 <w:sz w:val="24"/>
                 <w:szCs w:val="24"/>
               </w:rPr>
             </w:pPr>
-            <w:bookmarkStart w:id="6" w:name="OLE_LINK19"/>
-            <w:bookmarkStart w:id="7" w:name="OLE_LINK20"/>
-            <w:bookmarkStart w:id="8" w:name="OLE_LINK17"/>
-            <w:bookmarkStart w:id="9" w:name="OLE_LINK18"/>
-            <w:bookmarkStart w:id="10" w:name="OLE_LINK13"/>
-            <w:bookmarkStart w:id="11" w:name="OLE_LINK14"/>
+            <w:bookmarkStart w:id="7" w:name="OLE_LINK19"/>
+            <w:bookmarkStart w:id="8" w:name="OLE_LINK20"/>
+            <w:bookmarkStart w:id="9" w:name="OLE_LINK17"/>
+            <w:bookmarkStart w:id="10" w:name="OLE_LINK18"/>
+            <w:bookmarkStart w:id="11" w:name="OLE_LINK13"/>
+            <w:bookmarkStart w:id="12" w:name="OLE_LINK14"/>
             <w:r>
               <w:rPr>
                 <w:rFonts w:ascii="微软雅黑" w:eastAsia="微软雅黑" w:hAnsi="微软雅黑" w:hint="eastAsia"/>
@@ -18512,13 +18697,13 @@
               <w:lastRenderedPageBreak/>
               <w:t>技术说明概览</w:t>
             </w:r>
-            <w:bookmarkEnd w:id="6"/>
             <w:bookmarkEnd w:id="7"/>
+            <w:bookmarkEnd w:id="8"/>
           </w:p>
         </w:tc>
       </w:tr>
-      <w:bookmarkEnd w:id="8"/>
       <w:bookmarkEnd w:id="9"/>
+      <w:bookmarkEnd w:id="10"/>
       <w:tr>
         <w:trPr>
           <w:trHeight w:val="586"/>
@@ -18533,7 +18718,7 @@
               <w:ind w:firstLine="0"/>
               <w:jc w:val="center"/>
               <w:rPr>
-                <w:rFonts w:ascii="微软雅黑" w:eastAsia="微软雅黑" w:hAnsi="微软雅黑" w:hint="eastAsia"/>
+                <w:rFonts w:ascii="微软雅黑" w:eastAsia="微软雅黑" w:hAnsi="微软雅黑"/>
                 <w:color w:val="000000" w:themeColor="text1"/>
                 <w:sz w:val="20"/>
                 <w:szCs w:val="20"/>
@@ -18559,7 +18744,7 @@
             <w:pPr>
               <w:ind w:firstLine="0"/>
               <w:rPr>
-                <w:rFonts w:ascii="微软雅黑" w:eastAsia="微软雅黑" w:hAnsi="微软雅黑" w:hint="eastAsia"/>
+                <w:rFonts w:ascii="微软雅黑" w:eastAsia="微软雅黑" w:hAnsi="微软雅黑"/>
                 <w:color w:val="000000" w:themeColor="text1"/>
                 <w:sz w:val="20"/>
                 <w:szCs w:val="20"/>
@@ -18582,19 +18767,19 @@
               <w:ind w:firstLine="0"/>
               <w:jc w:val="center"/>
               <w:rPr>
+                <w:rFonts w:ascii="微软雅黑" w:eastAsia="微软雅黑" w:hAnsi="微软雅黑"/>
+                <w:color w:val="000000" w:themeColor="text1"/>
+                <w:sz w:val="20"/>
+                <w:szCs w:val="20"/>
+              </w:rPr>
+            </w:pPr>
+            <w:r>
+              <w:rPr>
                 <w:rFonts w:ascii="微软雅黑" w:eastAsia="微软雅黑" w:hAnsi="微软雅黑" w:hint="eastAsia"/>
                 <w:color w:val="000000" w:themeColor="text1"/>
                 <w:sz w:val="20"/>
                 <w:szCs w:val="20"/>
               </w:rPr>
-            </w:pPr>
-            <w:r>
-              <w:rPr>
-                <w:rFonts w:ascii="微软雅黑" w:eastAsia="微软雅黑" w:hAnsi="微软雅黑" w:hint="eastAsia"/>
-                <w:color w:val="000000" w:themeColor="text1"/>
-                <w:sz w:val="20"/>
-                <w:szCs w:val="20"/>
-              </w:rPr>
               <w:t>开发者</w:t>
             </w:r>
           </w:p>
@@ -18607,7 +18792,7 @@
             <w:pPr>
               <w:ind w:firstLine="0"/>
               <w:rPr>
-                <w:rFonts w:ascii="微软雅黑" w:eastAsia="微软雅黑" w:hAnsi="微软雅黑" w:hint="eastAsia"/>
+                <w:rFonts w:ascii="微软雅黑" w:eastAsia="微软雅黑" w:hAnsi="微软雅黑"/>
                 <w:color w:val="000000" w:themeColor="text1"/>
                 <w:sz w:val="20"/>
                 <w:szCs w:val="20"/>
@@ -18624,19 +18809,19 @@
               <w:ind w:firstLine="0"/>
               <w:jc w:val="center"/>
               <w:rPr>
+                <w:rFonts w:ascii="微软雅黑" w:eastAsia="微软雅黑" w:hAnsi="微软雅黑"/>
+                <w:color w:val="000000" w:themeColor="text1"/>
+                <w:sz w:val="20"/>
+                <w:szCs w:val="20"/>
+              </w:rPr>
+            </w:pPr>
+            <w:r>
+              <w:rPr>
                 <w:rFonts w:ascii="微软雅黑" w:eastAsia="微软雅黑" w:hAnsi="微软雅黑" w:hint="eastAsia"/>
                 <w:color w:val="000000" w:themeColor="text1"/>
                 <w:sz w:val="20"/>
                 <w:szCs w:val="20"/>
               </w:rPr>
-            </w:pPr>
-            <w:r>
-              <w:rPr>
-                <w:rFonts w:ascii="微软雅黑" w:eastAsia="微软雅黑" w:hAnsi="微软雅黑" w:hint="eastAsia"/>
-                <w:color w:val="000000" w:themeColor="text1"/>
-                <w:sz w:val="20"/>
-                <w:szCs w:val="20"/>
-              </w:rPr>
               <w:t>邮箱</w:t>
             </w:r>
           </w:p>
@@ -18649,7 +18834,7 @@
             <w:pPr>
               <w:ind w:firstLine="0"/>
               <w:rPr>
-                <w:rFonts w:ascii="微软雅黑" w:eastAsia="微软雅黑" w:hAnsi="微软雅黑" w:hint="eastAsia"/>
+                <w:rFonts w:ascii="微软雅黑" w:eastAsia="微软雅黑" w:hAnsi="微软雅黑"/>
                 <w:color w:val="000000" w:themeColor="text1"/>
                 <w:sz w:val="20"/>
                 <w:szCs w:val="20"/>
@@ -18672,19 +18857,19 @@
               <w:ind w:firstLine="0"/>
               <w:jc w:val="center"/>
               <w:rPr>
+                <w:rFonts w:ascii="微软雅黑" w:eastAsia="微软雅黑" w:hAnsi="微软雅黑"/>
+                <w:color w:val="000000" w:themeColor="text1"/>
+                <w:sz w:val="20"/>
+                <w:szCs w:val="20"/>
+              </w:rPr>
+            </w:pPr>
+            <w:r>
+              <w:rPr>
                 <w:rFonts w:ascii="微软雅黑" w:eastAsia="微软雅黑" w:hAnsi="微软雅黑" w:hint="eastAsia"/>
                 <w:color w:val="000000" w:themeColor="text1"/>
                 <w:sz w:val="20"/>
                 <w:szCs w:val="20"/>
               </w:rPr>
-            </w:pPr>
-            <w:r>
-              <w:rPr>
-                <w:rFonts w:ascii="微软雅黑" w:eastAsia="微软雅黑" w:hAnsi="微软雅黑" w:hint="eastAsia"/>
-                <w:color w:val="000000" w:themeColor="text1"/>
-                <w:sz w:val="20"/>
-                <w:szCs w:val="20"/>
-              </w:rPr>
               <w:t>开始开发时间</w:t>
             </w:r>
           </w:p>
@@ -18697,7 +18882,7 @@
             <w:pPr>
               <w:ind w:firstLine="0"/>
               <w:rPr>
-                <w:rFonts w:ascii="微软雅黑" w:eastAsia="微软雅黑" w:hAnsi="微软雅黑" w:hint="eastAsia"/>
+                <w:rFonts w:ascii="微软雅黑" w:eastAsia="微软雅黑" w:hAnsi="微软雅黑"/>
                 <w:color w:val="000000" w:themeColor="text1"/>
                 <w:sz w:val="20"/>
                 <w:szCs w:val="20"/>
@@ -18715,19 +18900,19 @@
               <w:ind w:firstLine="0"/>
               <w:jc w:val="center"/>
               <w:rPr>
+                <w:rFonts w:ascii="微软雅黑" w:eastAsia="微软雅黑" w:hAnsi="微软雅黑"/>
+                <w:color w:val="000000" w:themeColor="text1"/>
+                <w:sz w:val="20"/>
+                <w:szCs w:val="20"/>
+              </w:rPr>
+            </w:pPr>
+            <w:r>
+              <w:rPr>
                 <w:rFonts w:ascii="微软雅黑" w:eastAsia="微软雅黑" w:hAnsi="微软雅黑" w:hint="eastAsia"/>
                 <w:color w:val="000000" w:themeColor="text1"/>
                 <w:sz w:val="20"/>
                 <w:szCs w:val="20"/>
               </w:rPr>
-            </w:pPr>
-            <w:r>
-              <w:rPr>
-                <w:rFonts w:ascii="微软雅黑" w:eastAsia="微软雅黑" w:hAnsi="微软雅黑" w:hint="eastAsia"/>
-                <w:color w:val="000000" w:themeColor="text1"/>
-                <w:sz w:val="20"/>
-                <w:szCs w:val="20"/>
-              </w:rPr>
               <w:t>预计开发人天</w:t>
             </w:r>
           </w:p>
@@ -18740,7 +18925,7 @@
             <w:pPr>
               <w:ind w:firstLine="0"/>
               <w:rPr>
-                <w:rFonts w:ascii="微软雅黑" w:eastAsia="微软雅黑" w:hAnsi="微软雅黑" w:hint="eastAsia"/>
+                <w:rFonts w:ascii="微软雅黑" w:eastAsia="微软雅黑" w:hAnsi="微软雅黑"/>
                 <w:color w:val="000000" w:themeColor="text1"/>
                 <w:sz w:val="20"/>
                 <w:szCs w:val="20"/>
@@ -18763,19 +18948,19 @@
               <w:ind w:firstLine="0"/>
               <w:jc w:val="center"/>
               <w:rPr>
+                <w:rFonts w:ascii="微软雅黑" w:eastAsia="微软雅黑" w:hAnsi="微软雅黑"/>
+                <w:color w:val="000000" w:themeColor="text1"/>
+                <w:sz w:val="20"/>
+                <w:szCs w:val="20"/>
+              </w:rPr>
+            </w:pPr>
+            <w:r>
+              <w:rPr>
                 <w:rFonts w:ascii="微软雅黑" w:eastAsia="微软雅黑" w:hAnsi="微软雅黑" w:hint="eastAsia"/>
                 <w:color w:val="000000" w:themeColor="text1"/>
                 <w:sz w:val="20"/>
                 <w:szCs w:val="20"/>
               </w:rPr>
-            </w:pPr>
-            <w:r>
-              <w:rPr>
-                <w:rFonts w:ascii="微软雅黑" w:eastAsia="微软雅黑" w:hAnsi="微软雅黑" w:hint="eastAsia"/>
-                <w:color w:val="000000" w:themeColor="text1"/>
-                <w:sz w:val="20"/>
-                <w:szCs w:val="20"/>
-              </w:rPr>
               <w:t>权限控制</w:t>
             </w:r>
           </w:p>
@@ -18788,7 +18973,7 @@
             <w:pPr>
               <w:ind w:firstLine="0"/>
               <w:rPr>
-                <w:rFonts w:ascii="微软雅黑" w:eastAsia="微软雅黑" w:hAnsi="微软雅黑" w:hint="eastAsia"/>
+                <w:rFonts w:ascii="微软雅黑" w:eastAsia="微软雅黑" w:hAnsi="微软雅黑"/>
                 <w:color w:val="000000" w:themeColor="text1"/>
                 <w:sz w:val="20"/>
                 <w:szCs w:val="20"/>
@@ -18806,42 +18991,42 @@
               <w:ind w:firstLine="0"/>
               <w:jc w:val="center"/>
               <w:rPr>
+                <w:rFonts w:ascii="微软雅黑" w:eastAsia="微软雅黑" w:hAnsi="微软雅黑"/>
+                <w:color w:val="000000" w:themeColor="text1"/>
+                <w:sz w:val="20"/>
+                <w:szCs w:val="20"/>
+              </w:rPr>
+            </w:pPr>
+            <w:r>
+              <w:rPr>
                 <w:rFonts w:ascii="微软雅黑" w:eastAsia="微软雅黑" w:hAnsi="微软雅黑" w:hint="eastAsia"/>
                 <w:color w:val="000000" w:themeColor="text1"/>
                 <w:sz w:val="20"/>
                 <w:szCs w:val="20"/>
               </w:rPr>
-            </w:pPr>
-            <w:r>
-              <w:rPr>
-                <w:rFonts w:ascii="微软雅黑" w:eastAsia="微软雅黑" w:hAnsi="微软雅黑" w:hint="eastAsia"/>
+              <w:t>T-CODE</w:t>
+            </w:r>
+          </w:p>
+        </w:tc>
+        <w:tc>
+          <w:tcPr>
+            <w:tcW w:w="2595" w:type="dxa"/>
+          </w:tcPr>
+          <w:p>
+            <w:pPr>
+              <w:ind w:firstLine="0"/>
+              <w:rPr>
+                <w:rFonts w:ascii="微软雅黑" w:eastAsia="微软雅黑" w:hAnsi="微软雅黑"/>
                 <w:color w:val="000000" w:themeColor="text1"/>
                 <w:sz w:val="20"/>
                 <w:szCs w:val="20"/>
               </w:rPr>
-              <w:t>T-CODE</w:t>
-            </w:r>
-          </w:p>
-        </w:tc>
-        <w:tc>
-          <w:tcPr>
-            <w:tcW w:w="2595" w:type="dxa"/>
-          </w:tcPr>
-          <w:p>
-            <w:pPr>
-              <w:ind w:firstLine="0"/>
-              <w:rPr>
-                <w:rFonts w:ascii="微软雅黑" w:eastAsia="微软雅黑" w:hAnsi="微软雅黑" w:hint="eastAsia"/>
-                <w:color w:val="000000" w:themeColor="text1"/>
-                <w:sz w:val="20"/>
-                <w:szCs w:val="20"/>
-              </w:rPr>
             </w:pPr>
           </w:p>
         </w:tc>
       </w:tr>
-      <w:bookmarkEnd w:id="10"/>
       <w:bookmarkEnd w:id="11"/>
+      <w:bookmarkEnd w:id="12"/>
     </w:tbl>
     <w:p>
       <w:pPr>
@@ -19004,7 +19189,7 @@
 </file>
 
 <file path=word/endnotes.xml><?xml version="1.0" encoding="utf-8"?>
-<w:endnotes xmlns:wpc="http://schemas.microsoft.com/office/word/2010/wordprocessingCanvas" xmlns:cx="http://schemas.microsoft.com/office/drawing/2014/chartex" xmlns:cx1="http://schemas.microsoft.com/office/drawing/2015/9/8/chartex" xmlns:cx2="http://schemas.microsoft.com/office/drawing/2015/10/21/chartex" xmlns:cx3="http://schemas.microsoft.com/office/drawing/2016/5/9/chartex" xmlns:cx4="http://schemas.microsoft.com/office/drawing/2016/5/10/chartex" xmlns:cx5="http://schemas.microsoft.com/office/drawing/2016/5/11/chartex" xmlns:cx6="http://schemas.microsoft.com/office/drawing/2016/5/12/chartex" xmlns:cx7="http://schemas.microsoft.com/office/drawing/2016/5/13/chartex" xmlns:cx8="http://schemas.microsoft.com/office/drawing/2016/5/14/chartex" xmlns:mc="http://schemas.openxmlformats.org/markup-compatibility/2006" xmlns:aink="http://schemas.microsoft.com/office/drawing/2016/ink" xmlns:am3d="http://schemas.microsoft.com/office/drawing/2017/model3d" xmlns:o="urn:schemas-microsoft-com:office:office" xmlns:oel="http://schemas.microsoft.com/office/2019/extlst" xmlns:r="http://schemas.openxmlformats.org/officeDocument/2006/relationships" xmlns:m="http://schemas.openxmlformats.org/officeDocument/2006/math" xmlns:v="urn:schemas-microsoft-com:vml" xmlns:wp14="http://schemas.microsoft.com/office/word/2010/wordprocessingDrawing" xmlns:wp="http://schemas.openxmlformats.org/drawingml/2006/wordprocessingDrawing" xmlns:w10="urn:schemas-microsoft-com:office:word" xmlns:w="http://schemas.openxmlformats.org/wordprocessingml/2006/main" xmlns:w14="http://schemas.microsoft.com/office/word/2010/wordml" xmlns:w15="http://schemas.microsoft.com/office/word/2012/wordml" xmlns:w16cex="http://schemas.microsoft.com/office/word/2018/wordml/cex" xmlns:w16cid="http://schemas.microsoft.com/office/word/2016/wordml/cid" xmlns:w16="http://schemas.microsoft.com/office/word/2018/wordml" xmlns:w16du="http://schemas.microsoft.com/office/word/2023/wordml/word16du" xmlns:w16sdtdh="http://schemas.microsoft.com/office/word/2020/wordml/sdtdatahash" xmlns:w16sdtfl="http://schemas.microsoft.com/office/word/2024/wordml/sdtformatlock" xmlns:w16se="http://schemas.microsoft.com/office/word/2015/wordml/symex" xmlns:wpg="http://schemas.microsoft.com/office/word/2010/wordprocessingGroup" xmlns:wpi="http://schemas.microsoft.com/office/word/2010/wordprocessingInk" xmlns:wne="http://schemas.microsoft.com/office/word/2006/wordml" xmlns:wps="http://schemas.microsoft.com/office/word/2010/wordprocessingShape" mc:Ignorable="w14 w15 w16se w16cid w16 w16cex w16sdtdh w16sdtfl w16du wp14">
+<w:endnotes xmlns:wpc="http://schemas.microsoft.com/office/word/2010/wordprocessingCanvas" xmlns:cx="http://schemas.microsoft.com/office/drawing/2014/chartex" xmlns:cx1="http://schemas.microsoft.com/office/drawing/2015/9/8/chartex" xmlns:cx2="http://schemas.microsoft.com/office/drawing/2015/10/21/chartex" xmlns:cx3="http://schemas.microsoft.com/office/drawing/2016/5/9/chartex" xmlns:cx4="http://schemas.microsoft.com/office/drawing/2016/5/10/chartex" xmlns:cx5="http://schemas.microsoft.com/office/drawing/2016/5/11/chartex" xmlns:cx6="http://schemas.microsoft.com/office/drawing/2016/5/12/chartex" xmlns:cx7="http://schemas.microsoft.com/office/drawing/2016/5/13/chartex" xmlns:cx8="http://schemas.microsoft.com/office/drawing/2016/5/14/chartex" xmlns:mc="http://schemas.openxmlformats.org/markup-compatibility/2006" xmlns:aink="http://schemas.microsoft.com/office/drawing/2016/ink" xmlns:am3d="http://schemas.microsoft.com/office/drawing/2017/model3d" xmlns:o="urn:schemas-microsoft-com:office:office" xmlns:r="http://schemas.openxmlformats.org/officeDocument/2006/relationships" xmlns:m="http://schemas.openxmlformats.org/officeDocument/2006/math" xmlns:v="urn:schemas-microsoft-com:vml" xmlns:wp14="http://schemas.microsoft.com/office/word/2010/wordprocessingDrawing" xmlns:wp="http://schemas.openxmlformats.org/drawingml/2006/wordprocessingDrawing" xmlns:w10="urn:schemas-microsoft-com:office:word" xmlns:w="http://schemas.openxmlformats.org/wordprocessingml/2006/main" xmlns:w14="http://schemas.microsoft.com/office/word/2010/wordml" xmlns:w15="http://schemas.microsoft.com/office/word/2012/wordml" xmlns:w16cid="http://schemas.microsoft.com/office/word/2016/wordml/cid" xmlns:w16se="http://schemas.microsoft.com/office/word/2015/wordml/symex" xmlns:wpg="http://schemas.microsoft.com/office/word/2010/wordprocessingGroup" xmlns:wpi="http://schemas.microsoft.com/office/word/2010/wordprocessingInk" xmlns:wne="http://schemas.microsoft.com/office/word/2006/wordml" xmlns:wps="http://schemas.microsoft.com/office/word/2010/wordprocessingShape" mc:Ignorable="w14 w15 w16se w16cid wp14">
   <w:endnote w:type="separator" w:id="-1">
     <w:p>
       <w:pPr>
@@ -19029,10 +19214,10 @@
 </file>
 
 <file path=word/footer1.xml><?xml version="1.0" encoding="utf-8"?>
-<w:ftr xmlns:wpc="http://schemas.microsoft.com/office/word/2010/wordprocessingCanvas" xmlns:cx="http://schemas.microsoft.com/office/drawing/2014/chartex" xmlns:cx1="http://schemas.microsoft.com/office/drawing/2015/9/8/chartex" xmlns:cx2="http://schemas.microsoft.com/office/drawing/2015/10/21/chartex" xmlns:cx3="http://schemas.microsoft.com/office/drawing/2016/5/9/chartex" xmlns:cx4="http://schemas.microsoft.com/office/drawing/2016/5/10/chartex" xmlns:cx5="http://schemas.microsoft.com/office/drawing/2016/5/11/chartex" xmlns:cx6="http://schemas.microsoft.com/office/drawing/2016/5/12/chartex" xmlns:cx7="http://schemas.microsoft.com/office/drawing/2016/5/13/chartex" xmlns:cx8="http://schemas.microsoft.com/office/drawing/2016/5/14/chartex" xmlns:mc="http://schemas.openxmlformats.org/markup-compatibility/2006" xmlns:aink="http://schemas.microsoft.com/office/drawing/2016/ink" xmlns:am3d="http://schemas.microsoft.com/office/drawing/2017/model3d" xmlns:o="urn:schemas-microsoft-com:office:office" xmlns:oel="http://schemas.microsoft.com/office/2019/extlst" xmlns:r="http://schemas.openxmlformats.org/officeDocument/2006/relationships" xmlns:m="http://schemas.openxmlformats.org/officeDocument/2006/math" xmlns:v="urn:schemas-microsoft-com:vml" xmlns:wp14="http://schemas.microsoft.com/office/word/2010/wordprocessingDrawing" xmlns:wp="http://schemas.openxmlformats.org/drawingml/2006/wordprocessingDrawing" xmlns:w10="urn:schemas-microsoft-com:office:word" xmlns:w="http://schemas.openxmlformats.org/wordprocessingml/2006/main" xmlns:w14="http://schemas.microsoft.com/office/word/2010/wordml" xmlns:w15="http://schemas.microsoft.com/office/word/2012/wordml" xmlns:w16cex="http://schemas.microsoft.com/office/word/2018/wordml/cex" xmlns:w16cid="http://schemas.microsoft.com/office/word/2016/wordml/cid" xmlns:w16="http://schemas.microsoft.com/office/word/2018/wordml" xmlns:w16du="http://schemas.microsoft.com/office/word/2023/wordml/word16du" xmlns:w16sdtdh="http://schemas.microsoft.com/office/word/2020/wordml/sdtdatahash" xmlns:w16sdtfl="http://schemas.microsoft.com/office/word/2024/wordml/sdtformatlock" xmlns:w16se="http://schemas.microsoft.com/office/word/2015/wordml/symex" xmlns:wpg="http://schemas.microsoft.com/office/word/2010/wordprocessingGroup" xmlns:wpi="http://schemas.microsoft.com/office/word/2010/wordprocessingInk" xmlns:wne="http://schemas.microsoft.com/office/word/2006/wordml" xmlns:wps="http://schemas.microsoft.com/office/word/2010/wordprocessingShape" mc:Ignorable="w14 w15 w16se w16cid w16 w16cex w16sdtdh w16sdtfl w16du wp14">
-  <w:bookmarkStart w:id="12" w:name="OLE_LINK7"/>
-  <w:bookmarkStart w:id="13" w:name="OLE_LINK8"/>
-  <w:bookmarkStart w:id="14" w:name="_Hlk453507624"/>
+<w:ftr xmlns:wpc="http://schemas.microsoft.com/office/word/2010/wordprocessingCanvas" xmlns:cx="http://schemas.microsoft.com/office/drawing/2014/chartex" xmlns:cx1="http://schemas.microsoft.com/office/drawing/2015/9/8/chartex" xmlns:cx2="http://schemas.microsoft.com/office/drawing/2015/10/21/chartex" xmlns:cx3="http://schemas.microsoft.com/office/drawing/2016/5/9/chartex" xmlns:cx4="http://schemas.microsoft.com/office/drawing/2016/5/10/chartex" xmlns:cx5="http://schemas.microsoft.com/office/drawing/2016/5/11/chartex" xmlns:cx6="http://schemas.microsoft.com/office/drawing/2016/5/12/chartex" xmlns:cx7="http://schemas.microsoft.com/office/drawing/2016/5/13/chartex" xmlns:cx8="http://schemas.microsoft.com/office/drawing/2016/5/14/chartex" xmlns:mc="http://schemas.openxmlformats.org/markup-compatibility/2006" xmlns:aink="http://schemas.microsoft.com/office/drawing/2016/ink" xmlns:am3d="http://schemas.microsoft.com/office/drawing/2017/model3d" xmlns:o="urn:schemas-microsoft-com:office:office" xmlns:r="http://schemas.openxmlformats.org/officeDocument/2006/relationships" xmlns:m="http://schemas.openxmlformats.org/officeDocument/2006/math" xmlns:v="urn:schemas-microsoft-com:vml" xmlns:wp14="http://schemas.microsoft.com/office/word/2010/wordprocessingDrawing" xmlns:wp="http://schemas.openxmlformats.org/drawingml/2006/wordprocessingDrawing" xmlns:w10="urn:schemas-microsoft-com:office:word" xmlns:w="http://schemas.openxmlformats.org/wordprocessingml/2006/main" xmlns:w14="http://schemas.microsoft.com/office/word/2010/wordml" xmlns:w15="http://schemas.microsoft.com/office/word/2012/wordml" xmlns:w16cid="http://schemas.microsoft.com/office/word/2016/wordml/cid" xmlns:w16se="http://schemas.microsoft.com/office/word/2015/wordml/symex" xmlns:wpg="http://schemas.microsoft.com/office/word/2010/wordprocessingGroup" xmlns:wpi="http://schemas.microsoft.com/office/word/2010/wordprocessingInk" xmlns:wne="http://schemas.microsoft.com/office/word/2006/wordml" xmlns:wps="http://schemas.microsoft.com/office/word/2010/wordprocessingShape" mc:Ignorable="w14 w15 w16se w16cid wp14">
+  <w:bookmarkStart w:id="13" w:name="OLE_LINK7"/>
+  <w:bookmarkStart w:id="14" w:name="OLE_LINK8"/>
+  <w:bookmarkStart w:id="15" w:name="_Hlk453507624"/>
   <w:p>
     <w:pPr>
       <w:pStyle w:val="af4"/>
@@ -19054,7 +19239,7 @@
       <mc:AlternateContent>
         <mc:Choice Requires="wps">
           <w:drawing>
-            <wp:anchor distT="0" distB="0" distL="114300" distR="114300" simplePos="0" relativeHeight="251658240" behindDoc="0" locked="0" layoutInCell="1" allowOverlap="1" wp14:anchorId="40FFFAC3" wp14:editId="3743E0DC">
+            <wp:anchor distT="0" distB="0" distL="114300" distR="114300" simplePos="0" relativeHeight="251658240" behindDoc="0" locked="0" layoutInCell="1" allowOverlap="1">
               <wp:simplePos x="0" y="0"/>
               <wp:positionH relativeFrom="column">
                 <wp:posOffset>0</wp:posOffset>
@@ -19182,9 +19367,9 @@
       <w:fldChar w:fldCharType="end"/>
     </w:r>
   </w:p>
-  <w:bookmarkEnd w:id="12"/>
   <w:bookmarkEnd w:id="13"/>
   <w:bookmarkEnd w:id="14"/>
+  <w:bookmarkEnd w:id="15"/>
   <w:p>
     <w:pPr>
       <w:pStyle w:val="af4"/>
@@ -19202,7 +19387,7 @@
 </file>
 
 <file path=word/footer2.xml><?xml version="1.0" encoding="utf-8"?>
-<w:ftr xmlns:wpc="http://schemas.microsoft.com/office/word/2010/wordprocessingCanvas" xmlns:cx="http://schemas.microsoft.com/office/drawing/2014/chartex" xmlns:cx1="http://schemas.microsoft.com/office/drawing/2015/9/8/chartex" xmlns:cx2="http://schemas.microsoft.com/office/drawing/2015/10/21/chartex" xmlns:cx3="http://schemas.microsoft.com/office/drawing/2016/5/9/chartex" xmlns:cx4="http://schemas.microsoft.com/office/drawing/2016/5/10/chartex" xmlns:cx5="http://schemas.microsoft.com/office/drawing/2016/5/11/chartex" xmlns:cx6="http://schemas.microsoft.com/office/drawing/2016/5/12/chartex" xmlns:cx7="http://schemas.microsoft.com/office/drawing/2016/5/13/chartex" xmlns:cx8="http://schemas.microsoft.com/office/drawing/2016/5/14/chartex" xmlns:mc="http://schemas.openxmlformats.org/markup-compatibility/2006" xmlns:aink="http://schemas.microsoft.com/office/drawing/2016/ink" xmlns:am3d="http://schemas.microsoft.com/office/drawing/2017/model3d" xmlns:o="urn:schemas-microsoft-com:office:office" xmlns:oel="http://schemas.microsoft.com/office/2019/extlst" xmlns:r="http://schemas.openxmlformats.org/officeDocument/2006/relationships" xmlns:m="http://schemas.openxmlformats.org/officeDocument/2006/math" xmlns:v="urn:schemas-microsoft-com:vml" xmlns:wp14="http://schemas.microsoft.com/office/word/2010/wordprocessingDrawing" xmlns:wp="http://schemas.openxmlformats.org/drawingml/2006/wordprocessingDrawing" xmlns:w10="urn:schemas-microsoft-com:office:word" xmlns:w="http://schemas.openxmlformats.org/wordprocessingml/2006/main" xmlns:w14="http://schemas.microsoft.com/office/word/2010/wordml" xmlns:w15="http://schemas.microsoft.com/office/word/2012/wordml" xmlns:w16cex="http://schemas.microsoft.com/office/word/2018/wordml/cex" xmlns:w16cid="http://schemas.microsoft.com/office/word/2016/wordml/cid" xmlns:w16="http://schemas.microsoft.com/office/word/2018/wordml" xmlns:w16du="http://schemas.microsoft.com/office/word/2023/wordml/word16du" xmlns:w16sdtdh="http://schemas.microsoft.com/office/word/2020/wordml/sdtdatahash" xmlns:w16sdtfl="http://schemas.microsoft.com/office/word/2024/wordml/sdtformatlock" xmlns:w16se="http://schemas.microsoft.com/office/word/2015/wordml/symex" xmlns:wpg="http://schemas.microsoft.com/office/word/2010/wordprocessingGroup" xmlns:wpi="http://schemas.microsoft.com/office/word/2010/wordprocessingInk" xmlns:wne="http://schemas.microsoft.com/office/word/2006/wordml" xmlns:wps="http://schemas.microsoft.com/office/word/2010/wordprocessingShape" mc:Ignorable="w14 w15 w16se w16cid w16 w16cex w16sdtdh w16sdtfl w16du wp14">
+<w:ftr xmlns:wpc="http://schemas.microsoft.com/office/word/2010/wordprocessingCanvas" xmlns:cx="http://schemas.microsoft.com/office/drawing/2014/chartex" xmlns:cx1="http://schemas.microsoft.com/office/drawing/2015/9/8/chartex" xmlns:cx2="http://schemas.microsoft.com/office/drawing/2015/10/21/chartex" xmlns:cx3="http://schemas.microsoft.com/office/drawing/2016/5/9/chartex" xmlns:cx4="http://schemas.microsoft.com/office/drawing/2016/5/10/chartex" xmlns:cx5="http://schemas.microsoft.com/office/drawing/2016/5/11/chartex" xmlns:cx6="http://schemas.microsoft.com/office/drawing/2016/5/12/chartex" xmlns:cx7="http://schemas.microsoft.com/office/drawing/2016/5/13/chartex" xmlns:cx8="http://schemas.microsoft.com/office/drawing/2016/5/14/chartex" xmlns:mc="http://schemas.openxmlformats.org/markup-compatibility/2006" xmlns:aink="http://schemas.microsoft.com/office/drawing/2016/ink" xmlns:am3d="http://schemas.microsoft.com/office/drawing/2017/model3d" xmlns:o="urn:schemas-microsoft-com:office:office" xmlns:r="http://schemas.openxmlformats.org/officeDocument/2006/relationships" xmlns:m="http://schemas.openxmlformats.org/officeDocument/2006/math" xmlns:v="urn:schemas-microsoft-com:vml" xmlns:wp14="http://schemas.microsoft.com/office/word/2010/wordprocessingDrawing" xmlns:wp="http://schemas.openxmlformats.org/drawingml/2006/wordprocessingDrawing" xmlns:w10="urn:schemas-microsoft-com:office:word" xmlns:w="http://schemas.openxmlformats.org/wordprocessingml/2006/main" xmlns:w14="http://schemas.microsoft.com/office/word/2010/wordml" xmlns:w15="http://schemas.microsoft.com/office/word/2012/wordml" xmlns:w16cid="http://schemas.microsoft.com/office/word/2016/wordml/cid" xmlns:w16se="http://schemas.microsoft.com/office/word/2015/wordml/symex" xmlns:wpg="http://schemas.microsoft.com/office/word/2010/wordprocessingGroup" xmlns:wpi="http://schemas.microsoft.com/office/word/2010/wordprocessingInk" xmlns:wne="http://schemas.microsoft.com/office/word/2006/wordml" xmlns:wps="http://schemas.microsoft.com/office/word/2010/wordprocessingShape" mc:Ignorable="w14 w15 w16se w16cid wp14">
   <w:p>
     <w:pPr>
       <w:tabs>
@@ -19230,7 +19415,7 @@
       <mc:AlternateContent>
         <mc:Choice Requires="wps">
           <w:drawing>
-            <wp:anchor distT="0" distB="0" distL="114300" distR="114300" simplePos="0" relativeHeight="251657216" behindDoc="0" locked="0" layoutInCell="1" allowOverlap="1" wp14:anchorId="130B1DDD" wp14:editId="2C857570">
+            <wp:anchor distT="0" distB="0" distL="114300" distR="114300" simplePos="0" relativeHeight="251657216" behindDoc="0" locked="0" layoutInCell="1" allowOverlap="1">
               <wp:simplePos x="0" y="0"/>
               <wp:positionH relativeFrom="column">
                 <wp:posOffset>0</wp:posOffset>
@@ -19436,7 +19621,7 @@
 </file>
 
 <file path=word/footnotes.xml><?xml version="1.0" encoding="utf-8"?>
-<w:footnotes xmlns:wpc="http://schemas.microsoft.com/office/word/2010/wordprocessingCanvas" xmlns:cx="http://schemas.microsoft.com/office/drawing/2014/chartex" xmlns:cx1="http://schemas.microsoft.com/office/drawing/2015/9/8/chartex" xmlns:cx2="http://schemas.microsoft.com/office/drawing/2015/10/21/chartex" xmlns:cx3="http://schemas.microsoft.com/office/drawing/2016/5/9/chartex" xmlns:cx4="http://schemas.microsoft.com/office/drawing/2016/5/10/chartex" xmlns:cx5="http://schemas.microsoft.com/office/drawing/2016/5/11/chartex" xmlns:cx6="http://schemas.microsoft.com/office/drawing/2016/5/12/chartex" xmlns:cx7="http://schemas.microsoft.com/office/drawing/2016/5/13/chartex" xmlns:cx8="http://schemas.microsoft.com/office/drawing/2016/5/14/chartex" xmlns:mc="http://schemas.openxmlformats.org/markup-compatibility/2006" xmlns:aink="http://schemas.microsoft.com/office/drawing/2016/ink" xmlns:am3d="http://schemas.microsoft.com/office/drawing/2017/model3d" xmlns:o="urn:schemas-microsoft-com:office:office" xmlns:oel="http://schemas.microsoft.com/office/2019/extlst" xmlns:r="http://schemas.openxmlformats.org/officeDocument/2006/relationships" xmlns:m="http://schemas.openxmlformats.org/officeDocument/2006/math" xmlns:v="urn:schemas-microsoft-com:vml" xmlns:wp14="http://schemas.microsoft.com/office/word/2010/wordprocessingDrawing" xmlns:wp="http://schemas.openxmlformats.org/drawingml/2006/wordprocessingDrawing" xmlns:w10="urn:schemas-microsoft-com:office:word" xmlns:w="http://schemas.openxmlformats.org/wordprocessingml/2006/main" xmlns:w14="http://schemas.microsoft.com/office/word/2010/wordml" xmlns:w15="http://schemas.microsoft.com/office/word/2012/wordml" xmlns:w16cex="http://schemas.microsoft.com/office/word/2018/wordml/cex" xmlns:w16cid="http://schemas.microsoft.com/office/word/2016/wordml/cid" xmlns:w16="http://schemas.microsoft.com/office/word/2018/wordml" xmlns:w16du="http://schemas.microsoft.com/office/word/2023/wordml/word16du" xmlns:w16sdtdh="http://schemas.microsoft.com/office/word/2020/wordml/sdtdatahash" xmlns:w16sdtfl="http://schemas.microsoft.com/office/word/2024/wordml/sdtformatlock" xmlns:w16se="http://schemas.microsoft.com/office/word/2015/wordml/symex" xmlns:wpg="http://schemas.microsoft.com/office/word/2010/wordprocessingGroup" xmlns:wpi="http://schemas.microsoft.com/office/word/2010/wordprocessingInk" xmlns:wne="http://schemas.microsoft.com/office/word/2006/wordml" xmlns:wps="http://schemas.microsoft.com/office/word/2010/wordprocessingShape" mc:Ignorable="w14 w15 w16se w16cid w16 w16cex w16sdtdh w16sdtfl w16du wp14">
+<w:footnotes xmlns:wpc="http://schemas.microsoft.com/office/word/2010/wordprocessingCanvas" xmlns:cx="http://schemas.microsoft.com/office/drawing/2014/chartex" xmlns:cx1="http://schemas.microsoft.com/office/drawing/2015/9/8/chartex" xmlns:cx2="http://schemas.microsoft.com/office/drawing/2015/10/21/chartex" xmlns:cx3="http://schemas.microsoft.com/office/drawing/2016/5/9/chartex" xmlns:cx4="http://schemas.microsoft.com/office/drawing/2016/5/10/chartex" xmlns:cx5="http://schemas.microsoft.com/office/drawing/2016/5/11/chartex" xmlns:cx6="http://schemas.microsoft.com/office/drawing/2016/5/12/chartex" xmlns:cx7="http://schemas.microsoft.com/office/drawing/2016/5/13/chartex" xmlns:cx8="http://schemas.microsoft.com/office/drawing/2016/5/14/chartex" xmlns:mc="http://schemas.openxmlformats.org/markup-compatibility/2006" xmlns:aink="http://schemas.microsoft.com/office/drawing/2016/ink" xmlns:am3d="http://schemas.microsoft.com/office/drawing/2017/model3d" xmlns:o="urn:schemas-microsoft-com:office:office" xmlns:r="http://schemas.openxmlformats.org/officeDocument/2006/relationships" xmlns:m="http://schemas.openxmlformats.org/officeDocument/2006/math" xmlns:v="urn:schemas-microsoft-com:vml" xmlns:wp14="http://schemas.microsoft.com/office/word/2010/wordprocessingDrawing" xmlns:wp="http://schemas.openxmlformats.org/drawingml/2006/wordprocessingDrawing" xmlns:w10="urn:schemas-microsoft-com:office:word" xmlns:w="http://schemas.openxmlformats.org/wordprocessingml/2006/main" xmlns:w14="http://schemas.microsoft.com/office/word/2010/wordml" xmlns:w15="http://schemas.microsoft.com/office/word/2012/wordml" xmlns:w16cid="http://schemas.microsoft.com/office/word/2016/wordml/cid" xmlns:w16se="http://schemas.microsoft.com/office/word/2015/wordml/symex" xmlns:wpg="http://schemas.microsoft.com/office/word/2010/wordprocessingGroup" xmlns:wpi="http://schemas.microsoft.com/office/word/2010/wordprocessingInk" xmlns:wne="http://schemas.microsoft.com/office/word/2006/wordml" xmlns:wps="http://schemas.microsoft.com/office/word/2010/wordprocessingShape" mc:Ignorable="w14 w15 w16se w16cid wp14">
   <w:footnote w:type="separator" w:id="-1">
     <w:p>
       <w:pPr>
@@ -19461,7 +19646,7 @@
 </file>
 
 <file path=word/header1.xml><?xml version="1.0" encoding="utf-8"?>
-<w:hdr xmlns:wpc="http://schemas.microsoft.com/office/word/2010/wordprocessingCanvas" xmlns:cx="http://schemas.microsoft.com/office/drawing/2014/chartex" xmlns:cx1="http://schemas.microsoft.com/office/drawing/2015/9/8/chartex" xmlns:cx2="http://schemas.microsoft.com/office/drawing/2015/10/21/chartex" xmlns:cx3="http://schemas.microsoft.com/office/drawing/2016/5/9/chartex" xmlns:cx4="http://schemas.microsoft.com/office/drawing/2016/5/10/chartex" xmlns:cx5="http://schemas.microsoft.com/office/drawing/2016/5/11/chartex" xmlns:cx6="http://schemas.microsoft.com/office/drawing/2016/5/12/chartex" xmlns:cx7="http://schemas.microsoft.com/office/drawing/2016/5/13/chartex" xmlns:cx8="http://schemas.microsoft.com/office/drawing/2016/5/14/chartex" xmlns:mc="http://schemas.openxmlformats.org/markup-compatibility/2006" xmlns:aink="http://schemas.microsoft.com/office/drawing/2016/ink" xmlns:am3d="http://schemas.microsoft.com/office/drawing/2017/model3d" xmlns:o="urn:schemas-microsoft-com:office:office" xmlns:oel="http://schemas.microsoft.com/office/2019/extlst" xmlns:r="http://schemas.openxmlformats.org/officeDocument/2006/relationships" xmlns:m="http://schemas.openxmlformats.org/officeDocument/2006/math" xmlns:v="urn:schemas-microsoft-com:vml" xmlns:wp14="http://schemas.microsoft.com/office/word/2010/wordprocessingDrawing" xmlns:wp="http://schemas.openxmlformats.org/drawingml/2006/wordprocessingDrawing" xmlns:w10="urn:schemas-microsoft-com:office:word" xmlns:w="http://schemas.openxmlformats.org/wordprocessingml/2006/main" xmlns:w14="http://schemas.microsoft.com/office/word/2010/wordml" xmlns:w15="http://schemas.microsoft.com/office/word/2012/wordml" xmlns:w16cex="http://schemas.microsoft.com/office/word/2018/wordml/cex" xmlns:w16cid="http://schemas.microsoft.com/office/word/2016/wordml/cid" xmlns:w16="http://schemas.microsoft.com/office/word/2018/wordml" xmlns:w16du="http://schemas.microsoft.com/office/word/2023/wordml/word16du" xmlns:w16sdtdh="http://schemas.microsoft.com/office/word/2020/wordml/sdtdatahash" xmlns:w16sdtfl="http://schemas.microsoft.com/office/word/2024/wordml/sdtformatlock" xmlns:w16se="http://schemas.microsoft.com/office/word/2015/wordml/symex" xmlns:wpg="http://schemas.microsoft.com/office/word/2010/wordprocessingGroup" xmlns:wpi="http://schemas.microsoft.com/office/word/2010/wordprocessingInk" xmlns:wne="http://schemas.microsoft.com/office/word/2006/wordml" xmlns:wps="http://schemas.microsoft.com/office/word/2010/wordprocessingShape" mc:Ignorable="w14 w15 w16se w16cid w16 w16cex w16sdtdh w16sdtfl w16du wp14">
+<w:hdr xmlns:wpc="http://schemas.microsoft.com/office/word/2010/wordprocessingCanvas" xmlns:cx="http://schemas.microsoft.com/office/drawing/2014/chartex" xmlns:cx1="http://schemas.microsoft.com/office/drawing/2015/9/8/chartex" xmlns:cx2="http://schemas.microsoft.com/office/drawing/2015/10/21/chartex" xmlns:cx3="http://schemas.microsoft.com/office/drawing/2016/5/9/chartex" xmlns:cx4="http://schemas.microsoft.com/office/drawing/2016/5/10/chartex" xmlns:cx5="http://schemas.microsoft.com/office/drawing/2016/5/11/chartex" xmlns:cx6="http://schemas.microsoft.com/office/drawing/2016/5/12/chartex" xmlns:cx7="http://schemas.microsoft.com/office/drawing/2016/5/13/chartex" xmlns:cx8="http://schemas.microsoft.com/office/drawing/2016/5/14/chartex" xmlns:mc="http://schemas.openxmlformats.org/markup-compatibility/2006" xmlns:aink="http://schemas.microsoft.com/office/drawing/2016/ink" xmlns:am3d="http://schemas.microsoft.com/office/drawing/2017/model3d" xmlns:o="urn:schemas-microsoft-com:office:office" xmlns:r="http://schemas.openxmlformats.org/officeDocument/2006/relationships" xmlns:m="http://schemas.openxmlformats.org/officeDocument/2006/math" xmlns:v="urn:schemas-microsoft-com:vml" xmlns:wp14="http://schemas.microsoft.com/office/word/2010/wordprocessingDrawing" xmlns:wp="http://schemas.openxmlformats.org/drawingml/2006/wordprocessingDrawing" xmlns:w10="urn:schemas-microsoft-com:office:word" xmlns:w="http://schemas.openxmlformats.org/wordprocessingml/2006/main" xmlns:w14="http://schemas.microsoft.com/office/word/2010/wordml" xmlns:w15="http://schemas.microsoft.com/office/word/2012/wordml" xmlns:w16cid="http://schemas.microsoft.com/office/word/2016/wordml/cid" xmlns:w16se="http://schemas.microsoft.com/office/word/2015/wordml/symex" xmlns:wpg="http://schemas.microsoft.com/office/word/2010/wordprocessingGroup" xmlns:wpi="http://schemas.microsoft.com/office/word/2010/wordprocessingInk" xmlns:wne="http://schemas.microsoft.com/office/word/2006/wordml" xmlns:wps="http://schemas.microsoft.com/office/word/2010/wordprocessingShape" mc:Ignorable="w14 w15 w16se w16cid wp14">
   <w:p>
     <w:pPr>
       <w:pStyle w:val="ac"/>
@@ -19481,7 +19666,7 @@
         <w:noProof/>
       </w:rPr>
       <w:drawing>
-        <wp:inline distT="0" distB="0" distL="0" distR="0" wp14:anchorId="71C0DD4F" wp14:editId="0EF710FE">
+        <wp:inline distT="0" distB="0" distL="0" distR="0">
           <wp:extent cx="883920" cy="342900"/>
           <wp:effectExtent l="19050" t="0" r="0" b="0"/>
           <wp:docPr id="4" name="图片 4" descr="创维.jpg"/>
@@ -19543,7 +19728,7 @@
         <w:noProof/>
       </w:rPr>
       <w:drawing>
-        <wp:inline distT="0" distB="0" distL="0" distR="0" wp14:anchorId="3753AC54" wp14:editId="2006D401">
+        <wp:inline distT="0" distB="0" distL="0" distR="0">
           <wp:extent cx="800100" cy="320040"/>
           <wp:effectExtent l="19050" t="0" r="0" b="0"/>
           <wp:docPr id="5" name="图片 5" descr="https://timgsa.baidu.com/timg?image&amp;quality=80&amp;size=b9999_10000&amp;sec=1522780123846&amp;di=12b34fa916a3bc7e436762c3fc118f4d&amp;imgtype=0&amp;src=http%3A%2F%2Fwww.techclinch.com%2Fwp-content%2Fuploads%2F2014%2F11%2F800px-IBM_logo.png"/>
@@ -19593,7 +19778,7 @@
 </file>
 
 <file path=word/header2.xml><?xml version="1.0" encoding="utf-8"?>
-<w:hdr xmlns:wpc="http://schemas.microsoft.com/office/word/2010/wordprocessingCanvas" xmlns:cx="http://schemas.microsoft.com/office/drawing/2014/chartex" xmlns:cx1="http://schemas.microsoft.com/office/drawing/2015/9/8/chartex" xmlns:cx2="http://schemas.microsoft.com/office/drawing/2015/10/21/chartex" xmlns:cx3="http://schemas.microsoft.com/office/drawing/2016/5/9/chartex" xmlns:cx4="http://schemas.microsoft.com/office/drawing/2016/5/10/chartex" xmlns:cx5="http://schemas.microsoft.com/office/drawing/2016/5/11/chartex" xmlns:cx6="http://schemas.microsoft.com/office/drawing/2016/5/12/chartex" xmlns:cx7="http://schemas.microsoft.com/office/drawing/2016/5/13/chartex" xmlns:cx8="http://schemas.microsoft.com/office/drawing/2016/5/14/chartex" xmlns:mc="http://schemas.openxmlformats.org/markup-compatibility/2006" xmlns:aink="http://schemas.microsoft.com/office/drawing/2016/ink" xmlns:am3d="http://schemas.microsoft.com/office/drawing/2017/model3d" xmlns:o="urn:schemas-microsoft-com:office:office" xmlns:oel="http://schemas.microsoft.com/office/2019/extlst" xmlns:r="http://schemas.openxmlformats.org/officeDocument/2006/relationships" xmlns:m="http://schemas.openxmlformats.org/officeDocument/2006/math" xmlns:v="urn:schemas-microsoft-com:vml" xmlns:wp14="http://schemas.microsoft.com/office/word/2010/wordprocessingDrawing" xmlns:wp="http://schemas.openxmlformats.org/drawingml/2006/wordprocessingDrawing" xmlns:w10="urn:schemas-microsoft-com:office:word" xmlns:w="http://schemas.openxmlformats.org/wordprocessingml/2006/main" xmlns:w14="http://schemas.microsoft.com/office/word/2010/wordml" xmlns:w15="http://schemas.microsoft.com/office/word/2012/wordml" xmlns:w16cex="http://schemas.microsoft.com/office/word/2018/wordml/cex" xmlns:w16cid="http://schemas.microsoft.com/office/word/2016/wordml/cid" xmlns:w16="http://schemas.microsoft.com/office/word/2018/wordml" xmlns:w16du="http://schemas.microsoft.com/office/word/2023/wordml/word16du" xmlns:w16sdtdh="http://schemas.microsoft.com/office/word/2020/wordml/sdtdatahash" xmlns:w16sdtfl="http://schemas.microsoft.com/office/word/2024/wordml/sdtformatlock" xmlns:w16se="http://schemas.microsoft.com/office/word/2015/wordml/symex" xmlns:wpg="http://schemas.microsoft.com/office/word/2010/wordprocessingGroup" xmlns:wpi="http://schemas.microsoft.com/office/word/2010/wordprocessingInk" xmlns:wne="http://schemas.microsoft.com/office/word/2006/wordml" xmlns:wps="http://schemas.microsoft.com/office/word/2010/wordprocessingShape" mc:Ignorable="w14 w15 w16se w16cid w16 w16cex w16sdtdh w16sdtfl w16du wp14">
+<w:hdr xmlns:wpc="http://schemas.microsoft.com/office/word/2010/wordprocessingCanvas" xmlns:cx="http://schemas.microsoft.com/office/drawing/2014/chartex" xmlns:cx1="http://schemas.microsoft.com/office/drawing/2015/9/8/chartex" xmlns:cx2="http://schemas.microsoft.com/office/drawing/2015/10/21/chartex" xmlns:cx3="http://schemas.microsoft.com/office/drawing/2016/5/9/chartex" xmlns:cx4="http://schemas.microsoft.com/office/drawing/2016/5/10/chartex" xmlns:cx5="http://schemas.microsoft.com/office/drawing/2016/5/11/chartex" xmlns:cx6="http://schemas.microsoft.com/office/drawing/2016/5/12/chartex" xmlns:cx7="http://schemas.microsoft.com/office/drawing/2016/5/13/chartex" xmlns:cx8="http://schemas.microsoft.com/office/drawing/2016/5/14/chartex" xmlns:mc="http://schemas.openxmlformats.org/markup-compatibility/2006" xmlns:aink="http://schemas.microsoft.com/office/drawing/2016/ink" xmlns:am3d="http://schemas.microsoft.com/office/drawing/2017/model3d" xmlns:o="urn:schemas-microsoft-com:office:office" xmlns:r="http://schemas.openxmlformats.org/officeDocument/2006/relationships" xmlns:m="http://schemas.openxmlformats.org/officeDocument/2006/math" xmlns:v="urn:schemas-microsoft-com:vml" xmlns:wp14="http://schemas.microsoft.com/office/word/2010/wordprocessingDrawing" xmlns:wp="http://schemas.openxmlformats.org/drawingml/2006/wordprocessingDrawing" xmlns:w10="urn:schemas-microsoft-com:office:word" xmlns:w="http://schemas.openxmlformats.org/wordprocessingml/2006/main" xmlns:w14="http://schemas.microsoft.com/office/word/2010/wordml" xmlns:w15="http://schemas.microsoft.com/office/word/2012/wordml" xmlns:w16cid="http://schemas.microsoft.com/office/word/2016/wordml/cid" xmlns:w16se="http://schemas.microsoft.com/office/word/2015/wordml/symex" xmlns:wpg="http://schemas.microsoft.com/office/word/2010/wordprocessingGroup" xmlns:wpi="http://schemas.microsoft.com/office/word/2010/wordprocessingInk" xmlns:wne="http://schemas.microsoft.com/office/word/2006/wordml" xmlns:wps="http://schemas.microsoft.com/office/word/2010/wordprocessingShape" mc:Ignorable="w14 w15 w16se w16cid wp14">
   <w:p>
     <w:pPr>
       <w:pStyle w:val="ac"/>
@@ -19613,7 +19798,7 @@
         <w:noProof/>
       </w:rPr>
       <w:drawing>
-        <wp:inline distT="0" distB="0" distL="0" distR="0" wp14:anchorId="42161F7B" wp14:editId="65C27711">
+        <wp:inline distT="0" distB="0" distL="0" distR="0">
           <wp:extent cx="883920" cy="342900"/>
           <wp:effectExtent l="19050" t="0" r="0" b="0"/>
           <wp:docPr id="6" name="图片 7" descr="创维.jpg"/>
@@ -19684,7 +19869,7 @@
         <w:noProof/>
       </w:rPr>
       <w:drawing>
-        <wp:inline distT="0" distB="0" distL="0" distR="0" wp14:anchorId="705EA8A8" wp14:editId="7A791AEE">
+        <wp:inline distT="0" distB="0" distL="0" distR="0">
           <wp:extent cx="800100" cy="320040"/>
           <wp:effectExtent l="19050" t="0" r="0" b="0"/>
           <wp:docPr id="7" name="Picture 4" descr="https://timgsa.baidu.com/timg?image&amp;quality=80&amp;size=b9999_10000&amp;sec=1522780123846&amp;di=12b34fa916a3bc7e436762c3fc118f4d&amp;imgtype=0&amp;src=http%3A%2F%2Fwww.techclinch.com%2Fwp-content%2Fuploads%2F2014%2F11%2F800px-IBM_logo.png"/>
@@ -19734,7 +19919,7 @@
 </file>
 
 <file path=word/numbering.xml><?xml version="1.0" encoding="utf-8"?>
-<w:numbering xmlns:wpc="http://schemas.microsoft.com/office/word/2010/wordprocessingCanvas" xmlns:cx="http://schemas.microsoft.com/office/drawing/2014/chartex" xmlns:cx1="http://schemas.microsoft.com/office/drawing/2015/9/8/chartex" xmlns:cx2="http://schemas.microsoft.com/office/drawing/2015/10/21/chartex" xmlns:cx3="http://schemas.microsoft.com/office/drawing/2016/5/9/chartex" xmlns:cx4="http://schemas.microsoft.com/office/drawing/2016/5/10/chartex" xmlns:cx5="http://schemas.microsoft.com/office/drawing/2016/5/11/chartex" xmlns:cx6="http://schemas.microsoft.com/office/drawing/2016/5/12/chartex" xmlns:cx7="http://schemas.microsoft.com/office/drawing/2016/5/13/chartex" xmlns:cx8="http://schemas.microsoft.com/office/drawing/2016/5/14/chartex" xmlns:mc="http://schemas.openxmlformats.org/markup-compatibility/2006" xmlns:aink="http://schemas.microsoft.com/office/drawing/2016/ink" xmlns:am3d="http://schemas.microsoft.com/office/drawing/2017/model3d" xmlns:o="urn:schemas-microsoft-com:office:office" xmlns:oel="http://schemas.microsoft.com/office/2019/extlst" xmlns:r="http://schemas.openxmlformats.org/officeDocument/2006/relationships" xmlns:m="http://schemas.openxmlformats.org/officeDocument/2006/math" xmlns:v="urn:schemas-microsoft-com:vml" xmlns:wp14="http://schemas.microsoft.com/office/word/2010/wordprocessingDrawing" xmlns:wp="http://schemas.openxmlformats.org/drawingml/2006/wordprocessingDrawing" xmlns:w10="urn:schemas-microsoft-com:office:word" xmlns:w="http://schemas.openxmlformats.org/wordprocessingml/2006/main" xmlns:w14="http://schemas.microsoft.com/office/word/2010/wordml" xmlns:w15="http://schemas.microsoft.com/office/word/2012/wordml" xmlns:w16cex="http://schemas.microsoft.com/office/word/2018/wordml/cex" xmlns:w16cid="http://schemas.microsoft.com/office/word/2016/wordml/cid" xmlns:w16="http://schemas.microsoft.com/office/word/2018/wordml" xmlns:w16du="http://schemas.microsoft.com/office/word/2023/wordml/word16du" xmlns:w16sdtdh="http://schemas.microsoft.com/office/word/2020/wordml/sdtdatahash" xmlns:w16sdtfl="http://schemas.microsoft.com/office/word/2024/wordml/sdtformatlock" xmlns:w16se="http://schemas.microsoft.com/office/word/2015/wordml/symex" xmlns:wpg="http://schemas.microsoft.com/office/word/2010/wordprocessingGroup" xmlns:wpi="http://schemas.microsoft.com/office/word/2010/wordprocessingInk" xmlns:wne="http://schemas.microsoft.com/office/word/2006/wordml" xmlns:wps="http://schemas.microsoft.com/office/word/2010/wordprocessingShape" mc:Ignorable="w14 w15 w16se w16cid w16 w16cex w16sdtdh w16sdtfl w16du wp14">
+<w:numbering xmlns:wpc="http://schemas.microsoft.com/office/word/2010/wordprocessingCanvas" xmlns:cx="http://schemas.microsoft.com/office/drawing/2014/chartex" xmlns:cx1="http://schemas.microsoft.com/office/drawing/2015/9/8/chartex" xmlns:cx2="http://schemas.microsoft.com/office/drawing/2015/10/21/chartex" xmlns:cx3="http://schemas.microsoft.com/office/drawing/2016/5/9/chartex" xmlns:cx4="http://schemas.microsoft.com/office/drawing/2016/5/10/chartex" xmlns:cx5="http://schemas.microsoft.com/office/drawing/2016/5/11/chartex" xmlns:cx6="http://schemas.microsoft.com/office/drawing/2016/5/12/chartex" xmlns:cx7="http://schemas.microsoft.com/office/drawing/2016/5/13/chartex" xmlns:cx8="http://schemas.microsoft.com/office/drawing/2016/5/14/chartex" xmlns:mc="http://schemas.openxmlformats.org/markup-compatibility/2006" xmlns:aink="http://schemas.microsoft.com/office/drawing/2016/ink" xmlns:am3d="http://schemas.microsoft.com/office/drawing/2017/model3d" xmlns:o="urn:schemas-microsoft-com:office:office" xmlns:r="http://schemas.openxmlformats.org/officeDocument/2006/relationships" xmlns:m="http://schemas.openxmlformats.org/officeDocument/2006/math" xmlns:v="urn:schemas-microsoft-com:vml" xmlns:wp14="http://schemas.microsoft.com/office/word/2010/wordprocessingDrawing" xmlns:wp="http://schemas.openxmlformats.org/drawingml/2006/wordprocessingDrawing" xmlns:w10="urn:schemas-microsoft-com:office:word" xmlns:w="http://schemas.openxmlformats.org/wordprocessingml/2006/main" xmlns:w14="http://schemas.microsoft.com/office/word/2010/wordml" xmlns:w15="http://schemas.microsoft.com/office/word/2012/wordml" xmlns:w16cid="http://schemas.microsoft.com/office/word/2016/wordml/cid" xmlns:w16se="http://schemas.microsoft.com/office/word/2015/wordml/symex" xmlns:wpg="http://schemas.microsoft.com/office/word/2010/wordprocessingGroup" xmlns:wpi="http://schemas.microsoft.com/office/word/2010/wordprocessingInk" xmlns:wne="http://schemas.microsoft.com/office/word/2006/wordml" xmlns:wps="http://schemas.microsoft.com/office/word/2010/wordprocessingShape" mc:Ignorable="w14 w15 w16se w16cid wp14">
   <w:abstractNum w:abstractNumId="0" w15:restartNumberingAfterBreak="0">
     <w:nsid w:val="0000001B"/>
     <w:multiLevelType w:val="multilevel"/>
@@ -21809,86 +21994,86 @@
       </w:pPr>
     </w:lvl>
   </w:abstractNum>
-  <w:num w:numId="1" w16cid:durableId="884416404">
+  <w:num w:numId="1">
     <w:abstractNumId w:val="0"/>
   </w:num>
-  <w:num w:numId="2" w16cid:durableId="1257440602">
+  <w:num w:numId="2">
     <w:abstractNumId w:val="12"/>
   </w:num>
-  <w:num w:numId="3" w16cid:durableId="66003848">
+  <w:num w:numId="3">
     <w:abstractNumId w:val="15"/>
   </w:num>
-  <w:num w:numId="4" w16cid:durableId="641159406">
+  <w:num w:numId="4">
     <w:abstractNumId w:val="22"/>
   </w:num>
-  <w:num w:numId="5" w16cid:durableId="293751824">
+  <w:num w:numId="5">
     <w:abstractNumId w:val="24"/>
   </w:num>
-  <w:num w:numId="6" w16cid:durableId="707097910">
+  <w:num w:numId="6">
     <w:abstractNumId w:val="7"/>
   </w:num>
-  <w:num w:numId="7" w16cid:durableId="1558278313">
+  <w:num w:numId="7">
     <w:abstractNumId w:val="17"/>
   </w:num>
-  <w:num w:numId="8" w16cid:durableId="1591354380">
+  <w:num w:numId="8">
     <w:abstractNumId w:val="18"/>
   </w:num>
-  <w:num w:numId="9" w16cid:durableId="1740513771">
+  <w:num w:numId="9">
     <w:abstractNumId w:val="16"/>
   </w:num>
-  <w:num w:numId="10" w16cid:durableId="1568876175">
+  <w:num w:numId="10">
     <w:abstractNumId w:val="13"/>
   </w:num>
-  <w:num w:numId="11" w16cid:durableId="1505054627">
+  <w:num w:numId="11">
     <w:abstractNumId w:val="14"/>
   </w:num>
-  <w:num w:numId="12" w16cid:durableId="1725713132">
+  <w:num w:numId="12">
     <w:abstractNumId w:val="1"/>
   </w:num>
-  <w:num w:numId="13" w16cid:durableId="165479562">
+  <w:num w:numId="13">
     <w:abstractNumId w:val="10"/>
   </w:num>
-  <w:num w:numId="14" w16cid:durableId="474369410">
+  <w:num w:numId="14">
     <w:abstractNumId w:val="4"/>
   </w:num>
-  <w:num w:numId="15" w16cid:durableId="276373044">
+  <w:num w:numId="15">
     <w:abstractNumId w:val="11"/>
   </w:num>
-  <w:num w:numId="16" w16cid:durableId="1851943018">
+  <w:num w:numId="16">
     <w:abstractNumId w:val="20"/>
   </w:num>
-  <w:num w:numId="17" w16cid:durableId="1386642461">
+  <w:num w:numId="17">
     <w:abstractNumId w:val="9"/>
   </w:num>
-  <w:num w:numId="18" w16cid:durableId="1735666419">
+  <w:num w:numId="18">
     <w:abstractNumId w:val="23"/>
   </w:num>
-  <w:num w:numId="19" w16cid:durableId="1631276315">
+  <w:num w:numId="19">
     <w:abstractNumId w:val="21"/>
   </w:num>
-  <w:num w:numId="20" w16cid:durableId="1813643738">
+  <w:num w:numId="20">
     <w:abstractNumId w:val="5"/>
   </w:num>
-  <w:num w:numId="21" w16cid:durableId="948046501">
+  <w:num w:numId="21">
     <w:abstractNumId w:val="6"/>
   </w:num>
-  <w:num w:numId="22" w16cid:durableId="1043596269">
+  <w:num w:numId="22">
     <w:abstractNumId w:val="2"/>
   </w:num>
-  <w:num w:numId="23" w16cid:durableId="822507571">
+  <w:num w:numId="23">
     <w:abstractNumId w:val="19"/>
   </w:num>
-  <w:num w:numId="24" w16cid:durableId="396981085">
+  <w:num w:numId="24">
     <w:abstractNumId w:val="8"/>
   </w:num>
-  <w:num w:numId="25" w16cid:durableId="1377729975">
+  <w:num w:numId="25">
     <w:abstractNumId w:val="3"/>
   </w:num>
 </w:numbering>
 </file>
 
 <file path=word/styles.xml><?xml version="1.0" encoding="utf-8"?>
-<w:styles xmlns:mc="http://schemas.openxmlformats.org/markup-compatibility/2006" xmlns:r="http://schemas.openxmlformats.org/officeDocument/2006/relationships" xmlns:w="http://schemas.openxmlformats.org/wordprocessingml/2006/main" xmlns:w14="http://schemas.microsoft.com/office/word/2010/wordml" xmlns:w15="http://schemas.microsoft.com/office/word/2012/wordml" xmlns:w16cex="http://schemas.microsoft.com/office/word/2018/wordml/cex" xmlns:w16cid="http://schemas.microsoft.com/office/word/2016/wordml/cid" xmlns:w16="http://schemas.microsoft.com/office/word/2018/wordml" xmlns:w16du="http://schemas.microsoft.com/office/word/2023/wordml/word16du" xmlns:w16sdtdh="http://schemas.microsoft.com/office/word/2020/wordml/sdtdatahash" xmlns:w16sdtfl="http://schemas.microsoft.com/office/word/2024/wordml/sdtformatlock" xmlns:w16se="http://schemas.microsoft.com/office/word/2015/wordml/symex" mc:Ignorable="w14 w15 w16se w16cid w16 w16cex w16sdtdh w16sdtfl w16du">
+<w:styles xmlns:mc="http://schemas.openxmlformats.org/markup-compatibility/2006" xmlns:r="http://schemas.openxmlformats.org/officeDocument/2006/relationships" xmlns:w="http://schemas.openxmlformats.org/wordprocessingml/2006/main" xmlns:w14="http://schemas.microsoft.com/office/word/2010/wordml" xmlns:w15="http://schemas.microsoft.com/office/word/2012/wordml" xmlns:w16cid="http://schemas.microsoft.com/office/word/2016/wordml/cid" xmlns:w16se="http://schemas.microsoft.com/office/word/2015/wordml/symex" mc:Ignorable="w14 w15 w16se w16cid">
   <w:docDefaults>
     <w:rPrDefault>
       <w:rPr>
@@ -22515,6 +22700,7 @@
   <w:style w:type="character" w:default="1" w:styleId="a0">
     <w:name w:val="Default Paragraph Font"/>
     <w:uiPriority w:val="1"/>
+    <w:semiHidden/>
     <w:unhideWhenUsed/>
   </w:style>
   <w:style w:type="table" w:default="1" w:styleId="a1">
